--- a/src/Layers/W1/BaseApp/Inventory/Reports/InventoryOrderDetailsBody.docx
+++ b/src/Layers/W1/BaseApp/Inventory/Reports/InventoryOrderDetailsBody.docx
@@ -1,14 +1,2759 @@
 
 <file path=word/document.xml><?xml version="1.0" encoding="utf-8"?>
-<w:document xmlns:wpc="http://schemas.microsoft.com/office/word/2010/wordprocessingCanvas" xmlns:mc="http://schemas.openxmlformats.org/markup-compatibility/2006" xmlns:o="urn:schemas-microsoft-com:office:office" xmlns:r="http://schemas.openxmlformats.org/officeDocument/2006/relationships" xmlns:m="http://schemas.openxmlformats.org/officeDocument/2006/math" xmlns:v="urn:schemas-microsoft-com:vml" xmlns:wp14="http://schemas.microsoft.com/office/word/2010/wordprocessingDrawing" xmlns:wp="http://schemas.openxmlformats.org/drawingml/2006/wordprocessingDrawing" xmlns:w10="urn:schemas-microsoft-com:office:word" xmlns:w="http://schemas.openxmlformats.org/wordprocessingml/2006/main" xmlns:w14="http://schemas.microsoft.com/office/word/2010/wordml" xmlns:w15="http://schemas.microsoft.com/office/word/2012/wordml" xmlns:wpg="http://schemas.microsoft.com/office/word/2010/wordprocessingGroup" xmlns:wpi="http://schemas.microsoft.com/office/word/2010/wordprocessingInk" xmlns:wne="http://schemas.microsoft.com/office/word/2006/wordml" xmlns:wps="http://schemas.microsoft.com/office/word/2010/wordprocessingShape" mc:Ignorable="w14 w15 wp14">
+<w:document xmlns:wpc="http://schemas.microsoft.com/office/word/2010/wordprocessingCanvas" xmlns:cx="http://schemas.microsoft.com/office/drawing/2014/chartex" xmlns:cx1="http://schemas.microsoft.com/office/drawing/2015/9/8/chartex" xmlns:cx2="http://schemas.microsoft.com/office/drawing/2015/10/21/chartex" xmlns:cx3="http://schemas.microsoft.com/office/drawing/2016/5/9/chartex" xmlns:cx4="http://schemas.microsoft.com/office/drawing/2016/5/10/chartex" xmlns:cx5="http://schemas.microsoft.com/office/drawing/2016/5/11/chartex" xmlns:cx6="http://schemas.microsoft.com/office/drawing/2016/5/12/chartex" xmlns:cx7="http://schemas.microsoft.com/office/drawing/2016/5/13/chartex" xmlns:cx8="http://schemas.microsoft.com/office/drawing/2016/5/14/chartex" xmlns:mc="http://schemas.openxmlformats.org/markup-compatibility/2006" xmlns:aink="http://schemas.microsoft.com/office/drawing/2016/ink" xmlns:am3d="http://schemas.microsoft.com/office/drawing/2017/model3d" xmlns:o="urn:schemas-microsoft-com:office:office" xmlns:oel="http://schemas.microsoft.com/office/2019/extlst" xmlns:r="http://schemas.openxmlformats.org/officeDocument/2006/relationships" xmlns:m="http://schemas.openxmlformats.org/officeDocument/2006/math" xmlns:v="urn:schemas-microsoft-com:vml" xmlns:wp14="http://schemas.microsoft.com/office/word/2010/wordprocessingDrawing" xmlns:wp="http://schemas.openxmlformats.org/drawingml/2006/wordprocessingDrawing" xmlns:w10="urn:schemas-microsoft-com:office:word" xmlns:w="http://schemas.openxmlformats.org/wordprocessingml/2006/main" xmlns:w14="http://schemas.microsoft.com/office/word/2010/wordml" xmlns:w15="http://schemas.microsoft.com/office/word/2012/wordml" xmlns:w16cex="http://schemas.microsoft.com/office/word/2018/wordml/cex" xmlns:w16cid="http://schemas.microsoft.com/office/word/2016/wordml/cid" xmlns:w16="http://schemas.microsoft.com/office/word/2018/wordml" xmlns:w16du="http://schemas.microsoft.com/office/word/2023/wordml/word16du" xmlns:w16sdtdh="http://schemas.microsoft.com/office/word/2020/wordml/sdtdatahash" xmlns:w16sdtfl="http://schemas.microsoft.com/office/word/2024/wordml/sdtformatlock" xmlns:w16se="http://schemas.microsoft.com/office/word/2015/wordml/symex" xmlns:wpg="http://schemas.microsoft.com/office/word/2010/wordprocessingGroup" xmlns:wpi="http://schemas.microsoft.com/office/word/2010/wordprocessingInk" xmlns:wne="http://schemas.microsoft.com/office/word/2006/wordml" xmlns:wps="http://schemas.microsoft.com/office/word/2010/wordprocessingShape" mc:Ignorable="w14 w15 w16se w16cid w16 w16cex w16sdtdh w16sdtfl w16du wp14">
   <w:body>
+    <w:tbl>
+      <w:tblPr>
+        <w:tblStyle w:val="TableGridLight"/>
+        <w:tblW w:w="0" w:type="auto"/>
+        <w:tblBorders>
+          <w:top w:val="none" w:color="auto" w:sz="0" w:space="0"/>
+          <w:left w:val="none" w:color="auto" w:sz="0" w:space="0"/>
+          <w:bottom w:val="none" w:color="auto" w:sz="0" w:space="0"/>
+          <w:right w:val="none" w:color="auto" w:sz="0" w:space="0"/>
+          <w:insideH w:val="none" w:color="auto" w:sz="0" w:space="0"/>
+          <w:insideV w:val="none" w:color="auto" w:sz="0" w:space="0"/>
+        </w:tblBorders>
+        <w:tblLook w:val="04A0" w:firstRow="1" w:lastRow="0" w:firstColumn="1" w:lastColumn="0" w:noHBand="0" w:noVBand="1"/>
+      </w:tblPr>
+      <w:tblGrid>
+        <w:gridCol w:w="15686"/>
+      </w:tblGrid>
+      <w:tr>
+        <w:trPr>
+          <w:trHeight w:val="389"/>
+        </w:trPr>
+        <w:sdt>
+          <w:sdtPr>
+            <w:alias w:val="ItemTableCaptItemFilter"/>
+            <w:tag w:val="#BC:InsertDataItem,DataItems/Item/ItemTableCaptItemFilter"/>
+            <w:id w:val="1103462186"/>
+            <w:placeholder>
+              <w:docPart w:val="DefaultPlaceholder_-1854013440"/>
+            </w:placeholder>
+            <w:dataBinding w:prefixMappings="xmlns:ns0='urn:microsoft-dynamics-nav/reports/Inventory_Order_Details/708/'" w:xpath="/ns0:NavWordReportXmlPart[1]/ns0:Item[1]/ns0:ItemTableCaptItemFilter[1]" w:storeItemID="{00000000-0000-0000-0000-000000000000}"/>
+            <w15:color w:val="808080"/>
+            <w:text/>
+          </w:sdtPr>
+          <w:sdtContent>
+            <w:tc>
+              <w:tcPr>
+                <w:tcW w:w="15686" w:type="dxa"/>
+              </w:tcPr>
+              <w:p>
+                <w:pPr>
+                  <w:spacing w:line="276" w:lineRule="auto"/>
+                </w:pPr>
+                <w:proofErr w:type="spellStart"/>
+                <w:r>
+                  <w:t>ItemTableCaptItemFilter</w:t>
+                </w:r>
+                <w:proofErr w:type="spellEnd"/>
+              </w:p>
+            </w:tc>
+          </w:sdtContent>
+        </w:sdt>
+      </w:tr>
+      <w:tr>
+        <w:trPr>
+          <w:trHeight w:val="389"/>
+        </w:trPr>
+        <w:sdt>
+          <w:sdtPr>
+            <w:alias w:val="StrSbStNoSalOdrLnSalLnFlt"/>
+            <w:tag w:val="#BC:InsertDataItem,DataItems/Item/StrSbStNoSalOdrLnSalLnFlt"/>
+            <w:id w:val="607318186"/>
+            <w:placeholder>
+              <w:docPart w:val="DefaultPlaceholder_-1854013440"/>
+            </w:placeholder>
+            <w:dataBinding w:prefixMappings="xmlns:ns0='urn:microsoft-dynamics-nav/reports/Inventory_Order_Details/708/'" w:xpath="/ns0:NavWordReportXmlPart[1]/ns0:Item[1]/ns0:StrSbStNoSalOdrLnSalLnFlt[1]" w:storeItemID="{00000000-0000-0000-0000-000000000000}"/>
+            <w15:color w:val="808080"/>
+            <w:text/>
+          </w:sdtPr>
+          <w:sdtContent>
+            <w:tc>
+              <w:tcPr>
+                <w:tcW w:w="15686" w:type="dxa"/>
+              </w:tcPr>
+              <w:p>
+                <w:pPr>
+                  <w:spacing w:line="276" w:lineRule="auto"/>
+                </w:pPr>
+                <w:proofErr w:type="spellStart"/>
+                <w:r>
+                  <w:t>StrSbStNoSalOdrLnSalLnFlt</w:t>
+                </w:r>
+                <w:proofErr w:type="spellEnd"/>
+              </w:p>
+            </w:tc>
+          </w:sdtContent>
+        </w:sdt>
+      </w:tr>
+    </w:tbl>
     <w:p>
-      <w:bookmarkStart w:name="_GoBack" w:id="0"/>
-      <w:bookmarkEnd w:id="0"/>
+      <w:pPr>
+        <w:rPr>
+          <w:sz w:val="22"/>
+          <w:szCs w:val="22"/>
+        </w:rPr>
+      </w:pPr>
+    </w:p>
+    <w:tbl>
+      <w:tblPr>
+        <w:tblStyle w:val="PlainTable1"/>
+        <w:tblpPr w:leftFromText="180" w:rightFromText="180" w:vertAnchor="text" w:tblpY="1"/>
+        <w:tblOverlap w:val="never"/>
+        <w:tblW w:w="15598" w:type="dxa"/>
+        <w:tblBorders>
+          <w:top w:val="none" w:color="auto" w:sz="0" w:space="0"/>
+          <w:left w:val="none" w:color="auto" w:sz="0" w:space="0"/>
+          <w:bottom w:val="none" w:color="auto" w:sz="0" w:space="0"/>
+          <w:right w:val="none" w:color="auto" w:sz="0" w:space="0"/>
+          <w:insideH w:val="none" w:color="auto" w:sz="0" w:space="0"/>
+          <w:insideV w:val="none" w:color="auto" w:sz="0" w:space="0"/>
+        </w:tblBorders>
+        <w:tblLayout w:type="fixed"/>
+        <w:tblLook w:val="04A0" w:firstRow="1" w:lastRow="0" w:firstColumn="1" w:lastColumn="0" w:noHBand="0" w:noVBand="1"/>
+      </w:tblPr>
+      <w:tblGrid>
+        <w:gridCol w:w="1299"/>
+        <w:gridCol w:w="2381"/>
+        <w:gridCol w:w="1534"/>
+        <w:gridCol w:w="1242"/>
+        <w:gridCol w:w="1534"/>
+        <w:gridCol w:w="1358"/>
+        <w:gridCol w:w="2015"/>
+        <w:gridCol w:w="1183"/>
+        <w:gridCol w:w="1285"/>
+        <w:gridCol w:w="1767"/>
+      </w:tblGrid>
+      <w:tr>
+        <w:trPr>
+          <w:cnfStyle w:val="100000000000" w:firstRow="1" w:lastRow="0" w:firstColumn="0" w:lastColumn="0" w:oddVBand="0" w:evenVBand="0" w:oddHBand="0" w:evenHBand="0" w:firstRowFirstColumn="0" w:firstRowLastColumn="0" w:lastRowFirstColumn="0" w:lastRowLastColumn="0"/>
+          <w:trHeight w:val="490"/>
+        </w:trPr>
+        <w:sdt>
+          <w:sdtPr>
+            <w:rPr>
+              <w:rFonts w:ascii="Segoe UI Semibold" w:hAnsi="Segoe UI Semibold" w:cs="Segoe UI Semibold"/>
+              <w:sz w:val="22"/>
+              <w:szCs w:val="22"/>
+            </w:rPr>
+            <w:alias w:val="#Nav: /Labels/SalesLineDocumentNoCaption"/>
+            <w:tag w:val="#Nav: Inventory_Order_Details/708"/>
+            <w:id w:val="-990016041"/>
+            <w:placeholder>
+              <w:docPart w:val="287F6670946D4995A8975B157FC01101"/>
+            </w:placeholder>
+            <w:dataBinding w:prefixMappings="xmlns:ns0='urn:microsoft-dynamics-nav/reports/Inventory_Order_Details/708/'" w:xpath="/ns0:NavWordReportXmlPart[1]/ns0:Labels[1]/ns0:SalesLineDocumentNoCaption[1]" w:storeItemID="{BD0AD12E-8658-489D-9919-DB6A9B0BB85F}"/>
+            <w:text/>
+          </w:sdtPr>
+          <w:sdtContent>
+            <w:tc>
+              <w:tcPr>
+                <w:cnfStyle w:val="001000000000" w:firstRow="0" w:lastRow="0" w:firstColumn="1" w:lastColumn="0" w:oddVBand="0" w:evenVBand="0" w:oddHBand="0" w:evenHBand="0" w:firstRowFirstColumn="0" w:firstRowLastColumn="0" w:lastRowFirstColumn="0" w:lastRowLastColumn="0"/>
+                <w:tcW w:w="1299" w:type="dxa"/>
+                <w:tcBorders>
+                  <w:bottom w:val="single" w:color="000000" w:sz="4" w:space="0"/>
+                </w:tcBorders>
+              </w:tcPr>
+              <w:p>
+                <w:pPr>
+                  <w:pStyle w:val="Heading2"/>
+                  <w:spacing w:before="160" w:after="80"/>
+                  <w:rPr>
+                    <w:rFonts w:ascii="Segoe UI Semibold" w:hAnsi="Segoe UI Semibold" w:cs="Segoe UI Semibold"/>
+                    <w:b w:val="0"/>
+                    <w:bCs w:val="0"/>
+                    <w:sz w:val="22"/>
+                    <w:szCs w:val="22"/>
+                  </w:rPr>
+                </w:pPr>
+                <w:proofErr w:type="spellStart"/>
+                <w:r>
+                  <w:rPr>
+                    <w:rFonts w:ascii="Segoe UI Semibold" w:hAnsi="Segoe UI Semibold" w:cs="Segoe UI Semibold"/>
+                    <w:b w:val="0"/>
+                    <w:bCs w:val="0"/>
+                    <w:sz w:val="22"/>
+                    <w:szCs w:val="22"/>
+                  </w:rPr>
+                  <w:t>SalesLineDocumentNoCaption</w:t>
+                </w:r>
+                <w:proofErr w:type="spellEnd"/>
+              </w:p>
+            </w:tc>
+          </w:sdtContent>
+        </w:sdt>
+        <w:sdt>
+          <w:sdtPr>
+            <w:rPr>
+              <w:rFonts w:ascii="Segoe UI Semibold" w:hAnsi="Segoe UI Semibold" w:cs="Segoe UI Semibold"/>
+              <w:sz w:val="22"/>
+              <w:szCs w:val="22"/>
+            </w:rPr>
+            <w:alias w:val="#Nav: /Labels/SalesHeaderBilltoNameCaption"/>
+            <w:tag w:val="#Nav: Inventory_Order_Details/708"/>
+            <w:id w:val="-548448623"/>
+            <w:placeholder>
+              <w:docPart w:val="287F6670946D4995A8975B157FC01101"/>
+            </w:placeholder>
+            <w:dataBinding w:prefixMappings="xmlns:ns0='urn:microsoft-dynamics-nav/reports/Inventory_Order_Details/708/'" w:xpath="/ns0:NavWordReportXmlPart[1]/ns0:Labels[1]/ns0:SalesHeaderBilltoNameCaption[1]" w:storeItemID="{BD0AD12E-8658-489D-9919-DB6A9B0BB85F}"/>
+            <w:text/>
+          </w:sdtPr>
+          <w:sdtContent>
+            <w:tc>
+              <w:tcPr>
+                <w:tcW w:w="2381" w:type="dxa"/>
+                <w:tcBorders>
+                  <w:bottom w:val="single" w:color="000000" w:sz="4" w:space="0"/>
+                </w:tcBorders>
+              </w:tcPr>
+              <w:p>
+                <w:pPr>
+                  <w:pStyle w:val="Heading2"/>
+                  <w:spacing w:before="160" w:after="80"/>
+                  <w:cnfStyle w:val="100000000000" w:firstRow="1" w:lastRow="0" w:firstColumn="0" w:lastColumn="0" w:oddVBand="0" w:evenVBand="0" w:oddHBand="0" w:evenHBand="0" w:firstRowFirstColumn="0" w:firstRowLastColumn="0" w:lastRowFirstColumn="0" w:lastRowLastColumn="0"/>
+                  <w:rPr>
+                    <w:rFonts w:ascii="Segoe UI Semibold" w:hAnsi="Segoe UI Semibold" w:cs="Segoe UI Semibold"/>
+                    <w:b w:val="0"/>
+                    <w:bCs w:val="0"/>
+                    <w:sz w:val="22"/>
+                    <w:szCs w:val="22"/>
+                  </w:rPr>
+                </w:pPr>
+                <w:proofErr w:type="spellStart"/>
+                <w:r>
+                  <w:rPr>
+                    <w:rFonts w:ascii="Segoe UI Semibold" w:hAnsi="Segoe UI Semibold" w:cs="Segoe UI Semibold"/>
+                    <w:b w:val="0"/>
+                    <w:bCs w:val="0"/>
+                    <w:sz w:val="22"/>
+                    <w:szCs w:val="22"/>
+                  </w:rPr>
+                  <w:t>SalesHeaderBilltoNameCaption</w:t>
+                </w:r>
+                <w:proofErr w:type="spellEnd"/>
+              </w:p>
+            </w:tc>
+          </w:sdtContent>
+        </w:sdt>
+        <w:sdt>
+          <w:sdtPr>
+            <w:rPr>
+              <w:rFonts w:ascii="Segoe UI Semibold" w:hAnsi="Segoe UI Semibold" w:cs="Segoe UI Semibold"/>
+              <w:sz w:val="22"/>
+              <w:szCs w:val="22"/>
+            </w:rPr>
+            <w:alias w:val="#Nav: /Labels/ShipmentDateLabel"/>
+            <w:tag w:val="#Nav: Inventory_Order_Details/708"/>
+            <w:id w:val="-380327045"/>
+            <w:placeholder>
+              <w:docPart w:val="287F6670946D4995A8975B157FC01101"/>
+            </w:placeholder>
+            <w:dataBinding w:prefixMappings="xmlns:ns0='urn:microsoft-dynamics-nav/reports/Inventory_Order_Details/708/'" w:xpath="/ns0:NavWordReportXmlPart[1]/ns0:Labels[1]/ns0:ShipmentDateLabel[1]" w:storeItemID="{BD0AD12E-8658-489D-9919-DB6A9B0BB85F}"/>
+            <w:text/>
+          </w:sdtPr>
+          <w:sdtContent>
+            <w:tc>
+              <w:tcPr>
+                <w:tcW w:w="1534" w:type="dxa"/>
+                <w:tcBorders>
+                  <w:bottom w:val="single" w:color="000000" w:sz="4" w:space="0"/>
+                </w:tcBorders>
+              </w:tcPr>
+              <w:p>
+                <w:pPr>
+                  <w:pStyle w:val="Heading2"/>
+                  <w:spacing w:before="160" w:after="80"/>
+                  <w:cnfStyle w:val="100000000000" w:firstRow="1" w:lastRow="0" w:firstColumn="0" w:lastColumn="0" w:oddVBand="0" w:evenVBand="0" w:oddHBand="0" w:evenHBand="0" w:firstRowFirstColumn="0" w:firstRowLastColumn="0" w:lastRowFirstColumn="0" w:lastRowLastColumn="0"/>
+                  <w:rPr>
+                    <w:rFonts w:ascii="Segoe UI Semibold" w:hAnsi="Segoe UI Semibold" w:cs="Segoe UI Semibold"/>
+                    <w:b w:val="0"/>
+                    <w:bCs w:val="0"/>
+                    <w:sz w:val="22"/>
+                    <w:szCs w:val="22"/>
+                  </w:rPr>
+                </w:pPr>
+                <w:proofErr w:type="spellStart"/>
+                <w:r>
+                  <w:rPr>
+                    <w:rFonts w:ascii="Segoe UI Semibold" w:hAnsi="Segoe UI Semibold" w:cs="Segoe UI Semibold"/>
+                    <w:b w:val="0"/>
+                    <w:bCs w:val="0"/>
+                    <w:sz w:val="22"/>
+                    <w:szCs w:val="22"/>
+                  </w:rPr>
+                  <w:t>ShipmentDateLabel</w:t>
+                </w:r>
+                <w:proofErr w:type="spellEnd"/>
+              </w:p>
+            </w:tc>
+          </w:sdtContent>
+        </w:sdt>
+        <w:sdt>
+          <w:sdtPr>
+            <w:rPr>
+              <w:rFonts w:ascii="Segoe UI Semibold" w:hAnsi="Segoe UI Semibold" w:cs="Segoe UI Semibold"/>
+              <w:sz w:val="22"/>
+              <w:szCs w:val="22"/>
+            </w:rPr>
+            <w:alias w:val="#Nav: /Labels/Quantity_SalesLineCaption"/>
+            <w:tag w:val="#Nav: Inventory_Order_Details/708"/>
+            <w:id w:val="-1991468977"/>
+            <w:placeholder>
+              <w:docPart w:val="287F6670946D4995A8975B157FC01101"/>
+            </w:placeholder>
+            <w:dataBinding w:prefixMappings="xmlns:ns0='urn:microsoft-dynamics-nav/reports/Inventory_Order_Details/708/'" w:xpath="/ns0:NavWordReportXmlPart[1]/ns0:Labels[1]/ns0:Quantity_SalesLineCaption[1]" w:storeItemID="{BD0AD12E-8658-489D-9919-DB6A9B0BB85F}"/>
+            <w:text/>
+          </w:sdtPr>
+          <w:sdtContent>
+            <w:tc>
+              <w:tcPr>
+                <w:tcW w:w="1242" w:type="dxa"/>
+                <w:tcBorders>
+                  <w:bottom w:val="single" w:color="000000" w:sz="4" w:space="0"/>
+                </w:tcBorders>
+              </w:tcPr>
+              <w:p>
+                <w:pPr>
+                  <w:pStyle w:val="Heading2"/>
+                  <w:spacing w:before="160" w:after="80"/>
+                  <w:jc w:val="right"/>
+                  <w:cnfStyle w:val="100000000000" w:firstRow="1" w:lastRow="0" w:firstColumn="0" w:lastColumn="0" w:oddVBand="0" w:evenVBand="0" w:oddHBand="0" w:evenHBand="0" w:firstRowFirstColumn="0" w:firstRowLastColumn="0" w:lastRowFirstColumn="0" w:lastRowLastColumn="0"/>
+                  <w:rPr>
+                    <w:rFonts w:ascii="Segoe UI Semibold" w:hAnsi="Segoe UI Semibold" w:cs="Segoe UI Semibold"/>
+                    <w:b w:val="0"/>
+                    <w:bCs w:val="0"/>
+                    <w:sz w:val="22"/>
+                    <w:szCs w:val="22"/>
+                  </w:rPr>
+                </w:pPr>
+                <w:proofErr w:type="spellStart"/>
+                <w:r>
+                  <w:rPr>
+                    <w:rFonts w:ascii="Segoe UI Semibold" w:hAnsi="Segoe UI Semibold" w:cs="Segoe UI Semibold"/>
+                    <w:b w:val="0"/>
+                    <w:bCs w:val="0"/>
+                    <w:sz w:val="22"/>
+                    <w:szCs w:val="22"/>
+                  </w:rPr>
+                  <w:t>Quantity_SalesLineCaption</w:t>
+                </w:r>
+                <w:proofErr w:type="spellEnd"/>
+              </w:p>
+            </w:tc>
+          </w:sdtContent>
+        </w:sdt>
+        <w:sdt>
+          <w:sdtPr>
+            <w:rPr>
+              <w:rFonts w:ascii="Segoe UI Semibold" w:hAnsi="Segoe UI Semibold" w:cs="Segoe UI Semibold"/>
+              <w:sz w:val="22"/>
+              <w:szCs w:val="22"/>
+            </w:rPr>
+            <w:alias w:val="#Nav: /Labels/OutstandingQty_SalesLineCaption"/>
+            <w:tag w:val="#Nav: Inventory_Order_Details/708"/>
+            <w:id w:val="-1259203376"/>
+            <w:placeholder>
+              <w:docPart w:val="287F6670946D4995A8975B157FC01101"/>
+            </w:placeholder>
+            <w:dataBinding w:prefixMappings="xmlns:ns0='urn:microsoft-dynamics-nav/reports/Inventory_Order_Details/708/'" w:xpath="/ns0:NavWordReportXmlPart[1]/ns0:Labels[1]/ns0:OutstandingQty_SalesLineCaption[1]" w:storeItemID="{BD0AD12E-8658-489D-9919-DB6A9B0BB85F}"/>
+            <w:text/>
+          </w:sdtPr>
+          <w:sdtContent>
+            <w:tc>
+              <w:tcPr>
+                <w:tcW w:w="1534" w:type="dxa"/>
+                <w:tcBorders>
+                  <w:bottom w:val="single" w:color="000000" w:sz="4" w:space="0"/>
+                </w:tcBorders>
+              </w:tcPr>
+              <w:p>
+                <w:pPr>
+                  <w:pStyle w:val="Heading2"/>
+                  <w:spacing w:before="160" w:after="80"/>
+                  <w:jc w:val="right"/>
+                  <w:cnfStyle w:val="100000000000" w:firstRow="1" w:lastRow="0" w:firstColumn="0" w:lastColumn="0" w:oddVBand="0" w:evenVBand="0" w:oddHBand="0" w:evenHBand="0" w:firstRowFirstColumn="0" w:firstRowLastColumn="0" w:lastRowFirstColumn="0" w:lastRowLastColumn="0"/>
+                  <w:rPr>
+                    <w:rFonts w:ascii="Segoe UI Semibold" w:hAnsi="Segoe UI Semibold" w:cs="Segoe UI Semibold"/>
+                    <w:b w:val="0"/>
+                    <w:bCs w:val="0"/>
+                    <w:sz w:val="22"/>
+                    <w:szCs w:val="22"/>
+                  </w:rPr>
+                </w:pPr>
+                <w:proofErr w:type="spellStart"/>
+                <w:r>
+                  <w:rPr>
+                    <w:rFonts w:ascii="Segoe UI Semibold" w:hAnsi="Segoe UI Semibold" w:cs="Segoe UI Semibold"/>
+                    <w:b w:val="0"/>
+                    <w:bCs w:val="0"/>
+                    <w:sz w:val="22"/>
+                    <w:szCs w:val="22"/>
+                  </w:rPr>
+                  <w:t>OutstandingQty_SalesLineCaption</w:t>
+                </w:r>
+                <w:proofErr w:type="spellEnd"/>
+              </w:p>
+            </w:tc>
+          </w:sdtContent>
+        </w:sdt>
+        <w:sdt>
+          <w:sdtPr>
+            <w:rPr>
+              <w:rFonts w:ascii="Segoe UI Semibold" w:hAnsi="Segoe UI Semibold" w:cs="Segoe UI Semibold"/>
+              <w:sz w:val="22"/>
+              <w:szCs w:val="22"/>
+            </w:rPr>
+            <w:alias w:val="#Nav: /Labels/BackOrderQtyLabel"/>
+            <w:tag w:val="#Nav: Inventory_Order_Details/708"/>
+            <w:id w:val="746544071"/>
+            <w:placeholder>
+              <w:docPart w:val="287F6670946D4995A8975B157FC01101"/>
+            </w:placeholder>
+            <w:dataBinding w:prefixMappings="xmlns:ns0='urn:microsoft-dynamics-nav/reports/Inventory_Order_Details/708/'" w:xpath="/ns0:NavWordReportXmlPart[1]/ns0:Labels[1]/ns0:BackOrderQtyLabel[1]" w:storeItemID="{BD0AD12E-8658-489D-9919-DB6A9B0BB85F}"/>
+            <w:text/>
+          </w:sdtPr>
+          <w:sdtContent>
+            <w:tc>
+              <w:tcPr>
+                <w:tcW w:w="1358" w:type="dxa"/>
+                <w:tcBorders>
+                  <w:bottom w:val="single" w:color="000000" w:sz="4" w:space="0"/>
+                </w:tcBorders>
+              </w:tcPr>
+              <w:p>
+                <w:pPr>
+                  <w:pStyle w:val="Heading2"/>
+                  <w:spacing w:before="160" w:after="80"/>
+                  <w:jc w:val="right"/>
+                  <w:cnfStyle w:val="100000000000" w:firstRow="1" w:lastRow="0" w:firstColumn="0" w:lastColumn="0" w:oddVBand="0" w:evenVBand="0" w:oddHBand="0" w:evenHBand="0" w:firstRowFirstColumn="0" w:firstRowLastColumn="0" w:lastRowFirstColumn="0" w:lastRowLastColumn="0"/>
+                  <w:rPr>
+                    <w:rFonts w:ascii="Segoe UI Semibold" w:hAnsi="Segoe UI Semibold" w:cs="Segoe UI Semibold"/>
+                    <w:b w:val="0"/>
+                    <w:bCs w:val="0"/>
+                    <w:sz w:val="22"/>
+                    <w:szCs w:val="22"/>
+                  </w:rPr>
+                </w:pPr>
+                <w:proofErr w:type="spellStart"/>
+                <w:r>
+                  <w:rPr>
+                    <w:rFonts w:ascii="Segoe UI Semibold" w:hAnsi="Segoe UI Semibold" w:cs="Segoe UI Semibold"/>
+                    <w:b w:val="0"/>
+                    <w:bCs w:val="0"/>
+                    <w:sz w:val="22"/>
+                    <w:szCs w:val="22"/>
+                  </w:rPr>
+                  <w:t>BackOrderQtyLabel</w:t>
+                </w:r>
+                <w:proofErr w:type="spellEnd"/>
+              </w:p>
+            </w:tc>
+          </w:sdtContent>
+        </w:sdt>
+        <w:sdt>
+          <w:sdtPr>
+            <w:rPr>
+              <w:rFonts w:ascii="Segoe UI Semibold" w:hAnsi="Segoe UI Semibold" w:cs="Segoe UI Semibold"/>
+              <w:sz w:val="22"/>
+              <w:szCs w:val="22"/>
+            </w:rPr>
+            <w:alias w:val="#Nav: /Labels/SalesLineUnitPriceCaption"/>
+            <w:tag w:val="#Nav: Inventory_Order_Details/708"/>
+            <w:id w:val="-802001918"/>
+            <w:placeholder>
+              <w:docPart w:val="287F6670946D4995A8975B157FC01101"/>
+            </w:placeholder>
+            <w:dataBinding w:prefixMappings="xmlns:ns0='urn:microsoft-dynamics-nav/reports/Inventory_Order_Details/708/'" w:xpath="/ns0:NavWordReportXmlPart[1]/ns0:Labels[1]/ns0:SalesLineUnitPriceCaption[1]" w:storeItemID="{BD0AD12E-8658-489D-9919-DB6A9B0BB85F}"/>
+            <w:text/>
+          </w:sdtPr>
+          <w:sdtContent>
+            <w:tc>
+              <w:tcPr>
+                <w:tcW w:w="2015" w:type="dxa"/>
+                <w:tcBorders>
+                  <w:bottom w:val="single" w:color="000000" w:sz="4" w:space="0"/>
+                </w:tcBorders>
+              </w:tcPr>
+              <w:p>
+                <w:pPr>
+                  <w:pStyle w:val="Heading2"/>
+                  <w:spacing w:before="160" w:after="80"/>
+                  <w:jc w:val="right"/>
+                  <w:cnfStyle w:val="100000000000" w:firstRow="1" w:lastRow="0" w:firstColumn="0" w:lastColumn="0" w:oddVBand="0" w:evenVBand="0" w:oddHBand="0" w:evenHBand="0" w:firstRowFirstColumn="0" w:firstRowLastColumn="0" w:lastRowFirstColumn="0" w:lastRowLastColumn="0"/>
+                  <w:rPr>
+                    <w:rFonts w:ascii="Segoe UI Semibold" w:hAnsi="Segoe UI Semibold" w:cs="Segoe UI Semibold"/>
+                    <w:b w:val="0"/>
+                    <w:bCs w:val="0"/>
+                    <w:sz w:val="22"/>
+                    <w:szCs w:val="22"/>
+                  </w:rPr>
+                </w:pPr>
+                <w:proofErr w:type="spellStart"/>
+                <w:r>
+                  <w:rPr>
+                    <w:rFonts w:ascii="Segoe UI Semibold" w:hAnsi="Segoe UI Semibold" w:cs="Segoe UI Semibold"/>
+                    <w:b w:val="0"/>
+                    <w:bCs w:val="0"/>
+                    <w:sz w:val="22"/>
+                    <w:szCs w:val="22"/>
+                  </w:rPr>
+                  <w:t>SalesLineUnitPriceCaption</w:t>
+                </w:r>
+                <w:proofErr w:type="spellEnd"/>
+              </w:p>
+            </w:tc>
+          </w:sdtContent>
+        </w:sdt>
+        <w:sdt>
+          <w:sdtPr>
+            <w:rPr>
+              <w:rFonts w:ascii="Segoe UI Semibold" w:hAnsi="Segoe UI Semibold" w:cs="Segoe UI Semibold"/>
+              <w:sz w:val="22"/>
+              <w:szCs w:val="22"/>
+            </w:rPr>
+            <w:alias w:val="#Nav: /Labels/SalesLineLineDiscountCaption"/>
+            <w:tag w:val="#Nav: Inventory_Order_Details/708"/>
+            <w:id w:val="1808657449"/>
+            <w:placeholder>
+              <w:docPart w:val="287F6670946D4995A8975B157FC01101"/>
+            </w:placeholder>
+            <w:dataBinding w:prefixMappings="xmlns:ns0='urn:microsoft-dynamics-nav/reports/Inventory_Order_Details/708/'" w:xpath="/ns0:NavWordReportXmlPart[1]/ns0:Labels[1]/ns0:SalesLineLineDiscountCaption[1]" w:storeItemID="{BD0AD12E-8658-489D-9919-DB6A9B0BB85F}"/>
+            <w:text/>
+          </w:sdtPr>
+          <w:sdtContent>
+            <w:tc>
+              <w:tcPr>
+                <w:tcW w:w="1183" w:type="dxa"/>
+                <w:tcBorders>
+                  <w:bottom w:val="single" w:color="000000" w:sz="4" w:space="0"/>
+                </w:tcBorders>
+              </w:tcPr>
+              <w:p>
+                <w:pPr>
+                  <w:pStyle w:val="Heading2"/>
+                  <w:spacing w:before="160" w:after="80"/>
+                  <w:jc w:val="right"/>
+                  <w:cnfStyle w:val="100000000000" w:firstRow="1" w:lastRow="0" w:firstColumn="0" w:lastColumn="0" w:oddVBand="0" w:evenVBand="0" w:oddHBand="0" w:evenHBand="0" w:firstRowFirstColumn="0" w:firstRowLastColumn="0" w:lastRowFirstColumn="0" w:lastRowLastColumn="0"/>
+                  <w:rPr>
+                    <w:rFonts w:ascii="Segoe UI Semibold" w:hAnsi="Segoe UI Semibold" w:cs="Segoe UI Semibold"/>
+                    <w:b w:val="0"/>
+                    <w:bCs w:val="0"/>
+                    <w:sz w:val="22"/>
+                    <w:szCs w:val="22"/>
+                  </w:rPr>
+                </w:pPr>
+                <w:proofErr w:type="spellStart"/>
+                <w:r>
+                  <w:rPr>
+                    <w:rFonts w:ascii="Segoe UI Semibold" w:hAnsi="Segoe UI Semibold" w:cs="Segoe UI Semibold"/>
+                    <w:b w:val="0"/>
+                    <w:bCs w:val="0"/>
+                    <w:sz w:val="22"/>
+                    <w:szCs w:val="22"/>
+                  </w:rPr>
+                  <w:t>SalesLineLineDiscountCaption</w:t>
+                </w:r>
+                <w:proofErr w:type="spellEnd"/>
+              </w:p>
+            </w:tc>
+          </w:sdtContent>
+        </w:sdt>
+        <w:sdt>
+          <w:sdtPr>
+            <w:rPr>
+              <w:rFonts w:ascii="Segoe UI Semibold" w:hAnsi="Segoe UI Semibold" w:cs="Segoe UI Semibold"/>
+              <w:sz w:val="22"/>
+              <w:szCs w:val="22"/>
+            </w:rPr>
+            <w:alias w:val="#Nav: /Labels/InvDiscountAmt_SalesLineCaption"/>
+            <w:tag w:val="#Nav: Inventory_Order_Details/708"/>
+            <w:id w:val="2127272587"/>
+            <w:placeholder>
+              <w:docPart w:val="287F6670946D4995A8975B157FC01101"/>
+            </w:placeholder>
+            <w:dataBinding w:prefixMappings="xmlns:ns0='urn:microsoft-dynamics-nav/reports/Inventory_Order_Details/708/'" w:xpath="/ns0:NavWordReportXmlPart[1]/ns0:Labels[1]/ns0:InvDiscountAmt_SalesLineCaption[1]" w:storeItemID="{BD0AD12E-8658-489D-9919-DB6A9B0BB85F}"/>
+            <w:text/>
+          </w:sdtPr>
+          <w:sdtContent>
+            <w:tc>
+              <w:tcPr>
+                <w:tcW w:w="1285" w:type="dxa"/>
+                <w:tcBorders>
+                  <w:bottom w:val="single" w:color="000000" w:sz="4" w:space="0"/>
+                </w:tcBorders>
+              </w:tcPr>
+              <w:p>
+                <w:pPr>
+                  <w:pStyle w:val="Heading2"/>
+                  <w:spacing w:before="160" w:after="80"/>
+                  <w:jc w:val="right"/>
+                  <w:cnfStyle w:val="100000000000" w:firstRow="1" w:lastRow="0" w:firstColumn="0" w:lastColumn="0" w:oddVBand="0" w:evenVBand="0" w:oddHBand="0" w:evenHBand="0" w:firstRowFirstColumn="0" w:firstRowLastColumn="0" w:lastRowFirstColumn="0" w:lastRowLastColumn="0"/>
+                  <w:rPr>
+                    <w:rFonts w:ascii="Segoe UI Semibold" w:hAnsi="Segoe UI Semibold" w:cs="Segoe UI Semibold"/>
+                    <w:b w:val="0"/>
+                    <w:bCs w:val="0"/>
+                    <w:sz w:val="22"/>
+                    <w:szCs w:val="22"/>
+                  </w:rPr>
+                </w:pPr>
+                <w:proofErr w:type="spellStart"/>
+                <w:r>
+                  <w:rPr>
+                    <w:rFonts w:ascii="Segoe UI Semibold" w:hAnsi="Segoe UI Semibold" w:cs="Segoe UI Semibold"/>
+                    <w:b w:val="0"/>
+                    <w:bCs w:val="0"/>
+                    <w:sz w:val="22"/>
+                    <w:szCs w:val="22"/>
+                  </w:rPr>
+                  <w:t>InvDiscountAmt_SalesLineCaption</w:t>
+                </w:r>
+                <w:proofErr w:type="spellEnd"/>
+              </w:p>
+            </w:tc>
+          </w:sdtContent>
+        </w:sdt>
+        <w:sdt>
+          <w:sdtPr>
+            <w:rPr>
+              <w:rFonts w:ascii="Segoe UI Semibold" w:hAnsi="Segoe UI Semibold" w:cs="Segoe UI Semibold"/>
+              <w:sz w:val="22"/>
+              <w:szCs w:val="22"/>
+            </w:rPr>
+            <w:alias w:val="#Nav: /Labels/OutstandingAmt1_SalesLineCaption"/>
+            <w:tag w:val="#Nav: Inventory_Order_Details/708"/>
+            <w:id w:val="-1870219064"/>
+            <w:placeholder>
+              <w:docPart w:val="287F6670946D4995A8975B157FC01101"/>
+            </w:placeholder>
+            <w:dataBinding w:prefixMappings="xmlns:ns0='urn:microsoft-dynamics-nav/reports/Inventory_Order_Details/708/'" w:xpath="/ns0:NavWordReportXmlPart[1]/ns0:Labels[1]/ns0:OutstandingAmt1_SalesLineCaption[1]" w:storeItemID="{BD0AD12E-8658-489D-9919-DB6A9B0BB85F}"/>
+            <w:text/>
+          </w:sdtPr>
+          <w:sdtContent>
+            <w:tc>
+              <w:tcPr>
+                <w:tcW w:w="1767" w:type="dxa"/>
+                <w:tcBorders>
+                  <w:bottom w:val="single" w:color="000000" w:sz="4" w:space="0"/>
+                </w:tcBorders>
+              </w:tcPr>
+              <w:p>
+                <w:pPr>
+                  <w:pStyle w:val="Heading2"/>
+                  <w:spacing w:before="160" w:after="80"/>
+                  <w:jc w:val="right"/>
+                  <w:cnfStyle w:val="100000000000" w:firstRow="1" w:lastRow="0" w:firstColumn="0" w:lastColumn="0" w:oddVBand="0" w:evenVBand="0" w:oddHBand="0" w:evenHBand="0" w:firstRowFirstColumn="0" w:firstRowLastColumn="0" w:lastRowFirstColumn="0" w:lastRowLastColumn="0"/>
+                  <w:rPr>
+                    <w:rFonts w:ascii="Segoe UI Semibold" w:hAnsi="Segoe UI Semibold" w:cs="Segoe UI Semibold"/>
+                    <w:b w:val="0"/>
+                    <w:bCs w:val="0"/>
+                    <w:sz w:val="22"/>
+                    <w:szCs w:val="22"/>
+                  </w:rPr>
+                </w:pPr>
+                <w:r>
+                  <w:rPr>
+                    <w:rFonts w:ascii="Segoe UI Semibold" w:hAnsi="Segoe UI Semibold" w:cs="Segoe UI Semibold"/>
+                    <w:b w:val="0"/>
+                    <w:bCs w:val="0"/>
+                    <w:sz w:val="22"/>
+                    <w:szCs w:val="22"/>
+                  </w:rPr>
+                  <w:t>OutstandingAmt1_SalesLineCaption</w:t>
+                </w:r>
+              </w:p>
+            </w:tc>
+          </w:sdtContent>
+        </w:sdt>
+      </w:tr>
+      <w:sdt>
+        <w:sdtPr>
+          <w:rPr>
+            <w:rFonts w:ascii="Segoe UI Semibold" w:hAnsi="Segoe UI Semibold" w:cs="Segoe UI Semibold" w:eastAsiaTheme="majorEastAsia"/>
+            <w:b w:val="0"/>
+            <w:bCs w:val="0"/>
+            <w:color w:val="0F4761" w:themeColor="accent1" w:themeShade="BF"/>
+            <w:sz w:val="22"/>
+            <w:szCs w:val="22"/>
+            <w:lang w:val="en-DK" w:eastAsia="zh-CN"/>
+          </w:rPr>
+          <w:alias w:val="#Nav: /Item"/>
+          <w:tag w:val="#Nav: Inventory_Order_Details/708"/>
+          <w:id w:val="1709525787"/>
+          <w15:dataBinding w:prefixMappings="xmlns:ns0='urn:microsoft-dynamics-nav/reports/Inventory_Order_Details/708/'" w:xpath="/ns0:NavWordReportXmlPart[1]/ns0:Item" w:storeItemID="{BD0AD12E-8658-489D-9919-DB6A9B0BB85F}"/>
+          <w15:repeatingSection/>
+        </w:sdtPr>
+        <w:sdtEndPr>
+          <w:rPr>
+            <w:rFonts w:eastAsiaTheme="minorEastAsia"/>
+            <w:color w:val="auto"/>
+            <w:lang w:val="en-AU" w:eastAsia="ja-JP"/>
+          </w:rPr>
+        </w:sdtEndPr>
+        <w:sdtContent>
+          <w:sdt>
+            <w:sdtPr>
+              <w:rPr>
+                <w:rFonts w:ascii="Segoe UI Semibold" w:hAnsi="Segoe UI Semibold" w:cs="Segoe UI Semibold" w:eastAsiaTheme="majorEastAsia"/>
+                <w:b w:val="0"/>
+                <w:bCs w:val="0"/>
+                <w:color w:val="0F4761" w:themeColor="accent1" w:themeShade="BF"/>
+                <w:sz w:val="22"/>
+                <w:szCs w:val="22"/>
+                <w:lang w:val="en-DK" w:eastAsia="zh-CN"/>
+              </w:rPr>
+              <w:id w:val="-1844079213"/>
+              <w:placeholder>
+                <w:docPart w:val="A4F223FDED2F4E4B8FF075B7D5128156"/>
+              </w:placeholder>
+              <w15:repeatingSectionItem/>
+            </w:sdtPr>
+            <w:sdtEndPr>
+              <w:rPr>
+                <w:lang w:eastAsia="ja-JP"/>
+              </w:rPr>
+            </w:sdtEndPr>
+            <w:sdtContent>
+              <w:tr>
+                <w:trPr>
+                  <w:cnfStyle w:val="000000100000" w:firstRow="0" w:lastRow="0" w:firstColumn="0" w:lastColumn="0" w:oddVBand="0" w:evenVBand="0" w:oddHBand="1" w:evenHBand="0" w:firstRowFirstColumn="0" w:firstRowLastColumn="0" w:lastRowFirstColumn="0" w:lastRowLastColumn="0"/>
+                  <w:trHeight w:val="20" w:hRule="exact"/>
+                </w:trPr>
+                <w:tc>
+                  <w:tcPr>
+                    <w:cnfStyle w:val="001000000000" w:firstRow="0" w:lastRow="0" w:firstColumn="1" w:lastColumn="0" w:oddVBand="0" w:evenVBand="0" w:oddHBand="0" w:evenHBand="0" w:firstRowFirstColumn="0" w:firstRowLastColumn="0" w:lastRowFirstColumn="0" w:lastRowLastColumn="0"/>
+                    <w:tcW w:w="1299" w:type="dxa"/>
+                    <w:tcBorders>
+                      <w:top w:val="single" w:color="000000" w:sz="4" w:space="0"/>
+                    </w:tcBorders>
+                    <w:shd w:val="clear" w:color="auto" w:fill="auto"/>
+                  </w:tcPr>
+                  <w:p>
+                    <w:pPr>
+                      <w:rPr>
+                        <w:rFonts w:ascii="Segoe UI Semibold" w:hAnsi="Segoe UI Semibold" w:cs="Segoe UI Semibold"/>
+                        <w:sz w:val="22"/>
+                        <w:szCs w:val="22"/>
+                      </w:rPr>
+                    </w:pPr>
+                  </w:p>
+                </w:tc>
+                <w:tc>
+                  <w:tcPr>
+                    <w:tcW w:w="2381" w:type="dxa"/>
+                    <w:tcBorders>
+                      <w:top w:val="single" w:color="000000" w:sz="4" w:space="0"/>
+                    </w:tcBorders>
+                    <w:shd w:val="clear" w:color="auto" w:fill="auto"/>
+                  </w:tcPr>
+                  <w:p>
+                    <w:pPr>
+                      <w:cnfStyle w:val="000000100000" w:firstRow="0" w:lastRow="0" w:firstColumn="0" w:lastColumn="0" w:oddVBand="0" w:evenVBand="0" w:oddHBand="1" w:evenHBand="0" w:firstRowFirstColumn="0" w:firstRowLastColumn="0" w:lastRowFirstColumn="0" w:lastRowLastColumn="0"/>
+                      <w:rPr>
+                        <w:rFonts w:ascii="Segoe UI Semibold" w:hAnsi="Segoe UI Semibold" w:cs="Segoe UI Semibold"/>
+                        <w:sz w:val="22"/>
+                        <w:szCs w:val="22"/>
+                      </w:rPr>
+                    </w:pPr>
+                  </w:p>
+                </w:tc>
+                <w:tc>
+                  <w:tcPr>
+                    <w:tcW w:w="1534" w:type="dxa"/>
+                    <w:tcBorders>
+                      <w:top w:val="single" w:color="000000" w:sz="4" w:space="0"/>
+                    </w:tcBorders>
+                    <w:shd w:val="clear" w:color="auto" w:fill="auto"/>
+                  </w:tcPr>
+                  <w:p>
+                    <w:pPr>
+                      <w:cnfStyle w:val="000000100000" w:firstRow="0" w:lastRow="0" w:firstColumn="0" w:lastColumn="0" w:oddVBand="0" w:evenVBand="0" w:oddHBand="1" w:evenHBand="0" w:firstRowFirstColumn="0" w:firstRowLastColumn="0" w:lastRowFirstColumn="0" w:lastRowLastColumn="0"/>
+                      <w:rPr>
+                        <w:rFonts w:ascii="Segoe UI Semibold" w:hAnsi="Segoe UI Semibold" w:cs="Segoe UI Semibold"/>
+                        <w:sz w:val="22"/>
+                        <w:szCs w:val="22"/>
+                      </w:rPr>
+                    </w:pPr>
+                  </w:p>
+                </w:tc>
+                <w:tc>
+                  <w:tcPr>
+                    <w:tcW w:w="1242" w:type="dxa"/>
+                    <w:tcBorders>
+                      <w:top w:val="single" w:color="000000" w:sz="4" w:space="0"/>
+                    </w:tcBorders>
+                    <w:shd w:val="clear" w:color="auto" w:fill="auto"/>
+                  </w:tcPr>
+                  <w:p>
+                    <w:pPr>
+                      <w:cnfStyle w:val="000000100000" w:firstRow="0" w:lastRow="0" w:firstColumn="0" w:lastColumn="0" w:oddVBand="0" w:evenVBand="0" w:oddHBand="1" w:evenHBand="0" w:firstRowFirstColumn="0" w:firstRowLastColumn="0" w:lastRowFirstColumn="0" w:lastRowLastColumn="0"/>
+                      <w:rPr>
+                        <w:rFonts w:ascii="Segoe UI Semibold" w:hAnsi="Segoe UI Semibold" w:cs="Segoe UI Semibold"/>
+                        <w:sz w:val="22"/>
+                        <w:szCs w:val="22"/>
+                      </w:rPr>
+                    </w:pPr>
+                  </w:p>
+                </w:tc>
+                <w:tc>
+                  <w:tcPr>
+                    <w:tcW w:w="1534" w:type="dxa"/>
+                    <w:tcBorders>
+                      <w:top w:val="single" w:color="000000" w:sz="4" w:space="0"/>
+                    </w:tcBorders>
+                    <w:shd w:val="clear" w:color="auto" w:fill="auto"/>
+                  </w:tcPr>
+                  <w:p>
+                    <w:pPr>
+                      <w:cnfStyle w:val="000000100000" w:firstRow="0" w:lastRow="0" w:firstColumn="0" w:lastColumn="0" w:oddVBand="0" w:evenVBand="0" w:oddHBand="1" w:evenHBand="0" w:firstRowFirstColumn="0" w:firstRowLastColumn="0" w:lastRowFirstColumn="0" w:lastRowLastColumn="0"/>
+                      <w:rPr>
+                        <w:rFonts w:ascii="Segoe UI Semibold" w:hAnsi="Segoe UI Semibold" w:cs="Segoe UI Semibold"/>
+                        <w:sz w:val="22"/>
+                        <w:szCs w:val="22"/>
+                      </w:rPr>
+                    </w:pPr>
+                  </w:p>
+                </w:tc>
+                <w:tc>
+                  <w:tcPr>
+                    <w:tcW w:w="1358" w:type="dxa"/>
+                    <w:tcBorders>
+                      <w:top w:val="single" w:color="000000" w:sz="4" w:space="0"/>
+                    </w:tcBorders>
+                    <w:shd w:val="clear" w:color="auto" w:fill="auto"/>
+                  </w:tcPr>
+                  <w:p>
+                    <w:pPr>
+                      <w:cnfStyle w:val="000000100000" w:firstRow="0" w:lastRow="0" w:firstColumn="0" w:lastColumn="0" w:oddVBand="0" w:evenVBand="0" w:oddHBand="1" w:evenHBand="0" w:firstRowFirstColumn="0" w:firstRowLastColumn="0" w:lastRowFirstColumn="0" w:lastRowLastColumn="0"/>
+                      <w:rPr>
+                        <w:rFonts w:ascii="Segoe UI Semibold" w:hAnsi="Segoe UI Semibold" w:cs="Segoe UI Semibold"/>
+                        <w:sz w:val="22"/>
+                        <w:szCs w:val="22"/>
+                      </w:rPr>
+                    </w:pPr>
+                  </w:p>
+                </w:tc>
+                <w:tc>
+                  <w:tcPr>
+                    <w:tcW w:w="2015" w:type="dxa"/>
+                    <w:tcBorders>
+                      <w:top w:val="single" w:color="000000" w:sz="4" w:space="0"/>
+                    </w:tcBorders>
+                    <w:shd w:val="clear" w:color="auto" w:fill="auto"/>
+                  </w:tcPr>
+                  <w:p>
+                    <w:pPr>
+                      <w:cnfStyle w:val="000000100000" w:firstRow="0" w:lastRow="0" w:firstColumn="0" w:lastColumn="0" w:oddVBand="0" w:evenVBand="0" w:oddHBand="1" w:evenHBand="0" w:firstRowFirstColumn="0" w:firstRowLastColumn="0" w:lastRowFirstColumn="0" w:lastRowLastColumn="0"/>
+                      <w:rPr>
+                        <w:rFonts w:ascii="Segoe UI Semibold" w:hAnsi="Segoe UI Semibold" w:cs="Segoe UI Semibold"/>
+                        <w:sz w:val="22"/>
+                        <w:szCs w:val="22"/>
+                      </w:rPr>
+                    </w:pPr>
+                  </w:p>
+                </w:tc>
+                <w:tc>
+                  <w:tcPr>
+                    <w:tcW w:w="1183" w:type="dxa"/>
+                    <w:tcBorders>
+                      <w:top w:val="single" w:color="000000" w:sz="4" w:space="0"/>
+                    </w:tcBorders>
+                    <w:shd w:val="clear" w:color="auto" w:fill="auto"/>
+                  </w:tcPr>
+                  <w:p>
+                    <w:pPr>
+                      <w:cnfStyle w:val="000000100000" w:firstRow="0" w:lastRow="0" w:firstColumn="0" w:lastColumn="0" w:oddVBand="0" w:evenVBand="0" w:oddHBand="1" w:evenHBand="0" w:firstRowFirstColumn="0" w:firstRowLastColumn="0" w:lastRowFirstColumn="0" w:lastRowLastColumn="0"/>
+                      <w:rPr>
+                        <w:rFonts w:ascii="Segoe UI Semibold" w:hAnsi="Segoe UI Semibold" w:cs="Segoe UI Semibold"/>
+                        <w:sz w:val="22"/>
+                        <w:szCs w:val="22"/>
+                      </w:rPr>
+                    </w:pPr>
+                  </w:p>
+                </w:tc>
+                <w:tc>
+                  <w:tcPr>
+                    <w:tcW w:w="1285" w:type="dxa"/>
+                    <w:tcBorders>
+                      <w:top w:val="single" w:color="000000" w:sz="4" w:space="0"/>
+                    </w:tcBorders>
+                    <w:shd w:val="clear" w:color="auto" w:fill="auto"/>
+                  </w:tcPr>
+                  <w:p>
+                    <w:pPr>
+                      <w:cnfStyle w:val="000000100000" w:firstRow="0" w:lastRow="0" w:firstColumn="0" w:lastColumn="0" w:oddVBand="0" w:evenVBand="0" w:oddHBand="1" w:evenHBand="0" w:firstRowFirstColumn="0" w:firstRowLastColumn="0" w:lastRowFirstColumn="0" w:lastRowLastColumn="0"/>
+                      <w:rPr>
+                        <w:rFonts w:ascii="Segoe UI Semibold" w:hAnsi="Segoe UI Semibold" w:cs="Segoe UI Semibold"/>
+                        <w:sz w:val="22"/>
+                        <w:szCs w:val="22"/>
+                      </w:rPr>
+                    </w:pPr>
+                  </w:p>
+                </w:tc>
+                <w:tc>
+                  <w:tcPr>
+                    <w:tcW w:w="1767" w:type="dxa"/>
+                    <w:tcBorders>
+                      <w:top w:val="single" w:color="000000" w:sz="4" w:space="0"/>
+                    </w:tcBorders>
+                    <w:shd w:val="clear" w:color="auto" w:fill="auto"/>
+                  </w:tcPr>
+                  <w:p>
+                    <w:pPr>
+                      <w:cnfStyle w:val="000000100000" w:firstRow="0" w:lastRow="0" w:firstColumn="0" w:lastColumn="0" w:oddVBand="0" w:evenVBand="0" w:oddHBand="1" w:evenHBand="0" w:firstRowFirstColumn="0" w:firstRowLastColumn="0" w:lastRowFirstColumn="0" w:lastRowLastColumn="0"/>
+                      <w:rPr>
+                        <w:rFonts w:ascii="Segoe UI Semibold" w:hAnsi="Segoe UI Semibold" w:cs="Segoe UI Semibold"/>
+                        <w:sz w:val="22"/>
+                        <w:szCs w:val="22"/>
+                      </w:rPr>
+                    </w:pPr>
+                  </w:p>
+                </w:tc>
+              </w:tr>
+              <w:tr>
+                <w:trPr>
+                  <w:trHeight w:val="490"/>
+                </w:trPr>
+                <w:tc>
+                  <w:tcPr>
+                    <w:cnfStyle w:val="001000000000" w:firstRow="0" w:lastRow="0" w:firstColumn="1" w:lastColumn="0" w:oddVBand="0" w:evenVBand="0" w:oddHBand="0" w:evenHBand="0" w:firstRowFirstColumn="0" w:firstRowLastColumn="0" w:lastRowFirstColumn="0" w:lastRowLastColumn="0"/>
+                    <w:tcW w:w="1299" w:type="dxa"/>
+                    <w:shd w:val="clear" w:color="auto" w:fill="FFFFFF" w:themeFill="background1"/>
+                  </w:tcPr>
+                  <w:p>
+                    <w:pPr>
+                      <w:pStyle w:val="Heading2"/>
+                      <w:rPr>
+                        <w:rFonts w:ascii="Segoe UI Semibold" w:hAnsi="Segoe UI Semibold" w:cs="Segoe UI Semibold"/>
+                        <w:b w:val="0"/>
+                        <w:bCs w:val="0"/>
+                        <w:sz w:val="22"/>
+                        <w:szCs w:val="22"/>
+                      </w:rPr>
+                    </w:pPr>
+                  </w:p>
+                  <w:sdt>
+                    <w:sdtPr>
+                      <w:rPr>
+                        <w:rFonts w:ascii="Segoe UI Semibold" w:hAnsi="Segoe UI Semibold" w:cs="Segoe UI Semibold"/>
+                        <w:sz w:val="22"/>
+                        <w:szCs w:val="22"/>
+                      </w:rPr>
+                      <w:alias w:val="No_Item"/>
+                      <w:tag w:val="#BC:InsertDataItem,DataItems/Item/No_Item"/>
+                      <w:id w:val="-111205605"/>
+                      <w:placeholder>
+                        <w:docPart w:val="A57CCF5BBDAF47E4B8ADE0E52AEFF2A6"/>
+                      </w:placeholder>
+                      <w:dataBinding w:prefixMappings="xmlns:ns0='urn:microsoft-dynamics-nav/reports/Inventory_Order_Details/708/'" w:xpath="/ns0:NavWordReportXmlPart[1]/ns0:Item[1]/ns0:No_Item[1]" w:storeItemID="{00000000-0000-0000-0000-000000000000}"/>
+                      <w15:color w:val="808080"/>
+                      <w:text/>
+                    </w:sdtPr>
+                    <w:sdtContent>
+                      <w:p>
+                        <w:pPr>
+                          <w:pStyle w:val="Heading2"/>
+                          <w:rPr>
+                            <w:rFonts w:ascii="Segoe UI Semibold" w:hAnsi="Segoe UI Semibold" w:cs="Segoe UI Semibold"/>
+                            <w:b w:val="0"/>
+                            <w:bCs w:val="0"/>
+                            <w:sz w:val="22"/>
+                            <w:szCs w:val="22"/>
+                          </w:rPr>
+                        </w:pPr>
+                        <w:proofErr w:type="spellStart"/>
+                        <w:r>
+                          <w:rPr>
+                            <w:rFonts w:ascii="Segoe UI Semibold" w:hAnsi="Segoe UI Semibold" w:cs="Segoe UI Semibold"/>
+                            <w:b w:val="0"/>
+                            <w:bCs w:val="0"/>
+                            <w:sz w:val="22"/>
+                            <w:szCs w:val="22"/>
+                          </w:rPr>
+                          <w:t>No_Item</w:t>
+                        </w:r>
+                        <w:proofErr w:type="spellEnd"/>
+                      </w:p>
+                    </w:sdtContent>
+                  </w:sdt>
+                </w:tc>
+                <w:tc>
+                  <w:tcPr>
+                    <w:tcW w:w="2381" w:type="dxa"/>
+                    <w:shd w:val="clear" w:color="auto" w:fill="FFFFFF" w:themeFill="background1"/>
+                  </w:tcPr>
+                  <w:p>
+                    <w:pPr>
+                      <w:pStyle w:val="Heading2"/>
+                      <w:cnfStyle w:val="000000000000" w:firstRow="0" w:lastRow="0" w:firstColumn="0" w:lastColumn="0" w:oddVBand="0" w:evenVBand="0" w:oddHBand="0" w:evenHBand="0" w:firstRowFirstColumn="0" w:firstRowLastColumn="0" w:lastRowFirstColumn="0" w:lastRowLastColumn="0"/>
+                      <w:rPr>
+                        <w:rFonts w:ascii="Segoe UI Semibold" w:hAnsi="Segoe UI Semibold" w:cs="Segoe UI Semibold"/>
+                        <w:sz w:val="22"/>
+                        <w:szCs w:val="22"/>
+                      </w:rPr>
+                    </w:pPr>
+                  </w:p>
+                  <w:sdt>
+                    <w:sdtPr>
+                      <w:rPr>
+                        <w:rFonts w:ascii="Segoe UI Semibold" w:hAnsi="Segoe UI Semibold" w:cs="Segoe UI Semibold"/>
+                        <w:sz w:val="22"/>
+                        <w:szCs w:val="22"/>
+                      </w:rPr>
+                      <w:alias w:val="Description_Item"/>
+                      <w:tag w:val="#BC:InsertDataItem,DataItems/Item/Description_Item"/>
+                      <w:id w:val="-849719540"/>
+                      <w:placeholder>
+                        <w:docPart w:val="A57CCF5BBDAF47E4B8ADE0E52AEFF2A6"/>
+                      </w:placeholder>
+                      <w:dataBinding w:prefixMappings="xmlns:ns0='urn:microsoft-dynamics-nav/reports/Inventory_Order_Details/708/'" w:xpath="/ns0:NavWordReportXmlPart[1]/ns0:Item[1]/ns0:Description_Item[1]" w:storeItemID="{00000000-0000-0000-0000-000000000000}"/>
+                      <w15:color w:val="808080"/>
+                      <w:text/>
+                    </w:sdtPr>
+                    <w:sdtContent>
+                      <w:p>
+                        <w:pPr>
+                          <w:pStyle w:val="Heading2"/>
+                          <w:cnfStyle w:val="000000000000" w:firstRow="0" w:lastRow="0" w:firstColumn="0" w:lastColumn="0" w:oddVBand="0" w:evenVBand="0" w:oddHBand="0" w:evenHBand="0" w:firstRowFirstColumn="0" w:firstRowLastColumn="0" w:lastRowFirstColumn="0" w:lastRowLastColumn="0"/>
+                          <w:rPr>
+                            <w:rFonts w:ascii="Segoe UI Semibold" w:hAnsi="Segoe UI Semibold" w:cs="Segoe UI Semibold"/>
+                            <w:sz w:val="22"/>
+                            <w:szCs w:val="22"/>
+                          </w:rPr>
+                        </w:pPr>
+                        <w:proofErr w:type="spellStart"/>
+                        <w:r>
+                          <w:rPr>
+                            <w:rFonts w:ascii="Segoe UI Semibold" w:hAnsi="Segoe UI Semibold" w:cs="Segoe UI Semibold"/>
+                            <w:sz w:val="22"/>
+                            <w:szCs w:val="22"/>
+                          </w:rPr>
+                          <w:t>Description_Item</w:t>
+                        </w:r>
+                        <w:proofErr w:type="spellEnd"/>
+                      </w:p>
+                    </w:sdtContent>
+                  </w:sdt>
+                </w:tc>
+                <w:tc>
+                  <w:tcPr>
+                    <w:tcW w:w="1534" w:type="dxa"/>
+                    <w:shd w:val="clear" w:color="auto" w:fill="FFFFFF" w:themeFill="background1"/>
+                  </w:tcPr>
+                  <w:p>
+                    <w:pPr>
+                      <w:spacing w:before="160" w:after="80"/>
+                      <w:cnfStyle w:val="000000000000" w:firstRow="0" w:lastRow="0" w:firstColumn="0" w:lastColumn="0" w:oddVBand="0" w:evenVBand="0" w:oddHBand="0" w:evenHBand="0" w:firstRowFirstColumn="0" w:firstRowLastColumn="0" w:lastRowFirstColumn="0" w:lastRowLastColumn="0"/>
+                      <w:rPr>
+                        <w:rFonts w:ascii="Segoe UI Semibold" w:hAnsi="Segoe UI Semibold" w:cs="Segoe UI Semibold"/>
+                        <w:b/>
+                        <w:bCs/>
+                        <w:sz w:val="22"/>
+                        <w:szCs w:val="22"/>
+                      </w:rPr>
+                    </w:pPr>
+                  </w:p>
+                </w:tc>
+                <w:tc>
+                  <w:tcPr>
+                    <w:tcW w:w="1242" w:type="dxa"/>
+                    <w:shd w:val="clear" w:color="auto" w:fill="FFFFFF" w:themeFill="background1"/>
+                  </w:tcPr>
+                  <w:p>
+                    <w:pPr>
+                      <w:spacing w:before="160" w:after="80"/>
+                      <w:cnfStyle w:val="000000000000" w:firstRow="0" w:lastRow="0" w:firstColumn="0" w:lastColumn="0" w:oddVBand="0" w:evenVBand="0" w:oddHBand="0" w:evenHBand="0" w:firstRowFirstColumn="0" w:firstRowLastColumn="0" w:lastRowFirstColumn="0" w:lastRowLastColumn="0"/>
+                      <w:rPr>
+                        <w:rFonts w:ascii="Segoe UI Semibold" w:hAnsi="Segoe UI Semibold" w:cs="Segoe UI Semibold"/>
+                        <w:b/>
+                        <w:bCs/>
+                        <w:sz w:val="22"/>
+                        <w:szCs w:val="22"/>
+                      </w:rPr>
+                    </w:pPr>
+                  </w:p>
+                </w:tc>
+                <w:tc>
+                  <w:tcPr>
+                    <w:tcW w:w="1534" w:type="dxa"/>
+                    <w:shd w:val="clear" w:color="auto" w:fill="FFFFFF" w:themeFill="background1"/>
+                  </w:tcPr>
+                  <w:p>
+                    <w:pPr>
+                      <w:spacing w:before="160" w:after="80"/>
+                      <w:cnfStyle w:val="000000000000" w:firstRow="0" w:lastRow="0" w:firstColumn="0" w:lastColumn="0" w:oddVBand="0" w:evenVBand="0" w:oddHBand="0" w:evenHBand="0" w:firstRowFirstColumn="0" w:firstRowLastColumn="0" w:lastRowFirstColumn="0" w:lastRowLastColumn="0"/>
+                      <w:rPr>
+                        <w:rFonts w:ascii="Segoe UI Semibold" w:hAnsi="Segoe UI Semibold" w:cs="Segoe UI Semibold"/>
+                        <w:b/>
+                        <w:bCs/>
+                        <w:sz w:val="22"/>
+                        <w:szCs w:val="22"/>
+                      </w:rPr>
+                    </w:pPr>
+                  </w:p>
+                </w:tc>
+                <w:tc>
+                  <w:tcPr>
+                    <w:tcW w:w="1358" w:type="dxa"/>
+                    <w:shd w:val="clear" w:color="auto" w:fill="FFFFFF" w:themeFill="background1"/>
+                  </w:tcPr>
+                  <w:p>
+                    <w:pPr>
+                      <w:spacing w:before="160" w:after="80"/>
+                      <w:cnfStyle w:val="000000000000" w:firstRow="0" w:lastRow="0" w:firstColumn="0" w:lastColumn="0" w:oddVBand="0" w:evenVBand="0" w:oddHBand="0" w:evenHBand="0" w:firstRowFirstColumn="0" w:firstRowLastColumn="0" w:lastRowFirstColumn="0" w:lastRowLastColumn="0"/>
+                      <w:rPr>
+                        <w:rFonts w:ascii="Segoe UI Semibold" w:hAnsi="Segoe UI Semibold" w:cs="Segoe UI Semibold"/>
+                        <w:b/>
+                        <w:bCs/>
+                        <w:sz w:val="22"/>
+                        <w:szCs w:val="22"/>
+                      </w:rPr>
+                    </w:pPr>
+                  </w:p>
+                </w:tc>
+                <w:tc>
+                  <w:tcPr>
+                    <w:tcW w:w="2015" w:type="dxa"/>
+                    <w:shd w:val="clear" w:color="auto" w:fill="FFFFFF" w:themeFill="background1"/>
+                  </w:tcPr>
+                  <w:p>
+                    <w:pPr>
+                      <w:spacing w:before="160" w:after="80"/>
+                      <w:cnfStyle w:val="000000000000" w:firstRow="0" w:lastRow="0" w:firstColumn="0" w:lastColumn="0" w:oddVBand="0" w:evenVBand="0" w:oddHBand="0" w:evenHBand="0" w:firstRowFirstColumn="0" w:firstRowLastColumn="0" w:lastRowFirstColumn="0" w:lastRowLastColumn="0"/>
+                      <w:rPr>
+                        <w:rFonts w:ascii="Segoe UI Semibold" w:hAnsi="Segoe UI Semibold" w:cs="Segoe UI Semibold"/>
+                        <w:b/>
+                        <w:bCs/>
+                        <w:sz w:val="22"/>
+                        <w:szCs w:val="22"/>
+                      </w:rPr>
+                    </w:pPr>
+                  </w:p>
+                </w:tc>
+                <w:tc>
+                  <w:tcPr>
+                    <w:tcW w:w="1183" w:type="dxa"/>
+                    <w:shd w:val="clear" w:color="auto" w:fill="FFFFFF" w:themeFill="background1"/>
+                  </w:tcPr>
+                  <w:p>
+                    <w:pPr>
+                      <w:spacing w:before="160" w:after="80"/>
+                      <w:cnfStyle w:val="000000000000" w:firstRow="0" w:lastRow="0" w:firstColumn="0" w:lastColumn="0" w:oddVBand="0" w:evenVBand="0" w:oddHBand="0" w:evenHBand="0" w:firstRowFirstColumn="0" w:firstRowLastColumn="0" w:lastRowFirstColumn="0" w:lastRowLastColumn="0"/>
+                      <w:rPr>
+                        <w:rFonts w:ascii="Segoe UI Semibold" w:hAnsi="Segoe UI Semibold" w:cs="Segoe UI Semibold"/>
+                        <w:b/>
+                        <w:bCs/>
+                        <w:sz w:val="22"/>
+                        <w:szCs w:val="22"/>
+                      </w:rPr>
+                    </w:pPr>
+                  </w:p>
+                </w:tc>
+                <w:tc>
+                  <w:tcPr>
+                    <w:tcW w:w="1285" w:type="dxa"/>
+                    <w:shd w:val="clear" w:color="auto" w:fill="FFFFFF" w:themeFill="background1"/>
+                  </w:tcPr>
+                  <w:p>
+                    <w:pPr>
+                      <w:spacing w:before="160" w:after="80"/>
+                      <w:cnfStyle w:val="000000000000" w:firstRow="0" w:lastRow="0" w:firstColumn="0" w:lastColumn="0" w:oddVBand="0" w:evenVBand="0" w:oddHBand="0" w:evenHBand="0" w:firstRowFirstColumn="0" w:firstRowLastColumn="0" w:lastRowFirstColumn="0" w:lastRowLastColumn="0"/>
+                      <w:rPr>
+                        <w:rFonts w:ascii="Segoe UI Semibold" w:hAnsi="Segoe UI Semibold" w:cs="Segoe UI Semibold"/>
+                        <w:b/>
+                        <w:bCs/>
+                        <w:sz w:val="22"/>
+                        <w:szCs w:val="22"/>
+                      </w:rPr>
+                    </w:pPr>
+                  </w:p>
+                </w:tc>
+                <w:tc>
+                  <w:tcPr>
+                    <w:tcW w:w="1767" w:type="dxa"/>
+                    <w:shd w:val="clear" w:color="auto" w:fill="FFFFFF" w:themeFill="background1"/>
+                  </w:tcPr>
+                  <w:p>
+                    <w:pPr>
+                      <w:spacing w:before="160" w:after="80"/>
+                      <w:cnfStyle w:val="000000000000" w:firstRow="0" w:lastRow="0" w:firstColumn="0" w:lastColumn="0" w:oddVBand="0" w:evenVBand="0" w:oddHBand="0" w:evenHBand="0" w:firstRowFirstColumn="0" w:firstRowLastColumn="0" w:lastRowFirstColumn="0" w:lastRowLastColumn="0"/>
+                      <w:rPr>
+                        <w:rFonts w:ascii="Segoe UI Semibold" w:hAnsi="Segoe UI Semibold" w:cs="Segoe UI Semibold"/>
+                        <w:b/>
+                        <w:bCs/>
+                        <w:sz w:val="22"/>
+                        <w:szCs w:val="22"/>
+                      </w:rPr>
+                    </w:pPr>
+                  </w:p>
+                </w:tc>
+              </w:tr>
+              <w:tr>
+                <w:trPr>
+                  <w:cnfStyle w:val="000000100000" w:firstRow="0" w:lastRow="0" w:firstColumn="0" w:lastColumn="0" w:oddVBand="0" w:evenVBand="0" w:oddHBand="1" w:evenHBand="0" w:firstRowFirstColumn="0" w:firstRowLastColumn="0" w:lastRowFirstColumn="0" w:lastRowLastColumn="0"/>
+                  <w:trHeight w:val="245"/>
+                </w:trPr>
+                <w:tc>
+                  <w:tcPr>
+                    <w:cnfStyle w:val="001000000000" w:firstRow="0" w:lastRow="0" w:firstColumn="1" w:lastColumn="0" w:oddVBand="0" w:evenVBand="0" w:oddHBand="0" w:evenHBand="0" w:firstRowFirstColumn="0" w:firstRowLastColumn="0" w:lastRowFirstColumn="0" w:lastRowLastColumn="0"/>
+                    <w:tcW w:w="1299" w:type="dxa"/>
+                    <w:shd w:val="clear" w:color="auto" w:fill="auto"/>
+                  </w:tcPr>
+                  <w:p>
+                    <w:pPr>
+                      <w:pStyle w:val="Heading2"/>
+                      <w:spacing w:before="0" w:line="276" w:lineRule="auto"/>
+                      <w:rPr>
+                        <w:rFonts w:ascii="Segoe UI Semibold" w:hAnsi="Segoe UI Semibold" w:cs="Segoe UI Semibold"/>
+                        <w:sz w:val="22"/>
+                        <w:szCs w:val="22"/>
+                      </w:rPr>
+                    </w:pPr>
+                  </w:p>
+                </w:tc>
+                <w:tc>
+                  <w:tcPr>
+                    <w:tcW w:w="2381" w:type="dxa"/>
+                    <w:shd w:val="clear" w:color="auto" w:fill="auto"/>
+                  </w:tcPr>
+                  <w:p>
+                    <w:pPr>
+                      <w:pStyle w:val="Heading2"/>
+                      <w:spacing w:before="0" w:line="276" w:lineRule="auto"/>
+                      <w:cnfStyle w:val="000000100000" w:firstRow="0" w:lastRow="0" w:firstColumn="0" w:lastColumn="0" w:oddVBand="0" w:evenVBand="0" w:oddHBand="1" w:evenHBand="0" w:firstRowFirstColumn="0" w:firstRowLastColumn="0" w:lastRowFirstColumn="0" w:lastRowLastColumn="0"/>
+                      <w:rPr>
+                        <w:rFonts w:ascii="Segoe UI Semibold" w:hAnsi="Segoe UI Semibold" w:cs="Segoe UI Semibold"/>
+                        <w:sz w:val="22"/>
+                        <w:szCs w:val="22"/>
+                      </w:rPr>
+                    </w:pPr>
+                  </w:p>
+                </w:tc>
+                <w:tc>
+                  <w:tcPr>
+                    <w:tcW w:w="1534" w:type="dxa"/>
+                    <w:shd w:val="clear" w:color="auto" w:fill="auto"/>
+                  </w:tcPr>
+                  <w:p>
+                    <w:pPr>
+                      <w:cnfStyle w:val="000000100000" w:firstRow="0" w:lastRow="0" w:firstColumn="0" w:lastColumn="0" w:oddVBand="0" w:evenVBand="0" w:oddHBand="1" w:evenHBand="0" w:firstRowFirstColumn="0" w:firstRowLastColumn="0" w:lastRowFirstColumn="0" w:lastRowLastColumn="0"/>
+                      <w:rPr>
+                        <w:rFonts w:ascii="Segoe UI Semibold" w:hAnsi="Segoe UI Semibold" w:cs="Segoe UI Semibold"/>
+                        <w:b/>
+                        <w:bCs/>
+                        <w:sz w:val="22"/>
+                        <w:szCs w:val="22"/>
+                      </w:rPr>
+                    </w:pPr>
+                  </w:p>
+                </w:tc>
+                <w:tc>
+                  <w:tcPr>
+                    <w:tcW w:w="1242" w:type="dxa"/>
+                    <w:shd w:val="clear" w:color="auto" w:fill="auto"/>
+                  </w:tcPr>
+                  <w:p>
+                    <w:pPr>
+                      <w:cnfStyle w:val="000000100000" w:firstRow="0" w:lastRow="0" w:firstColumn="0" w:lastColumn="0" w:oddVBand="0" w:evenVBand="0" w:oddHBand="1" w:evenHBand="0" w:firstRowFirstColumn="0" w:firstRowLastColumn="0" w:lastRowFirstColumn="0" w:lastRowLastColumn="0"/>
+                      <w:rPr>
+                        <w:rFonts w:ascii="Segoe UI Semibold" w:hAnsi="Segoe UI Semibold" w:cs="Segoe UI Semibold"/>
+                        <w:b/>
+                        <w:bCs/>
+                        <w:sz w:val="22"/>
+                        <w:szCs w:val="22"/>
+                      </w:rPr>
+                    </w:pPr>
+                  </w:p>
+                </w:tc>
+                <w:tc>
+                  <w:tcPr>
+                    <w:tcW w:w="1534" w:type="dxa"/>
+                    <w:shd w:val="clear" w:color="auto" w:fill="auto"/>
+                  </w:tcPr>
+                  <w:p>
+                    <w:pPr>
+                      <w:cnfStyle w:val="000000100000" w:firstRow="0" w:lastRow="0" w:firstColumn="0" w:lastColumn="0" w:oddVBand="0" w:evenVBand="0" w:oddHBand="1" w:evenHBand="0" w:firstRowFirstColumn="0" w:firstRowLastColumn="0" w:lastRowFirstColumn="0" w:lastRowLastColumn="0"/>
+                      <w:rPr>
+                        <w:rFonts w:ascii="Segoe UI Semibold" w:hAnsi="Segoe UI Semibold" w:cs="Segoe UI Semibold"/>
+                        <w:b/>
+                        <w:bCs/>
+                        <w:sz w:val="22"/>
+                        <w:szCs w:val="22"/>
+                      </w:rPr>
+                    </w:pPr>
+                  </w:p>
+                </w:tc>
+                <w:tc>
+                  <w:tcPr>
+                    <w:tcW w:w="1358" w:type="dxa"/>
+                    <w:shd w:val="clear" w:color="auto" w:fill="auto"/>
+                  </w:tcPr>
+                  <w:p>
+                    <w:pPr>
+                      <w:cnfStyle w:val="000000100000" w:firstRow="0" w:lastRow="0" w:firstColumn="0" w:lastColumn="0" w:oddVBand="0" w:evenVBand="0" w:oddHBand="1" w:evenHBand="0" w:firstRowFirstColumn="0" w:firstRowLastColumn="0" w:lastRowFirstColumn="0" w:lastRowLastColumn="0"/>
+                      <w:rPr>
+                        <w:rFonts w:ascii="Segoe UI Semibold" w:hAnsi="Segoe UI Semibold" w:cs="Segoe UI Semibold"/>
+                        <w:b/>
+                        <w:bCs/>
+                        <w:sz w:val="22"/>
+                        <w:szCs w:val="22"/>
+                      </w:rPr>
+                    </w:pPr>
+                  </w:p>
+                </w:tc>
+                <w:tc>
+                  <w:tcPr>
+                    <w:tcW w:w="2015" w:type="dxa"/>
+                    <w:shd w:val="clear" w:color="auto" w:fill="auto"/>
+                  </w:tcPr>
+                  <w:p>
+                    <w:pPr>
+                      <w:cnfStyle w:val="000000100000" w:firstRow="0" w:lastRow="0" w:firstColumn="0" w:lastColumn="0" w:oddVBand="0" w:evenVBand="0" w:oddHBand="1" w:evenHBand="0" w:firstRowFirstColumn="0" w:firstRowLastColumn="0" w:lastRowFirstColumn="0" w:lastRowLastColumn="0"/>
+                      <w:rPr>
+                        <w:rFonts w:ascii="Segoe UI Semibold" w:hAnsi="Segoe UI Semibold" w:cs="Segoe UI Semibold"/>
+                        <w:b/>
+                        <w:bCs/>
+                        <w:sz w:val="22"/>
+                        <w:szCs w:val="22"/>
+                      </w:rPr>
+                    </w:pPr>
+                  </w:p>
+                </w:tc>
+                <w:tc>
+                  <w:tcPr>
+                    <w:tcW w:w="1183" w:type="dxa"/>
+                    <w:shd w:val="clear" w:color="auto" w:fill="auto"/>
+                  </w:tcPr>
+                  <w:p>
+                    <w:pPr>
+                      <w:cnfStyle w:val="000000100000" w:firstRow="0" w:lastRow="0" w:firstColumn="0" w:lastColumn="0" w:oddVBand="0" w:evenVBand="0" w:oddHBand="1" w:evenHBand="0" w:firstRowFirstColumn="0" w:firstRowLastColumn="0" w:lastRowFirstColumn="0" w:lastRowLastColumn="0"/>
+                      <w:rPr>
+                        <w:rFonts w:ascii="Segoe UI Semibold" w:hAnsi="Segoe UI Semibold" w:cs="Segoe UI Semibold"/>
+                        <w:b/>
+                        <w:bCs/>
+                        <w:sz w:val="22"/>
+                        <w:szCs w:val="22"/>
+                      </w:rPr>
+                    </w:pPr>
+                  </w:p>
+                </w:tc>
+                <w:tc>
+                  <w:tcPr>
+                    <w:tcW w:w="1285" w:type="dxa"/>
+                    <w:shd w:val="clear" w:color="auto" w:fill="auto"/>
+                  </w:tcPr>
+                  <w:p>
+                    <w:pPr>
+                      <w:cnfStyle w:val="000000100000" w:firstRow="0" w:lastRow="0" w:firstColumn="0" w:lastColumn="0" w:oddVBand="0" w:evenVBand="0" w:oddHBand="1" w:evenHBand="0" w:firstRowFirstColumn="0" w:firstRowLastColumn="0" w:lastRowFirstColumn="0" w:lastRowLastColumn="0"/>
+                      <w:rPr>
+                        <w:rFonts w:ascii="Segoe UI Semibold" w:hAnsi="Segoe UI Semibold" w:cs="Segoe UI Semibold"/>
+                        <w:b/>
+                        <w:bCs/>
+                        <w:sz w:val="22"/>
+                        <w:szCs w:val="22"/>
+                      </w:rPr>
+                    </w:pPr>
+                  </w:p>
+                </w:tc>
+                <w:tc>
+                  <w:tcPr>
+                    <w:tcW w:w="1767" w:type="dxa"/>
+                    <w:shd w:val="clear" w:color="auto" w:fill="auto"/>
+                  </w:tcPr>
+                  <w:p>
+                    <w:pPr>
+                      <w:cnfStyle w:val="000000100000" w:firstRow="0" w:lastRow="0" w:firstColumn="0" w:lastColumn="0" w:oddVBand="0" w:evenVBand="0" w:oddHBand="1" w:evenHBand="0" w:firstRowFirstColumn="0" w:firstRowLastColumn="0" w:lastRowFirstColumn="0" w:lastRowLastColumn="0"/>
+                      <w:rPr>
+                        <w:rFonts w:ascii="Segoe UI Semibold" w:hAnsi="Segoe UI Semibold" w:cs="Segoe UI Semibold"/>
+                        <w:b/>
+                        <w:bCs/>
+                        <w:sz w:val="22"/>
+                        <w:szCs w:val="22"/>
+                      </w:rPr>
+                    </w:pPr>
+                  </w:p>
+                </w:tc>
+              </w:tr>
+              <w:sdt>
+                <w:sdtPr>
+                  <w:rPr>
+                    <w:rFonts w:ascii="Segoe UI" w:hAnsi="Segoe UI" w:cs="Segoe UI"/>
+                    <w:b w:val="0"/>
+                    <w:bCs w:val="0"/>
+                    <w:sz w:val="22"/>
+                    <w:szCs w:val="22"/>
+                    <w:lang w:val="en-DK" w:eastAsia="zh-CN"/>
+                  </w:rPr>
+                  <w:alias w:val="#Nav: /Item/Sales_Line"/>
+                  <w:tag w:val="#Nav: Inventory_Order_Details/708"/>
+                  <w:id w:val="1689722507"/>
+                  <w15:dataBinding w:prefixMappings="xmlns:ns0='urn:microsoft-dynamics-nav/reports/Inventory_Order_Details/708/'" w:xpath="/ns0:NavWordReportXmlPart[1]/ns0:Item[1]/ns0:Sales_Line" w:storeItemID="{BD0AD12E-8658-489D-9919-DB6A9B0BB85F}"/>
+                  <w15:repeatingSection/>
+                </w:sdtPr>
+                <w:sdtEndPr/>
+                <w:sdtContent>
+                  <w:sdt>
+                    <w:sdtPr>
+                      <w:rPr>
+                        <w:rFonts w:ascii="Segoe UI" w:hAnsi="Segoe UI" w:cs="Segoe UI"/>
+                        <w:b w:val="0"/>
+                        <w:bCs w:val="0"/>
+                        <w:sz w:val="22"/>
+                        <w:szCs w:val="22"/>
+                        <w:lang w:val="en-DK" w:eastAsia="zh-CN"/>
+                      </w:rPr>
+                      <w:id w:val="1248918833"/>
+                      <w:placeholder>
+                        <w:docPart w:val="A4F223FDED2F4E4B8FF075B7D5128156"/>
+                      </w:placeholder>
+                      <w15:repeatingSectionItem/>
+                    </w:sdtPr>
+                    <w:sdtContent>
+                      <w:tr>
+                        <w:trPr>
+                          <w:trHeight w:val="490"/>
+                        </w:trPr>
+                        <w:sdt>
+                          <w:sdtPr>
+                            <w:rPr>
+                              <w:rFonts w:ascii="Segoe UI" w:hAnsi="Segoe UI" w:cs="Segoe UI"/>
+                              <w:b w:val="0"/>
+                              <w:bCs w:val="0"/>
+                              <w:sz w:val="22"/>
+                              <w:szCs w:val="22"/>
+                              <w:lang w:val="en-DK" w:eastAsia="zh-CN"/>
+                            </w:rPr>
+                            <w:alias w:val="SalesLineDocumentNo"/>
+                            <w:tag w:val="#BC:InsertDataItem,DataItems/Item/Sales_Line/SalesLineDocumentNo"/>
+                            <w:id w:val="158200424"/>
+                            <w:placeholder>
+                              <w:docPart w:val="A57CCF5BBDAF47E4B8ADE0E52AEFF2A6"/>
+                            </w:placeholder>
+                            <w:dataBinding w:prefixMappings="xmlns:ns0='urn:microsoft-dynamics-nav/reports/Inventory_Order_Details/708/'" w:xpath="/ns0:NavWordReportXmlPart[1]/ns0:Item[1]/ns0:Sales_Line[1]/ns0:SalesLineDocumentNo[1]" w:storeItemID="{00000000-0000-0000-0000-000000000000}"/>
+                            <w15:color w:val="808080"/>
+                            <w:text/>
+                          </w:sdtPr>
+                          <w:sdtEndPr>
+                            <w:rPr>
+                              <w:lang w:val="en-AU"/>
+                            </w:rPr>
+                          </w:sdtEndPr>
+                          <w:sdtContent>
+                            <w:tc>
+                              <w:tcPr>
+                                <w:cnfStyle w:val="001000000000" w:firstRow="0" w:lastRow="0" w:firstColumn="1" w:lastColumn="0" w:oddVBand="0" w:evenVBand="0" w:oddHBand="0" w:evenHBand="0" w:firstRowFirstColumn="0" w:firstRowLastColumn="0" w:lastRowFirstColumn="0" w:lastRowLastColumn="0"/>
+                                <w:tcW w:w="1299" w:type="dxa"/>
+                                <w:tcBorders>
+                                  <w:bottom w:val="single" w:color="F5F7F8" w:sz="4" w:space="0"/>
+                                </w:tcBorders>
+                                <w:vAlign w:val="center"/>
+                              </w:tcPr>
+                              <w:p>
+                                <w:pPr>
+                                  <w:rPr>
+                                    <w:rFonts w:ascii="Segoe UI" w:hAnsi="Segoe UI" w:cs="Segoe UI"/>
+                                    <w:b w:val="0"/>
+                                    <w:bCs w:val="0"/>
+                                    <w:sz w:val="22"/>
+                                    <w:szCs w:val="22"/>
+                                  </w:rPr>
+                                </w:pPr>
+                                <w:proofErr w:type="spellStart"/>
+                                <w:r>
+                                  <w:rPr>
+                                    <w:rFonts w:ascii="Segoe UI" w:hAnsi="Segoe UI" w:cs="Segoe UI"/>
+                                    <w:b w:val="0"/>
+                                    <w:bCs w:val="0"/>
+                                    <w:sz w:val="22"/>
+                                    <w:szCs w:val="22"/>
+                                    <w:lang w:eastAsia="zh-CN"/>
+                                  </w:rPr>
+                                  <w:t>SalesLineDocumentNo</w:t>
+                                </w:r>
+                                <w:proofErr w:type="spellEnd"/>
+                              </w:p>
+                            </w:tc>
+                          </w:sdtContent>
+                        </w:sdt>
+                        <w:sdt>
+                          <w:sdtPr>
+                            <w:rPr>
+                              <w:rFonts w:ascii="Segoe UI" w:hAnsi="Segoe UI" w:cs="Segoe UI"/>
+                              <w:sz w:val="22"/>
+                              <w:szCs w:val="22"/>
+                            </w:rPr>
+                            <w:alias w:val="SalesHeaderBilltoName"/>
+                            <w:tag w:val="#BC:InsertDataItem,DataItems/Item/Sales_Line/SalesHeaderBilltoName"/>
+                            <w:id w:val="627896571"/>
+                            <w:placeholder>
+                              <w:docPart w:val="A57CCF5BBDAF47E4B8ADE0E52AEFF2A6"/>
+                            </w:placeholder>
+                            <w:dataBinding w:prefixMappings="xmlns:ns0='urn:microsoft-dynamics-nav/reports/Inventory_Order_Details/708/'" w:xpath="/ns0:NavWordReportXmlPart[1]/ns0:Item[1]/ns0:Sales_Line[1]/ns0:SalesHeaderBilltoName[1]" w:storeItemID="{00000000-0000-0000-0000-000000000000}"/>
+                            <w15:color w:val="808080"/>
+                            <w:text/>
+                          </w:sdtPr>
+                          <w:sdtContent>
+                            <w:tc>
+                              <w:tcPr>
+                                <w:tcW w:w="2381" w:type="dxa"/>
+                                <w:tcBorders>
+                                  <w:bottom w:val="single" w:color="F5F7F8" w:sz="4" w:space="0"/>
+                                </w:tcBorders>
+                                <w:vAlign w:val="center"/>
+                              </w:tcPr>
+                              <w:p>
+                                <w:pPr>
+                                  <w:cnfStyle w:val="000000000000" w:firstRow="0" w:lastRow="0" w:firstColumn="0" w:lastColumn="0" w:oddVBand="0" w:evenVBand="0" w:oddHBand="0" w:evenHBand="0" w:firstRowFirstColumn="0" w:firstRowLastColumn="0" w:lastRowFirstColumn="0" w:lastRowLastColumn="0"/>
+                                  <w:rPr>
+                                    <w:rFonts w:ascii="Segoe UI" w:hAnsi="Segoe UI" w:cs="Segoe UI"/>
+                                    <w:sz w:val="22"/>
+                                    <w:szCs w:val="22"/>
+                                  </w:rPr>
+                                </w:pPr>
+                                <w:proofErr w:type="spellStart"/>
+                                <w:r>
+                                  <w:rPr>
+                                    <w:rFonts w:ascii="Segoe UI" w:hAnsi="Segoe UI" w:cs="Segoe UI"/>
+                                    <w:sz w:val="22"/>
+                                    <w:szCs w:val="22"/>
+                                  </w:rPr>
+                                  <w:t>SalesHeaderBilltoName</w:t>
+                                </w:r>
+                                <w:proofErr w:type="spellEnd"/>
+                              </w:p>
+                            </w:tc>
+                          </w:sdtContent>
+                        </w:sdt>
+                        <w:sdt>
+                          <w:sdtPr>
+                            <w:rPr>
+                              <w:rFonts w:ascii="Segoe UI" w:hAnsi="Segoe UI" w:cs="Segoe UI"/>
+                              <w:sz w:val="22"/>
+                              <w:szCs w:val="22"/>
+                            </w:rPr>
+                            <w:alias w:val="ShipmentDate_SalesLine"/>
+                            <w:tag w:val="#BC:InsertDataItem,DataItems/Item/Sales_Line/ShipmentDate_SalesLine"/>
+                            <w:id w:val="1378973235"/>
+                            <w:placeholder>
+                              <w:docPart w:val="A57CCF5BBDAF47E4B8ADE0E52AEFF2A6"/>
+                            </w:placeholder>
+                            <w:dataBinding w:prefixMappings="xmlns:ns0='urn:microsoft-dynamics-nav/reports/Inventory_Order_Details/708/'" w:xpath="/ns0:NavWordReportXmlPart[1]/ns0:Item[1]/ns0:Sales_Line[1]/ns0:ShipmentDate_SalesLine[1]" w:storeItemID="{00000000-0000-0000-0000-000000000000}"/>
+                            <w15:color w:val="808080"/>
+                            <w:text/>
+                          </w:sdtPr>
+                          <w:sdtContent>
+                            <w:tc>
+                              <w:tcPr>
+                                <w:tcW w:w="1534" w:type="dxa"/>
+                                <w:tcBorders>
+                                  <w:bottom w:val="single" w:color="F5F7F8" w:sz="4" w:space="0"/>
+                                </w:tcBorders>
+                                <w:vAlign w:val="center"/>
+                              </w:tcPr>
+                              <w:p>
+                                <w:pPr>
+                                  <w:cnfStyle w:val="000000000000" w:firstRow="0" w:lastRow="0" w:firstColumn="0" w:lastColumn="0" w:oddVBand="0" w:evenVBand="0" w:oddHBand="0" w:evenHBand="0" w:firstRowFirstColumn="0" w:firstRowLastColumn="0" w:lastRowFirstColumn="0" w:lastRowLastColumn="0"/>
+                                  <w:rPr>
+                                    <w:rFonts w:ascii="Segoe UI" w:hAnsi="Segoe UI" w:cs="Segoe UI"/>
+                                    <w:sz w:val="22"/>
+                                    <w:szCs w:val="22"/>
+                                  </w:rPr>
+                                </w:pPr>
+                                <w:proofErr w:type="spellStart"/>
+                                <w:r>
+                                  <w:rPr>
+                                    <w:rFonts w:ascii="Segoe UI" w:hAnsi="Segoe UI" w:cs="Segoe UI"/>
+                                    <w:sz w:val="22"/>
+                                    <w:szCs w:val="22"/>
+                                  </w:rPr>
+                                  <w:t>ShipmentDate_SalesLine</w:t>
+                                </w:r>
+                                <w:proofErr w:type="spellEnd"/>
+                              </w:p>
+                            </w:tc>
+                          </w:sdtContent>
+                        </w:sdt>
+                        <w:sdt>
+                          <w:sdtPr>
+                            <w:rPr>
+                              <w:rFonts w:ascii="Segoe UI" w:hAnsi="Segoe UI" w:cs="Segoe UI"/>
+                              <w:sz w:val="22"/>
+                              <w:szCs w:val="22"/>
+                            </w:rPr>
+                            <w:alias w:val="Quantity_SalesLine"/>
+                            <w:tag w:val="#BC:InsertDataItem,DataItems/Item/Sales_Line/Quantity_SalesLine"/>
+                            <w:id w:val="-168557375"/>
+                            <w:placeholder>
+                              <w:docPart w:val="A57CCF5BBDAF47E4B8ADE0E52AEFF2A6"/>
+                            </w:placeholder>
+                            <w:dataBinding w:prefixMappings="xmlns:ns0='urn:microsoft-dynamics-nav/reports/Inventory_Order_Details/708/'" w:xpath="/ns0:NavWordReportXmlPart[1]/ns0:Item[1]/ns0:Sales_Line[1]/ns0:Quantity_SalesLine[1]" w:storeItemID="{00000000-0000-0000-0000-000000000000}"/>
+                            <w15:color w:val="808080"/>
+                            <w:text/>
+                          </w:sdtPr>
+                          <w:sdtContent>
+                            <w:tc>
+                              <w:tcPr>
+                                <w:tcW w:w="1242" w:type="dxa"/>
+                                <w:tcBorders>
+                                  <w:bottom w:val="single" w:color="F5F7F8" w:sz="4" w:space="0"/>
+                                </w:tcBorders>
+                                <w:vAlign w:val="center"/>
+                              </w:tcPr>
+                              <w:p>
+                                <w:pPr>
+                                  <w:jc w:val="right"/>
+                                  <w:cnfStyle w:val="000000000000" w:firstRow="0" w:lastRow="0" w:firstColumn="0" w:lastColumn="0" w:oddVBand="0" w:evenVBand="0" w:oddHBand="0" w:evenHBand="0" w:firstRowFirstColumn="0" w:firstRowLastColumn="0" w:lastRowFirstColumn="0" w:lastRowLastColumn="0"/>
+                                  <w:rPr>
+                                    <w:rFonts w:ascii="Segoe UI" w:hAnsi="Segoe UI" w:cs="Segoe UI"/>
+                                    <w:sz w:val="22"/>
+                                    <w:szCs w:val="22"/>
+                                  </w:rPr>
+                                </w:pPr>
+                                <w:proofErr w:type="spellStart"/>
+                                <w:r>
+                                  <w:rPr>
+                                    <w:rFonts w:ascii="Segoe UI" w:hAnsi="Segoe UI" w:cs="Segoe UI"/>
+                                    <w:sz w:val="22"/>
+                                    <w:szCs w:val="22"/>
+                                  </w:rPr>
+                                  <w:t>Quantity_SalesLine</w:t>
+                                </w:r>
+                                <w:proofErr w:type="spellEnd"/>
+                              </w:p>
+                            </w:tc>
+                          </w:sdtContent>
+                        </w:sdt>
+                        <w:sdt>
+                          <w:sdtPr>
+                            <w:rPr>
+                              <w:rFonts w:ascii="Segoe UI" w:hAnsi="Segoe UI" w:cs="Segoe UI"/>
+                              <w:sz w:val="22"/>
+                              <w:szCs w:val="22"/>
+                            </w:rPr>
+                            <w:alias w:val="OutstandingQty_SalesLine"/>
+                            <w:tag w:val="#BC:InsertDataItem,DataItems/Item/Sales_Line/OutstandingQty_SalesLine"/>
+                            <w:id w:val="-1075037928"/>
+                            <w:placeholder>
+                              <w:docPart w:val="A57CCF5BBDAF47E4B8ADE0E52AEFF2A6"/>
+                            </w:placeholder>
+                            <w:dataBinding w:prefixMappings="xmlns:ns0='urn:microsoft-dynamics-nav/reports/Inventory_Order_Details/708/'" w:xpath="/ns0:NavWordReportXmlPart[1]/ns0:Item[1]/ns0:Sales_Line[1]/ns0:OutstandingQty_SalesLine[1]" w:storeItemID="{00000000-0000-0000-0000-000000000000}"/>
+                            <w15:color w:val="808080"/>
+                            <w:text/>
+                          </w:sdtPr>
+                          <w:sdtContent>
+                            <w:tc>
+                              <w:tcPr>
+                                <w:tcW w:w="1534" w:type="dxa"/>
+                                <w:tcBorders>
+                                  <w:bottom w:val="single" w:color="F5F7F8" w:sz="4" w:space="0"/>
+                                </w:tcBorders>
+                                <w:vAlign w:val="center"/>
+                              </w:tcPr>
+                              <w:p>
+                                <w:pPr>
+                                  <w:jc w:val="right"/>
+                                  <w:cnfStyle w:val="000000000000" w:firstRow="0" w:lastRow="0" w:firstColumn="0" w:lastColumn="0" w:oddVBand="0" w:evenVBand="0" w:oddHBand="0" w:evenHBand="0" w:firstRowFirstColumn="0" w:firstRowLastColumn="0" w:lastRowFirstColumn="0" w:lastRowLastColumn="0"/>
+                                  <w:rPr>
+                                    <w:rFonts w:ascii="Segoe UI" w:hAnsi="Segoe UI" w:cs="Segoe UI"/>
+                                    <w:sz w:val="22"/>
+                                    <w:szCs w:val="22"/>
+                                  </w:rPr>
+                                </w:pPr>
+                                <w:proofErr w:type="spellStart"/>
+                                <w:r>
+                                  <w:rPr>
+                                    <w:rFonts w:ascii="Segoe UI" w:hAnsi="Segoe UI" w:cs="Segoe UI"/>
+                                    <w:sz w:val="22"/>
+                                    <w:szCs w:val="22"/>
+                                  </w:rPr>
+                                  <w:t>OutstandingQty_SalesLine</w:t>
+                                </w:r>
+                                <w:proofErr w:type="spellEnd"/>
+                              </w:p>
+                            </w:tc>
+                          </w:sdtContent>
+                        </w:sdt>
+                        <w:sdt>
+                          <w:sdtPr>
+                            <w:rPr>
+                              <w:rFonts w:ascii="Segoe UI" w:hAnsi="Segoe UI" w:cs="Segoe UI"/>
+                              <w:sz w:val="22"/>
+                              <w:szCs w:val="22"/>
+                            </w:rPr>
+                            <w:alias w:val="BackOrderQty"/>
+                            <w:tag w:val="#BC:InsertDataItem,DataItems/Item/Sales_Line/BackOrderQty"/>
+                            <w:id w:val="1000854179"/>
+                            <w:placeholder>
+                              <w:docPart w:val="A57CCF5BBDAF47E4B8ADE0E52AEFF2A6"/>
+                            </w:placeholder>
+                            <w:dataBinding w:prefixMappings="xmlns:ns0='urn:microsoft-dynamics-nav/reports/Inventory_Order_Details/708/'" w:xpath="/ns0:NavWordReportXmlPart[1]/ns0:Item[1]/ns0:Sales_Line[1]/ns0:BackOrderQty[1]" w:storeItemID="{00000000-0000-0000-0000-000000000000}"/>
+                            <w15:color w:val="808080"/>
+                            <w:text/>
+                          </w:sdtPr>
+                          <w:sdtContent>
+                            <w:tc>
+                              <w:tcPr>
+                                <w:tcW w:w="1358" w:type="dxa"/>
+                                <w:tcBorders>
+                                  <w:bottom w:val="single" w:color="F5F7F8" w:sz="4" w:space="0"/>
+                                </w:tcBorders>
+                                <w:vAlign w:val="center"/>
+                              </w:tcPr>
+                              <w:p>
+                                <w:pPr>
+                                  <w:jc w:val="right"/>
+                                  <w:cnfStyle w:val="000000000000" w:firstRow="0" w:lastRow="0" w:firstColumn="0" w:lastColumn="0" w:oddVBand="0" w:evenVBand="0" w:oddHBand="0" w:evenHBand="0" w:firstRowFirstColumn="0" w:firstRowLastColumn="0" w:lastRowFirstColumn="0" w:lastRowLastColumn="0"/>
+                                  <w:rPr>
+                                    <w:rFonts w:ascii="Segoe UI" w:hAnsi="Segoe UI" w:cs="Segoe UI"/>
+                                    <w:sz w:val="22"/>
+                                    <w:szCs w:val="22"/>
+                                  </w:rPr>
+                                </w:pPr>
+                                <w:proofErr w:type="spellStart"/>
+                                <w:r>
+                                  <w:rPr>
+                                    <w:rFonts w:ascii="Segoe UI" w:hAnsi="Segoe UI" w:cs="Segoe UI"/>
+                                    <w:sz w:val="22"/>
+                                    <w:szCs w:val="22"/>
+                                  </w:rPr>
+                                  <w:t>BackOrderQty</w:t>
+                                </w:r>
+                                <w:proofErr w:type="spellEnd"/>
+                              </w:p>
+                            </w:tc>
+                          </w:sdtContent>
+                        </w:sdt>
+                        <w:sdt>
+                          <w:sdtPr>
+                            <w:rPr>
+                              <w:rFonts w:ascii="Segoe UI" w:hAnsi="Segoe UI" w:cs="Segoe UI"/>
+                              <w:sz w:val="22"/>
+                              <w:szCs w:val="22"/>
+                            </w:rPr>
+                            <w:alias w:val="SalesLineUnitPrice"/>
+                            <w:tag w:val="#BC:InsertDataItem,DataItems/Item/Sales_Line/SalesLineUnitPrice"/>
+                            <w:id w:val="-2136702158"/>
+                            <w:placeholder>
+                              <w:docPart w:val="A57CCF5BBDAF47E4B8ADE0E52AEFF2A6"/>
+                            </w:placeholder>
+                            <w:dataBinding w:prefixMappings="xmlns:ns0='urn:microsoft-dynamics-nav/reports/Inventory_Order_Details/708/'" w:xpath="/ns0:NavWordReportXmlPart[1]/ns0:Item[1]/ns0:Sales_Line[1]/ns0:SalesLineUnitPrice[1]" w:storeItemID="{00000000-0000-0000-0000-000000000000}"/>
+                            <w15:color w:val="808080"/>
+                            <w:text/>
+                          </w:sdtPr>
+                          <w:sdtContent>
+                            <w:tc>
+                              <w:tcPr>
+                                <w:tcW w:w="2015" w:type="dxa"/>
+                                <w:tcBorders>
+                                  <w:bottom w:val="single" w:color="F5F7F8" w:sz="4" w:space="0"/>
+                                </w:tcBorders>
+                                <w:vAlign w:val="center"/>
+                              </w:tcPr>
+                              <w:p>
+                                <w:pPr>
+                                  <w:jc w:val="right"/>
+                                  <w:cnfStyle w:val="000000000000" w:firstRow="0" w:lastRow="0" w:firstColumn="0" w:lastColumn="0" w:oddVBand="0" w:evenVBand="0" w:oddHBand="0" w:evenHBand="0" w:firstRowFirstColumn="0" w:firstRowLastColumn="0" w:lastRowFirstColumn="0" w:lastRowLastColumn="0"/>
+                                  <w:rPr>
+                                    <w:rFonts w:ascii="Segoe UI" w:hAnsi="Segoe UI" w:cs="Segoe UI"/>
+                                    <w:sz w:val="22"/>
+                                    <w:szCs w:val="22"/>
+                                  </w:rPr>
+                                </w:pPr>
+                                <w:proofErr w:type="spellStart"/>
+                                <w:r>
+                                  <w:rPr>
+                                    <w:rFonts w:ascii="Segoe UI" w:hAnsi="Segoe UI" w:cs="Segoe UI"/>
+                                    <w:sz w:val="22"/>
+                                    <w:szCs w:val="22"/>
+                                  </w:rPr>
+                                  <w:t>SalesLineUnitPrice</w:t>
+                                </w:r>
+                                <w:proofErr w:type="spellEnd"/>
+                              </w:p>
+                            </w:tc>
+                          </w:sdtContent>
+                        </w:sdt>
+                        <w:sdt>
+                          <w:sdtPr>
+                            <w:rPr>
+                              <w:rFonts w:ascii="Segoe UI" w:hAnsi="Segoe UI" w:cs="Segoe UI"/>
+                              <w:sz w:val="22"/>
+                              <w:szCs w:val="22"/>
+                            </w:rPr>
+                            <w:alias w:val="SalesLineLineDiscount"/>
+                            <w:tag w:val="#BC:InsertDataItem,DataItems/Item/Sales_Line/SalesLineLineDiscount"/>
+                            <w:id w:val="1651556968"/>
+                            <w:placeholder>
+                              <w:docPart w:val="A57CCF5BBDAF47E4B8ADE0E52AEFF2A6"/>
+                            </w:placeholder>
+                            <w:dataBinding w:prefixMappings="xmlns:ns0='urn:microsoft-dynamics-nav/reports/Inventory_Order_Details/708/'" w:xpath="/ns0:NavWordReportXmlPart[1]/ns0:Item[1]/ns0:Sales_Line[1]/ns0:SalesLineLineDiscount[1]" w:storeItemID="{00000000-0000-0000-0000-000000000000}"/>
+                            <w15:color w:val="808080"/>
+                            <w:text/>
+                          </w:sdtPr>
+                          <w:sdtContent>
+                            <w:tc>
+                              <w:tcPr>
+                                <w:tcW w:w="1183" w:type="dxa"/>
+                                <w:tcBorders>
+                                  <w:bottom w:val="single" w:color="F5F7F8" w:sz="4" w:space="0"/>
+                                </w:tcBorders>
+                                <w:vAlign w:val="center"/>
+                              </w:tcPr>
+                              <w:p>
+                                <w:pPr>
+                                  <w:jc w:val="right"/>
+                                  <w:cnfStyle w:val="000000000000" w:firstRow="0" w:lastRow="0" w:firstColumn="0" w:lastColumn="0" w:oddVBand="0" w:evenVBand="0" w:oddHBand="0" w:evenHBand="0" w:firstRowFirstColumn="0" w:firstRowLastColumn="0" w:lastRowFirstColumn="0" w:lastRowLastColumn="0"/>
+                                  <w:rPr>
+                                    <w:rFonts w:ascii="Segoe UI" w:hAnsi="Segoe UI" w:cs="Segoe UI"/>
+                                    <w:sz w:val="22"/>
+                                    <w:szCs w:val="22"/>
+                                  </w:rPr>
+                                </w:pPr>
+                                <w:proofErr w:type="spellStart"/>
+                                <w:r>
+                                  <w:rPr>
+                                    <w:rFonts w:ascii="Segoe UI" w:hAnsi="Segoe UI" w:cs="Segoe UI"/>
+                                    <w:sz w:val="22"/>
+                                    <w:szCs w:val="22"/>
+                                  </w:rPr>
+                                  <w:t>SalesLineLineDiscount</w:t>
+                                </w:r>
+                                <w:proofErr w:type="spellEnd"/>
+                              </w:p>
+                            </w:tc>
+                          </w:sdtContent>
+                        </w:sdt>
+                        <w:sdt>
+                          <w:sdtPr>
+                            <w:rPr>
+                              <w:rFonts w:ascii="Segoe UI" w:hAnsi="Segoe UI" w:cs="Segoe UI"/>
+                              <w:sz w:val="22"/>
+                              <w:szCs w:val="22"/>
+                            </w:rPr>
+                            <w:alias w:val="InvDiscountAmt_SalesLine"/>
+                            <w:tag w:val="#BC:InsertDataItem,DataItems/Item/Sales_Line/InvDiscountAmt_SalesLine"/>
+                            <w:id w:val="-188145245"/>
+                            <w:placeholder>
+                              <w:docPart w:val="A57CCF5BBDAF47E4B8ADE0E52AEFF2A6"/>
+                            </w:placeholder>
+                            <w:dataBinding w:prefixMappings="xmlns:ns0='urn:microsoft-dynamics-nav/reports/Inventory_Order_Details/708/'" w:xpath="/ns0:NavWordReportXmlPart[1]/ns0:Item[1]/ns0:Sales_Line[1]/ns0:InvDiscountAmt_SalesLine[1]" w:storeItemID="{00000000-0000-0000-0000-000000000000}"/>
+                            <w15:color w:val="808080"/>
+                            <w:text/>
+                          </w:sdtPr>
+                          <w:sdtContent>
+                            <w:tc>
+                              <w:tcPr>
+                                <w:tcW w:w="1285" w:type="dxa"/>
+                                <w:tcBorders>
+                                  <w:bottom w:val="single" w:color="F5F7F8" w:sz="4" w:space="0"/>
+                                </w:tcBorders>
+                                <w:vAlign w:val="center"/>
+                              </w:tcPr>
+                              <w:p>
+                                <w:pPr>
+                                  <w:jc w:val="right"/>
+                                  <w:cnfStyle w:val="000000000000" w:firstRow="0" w:lastRow="0" w:firstColumn="0" w:lastColumn="0" w:oddVBand="0" w:evenVBand="0" w:oddHBand="0" w:evenHBand="0" w:firstRowFirstColumn="0" w:firstRowLastColumn="0" w:lastRowFirstColumn="0" w:lastRowLastColumn="0"/>
+                                  <w:rPr>
+                                    <w:rFonts w:ascii="Segoe UI" w:hAnsi="Segoe UI" w:cs="Segoe UI"/>
+                                    <w:sz w:val="22"/>
+                                    <w:szCs w:val="22"/>
+                                  </w:rPr>
+                                </w:pPr>
+                                <w:proofErr w:type="spellStart"/>
+                                <w:r>
+                                  <w:rPr>
+                                    <w:rFonts w:ascii="Segoe UI" w:hAnsi="Segoe UI" w:cs="Segoe UI"/>
+                                    <w:sz w:val="22"/>
+                                    <w:szCs w:val="22"/>
+                                  </w:rPr>
+                                  <w:t>InvDiscountAmt_SalesLine</w:t>
+                                </w:r>
+                                <w:proofErr w:type="spellEnd"/>
+                              </w:p>
+                            </w:tc>
+                          </w:sdtContent>
+                        </w:sdt>
+                        <w:sdt>
+                          <w:sdtPr>
+                            <w:rPr>
+                              <w:rFonts w:ascii="Segoe UI" w:hAnsi="Segoe UI" w:cs="Segoe UI"/>
+                              <w:sz w:val="22"/>
+                              <w:szCs w:val="22"/>
+                            </w:rPr>
+                            <w:alias w:val="OutstandingAmt1_SalesLine"/>
+                            <w:tag w:val="#BC:InsertDataItem,DataItems/Item/Sales_Line/OutstandingAmt1_SalesLine"/>
+                            <w:id w:val="-1428259877"/>
+                            <w:placeholder>
+                              <w:docPart w:val="A57CCF5BBDAF47E4B8ADE0E52AEFF2A6"/>
+                            </w:placeholder>
+                            <w:dataBinding w:prefixMappings="xmlns:ns0='urn:microsoft-dynamics-nav/reports/Inventory_Order_Details/708/'" w:xpath="/ns0:NavWordReportXmlPart[1]/ns0:Item[1]/ns0:Sales_Line[1]/ns0:OutstandingAmt1_SalesLine[1]" w:storeItemID="{00000000-0000-0000-0000-000000000000}"/>
+                            <w15:color w:val="808080"/>
+                            <w:text/>
+                          </w:sdtPr>
+                          <w:sdtContent>
+                            <w:tc>
+                              <w:tcPr>
+                                <w:tcW w:w="1767" w:type="dxa"/>
+                                <w:tcBorders>
+                                  <w:bottom w:val="single" w:color="F5F7F8" w:sz="4" w:space="0"/>
+                                </w:tcBorders>
+                                <w:vAlign w:val="center"/>
+                              </w:tcPr>
+                              <w:p>
+                                <w:pPr>
+                                  <w:jc w:val="right"/>
+                                  <w:cnfStyle w:val="000000000000" w:firstRow="0" w:lastRow="0" w:firstColumn="0" w:lastColumn="0" w:oddVBand="0" w:evenVBand="0" w:oddHBand="0" w:evenHBand="0" w:firstRowFirstColumn="0" w:firstRowLastColumn="0" w:lastRowFirstColumn="0" w:lastRowLastColumn="0"/>
+                                  <w:rPr>
+                                    <w:rFonts w:ascii="Segoe UI" w:hAnsi="Segoe UI" w:cs="Segoe UI"/>
+                                    <w:sz w:val="22"/>
+                                    <w:szCs w:val="22"/>
+                                  </w:rPr>
+                                </w:pPr>
+                                <w:r>
+                                  <w:rPr>
+                                    <w:rFonts w:ascii="Segoe UI" w:hAnsi="Segoe UI" w:cs="Segoe UI"/>
+                                    <w:sz w:val="22"/>
+                                    <w:szCs w:val="22"/>
+                                  </w:rPr>
+                                  <w:t>OutstandingAmt1_SalesLine</w:t>
+                                </w:r>
+                              </w:p>
+                            </w:tc>
+                          </w:sdtContent>
+                        </w:sdt>
+                      </w:tr>
+                    </w:sdtContent>
+                  </w:sdt>
+                </w:sdtContent>
+              </w:sdt>
+              <w:tr>
+                <w:trPr>
+                  <w:cnfStyle w:val="000000100000" w:firstRow="0" w:lastRow="0" w:firstColumn="0" w:lastColumn="0" w:oddVBand="0" w:evenVBand="0" w:oddHBand="1" w:evenHBand="0" w:firstRowFirstColumn="0" w:firstRowLastColumn="0" w:lastRowFirstColumn="0" w:lastRowLastColumn="0"/>
+                  <w:trHeight w:val="490"/>
+                </w:trPr>
+                <w:tc>
+                  <w:tcPr>
+                    <w:cnfStyle w:val="001000000000" w:firstRow="0" w:lastRow="0" w:firstColumn="1" w:lastColumn="0" w:oddVBand="0" w:evenVBand="0" w:oddHBand="0" w:evenHBand="0" w:firstRowFirstColumn="0" w:firstRowLastColumn="0" w:lastRowFirstColumn="0" w:lastRowLastColumn="0"/>
+                    <w:tcW w:w="1299" w:type="dxa"/>
+                    <w:tcBorders>
+                      <w:top w:val="single" w:color="000000" w:sz="4" w:space="0"/>
+                      <w:bottom w:val="single" w:color="000000" w:sz="8" w:space="0"/>
+                    </w:tcBorders>
+                  </w:tcPr>
+                  <w:p>
+                    <w:pPr>
+                      <w:pStyle w:val="Heading2"/>
+                      <w:spacing w:before="120" w:after="120"/>
+                      <w:rPr>
+                        <w:rFonts w:ascii="Segoe UI Semibold" w:hAnsi="Segoe UI Semibold" w:cs="Segoe UI Semibold"/>
+                        <w:b w:val="0"/>
+                        <w:bCs w:val="0"/>
+                        <w:sz w:val="22"/>
+                        <w:szCs w:val="22"/>
+                      </w:rPr>
+                    </w:pPr>
+                  </w:p>
+                </w:tc>
+                <w:sdt>
+                  <w:sdtPr>
+                    <w:rPr>
+                      <w:rFonts w:ascii="Segoe UI Semibold" w:hAnsi="Segoe UI Semibold" w:cs="Segoe UI Semibold"/>
+                      <w:sz w:val="22"/>
+                      <w:szCs w:val="22"/>
+                    </w:rPr>
+                    <w:alias w:val="Description_Item"/>
+                    <w:tag w:val="#BC:InsertDataItem,DataItems/Item/Description_Item"/>
+                    <w:id w:val="1913187051"/>
+                    <w:placeholder>
+                      <w:docPart w:val="A57CCF5BBDAF47E4B8ADE0E52AEFF2A6"/>
+                    </w:placeholder>
+                    <w:dataBinding w:prefixMappings="xmlns:ns0='urn:microsoft-dynamics-nav/reports/Inventory_Order_Details/708/'" w:xpath="/ns0:NavWordReportXmlPart[1]/ns0:Item[1]/ns0:Description_Item[1]" w:storeItemID="{00000000-0000-0000-0000-000000000000}"/>
+                    <w15:color w:val="808080"/>
+                    <w:text/>
+                  </w:sdtPr>
+                  <w:sdtContent>
+                    <w:tc>
+                      <w:tcPr>
+                        <w:tcW w:w="2381" w:type="dxa"/>
+                        <w:tcBorders>
+                          <w:top w:val="single" w:color="000000" w:sz="4" w:space="0"/>
+                          <w:bottom w:val="single" w:color="000000" w:sz="8" w:space="0"/>
+                        </w:tcBorders>
+                        <w:vAlign w:val="center"/>
+                      </w:tcPr>
+                      <w:p>
+                        <w:pPr>
+                          <w:pStyle w:val="Heading2"/>
+                          <w:spacing w:before="120" w:after="120"/>
+                          <w:cnfStyle w:val="000000100000" w:firstRow="0" w:lastRow="0" w:firstColumn="0" w:lastColumn="0" w:oddVBand="0" w:evenVBand="0" w:oddHBand="1" w:evenHBand="0" w:firstRowFirstColumn="0" w:firstRowLastColumn="0" w:lastRowFirstColumn="0" w:lastRowLastColumn="0"/>
+                          <w:rPr>
+                            <w:rFonts w:ascii="Segoe UI Semibold" w:hAnsi="Segoe UI Semibold" w:cs="Segoe UI Semibold"/>
+                            <w:sz w:val="22"/>
+                            <w:szCs w:val="22"/>
+                          </w:rPr>
+                        </w:pPr>
+                        <w:proofErr w:type="spellStart"/>
+                        <w:r>
+                          <w:rPr>
+                            <w:rFonts w:ascii="Segoe UI Semibold" w:hAnsi="Segoe UI Semibold" w:cs="Segoe UI Semibold"/>
+                            <w:sz w:val="22"/>
+                            <w:szCs w:val="22"/>
+                          </w:rPr>
+                          <w:t>Description_Item</w:t>
+                        </w:r>
+                        <w:proofErr w:type="spellEnd"/>
+                      </w:p>
+                    </w:tc>
+                  </w:sdtContent>
+                </w:sdt>
+                <w:tc>
+                  <w:tcPr>
+                    <w:tcW w:w="1534" w:type="dxa"/>
+                    <w:tcBorders>
+                      <w:top w:val="single" w:color="000000" w:sz="4" w:space="0"/>
+                      <w:bottom w:val="single" w:color="000000" w:sz="8" w:space="0"/>
+                    </w:tcBorders>
+                  </w:tcPr>
+                  <w:p>
+                    <w:pPr>
+                      <w:pStyle w:val="Heading2"/>
+                      <w:spacing w:before="120" w:after="120"/>
+                      <w:cnfStyle w:val="000000100000" w:firstRow="0" w:lastRow="0" w:firstColumn="0" w:lastColumn="0" w:oddVBand="0" w:evenVBand="0" w:oddHBand="1" w:evenHBand="0" w:firstRowFirstColumn="0" w:firstRowLastColumn="0" w:lastRowFirstColumn="0" w:lastRowLastColumn="0"/>
+                      <w:rPr>
+                        <w:rFonts w:ascii="Segoe UI Semibold" w:hAnsi="Segoe UI Semibold" w:cs="Segoe UI Semibold"/>
+                        <w:sz w:val="22"/>
+                        <w:szCs w:val="22"/>
+                      </w:rPr>
+                    </w:pPr>
+                  </w:p>
+                </w:tc>
+                <w:tc>
+                  <w:tcPr>
+                    <w:tcW w:w="1242" w:type="dxa"/>
+                    <w:tcBorders>
+                      <w:top w:val="single" w:color="000000" w:sz="4" w:space="0"/>
+                      <w:bottom w:val="single" w:color="000000" w:sz="8" w:space="0"/>
+                    </w:tcBorders>
+                  </w:tcPr>
+                  <w:p>
+                    <w:pPr>
+                      <w:pStyle w:val="Heading2"/>
+                      <w:spacing w:before="120" w:after="120"/>
+                      <w:cnfStyle w:val="000000100000" w:firstRow="0" w:lastRow="0" w:firstColumn="0" w:lastColumn="0" w:oddVBand="0" w:evenVBand="0" w:oddHBand="1" w:evenHBand="0" w:firstRowFirstColumn="0" w:firstRowLastColumn="0" w:lastRowFirstColumn="0" w:lastRowLastColumn="0"/>
+                      <w:rPr>
+                        <w:rFonts w:ascii="Segoe UI Semibold" w:hAnsi="Segoe UI Semibold" w:cs="Segoe UI Semibold"/>
+                        <w:sz w:val="22"/>
+                        <w:szCs w:val="22"/>
+                      </w:rPr>
+                    </w:pPr>
+                  </w:p>
+                </w:tc>
+                <w:sdt>
+                  <w:sdtPr>
+                    <w:rPr>
+                      <w:rFonts w:ascii="Segoe UI Semibold" w:hAnsi="Segoe UI Semibold" w:cs="Segoe UI Semibold"/>
+                      <w:sz w:val="22"/>
+                      <w:szCs w:val="22"/>
+                    </w:rPr>
+                    <w:alias w:val="SubTotals_OutstandingQty"/>
+                    <w:tag w:val="#BC:InsertDataItem,DataItems/Item/SubTotals/SubTotals_OutstandingQty"/>
+                    <w:id w:val="644860161"/>
+                    <w:placeholder>
+                      <w:docPart w:val="A57CCF5BBDAF47E4B8ADE0E52AEFF2A6"/>
+                    </w:placeholder>
+                    <w:dataBinding w:prefixMappings="xmlns:ns0='urn:microsoft-dynamics-nav/reports/Inventory_Order_Details/708/'" w:xpath="/ns0:NavWordReportXmlPart[1]/ns0:Item[1]/ns0:SubTotals[1]/ns0:SubTotals_OutstandingQty[1]" w:storeItemID="{00000000-0000-0000-0000-000000000000}"/>
+                    <w15:color w:val="808080"/>
+                    <w:text/>
+                  </w:sdtPr>
+                  <w:sdtContent>
+                    <w:tc>
+                      <w:tcPr>
+                        <w:tcW w:w="1534" w:type="dxa"/>
+                        <w:tcBorders>
+                          <w:top w:val="single" w:color="000000" w:sz="4" w:space="0"/>
+                          <w:bottom w:val="single" w:color="000000" w:sz="8" w:space="0"/>
+                        </w:tcBorders>
+                        <w:vAlign w:val="center"/>
+                      </w:tcPr>
+                      <w:p>
+                        <w:pPr>
+                          <w:pStyle w:val="Heading2"/>
+                          <w:spacing w:before="120" w:after="120"/>
+                          <w:jc w:val="right"/>
+                          <w:cnfStyle w:val="000000100000" w:firstRow="0" w:lastRow="0" w:firstColumn="0" w:lastColumn="0" w:oddVBand="0" w:evenVBand="0" w:oddHBand="1" w:evenHBand="0" w:firstRowFirstColumn="0" w:firstRowLastColumn="0" w:lastRowFirstColumn="0" w:lastRowLastColumn="0"/>
+                          <w:rPr>
+                            <w:rFonts w:ascii="Segoe UI Semibold" w:hAnsi="Segoe UI Semibold" w:cs="Segoe UI Semibold"/>
+                            <w:sz w:val="22"/>
+                            <w:szCs w:val="22"/>
+                          </w:rPr>
+                        </w:pPr>
+                        <w:proofErr w:type="spellStart"/>
+                        <w:r>
+                          <w:rPr>
+                            <w:rFonts w:ascii="Segoe UI Semibold" w:hAnsi="Segoe UI Semibold" w:cs="Segoe UI Semibold"/>
+                            <w:sz w:val="22"/>
+                            <w:szCs w:val="22"/>
+                          </w:rPr>
+                          <w:t>SubTotals_OutstandingQty</w:t>
+                        </w:r>
+                        <w:proofErr w:type="spellEnd"/>
+                      </w:p>
+                    </w:tc>
+                  </w:sdtContent>
+                </w:sdt>
+                <w:sdt>
+                  <w:sdtPr>
+                    <w:rPr>
+                      <w:rFonts w:ascii="Segoe UI Semibold" w:hAnsi="Segoe UI Semibold" w:cs="Segoe UI Semibold"/>
+                      <w:sz w:val="22"/>
+                      <w:szCs w:val="22"/>
+                    </w:rPr>
+                    <w:alias w:val="SubTotals_BackOrderQty"/>
+                    <w:tag w:val="#BC:InsertDataItem,DataItems/Item/SubTotals/SubTotals_BackOrderQty"/>
+                    <w:id w:val="1436949718"/>
+                    <w:placeholder>
+                      <w:docPart w:val="A57CCF5BBDAF47E4B8ADE0E52AEFF2A6"/>
+                    </w:placeholder>
+                    <w:dataBinding w:prefixMappings="xmlns:ns0='urn:microsoft-dynamics-nav/reports/Inventory_Order_Details/708/'" w:xpath="/ns0:NavWordReportXmlPart[1]/ns0:Item[1]/ns0:SubTotals[1]/ns0:SubTotals_BackOrderQty[1]" w:storeItemID="{00000000-0000-0000-0000-000000000000}"/>
+                    <w15:color w:val="808080"/>
+                    <w:text/>
+                  </w:sdtPr>
+                  <w:sdtContent>
+                    <w:tc>
+                      <w:tcPr>
+                        <w:tcW w:w="1358" w:type="dxa"/>
+                        <w:tcBorders>
+                          <w:top w:val="single" w:color="000000" w:sz="4" w:space="0"/>
+                          <w:bottom w:val="single" w:color="000000" w:sz="8" w:space="0"/>
+                        </w:tcBorders>
+                        <w:vAlign w:val="center"/>
+                      </w:tcPr>
+                      <w:p>
+                        <w:pPr>
+                          <w:pStyle w:val="Heading2"/>
+                          <w:spacing w:before="120" w:after="120"/>
+                          <w:jc w:val="right"/>
+                          <w:cnfStyle w:val="000000100000" w:firstRow="0" w:lastRow="0" w:firstColumn="0" w:lastColumn="0" w:oddVBand="0" w:evenVBand="0" w:oddHBand="1" w:evenHBand="0" w:firstRowFirstColumn="0" w:firstRowLastColumn="0" w:lastRowFirstColumn="0" w:lastRowLastColumn="0"/>
+                          <w:rPr>
+                            <w:rFonts w:ascii="Segoe UI Semibold" w:hAnsi="Segoe UI Semibold" w:cs="Segoe UI Semibold"/>
+                            <w:sz w:val="22"/>
+                            <w:szCs w:val="22"/>
+                          </w:rPr>
+                        </w:pPr>
+                        <w:proofErr w:type="spellStart"/>
+                        <w:r>
+                          <w:rPr>
+                            <w:rFonts w:ascii="Segoe UI Semibold" w:hAnsi="Segoe UI Semibold" w:cs="Segoe UI Semibold"/>
+                            <w:sz w:val="22"/>
+                            <w:szCs w:val="22"/>
+                          </w:rPr>
+                          <w:t>SubTotals_BackOrderQty</w:t>
+                        </w:r>
+                        <w:proofErr w:type="spellEnd"/>
+                      </w:p>
+                    </w:tc>
+                  </w:sdtContent>
+                </w:sdt>
+                <w:tc>
+                  <w:tcPr>
+                    <w:tcW w:w="2015" w:type="dxa"/>
+                    <w:tcBorders>
+                      <w:top w:val="single" w:color="000000" w:sz="4" w:space="0"/>
+                      <w:bottom w:val="single" w:color="000000" w:sz="8" w:space="0"/>
+                    </w:tcBorders>
+                    <w:vAlign w:val="center"/>
+                  </w:tcPr>
+                  <w:p>
+                    <w:pPr>
+                      <w:pStyle w:val="Heading2"/>
+                      <w:spacing w:before="120" w:after="120"/>
+                      <w:cnfStyle w:val="000000100000" w:firstRow="0" w:lastRow="0" w:firstColumn="0" w:lastColumn="0" w:oddVBand="0" w:evenVBand="0" w:oddHBand="1" w:evenHBand="0" w:firstRowFirstColumn="0" w:firstRowLastColumn="0" w:lastRowFirstColumn="0" w:lastRowLastColumn="0"/>
+                      <w:rPr>
+                        <w:rFonts w:ascii="Segoe UI Semibold" w:hAnsi="Segoe UI Semibold" w:cs="Segoe UI Semibold"/>
+                        <w:sz w:val="22"/>
+                        <w:szCs w:val="22"/>
+                      </w:rPr>
+                    </w:pPr>
+                  </w:p>
+                </w:tc>
+                <w:tc>
+                  <w:tcPr>
+                    <w:tcW w:w="1183" w:type="dxa"/>
+                    <w:tcBorders>
+                      <w:top w:val="single" w:color="000000" w:sz="4" w:space="0"/>
+                      <w:bottom w:val="single" w:color="000000" w:sz="8" w:space="0"/>
+                    </w:tcBorders>
+                    <w:vAlign w:val="center"/>
+                  </w:tcPr>
+                  <w:p>
+                    <w:pPr>
+                      <w:pStyle w:val="Heading2"/>
+                      <w:spacing w:before="120" w:after="120"/>
+                      <w:cnfStyle w:val="000000100000" w:firstRow="0" w:lastRow="0" w:firstColumn="0" w:lastColumn="0" w:oddVBand="0" w:evenVBand="0" w:oddHBand="1" w:evenHBand="0" w:firstRowFirstColumn="0" w:firstRowLastColumn="0" w:lastRowFirstColumn="0" w:lastRowLastColumn="0"/>
+                      <w:rPr>
+                        <w:rFonts w:ascii="Segoe UI Semibold" w:hAnsi="Segoe UI Semibold" w:cs="Segoe UI Semibold"/>
+                        <w:sz w:val="22"/>
+                        <w:szCs w:val="22"/>
+                      </w:rPr>
+                    </w:pPr>
+                  </w:p>
+                </w:tc>
+                <w:tc>
+                  <w:tcPr>
+                    <w:tcW w:w="1285" w:type="dxa"/>
+                    <w:tcBorders>
+                      <w:top w:val="single" w:color="000000" w:sz="4" w:space="0"/>
+                      <w:bottom w:val="single" w:color="000000" w:sz="8" w:space="0"/>
+                    </w:tcBorders>
+                    <w:vAlign w:val="center"/>
+                  </w:tcPr>
+                  <w:p>
+                    <w:pPr>
+                      <w:pStyle w:val="Heading2"/>
+                      <w:spacing w:before="120" w:after="120"/>
+                      <w:cnfStyle w:val="000000100000" w:firstRow="0" w:lastRow="0" w:firstColumn="0" w:lastColumn="0" w:oddVBand="0" w:evenVBand="0" w:oddHBand="1" w:evenHBand="0" w:firstRowFirstColumn="0" w:firstRowLastColumn="0" w:lastRowFirstColumn="0" w:lastRowLastColumn="0"/>
+                      <w:rPr>
+                        <w:rFonts w:ascii="Segoe UI Semibold" w:hAnsi="Segoe UI Semibold" w:cs="Segoe UI Semibold"/>
+                        <w:sz w:val="22"/>
+                        <w:szCs w:val="22"/>
+                      </w:rPr>
+                    </w:pPr>
+                  </w:p>
+                </w:tc>
+                <w:sdt>
+                  <w:sdtPr>
+                    <w:rPr>
+                      <w:rFonts w:ascii="Segoe UI Semibold" w:hAnsi="Segoe UI Semibold" w:cs="Segoe UI Semibold"/>
+                      <w:sz w:val="22"/>
+                      <w:szCs w:val="22"/>
+                    </w:rPr>
+                    <w:alias w:val="SubTotals_OutstandingAmt"/>
+                    <w:tag w:val="#BC:InsertDataItem,DataItems/Item/SubTotals/SubTotals_OutstandingAmt"/>
+                    <w:id w:val="2007783838"/>
+                    <w:placeholder>
+                      <w:docPart w:val="A57CCF5BBDAF47E4B8ADE0E52AEFF2A6"/>
+                    </w:placeholder>
+                    <w:dataBinding w:prefixMappings="xmlns:ns0='urn:microsoft-dynamics-nav/reports/Inventory_Order_Details/708/'" w:xpath="/ns0:NavWordReportXmlPart[1]/ns0:Item[1]/ns0:SubTotals[1]/ns0:SubTotals_OutstandingAmt[1]" w:storeItemID="{00000000-0000-0000-0000-000000000000}"/>
+                    <w15:color w:val="808080"/>
+                    <w:text/>
+                  </w:sdtPr>
+                  <w:sdtContent>
+                    <w:tc>
+                      <w:tcPr>
+                        <w:tcW w:w="1767" w:type="dxa"/>
+                        <w:tcBorders>
+                          <w:top w:val="single" w:color="000000" w:sz="4" w:space="0"/>
+                          <w:bottom w:val="single" w:color="000000" w:sz="8" w:space="0"/>
+                        </w:tcBorders>
+                        <w:vAlign w:val="center"/>
+                      </w:tcPr>
+                      <w:p>
+                        <w:pPr>
+                          <w:pStyle w:val="Heading2"/>
+                          <w:spacing w:before="120" w:after="120"/>
+                          <w:jc w:val="right"/>
+                          <w:cnfStyle w:val="000000100000" w:firstRow="0" w:lastRow="0" w:firstColumn="0" w:lastColumn="0" w:oddVBand="0" w:evenVBand="0" w:oddHBand="1" w:evenHBand="0" w:firstRowFirstColumn="0" w:firstRowLastColumn="0" w:lastRowFirstColumn="0" w:lastRowLastColumn="0"/>
+                          <w:rPr>
+                            <w:rFonts w:ascii="Segoe UI Semibold" w:hAnsi="Segoe UI Semibold" w:cs="Segoe UI Semibold"/>
+                            <w:sz w:val="22"/>
+                            <w:szCs w:val="22"/>
+                          </w:rPr>
+                        </w:pPr>
+                        <w:proofErr w:type="spellStart"/>
+                        <w:r>
+                          <w:rPr>
+                            <w:rFonts w:ascii="Segoe UI Semibold" w:hAnsi="Segoe UI Semibold" w:cs="Segoe UI Semibold"/>
+                            <w:sz w:val="22"/>
+                            <w:szCs w:val="22"/>
+                          </w:rPr>
+                          <w:t>SubTotals_OutstandingAmt</w:t>
+                        </w:r>
+                        <w:proofErr w:type="spellEnd"/>
+                      </w:p>
+                    </w:tc>
+                  </w:sdtContent>
+                </w:sdt>
+              </w:tr>
+            </w:sdtContent>
+          </w:sdt>
+          <w:sdt>
+            <w:sdtPr>
+              <w:rPr>
+                <w:rFonts w:ascii="Segoe UI Semibold" w:hAnsi="Segoe UI Semibold" w:cs="Segoe UI Semibold" w:eastAsiaTheme="majorEastAsia"/>
+                <w:b w:val="0"/>
+                <w:bCs w:val="0"/>
+                <w:color w:val="0F4761" w:themeColor="accent1" w:themeShade="BF"/>
+                <w:sz w:val="22"/>
+                <w:szCs w:val="22"/>
+                <w:lang w:val="en-DK" w:eastAsia="zh-CN"/>
+              </w:rPr>
+              <w:id w:val="1860695440"/>
+              <w:placeholder>
+                <w:docPart w:val="F5A78DDF517A466D96478EAE31650DDB"/>
+              </w:placeholder>
+              <w15:repeatingSectionItem/>
+            </w:sdtPr>
+            <w:sdtEndPr>
+              <w:rPr>
+                <w:rFonts w:eastAsiaTheme="minorEastAsia"/>
+                <w:color w:val="auto"/>
+                <w:lang w:val="en-AU" w:eastAsia="ja-JP"/>
+              </w:rPr>
+            </w:sdtEndPr>
+            <w:sdtContent>
+              <w:tr>
+                <w:trPr>
+                  <w:trHeight w:val="20" w:hRule="exact"/>
+                </w:trPr>
+                <w:tc>
+                  <w:tcPr>
+                    <w:cnfStyle w:val="001000000000" w:firstRow="0" w:lastRow="0" w:firstColumn="1" w:lastColumn="0" w:oddVBand="0" w:evenVBand="0" w:oddHBand="0" w:evenHBand="0" w:firstRowFirstColumn="0" w:firstRowLastColumn="0" w:lastRowFirstColumn="0" w:lastRowLastColumn="0"/>
+                    <w:tcW w:w="1299" w:type="dxa"/>
+                    <w:tcBorders>
+                      <w:top w:val="single" w:color="000000" w:sz="4" w:space="0"/>
+                    </w:tcBorders>
+                  </w:tcPr>
+                  <w:p>
+                    <w:pPr>
+                      <w:rPr>
+                        <w:rFonts w:ascii="Segoe UI Semibold" w:hAnsi="Segoe UI Semibold" w:cs="Segoe UI Semibold"/>
+                        <w:sz w:val="22"/>
+                        <w:szCs w:val="22"/>
+                      </w:rPr>
+                    </w:pPr>
+                  </w:p>
+                </w:tc>
+                <w:tc>
+                  <w:tcPr>
+                    <w:tcW w:w="2381" w:type="dxa"/>
+                    <w:tcBorders>
+                      <w:top w:val="single" w:color="000000" w:sz="4" w:space="0"/>
+                    </w:tcBorders>
+                  </w:tcPr>
+                  <w:p>
+                    <w:pPr>
+                      <w:cnfStyle w:val="000000000000" w:firstRow="0" w:lastRow="0" w:firstColumn="0" w:lastColumn="0" w:oddVBand="0" w:evenVBand="0" w:oddHBand="0" w:evenHBand="0" w:firstRowFirstColumn="0" w:firstRowLastColumn="0" w:lastRowFirstColumn="0" w:lastRowLastColumn="0"/>
+                      <w:rPr>
+                        <w:rFonts w:ascii="Segoe UI Semibold" w:hAnsi="Segoe UI Semibold" w:cs="Segoe UI Semibold"/>
+                        <w:sz w:val="22"/>
+                        <w:szCs w:val="22"/>
+                      </w:rPr>
+                    </w:pPr>
+                  </w:p>
+                </w:tc>
+                <w:tc>
+                  <w:tcPr>
+                    <w:tcW w:w="1534" w:type="dxa"/>
+                    <w:tcBorders>
+                      <w:top w:val="single" w:color="000000" w:sz="4" w:space="0"/>
+                    </w:tcBorders>
+                  </w:tcPr>
+                  <w:p>
+                    <w:pPr>
+                      <w:cnfStyle w:val="000000000000" w:firstRow="0" w:lastRow="0" w:firstColumn="0" w:lastColumn="0" w:oddVBand="0" w:evenVBand="0" w:oddHBand="0" w:evenHBand="0" w:firstRowFirstColumn="0" w:firstRowLastColumn="0" w:lastRowFirstColumn="0" w:lastRowLastColumn="0"/>
+                      <w:rPr>
+                        <w:rFonts w:ascii="Segoe UI Semibold" w:hAnsi="Segoe UI Semibold" w:cs="Segoe UI Semibold"/>
+                        <w:sz w:val="22"/>
+                        <w:szCs w:val="22"/>
+                      </w:rPr>
+                    </w:pPr>
+                  </w:p>
+                </w:tc>
+                <w:tc>
+                  <w:tcPr>
+                    <w:tcW w:w="1242" w:type="dxa"/>
+                    <w:tcBorders>
+                      <w:top w:val="single" w:color="000000" w:sz="4" w:space="0"/>
+                    </w:tcBorders>
+                  </w:tcPr>
+                  <w:p>
+                    <w:pPr>
+                      <w:cnfStyle w:val="000000000000" w:firstRow="0" w:lastRow="0" w:firstColumn="0" w:lastColumn="0" w:oddVBand="0" w:evenVBand="0" w:oddHBand="0" w:evenHBand="0" w:firstRowFirstColumn="0" w:firstRowLastColumn="0" w:lastRowFirstColumn="0" w:lastRowLastColumn="0"/>
+                      <w:rPr>
+                        <w:rFonts w:ascii="Segoe UI Semibold" w:hAnsi="Segoe UI Semibold" w:cs="Segoe UI Semibold"/>
+                        <w:sz w:val="22"/>
+                        <w:szCs w:val="22"/>
+                      </w:rPr>
+                    </w:pPr>
+                  </w:p>
+                </w:tc>
+                <w:tc>
+                  <w:tcPr>
+                    <w:tcW w:w="1534" w:type="dxa"/>
+                    <w:tcBorders>
+                      <w:top w:val="single" w:color="000000" w:sz="4" w:space="0"/>
+                    </w:tcBorders>
+                  </w:tcPr>
+                  <w:p>
+                    <w:pPr>
+                      <w:cnfStyle w:val="000000000000" w:firstRow="0" w:lastRow="0" w:firstColumn="0" w:lastColumn="0" w:oddVBand="0" w:evenVBand="0" w:oddHBand="0" w:evenHBand="0" w:firstRowFirstColumn="0" w:firstRowLastColumn="0" w:lastRowFirstColumn="0" w:lastRowLastColumn="0"/>
+                      <w:rPr>
+                        <w:rFonts w:ascii="Segoe UI Semibold" w:hAnsi="Segoe UI Semibold" w:cs="Segoe UI Semibold"/>
+                        <w:sz w:val="22"/>
+                        <w:szCs w:val="22"/>
+                      </w:rPr>
+                    </w:pPr>
+                  </w:p>
+                </w:tc>
+                <w:tc>
+                  <w:tcPr>
+                    <w:tcW w:w="1358" w:type="dxa"/>
+                    <w:tcBorders>
+                      <w:top w:val="single" w:color="000000" w:sz="4" w:space="0"/>
+                    </w:tcBorders>
+                  </w:tcPr>
+                  <w:p>
+                    <w:pPr>
+                      <w:cnfStyle w:val="000000000000" w:firstRow="0" w:lastRow="0" w:firstColumn="0" w:lastColumn="0" w:oddVBand="0" w:evenVBand="0" w:oddHBand="0" w:evenHBand="0" w:firstRowFirstColumn="0" w:firstRowLastColumn="0" w:lastRowFirstColumn="0" w:lastRowLastColumn="0"/>
+                      <w:rPr>
+                        <w:rFonts w:ascii="Segoe UI Semibold" w:hAnsi="Segoe UI Semibold" w:cs="Segoe UI Semibold"/>
+                        <w:sz w:val="22"/>
+                        <w:szCs w:val="22"/>
+                      </w:rPr>
+                    </w:pPr>
+                  </w:p>
+                </w:tc>
+                <w:tc>
+                  <w:tcPr>
+                    <w:tcW w:w="2015" w:type="dxa"/>
+                    <w:tcBorders>
+                      <w:top w:val="single" w:color="000000" w:sz="4" w:space="0"/>
+                    </w:tcBorders>
+                  </w:tcPr>
+                  <w:p>
+                    <w:pPr>
+                      <w:cnfStyle w:val="000000000000" w:firstRow="0" w:lastRow="0" w:firstColumn="0" w:lastColumn="0" w:oddVBand="0" w:evenVBand="0" w:oddHBand="0" w:evenHBand="0" w:firstRowFirstColumn="0" w:firstRowLastColumn="0" w:lastRowFirstColumn="0" w:lastRowLastColumn="0"/>
+                      <w:rPr>
+                        <w:rFonts w:ascii="Segoe UI Semibold" w:hAnsi="Segoe UI Semibold" w:cs="Segoe UI Semibold"/>
+                        <w:sz w:val="22"/>
+                        <w:szCs w:val="22"/>
+                      </w:rPr>
+                    </w:pPr>
+                  </w:p>
+                </w:tc>
+                <w:tc>
+                  <w:tcPr>
+                    <w:tcW w:w="1183" w:type="dxa"/>
+                    <w:tcBorders>
+                      <w:top w:val="single" w:color="000000" w:sz="4" w:space="0"/>
+                    </w:tcBorders>
+                  </w:tcPr>
+                  <w:p>
+                    <w:pPr>
+                      <w:cnfStyle w:val="000000000000" w:firstRow="0" w:lastRow="0" w:firstColumn="0" w:lastColumn="0" w:oddVBand="0" w:evenVBand="0" w:oddHBand="0" w:evenHBand="0" w:firstRowFirstColumn="0" w:firstRowLastColumn="0" w:lastRowFirstColumn="0" w:lastRowLastColumn="0"/>
+                      <w:rPr>
+                        <w:rFonts w:ascii="Segoe UI Semibold" w:hAnsi="Segoe UI Semibold" w:cs="Segoe UI Semibold"/>
+                        <w:sz w:val="22"/>
+                        <w:szCs w:val="22"/>
+                      </w:rPr>
+                    </w:pPr>
+                  </w:p>
+                </w:tc>
+                <w:tc>
+                  <w:tcPr>
+                    <w:tcW w:w="1285" w:type="dxa"/>
+                    <w:tcBorders>
+                      <w:top w:val="single" w:color="000000" w:sz="4" w:space="0"/>
+                    </w:tcBorders>
+                  </w:tcPr>
+                  <w:p>
+                    <w:pPr>
+                      <w:cnfStyle w:val="000000000000" w:firstRow="0" w:lastRow="0" w:firstColumn="0" w:lastColumn="0" w:oddVBand="0" w:evenVBand="0" w:oddHBand="0" w:evenHBand="0" w:firstRowFirstColumn="0" w:firstRowLastColumn="0" w:lastRowFirstColumn="0" w:lastRowLastColumn="0"/>
+                      <w:rPr>
+                        <w:rFonts w:ascii="Segoe UI Semibold" w:hAnsi="Segoe UI Semibold" w:cs="Segoe UI Semibold"/>
+                        <w:sz w:val="22"/>
+                        <w:szCs w:val="22"/>
+                      </w:rPr>
+                    </w:pPr>
+                  </w:p>
+                </w:tc>
+                <w:tc>
+                  <w:tcPr>
+                    <w:tcW w:w="1767" w:type="dxa"/>
+                    <w:tcBorders>
+                      <w:top w:val="single" w:color="000000" w:sz="4" w:space="0"/>
+                    </w:tcBorders>
+                  </w:tcPr>
+                  <w:p>
+                    <w:pPr>
+                      <w:cnfStyle w:val="000000000000" w:firstRow="0" w:lastRow="0" w:firstColumn="0" w:lastColumn="0" w:oddVBand="0" w:evenVBand="0" w:oddHBand="0" w:evenHBand="0" w:firstRowFirstColumn="0" w:firstRowLastColumn="0" w:lastRowFirstColumn="0" w:lastRowLastColumn="0"/>
+                      <w:rPr>
+                        <w:rFonts w:ascii="Segoe UI Semibold" w:hAnsi="Segoe UI Semibold" w:cs="Segoe UI Semibold"/>
+                        <w:sz w:val="22"/>
+                        <w:szCs w:val="22"/>
+                      </w:rPr>
+                    </w:pPr>
+                  </w:p>
+                </w:tc>
+              </w:tr>
+            </w:sdtContent>
+          </w:sdt>
+        </w:sdtContent>
+      </w:sdt>
+    </w:tbl>
+    <w:p>
+      <w:pPr>
+        <w:spacing w:after="0"/>
+        <w:rPr>
+          <w:sz w:val="22"/>
+          <w:szCs w:val="22"/>
+        </w:rPr>
+      </w:pPr>
+    </w:p>
+    <w:p>
+      <w:pPr>
+        <w:spacing w:after="0"/>
+        <w:rPr>
+          <w:sz w:val="22"/>
+          <w:szCs w:val="22"/>
+        </w:rPr>
+      </w:pPr>
+    </w:p>
+    <w:tbl>
+      <w:tblPr>
+        <w:tblStyle w:val="PlainTable1"/>
+        <w:tblpPr w:leftFromText="180" w:rightFromText="180" w:vertAnchor="text" w:tblpY="1"/>
+        <w:tblOverlap w:val="never"/>
+        <w:tblW w:w="15595" w:type="dxa"/>
+        <w:tblBorders>
+          <w:top w:val="single" w:color="000000" w:sz="4" w:space="0"/>
+          <w:left w:val="none" w:color="auto" w:sz="0" w:space="0"/>
+          <w:bottom w:val="single" w:color="000000" w:sz="8" w:space="0"/>
+          <w:right w:val="none" w:color="auto" w:sz="0" w:space="0"/>
+          <w:insideH w:val="none" w:color="auto" w:sz="0" w:space="0"/>
+          <w:insideV w:val="none" w:color="auto" w:sz="0" w:space="0"/>
+        </w:tblBorders>
+        <w:tblLayout w:type="fixed"/>
+        <w:tblLook w:val="04A0" w:firstRow="1" w:lastRow="0" w:firstColumn="1" w:lastColumn="0" w:noHBand="0" w:noVBand="1"/>
+      </w:tblPr>
+      <w:tblGrid>
+        <w:gridCol w:w="1750"/>
+        <w:gridCol w:w="1749"/>
+        <w:gridCol w:w="2491"/>
+        <w:gridCol w:w="979"/>
+        <w:gridCol w:w="921"/>
+        <w:gridCol w:w="1520"/>
+        <w:gridCol w:w="1324"/>
+        <w:gridCol w:w="1553"/>
+        <w:gridCol w:w="1246"/>
+        <w:gridCol w:w="2062"/>
+      </w:tblGrid>
+      <w:tr>
+        <w:trPr>
+          <w:cnfStyle w:val="100000000000" w:firstRow="1" w:lastRow="0" w:firstColumn="0" w:lastColumn="0" w:oddVBand="0" w:evenVBand="0" w:oddHBand="0" w:evenHBand="0" w:firstRowFirstColumn="0" w:firstRowLastColumn="0" w:lastRowFirstColumn="0" w:lastRowLastColumn="0"/>
+          <w:trHeight w:val="567"/>
+        </w:trPr>
+        <w:tc>
+          <w:tcPr>
+            <w:cnfStyle w:val="001000000000" w:firstRow="0" w:lastRow="0" w:firstColumn="1" w:lastColumn="0" w:oddVBand="0" w:evenVBand="0" w:oddHBand="0" w:evenHBand="0" w:firstRowFirstColumn="0" w:firstRowLastColumn="0" w:lastRowFirstColumn="0" w:lastRowLastColumn="0"/>
+            <w:tcW w:w="1701" w:type="dxa"/>
+            <w:vAlign w:val="center"/>
+          </w:tcPr>
+          <w:p>
+            <w:pPr>
+              <w:rPr>
+                <w:rFonts w:ascii="Segoe UI" w:hAnsi="Segoe UI" w:cs="Segoe UI"/>
+                <w:sz w:val="22"/>
+                <w:szCs w:val="22"/>
+              </w:rPr>
+            </w:pPr>
+            <w:r>
+              <w:rPr>
+                <w:rFonts w:ascii="Segoe UI" w:hAnsi="Segoe UI" w:cs="Segoe UI"/>
+                <w:sz w:val="22"/>
+                <w:szCs w:val="22"/>
+              </w:rPr>
+              <w:t>Total</w:t>
+            </w:r>
+          </w:p>
+        </w:tc>
+        <w:tc>
+          <w:tcPr>
+            <w:tcW w:w="1701" w:type="dxa"/>
+          </w:tcPr>
+          <w:p>
+            <w:pPr>
+              <w:cnfStyle w:val="100000000000" w:firstRow="1" w:lastRow="0" w:firstColumn="0" w:lastColumn="0" w:oddVBand="0" w:evenVBand="0" w:oddHBand="0" w:evenHBand="0" w:firstRowFirstColumn="0" w:firstRowLastColumn="0" w:lastRowFirstColumn="0" w:lastRowLastColumn="0"/>
+              <w:rPr>
+                <w:rFonts w:ascii="Segoe UI" w:hAnsi="Segoe UI" w:cs="Segoe UI"/>
+                <w:sz w:val="22"/>
+                <w:szCs w:val="22"/>
+              </w:rPr>
+            </w:pPr>
+          </w:p>
+        </w:tc>
+        <w:tc>
+          <w:tcPr>
+            <w:tcW w:w="2422" w:type="dxa"/>
+          </w:tcPr>
+          <w:p>
+            <w:pPr>
+              <w:cnfStyle w:val="100000000000" w:firstRow="1" w:lastRow="0" w:firstColumn="0" w:lastColumn="0" w:oddVBand="0" w:evenVBand="0" w:oddHBand="0" w:evenHBand="0" w:firstRowFirstColumn="0" w:firstRowLastColumn="0" w:lastRowFirstColumn="0" w:lastRowLastColumn="0"/>
+              <w:rPr>
+                <w:rFonts w:ascii="Segoe UI" w:hAnsi="Segoe UI" w:cs="Segoe UI"/>
+                <w:sz w:val="22"/>
+                <w:szCs w:val="22"/>
+              </w:rPr>
+            </w:pPr>
+          </w:p>
+        </w:tc>
+        <w:tc>
+          <w:tcPr>
+            <w:tcW w:w="952" w:type="dxa"/>
+          </w:tcPr>
+          <w:p>
+            <w:pPr>
+              <w:cnfStyle w:val="100000000000" w:firstRow="1" w:lastRow="0" w:firstColumn="0" w:lastColumn="0" w:oddVBand="0" w:evenVBand="0" w:oddHBand="0" w:evenHBand="0" w:firstRowFirstColumn="0" w:firstRowLastColumn="0" w:lastRowFirstColumn="0" w:lastRowLastColumn="0"/>
+              <w:rPr>
+                <w:rFonts w:ascii="Segoe UI" w:hAnsi="Segoe UI" w:cs="Segoe UI"/>
+                <w:sz w:val="22"/>
+                <w:szCs w:val="22"/>
+              </w:rPr>
+            </w:pPr>
+          </w:p>
+        </w:tc>
+        <w:tc>
+          <w:tcPr>
+            <w:tcW w:w="896" w:type="dxa"/>
+          </w:tcPr>
+          <w:p>
+            <w:pPr>
+              <w:cnfStyle w:val="100000000000" w:firstRow="1" w:lastRow="0" w:firstColumn="0" w:lastColumn="0" w:oddVBand="0" w:evenVBand="0" w:oddHBand="0" w:evenHBand="0" w:firstRowFirstColumn="0" w:firstRowLastColumn="0" w:lastRowFirstColumn="0" w:lastRowLastColumn="0"/>
+              <w:rPr>
+                <w:rFonts w:ascii="Segoe UI" w:hAnsi="Segoe UI" w:cs="Segoe UI"/>
+                <w:sz w:val="22"/>
+                <w:szCs w:val="22"/>
+              </w:rPr>
+            </w:pPr>
+          </w:p>
+        </w:tc>
+        <w:tc>
+          <w:tcPr>
+            <w:tcW w:w="1478" w:type="dxa"/>
+          </w:tcPr>
+          <w:p>
+            <w:pPr>
+              <w:cnfStyle w:val="100000000000" w:firstRow="1" w:lastRow="0" w:firstColumn="0" w:lastColumn="0" w:oddVBand="0" w:evenVBand="0" w:oddHBand="0" w:evenHBand="0" w:firstRowFirstColumn="0" w:firstRowLastColumn="0" w:lastRowFirstColumn="0" w:lastRowLastColumn="0"/>
+              <w:rPr>
+                <w:rFonts w:ascii="Segoe UI" w:hAnsi="Segoe UI" w:cs="Segoe UI"/>
+                <w:sz w:val="22"/>
+                <w:szCs w:val="22"/>
+              </w:rPr>
+            </w:pPr>
+          </w:p>
+        </w:tc>
+        <w:tc>
+          <w:tcPr>
+            <w:tcW w:w="1287" w:type="dxa"/>
+          </w:tcPr>
+          <w:p>
+            <w:pPr>
+              <w:cnfStyle w:val="100000000000" w:firstRow="1" w:lastRow="0" w:firstColumn="0" w:lastColumn="0" w:oddVBand="0" w:evenVBand="0" w:oddHBand="0" w:evenHBand="0" w:firstRowFirstColumn="0" w:firstRowLastColumn="0" w:lastRowFirstColumn="0" w:lastRowLastColumn="0"/>
+              <w:rPr>
+                <w:rFonts w:ascii="Segoe UI" w:hAnsi="Segoe UI" w:cs="Segoe UI"/>
+                <w:sz w:val="22"/>
+                <w:szCs w:val="22"/>
+              </w:rPr>
+            </w:pPr>
+          </w:p>
+        </w:tc>
+        <w:tc>
+          <w:tcPr>
+            <w:tcW w:w="1510" w:type="dxa"/>
+          </w:tcPr>
+          <w:p>
+            <w:pPr>
+              <w:cnfStyle w:val="100000000000" w:firstRow="1" w:lastRow="0" w:firstColumn="0" w:lastColumn="0" w:oddVBand="0" w:evenVBand="0" w:oddHBand="0" w:evenHBand="0" w:firstRowFirstColumn="0" w:firstRowLastColumn="0" w:lastRowFirstColumn="0" w:lastRowLastColumn="0"/>
+              <w:rPr>
+                <w:rFonts w:ascii="Segoe UI" w:hAnsi="Segoe UI" w:cs="Segoe UI"/>
+                <w:sz w:val="22"/>
+                <w:szCs w:val="22"/>
+              </w:rPr>
+            </w:pPr>
+          </w:p>
+        </w:tc>
+        <w:tc>
+          <w:tcPr>
+            <w:tcW w:w="1212" w:type="dxa"/>
+          </w:tcPr>
+          <w:p>
+            <w:pPr>
+              <w:cnfStyle w:val="100000000000" w:firstRow="1" w:lastRow="0" w:firstColumn="0" w:lastColumn="0" w:oddVBand="0" w:evenVBand="0" w:oddHBand="0" w:evenHBand="0" w:firstRowFirstColumn="0" w:firstRowLastColumn="0" w:lastRowFirstColumn="0" w:lastRowLastColumn="0"/>
+              <w:rPr>
+                <w:rFonts w:ascii="Segoe UI" w:hAnsi="Segoe UI" w:cs="Segoe UI"/>
+                <w:sz w:val="22"/>
+                <w:szCs w:val="22"/>
+              </w:rPr>
+            </w:pPr>
+          </w:p>
+        </w:tc>
+        <w:sdt>
+          <w:sdtPr>
+            <w:rPr>
+              <w:rFonts w:ascii="Segoe UI" w:hAnsi="Segoe UI" w:cs="Segoe UI"/>
+              <w:sz w:val="22"/>
+              <w:szCs w:val="22"/>
+            </w:rPr>
+            <w:alias w:val="#Nav: /Totals/Totals_OutstandingAmt"/>
+            <w:tag w:val="#Nav: Inventory_Order_Details/708"/>
+            <w:id w:val="1833335830"/>
+            <w:placeholder>
+              <w:docPart w:val="3624CEEC5788440B9D8EED4C97018A02"/>
+            </w:placeholder>
+            <w:dataBinding w:prefixMappings="xmlns:ns0='urn:microsoft-dynamics-nav/reports/Inventory_Order_Details/708/'" w:xpath="/ns0:NavWordReportXmlPart[1]/ns0:Totals[1]/ns0:Totals_OutstandingAmt[1]" w:storeItemID="{BD0AD12E-8658-489D-9919-DB6A9B0BB85F}"/>
+            <w:text/>
+          </w:sdtPr>
+          <w:sdtContent>
+            <w:tc>
+              <w:tcPr>
+                <w:tcW w:w="2005" w:type="dxa"/>
+                <w:vAlign w:val="center"/>
+              </w:tcPr>
+              <w:p>
+                <w:pPr>
+                  <w:jc w:val="right"/>
+                  <w:cnfStyle w:val="100000000000" w:firstRow="1" w:lastRow="0" w:firstColumn="0" w:lastColumn="0" w:oddVBand="0" w:evenVBand="0" w:oddHBand="0" w:evenHBand="0" w:firstRowFirstColumn="0" w:firstRowLastColumn="0" w:lastRowFirstColumn="0" w:lastRowLastColumn="0"/>
+                  <w:rPr>
+                    <w:rFonts w:ascii="Segoe UI" w:hAnsi="Segoe UI" w:cs="Segoe UI"/>
+                    <w:b w:val="0"/>
+                    <w:bCs w:val="0"/>
+                    <w:sz w:val="22"/>
+                    <w:szCs w:val="22"/>
+                  </w:rPr>
+                </w:pPr>
+                <w:r>
+                  <w:rPr>
+                    <w:rFonts w:ascii="Segoe UI" w:hAnsi="Segoe UI" w:cs="Segoe UI"/>
+                    <w:sz w:val="22"/>
+                    <w:szCs w:val="22"/>
+                  </w:rPr>
+                  <w:t>Totals_OutstandingAmt</w:t>
+                </w:r>
+              </w:p>
+            </w:tc>
+          </w:sdtContent>
+        </w:sdt>
+      </w:tr>
+    </w:tbl>
+    <w:p>
+      <w:pPr>
+        <w:rPr>
+          <w:sz w:val="22"/>
+          <w:szCs w:val="22"/>
+        </w:rPr>
+      </w:pPr>
     </w:p>
     <w:sectPr>
-      <w:pgSz w:w="11906" w:h="16838"/>
-      <w:pgMar w:top="1701" w:right="1134" w:bottom="1701" w:left="1134" w:header="708" w:footer="708" w:gutter="0"/>
+      <w:headerReference w:type="even" r:id="rId8"/>
+      <w:headerReference w:type="default" r:id="rId9"/>
+      <w:footerReference w:type="even" r:id="rId10"/>
+      <w:footerReference w:type="default" r:id="rId11"/>
+      <w:headerReference w:type="first" r:id="rId12"/>
+      <w:footerReference w:type="first" r:id="rId13"/>
+      <w:pgSz w:w="16838" w:h="11906" w:orient="landscape"/>
+      <w:pgMar w:top="706" w:right="576" w:bottom="706" w:left="576" w:header="708" w:footer="708" w:gutter="0"/>
       <w:cols w:space="708"/>
       <w:docGrid w:linePitch="360"/>
     </w:sectPr>
@@ -16,7 +2761,1811 @@
 </w:document>
 </file>
 
-<file path=customXml/item.xml>��< ? x m l   v e r s i o n = " 1 . 0 "   e n c o d i n g = " u t f - 1 6 " ? > +<file path=word/endnotes.xml><?xml version="1.0" encoding="utf-8"?>
+<w:endnotes xmlns:wpc="http://schemas.microsoft.com/office/word/2010/wordprocessingCanvas" xmlns:cx="http://schemas.microsoft.com/office/drawing/2014/chartex" xmlns:cx1="http://schemas.microsoft.com/office/drawing/2015/9/8/chartex" xmlns:cx2="http://schemas.microsoft.com/office/drawing/2015/10/21/chartex" xmlns:cx3="http://schemas.microsoft.com/office/drawing/2016/5/9/chartex" xmlns:cx4="http://schemas.microsoft.com/office/drawing/2016/5/10/chartex" xmlns:cx5="http://schemas.microsoft.com/office/drawing/2016/5/11/chartex" xmlns:cx6="http://schemas.microsoft.com/office/drawing/2016/5/12/chartex" xmlns:cx7="http://schemas.microsoft.com/office/drawing/2016/5/13/chartex" xmlns:cx8="http://schemas.microsoft.com/office/drawing/2016/5/14/chartex" xmlns:mc="http://schemas.openxmlformats.org/markup-compatibility/2006" xmlns:aink="http://schemas.microsoft.com/office/drawing/2016/ink" xmlns:am3d="http://schemas.microsoft.com/office/drawing/2017/model3d" xmlns:o="urn:schemas-microsoft-com:office:office" xmlns:oel="http://schemas.microsoft.com/office/2019/extlst" xmlns:r="http://schemas.openxmlformats.org/officeDocument/2006/relationships" xmlns:m="http://schemas.openxmlformats.org/officeDocument/2006/math" xmlns:v="urn:schemas-microsoft-com:vml" xmlns:wp14="http://schemas.microsoft.com/office/word/2010/wordprocessingDrawing" xmlns:wp="http://schemas.openxmlformats.org/drawingml/2006/wordprocessingDrawing" xmlns:w10="urn:schemas-microsoft-com:office:word" xmlns:w="http://schemas.openxmlformats.org/wordprocessingml/2006/main" xmlns:w14="http://schemas.microsoft.com/office/word/2010/wordml" xmlns:w15="http://schemas.microsoft.com/office/word/2012/wordml" xmlns:w16cex="http://schemas.microsoft.com/office/word/2018/wordml/cex" xmlns:w16cid="http://schemas.microsoft.com/office/word/2016/wordml/cid" xmlns:w16="http://schemas.microsoft.com/office/word/2018/wordml" xmlns:w16du="http://schemas.microsoft.com/office/word/2023/wordml/word16du" xmlns:w16sdtdh="http://schemas.microsoft.com/office/word/2020/wordml/sdtdatahash" xmlns:w16sdtfl="http://schemas.microsoft.com/office/word/2024/wordml/sdtformatlock" xmlns:w16se="http://schemas.microsoft.com/office/word/2015/wordml/symex" xmlns:wpg="http://schemas.microsoft.com/office/word/2010/wordprocessingGroup" xmlns:wpi="http://schemas.microsoft.com/office/word/2010/wordprocessingInk" xmlns:wne="http://schemas.microsoft.com/office/word/2006/wordml" xmlns:wps="http://schemas.microsoft.com/office/word/2010/wordprocessingShape" mc:Ignorable="w14 w15 w16se w16cid w16 w16cex w16sdtdh w16sdtfl w16du wp14">
+  <w:endnote w:type="separator" w:id="-1">
+    <w:p>
+      <w:pPr>
+        <w:spacing w:after="0" w:line="240" w:lineRule="auto"/>
+      </w:pPr>
+      <w:r>
+        <w:separator/>
+      </w:r>
+    </w:p>
+  </w:endnote>
+  <w:endnote w:type="continuationSeparator" w:id="0">
+    <w:p>
+      <w:pPr>
+        <w:spacing w:after="0" w:line="240" w:lineRule="auto"/>
+      </w:pPr>
+      <w:r>
+        <w:continuationSeparator/>
+      </w:r>
+    </w:p>
+  </w:endnote>
+</w:endnotes>
+</file>
+
+<file path=word/footer1.xml><?xml version="1.0" encoding="utf-8"?>
+<w:ftr xmlns:wpc="http://schemas.microsoft.com/office/word/2010/wordprocessingCanvas" xmlns:cx="http://schemas.microsoft.com/office/drawing/2014/chartex" xmlns:cx1="http://schemas.microsoft.com/office/drawing/2015/9/8/chartex" xmlns:cx2="http://schemas.microsoft.com/office/drawing/2015/10/21/chartex" xmlns:cx3="http://schemas.microsoft.com/office/drawing/2016/5/9/chartex" xmlns:cx4="http://schemas.microsoft.com/office/drawing/2016/5/10/chartex" xmlns:cx5="http://schemas.microsoft.com/office/drawing/2016/5/11/chartex" xmlns:cx6="http://schemas.microsoft.com/office/drawing/2016/5/12/chartex" xmlns:cx7="http://schemas.microsoft.com/office/drawing/2016/5/13/chartex" xmlns:cx8="http://schemas.microsoft.com/office/drawing/2016/5/14/chartex" xmlns:mc="http://schemas.openxmlformats.org/markup-compatibility/2006" xmlns:aink="http://schemas.microsoft.com/office/drawing/2016/ink" xmlns:am3d="http://schemas.microsoft.com/office/drawing/2017/model3d" xmlns:o="urn:schemas-microsoft-com:office:office" xmlns:oel="http://schemas.microsoft.com/office/2019/extlst" xmlns:r="http://schemas.openxmlformats.org/officeDocument/2006/relationships" xmlns:m="http://schemas.openxmlformats.org/officeDocument/2006/math" xmlns:v="urn:schemas-microsoft-com:vml" xmlns:wp14="http://schemas.microsoft.com/office/word/2010/wordprocessingDrawing" xmlns:wp="http://schemas.openxmlformats.org/drawingml/2006/wordprocessingDrawing" xmlns:w10="urn:schemas-microsoft-com:office:word" xmlns:w="http://schemas.openxmlformats.org/wordprocessingml/2006/main" xmlns:w14="http://schemas.microsoft.com/office/word/2010/wordml" xmlns:w15="http://schemas.microsoft.com/office/word/2012/wordml" xmlns:w16cex="http://schemas.microsoft.com/office/word/2018/wordml/cex" xmlns:w16cid="http://schemas.microsoft.com/office/word/2016/wordml/cid" xmlns:w16="http://schemas.microsoft.com/office/word/2018/wordml" xmlns:w16du="http://schemas.microsoft.com/office/word/2023/wordml/word16du" xmlns:w16sdtdh="http://schemas.microsoft.com/office/word/2020/wordml/sdtdatahash" xmlns:w16sdtfl="http://schemas.microsoft.com/office/word/2024/wordml/sdtformatlock" xmlns:w16se="http://schemas.microsoft.com/office/word/2015/wordml/symex" xmlns:wpg="http://schemas.microsoft.com/office/word/2010/wordprocessingGroup" xmlns:wpi="http://schemas.microsoft.com/office/word/2010/wordprocessingInk" xmlns:wne="http://schemas.microsoft.com/office/word/2006/wordml" xmlns:wps="http://schemas.microsoft.com/office/word/2010/wordprocessingShape" mc:Ignorable="w14 w15 w16se w16cid w16 w16cex w16sdtdh w16sdtfl w16du wp14">
+  <w:p>
+    <w:pPr>
+      <w:pStyle w:val="Footer"/>
+    </w:pPr>
+  </w:p>
+</w:ftr>
+</file>
+
+<file path=word/footer2.xml><?xml version="1.0" encoding="utf-8"?>
+<w:ftr xmlns:wpc="http://schemas.microsoft.com/office/word/2010/wordprocessingCanvas" xmlns:cx="http://schemas.microsoft.com/office/drawing/2014/chartex" xmlns:cx1="http://schemas.microsoft.com/office/drawing/2015/9/8/chartex" xmlns:cx2="http://schemas.microsoft.com/office/drawing/2015/10/21/chartex" xmlns:cx3="http://schemas.microsoft.com/office/drawing/2016/5/9/chartex" xmlns:cx4="http://schemas.microsoft.com/office/drawing/2016/5/10/chartex" xmlns:cx5="http://schemas.microsoft.com/office/drawing/2016/5/11/chartex" xmlns:cx6="http://schemas.microsoft.com/office/drawing/2016/5/12/chartex" xmlns:cx7="http://schemas.microsoft.com/office/drawing/2016/5/13/chartex" xmlns:cx8="http://schemas.microsoft.com/office/drawing/2016/5/14/chartex" xmlns:mc="http://schemas.openxmlformats.org/markup-compatibility/2006" xmlns:aink="http://schemas.microsoft.com/office/drawing/2016/ink" xmlns:am3d="http://schemas.microsoft.com/office/drawing/2017/model3d" xmlns:o="urn:schemas-microsoft-com:office:office" xmlns:oel="http://schemas.microsoft.com/office/2019/extlst" xmlns:r="http://schemas.openxmlformats.org/officeDocument/2006/relationships" xmlns:m="http://schemas.openxmlformats.org/officeDocument/2006/math" xmlns:v="urn:schemas-microsoft-com:vml" xmlns:wp14="http://schemas.microsoft.com/office/word/2010/wordprocessingDrawing" xmlns:wp="http://schemas.openxmlformats.org/drawingml/2006/wordprocessingDrawing" xmlns:w10="urn:schemas-microsoft-com:office:word" xmlns:w="http://schemas.openxmlformats.org/wordprocessingml/2006/main" xmlns:w14="http://schemas.microsoft.com/office/word/2010/wordml" xmlns:w15="http://schemas.microsoft.com/office/word/2012/wordml" xmlns:w16cex="http://schemas.microsoft.com/office/word/2018/wordml/cex" xmlns:w16cid="http://schemas.microsoft.com/office/word/2016/wordml/cid" xmlns:w16="http://schemas.microsoft.com/office/word/2018/wordml" xmlns:w16du="http://schemas.microsoft.com/office/word/2023/wordml/word16du" xmlns:w16sdtdh="http://schemas.microsoft.com/office/word/2020/wordml/sdtdatahash" xmlns:w16sdtfl="http://schemas.microsoft.com/office/word/2024/wordml/sdtformatlock" xmlns:w16se="http://schemas.microsoft.com/office/word/2015/wordml/symex" xmlns:wpg="http://schemas.microsoft.com/office/word/2010/wordprocessingGroup" xmlns:wpi="http://schemas.microsoft.com/office/word/2010/wordprocessingInk" xmlns:wne="http://schemas.microsoft.com/office/word/2006/wordml" xmlns:wps="http://schemas.microsoft.com/office/word/2010/wordprocessingShape" mc:Ignorable="w14 w15 w16se w16cid w16 w16cex w16sdtdh w16sdtfl w16du wp14">
+  <w:p>
+    <w:pPr>
+      <w:pStyle w:val="Footer"/>
+    </w:pPr>
+  </w:p>
+</w:ftr>
+</file>
+
+<file path=word/footer3.xml><?xml version="1.0" encoding="utf-8"?>
+<w:ftr xmlns:wpc="http://schemas.microsoft.com/office/word/2010/wordprocessingCanvas" xmlns:cx="http://schemas.microsoft.com/office/drawing/2014/chartex" xmlns:cx1="http://schemas.microsoft.com/office/drawing/2015/9/8/chartex" xmlns:cx2="http://schemas.microsoft.com/office/drawing/2015/10/21/chartex" xmlns:cx3="http://schemas.microsoft.com/office/drawing/2016/5/9/chartex" xmlns:cx4="http://schemas.microsoft.com/office/drawing/2016/5/10/chartex" xmlns:cx5="http://schemas.microsoft.com/office/drawing/2016/5/11/chartex" xmlns:cx6="http://schemas.microsoft.com/office/drawing/2016/5/12/chartex" xmlns:cx7="http://schemas.microsoft.com/office/drawing/2016/5/13/chartex" xmlns:cx8="http://schemas.microsoft.com/office/drawing/2016/5/14/chartex" xmlns:mc="http://schemas.openxmlformats.org/markup-compatibility/2006" xmlns:aink="http://schemas.microsoft.com/office/drawing/2016/ink" xmlns:am3d="http://schemas.microsoft.com/office/drawing/2017/model3d" xmlns:o="urn:schemas-microsoft-com:office:office" xmlns:oel="http://schemas.microsoft.com/office/2019/extlst" xmlns:r="http://schemas.openxmlformats.org/officeDocument/2006/relationships" xmlns:m="http://schemas.openxmlformats.org/officeDocument/2006/math" xmlns:v="urn:schemas-microsoft-com:vml" xmlns:wp14="http://schemas.microsoft.com/office/word/2010/wordprocessingDrawing" xmlns:wp="http://schemas.openxmlformats.org/drawingml/2006/wordprocessingDrawing" xmlns:w10="urn:schemas-microsoft-com:office:word" xmlns:w="http://schemas.openxmlformats.org/wordprocessingml/2006/main" xmlns:w14="http://schemas.microsoft.com/office/word/2010/wordml" xmlns:w15="http://schemas.microsoft.com/office/word/2012/wordml" xmlns:w16cex="http://schemas.microsoft.com/office/word/2018/wordml/cex" xmlns:w16cid="http://schemas.microsoft.com/office/word/2016/wordml/cid" xmlns:w16="http://schemas.microsoft.com/office/word/2018/wordml" xmlns:w16du="http://schemas.microsoft.com/office/word/2023/wordml/word16du" xmlns:w16sdtdh="http://schemas.microsoft.com/office/word/2020/wordml/sdtdatahash" xmlns:w16sdtfl="http://schemas.microsoft.com/office/word/2024/wordml/sdtformatlock" xmlns:w16se="http://schemas.microsoft.com/office/word/2015/wordml/symex" xmlns:wpg="http://schemas.microsoft.com/office/word/2010/wordprocessingGroup" xmlns:wpi="http://schemas.microsoft.com/office/word/2010/wordprocessingInk" xmlns:wne="http://schemas.microsoft.com/office/word/2006/wordml" xmlns:wps="http://schemas.microsoft.com/office/word/2010/wordprocessingShape" mc:Ignorable="w14 w15 w16se w16cid w16 w16cex w16sdtdh w16sdtfl w16du wp14">
+  <w:p>
+    <w:pPr>
+      <w:pStyle w:val="Footer"/>
+    </w:pPr>
+  </w:p>
+</w:ftr>
+</file>
+
+<file path=word/footnotes.xml><?xml version="1.0" encoding="utf-8"?>
+<w:footnotes xmlns:wpc="http://schemas.microsoft.com/office/word/2010/wordprocessingCanvas" xmlns:cx="http://schemas.microsoft.com/office/drawing/2014/chartex" xmlns:cx1="http://schemas.microsoft.com/office/drawing/2015/9/8/chartex" xmlns:cx2="http://schemas.microsoft.com/office/drawing/2015/10/21/chartex" xmlns:cx3="http://schemas.microsoft.com/office/drawing/2016/5/9/chartex" xmlns:cx4="http://schemas.microsoft.com/office/drawing/2016/5/10/chartex" xmlns:cx5="http://schemas.microsoft.com/office/drawing/2016/5/11/chartex" xmlns:cx6="http://schemas.microsoft.com/office/drawing/2016/5/12/chartex" xmlns:cx7="http://schemas.microsoft.com/office/drawing/2016/5/13/chartex" xmlns:cx8="http://schemas.microsoft.com/office/drawing/2016/5/14/chartex" xmlns:mc="http://schemas.openxmlformats.org/markup-compatibility/2006" xmlns:aink="http://schemas.microsoft.com/office/drawing/2016/ink" xmlns:am3d="http://schemas.microsoft.com/office/drawing/2017/model3d" xmlns:o="urn:schemas-microsoft-com:office:office" xmlns:oel="http://schemas.microsoft.com/office/2019/extlst" xmlns:r="http://schemas.openxmlformats.org/officeDocument/2006/relationships" xmlns:m="http://schemas.openxmlformats.org/officeDocument/2006/math" xmlns:v="urn:schemas-microsoft-com:vml" xmlns:wp14="http://schemas.microsoft.com/office/word/2010/wordprocessingDrawing" xmlns:wp="http://schemas.openxmlformats.org/drawingml/2006/wordprocessingDrawing" xmlns:w10="urn:schemas-microsoft-com:office:word" xmlns:w="http://schemas.openxmlformats.org/wordprocessingml/2006/main" xmlns:w14="http://schemas.microsoft.com/office/word/2010/wordml" xmlns:w15="http://schemas.microsoft.com/office/word/2012/wordml" xmlns:w16cex="http://schemas.microsoft.com/office/word/2018/wordml/cex" xmlns:w16cid="http://schemas.microsoft.com/office/word/2016/wordml/cid" xmlns:w16="http://schemas.microsoft.com/office/word/2018/wordml" xmlns:w16du="http://schemas.microsoft.com/office/word/2023/wordml/word16du" xmlns:w16sdtdh="http://schemas.microsoft.com/office/word/2020/wordml/sdtdatahash" xmlns:w16sdtfl="http://schemas.microsoft.com/office/word/2024/wordml/sdtformatlock" xmlns:w16se="http://schemas.microsoft.com/office/word/2015/wordml/symex" xmlns:wpg="http://schemas.microsoft.com/office/word/2010/wordprocessingGroup" xmlns:wpi="http://schemas.microsoft.com/office/word/2010/wordprocessingInk" xmlns:wne="http://schemas.microsoft.com/office/word/2006/wordml" xmlns:wps="http://schemas.microsoft.com/office/word/2010/wordprocessingShape" mc:Ignorable="w14 w15 w16se w16cid w16 w16cex w16sdtdh w16sdtfl w16du wp14">
+  <w:footnote w:type="separator" w:id="-1">
+    <w:p>
+      <w:pPr>
+        <w:spacing w:after="0" w:line="240" w:lineRule="auto"/>
+      </w:pPr>
+      <w:r>
+        <w:separator/>
+      </w:r>
+    </w:p>
+  </w:footnote>
+  <w:footnote w:type="continuationSeparator" w:id="0">
+    <w:p>
+      <w:pPr>
+        <w:spacing w:after="0" w:line="240" w:lineRule="auto"/>
+      </w:pPr>
+      <w:r>
+        <w:continuationSeparator/>
+      </w:r>
+    </w:p>
+  </w:footnote>
+</w:footnotes>
+</file>
+
+<file path=word/header1.xml><?xml version="1.0" encoding="utf-8"?>
+<w:hdr xmlns:wpc="http://schemas.microsoft.com/office/word/2010/wordprocessingCanvas" xmlns:cx="http://schemas.microsoft.com/office/drawing/2014/chartex" xmlns:cx1="http://schemas.microsoft.com/office/drawing/2015/9/8/chartex" xmlns:cx2="http://schemas.microsoft.com/office/drawing/2015/10/21/chartex" xmlns:cx3="http://schemas.microsoft.com/office/drawing/2016/5/9/chartex" xmlns:cx4="http://schemas.microsoft.com/office/drawing/2016/5/10/chartex" xmlns:cx5="http://schemas.microsoft.com/office/drawing/2016/5/11/chartex" xmlns:cx6="http://schemas.microsoft.com/office/drawing/2016/5/12/chartex" xmlns:cx7="http://schemas.microsoft.com/office/drawing/2016/5/13/chartex" xmlns:cx8="http://schemas.microsoft.com/office/drawing/2016/5/14/chartex" xmlns:mc="http://schemas.openxmlformats.org/markup-compatibility/2006" xmlns:aink="http://schemas.microsoft.com/office/drawing/2016/ink" xmlns:am3d="http://schemas.microsoft.com/office/drawing/2017/model3d" xmlns:o="urn:schemas-microsoft-com:office:office" xmlns:oel="http://schemas.microsoft.com/office/2019/extlst" xmlns:r="http://schemas.openxmlformats.org/officeDocument/2006/relationships" xmlns:m="http://schemas.openxmlformats.org/officeDocument/2006/math" xmlns:v="urn:schemas-microsoft-com:vml" xmlns:wp14="http://schemas.microsoft.com/office/word/2010/wordprocessingDrawing" xmlns:wp="http://schemas.openxmlformats.org/drawingml/2006/wordprocessingDrawing" xmlns:w10="urn:schemas-microsoft-com:office:word" xmlns:w="http://schemas.openxmlformats.org/wordprocessingml/2006/main" xmlns:w14="http://schemas.microsoft.com/office/word/2010/wordml" xmlns:w15="http://schemas.microsoft.com/office/word/2012/wordml" xmlns:w16cex="http://schemas.microsoft.com/office/word/2018/wordml/cex" xmlns:w16cid="http://schemas.microsoft.com/office/word/2016/wordml/cid" xmlns:w16="http://schemas.microsoft.com/office/word/2018/wordml" xmlns:w16du="http://schemas.microsoft.com/office/word/2023/wordml/word16du" xmlns:w16sdtdh="http://schemas.microsoft.com/office/word/2020/wordml/sdtdatahash" xmlns:w16sdtfl="http://schemas.microsoft.com/office/word/2024/wordml/sdtformatlock" xmlns:w16se="http://schemas.microsoft.com/office/word/2015/wordml/symex" xmlns:wpg="http://schemas.microsoft.com/office/word/2010/wordprocessingGroup" xmlns:wpi="http://schemas.microsoft.com/office/word/2010/wordprocessingInk" xmlns:wne="http://schemas.microsoft.com/office/word/2006/wordml" xmlns:wps="http://schemas.microsoft.com/office/word/2010/wordprocessingShape" mc:Ignorable="w14 w15 w16se w16cid w16 w16cex w16sdtdh w16sdtfl w16du wp14">
+  <w:p>
+    <w:pPr>
+      <w:pStyle w:val="Header"/>
+    </w:pPr>
+  </w:p>
+</w:hdr>
+</file>
+
+<file path=word/header2.xml><?xml version="1.0" encoding="utf-8"?>
+<w:hdr xmlns:wpc="http://schemas.microsoft.com/office/word/2010/wordprocessingCanvas" xmlns:cx="http://schemas.microsoft.com/office/drawing/2014/chartex" xmlns:cx1="http://schemas.microsoft.com/office/drawing/2015/9/8/chartex" xmlns:cx2="http://schemas.microsoft.com/office/drawing/2015/10/21/chartex" xmlns:cx3="http://schemas.microsoft.com/office/drawing/2016/5/9/chartex" xmlns:cx4="http://schemas.microsoft.com/office/drawing/2016/5/10/chartex" xmlns:cx5="http://schemas.microsoft.com/office/drawing/2016/5/11/chartex" xmlns:cx6="http://schemas.microsoft.com/office/drawing/2016/5/12/chartex" xmlns:cx7="http://schemas.microsoft.com/office/drawing/2016/5/13/chartex" xmlns:cx8="http://schemas.microsoft.com/office/drawing/2016/5/14/chartex" xmlns:mc="http://schemas.openxmlformats.org/markup-compatibility/2006" xmlns:aink="http://schemas.microsoft.com/office/drawing/2016/ink" xmlns:am3d="http://schemas.microsoft.com/office/drawing/2017/model3d" xmlns:o="urn:schemas-microsoft-com:office:office" xmlns:oel="http://schemas.microsoft.com/office/2019/extlst" xmlns:r="http://schemas.openxmlformats.org/officeDocument/2006/relationships" xmlns:m="http://schemas.openxmlformats.org/officeDocument/2006/math" xmlns:v="urn:schemas-microsoft-com:vml" xmlns:wp14="http://schemas.microsoft.com/office/word/2010/wordprocessingDrawing" xmlns:wp="http://schemas.openxmlformats.org/drawingml/2006/wordprocessingDrawing" xmlns:w10="urn:schemas-microsoft-com:office:word" xmlns:w="http://schemas.openxmlformats.org/wordprocessingml/2006/main" xmlns:w14="http://schemas.microsoft.com/office/word/2010/wordml" xmlns:w15="http://schemas.microsoft.com/office/word/2012/wordml" xmlns:w16cex="http://schemas.microsoft.com/office/word/2018/wordml/cex" xmlns:w16cid="http://schemas.microsoft.com/office/word/2016/wordml/cid" xmlns:w16="http://schemas.microsoft.com/office/word/2018/wordml" xmlns:w16du="http://schemas.microsoft.com/office/word/2023/wordml/word16du" xmlns:w16sdtdh="http://schemas.microsoft.com/office/word/2020/wordml/sdtdatahash" xmlns:w16sdtfl="http://schemas.microsoft.com/office/word/2024/wordml/sdtformatlock" xmlns:w16se="http://schemas.microsoft.com/office/word/2015/wordml/symex" xmlns:wpg="http://schemas.microsoft.com/office/word/2010/wordprocessingGroup" xmlns:wpi="http://schemas.microsoft.com/office/word/2010/wordprocessingInk" xmlns:wne="http://schemas.microsoft.com/office/word/2006/wordml" xmlns:wps="http://schemas.microsoft.com/office/word/2010/wordprocessingShape" mc:Ignorable="w14 w15 w16se w16cid w16 w16cex w16sdtdh w16sdtfl w16du wp14">
+  <w:p>
+    <w:pPr>
+      <w:pStyle w:val="Header"/>
+    </w:pPr>
+  </w:p>
+</w:hdr>
+</file>
+
+<file path=word/header3.xml><?xml version="1.0" encoding="utf-8"?>
+<w:hdr xmlns:wpc="http://schemas.microsoft.com/office/word/2010/wordprocessingCanvas" xmlns:cx="http://schemas.microsoft.com/office/drawing/2014/chartex" xmlns:cx1="http://schemas.microsoft.com/office/drawing/2015/9/8/chartex" xmlns:cx2="http://schemas.microsoft.com/office/drawing/2015/10/21/chartex" xmlns:cx3="http://schemas.microsoft.com/office/drawing/2016/5/9/chartex" xmlns:cx4="http://schemas.microsoft.com/office/drawing/2016/5/10/chartex" xmlns:cx5="http://schemas.microsoft.com/office/drawing/2016/5/11/chartex" xmlns:cx6="http://schemas.microsoft.com/office/drawing/2016/5/12/chartex" xmlns:cx7="http://schemas.microsoft.com/office/drawing/2016/5/13/chartex" xmlns:cx8="http://schemas.microsoft.com/office/drawing/2016/5/14/chartex" xmlns:mc="http://schemas.openxmlformats.org/markup-compatibility/2006" xmlns:aink="http://schemas.microsoft.com/office/drawing/2016/ink" xmlns:am3d="http://schemas.microsoft.com/office/drawing/2017/model3d" xmlns:o="urn:schemas-microsoft-com:office:office" xmlns:oel="http://schemas.microsoft.com/office/2019/extlst" xmlns:r="http://schemas.openxmlformats.org/officeDocument/2006/relationships" xmlns:m="http://schemas.openxmlformats.org/officeDocument/2006/math" xmlns:v="urn:schemas-microsoft-com:vml" xmlns:wp14="http://schemas.microsoft.com/office/word/2010/wordprocessingDrawing" xmlns:wp="http://schemas.openxmlformats.org/drawingml/2006/wordprocessingDrawing" xmlns:w10="urn:schemas-microsoft-com:office:word" xmlns:w="http://schemas.openxmlformats.org/wordprocessingml/2006/main" xmlns:w14="http://schemas.microsoft.com/office/word/2010/wordml" xmlns:w15="http://schemas.microsoft.com/office/word/2012/wordml" xmlns:w16cex="http://schemas.microsoft.com/office/word/2018/wordml/cex" xmlns:w16cid="http://schemas.microsoft.com/office/word/2016/wordml/cid" xmlns:w16="http://schemas.microsoft.com/office/word/2018/wordml" xmlns:w16du="http://schemas.microsoft.com/office/word/2023/wordml/word16du" xmlns:w16sdtdh="http://schemas.microsoft.com/office/word/2020/wordml/sdtdatahash" xmlns:w16sdtfl="http://schemas.microsoft.com/office/word/2024/wordml/sdtformatlock" xmlns:w16se="http://schemas.microsoft.com/office/word/2015/wordml/symex" xmlns:wpg="http://schemas.microsoft.com/office/word/2010/wordprocessingGroup" xmlns:wpi="http://schemas.microsoft.com/office/word/2010/wordprocessingInk" xmlns:wne="http://schemas.microsoft.com/office/word/2006/wordml" xmlns:wps="http://schemas.microsoft.com/office/word/2010/wordprocessingShape" mc:Ignorable="w14 w15 w16se w16cid w16 w16cex w16sdtdh w16sdtfl w16du wp14">
+  <w:p>
+    <w:pPr>
+      <w:pStyle w:val="Header"/>
+    </w:pPr>
+  </w:p>
+</w:hdr>
+</file>
+
+<file path=word/styles.xml><?xml version="1.0" encoding="utf-8"?>
+<w:styles xmlns:mc="http://schemas.openxmlformats.org/markup-compatibility/2006" xmlns:r="http://schemas.openxmlformats.org/officeDocument/2006/relationships" xmlns:w="http://schemas.openxmlformats.org/wordprocessingml/2006/main" xmlns:w14="http://schemas.microsoft.com/office/word/2010/wordml" xmlns:w15="http://schemas.microsoft.com/office/word/2012/wordml" xmlns:w16cex="http://schemas.microsoft.com/office/word/2018/wordml/cex" xmlns:w16cid="http://schemas.microsoft.com/office/word/2016/wordml/cid" xmlns:w16="http://schemas.microsoft.com/office/word/2018/wordml" xmlns:w16du="http://schemas.microsoft.com/office/word/2023/wordml/word16du" xmlns:w16sdtdh="http://schemas.microsoft.com/office/word/2020/wordml/sdtdatahash" xmlns:w16sdtfl="http://schemas.microsoft.com/office/word/2024/wordml/sdtformatlock" xmlns:w16se="http://schemas.microsoft.com/office/word/2015/wordml/symex" mc:Ignorable="w14 w15 w16se w16cid w16 w16cex w16sdtdh w16sdtfl w16du">
+  <w:docDefaults>
+    <w:rPrDefault>
+      <w:rPr>
+        <w:rFonts w:asciiTheme="minorHAnsi" w:eastAsiaTheme="minorEastAsia" w:hAnsiTheme="minorHAnsi" w:cstheme="minorBidi"/>
+        <w:kern w:val="2"/>
+        <w:sz w:val="24"/>
+        <w:szCs w:val="24"/>
+        <w:lang w:val="en-DK" w:eastAsia="en-DK" w:bidi="ar-SA"/>
+        <w14:ligatures w14:val="standardContextual"/>
+      </w:rPr>
+    </w:rPrDefault>
+    <w:pPrDefault>
+      <w:pPr>
+        <w:spacing w:after="160" w:line="278" w:lineRule="auto"/>
+      </w:pPr>
+    </w:pPrDefault>
+  </w:docDefaults>
+  <w:latentStyles w:defLockedState="0" w:defUIPriority="99" w:defSemiHidden="0" w:defUnhideWhenUsed="0" w:defQFormat="0" w:count="376">
+    <w:lsdException w:name="Normal" w:uiPriority="0" w:qFormat="1"/>
+    <w:lsdException w:name="heading 1" w:uiPriority="9" w:qFormat="1"/>
+    <w:lsdException w:name="heading 2" w:semiHidden="1" w:uiPriority="9" w:unhideWhenUsed="1" w:qFormat="1"/>
+    <w:lsdException w:name="heading 3" w:semiHidden="1" w:uiPriority="9" w:unhideWhenUsed="1" w:qFormat="1"/>
+    <w:lsdException w:name="heading 4" w:semiHidden="1" w:uiPriority="9" w:unhideWhenUsed="1" w:qFormat="1"/>
+    <w:lsdException w:name="heading 5" w:semiHidden="1" w:uiPriority="9" w:unhideWhenUsed="1" w:qFormat="1"/>
+    <w:lsdException w:name="heading 6" w:semiHidden="1" w:uiPriority="9" w:unhideWhenUsed="1" w:qFormat="1"/>
+    <w:lsdException w:name="heading 7" w:semiHidden="1" w:uiPriority="9" w:unhideWhenUsed="1" w:qFormat="1"/>
+    <w:lsdException w:name="heading 8" w:semiHidden="1" w:uiPriority="9" w:unhideWhenUsed="1" w:qFormat="1"/>
+    <w:lsdException w:name="heading 9" w:semiHidden="1" w:uiPriority="9" w:unhideWhenUsed="1" w:qFormat="1"/>
+    <w:lsdException w:name="index 1" w:semiHidden="1" w:unhideWhenUsed="1"/>
+    <w:lsdException w:name="index 2" w:semiHidden="1" w:unhideWhenUsed="1"/>
+    <w:lsdException w:name="index 3" w:semiHidden="1" w:unhideWhenUsed="1"/>
+    <w:lsdException w:name="index 4" w:semiHidden="1" w:unhideWhenUsed="1"/>
+    <w:lsdException w:name="index 5" w:semiHidden="1" w:unhideWhenUsed="1"/>
+    <w:lsdException w:name="index 6" w:semiHidden="1" w:unhideWhenUsed="1"/>
+    <w:lsdException w:name="index 7" w:semiHidden="1" w:unhideWhenUsed="1"/>
+    <w:lsdException w:name="index 8" w:semiHidden="1" w:unhideWhenUsed="1"/>
+    <w:lsdException w:name="index 9" w:semiHidden="1" w:unhideWhenUsed="1"/>
+    <w:lsdException w:name="toc 1" w:semiHidden="1" w:uiPriority="39" w:unhideWhenUsed="1"/>
+    <w:lsdException w:name="toc 2" w:semiHidden="1" w:uiPriority="39" w:unhideWhenUsed="1"/>
+    <w:lsdException w:name="toc 3" w:semiHidden="1" w:uiPriority="39" w:unhideWhenUsed="1"/>
+    <w:lsdException w:name="toc 4" w:semiHidden="1" w:uiPriority="39" w:unhideWhenUsed="1"/>
+    <w:lsdException w:name="toc 5" w:semiHidden="1" w:uiPriority="39" w:unhideWhenUsed="1"/>
+    <w:lsdException w:name="toc 6" w:semiHidden="1" w:uiPriority="39" w:unhideWhenUsed="1"/>
+    <w:lsdException w:name="toc 7" w:semiHidden="1" w:uiPriority="39" w:unhideWhenUsed="1"/>
+    <w:lsdException w:name="toc 8" w:semiHidden="1" w:uiPriority="39" w:unhideWhenUsed="1"/>
+    <w:lsdException w:name="toc 9" w:semiHidden="1" w:uiPriority="39" w:unhideWhenUsed="1"/>
+    <w:lsdException w:name="Normal Indent" w:semiHidden="1" w:unhideWhenUsed="1"/>
+    <w:lsdException w:name="footnote text" w:semiHidden="1" w:unhideWhenUsed="1"/>
+    <w:lsdException w:name="annotation text" w:semiHidden="1" w:unhideWhenUsed="1"/>
+    <w:lsdException w:name="header" w:semiHidden="1" w:unhideWhenUsed="1"/>
+    <w:lsdException w:name="footer" w:semiHidden="1" w:unhideWhenUsed="1"/>
+    <w:lsdException w:name="index heading" w:semiHidden="1" w:unhideWhenUsed="1"/>
+    <w:lsdException w:name="caption" w:semiHidden="1" w:uiPriority="35" w:unhideWhenUsed="1" w:qFormat="1"/>
+    <w:lsdException w:name="table of figures" w:semiHidden="1" w:unhideWhenUsed="1"/>
+    <w:lsdException w:name="envelope address" w:semiHidden="1" w:unhideWhenUsed="1"/>
+    <w:lsdException w:name="envelope return" w:semiHidden="1" w:unhideWhenUsed="1"/>
+    <w:lsdException w:name="footnote reference" w:semiHidden="1" w:unhideWhenUsed="1"/>
+    <w:lsdException w:name="annotation reference" w:semiHidden="1" w:unhideWhenUsed="1"/>
+    <w:lsdException w:name="line number" w:semiHidden="1" w:unhideWhenUsed="1"/>
+    <w:lsdException w:name="page number" w:semiHidden="1" w:unhideWhenUsed="1"/>
+    <w:lsdException w:name="endnote reference" w:semiHidden="1" w:unhideWhenUsed="1"/>
+    <w:lsdException w:name="endnote text" w:semiHidden="1" w:unhideWhenUsed="1"/>
+    <w:lsdException w:name="table of authorities" w:semiHidden="1" w:unhideWhenUsed="1"/>
+    <w:lsdException w:name="macro" w:semiHidden="1" w:unhideWhenUsed="1"/>
+    <w:lsdException w:name="toa heading" w:semiHidden="1" w:unhideWhenUsed="1"/>
+    <w:lsdException w:name="List" w:semiHidden="1" w:unhideWhenUsed="1"/>
+    <w:lsdException w:name="List Bullet" w:semiHidden="1" w:unhideWhenUsed="1"/>
+    <w:lsdException w:name="List Number" w:semiHidden="1" w:unhideWhenUsed="1"/>
+    <w:lsdException w:name="List 2" w:semiHidden="1" w:unhideWhenUsed="1"/>
+    <w:lsdException w:name="List 3" w:semiHidden="1" w:unhideWhenUsed="1"/>
+    <w:lsdException w:name="List 4" w:semiHidden="1" w:unhideWhenUsed="1"/>
+    <w:lsdException w:name="List 5" w:semiHidden="1" w:unhideWhenUsed="1"/>
+    <w:lsdException w:name="List Bullet 2" w:semiHidden="1" w:unhideWhenUsed="1"/>
+    <w:lsdException w:name="List Bullet 3" w:semiHidden="1" w:unhideWhenUsed="1"/>
+    <w:lsdException w:name="List Bullet 4" w:semiHidden="1" w:unhideWhenUsed="1"/>
+    <w:lsdException w:name="List Bullet 5" w:semiHidden="1" w:unhideWhenUsed="1"/>
+    <w:lsdException w:name="List Number 2" w:semiHidden="1" w:unhideWhenUsed="1"/>
+    <w:lsdException w:name="List Number 3" w:semiHidden="1" w:unhideWhenUsed="1"/>
+    <w:lsdException w:name="List Number 4" w:semiHidden="1" w:unhideWhenUsed="1"/>
+    <w:lsdException w:name="List Number 5" w:semiHidden="1" w:unhideWhenUsed="1"/>
+    <w:lsdException w:name="Title" w:uiPriority="10" w:qFormat="1"/>
+    <w:lsdException w:name="Closing" w:semiHidden="1" w:unhideWhenUsed="1"/>
+    <w:lsdException w:name="Signature" w:semiHidden="1" w:unhideWhenUsed="1"/>
+    <w:lsdException w:name="Default Paragraph Font" w:semiHidden="1" w:uiPriority="1" w:unhideWhenUsed="1"/>
+    <w:lsdException w:name="Body Text" w:semiHidden="1" w:unhideWhenUsed="1"/>
+    <w:lsdException w:name="Body Text Indent" w:semiHidden="1" w:unhideWhenUsed="1"/>
+    <w:lsdException w:name="List Continue" w:semiHidden="1" w:unhideWhenUsed="1"/>
+    <w:lsdException w:name="List Continue 2" w:semiHidden="1" w:unhideWhenUsed="1"/>
+    <w:lsdException w:name="List Continue 3" w:semiHidden="1" w:unhideWhenUsed="1"/>
+    <w:lsdException w:name="List Continue 4" w:semiHidden="1" w:unhideWhenUsed="1"/>
+    <w:lsdException w:name="List Continue 5" w:semiHidden="1" w:unhideWhenUsed="1"/>
+    <w:lsdException w:name="Message Header" w:semiHidden="1" w:unhideWhenUsed="1"/>
+    <w:lsdException w:name="Subtitle" w:uiPriority="11" w:qFormat="1"/>
+    <w:lsdException w:name="Salutation" w:semiHidden="1" w:unhideWhenUsed="1"/>
+    <w:lsdException w:name="Date" w:semiHidden="1" w:unhideWhenUsed="1"/>
+    <w:lsdException w:name="Body Text First Indent" w:semiHidden="1" w:unhideWhenUsed="1"/>
+    <w:lsdException w:name="Body Text First Indent 2" w:semiHidden="1" w:unhideWhenUsed="1"/>
+    <w:lsdException w:name="Note Heading" w:semiHidden="1" w:unhideWhenUsed="1"/>
+    <w:lsdException w:name="Body Text 2" w:semiHidden="1" w:unhideWhenUsed="1"/>
+    <w:lsdException w:name="Body Text 3" w:semiHidden="1" w:unhideWhenUsed="1"/>
+    <w:lsdException w:name="Body Text Indent 2" w:semiHidden="1" w:unhideWhenUsed="1"/>
+    <w:lsdException w:name="Body Text Indent 3" w:semiHidden="1" w:unhideWhenUsed="1"/>
+    <w:lsdException w:name="Block Text" w:semiHidden="1" w:unhideWhenUsed="1"/>
+    <w:lsdException w:name="Hyperlink" w:semiHidden="1" w:unhideWhenUsed="1"/>
+    <w:lsdException w:name="FollowedHyperlink" w:semiHidden="1" w:unhideWhenUsed="1"/>
+    <w:lsdException w:name="Strong" w:uiPriority="22" w:qFormat="1"/>
+    <w:lsdException w:name="Emphasis" w:uiPriority="20" w:qFormat="1"/>
+    <w:lsdException w:name="Document Map" w:semiHidden="1" w:unhideWhenUsed="1"/>
+    <w:lsdException w:name="Plain Text" w:semiHidden="1" w:unhideWhenUsed="1"/>
+    <w:lsdException w:name="E-mail Signature" w:semiHidden="1" w:unhideWhenUsed="1"/>
+    <w:lsdException w:name="HTML Top of Form" w:semiHidden="1" w:unhideWhenUsed="1"/>
+    <w:lsdException w:name="HTML Bottom of Form" w:semiHidden="1" w:unhideWhenUsed="1"/>
+    <w:lsdException w:name="Normal (Web)" w:semiHidden="1" w:unhideWhenUsed="1"/>
+    <w:lsdException w:name="HTML Acronym" w:semiHidden="1" w:unhideWhenUsed="1"/>
+    <w:lsdException w:name="HTML Address" w:semiHidden="1" w:unhideWhenUsed="1"/>
+    <w:lsdException w:name="HTML Cite" w:semiHidden="1" w:unhideWhenUsed="1"/>
+    <w:lsdException w:name="HTML Code" w:semiHidden="1" w:unhideWhenUsed="1"/>
+    <w:lsdException w:name="HTML Definition" w:semiHidden="1" w:unhideWhenUsed="1"/>
+    <w:lsdException w:name="HTML Keyboard" w:semiHidden="1" w:unhideWhenUsed="1"/>
+    <w:lsdException w:name="HTML Preformatted" w:semiHidden="1" w:unhideWhenUsed="1"/>
+    <w:lsdException w:name="HTML Sample" w:semiHidden="1" w:unhideWhenUsed="1"/>
+    <w:lsdException w:name="HTML Typewriter" w:semiHidden="1" w:unhideWhenUsed="1"/>
+    <w:lsdException w:name="HTML Variable" w:semiHidden="1" w:unhideWhenUsed="1"/>
+    <w:lsdException w:name="Normal Table" w:semiHidden="1" w:unhideWhenUsed="1"/>
+    <w:lsdException w:name="annotation subject" w:semiHidden="1" w:unhideWhenUsed="1"/>
+    <w:lsdException w:name="No List" w:semiHidden="1" w:unhideWhenUsed="1"/>
+    <w:lsdException w:name="Outline List 1" w:semiHidden="1" w:unhideWhenUsed="1"/>
+    <w:lsdException w:name="Outline List 2" w:semiHidden="1" w:unhideWhenUsed="1"/>
+    <w:lsdException w:name="Outline List 3" w:semiHidden="1" w:unhideWhenUsed="1"/>
+    <w:lsdException w:name="Table Simple 1" w:semiHidden="1" w:unhideWhenUsed="1"/>
+    <w:lsdException w:name="Table Simple 2" w:semiHidden="1" w:unhideWhenUsed="1"/>
+    <w:lsdException w:name="Table Simple 3" w:semiHidden="1" w:unhideWhenUsed="1"/>
+    <w:lsdException w:name="Table Classic 1" w:semiHidden="1" w:unhideWhenUsed="1"/>
+    <w:lsdException w:name="Table Classic 2" w:semiHidden="1" w:unhideWhenUsed="1"/>
+    <w:lsdException w:name="Table Classic 3" w:semiHidden="1" w:unhideWhenUsed="1"/>
+    <w:lsdException w:name="Table Classic 4" w:semiHidden="1" w:unhideWhenUsed="1"/>
+    <w:lsdException w:name="Table Colorful 1" w:semiHidden="1" w:unhideWhenUsed="1"/>
+    <w:lsdException w:name="Table Colorful 2" w:semiHidden="1" w:unhideWhenUsed="1"/>
+    <w:lsdException w:name="Table Colorful 3" w:semiHidden="1" w:unhideWhenUsed="1"/>
+    <w:lsdException w:name="Table Columns 1" w:semiHidden="1" w:unhideWhenUsed="1"/>
+    <w:lsdException w:name="Table Columns 2" w:semiHidden="1" w:unhideWhenUsed="1"/>
+    <w:lsdException w:name="Table Columns 3" w:semiHidden="1" w:unhideWhenUsed="1"/>
+    <w:lsdException w:name="Table Columns 4" w:semiHidden="1" w:unhideWhenUsed="1"/>
+    <w:lsdException w:name="Table Columns 5" w:semiHidden="1" w:unhideWhenUsed="1"/>
+    <w:lsdException w:name="Table Grid 1" w:semiHidden="1" w:unhideWhenUsed="1"/>
+    <w:lsdException w:name="Table Grid 2" w:semiHidden="1" w:unhideWhenUsed="1"/>
+    <w:lsdException w:name="Table Grid 3" w:semiHidden="1" w:unhideWhenUsed="1"/>
+    <w:lsdException w:name="Table Grid 4" w:semiHidden="1" w:unhideWhenUsed="1"/>
+    <w:lsdException w:name="Table Grid 5" w:semiHidden="1" w:unhideWhenUsed="1"/>
+    <w:lsdException w:name="Table Grid 6" w:semiHidden="1" w:unhideWhenUsed="1"/>
+    <w:lsdException w:name="Table Grid 7" w:semiHidden="1" w:unhideWhenUsed="1"/>
+    <w:lsdException w:name="Table Grid 8" w:semiHidden="1" w:unhideWhenUsed="1"/>
+    <w:lsdException w:name="Table List 1" w:semiHidden="1" w:unhideWhenUsed="1"/>
+    <w:lsdException w:name="Table List 2" w:semiHidden="1" w:unhideWhenUsed="1"/>
+    <w:lsdException w:name="Table List 3" w:semiHidden="1" w:unhideWhenUsed="1"/>
+    <w:lsdException w:name="Table List 4" w:semiHidden="1" w:unhideWhenUsed="1"/>
+    <w:lsdException w:name="Table List 5" w:semiHidden="1" w:unhideWhenUsed="1"/>
+    <w:lsdException w:name="Table List 6" w:semiHidden="1" w:unhideWhenUsed="1"/>
+    <w:lsdException w:name="Table List 7" w:semiHidden="1" w:unhideWhenUsed="1"/>
+    <w:lsdException w:name="Table List 8" w:semiHidden="1" w:unhideWhenUsed="1"/>
+    <w:lsdException w:name="Table 3D effects 1" w:semiHidden="1" w:unhideWhenUsed="1"/>
+    <w:lsdException w:name="Table 3D effects 2" w:semiHidden="1" w:unhideWhenUsed="1"/>
+    <w:lsdException w:name="Table 3D effects 3" w:semiHidden="1" w:unhideWhenUsed="1"/>
+    <w:lsdException w:name="Table Contemporary" w:semiHidden="1" w:unhideWhenUsed="1"/>
+    <w:lsdException w:name="Table Elegant" w:semiHidden="1" w:unhideWhenUsed="1"/>
+    <w:lsdException w:name="Table Professional" w:semiHidden="1" w:unhideWhenUsed="1"/>
+    <w:lsdException w:name="Table Subtle 1" w:semiHidden="1" w:unhideWhenUsed="1"/>
+    <w:lsdException w:name="Table Subtle 2" w:semiHidden="1" w:unhideWhenUsed="1"/>
+    <w:lsdException w:name="Table Web 1" w:semiHidden="1" w:unhideWhenUsed="1"/>
+    <w:lsdException w:name="Table Web 2" w:semiHidden="1" w:unhideWhenUsed="1"/>
+    <w:lsdException w:name="Table Web 3" w:semiHidden="1" w:unhideWhenUsed="1"/>
+    <w:lsdException w:name="Balloon Text" w:semiHidden="1" w:unhideWhenUsed="1"/>
+    <w:lsdException w:name="Table Grid" w:uiPriority="39"/>
+    <w:lsdException w:name="Table Theme" w:semiHidden="1" w:unhideWhenUsed="1"/>
+    <w:lsdException w:name="Placeholder Text" w:semiHidden="1"/>
+    <w:lsdException w:name="No Spacing" w:uiPriority="1" w:qFormat="1"/>
+    <w:lsdException w:name="Light Shading" w:uiPriority="60"/>
+    <w:lsdException w:name="Light List" w:uiPriority="61"/>
+    <w:lsdException w:name="Light Grid" w:uiPriority="62"/>
+    <w:lsdException w:name="Medium Shading 1" w:uiPriority="63"/>
+    <w:lsdException w:name="Medium Shading 2" w:uiPriority="64"/>
+    <w:lsdException w:name="Medium List 1" w:uiPriority="65"/>
+    <w:lsdException w:name="Medium List 2" w:uiPriority="66"/>
+    <w:lsdException w:name="Medium Grid 1" w:uiPriority="67"/>
+    <w:lsdException w:name="Medium Grid 2" w:uiPriority="68"/>
+    <w:lsdException w:name="Medium Grid 3" w:uiPriority="69"/>
+    <w:lsdException w:name="Dark List" w:uiPriority="70"/>
+    <w:lsdException w:name="Colorful Shading" w:uiPriority="71"/>
+    <w:lsdException w:name="Colorful List" w:uiPriority="72"/>
+    <w:lsdException w:name="Colorful Grid" w:uiPriority="73"/>
+    <w:lsdException w:name="Light Shading Accent 1" w:uiPriority="60"/>
+    <w:lsdException w:name="Light List Accent 1" w:uiPriority="61"/>
+    <w:lsdException w:name="Light Grid Accent 1" w:uiPriority="62"/>
+    <w:lsdException w:name="Medium Shading 1 Accent 1" w:uiPriority="63"/>
+    <w:lsdException w:name="Medium Shading 2 Accent 1" w:uiPriority="64"/>
+    <w:lsdException w:name="Medium List 1 Accent 1" w:uiPriority="65"/>
+    <w:lsdException w:name="Revision" w:semiHidden="1"/>
+    <w:lsdException w:name="List Paragraph" w:uiPriority="34" w:qFormat="1"/>
+    <w:lsdException w:name="Quote" w:uiPriority="29" w:qFormat="1"/>
+    <w:lsdException w:name="Intense Quote" w:uiPriority="30" w:qFormat="1"/>
+    <w:lsdException w:name="Medium List 2 Accent 1" w:uiPriority="66"/>
+    <w:lsdException w:name="Medium Grid 1 Accent 1" w:uiPriority="67"/>
+    <w:lsdException w:name="Medium Grid 2 Accent 1" w:uiPriority="68"/>
+    <w:lsdException w:name="Medium Grid 3 Accent 1" w:uiPriority="69"/>
+    <w:lsdException w:name="Dark List Accent 1" w:uiPriority="70"/>
+    <w:lsdException w:name="Colorful Shading Accent 1" w:uiPriority="71"/>
+    <w:lsdException w:name="Colorful List Accent 1" w:uiPriority="72"/>
+    <w:lsdException w:name="Colorful Grid Accent 1" w:uiPriority="73"/>
+    <w:lsdException w:name="Light Shading Accent 2" w:uiPriority="60"/>
+    <w:lsdException w:name="Light List Accent 2" w:uiPriority="61"/>
+    <w:lsdException w:name="Light Grid Accent 2" w:uiPriority="62"/>
+    <w:lsdException w:name="Medium Shading 1 Accent 2" w:uiPriority="63"/>
+    <w:lsdException w:name="Medium Shading 2 Accent 2" w:uiPriority="64"/>
+    <w:lsdException w:name="Medium List 1 Accent 2" w:uiPriority="65"/>
+    <w:lsdException w:name="Medium List 2 Accent 2" w:uiPriority="66"/>
+    <w:lsdException w:name="Medium Grid 1 Accent 2" w:uiPriority="67"/>
+    <w:lsdException w:name="Medium Grid 2 Accent 2" w:uiPriority="68"/>
+    <w:lsdException w:name="Medium Grid 3 Accent 2" w:uiPriority="69"/>
+    <w:lsdException w:name="Dark List Accent 2" w:uiPriority="70"/>
+    <w:lsdException w:name="Colorful Shading Accent 2" w:uiPriority="71"/>
+    <w:lsdException w:name="Colorful List Accent 2" w:uiPriority="72"/>
+    <w:lsdException w:name="Colorful Grid Accent 2" w:uiPriority="73"/>
+    <w:lsdException w:name="Light Shading Accent 3" w:uiPriority="60"/>
+    <w:lsdException w:name="Light List Accent 3" w:uiPriority="61"/>
+    <w:lsdException w:name="Light Grid Accent 3" w:uiPriority="62"/>
+    <w:lsdException w:name="Medium Shading 1 Accent 3" w:uiPriority="63"/>
+    <w:lsdException w:name="Medium Shading 2 Accent 3" w:uiPriority="64"/>
+    <w:lsdException w:name="Medium List 1 Accent 3" w:uiPriority="65"/>
+    <w:lsdException w:name="Medium List 2 Accent 3" w:uiPriority="66"/>
+    <w:lsdException w:name="Medium Grid 1 Accent 3" w:uiPriority="67"/>
+    <w:lsdException w:name="Medium Grid 2 Accent 3" w:uiPriority="68"/>
+    <w:lsdException w:name="Medium Grid 3 Accent 3" w:uiPriority="69"/>
+    <w:lsdException w:name="Dark List Accent 3" w:uiPriority="70"/>
+    <w:lsdException w:name="Colorful Shading Accent 3" w:uiPriority="71"/>
+    <w:lsdException w:name="Colorful List Accent 3" w:uiPriority="72"/>
+    <w:lsdException w:name="Colorful Grid Accent 3" w:uiPriority="73"/>
+    <w:lsdException w:name="Light Shading Accent 4" w:uiPriority="60"/>
+    <w:lsdException w:name="Light List Accent 4" w:uiPriority="61"/>
+    <w:lsdException w:name="Light Grid Accent 4" w:uiPriority="62"/>
+    <w:lsdException w:name="Medium Shading 1 Accent 4" w:uiPriority="63"/>
+    <w:lsdException w:name="Medium Shading 2 Accent 4" w:uiPriority="64"/>
+    <w:lsdException w:name="Medium List 1 Accent 4" w:uiPriority="65"/>
+    <w:lsdException w:name="Medium List 2 Accent 4" w:uiPriority="66"/>
+    <w:lsdException w:name="Medium Grid 1 Accent 4" w:uiPriority="67"/>
+    <w:lsdException w:name="Medium Grid 2 Accent 4" w:uiPriority="68"/>
+    <w:lsdException w:name="Medium Grid 3 Accent 4" w:uiPriority="69"/>
+    <w:lsdException w:name="Dark List Accent 4" w:uiPriority="70"/>
+    <w:lsdException w:name="Colorful Shading Accent 4" w:uiPriority="71"/>
+    <w:lsdException w:name="Colorful List Accent 4" w:uiPriority="72"/>
+    <w:lsdException w:name="Colorful Grid Accent 4" w:uiPriority="73"/>
+    <w:lsdException w:name="Light Shading Accent 5" w:uiPriority="60"/>
+    <w:lsdException w:name="Light List Accent 5" w:uiPriority="61"/>
+    <w:lsdException w:name="Light Grid Accent 5" w:uiPriority="62"/>
+    <w:lsdException w:name="Medium Shading 1 Accent 5" w:uiPriority="63"/>
+    <w:lsdException w:name="Medium Shading 2 Accent 5" w:uiPriority="64"/>
+    <w:lsdException w:name="Medium List 1 Accent 5" w:uiPriority="65"/>
+    <w:lsdException w:name="Medium List 2 Accent 5" w:uiPriority="66"/>
+    <w:lsdException w:name="Medium Grid 1 Accent 5" w:uiPriority="67"/>
+    <w:lsdException w:name="Medium Grid 2 Accent 5" w:uiPriority="68"/>
+    <w:lsdException w:name="Medium Grid 3 Accent 5" w:uiPriority="69"/>
+    <w:lsdException w:name="Dark List Accent 5" w:uiPriority="70"/>
+    <w:lsdException w:name="Colorful Shading Accent 5" w:uiPriority="71"/>
+    <w:lsdException w:name="Colorful List Accent 5" w:uiPriority="72"/>
+    <w:lsdException w:name="Colorful Grid Accent 5" w:uiPriority="73"/>
+    <w:lsdException w:name="Light Shading Accent 6" w:uiPriority="60"/>
+    <w:lsdException w:name="Light List Accent 6" w:uiPriority="61"/>
+    <w:lsdException w:name="Light Grid Accent 6" w:uiPriority="62"/>
+    <w:lsdException w:name="Medium Shading 1 Accent 6" w:uiPriority="63"/>
+    <w:lsdException w:name="Medium Shading 2 Accent 6" w:uiPriority="64"/>
+    <w:lsdException w:name="Medium List 1 Accent 6" w:uiPriority="65"/>
+    <w:lsdException w:name="Medium List 2 Accent 6" w:uiPriority="66"/>
+    <w:lsdException w:name="Medium Grid 1 Accent 6" w:uiPriority="67"/>
+    <w:lsdException w:name="Medium Grid 2 Accent 6" w:uiPriority="68"/>
+    <w:lsdException w:name="Medium Grid 3 Accent 6" w:uiPriority="69"/>
+    <w:lsdException w:name="Dark List Accent 6" w:uiPriority="70"/>
+    <w:lsdException w:name="Colorful Shading Accent 6" w:uiPriority="71"/>
+    <w:lsdException w:name="Colorful List Accent 6" w:uiPriority="72"/>
+    <w:lsdException w:name="Colorful Grid Accent 6" w:uiPriority="73"/>
+    <w:lsdException w:name="Subtle Emphasis" w:uiPriority="19" w:qFormat="1"/>
+    <w:lsdException w:name="Intense Emphasis" w:uiPriority="21" w:qFormat="1"/>
+    <w:lsdException w:name="Subtle Reference" w:uiPriority="31" w:qFormat="1"/>
+    <w:lsdException w:name="Intense Reference" w:uiPriority="32" w:qFormat="1"/>
+    <w:lsdException w:name="Book Title" w:uiPriority="33" w:qFormat="1"/>
+    <w:lsdException w:name="Bibliography" w:semiHidden="1" w:uiPriority="37" w:unhideWhenUsed="1"/>
+    <w:lsdException w:name="TOC Heading" w:semiHidden="1" w:uiPriority="39" w:unhideWhenUsed="1" w:qFormat="1"/>
+    <w:lsdException w:name="Plain Table 1" w:uiPriority="41"/>
+    <w:lsdException w:name="Plain Table 2" w:uiPriority="42"/>
+    <w:lsdException w:name="Plain Table 3" w:uiPriority="43"/>
+    <w:lsdException w:name="Plain Table 4" w:uiPriority="44"/>
+    <w:lsdException w:name="Plain Table 5" w:uiPriority="45"/>
+    <w:lsdException w:name="Grid Table Light" w:uiPriority="40"/>
+    <w:lsdException w:name="Grid Table 1 Light" w:uiPriority="46"/>
+    <w:lsdException w:name="Grid Table 2" w:uiPriority="47"/>
+    <w:lsdException w:name="Grid Table 3" w:uiPriority="48"/>
+    <w:lsdException w:name="Grid Table 4" w:uiPriority="49"/>
+    <w:lsdException w:name="Grid Table 5 Dark" w:uiPriority="50"/>
+    <w:lsdException w:name="Grid Table 6 Colorful" w:uiPriority="51"/>
+    <w:lsdException w:name="Grid Table 7 Colorful" w:uiPriority="52"/>
+    <w:lsdException w:name="Grid Table 1 Light Accent 1" w:uiPriority="46"/>
+    <w:lsdException w:name="Grid Table 2 Accent 1" w:uiPriority="47"/>
+    <w:lsdException w:name="Grid Table 3 Accent 1" w:uiPriority="48"/>
+    <w:lsdException w:name="Grid Table 4 Accent 1" w:uiPriority="49"/>
+    <w:lsdException w:name="Grid Table 5 Dark Accent 1" w:uiPriority="50"/>
+    <w:lsdException w:name="Grid Table 6 Colorful Accent 1" w:uiPriority="51"/>
+    <w:lsdException w:name="Grid Table 7 Colorful Accent 1" w:uiPriority="52"/>
+    <w:lsdException w:name="Grid Table 1 Light Accent 2" w:uiPriority="46"/>
+    <w:lsdException w:name="Grid Table 2 Accent 2" w:uiPriority="47"/>
+    <w:lsdException w:name="Grid Table 3 Accent 2" w:uiPriority="48"/>
+    <w:lsdException w:name="Grid Table 4 Accent 2" w:uiPriority="49"/>
+    <w:lsdException w:name="Grid Table 5 Dark Accent 2" w:uiPriority="50"/>
+    <w:lsdException w:name="Grid Table 6 Colorful Accent 2" w:uiPriority="51"/>
+    <w:lsdException w:name="Grid Table 7 Colorful Accent 2" w:uiPriority="52"/>
+    <w:lsdException w:name="Grid Table 1 Light Accent 3" w:uiPriority="46"/>
+    <w:lsdException w:name="Grid Table 2 Accent 3" w:uiPriority="47"/>
+    <w:lsdException w:name="Grid Table 3 Accent 3" w:uiPriority="48"/>
+    <w:lsdException w:name="Grid Table 4 Accent 3" w:uiPriority="49"/>
+    <w:lsdException w:name="Grid Table 5 Dark Accent 3" w:uiPriority="50"/>
+    <w:lsdException w:name="Grid Table 6 Colorful Accent 3" w:uiPriority="51"/>
+    <w:lsdException w:name="Grid Table 7 Colorful Accent 3" w:uiPriority="52"/>
+    <w:lsdException w:name="Grid Table 1 Light Accent 4" w:uiPriority="46"/>
+    <w:lsdException w:name="Grid Table 2 Accent 4" w:uiPriority="47"/>
+    <w:lsdException w:name="Grid Table 3 Accent 4" w:uiPriority="48"/>
+    <w:lsdException w:name="Grid Table 4 Accent 4" w:uiPriority="49"/>
+    <w:lsdException w:name="Grid Table 5 Dark Accent 4" w:uiPriority="50"/>
+    <w:lsdException w:name="Grid Table 6 Colorful Accent 4" w:uiPriority="51"/>
+    <w:lsdException w:name="Grid Table 7 Colorful Accent 4" w:uiPriority="52"/>
+    <w:lsdException w:name="Grid Table 1 Light Accent 5" w:uiPriority="46"/>
+    <w:lsdException w:name="Grid Table 2 Accent 5" w:uiPriority="47"/>
+    <w:lsdException w:name="Grid Table 3 Accent 5" w:uiPriority="48"/>
+    <w:lsdException w:name="Grid Table 4 Accent 5" w:uiPriority="49"/>
+    <w:lsdException w:name="Grid Table 5 Dark Accent 5" w:uiPriority="50"/>
+    <w:lsdException w:name="Grid Table 6 Colorful Accent 5" w:uiPriority="51"/>
+    <w:lsdException w:name="Grid Table 7 Colorful Accent 5" w:uiPriority="52"/>
+    <w:lsdException w:name="Grid Table 1 Light Accent 6" w:uiPriority="46"/>
+    <w:lsdException w:name="Grid Table 2 Accent 6" w:uiPriority="47"/>
+    <w:lsdException w:name="Grid Table 3 Accent 6" w:uiPriority="48"/>
+    <w:lsdException w:name="Grid Table 4 Accent 6" w:uiPriority="49"/>
+    <w:lsdException w:name="Grid Table 5 Dark Accent 6" w:uiPriority="50"/>
+    <w:lsdException w:name="Grid Table 6 Colorful Accent 6" w:uiPriority="51"/>
+    <w:lsdException w:name="Grid Table 7 Colorful Accent 6" w:uiPriority="52"/>
+    <w:lsdException w:name="List Table 1 Light" w:uiPriority="46"/>
+    <w:lsdException w:name="List Table 2" w:uiPriority="47"/>
+    <w:lsdException w:name="List Table 3" w:uiPriority="48"/>
+    <w:lsdException w:name="List Table 4" w:uiPriority="49"/>
+    <w:lsdException w:name="List Table 5 Dark" w:uiPriority="50"/>
+    <w:lsdException w:name="List Table 6 Colorful" w:uiPriority="51"/>
+    <w:lsdException w:name="List Table 7 Colorful" w:uiPriority="52"/>
+    <w:lsdException w:name="List Table 1 Light Accent 1" w:uiPriority="46"/>
+    <w:lsdException w:name="List Table 2 Accent 1" w:uiPriority="47"/>
+    <w:lsdException w:name="List Table 3 Accent 1" w:uiPriority="48"/>
+    <w:lsdException w:name="List Table 4 Accent 1" w:uiPriority="49"/>
+    <w:lsdException w:name="List Table 5 Dark Accent 1" w:uiPriority="50"/>
+    <w:lsdException w:name="List Table 6 Colorful Accent 1" w:uiPriority="51"/>
+    <w:lsdException w:name="List Table 7 Colorful Accent 1" w:uiPriority="52"/>
+    <w:lsdException w:name="List Table 1 Light Accent 2" w:uiPriority="46"/>
+    <w:lsdException w:name="List Table 2 Accent 2" w:uiPriority="47"/>
+    <w:lsdException w:name="List Table 3 Accent 2" w:uiPriority="48"/>
+    <w:lsdException w:name="List Table 4 Accent 2" w:uiPriority="49"/>
+    <w:lsdException w:name="List Table 5 Dark Accent 2" w:uiPriority="50"/>
+    <w:lsdException w:name="List Table 6 Colorful Accent 2" w:uiPriority="51"/>
+    <w:lsdException w:name="List Table 7 Colorful Accent 2" w:uiPriority="52"/>
+    <w:lsdException w:name="List Table 1 Light Accent 3" w:uiPriority="46"/>
+    <w:lsdException w:name="List Table 2 Accent 3" w:uiPriority="47"/>
+    <w:lsdException w:name="List Table 3 Accent 3" w:uiPriority="48"/>
+    <w:lsdException w:name="List Table 4 Accent 3" w:uiPriority="49"/>
+    <w:lsdException w:name="List Table 5 Dark Accent 3" w:uiPriority="50"/>
+    <w:lsdException w:name="List Table 6 Colorful Accent 3" w:uiPriority="51"/>
+    <w:lsdException w:name="List Table 7 Colorful Accent 3" w:uiPriority="52"/>
+    <w:lsdException w:name="List Table 1 Light Accent 4" w:uiPriority="46"/>
+    <w:lsdException w:name="List Table 2 Accent 4" w:uiPriority="47"/>
+    <w:lsdException w:name="List Table 3 Accent 4" w:uiPriority="48"/>
+    <w:lsdException w:name="List Table 4 Accent 4" w:uiPriority="49"/>
+    <w:lsdException w:name="List Table 5 Dark Accent 4" w:uiPriority="50"/>
+    <w:lsdException w:name="List Table 6 Colorful Accent 4" w:uiPriority="51"/>
+    <w:lsdException w:name="List Table 7 Colorful Accent 4" w:uiPriority="52"/>
+    <w:lsdException w:name="List Table 1 Light Accent 5" w:uiPriority="46"/>
+    <w:lsdException w:name="List Table 2 Accent 5" w:uiPriority="47"/>
+    <w:lsdException w:name="List Table 3 Accent 5" w:uiPriority="48"/>
+    <w:lsdException w:name="List Table 4 Accent 5" w:uiPriority="49"/>
+    <w:lsdException w:name="List Table 5 Dark Accent 5" w:uiPriority="50"/>
+    <w:lsdException w:name="List Table 6 Colorful Accent 5" w:uiPriority="51"/>
+    <w:lsdException w:name="List Table 7 Colorful Accent 5" w:uiPriority="52"/>
+    <w:lsdException w:name="List Table 1 Light Accent 6" w:uiPriority="46"/>
+    <w:lsdException w:name="List Table 2 Accent 6" w:uiPriority="47"/>
+    <w:lsdException w:name="List Table 3 Accent 6" w:uiPriority="48"/>
+    <w:lsdException w:name="List Table 4 Accent 6" w:uiPriority="49"/>
+    <w:lsdException w:name="List Table 5 Dark Accent 6" w:uiPriority="50"/>
+    <w:lsdException w:name="List Table 6 Colorful Accent 6" w:uiPriority="51"/>
+    <w:lsdException w:name="List Table 7 Colorful Accent 6" w:uiPriority="52"/>
+    <w:lsdException w:name="Mention" w:semiHidden="1" w:unhideWhenUsed="1"/>
+    <w:lsdException w:name="Smart Hyperlink" w:semiHidden="1" w:unhideWhenUsed="1"/>
+    <w:lsdException w:name="Hashtag" w:semiHidden="1" w:unhideWhenUsed="1"/>
+    <w:lsdException w:name="Unresolved Mention" w:semiHidden="1" w:unhideWhenUsed="1"/>
+    <w:lsdException w:name="Smart Link" w:semiHidden="1" w:unhideWhenUsed="1"/>
+  </w:latentStyles>
+  <w:style w:type="paragraph" w:default="1" w:styleId="Normal">
+    <w:name w:val="Normal"/>
+    <w:qFormat/>
+  </w:style>
+  <w:style w:type="paragraph" w:styleId="Heading2">
+    <w:name w:val="heading 2"/>
+    <w:basedOn w:val="Normal"/>
+    <w:next w:val="Normal"/>
+    <w:link w:val="Heading2Char"/>
+    <w:uiPriority w:val="9"/>
+    <w:unhideWhenUsed/>
+    <w:qFormat/>
+    <w:rsid w:val="00013141"/>
+    <w:pPr>
+      <w:keepNext/>
+      <w:keepLines/>
+      <w:spacing w:before="40" w:after="0"/>
+      <w:outlineLvl w:val="1"/>
+    </w:pPr>
+    <w:rPr>
+      <w:rFonts w:asciiTheme="majorHAnsi" w:eastAsiaTheme="majorEastAsia" w:hAnsiTheme="majorHAnsi" w:cstheme="majorBidi"/>
+      <w:color w:val="0F4761" w:themeColor="accent1" w:themeShade="BF"/>
+      <w:sz w:val="26"/>
+      <w:szCs w:val="26"/>
+    </w:rPr>
+  </w:style>
+  <w:style w:type="character" w:default="1" w:styleId="DefaultParagraphFont">
+    <w:name w:val="Default Paragraph Font"/>
+    <w:uiPriority w:val="1"/>
+    <w:semiHidden/>
+    <w:unhideWhenUsed/>
+  </w:style>
+  <w:style w:type="table" w:default="1" w:styleId="TableNormal">
+    <w:name w:val="Normal Table"/>
+    <w:uiPriority w:val="99"/>
+    <w:semiHidden/>
+    <w:unhideWhenUsed/>
+    <w:tblPr>
+      <w:tblInd w:w="0" w:type="dxa"/>
+      <w:tblCellMar>
+        <w:top w:w="0" w:type="dxa"/>
+        <w:left w:w="108" w:type="dxa"/>
+        <w:bottom w:w="0" w:type="dxa"/>
+        <w:right w:w="108" w:type="dxa"/>
+      </w:tblCellMar>
+    </w:tblPr>
+  </w:style>
+  <w:style w:type="numbering" w:default="1" w:styleId="NoList">
+    <w:name w:val="No List"/>
+    <w:uiPriority w:val="99"/>
+    <w:semiHidden/>
+    <w:unhideWhenUsed/>
+  </w:style>
+  <w:style w:type="table" w:styleId="TableGridLight">
+    <w:name w:val="Grid Table Light"/>
+    <w:basedOn w:val="TableNormal"/>
+    <w:uiPriority w:val="40"/>
+    <w:rsid w:val="00013141"/>
+    <w:pPr>
+      <w:spacing w:after="0" w:line="240" w:lineRule="auto"/>
+    </w:pPr>
+    <w:rPr>
+      <w:kern w:val="0"/>
+      <w:sz w:val="22"/>
+      <w:szCs w:val="22"/>
+      <w14:ligatures w14:val="none"/>
+    </w:rPr>
+    <w:tblPr>
+      <w:tblBorders>
+        <w:top w:val="single" w:sz="4" w:space="0" w:color="BFBFBF" w:themeColor="background1" w:themeShade="BF"/>
+        <w:left w:val="single" w:sz="4" w:space="0" w:color="BFBFBF" w:themeColor="background1" w:themeShade="BF"/>
+        <w:bottom w:val="single" w:sz="4" w:space="0" w:color="BFBFBF" w:themeColor="background1" w:themeShade="BF"/>
+        <w:right w:val="single" w:sz="4" w:space="0" w:color="BFBFBF" w:themeColor="background1" w:themeShade="BF"/>
+        <w:insideH w:val="single" w:sz="4" w:space="0" w:color="BFBFBF" w:themeColor="background1" w:themeShade="BF"/>
+        <w:insideV w:val="single" w:sz="4" w:space="0" w:color="BFBFBF" w:themeColor="background1" w:themeShade="BF"/>
+      </w:tblBorders>
+    </w:tblPr>
+  </w:style>
+  <w:style w:type="table" w:styleId="PlainTable1">
+    <w:name w:val="Plain Table 1"/>
+    <w:basedOn w:val="TableNormal"/>
+    <w:uiPriority w:val="41"/>
+    <w:rsid w:val="00013141"/>
+    <w:pPr>
+      <w:spacing w:after="0" w:line="240" w:lineRule="auto"/>
+    </w:pPr>
+    <w:rPr>
+      <w:lang w:val="en-AU" w:eastAsia="ja-JP"/>
+    </w:rPr>
+    <w:tblPr>
+      <w:tblStyleRowBandSize w:val="1"/>
+      <w:tblStyleColBandSize w:val="1"/>
+      <w:tblBorders>
+        <w:top w:val="single" w:sz="4" w:space="0" w:color="BFBFBF" w:themeColor="background1" w:themeShade="BF"/>
+        <w:left w:val="single" w:sz="4" w:space="0" w:color="BFBFBF" w:themeColor="background1" w:themeShade="BF"/>
+        <w:bottom w:val="single" w:sz="4" w:space="0" w:color="BFBFBF" w:themeColor="background1" w:themeShade="BF"/>
+        <w:right w:val="single" w:sz="4" w:space="0" w:color="BFBFBF" w:themeColor="background1" w:themeShade="BF"/>
+        <w:insideH w:val="single" w:sz="4" w:space="0" w:color="BFBFBF" w:themeColor="background1" w:themeShade="BF"/>
+        <w:insideV w:val="single" w:sz="4" w:space="0" w:color="BFBFBF" w:themeColor="background1" w:themeShade="BF"/>
+      </w:tblBorders>
+    </w:tblPr>
+    <w:tblStylePr w:type="firstRow">
+      <w:rPr>
+        <w:b/>
+        <w:bCs/>
+      </w:rPr>
+    </w:tblStylePr>
+    <w:tblStylePr w:type="lastRow">
+      <w:rPr>
+        <w:b/>
+        <w:bCs/>
+      </w:rPr>
+      <w:tblPr/>
+      <w:tcPr>
+        <w:tcBorders>
+          <w:top w:val="double" w:sz="4" w:space="0" w:color="BFBFBF" w:themeColor="background1" w:themeShade="BF"/>
+        </w:tcBorders>
+      </w:tcPr>
+    </w:tblStylePr>
+    <w:tblStylePr w:type="firstCol">
+      <w:rPr>
+        <w:b/>
+        <w:bCs/>
+      </w:rPr>
+    </w:tblStylePr>
+    <w:tblStylePr w:type="lastCol">
+      <w:rPr>
+        <w:b/>
+        <w:bCs/>
+      </w:rPr>
+    </w:tblStylePr>
+    <w:tblStylePr w:type="band1Vert">
+      <w:tblPr/>
+      <w:tcPr>
+        <w:shd w:val="clear" w:color="auto" w:fill="F2F2F2" w:themeFill="background1" w:themeFillShade="F2"/>
+      </w:tcPr>
+    </w:tblStylePr>
+    <w:tblStylePr w:type="band1Horz">
+      <w:tblPr/>
+      <w:tcPr>
+        <w:shd w:val="clear" w:color="auto" w:fill="F2F2F2" w:themeFill="background1" w:themeFillShade="F2"/>
+      </w:tcPr>
+    </w:tblStylePr>
+  </w:style>
+  <w:style w:type="character" w:customStyle="1" w:styleId="Heading2Char">
+    <w:name w:val="Heading 2 Char"/>
+    <w:basedOn w:val="DefaultParagraphFont"/>
+    <w:link w:val="Heading2"/>
+    <w:uiPriority w:val="9"/>
+    <w:rsid w:val="00013141"/>
+    <w:rPr>
+      <w:rFonts w:asciiTheme="majorHAnsi" w:eastAsiaTheme="majorEastAsia" w:hAnsiTheme="majorHAnsi" w:cstheme="majorBidi"/>
+      <w:color w:val="0F4761" w:themeColor="accent1" w:themeShade="BF"/>
+      <w:sz w:val="26"/>
+      <w:szCs w:val="26"/>
+    </w:rPr>
+  </w:style>
+  <w:style w:type="character" w:styleId="PlaceholderText">
+    <w:name w:val="Placeholder Text"/>
+    <w:basedOn w:val="DefaultParagraphFont"/>
+    <w:uiPriority w:val="99"/>
+    <w:semiHidden/>
+    <w:rsid w:val="00CB11FC"/>
+    <w:rPr>
+      <w:color w:val="666666"/>
+    </w:rPr>
+  </w:style>
+  <w:style w:type="paragraph" w:styleId="Header">
+    <w:name w:val="header"/>
+    <w:basedOn w:val="Normal"/>
+    <w:link w:val="HeaderChar"/>
+    <w:uiPriority w:val="99"/>
+    <w:unhideWhenUsed/>
+    <w:rsid w:val="00776A28"/>
+    <w:pPr>
+      <w:tabs>
+        <w:tab w:val="center" w:pos="4513"/>
+        <w:tab w:val="right" w:pos="9026"/>
+      </w:tabs>
+      <w:spacing w:after="0" w:line="240" w:lineRule="auto"/>
+    </w:pPr>
+  </w:style>
+  <w:style w:type="character" w:customStyle="1" w:styleId="HeaderChar">
+    <w:name w:val="Header Char"/>
+    <w:basedOn w:val="DefaultParagraphFont"/>
+    <w:link w:val="Header"/>
+    <w:uiPriority w:val="99"/>
+    <w:rsid w:val="00776A28"/>
+  </w:style>
+  <w:style w:type="paragraph" w:styleId="Footer">
+    <w:name w:val="footer"/>
+    <w:basedOn w:val="Normal"/>
+    <w:link w:val="FooterChar"/>
+    <w:uiPriority w:val="99"/>
+    <w:unhideWhenUsed/>
+    <w:rsid w:val="00776A28"/>
+    <w:pPr>
+      <w:tabs>
+        <w:tab w:val="center" w:pos="4513"/>
+        <w:tab w:val="right" w:pos="9026"/>
+      </w:tabs>
+      <w:spacing w:after="0" w:line="240" w:lineRule="auto"/>
+    </w:pPr>
+  </w:style>
+  <w:style w:type="character" w:customStyle="1" w:styleId="FooterChar">
+    <w:name w:val="Footer Char"/>
+    <w:basedOn w:val="DefaultParagraphFont"/>
+    <w:link w:val="Footer"/>
+    <w:uiPriority w:val="99"/>
+    <w:rsid w:val="00776A28"/>
+  </w:style>
+</w:styles>
+</file>
+
+<file path=word/glossary/document.xml><?xml version="1.0" encoding="utf-8"?>
+<w:glossaryDocument xmlns:wpc="http://schemas.microsoft.com/office/word/2010/wordprocessingCanvas" xmlns:cx="http://schemas.microsoft.com/office/drawing/2014/chartex" xmlns:cx1="http://schemas.microsoft.com/office/drawing/2015/9/8/chartex" xmlns:cx2="http://schemas.microsoft.com/office/drawing/2015/10/21/chartex" xmlns:cx3="http://schemas.microsoft.com/office/drawing/2016/5/9/chartex" xmlns:cx4="http://schemas.microsoft.com/office/drawing/2016/5/10/chartex" xmlns:cx5="http://schemas.microsoft.com/office/drawing/2016/5/11/chartex" xmlns:cx6="http://schemas.microsoft.com/office/drawing/2016/5/12/chartex" xmlns:cx7="http://schemas.microsoft.com/office/drawing/2016/5/13/chartex" xmlns:cx8="http://schemas.microsoft.com/office/drawing/2016/5/14/chartex" xmlns:mc="http://schemas.openxmlformats.org/markup-compatibility/2006" xmlns:aink="http://schemas.microsoft.com/office/drawing/2016/ink" xmlns:am3d="http://schemas.microsoft.com/office/drawing/2017/model3d" xmlns:o="urn:schemas-microsoft-com:office:office" xmlns:oel="http://schemas.microsoft.com/office/2019/extlst" xmlns:r="http://schemas.openxmlformats.org/officeDocument/2006/relationships" xmlns:m="http://schemas.openxmlformats.org/officeDocument/2006/math" xmlns:v="urn:schemas-microsoft-com:vml" xmlns:wp14="http://schemas.microsoft.com/office/word/2010/wordprocessingDrawing" xmlns:wp="http://schemas.openxmlformats.org/drawingml/2006/wordprocessingDrawing" xmlns:w10="urn:schemas-microsoft-com:office:word" xmlns:w="http://schemas.openxmlformats.org/wordprocessingml/2006/main" xmlns:w14="http://schemas.microsoft.com/office/word/2010/wordml" xmlns:w15="http://schemas.microsoft.com/office/word/2012/wordml" xmlns:w16cex="http://schemas.microsoft.com/office/word/2018/wordml/cex" xmlns:w16cid="http://schemas.microsoft.com/office/word/2016/wordml/cid" xmlns:w16="http://schemas.microsoft.com/office/word/2018/wordml" xmlns:w16du="http://schemas.microsoft.com/office/word/2023/wordml/word16du" xmlns:w16sdtdh="http://schemas.microsoft.com/office/word/2020/wordml/sdtdatahash" xmlns:w16sdtfl="http://schemas.microsoft.com/office/word/2024/wordml/sdtformatlock" xmlns:w16se="http://schemas.microsoft.com/office/word/2015/wordml/symex" xmlns:wpg="http://schemas.microsoft.com/office/word/2010/wordprocessingGroup" xmlns:wpi="http://schemas.microsoft.com/office/word/2010/wordprocessingInk" xmlns:wne="http://schemas.microsoft.com/office/word/2006/wordml" xmlns:wps="http://schemas.microsoft.com/office/word/2010/wordprocessingShape" mc:Ignorable="w14 w15 w16se w16cid w16 w16cex w16sdtdh w16sdtfl w16du wp14">
+  <w:docParts>
+    <w:docPart>
+      <w:docPartPr>
+        <w:name w:val="3624CEEC5788440B9D8EED4C97018A02"/>
+        <w:category>
+          <w:name w:val="General"/>
+          <w:gallery w:val="placeholder"/>
+        </w:category>
+        <w:types>
+          <w:type w:val="bbPlcHdr"/>
+        </w:types>
+        <w:behaviors>
+          <w:behavior w:val="content"/>
+        </w:behaviors>
+        <w:guid w:val="{46AD7B98-7368-40BF-875E-FB0E874DA8FD}"/>
+      </w:docPartPr>
+      <w:docPartBody>
+        <w:p>
+          <w:pPr>
+            <w:pStyle w:val="3624CEEC5788440B9D8EED4C97018A02"/>
+          </w:pPr>
+          <w:r>
+            <w:rPr>
+              <w:rStyle w:val="PlaceholderText"/>
+            </w:rPr>
+            <w:t>Click or tap here to enter text.</w:t>
+          </w:r>
+        </w:p>
+      </w:docPartBody>
+    </w:docPart>
+    <w:docPart>
+      <w:docPartPr>
+        <w:name w:val="DefaultPlaceholder_-1854013440"/>
+        <w:category>
+          <w:name w:val="General"/>
+          <w:gallery w:val="placeholder"/>
+        </w:category>
+        <w:types>
+          <w:type w:val="bbPlcHdr"/>
+        </w:types>
+        <w:behaviors>
+          <w:behavior w:val="content"/>
+        </w:behaviors>
+        <w:guid w:val="{16DAEEBD-8F62-4E54-B971-3EAC5F97B2EA}"/>
+      </w:docPartPr>
+      <w:docPartBody>
+        <w:p>
+          <w:r>
+            <w:rPr>
+              <w:rStyle w:val="PlaceholderText"/>
+            </w:rPr>
+            <w:t>Click or tap here to enter text.</w:t>
+          </w:r>
+        </w:p>
+      </w:docPartBody>
+    </w:docPart>
+    <w:docPart>
+      <w:docPartPr>
+        <w:name w:val="287F6670946D4995A8975B157FC01101"/>
+        <w:category>
+          <w:name w:val="General"/>
+          <w:gallery w:val="placeholder"/>
+        </w:category>
+        <w:types>
+          <w:type w:val="bbPlcHdr"/>
+        </w:types>
+        <w:behaviors>
+          <w:behavior w:val="content"/>
+        </w:behaviors>
+        <w:guid w:val="{0ACB44DE-D5AB-441F-B56B-DFD0ACDC3A42}"/>
+      </w:docPartPr>
+      <w:docPartBody>
+        <w:p>
+          <w:pPr>
+            <w:pStyle w:val="287F6670946D4995A8975B157FC01101"/>
+          </w:pPr>
+          <w:r>
+            <w:rPr>
+              <w:rStyle w:val="PlaceholderText"/>
+            </w:rPr>
+            <w:t>Click or tap here to enter text.</w:t>
+          </w:r>
+        </w:p>
+      </w:docPartBody>
+    </w:docPart>
+    <w:docPart>
+      <w:docPartPr>
+        <w:name w:val="A4F223FDED2F4E4B8FF075B7D5128156"/>
+        <w:category>
+          <w:name w:val="General"/>
+          <w:gallery w:val="placeholder"/>
+        </w:category>
+        <w:types>
+          <w:type w:val="bbPlcHdr"/>
+        </w:types>
+        <w:behaviors>
+          <w:behavior w:val="content"/>
+        </w:behaviors>
+        <w:guid w:val="{556CF7DB-DA03-4229-8FE3-AB67861EC153}"/>
+      </w:docPartPr>
+      <w:docPartBody>
+        <w:p>
+          <w:pPr>
+            <w:pStyle w:val="A4F223FDED2F4E4B8FF075B7D5128156"/>
+          </w:pPr>
+          <w:r>
+            <w:rPr>
+              <w:rStyle w:val="PlaceholderText"/>
+            </w:rPr>
+            <w:t>Enter any content that you want to repeat, including other content controls. You can also insert this control around table rows in order to repeat parts of a table.</w:t>
+          </w:r>
+        </w:p>
+      </w:docPartBody>
+    </w:docPart>
+    <w:docPart>
+      <w:docPartPr>
+        <w:name w:val="A57CCF5BBDAF47E4B8ADE0E52AEFF2A6"/>
+        <w:category>
+          <w:name w:val="General"/>
+          <w:gallery w:val="placeholder"/>
+        </w:category>
+        <w:types>
+          <w:type w:val="bbPlcHdr"/>
+        </w:types>
+        <w:behaviors>
+          <w:behavior w:val="content"/>
+        </w:behaviors>
+        <w:guid w:val="{8A9B64E4-6D4F-408D-B482-55C91261FCAE}"/>
+      </w:docPartPr>
+      <w:docPartBody>
+        <w:p>
+          <w:pPr>
+            <w:pStyle w:val="A57CCF5BBDAF47E4B8ADE0E52AEFF2A6"/>
+          </w:pPr>
+          <w:r>
+            <w:rPr>
+              <w:rStyle w:val="PlaceholderText"/>
+            </w:rPr>
+            <w:t>Click or tap here to enter text.</w:t>
+          </w:r>
+        </w:p>
+      </w:docPartBody>
+    </w:docPart>
+    <w:docPart>
+      <w:docPartPr>
+        <w:name w:val="F5A78DDF517A466D96478EAE31650DDB"/>
+        <w:category>
+          <w:name w:val="General"/>
+          <w:gallery w:val="placeholder"/>
+        </w:category>
+        <w:types>
+          <w:type w:val="bbPlcHdr"/>
+        </w:types>
+        <w:behaviors>
+          <w:behavior w:val="content"/>
+        </w:behaviors>
+        <w:guid w:val="{AE04DE8E-D3E2-403F-89B0-E92696EDD4FA}"/>
+      </w:docPartPr>
+      <w:docPartBody>
+        <w:p>
+          <w:pPr>
+            <w:pStyle w:val="F5A78DDF517A466D96478EAE31650DDB"/>
+          </w:pPr>
+          <w:r>
+            <w:rPr>
+              <w:rStyle w:val="PlaceholderText"/>
+            </w:rPr>
+            <w:t>Enter any content that you want to repeat, including other content controls. You can also insert this control around table rows in order to repeat parts of a table.</w:t>
+          </w:r>
+        </w:p>
+      </w:docPartBody>
+    </w:docPart>
+  </w:docParts>
+</w:glossaryDocument>
+</file>
+
+<file path=word/glossary/fontTable.xml><?xml version="1.0" encoding="utf-8"?>
+<w:fonts xmlns:mc="http://schemas.openxmlformats.org/markup-compatibility/2006" xmlns:r="http://schemas.openxmlformats.org/officeDocument/2006/relationships" xmlns:w="http://schemas.openxmlformats.org/wordprocessingml/2006/main" xmlns:w14="http://schemas.microsoft.com/office/word/2010/wordml" xmlns:w15="http://schemas.microsoft.com/office/word/2012/wordml" xmlns:w16cex="http://schemas.microsoft.com/office/word/2018/wordml/cex" xmlns:w16cid="http://schemas.microsoft.com/office/word/2016/wordml/cid" xmlns:w16="http://schemas.microsoft.com/office/word/2018/wordml" xmlns:w16du="http://schemas.microsoft.com/office/word/2023/wordml/word16du" xmlns:w16sdtdh="http://schemas.microsoft.com/office/word/2020/wordml/sdtdatahash" xmlns:w16sdtfl="http://schemas.microsoft.com/office/word/2024/wordml/sdtformatlock" xmlns:w16se="http://schemas.microsoft.com/office/word/2015/wordml/symex" mc:Ignorable="w14 w15 w16se w16cid w16 w16cex w16sdtdh w16sdtfl w16du">
+  <w:font w:name="Aptos">
+    <w:charset w:val="00"/>
+    <w:family w:val="swiss"/>
+    <w:pitch w:val="variable"/>
+    <w:sig w:usb0="20000287" w:usb1="00000003" w:usb2="00000000" w:usb3="00000000" w:csb0="0000019F" w:csb1="00000000"/>
+  </w:font>
+  <w:font w:name="Times New Roman">
+    <w:panose1 w:val="02020603050405020304"/>
+    <w:charset w:val="00"/>
+    <w:family w:val="roman"/>
+    <w:pitch w:val="variable"/>
+    <w:sig w:usb0="E0002EFF" w:usb1="C000785B" w:usb2="00000009" w:usb3="00000000" w:csb0="000001FF" w:csb1="00000000"/>
+  </w:font>
+  <w:font w:name="Aptos Display">
+    <w:charset w:val="00"/>
+    <w:family w:val="swiss"/>
+    <w:pitch w:val="variable"/>
+    <w:sig w:usb0="20000287" w:usb1="00000003" w:usb2="00000000" w:usb3="00000000" w:csb0="0000019F" w:csb1="00000000"/>
+  </w:font>
+  <w:font w:name="Segoe UI Semibold">
+    <w:panose1 w:val="020B0702040204020203"/>
+    <w:charset w:val="00"/>
+    <w:family w:val="swiss"/>
+    <w:pitch w:val="variable"/>
+    <w:sig w:usb0="E4002EFF" w:usb1="C000E47F" w:usb2="00000009" w:usb3="00000000" w:csb0="000001FF" w:csb1="00000000"/>
+  </w:font>
+  <w:font w:name="Segoe UI">
+    <w:panose1 w:val="020B0502040204020203"/>
+    <w:charset w:val="00"/>
+    <w:family w:val="swiss"/>
+    <w:pitch w:val="variable"/>
+    <w:sig w:usb0="E4002EFF" w:usb1="C000E47F" w:usb2="00000009" w:usb3="00000000" w:csb0="000001FF" w:csb1="00000000"/>
+  </w:font>
+</w:fonts>
+</file>
+
+<file path=word/glossary/settings.xml><?xml version="1.0" encoding="utf-8"?>
+<w:settings xmlns:mc="http://schemas.openxmlformats.org/markup-compatibility/2006" xmlns:o="urn:schemas-microsoft-com:office:office" xmlns:r="http://schemas.openxmlformats.org/officeDocument/2006/relationships" xmlns:m="http://schemas.openxmlformats.org/officeDocument/2006/math" xmlns:v="urn:schemas-microsoft-com:vml" xmlns:w10="urn:schemas-microsoft-com:office:word" xmlns:w="http://schemas.openxmlformats.org/wordprocessingml/2006/main" xmlns:w14="http://schemas.microsoft.com/office/word/2010/wordml" xmlns:w15="http://schemas.microsoft.com/office/word/2012/wordml" xmlns:w16cex="http://schemas.microsoft.com/office/word/2018/wordml/cex" xmlns:w16cid="http://schemas.microsoft.com/office/word/2016/wordml/cid" xmlns:w16="http://schemas.microsoft.com/office/word/2018/wordml" xmlns:w16du="http://schemas.microsoft.com/office/word/2023/wordml/word16du" xmlns:w16sdtdh="http://schemas.microsoft.com/office/word/2020/wordml/sdtdatahash" xmlns:w16sdtfl="http://schemas.microsoft.com/office/word/2024/wordml/sdtformatlock" xmlns:w16se="http://schemas.microsoft.com/office/word/2015/wordml/symex" xmlns:sl="http://schemas.openxmlformats.org/schemaLibrary/2006/main" mc:Ignorable="w14 w15 w16se w16cid w16 w16cex w16sdtdh w16sdtfl w16du">
+  <w:view w:val="normal"/>
+  <w:defaultTabStop w:val="720"/>
+  <w:characterSpacingControl w:val="doNotCompress"/>
+  <w:compat>
+    <w:useFELayout/>
+    <w:compatSetting w:name="compatibilityMode" w:uri="http://schemas.microsoft.com/office/word" w:val="15"/>
+    <w:compatSetting w:name="overrideTableStyleFontSizeAndJustification" w:uri="http://schemas.microsoft.com/office/word" w:val="1"/>
+    <w:compatSetting w:name="enableOpenTypeFeatures" w:uri="http://schemas.microsoft.com/office/word" w:val="1"/>
+    <w:compatSetting w:name="doNotFlipMirrorIndents" w:uri="http://schemas.microsoft.com/office/word" w:val="1"/>
+    <w:compatSetting w:name="differentiateMultirowTableHeaders" w:uri="http://schemas.microsoft.com/office/word" w:val="1"/>
+    <w:compatSetting w:name="useWord2013TrackBottomHyphenation" w:uri="http://schemas.microsoft.com/office/word" w:val="0"/>
+  </w:compat>
+  <w:rsids>
+    <w:rsidRoot w:val="004E11C2"/>
+    <w:rsid w:val="004E11C2"/>
+    <w:rsid w:val="007A75D3"/>
+    <w:rsid w:val="008D4682"/>
+    <w:rsid w:val="00D96F3B"/>
+    <w:rsid w:val="00F93E5E"/>
+  </w:rsids>
+  <m:mathPr>
+    <m:mathFont m:val="Cambria Math"/>
+    <m:brkBin m:val="before"/>
+    <m:brkBinSub m:val="--"/>
+    <m:smallFrac m:val="0"/>
+    <m:dispDef/>
+    <m:lMargin m:val="0"/>
+    <m:rMargin m:val="0"/>
+    <m:defJc m:val="centerGroup"/>
+    <m:wrapIndent m:val="1440"/>
+    <m:intLim m:val="subSup"/>
+    <m:naryLim m:val="undOvr"/>
+  </m:mathPr>
+  <w:themeFontLang w:val="en-DK"/>
+  <w:clrSchemeMapping w:bg1="light1" w:t1="dark1" w:bg2="light2" w:t2="dark2" w:accent1="accent1" w:accent2="accent2" w:accent3="accent3" w:accent4="accent4" w:accent5="accent5" w:accent6="accent6" w:hyperlink="hyperlink" w:followedHyperlink="followedHyperlink"/>
+  <w:decimalSymbol w:val=","/>
+  <w:listSeparator w:val=","/>
+  <w15:chartTrackingRefBased/>
+</w:settings>
+</file>
+
+<file path=word/glossary/styles.xml><?xml version="1.0" encoding="utf-8"?>
+<w:styles xmlns:mc="http://schemas.openxmlformats.org/markup-compatibility/2006" xmlns:r="http://schemas.openxmlformats.org/officeDocument/2006/relationships" xmlns:w="http://schemas.openxmlformats.org/wordprocessingml/2006/main" xmlns:w14="http://schemas.microsoft.com/office/word/2010/wordml" xmlns:w15="http://schemas.microsoft.com/office/word/2012/wordml" xmlns:w16cex="http://schemas.microsoft.com/office/word/2018/wordml/cex" xmlns:w16cid="http://schemas.microsoft.com/office/word/2016/wordml/cid" xmlns:w16="http://schemas.microsoft.com/office/word/2018/wordml" xmlns:w16du="http://schemas.microsoft.com/office/word/2023/wordml/word16du" xmlns:w16sdtdh="http://schemas.microsoft.com/office/word/2020/wordml/sdtdatahash" xmlns:w16sdtfl="http://schemas.microsoft.com/office/word/2024/wordml/sdtformatlock" xmlns:w16se="http://schemas.microsoft.com/office/word/2015/wordml/symex" mc:Ignorable="w14 w15 w16se w16cid w16 w16cex w16sdtdh w16sdtfl w16du">
+  <w:docDefaults>
+    <w:rPrDefault>
+      <w:rPr>
+        <w:rFonts w:asciiTheme="minorHAnsi" w:eastAsiaTheme="minorEastAsia" w:hAnsiTheme="minorHAnsi" w:cstheme="minorBidi"/>
+        <w:kern w:val="2"/>
+        <w:sz w:val="24"/>
+        <w:szCs w:val="24"/>
+        <w:lang w:val="en-DK" w:eastAsia="en-DK" w:bidi="ar-SA"/>
+        <w14:ligatures w14:val="standardContextual"/>
+      </w:rPr>
+    </w:rPrDefault>
+    <w:pPrDefault>
+      <w:pPr>
+        <w:spacing w:after="160" w:line="278" w:lineRule="auto"/>
+      </w:pPr>
+    </w:pPrDefault>
+  </w:docDefaults>
+  <w:latentStyles w:defLockedState="0" w:defUIPriority="99" w:defSemiHidden="0" w:defUnhideWhenUsed="0" w:defQFormat="0" w:count="376">
+    <w:lsdException w:name="Normal" w:uiPriority="0" w:qFormat="1"/>
+    <w:lsdException w:name="heading 1" w:uiPriority="9" w:qFormat="1"/>
+    <w:lsdException w:name="heading 2" w:semiHidden="1" w:uiPriority="9" w:unhideWhenUsed="1" w:qFormat="1"/>
+    <w:lsdException w:name="heading 3" w:semiHidden="1" w:uiPriority="9" w:unhideWhenUsed="1" w:qFormat="1"/>
+    <w:lsdException w:name="heading 4" w:semiHidden="1" w:uiPriority="9" w:unhideWhenUsed="1" w:qFormat="1"/>
+    <w:lsdException w:name="heading 5" w:semiHidden="1" w:uiPriority="9" w:unhideWhenUsed="1" w:qFormat="1"/>
+    <w:lsdException w:name="heading 6" w:semiHidden="1" w:uiPriority="9" w:unhideWhenUsed="1" w:qFormat="1"/>
+    <w:lsdException w:name="heading 7" w:semiHidden="1" w:uiPriority="9" w:unhideWhenUsed="1" w:qFormat="1"/>
+    <w:lsdException w:name="heading 8" w:semiHidden="1" w:uiPriority="9" w:unhideWhenUsed="1" w:qFormat="1"/>
+    <w:lsdException w:name="heading 9" w:semiHidden="1" w:uiPriority="9" w:unhideWhenUsed="1" w:qFormat="1"/>
+    <w:lsdException w:name="index 1" w:semiHidden="1" w:unhideWhenUsed="1"/>
+    <w:lsdException w:name="index 2" w:semiHidden="1" w:unhideWhenUsed="1"/>
+    <w:lsdException w:name="index 3" w:semiHidden="1" w:unhideWhenUsed="1"/>
+    <w:lsdException w:name="index 4" w:semiHidden="1" w:unhideWhenUsed="1"/>
+    <w:lsdException w:name="index 5" w:semiHidden="1" w:unhideWhenUsed="1"/>
+    <w:lsdException w:name="index 6" w:semiHidden="1" w:unhideWhenUsed="1"/>
+    <w:lsdException w:name="index 7" w:semiHidden="1" w:unhideWhenUsed="1"/>
+    <w:lsdException w:name="index 8" w:semiHidden="1" w:unhideWhenUsed="1"/>
+    <w:lsdException w:name="index 9" w:semiHidden="1" w:unhideWhenUsed="1"/>
+    <w:lsdException w:name="toc 1" w:semiHidden="1" w:uiPriority="39" w:unhideWhenUsed="1"/>
+    <w:lsdException w:name="toc 2" w:semiHidden="1" w:uiPriority="39" w:unhideWhenUsed="1"/>
+    <w:lsdException w:name="toc 3" w:semiHidden="1" w:uiPriority="39" w:unhideWhenUsed="1"/>
+    <w:lsdException w:name="toc 4" w:semiHidden="1" w:uiPriority="39" w:unhideWhenUsed="1"/>
+    <w:lsdException w:name="toc 5" w:semiHidden="1" w:uiPriority="39" w:unhideWhenUsed="1"/>
+    <w:lsdException w:name="toc 6" w:semiHidden="1" w:uiPriority="39" w:unhideWhenUsed="1"/>
+    <w:lsdException w:name="toc 7" w:semiHidden="1" w:uiPriority="39" w:unhideWhenUsed="1"/>
+    <w:lsdException w:name="toc 8" w:semiHidden="1" w:uiPriority="39" w:unhideWhenUsed="1"/>
+    <w:lsdException w:name="toc 9" w:semiHidden="1" w:uiPriority="39" w:unhideWhenUsed="1"/>
+    <w:lsdException w:name="Normal Indent" w:semiHidden="1" w:unhideWhenUsed="1"/>
+    <w:lsdException w:name="footnote text" w:semiHidden="1" w:unhideWhenUsed="1"/>
+    <w:lsdException w:name="annotation text" w:semiHidden="1" w:unhideWhenUsed="1"/>
+    <w:lsdException w:name="header" w:semiHidden="1" w:unhideWhenUsed="1"/>
+    <w:lsdException w:name="footer" w:semiHidden="1" w:unhideWhenUsed="1"/>
+    <w:lsdException w:name="index heading" w:semiHidden="1" w:unhideWhenUsed="1"/>
+    <w:lsdException w:name="caption" w:semiHidden="1" w:uiPriority="35" w:unhideWhenUsed="1" w:qFormat="1"/>
+    <w:lsdException w:name="table of figures" w:semiHidden="1" w:unhideWhenUsed="1"/>
+    <w:lsdException w:name="envelope address" w:semiHidden="1" w:unhideWhenUsed="1"/>
+    <w:lsdException w:name="envelope return" w:semiHidden="1" w:unhideWhenUsed="1"/>
+    <w:lsdException w:name="footnote reference" w:semiHidden="1" w:unhideWhenUsed="1"/>
+    <w:lsdException w:name="annotation reference" w:semiHidden="1" w:unhideWhenUsed="1"/>
+    <w:lsdException w:name="line number" w:semiHidden="1" w:unhideWhenUsed="1"/>
+    <w:lsdException w:name="page number" w:semiHidden="1" w:unhideWhenUsed="1"/>
+    <w:lsdException w:name="endnote reference" w:semiHidden="1" w:unhideWhenUsed="1"/>
+    <w:lsdException w:name="endnote text" w:semiHidden="1" w:unhideWhenUsed="1"/>
+    <w:lsdException w:name="table of authorities" w:semiHidden="1" w:unhideWhenUsed="1"/>
+    <w:lsdException w:name="macro" w:semiHidden="1" w:unhideWhenUsed="1"/>
+    <w:lsdException w:name="toa heading" w:semiHidden="1" w:unhideWhenUsed="1"/>
+    <w:lsdException w:name="List" w:semiHidden="1" w:unhideWhenUsed="1"/>
+    <w:lsdException w:name="List Bullet" w:semiHidden="1" w:unhideWhenUsed="1"/>
+    <w:lsdException w:name="List Number" w:semiHidden="1" w:unhideWhenUsed="1"/>
+    <w:lsdException w:name="List 2" w:semiHidden="1" w:unhideWhenUsed="1"/>
+    <w:lsdException w:name="List 3" w:semiHidden="1" w:unhideWhenUsed="1"/>
+    <w:lsdException w:name="List 4" w:semiHidden="1" w:unhideWhenUsed="1"/>
+    <w:lsdException w:name="List 5" w:semiHidden="1" w:unhideWhenUsed="1"/>
+    <w:lsdException w:name="List Bullet 2" w:semiHidden="1" w:unhideWhenUsed="1"/>
+    <w:lsdException w:name="List Bullet 3" w:semiHidden="1" w:unhideWhenUsed="1"/>
+    <w:lsdException w:name="List Bullet 4" w:semiHidden="1" w:unhideWhenUsed="1"/>
+    <w:lsdException w:name="List Bullet 5" w:semiHidden="1" w:unhideWhenUsed="1"/>
+    <w:lsdException w:name="List Number 2" w:semiHidden="1" w:unhideWhenUsed="1"/>
+    <w:lsdException w:name="List Number 3" w:semiHidden="1" w:unhideWhenUsed="1"/>
+    <w:lsdException w:name="List Number 4" w:semiHidden="1" w:unhideWhenUsed="1"/>
+    <w:lsdException w:name="List Number 5" w:semiHidden="1" w:unhideWhenUsed="1"/>
+    <w:lsdException w:name="Title" w:uiPriority="10" w:qFormat="1"/>
+    <w:lsdException w:name="Closing" w:semiHidden="1" w:unhideWhenUsed="1"/>
+    <w:lsdException w:name="Signature" w:semiHidden="1" w:unhideWhenUsed="1"/>
+    <w:lsdException w:name="Default Paragraph Font" w:semiHidden="1" w:uiPriority="1" w:unhideWhenUsed="1"/>
+    <w:lsdException w:name="Body Text" w:semiHidden="1" w:unhideWhenUsed="1"/>
+    <w:lsdException w:name="Body Text Indent" w:semiHidden="1" w:unhideWhenUsed="1"/>
+    <w:lsdException w:name="List Continue" w:semiHidden="1" w:unhideWhenUsed="1"/>
+    <w:lsdException w:name="List Continue 2" w:semiHidden="1" w:unhideWhenUsed="1"/>
+    <w:lsdException w:name="List Continue 3" w:semiHidden="1" w:unhideWhenUsed="1"/>
+    <w:lsdException w:name="List Continue 4" w:semiHidden="1" w:unhideWhenUsed="1"/>
+    <w:lsdException w:name="List Continue 5" w:semiHidden="1" w:unhideWhenUsed="1"/>
+    <w:lsdException w:name="Message Header" w:semiHidden="1" w:unhideWhenUsed="1"/>
+    <w:lsdException w:name="Subtitle" w:uiPriority="11" w:qFormat="1"/>
+    <w:lsdException w:name="Salutation" w:semiHidden="1" w:unhideWhenUsed="1"/>
+    <w:lsdException w:name="Date" w:semiHidden="1" w:unhideWhenUsed="1"/>
+    <w:lsdException w:name="Body Text First Indent" w:semiHidden="1" w:unhideWhenUsed="1"/>
+    <w:lsdException w:name="Body Text First Indent 2" w:semiHidden="1" w:unhideWhenUsed="1"/>
+    <w:lsdException w:name="Note Heading" w:semiHidden="1" w:unhideWhenUsed="1"/>
+    <w:lsdException w:name="Body Text 2" w:semiHidden="1" w:unhideWhenUsed="1"/>
+    <w:lsdException w:name="Body Text 3" w:semiHidden="1" w:unhideWhenUsed="1"/>
+    <w:lsdException w:name="Body Text Indent 2" w:semiHidden="1" w:unhideWhenUsed="1"/>
+    <w:lsdException w:name="Body Text Indent 3" w:semiHidden="1" w:unhideWhenUsed="1"/>
+    <w:lsdException w:name="Block Text" w:semiHidden="1" w:unhideWhenUsed="1"/>
+    <w:lsdException w:name="Hyperlink" w:semiHidden="1" w:unhideWhenUsed="1"/>
+    <w:lsdException w:name="FollowedHyperlink" w:semiHidden="1" w:unhideWhenUsed="1"/>
+    <w:lsdException w:name="Strong" w:uiPriority="22" w:qFormat="1"/>
+    <w:lsdException w:name="Emphasis" w:uiPriority="20" w:qFormat="1"/>
+    <w:lsdException w:name="Document Map" w:semiHidden="1" w:unhideWhenUsed="1"/>
+    <w:lsdException w:name="Plain Text" w:semiHidden="1" w:unhideWhenUsed="1"/>
+    <w:lsdException w:name="E-mail Signature" w:semiHidden="1" w:unhideWhenUsed="1"/>
+    <w:lsdException w:name="HTML Top of Form" w:semiHidden="1" w:unhideWhenUsed="1"/>
+    <w:lsdException w:name="HTML Bottom of Form" w:semiHidden="1" w:unhideWhenUsed="1"/>
+    <w:lsdException w:name="Normal (Web)" w:semiHidden="1" w:unhideWhenUsed="1"/>
+    <w:lsdException w:name="HTML Acronym" w:semiHidden="1" w:unhideWhenUsed="1"/>
+    <w:lsdException w:name="HTML Address" w:semiHidden="1" w:unhideWhenUsed="1"/>
+    <w:lsdException w:name="HTML Cite" w:semiHidden="1" w:unhideWhenUsed="1"/>
+    <w:lsdException w:name="HTML Code" w:semiHidden="1" w:unhideWhenUsed="1"/>
+    <w:lsdException w:name="HTML Definition" w:semiHidden="1" w:unhideWhenUsed="1"/>
+    <w:lsdException w:name="HTML Keyboard" w:semiHidden="1" w:unhideWhenUsed="1"/>
+    <w:lsdException w:name="HTML Preformatted" w:semiHidden="1" w:unhideWhenUsed="1"/>
+    <w:lsdException w:name="HTML Sample" w:semiHidden="1" w:unhideWhenUsed="1"/>
+    <w:lsdException w:name="HTML Typewriter" w:semiHidden="1" w:unhideWhenUsed="1"/>
+    <w:lsdException w:name="HTML Variable" w:semiHidden="1" w:unhideWhenUsed="1"/>
+    <w:lsdException w:name="Normal Table" w:semiHidden="1" w:unhideWhenUsed="1"/>
+    <w:lsdException w:name="annotation subject" w:semiHidden="1" w:unhideWhenUsed="1"/>
+    <w:lsdException w:name="No List" w:semiHidden="1" w:unhideWhenUsed="1"/>
+    <w:lsdException w:name="Outline List 1" w:semiHidden="1" w:unhideWhenUsed="1"/>
+    <w:lsdException w:name="Outline List 2" w:semiHidden="1" w:unhideWhenUsed="1"/>
+    <w:lsdException w:name="Outline List 3" w:semiHidden="1" w:unhideWhenUsed="1"/>
+    <w:lsdException w:name="Table Simple 1" w:semiHidden="1" w:unhideWhenUsed="1"/>
+    <w:lsdException w:name="Table Simple 2" w:semiHidden="1" w:unhideWhenUsed="1"/>
+    <w:lsdException w:name="Table Simple 3" w:semiHidden="1" w:unhideWhenUsed="1"/>
+    <w:lsdException w:name="Table Classic 1" w:semiHidden="1" w:unhideWhenUsed="1"/>
+    <w:lsdException w:name="Table Classic 2" w:semiHidden="1" w:unhideWhenUsed="1"/>
+    <w:lsdException w:name="Table Classic 3" w:semiHidden="1" w:unhideWhenUsed="1"/>
+    <w:lsdException w:name="Table Classic 4" w:semiHidden="1" w:unhideWhenUsed="1"/>
+    <w:lsdException w:name="Table Colorful 1" w:semiHidden="1" w:unhideWhenUsed="1"/>
+    <w:lsdException w:name="Table Colorful 2" w:semiHidden="1" w:unhideWhenUsed="1"/>
+    <w:lsdException w:name="Table Colorful 3" w:semiHidden="1" w:unhideWhenUsed="1"/>
+    <w:lsdException w:name="Table Columns 1" w:semiHidden="1" w:unhideWhenUsed="1"/>
+    <w:lsdException w:name="Table Columns 2" w:semiHidden="1" w:unhideWhenUsed="1"/>
+    <w:lsdException w:name="Table Columns 3" w:semiHidden="1" w:unhideWhenUsed="1"/>
+    <w:lsdException w:name="Table Columns 4" w:semiHidden="1" w:unhideWhenUsed="1"/>
+    <w:lsdException w:name="Table Columns 5" w:semiHidden="1" w:unhideWhenUsed="1"/>
+    <w:lsdException w:name="Table Grid 1" w:semiHidden="1" w:unhideWhenUsed="1"/>
+    <w:lsdException w:name="Table Grid 2" w:semiHidden="1" w:unhideWhenUsed="1"/>
+    <w:lsdException w:name="Table Grid 3" w:semiHidden="1" w:unhideWhenUsed="1"/>
+    <w:lsdException w:name="Table Grid 4" w:semiHidden="1" w:unhideWhenUsed="1"/>
+    <w:lsdException w:name="Table Grid 5" w:semiHidden="1" w:unhideWhenUsed="1"/>
+    <w:lsdException w:name="Table Grid 6" w:semiHidden="1" w:unhideWhenUsed="1"/>
+    <w:lsdException w:name="Table Grid 7" w:semiHidden="1" w:unhideWhenUsed="1"/>
+    <w:lsdException w:name="Table Grid 8" w:semiHidden="1" w:unhideWhenUsed="1"/>
+    <w:lsdException w:name="Table List 1" w:semiHidden="1" w:unhideWhenUsed="1"/>
+    <w:lsdException w:name="Table List 2" w:semiHidden="1" w:unhideWhenUsed="1"/>
+    <w:lsdException w:name="Table List 3" w:semiHidden="1" w:unhideWhenUsed="1"/>
+    <w:lsdException w:name="Table List 4" w:semiHidden="1" w:unhideWhenUsed="1"/>
+    <w:lsdException w:name="Table List 5" w:semiHidden="1" w:unhideWhenUsed="1"/>
+    <w:lsdException w:name="Table List 6" w:semiHidden="1" w:unhideWhenUsed="1"/>
+    <w:lsdException w:name="Table List 7" w:semiHidden="1" w:unhideWhenUsed="1"/>
+    <w:lsdException w:name="Table List 8" w:semiHidden="1" w:unhideWhenUsed="1"/>
+    <w:lsdException w:name="Table 3D effects 1" w:semiHidden="1" w:unhideWhenUsed="1"/>
+    <w:lsdException w:name="Table 3D effects 2" w:semiHidden="1" w:unhideWhenUsed="1"/>
+    <w:lsdException w:name="Table 3D effects 3" w:semiHidden="1" w:unhideWhenUsed="1"/>
+    <w:lsdException w:name="Table Contemporary" w:semiHidden="1" w:unhideWhenUsed="1"/>
+    <w:lsdException w:name="Table Elegant" w:semiHidden="1" w:unhideWhenUsed="1"/>
+    <w:lsdException w:name="Table Professional" w:semiHidden="1" w:unhideWhenUsed="1"/>
+    <w:lsdException w:name="Table Subtle 1" w:semiHidden="1" w:unhideWhenUsed="1"/>
+    <w:lsdException w:name="Table Subtle 2" w:semiHidden="1" w:unhideWhenUsed="1"/>
+    <w:lsdException w:name="Table Web 1" w:semiHidden="1" w:unhideWhenUsed="1"/>
+    <w:lsdException w:name="Table Web 2" w:semiHidden="1" w:unhideWhenUsed="1"/>
+    <w:lsdException w:name="Table Web 3" w:semiHidden="1" w:unhideWhenUsed="1"/>
+    <w:lsdException w:name="Balloon Text" w:semiHidden="1" w:unhideWhenUsed="1"/>
+    <w:lsdException w:name="Table Grid" w:uiPriority="39"/>
+    <w:lsdException w:name="Table Theme" w:semiHidden="1" w:unhideWhenUsed="1"/>
+    <w:lsdException w:name="Placeholder Text" w:semiHidden="1"/>
+    <w:lsdException w:name="No Spacing" w:uiPriority="1" w:qFormat="1"/>
+    <w:lsdException w:name="Light Shading" w:uiPriority="60"/>
+    <w:lsdException w:name="Light List" w:uiPriority="61"/>
+    <w:lsdException w:name="Light Grid" w:uiPriority="62"/>
+    <w:lsdException w:name="Medium Shading 1" w:uiPriority="63"/>
+    <w:lsdException w:name="Medium Shading 2" w:uiPriority="64"/>
+    <w:lsdException w:name="Medium List 1" w:uiPriority="65"/>
+    <w:lsdException w:name="Medium List 2" w:uiPriority="66"/>
+    <w:lsdException w:name="Medium Grid 1" w:uiPriority="67"/>
+    <w:lsdException w:name="Medium Grid 2" w:uiPriority="68"/>
+    <w:lsdException w:name="Medium Grid 3" w:uiPriority="69"/>
+    <w:lsdException w:name="Dark List" w:uiPriority="70"/>
+    <w:lsdException w:name="Colorful Shading" w:uiPriority="71"/>
+    <w:lsdException w:name="Colorful List" w:uiPriority="72"/>
+    <w:lsdException w:name="Colorful Grid" w:uiPriority="73"/>
+    <w:lsdException w:name="Light Shading Accent 1" w:uiPriority="60"/>
+    <w:lsdException w:name="Light List Accent 1" w:uiPriority="61"/>
+    <w:lsdException w:name="Light Grid Accent 1" w:uiPriority="62"/>
+    <w:lsdException w:name="Medium Shading 1 Accent 1" w:uiPriority="63"/>
+    <w:lsdException w:name="Medium Shading 2 Accent 1" w:uiPriority="64"/>
+    <w:lsdException w:name="Medium List 1 Accent 1" w:uiPriority="65"/>
+    <w:lsdException w:name="Revision" w:semiHidden="1"/>
+    <w:lsdException w:name="List Paragraph" w:uiPriority="34" w:qFormat="1"/>
+    <w:lsdException w:name="Quote" w:uiPriority="29" w:qFormat="1"/>
+    <w:lsdException w:name="Intense Quote" w:uiPriority="30" w:qFormat="1"/>
+    <w:lsdException w:name="Medium List 2 Accent 1" w:uiPriority="66"/>
+    <w:lsdException w:name="Medium Grid 1 Accent 1" w:uiPriority="67"/>
+    <w:lsdException w:name="Medium Grid 2 Accent 1" w:uiPriority="68"/>
+    <w:lsdException w:name="Medium Grid 3 Accent 1" w:uiPriority="69"/>
+    <w:lsdException w:name="Dark List Accent 1" w:uiPriority="70"/>
+    <w:lsdException w:name="Colorful Shading Accent 1" w:uiPriority="71"/>
+    <w:lsdException w:name="Colorful List Accent 1" w:uiPriority="72"/>
+    <w:lsdException w:name="Colorful Grid Accent 1" w:uiPriority="73"/>
+    <w:lsdException w:name="Light Shading Accent 2" w:uiPriority="60"/>
+    <w:lsdException w:name="Light List Accent 2" w:uiPriority="61"/>
+    <w:lsdException w:name="Light Grid Accent 2" w:uiPriority="62"/>
+    <w:lsdException w:name="Medium Shading 1 Accent 2" w:uiPriority="63"/>
+    <w:lsdException w:name="Medium Shading 2 Accent 2" w:uiPriority="64"/>
+    <w:lsdException w:name="Medium List 1 Accent 2" w:uiPriority="65"/>
+    <w:lsdException w:name="Medium List 2 Accent 2" w:uiPriority="66"/>
+    <w:lsdException w:name="Medium Grid 1 Accent 2" w:uiPriority="67"/>
+    <w:lsdException w:name="Medium Grid 2 Accent 2" w:uiPriority="68"/>
+    <w:lsdException w:name="Medium Grid 3 Accent 2" w:uiPriority="69"/>
+    <w:lsdException w:name="Dark List Accent 2" w:uiPriority="70"/>
+    <w:lsdException w:name="Colorful Shading Accent 2" w:uiPriority="71"/>
+    <w:lsdException w:name="Colorful List Accent 2" w:uiPriority="72"/>
+    <w:lsdException w:name="Colorful Grid Accent 2" w:uiPriority="73"/>
+    <w:lsdException w:name="Light Shading Accent 3" w:uiPriority="60"/>
+    <w:lsdException w:name="Light List Accent 3" w:uiPriority="61"/>
+    <w:lsdException w:name="Light Grid Accent 3" w:uiPriority="62"/>
+    <w:lsdException w:name="Medium Shading 1 Accent 3" w:uiPriority="63"/>
+    <w:lsdException w:name="Medium Shading 2 Accent 3" w:uiPriority="64"/>
+    <w:lsdException w:name="Medium List 1 Accent 3" w:uiPriority="65"/>
+    <w:lsdException w:name="Medium List 2 Accent 3" w:uiPriority="66"/>
+    <w:lsdException w:name="Medium Grid 1 Accent 3" w:uiPriority="67"/>
+    <w:lsdException w:name="Medium Grid 2 Accent 3" w:uiPriority="68"/>
+    <w:lsdException w:name="Medium Grid 3 Accent 3" w:uiPriority="69"/>
+    <w:lsdException w:name="Dark List Accent 3" w:uiPriority="70"/>
+    <w:lsdException w:name="Colorful Shading Accent 3" w:uiPriority="71"/>
+    <w:lsdException w:name="Colorful List Accent 3" w:uiPriority="72"/>
+    <w:lsdException w:name="Colorful Grid Accent 3" w:uiPriority="73"/>
+    <w:lsdException w:name="Light Shading Accent 4" w:uiPriority="60"/>
+    <w:lsdException w:name="Light List Accent 4" w:uiPriority="61"/>
+    <w:lsdException w:name="Light Grid Accent 4" w:uiPriority="62"/>
+    <w:lsdException w:name="Medium Shading 1 Accent 4" w:uiPriority="63"/>
+    <w:lsdException w:name="Medium Shading 2 Accent 4" w:uiPriority="64"/>
+    <w:lsdException w:name="Medium List 1 Accent 4" w:uiPriority="65"/>
+    <w:lsdException w:name="Medium List 2 Accent 4" w:uiPriority="66"/>
+    <w:lsdException w:name="Medium Grid 1 Accent 4" w:uiPriority="67"/>
+    <w:lsdException w:name="Medium Grid 2 Accent 4" w:uiPriority="68"/>
+    <w:lsdException w:name="Medium Grid 3 Accent 4" w:uiPriority="69"/>
+    <w:lsdException w:name="Dark List Accent 4" w:uiPriority="70"/>
+    <w:lsdException w:name="Colorful Shading Accent 4" w:uiPriority="71"/>
+    <w:lsdException w:name="Colorful List Accent 4" w:uiPriority="72"/>
+    <w:lsdException w:name="Colorful Grid Accent 4" w:uiPriority="73"/>
+    <w:lsdException w:name="Light Shading Accent 5" w:uiPriority="60"/>
+    <w:lsdException w:name="Light List Accent 5" w:uiPriority="61"/>
+    <w:lsdException w:name="Light Grid Accent 5" w:uiPriority="62"/>
+    <w:lsdException w:name="Medium Shading 1 Accent 5" w:uiPriority="63"/>
+    <w:lsdException w:name="Medium Shading 2 Accent 5" w:uiPriority="64"/>
+    <w:lsdException w:name="Medium List 1 Accent 5" w:uiPriority="65"/>
+    <w:lsdException w:name="Medium List 2 Accent 5" w:uiPriority="66"/>
+    <w:lsdException w:name="Medium Grid 1 Accent 5" w:uiPriority="67"/>
+    <w:lsdException w:name="Medium Grid 2 Accent 5" w:uiPriority="68"/>
+    <w:lsdException w:name="Medium Grid 3 Accent 5" w:uiPriority="69"/>
+    <w:lsdException w:name="Dark List Accent 5" w:uiPriority="70"/>
+    <w:lsdException w:name="Colorful Shading Accent 5" w:uiPriority="71"/>
+    <w:lsdException w:name="Colorful List Accent 5" w:uiPriority="72"/>
+    <w:lsdException w:name="Colorful Grid Accent 5" w:uiPriority="73"/>
+    <w:lsdException w:name="Light Shading Accent 6" w:uiPriority="60"/>
+    <w:lsdException w:name="Light List Accent 6" w:uiPriority="61"/>
+    <w:lsdException w:name="Light Grid Accent 6" w:uiPriority="62"/>
+    <w:lsdException w:name="Medium Shading 1 Accent 6" w:uiPriority="63"/>
+    <w:lsdException w:name="Medium Shading 2 Accent 6" w:uiPriority="64"/>
+    <w:lsdException w:name="Medium List 1 Accent 6" w:uiPriority="65"/>
+    <w:lsdException w:name="Medium List 2 Accent 6" w:uiPriority="66"/>
+    <w:lsdException w:name="Medium Grid 1 Accent 6" w:uiPriority="67"/>
+    <w:lsdException w:name="Medium Grid 2 Accent 6" w:uiPriority="68"/>
+    <w:lsdException w:name="Medium Grid 3 Accent 6" w:uiPriority="69"/>
+    <w:lsdException w:name="Dark List Accent 6" w:uiPriority="70"/>
+    <w:lsdException w:name="Colorful Shading Accent 6" w:uiPriority="71"/>
+    <w:lsdException w:name="Colorful List Accent 6" w:uiPriority="72"/>
+    <w:lsdException w:name="Colorful Grid Accent 6" w:uiPriority="73"/>
+    <w:lsdException w:name="Subtle Emphasis" w:uiPriority="19" w:qFormat="1"/>
+    <w:lsdException w:name="Intense Emphasis" w:uiPriority="21" w:qFormat="1"/>
+    <w:lsdException w:name="Subtle Reference" w:uiPriority="31" w:qFormat="1"/>
+    <w:lsdException w:name="Intense Reference" w:uiPriority="32" w:qFormat="1"/>
+    <w:lsdException w:name="Book Title" w:uiPriority="33" w:qFormat="1"/>
+    <w:lsdException w:name="Bibliography" w:semiHidden="1" w:uiPriority="37" w:unhideWhenUsed="1"/>
+    <w:lsdException w:name="TOC Heading" w:semiHidden="1" w:uiPriority="39" w:unhideWhenUsed="1" w:qFormat="1"/>
+    <w:lsdException w:name="Plain Table 1" w:uiPriority="41"/>
+    <w:lsdException w:name="Plain Table 2" w:uiPriority="42"/>
+    <w:lsdException w:name="Plain Table 3" w:uiPriority="43"/>
+    <w:lsdException w:name="Plain Table 4" w:uiPriority="44"/>
+    <w:lsdException w:name="Plain Table 5" w:uiPriority="45"/>
+    <w:lsdException w:name="Grid Table Light" w:uiPriority="40"/>
+    <w:lsdException w:name="Grid Table 1 Light" w:uiPriority="46"/>
+    <w:lsdException w:name="Grid Table 2" w:uiPriority="47"/>
+    <w:lsdException w:name="Grid Table 3" w:uiPriority="48"/>
+    <w:lsdException w:name="Grid Table 4" w:uiPriority="49"/>
+    <w:lsdException w:name="Grid Table 5 Dark" w:uiPriority="50"/>
+    <w:lsdException w:name="Grid Table 6 Colorful" w:uiPriority="51"/>
+    <w:lsdException w:name="Grid Table 7 Colorful" w:uiPriority="52"/>
+    <w:lsdException w:name="Grid Table 1 Light Accent 1" w:uiPriority="46"/>
+    <w:lsdException w:name="Grid Table 2 Accent 1" w:uiPriority="47"/>
+    <w:lsdException w:name="Grid Table 3 Accent 1" w:uiPriority="48"/>
+    <w:lsdException w:name="Grid Table 4 Accent 1" w:uiPriority="49"/>
+    <w:lsdException w:name="Grid Table 5 Dark Accent 1" w:uiPriority="50"/>
+    <w:lsdException w:name="Grid Table 6 Colorful Accent 1" w:uiPriority="51"/>
+    <w:lsdException w:name="Grid Table 7 Colorful Accent 1" w:uiPriority="52"/>
+    <w:lsdException w:name="Grid Table 1 Light Accent 2" w:uiPriority="46"/>
+    <w:lsdException w:name="Grid Table 2 Accent 2" w:uiPriority="47"/>
+    <w:lsdException w:name="Grid Table 3 Accent 2" w:uiPriority="48"/>
+    <w:lsdException w:name="Grid Table 4 Accent 2" w:uiPriority="49"/>
+    <w:lsdException w:name="Grid Table 5 Dark Accent 2" w:uiPriority="50"/>
+    <w:lsdException w:name="Grid Table 6 Colorful Accent 2" w:uiPriority="51"/>
+    <w:lsdException w:name="Grid Table 7 Colorful Accent 2" w:uiPriority="52"/>
+    <w:lsdException w:name="Grid Table 1 Light Accent 3" w:uiPriority="46"/>
+    <w:lsdException w:name="Grid Table 2 Accent 3" w:uiPriority="47"/>
+    <w:lsdException w:name="Grid Table 3 Accent 3" w:uiPriority="48"/>
+    <w:lsdException w:name="Grid Table 4 Accent 3" w:uiPriority="49"/>
+    <w:lsdException w:name="Grid Table 5 Dark Accent 3" w:uiPriority="50"/>
+    <w:lsdException w:name="Grid Table 6 Colorful Accent 3" w:uiPriority="51"/>
+    <w:lsdException w:name="Grid Table 7 Colorful Accent 3" w:uiPriority="52"/>
+    <w:lsdException w:name="Grid Table 1 Light Accent 4" w:uiPriority="46"/>
+    <w:lsdException w:name="Grid Table 2 Accent 4" w:uiPriority="47"/>
+    <w:lsdException w:name="Grid Table 3 Accent 4" w:uiPriority="48"/>
+    <w:lsdException w:name="Grid Table 4 Accent 4" w:uiPriority="49"/>
+    <w:lsdException w:name="Grid Table 5 Dark Accent 4" w:uiPriority="50"/>
+    <w:lsdException w:name="Grid Table 6 Colorful Accent 4" w:uiPriority="51"/>
+    <w:lsdException w:name="Grid Table 7 Colorful Accent 4" w:uiPriority="52"/>
+    <w:lsdException w:name="Grid Table 1 Light Accent 5" w:uiPriority="46"/>
+    <w:lsdException w:name="Grid Table 2 Accent 5" w:uiPriority="47"/>
+    <w:lsdException w:name="Grid Table 3 Accent 5" w:uiPriority="48"/>
+    <w:lsdException w:name="Grid Table 4 Accent 5" w:uiPriority="49"/>
+    <w:lsdException w:name="Grid Table 5 Dark Accent 5" w:uiPriority="50"/>
+    <w:lsdException w:name="Grid Table 6 Colorful Accent 5" w:uiPriority="51"/>
+    <w:lsdException w:name="Grid Table 7 Colorful Accent 5" w:uiPriority="52"/>
+    <w:lsdException w:name="Grid Table 1 Light Accent 6" w:uiPriority="46"/>
+    <w:lsdException w:name="Grid Table 2 Accent 6" w:uiPriority="47"/>
+    <w:lsdException w:name="Grid Table 3 Accent 6" w:uiPriority="48"/>
+    <w:lsdException w:name="Grid Table 4 Accent 6" w:uiPriority="49"/>
+    <w:lsdException w:name="Grid Table 5 Dark Accent 6" w:uiPriority="50"/>
+    <w:lsdException w:name="Grid Table 6 Colorful Accent 6" w:uiPriority="51"/>
+    <w:lsdException w:name="Grid Table 7 Colorful Accent 6" w:uiPriority="52"/>
+    <w:lsdException w:name="List Table 1 Light" w:uiPriority="46"/>
+    <w:lsdException w:name="List Table 2" w:uiPriority="47"/>
+    <w:lsdException w:name="List Table 3" w:uiPriority="48"/>
+    <w:lsdException w:name="List Table 4" w:uiPriority="49"/>
+    <w:lsdException w:name="List Table 5 Dark" w:uiPriority="50"/>
+    <w:lsdException w:name="List Table 6 Colorful" w:uiPriority="51"/>
+    <w:lsdException w:name="List Table 7 Colorful" w:uiPriority="52"/>
+    <w:lsdException w:name="List Table 1 Light Accent 1" w:uiPriority="46"/>
+    <w:lsdException w:name="List Table 2 Accent 1" w:uiPriority="47"/>
+    <w:lsdException w:name="List Table 3 Accent 1" w:uiPriority="48"/>
+    <w:lsdException w:name="List Table 4 Accent 1" w:uiPriority="49"/>
+    <w:lsdException w:name="List Table 5 Dark Accent 1" w:uiPriority="50"/>
+    <w:lsdException w:name="List Table 6 Colorful Accent 1" w:uiPriority="51"/>
+    <w:lsdException w:name="List Table 7 Colorful Accent 1" w:uiPriority="52"/>
+    <w:lsdException w:name="List Table 1 Light Accent 2" w:uiPriority="46"/>
+    <w:lsdException w:name="List Table 2 Accent 2" w:uiPriority="47"/>
+    <w:lsdException w:name="List Table 3 Accent 2" w:uiPriority="48"/>
+    <w:lsdException w:name="List Table 4 Accent 2" w:uiPriority="49"/>
+    <w:lsdException w:name="List Table 5 Dark Accent 2" w:uiPriority="50"/>
+    <w:lsdException w:name="List Table 6 Colorful Accent 2" w:uiPriority="51"/>
+    <w:lsdException w:name="List Table 7 Colorful Accent 2" w:uiPriority="52"/>
+    <w:lsdException w:name="List Table 1 Light Accent 3" w:uiPriority="46"/>
+    <w:lsdException w:name="List Table 2 Accent 3" w:uiPriority="47"/>
+    <w:lsdException w:name="List Table 3 Accent 3" w:uiPriority="48"/>
+    <w:lsdException w:name="List Table 4 Accent 3" w:uiPriority="49"/>
+    <w:lsdException w:name="List Table 5 Dark Accent 3" w:uiPriority="50"/>
+    <w:lsdException w:name="List Table 6 Colorful Accent 3" w:uiPriority="51"/>
+    <w:lsdException w:name="List Table 7 Colorful Accent 3" w:uiPriority="52"/>
+    <w:lsdException w:name="List Table 1 Light Accent 4" w:uiPriority="46"/>
+    <w:lsdException w:name="List Table 2 Accent 4" w:uiPriority="47"/>
+    <w:lsdException w:name="List Table 3 Accent 4" w:uiPriority="48"/>
+    <w:lsdException w:name="List Table 4 Accent 4" w:uiPriority="49"/>
+    <w:lsdException w:name="List Table 5 Dark Accent 4" w:uiPriority="50"/>
+    <w:lsdException w:name="List Table 6 Colorful Accent 4" w:uiPriority="51"/>
+    <w:lsdException w:name="List Table 7 Colorful Accent 4" w:uiPriority="52"/>
+    <w:lsdException w:name="List Table 1 Light Accent 5" w:uiPriority="46"/>
+    <w:lsdException w:name="List Table 2 Accent 5" w:uiPriority="47"/>
+    <w:lsdException w:name="List Table 3 Accent 5" w:uiPriority="48"/>
+    <w:lsdException w:name="List Table 4 Accent 5" w:uiPriority="49"/>
+    <w:lsdException w:name="List Table 5 Dark Accent 5" w:uiPriority="50"/>
+    <w:lsdException w:name="List Table 6 Colorful Accent 5" w:uiPriority="51"/>
+    <w:lsdException w:name="List Table 7 Colorful Accent 5" w:uiPriority="52"/>
+    <w:lsdException w:name="List Table 1 Light Accent 6" w:uiPriority="46"/>
+    <w:lsdException w:name="List Table 2 Accent 6" w:uiPriority="47"/>
+    <w:lsdException w:name="List Table 3 Accent 6" w:uiPriority="48"/>
+    <w:lsdException w:name="List Table 4 Accent 6" w:uiPriority="49"/>
+    <w:lsdException w:name="List Table 5 Dark Accent 6" w:uiPriority="50"/>
+    <w:lsdException w:name="List Table 6 Colorful Accent 6" w:uiPriority="51"/>
+    <w:lsdException w:name="List Table 7 Colorful Accent 6" w:uiPriority="52"/>
+    <w:lsdException w:name="Mention" w:semiHidden="1" w:unhideWhenUsed="1"/>
+    <w:lsdException w:name="Smart Hyperlink" w:semiHidden="1" w:unhideWhenUsed="1"/>
+    <w:lsdException w:name="Hashtag" w:semiHidden="1" w:unhideWhenUsed="1"/>
+    <w:lsdException w:name="Unresolved Mention" w:semiHidden="1" w:unhideWhenUsed="1"/>
+    <w:lsdException w:name="Smart Link" w:semiHidden="1" w:unhideWhenUsed="1"/>
+  </w:latentStyles>
+  <w:style w:type="paragraph" w:default="1" w:styleId="Normal">
+    <w:name w:val="Normal"/>
+    <w:qFormat/>
+  </w:style>
+  <w:style w:type="character" w:default="1" w:styleId="DefaultParagraphFont">
+    <w:name w:val="Default Paragraph Font"/>
+    <w:uiPriority w:val="1"/>
+    <w:semiHidden/>
+    <w:unhideWhenUsed/>
+  </w:style>
+  <w:style w:type="table" w:default="1" w:styleId="TableNormal">
+    <w:name w:val="Normal Table"/>
+    <w:uiPriority w:val="99"/>
+    <w:semiHidden/>
+    <w:unhideWhenUsed/>
+    <w:tblPr>
+      <w:tblInd w:w="0" w:type="dxa"/>
+      <w:tblCellMar>
+        <w:top w:w="0" w:type="dxa"/>
+        <w:left w:w="108" w:type="dxa"/>
+        <w:bottom w:w="0" w:type="dxa"/>
+        <w:right w:w="108" w:type="dxa"/>
+      </w:tblCellMar>
+    </w:tblPr>
+  </w:style>
+  <w:style w:type="numbering" w:default="1" w:styleId="NoList">
+    <w:name w:val="No List"/>
+    <w:uiPriority w:val="99"/>
+    <w:semiHidden/>
+    <w:unhideWhenUsed/>
+  </w:style>
+  <w:style w:type="character" w:styleId="PlaceholderText">
+    <w:name w:val="Placeholder Text"/>
+    <w:basedOn w:val="DefaultParagraphFont"/>
+    <w:uiPriority w:val="99"/>
+    <w:semiHidden/>
+    <w:rsid w:val="004E11C2"/>
+    <w:rPr>
+      <w:color w:val="666666"/>
+    </w:rPr>
+  </w:style>
+  <w:style w:type="paragraph" w:customStyle="1" w:styleId="3624CEEC5788440B9D8EED4C97018A02">
+    <w:name w:val="3624CEEC5788440B9D8EED4C97018A02"/>
+    <w:rsid w:val="004E11C2"/>
+  </w:style>
+  <w:style w:type="paragraph" w:customStyle="1" w:styleId="287F6670946D4995A8975B157FC01101">
+    <w:name w:val="287F6670946D4995A8975B157FC01101"/>
+    <w:rsid w:val="004E11C2"/>
+  </w:style>
+  <w:style w:type="paragraph" w:customStyle="1" w:styleId="A4F223FDED2F4E4B8FF075B7D5128156">
+    <w:name w:val="A4F223FDED2F4E4B8FF075B7D5128156"/>
+    <w:rsid w:val="004E11C2"/>
+  </w:style>
+  <w:style w:type="paragraph" w:customStyle="1" w:styleId="A57CCF5BBDAF47E4B8ADE0E52AEFF2A6">
+    <w:name w:val="A57CCF5BBDAF47E4B8ADE0E52AEFF2A6"/>
+    <w:rsid w:val="004E11C2"/>
+  </w:style>
+  <w:style w:type="paragraph" w:customStyle="1" w:styleId="F5A78DDF517A466D96478EAE31650DDB">
+    <w:name w:val="F5A78DDF517A466D96478EAE31650DDB"/>
+    <w:rsid w:val="004E11C2"/>
+  </w:style>
+  <w:style w:type="paragraph" w:customStyle="1" w:styleId="519B81E34DDE43F0B1DFE8B9573AE6CC">
+    <w:name w:val="519B81E34DDE43F0B1DFE8B9573AE6CC"/>
+    <w:rsid w:val="004E11C2"/>
+  </w:style>
+</w:styles>
+</file>
+
+<file path=word/glossary/webSettings.xml><?xml version="1.0" encoding="utf-8"?>
+<w:webSettings xmlns:mc="http://schemas.openxmlformats.org/markup-compatibility/2006" xmlns:r="http://schemas.openxmlformats.org/officeDocument/2006/relationships" xmlns:w="http://schemas.openxmlformats.org/wordprocessingml/2006/main" xmlns:w14="http://schemas.microsoft.com/office/word/2010/wordml" xmlns:w15="http://schemas.microsoft.com/office/word/2012/wordml" xmlns:w16cex="http://schemas.microsoft.com/office/word/2018/wordml/cex" xmlns:w16cid="http://schemas.microsoft.com/office/word/2016/wordml/cid" xmlns:w16="http://schemas.microsoft.com/office/word/2018/wordml" xmlns:w16du="http://schemas.microsoft.com/office/word/2023/wordml/word16du" xmlns:w16sdtdh="http://schemas.microsoft.com/office/word/2020/wordml/sdtdatahash" xmlns:w16sdtfl="http://schemas.microsoft.com/office/word/2024/wordml/sdtformatlock" xmlns:w16se="http://schemas.microsoft.com/office/word/2015/wordml/symex" mc:Ignorable="w14 w15 w16se w16cid w16 w16cex w16sdtdh w16sdtfl w16du">
+  <w:optimizeForBrowser/>
+  <w:allowPNG/>
+</w:webSettings>
+</file>
+
+<file path=word/theme/theme1.xml><?xml version="1.0" encoding="utf-8"?>
+<a:theme xmlns:a="http://schemas.openxmlformats.org/drawingml/2006/main" name="Office Theme">
+  <a:themeElements>
+    <a:clrScheme name="Office">
+      <a:dk1>
+        <a:sysClr val="windowText" lastClr="000000"/>
+      </a:dk1>
+      <a:lt1>
+        <a:sysClr val="window" lastClr="FFFFFF"/>
+      </a:lt1>
+      <a:dk2>
+        <a:srgbClr val="0E2841"/>
+      </a:dk2>
+      <a:lt2>
+        <a:srgbClr val="E8E8E8"/>
+      </a:lt2>
+      <a:accent1>
+        <a:srgbClr val="156082"/>
+      </a:accent1>
+      <a:accent2>
+        <a:srgbClr val="E97132"/>
+      </a:accent2>
+      <a:accent3>
+        <a:srgbClr val="196B24"/>
+      </a:accent3>
+      <a:accent4>
+        <a:srgbClr val="0F9ED5"/>
+      </a:accent4>
+      <a:accent5>
+        <a:srgbClr val="A02B93"/>
+      </a:accent5>
+      <a:accent6>
+        <a:srgbClr val="4EA72E"/>
+      </a:accent6>
+      <a:hlink>
+        <a:srgbClr val="467886"/>
+      </a:hlink>
+      <a:folHlink>
+        <a:srgbClr val="96607D"/>
+      </a:folHlink>
+    </a:clrScheme>
+    <a:fontScheme name="Office">
+      <a:majorFont>
+        <a:latin typeface="Aptos Display" panose="02110004020202020204"/>
+        <a:ea typeface=""/>
+        <a:cs typeface=""/>
+        <a:font script="Jpan" typeface="游ゴシック Light"/>
+        <a:font script="Hang" typeface="맑은 고딕"/>
+        <a:font script="Hans" typeface="等线 Light"/>
+        <a:font script="Hant" typeface="新細明體"/>
+        <a:font script="Arab" typeface="Times New Roman"/>
+        <a:font script="Hebr" typeface="Times New Roman"/>
+        <a:font script="Thai" typeface="Angsana New"/>
+        <a:font script="Ethi" typeface="Nyala"/>
+        <a:font script="Beng" typeface="Vrinda"/>
+        <a:font script="Gujr" typeface="Shruti"/>
+        <a:font script="Khmr" typeface="MoolBoran"/>
+        <a:font script="Knda" typeface="Tunga"/>
+        <a:font script="Guru" typeface="Raavi"/>
+        <a:font script="Cans" typeface="Euphemia"/>
+        <a:font script="Cher" typeface="Plantagenet Cherokee"/>
+        <a:font script="Yiii" typeface="Microsoft Yi Baiti"/>
+        <a:font script="Tibt" typeface="Microsoft Himalaya"/>
+        <a:font script="Thaa" typeface="MV Boli"/>
+        <a:font script="Deva" typeface="Mangal"/>
+        <a:font script="Telu" typeface="Gautami"/>
+        <a:font script="Taml" typeface="Latha"/>
+        <a:font script="Syrc" typeface="Estrangelo Edessa"/>
+        <a:font script="Orya" typeface="Kalinga"/>
+        <a:font script="Mlym" typeface="Kartika"/>
+        <a:font script="Laoo" typeface="DokChampa"/>
+        <a:font script="Sinh" typeface="Iskoola Pota"/>
+        <a:font script="Mong" typeface="Mongolian Baiti"/>
+        <a:font script="Viet" typeface="Times New Roman"/>
+        <a:font script="Uigh" typeface="Microsoft Uighur"/>
+        <a:font script="Geor" typeface="Sylfaen"/>
+        <a:font script="Armn" typeface="Arial"/>
+        <a:font script="Bugi" typeface="Leelawadee UI"/>
+        <a:font script="Bopo" typeface="Microsoft JhengHei"/>
+        <a:font script="Java" typeface="Javanese Text"/>
+        <a:font script="Lisu" typeface="Segoe UI"/>
+        <a:font script="Mymr" typeface="Myanmar Text"/>
+        <a:font script="Nkoo" typeface="Ebrima"/>
+        <a:font script="Olck" typeface="Nirmala UI"/>
+        <a:font script="Osma" typeface="Ebrima"/>
+        <a:font script="Phag" typeface="Phagspa"/>
+        <a:font script="Syrn" typeface="Estrangelo Edessa"/>
+        <a:font script="Syrj" typeface="Estrangelo Edessa"/>
+        <a:font script="Syre" typeface="Estrangelo Edessa"/>
+        <a:font script="Sora" typeface="Nirmala UI"/>
+        <a:font script="Tale" typeface="Microsoft Tai Le"/>
+        <a:font script="Talu" typeface="Microsoft New Tai Lue"/>
+        <a:font script="Tfng" typeface="Ebrima"/>
+      </a:majorFont>
+      <a:minorFont>
+        <a:latin typeface="Aptos" panose="02110004020202020204"/>
+        <a:ea typeface=""/>
+        <a:cs typeface=""/>
+        <a:font script="Jpan" typeface="游明朝"/>
+        <a:font script="Hang" typeface="맑은 고딕"/>
+        <a:font script="Hans" typeface="等线"/>
+        <a:font script="Hant" typeface="新細明體"/>
+        <a:font script="Arab" typeface="Arial"/>
+        <a:font script="Hebr" typeface="Arial"/>
+        <a:font script="Thai" typeface="Cordia New"/>
+        <a:font script="Ethi" typeface="Nyala"/>
+        <a:font script="Beng" typeface="Vrinda"/>
+        <a:font script="Gujr" typeface="Shruti"/>
+        <a:font script="Khmr" typeface="DaunPenh"/>
+        <a:font script="Knda" typeface="Tunga"/>
+        <a:font script="Guru" typeface="Raavi"/>
+        <a:font script="Cans" typeface="Euphemia"/>
+        <a:font script="Cher" typeface="Plantagenet Cherokee"/>
+        <a:font script="Yiii" typeface="Microsoft Yi Baiti"/>
+        <a:font script="Tibt" typeface="Microsoft Himalaya"/>
+        <a:font script="Thaa" typeface="MV Boli"/>
+        <a:font script="Deva" typeface="Mangal"/>
+        <a:font script="Telu" typeface="Gautami"/>
+        <a:font script="Taml" typeface="Latha"/>
+        <a:font script="Syrc" typeface="Estrangelo Edessa"/>
+        <a:font script="Orya" typeface="Kalinga"/>
+        <a:font script="Mlym" typeface="Kartika"/>
+        <a:font script="Laoo" typeface="DokChampa"/>
+        <a:font script="Sinh" typeface="Iskoola Pota"/>
+        <a:font script="Mong" typeface="Mongolian Baiti"/>
+        <a:font script="Viet" typeface="Arial"/>
+        <a:font script="Uigh" typeface="Microsoft Uighur"/>
+        <a:font script="Geor" typeface="Sylfaen"/>
+        <a:font script="Armn" typeface="Arial"/>
+        <a:font script="Bugi" typeface="Leelawadee UI"/>
+        <a:font script="Bopo" typeface="Microsoft JhengHei"/>
+        <a:font script="Java" typeface="Javanese Text"/>
+        <a:font script="Lisu" typeface="Segoe UI"/>
+        <a:font script="Mymr" typeface="Myanmar Text"/>
+        <a:font script="Nkoo" typeface="Ebrima"/>
+        <a:font script="Olck" typeface="Nirmala UI"/>
+        <a:font script="Osma" typeface="Ebrima"/>
+        <a:font script="Phag" typeface="Phagspa"/>
+        <a:font script="Syrn" typeface="Estrangelo Edessa"/>
+        <a:font script="Syrj" typeface="Estrangelo Edessa"/>
+        <a:font script="Syre" typeface="Estrangelo Edessa"/>
+        <a:font script="Sora" typeface="Nirmala UI"/>
+        <a:font script="Tale" typeface="Microsoft Tai Le"/>
+        <a:font script="Talu" typeface="Microsoft New Tai Lue"/>
+        <a:font script="Tfng" typeface="Ebrima"/>
+      </a:minorFont>
+    </a:fontScheme>
+    <a:fmtScheme name="Office">
+      <a:fillStyleLst>
+        <a:solidFill>
+          <a:schemeClr val="phClr"/>
+        </a:solidFill>
+        <a:gradFill rotWithShape="1">
+          <a:gsLst>
+            <a:gs pos="0">
+              <a:schemeClr val="phClr">
+                <a:lumMod val="110000"/>
+                <a:satMod val="105000"/>
+                <a:tint val="67000"/>
+              </a:schemeClr>
+            </a:gs>
+            <a:gs pos="50000">
+              <a:schemeClr val="phClr">
+                <a:lumMod val="105000"/>
+                <a:satMod val="103000"/>
+                <a:tint val="73000"/>
+              </a:schemeClr>
+            </a:gs>
+            <a:gs pos="100000">
+              <a:schemeClr val="phClr">
+                <a:lumMod val="105000"/>
+                <a:satMod val="109000"/>
+                <a:tint val="81000"/>
+              </a:schemeClr>
+            </a:gs>
+          </a:gsLst>
+          <a:lin ang="5400000" scaled="0"/>
+        </a:gradFill>
+        <a:gradFill rotWithShape="1">
+          <a:gsLst>
+            <a:gs pos="0">
+              <a:schemeClr val="phClr">
+                <a:satMod val="103000"/>
+                <a:lumMod val="102000"/>
+                <a:tint val="94000"/>
+              </a:schemeClr>
+            </a:gs>
+            <a:gs pos="50000">
+              <a:schemeClr val="phClr">
+                <a:satMod val="110000"/>
+                <a:lumMod val="100000"/>
+                <a:shade val="100000"/>
+              </a:schemeClr>
+            </a:gs>
+            <a:gs pos="100000">
+              <a:schemeClr val="phClr">
+                <a:lumMod val="99000"/>
+                <a:satMod val="120000"/>
+                <a:shade val="78000"/>
+              </a:schemeClr>
+            </a:gs>
+          </a:gsLst>
+          <a:lin ang="5400000" scaled="0"/>
+        </a:gradFill>
+      </a:fillStyleLst>
+      <a:lnStyleLst>
+        <a:ln w="12700" cap="flat" cmpd="sng" algn="ctr">
+          <a:solidFill>
+            <a:schemeClr val="phClr"/>
+          </a:solidFill>
+          <a:prstDash val="solid"/>
+          <a:miter lim="800000"/>
+        </a:ln>
+        <a:ln w="19050" cap="flat" cmpd="sng" algn="ctr">
+          <a:solidFill>
+            <a:schemeClr val="phClr"/>
+          </a:solidFill>
+          <a:prstDash val="solid"/>
+          <a:miter lim="800000"/>
+        </a:ln>
+        <a:ln w="25400" cap="flat" cmpd="sng" algn="ctr">
+          <a:solidFill>
+            <a:schemeClr val="phClr"/>
+          </a:solidFill>
+          <a:prstDash val="solid"/>
+          <a:miter lim="800000"/>
+        </a:ln>
+      </a:lnStyleLst>
+      <a:effectStyleLst>
+        <a:effectStyle>
+          <a:effectLst/>
+        </a:effectStyle>
+        <a:effectStyle>
+          <a:effectLst/>
+        </a:effectStyle>
+        <a:effectStyle>
+          <a:effectLst>
+            <a:outerShdw blurRad="57150" dist="19050" dir="5400000" algn="ctr" rotWithShape="0">
+              <a:srgbClr val="000000">
+                <a:alpha val="63000"/>
+              </a:srgbClr>
+            </a:outerShdw>
+          </a:effectLst>
+        </a:effectStyle>
+      </a:effectStyleLst>
+      <a:bgFillStyleLst>
+        <a:solidFill>
+          <a:schemeClr val="phClr"/>
+        </a:solidFill>
+        <a:solidFill>
+          <a:schemeClr val="phClr">
+            <a:tint val="95000"/>
+            <a:satMod val="170000"/>
+          </a:schemeClr>
+        </a:solidFill>
+        <a:gradFill rotWithShape="1">
+          <a:gsLst>
+            <a:gs pos="0">
+              <a:schemeClr val="phClr">
+                <a:tint val="93000"/>
+                <a:satMod val="150000"/>
+                <a:shade val="98000"/>
+                <a:lumMod val="102000"/>
+              </a:schemeClr>
+            </a:gs>
+            <a:gs pos="50000">
+              <a:schemeClr val="phClr">
+                <a:tint val="98000"/>
+                <a:satMod val="130000"/>
+                <a:shade val="90000"/>
+                <a:lumMod val="103000"/>
+              </a:schemeClr>
+            </a:gs>
+            <a:gs pos="100000">
+              <a:schemeClr val="phClr">
+                <a:shade val="63000"/>
+                <a:satMod val="120000"/>
+              </a:schemeClr>
+            </a:gs>
+          </a:gsLst>
+          <a:lin ang="5400000" scaled="0"/>
+        </a:gradFill>
+      </a:bgFillStyleLst>
+    </a:fmtScheme>
+  </a:themeElements>
+  <a:objectDefaults>
+    <a:lnDef>
+      <a:spPr/>
+      <a:bodyPr/>
+      <a:lstStyle/>
+      <a:style>
+        <a:lnRef idx="2">
+          <a:schemeClr val="accent1"/>
+        </a:lnRef>
+        <a:fillRef idx="0">
+          <a:schemeClr val="accent1"/>
+        </a:fillRef>
+        <a:effectRef idx="1">
+          <a:schemeClr val="accent1"/>
+        </a:effectRef>
+        <a:fontRef idx="minor">
+          <a:schemeClr val="tx1"/>
+        </a:fontRef>
+      </a:style>
+    </a:lnDef>
+  </a:objectDefaults>
+  <a:extraClrSchemeLst/>
+  <a:extLst>
+    <a:ext uri="{05A4C25C-085E-4340-85A3-A5531E510DB2}">
+      <thm15:themeFamily xmlns:thm15="http://schemas.microsoft.com/office/thememl/2012/main" name="Office Theme" id="{2E142A2C-CD16-42D6-873A-C26D2A0506FA}" vid="{1BDDFF52-6CD6-40A5-AB3C-68EB2F1E4D0A}"/>
+    </a:ext>
+  </a:extLst>
+</a:theme>
+</file>
+
+<file path=word/webextensions/taskpanes.xml><?xml version="1.0" encoding="utf-8"?>
+<wetp:taskpanes xmlns:wetp="http://schemas.microsoft.com/office/webextensions/taskpanes/2010/11">
+  <wetp:taskpane dockstate="right" visibility="0" width="350" row="1">
+    <wetp:webextensionref xmlns:r="http://schemas.openxmlformats.org/officeDocument/2006/relationships" r:id="rId1"/>
+  </wetp:taskpane>
+  <wetp:taskpane dockstate="right" visibility="0" width="350" row="2">
+    <wetp:webextensionref xmlns:r="http://schemas.openxmlformats.org/officeDocument/2006/relationships" r:id="rId2"/>
+  </wetp:taskpane>
+</wetp:taskpanes>
+</file>
+
+<file path=word/webextensions/webextension1.xml><?xml version="1.0" encoding="utf-8"?>
+<we:webextension xmlns:we="http://schemas.microsoft.com/office/webextensions/webextension/2010/11" id="{6F3D6037-84D3-42BC-9172-A6B33C5D0524}">
+  <we:reference id="WA200009156" version="1.0.0.7" store="Omex" storeType="OMEX"/>
+  <we:alternateReferences>
+    <we:reference id="WA200009156" version="1.0.0.7" store="WA200009156" storeType="OMEX"/>
+  </we:alternateReferences>
+  <we:properties/>
+  <we:bindings/>
+  <we:snapshot xmlns:r="http://schemas.openxmlformats.org/officeDocument/2006/relationships"/>
+</we:webextension>
+</file>
+
+<file path=word/webextensions/webextension2.xml><?xml version="1.0" encoding="utf-8"?>
+<we:webextension xmlns:we="http://schemas.microsoft.com/office/webextensions/webextension/2010/11" id="{E2278CBE-7365-4ADD-BBCF-B52DD9DD92E4}">
+  <we:reference id="WA200010453" version="1.0.0.1" store="Omex" storeType="OMEX"/>
+  <we:alternateReferences>
+    <we:reference id="WA200010453" version="1.0.0.1" store="WA200010453" storeType="OMEX"/>
+  </we:alternateReferences>
+  <we:properties>
+    <we:property name="claude.fileId" value="&quot;14fba84d-79fe-4318-898a-5fe556c1c4a9&quot;"/>
+  </we:properties>
+  <we:bindings/>
+  <we:snapshot xmlns:r="http://schemas.openxmlformats.org/officeDocument/2006/relationships"/>
+</we:webextension>
+</file>
+
+<file path=customXml/item1.xml>��< ? x m l   v e r s i o n = " 1 . 0 "   e n c o d i n g = " u t f - 1 6 " ? >   
  < N a v W o r d R e p o r t X m l P a r t   x m l n s = " u r n : m i c r o s o f t - d y n a m i c s - n a v / r e p o r t s / I n v e n t o r y _ O r d e r _ D e t a i l s / 7 0 8 / " >   
@@ -696,4 +5245,20 @@
      < / T o t a l s >   
  < / N a v W o r d R e p o r t X m l P a r t > 
+</file>
+
+<file path=customXml/itemProps1.xml><?xml version="1.0" encoding="utf-8"?>
+<ds:datastoreItem xmlns:ds="http://schemas.openxmlformats.org/officeDocument/2006/customXml" ds:itemID="{BD0AD12E-8658-489D-9919-DB6A9B0BB85F}">
+  <ds:schemaRefs>
+    <ds:schemaRef ds:uri="urn:microsoft-dynamics-nav/reports/Inventory_Order_Details/708/"/>
+  </ds:schemaRefs>
+</ds:datastoreItem>
+</file>
+
+<file path=customXml/itemProps2.xml><?xml version="1.0" encoding="utf-8"?>
+<ds:datastoreItem xmlns:ds="http://schemas.openxmlformats.org/officeDocument/2006/customXml" ds:itemID="{05ED5A9D-0F9B-4ECE-BAEE-B8ABFE6E142E}">
+  <ds:schemaRefs>
+    <ds:schemaRef ds:uri="urn:microsoft-dynamics-businesscentral/internal/extended/reports/Inventory_Order_Details/708/"/>
+  </ds:schemaRefs>
+</ds:datastoreItem>
 </file>
--- a/src/Layers/W1/BaseApp/Inventory/Reports/InventoryOrderDetailsBody.docx
+++ b/src/Layers/W1/BaseApp/Inventory/Reports/InventoryOrderDetailsBody.docx
@@ -90,7 +90,6 @@
       <w:tblPr>
         <w:tblStyle w:val="BCDataTable"/>
         <w:tblpPr w:leftFromText="180" w:rightFromText="180" w:vertAnchor="text" w:tblpY="1"/>
-        <w:tblOverlap w:val="never"/>
         <w:tblW w:w="5000" w:type="pct"/>
         <w:tblLook w:val="0420" w:firstRow="1" w:lastRow="0" w:firstColumn="0" w:lastColumn="0" w:noHBand="0" w:noVBand="1"/>
         <w:tblCaption w:val="Table 2"/>
@@ -111,9 +110,7 @@
       <w:tr>
         <w:trPr>
           <w:cnfStyle w:val="100000000000" w:firstRow="1" w:lastRow="0" w:firstColumn="0" w:lastColumn="0" w:oddVBand="0" w:evenVBand="0" w:oddHBand="0" w:evenHBand="0" w:firstRowFirstColumn="0" w:firstRowLastColumn="0" w:lastRowFirstColumn="0" w:lastRowLastColumn="0"/>
-          <w:cantSplit/>
           <w:trHeight w:val="490"/>
-          <w:tblHeader/>
         </w:trPr>
         <w:sdt>
           <w:sdtPr>
@@ -130,14 +127,11 @@
             <w:tc>
               <w:tcPr>
                 <w:tcW w:w="508" w:type="pct"/>
-                <w:tcBorders>
-                  <w:bottom w:val="single" w:sz="4" w:space="0" w:color="000000"/>
-                </w:tcBorders>
               </w:tcPr>
               <w:p>
                 <w:pPr>
                   <w:pStyle w:val="BCLabel"/>
-                  <w:spacing w:before="160" w:after="80"/>
+                  <w:spacing w:after="80"/>
                 </w:pPr>
                 <w:r>
                   <w:t>SalesLineDocumentNoCaption</w:t>
@@ -161,14 +155,11 @@
             <w:tc>
               <w:tcPr>
                 <w:tcW w:w="520" w:type="pct"/>
-                <w:tcBorders>
-                  <w:bottom w:val="single" w:sz="4" w:space="0" w:color="000000"/>
-                </w:tcBorders>
               </w:tcPr>
               <w:p>
                 <w:pPr>
                   <w:pStyle w:val="BCLabel"/>
-                  <w:spacing w:before="160" w:after="80"/>
+                  <w:spacing w:after="80"/>
                 </w:pPr>
                 <w:r>
                   <w:t>SalesHeaderBilltoNameCaption</w:t>
@@ -192,14 +183,11 @@
             <w:tc>
               <w:tcPr>
                 <w:tcW w:w="448" w:type="pct"/>
-                <w:tcBorders>
-                  <w:bottom w:val="single" w:sz="4" w:space="0" w:color="000000"/>
-                </w:tcBorders>
               </w:tcPr>
               <w:p>
                 <w:pPr>
                   <w:pStyle w:val="BCLabel"/>
-                  <w:spacing w:before="160" w:after="80"/>
+                  <w:spacing w:after="80"/>
                 </w:pPr>
                 <w:r>
                   <w:t>ShipmentDateLabel</w:t>
@@ -223,14 +211,11 @@
             <w:tc>
               <w:tcPr>
                 <w:tcW w:w="454" w:type="pct"/>
-                <w:tcBorders>
-                  <w:bottom w:val="single" w:sz="4" w:space="0" w:color="000000"/>
-                </w:tcBorders>
               </w:tcPr>
               <w:p>
                 <w:pPr>
                   <w:pStyle w:val="BCLabelNumber"/>
-                  <w:spacing w:before="160" w:after="80"/>
+                  <w:spacing w:after="80"/>
                   <w:jc w:val="right"/>
                 </w:pPr>
                 <w:r>
@@ -255,14 +240,11 @@
             <w:tc>
               <w:tcPr>
                 <w:tcW w:w="555" w:type="pct"/>
-                <w:tcBorders>
-                  <w:bottom w:val="single" w:sz="4" w:space="0" w:color="000000"/>
-                </w:tcBorders>
               </w:tcPr>
               <w:p>
                 <w:pPr>
                   <w:pStyle w:val="BCLabelNumber"/>
-                  <w:spacing w:before="160" w:after="80"/>
+                  <w:spacing w:after="80"/>
                   <w:jc w:val="right"/>
                 </w:pPr>
                 <w:r>
@@ -287,14 +269,11 @@
             <w:tc>
               <w:tcPr>
                 <w:tcW w:w="423" w:type="pct"/>
-                <w:tcBorders>
-                  <w:bottom w:val="single" w:sz="4" w:space="0" w:color="000000"/>
-                </w:tcBorders>
               </w:tcPr>
               <w:p>
                 <w:pPr>
                   <w:pStyle w:val="BCLabelNumber"/>
-                  <w:spacing w:before="160" w:after="80"/>
+                  <w:spacing w:after="80"/>
                   <w:jc w:val="right"/>
                 </w:pPr>
                 <w:r>
@@ -319,14 +298,11 @@
             <w:tc>
               <w:tcPr>
                 <w:tcW w:w="448" w:type="pct"/>
-                <w:tcBorders>
-                  <w:bottom w:val="single" w:sz="4" w:space="0" w:color="000000"/>
-                </w:tcBorders>
               </w:tcPr>
               <w:p>
                 <w:pPr>
                   <w:pStyle w:val="BCLabelNumber"/>
-                  <w:spacing w:before="160" w:after="80"/>
+                  <w:spacing w:after="80"/>
                   <w:jc w:val="right"/>
                 </w:pPr>
                 <w:r>
@@ -351,14 +327,11 @@
             <w:tc>
               <w:tcPr>
                 <w:tcW w:w="503" w:type="pct"/>
-                <w:tcBorders>
-                  <w:bottom w:val="single" w:sz="4" w:space="0" w:color="000000"/>
-                </w:tcBorders>
               </w:tcPr>
               <w:p>
                 <w:pPr>
                   <w:pStyle w:val="BCLabelNumber"/>
-                  <w:spacing w:before="160" w:after="80"/>
+                  <w:spacing w:after="80"/>
                   <w:jc w:val="right"/>
                 </w:pPr>
                 <w:r>
@@ -383,14 +356,11 @@
             <w:tc>
               <w:tcPr>
                 <w:tcW w:w="559" w:type="pct"/>
-                <w:tcBorders>
-                  <w:bottom w:val="single" w:sz="4" w:space="0" w:color="000000"/>
-                </w:tcBorders>
               </w:tcPr>
               <w:p>
                 <w:pPr>
                   <w:pStyle w:val="BCLabelNumber"/>
-                  <w:spacing w:before="160" w:after="80"/>
+                  <w:spacing w:after="80"/>
                   <w:jc w:val="right"/>
                 </w:pPr>
                 <w:r>
@@ -415,14 +385,11 @@
             <w:tc>
               <w:tcPr>
                 <w:tcW w:w="581" w:type="pct"/>
-                <w:tcBorders>
-                  <w:bottom w:val="single" w:sz="4" w:space="0" w:color="000000"/>
-                </w:tcBorders>
               </w:tcPr>
               <w:p>
                 <w:pPr>
                   <w:pStyle w:val="BCLabelNumber"/>
-                  <w:spacing w:before="160" w:after="80"/>
+                  <w:spacing w:after="80"/>
                   <w:jc w:val="right"/>
                 </w:pPr>
                 <w:r>
@@ -436,7 +403,9 @@
       <w:sdt>
         <w:sdtPr>
           <w:rPr>
+            <w:rFonts w:asciiTheme="majorHAnsi" w:eastAsiaTheme="majorEastAsia" w:hAnsiTheme="majorHAnsi" w:cstheme="majorBidi"/>
             <w:lang w:eastAsia="zh-CN"/>
+            <w14:numSpacing w14:val="tabular"/>
           </w:rPr>
           <w:alias w:val="#Nav: /Item"/>
           <w:tag w:val="#Nav: Inventory_Order_Details/708"/>
@@ -444,26 +413,15 @@
           <w15:dataBinding w:prefixMappings="&lt;xmlns:ns0='urn:microsoft-dynamics-nav/reports/Inventory_Order_Details/708/' " w:xpath="/ns0:NavWordReportXmlPart[1]/ns0:Item" w:storeItemID="{BD0AD12E-8658-489D-9919-DB6A9B0BB85F}"/>
           <w15:repeatingSection/>
         </w:sdtPr>
-        <w:sdtEndPr>
-          <w:rPr>
-            <w:rFonts w:asciiTheme="majorHAnsi" w:eastAsiaTheme="majorEastAsia" w:hAnsiTheme="majorHAnsi" w:cstheme="majorBidi"/>
-            <w:lang/>
-            <w14:numSpacing w14:val="tabular"/>
-          </w:rPr>
-        </w:sdtEndPr>
         <w:sdtContent>
           <w:tr>
             <w:trPr>
               <w:cnfStyle w:val="000000100000" w:firstRow="0" w:lastRow="0" w:firstColumn="0" w:lastColumn="0" w:oddVBand="0" w:evenVBand="0" w:oddHBand="1" w:evenHBand="0" w:firstRowFirstColumn="0" w:firstRowLastColumn="0" w:lastRowFirstColumn="0" w:lastRowLastColumn="0"/>
-              <w:cantSplit/>
               <w:trHeight w:val="20"/>
             </w:trPr>
             <w:tc>
               <w:tcPr>
                 <w:tcW w:w="508" w:type="pct"/>
-                <w:tcBorders>
-                  <w:top w:val="single" w:sz="4" w:space="0" w:color="000000"/>
-                </w:tcBorders>
               </w:tcPr>
               <w:p>
                 <w:pPr>
@@ -474,9 +432,6 @@
             <w:tc>
               <w:tcPr>
                 <w:tcW w:w="520" w:type="pct"/>
-                <w:tcBorders>
-                  <w:top w:val="single" w:sz="4" w:space="0" w:color="000000"/>
-                </w:tcBorders>
               </w:tcPr>
               <w:p>
                 <w:pPr>
@@ -487,9 +442,6 @@
             <w:tc>
               <w:tcPr>
                 <w:tcW w:w="448" w:type="pct"/>
-                <w:tcBorders>
-                  <w:top w:val="single" w:sz="4" w:space="0" w:color="000000"/>
-                </w:tcBorders>
               </w:tcPr>
               <w:p>
                 <w:pPr>
@@ -500,9 +452,6 @@
             <w:tc>
               <w:tcPr>
                 <w:tcW w:w="454" w:type="pct"/>
-                <w:tcBorders>
-                  <w:top w:val="single" w:sz="4" w:space="0" w:color="000000"/>
-                </w:tcBorders>
               </w:tcPr>
               <w:p>
                 <w:pPr>
@@ -513,9 +462,6 @@
             <w:tc>
               <w:tcPr>
                 <w:tcW w:w="555" w:type="pct"/>
-                <w:tcBorders>
-                  <w:top w:val="single" w:sz="4" w:space="0" w:color="000000"/>
-                </w:tcBorders>
               </w:tcPr>
               <w:p>
                 <w:pPr>
@@ -526,9 +472,6 @@
             <w:tc>
               <w:tcPr>
                 <w:tcW w:w="423" w:type="pct"/>
-                <w:tcBorders>
-                  <w:top w:val="single" w:sz="4" w:space="0" w:color="000000"/>
-                </w:tcBorders>
               </w:tcPr>
               <w:p>
                 <w:pPr>
@@ -539,9 +482,6 @@
             <w:tc>
               <w:tcPr>
                 <w:tcW w:w="448" w:type="pct"/>
-                <w:tcBorders>
-                  <w:top w:val="single" w:sz="4" w:space="0" w:color="000000"/>
-                </w:tcBorders>
               </w:tcPr>
               <w:p>
                 <w:pPr>
@@ -552,9 +492,6 @@
             <w:tc>
               <w:tcPr>
                 <w:tcW w:w="503" w:type="pct"/>
-                <w:tcBorders>
-                  <w:top w:val="single" w:sz="4" w:space="0" w:color="000000"/>
-                </w:tcBorders>
               </w:tcPr>
               <w:p>
                 <w:pPr>
@@ -565,9 +502,6 @@
             <w:tc>
               <w:tcPr>
                 <w:tcW w:w="559" w:type="pct"/>
-                <w:tcBorders>
-                  <w:top w:val="single" w:sz="4" w:space="0" w:color="000000"/>
-                </w:tcBorders>
               </w:tcPr>
               <w:p>
                 <w:pPr>
@@ -578,9 +512,6 @@
             <w:tc>
               <w:tcPr>
                 <w:tcW w:w="581" w:type="pct"/>
-                <w:tcBorders>
-                  <w:top w:val="single" w:sz="4" w:space="0" w:color="000000"/>
-                </w:tcBorders>
               </w:tcPr>
               <w:p>
                 <w:pPr>
@@ -592,13 +523,11 @@
           <w:tr>
             <w:trPr>
               <w:cnfStyle w:val="000000010000" w:firstRow="0" w:lastRow="0" w:firstColumn="0" w:lastColumn="0" w:oddVBand="0" w:evenVBand="0" w:oddHBand="0" w:evenHBand="1" w:firstRowFirstColumn="0" w:firstRowLastColumn="0" w:lastRowFirstColumn="0" w:lastRowLastColumn="0"/>
-              <w:cantSplit/>
               <w:trHeight w:val="490"/>
             </w:trPr>
             <w:tc>
               <w:tcPr>
                 <w:tcW w:w="508" w:type="pct"/>
-                <w:shd w:val="clear" w:color="auto" w:fill="FFFFFF" w:themeFill="background1"/>
               </w:tcPr>
               <w:p>
                 <w:pPr>
@@ -632,7 +561,6 @@
             <w:tc>
               <w:tcPr>
                 <w:tcW w:w="520" w:type="pct"/>
-                <w:shd w:val="clear" w:color="auto" w:fill="FFFFFF" w:themeFill="background1"/>
               </w:tcPr>
               <w:p>
                 <w:pPr>
@@ -666,7 +594,6 @@
             <w:tc>
               <w:tcPr>
                 <w:tcW w:w="448" w:type="pct"/>
-                <w:shd w:val="clear" w:color="auto" w:fill="FFFFFF" w:themeFill="background1"/>
               </w:tcPr>
               <w:p>
                 <w:pPr>
@@ -678,7 +605,6 @@
             <w:tc>
               <w:tcPr>
                 <w:tcW w:w="454" w:type="pct"/>
-                <w:shd w:val="clear" w:color="auto" w:fill="FFFFFF" w:themeFill="background1"/>
               </w:tcPr>
               <w:p>
                 <w:pPr>
@@ -690,7 +616,6 @@
             <w:tc>
               <w:tcPr>
                 <w:tcW w:w="555" w:type="pct"/>
-                <w:shd w:val="clear" w:color="auto" w:fill="FFFFFF" w:themeFill="background1"/>
               </w:tcPr>
               <w:p>
                 <w:pPr>
@@ -702,7 +627,6 @@
             <w:tc>
               <w:tcPr>
                 <w:tcW w:w="423" w:type="pct"/>
-                <w:shd w:val="clear" w:color="auto" w:fill="FFFFFF" w:themeFill="background1"/>
               </w:tcPr>
               <w:p>
                 <w:pPr>
@@ -714,7 +638,6 @@
             <w:tc>
               <w:tcPr>
                 <w:tcW w:w="448" w:type="pct"/>
-                <w:shd w:val="clear" w:color="auto" w:fill="FFFFFF" w:themeFill="background1"/>
               </w:tcPr>
               <w:p>
                 <w:pPr>
@@ -726,7 +649,6 @@
             <w:tc>
               <w:tcPr>
                 <w:tcW w:w="503" w:type="pct"/>
-                <w:shd w:val="clear" w:color="auto" w:fill="FFFFFF" w:themeFill="background1"/>
               </w:tcPr>
               <w:p>
                 <w:pPr>
@@ -738,7 +660,6 @@
             <w:tc>
               <w:tcPr>
                 <w:tcW w:w="559" w:type="pct"/>
-                <w:shd w:val="clear" w:color="auto" w:fill="FFFFFF" w:themeFill="background1"/>
               </w:tcPr>
               <w:p>
                 <w:pPr>
@@ -750,7 +671,6 @@
             <w:tc>
               <w:tcPr>
                 <w:tcW w:w="581" w:type="pct"/>
-                <w:shd w:val="clear" w:color="auto" w:fill="FFFFFF" w:themeFill="background1"/>
               </w:tcPr>
               <w:p>
                 <w:pPr>
@@ -763,7 +683,6 @@
           <w:tr>
             <w:trPr>
               <w:cnfStyle w:val="000000100000" w:firstRow="0" w:lastRow="0" w:firstColumn="0" w:lastColumn="0" w:oddVBand="0" w:evenVBand="0" w:oddHBand="1" w:evenHBand="0" w:firstRowFirstColumn="0" w:firstRowLastColumn="0" w:lastRowFirstColumn="0" w:lastRowLastColumn="0"/>
-              <w:cantSplit/>
               <w:trHeight w:val="245"/>
             </w:trPr>
             <w:tc>
@@ -885,7 +804,6 @@
               <w:tr>
                 <w:trPr>
                   <w:cnfStyle w:val="000000010000" w:firstRow="0" w:lastRow="0" w:firstColumn="0" w:lastColumn="0" w:oddVBand="0" w:evenVBand="0" w:oddHBand="0" w:evenHBand="1" w:firstRowFirstColumn="0" w:firstRowLastColumn="0" w:lastRowFirstColumn="0" w:lastRowLastColumn="0"/>
-                  <w:cantSplit/>
                   <w:trHeight w:val="490"/>
                 </w:trPr>
                 <w:sdt>
@@ -914,9 +832,6 @@
                     <w:tc>
                       <w:tcPr>
                         <w:tcW w:w="508" w:type="pct"/>
-                        <w:tcBorders>
-                          <w:bottom w:val="single" w:sz="4" w:space="0" w:color="F5F7F8"/>
-                        </w:tcBorders>
                       </w:tcPr>
                       <w:p>
                         <w:pPr>
@@ -948,9 +863,6 @@
                     <w:tc>
                       <w:tcPr>
                         <w:tcW w:w="520" w:type="pct"/>
-                        <w:tcBorders>
-                          <w:bottom w:val="single" w:sz="4" w:space="0" w:color="F5F7F8"/>
-                        </w:tcBorders>
                       </w:tcPr>
                       <w:p>
                         <w:pPr>
@@ -979,9 +891,6 @@
                     <w:tc>
                       <w:tcPr>
                         <w:tcW w:w="448" w:type="pct"/>
-                        <w:tcBorders>
-                          <w:bottom w:val="single" w:sz="4" w:space="0" w:color="F5F7F8"/>
-                        </w:tcBorders>
                       </w:tcPr>
                       <w:p>
                         <w:pPr>
@@ -1010,9 +919,6 @@
                     <w:tc>
                       <w:tcPr>
                         <w:tcW w:w="454" w:type="pct"/>
-                        <w:tcBorders>
-                          <w:bottom w:val="single" w:sz="4" w:space="0" w:color="F5F7F8"/>
-                        </w:tcBorders>
                       </w:tcPr>
                       <w:p>
                         <w:pPr>
@@ -1042,9 +948,6 @@
                     <w:tc>
                       <w:tcPr>
                         <w:tcW w:w="555" w:type="pct"/>
-                        <w:tcBorders>
-                          <w:bottom w:val="single" w:sz="4" w:space="0" w:color="F5F7F8"/>
-                        </w:tcBorders>
                       </w:tcPr>
                       <w:p>
                         <w:pPr>
@@ -1074,9 +977,6 @@
                     <w:tc>
                       <w:tcPr>
                         <w:tcW w:w="423" w:type="pct"/>
-                        <w:tcBorders>
-                          <w:bottom w:val="single" w:sz="4" w:space="0" w:color="F5F7F8"/>
-                        </w:tcBorders>
                       </w:tcPr>
                       <w:p>
                         <w:pPr>
@@ -1106,9 +1006,6 @@
                     <w:tc>
                       <w:tcPr>
                         <w:tcW w:w="448" w:type="pct"/>
-                        <w:tcBorders>
-                          <w:bottom w:val="single" w:sz="4" w:space="0" w:color="F5F7F8"/>
-                        </w:tcBorders>
                       </w:tcPr>
                       <w:p>
                         <w:pPr>
@@ -1138,9 +1035,6 @@
                     <w:tc>
                       <w:tcPr>
                         <w:tcW w:w="503" w:type="pct"/>
-                        <w:tcBorders>
-                          <w:bottom w:val="single" w:sz="4" w:space="0" w:color="F5F7F8"/>
-                        </w:tcBorders>
                       </w:tcPr>
                       <w:p>
                         <w:pPr>
@@ -1170,9 +1064,6 @@
                     <w:tc>
                       <w:tcPr>
                         <w:tcW w:w="559" w:type="pct"/>
-                        <w:tcBorders>
-                          <w:bottom w:val="single" w:sz="4" w:space="0" w:color="F5F7F8"/>
-                        </w:tcBorders>
                       </w:tcPr>
                       <w:p>
                         <w:pPr>
@@ -1202,9 +1093,6 @@
                     <w:tc>
                       <w:tcPr>
                         <w:tcW w:w="581" w:type="pct"/>
-                        <w:tcBorders>
-                          <w:bottom w:val="single" w:sz="4" w:space="0" w:color="F5F7F8"/>
-                        </w:tcBorders>
                       </w:tcPr>
                       <w:p>
                         <w:pPr>
@@ -1224,16 +1112,11 @@
           <w:tr>
             <w:trPr>
               <w:cnfStyle w:val="000000100000" w:firstRow="0" w:lastRow="0" w:firstColumn="0" w:lastColumn="0" w:oddVBand="0" w:evenVBand="0" w:oddHBand="1" w:evenHBand="0" w:firstRowFirstColumn="0" w:firstRowLastColumn="0" w:lastRowFirstColumn="0" w:lastRowLastColumn="0"/>
-              <w:cantSplit/>
               <w:trHeight w:val="490"/>
             </w:trPr>
             <w:tc>
               <w:tcPr>
                 <w:tcW w:w="508" w:type="pct"/>
-                <w:tcBorders>
-                  <w:top w:val="single" w:sz="4" w:space="0" w:color="000000"/>
-                  <w:bottom w:val="single" w:sz="8" w:space="0" w:color="000000"/>
-                </w:tcBorders>
               </w:tcPr>
               <w:p>
                 <w:pPr>
@@ -1258,10 +1141,6 @@
                 <w:tc>
                   <w:tcPr>
                     <w:tcW w:w="520" w:type="pct"/>
-                    <w:tcBorders>
-                      <w:top w:val="single" w:sz="4" w:space="0" w:color="000000"/>
-                      <w:bottom w:val="single" w:sz="8" w:space="0" w:color="000000"/>
-                    </w:tcBorders>
                   </w:tcPr>
                   <w:p>
                     <w:pPr>
@@ -1278,10 +1157,6 @@
             <w:tc>
               <w:tcPr>
                 <w:tcW w:w="448" w:type="pct"/>
-                <w:tcBorders>
-                  <w:top w:val="single" w:sz="4" w:space="0" w:color="000000"/>
-                  <w:bottom w:val="single" w:sz="8" w:space="0" w:color="000000"/>
-                </w:tcBorders>
               </w:tcPr>
               <w:p>
                 <w:pPr>
@@ -1293,10 +1168,6 @@
             <w:tc>
               <w:tcPr>
                 <w:tcW w:w="454" w:type="pct"/>
-                <w:tcBorders>
-                  <w:top w:val="single" w:sz="4" w:space="0" w:color="000000"/>
-                  <w:bottom w:val="single" w:sz="8" w:space="0" w:color="000000"/>
-                </w:tcBorders>
               </w:tcPr>
               <w:p>
                 <w:pPr>
@@ -1321,10 +1192,6 @@
                 <w:tc>
                   <w:tcPr>
                     <w:tcW w:w="555" w:type="pct"/>
-                    <w:tcBorders>
-                      <w:top w:val="single" w:sz="4" w:space="0" w:color="000000"/>
-                      <w:bottom w:val="single" w:sz="8" w:space="0" w:color="000000"/>
-                    </w:tcBorders>
                   </w:tcPr>
                   <w:p>
                     <w:pPr>
@@ -1355,10 +1222,6 @@
                 <w:tc>
                   <w:tcPr>
                     <w:tcW w:w="423" w:type="pct"/>
-                    <w:tcBorders>
-                      <w:top w:val="single" w:sz="4" w:space="0" w:color="000000"/>
-                      <w:bottom w:val="single" w:sz="8" w:space="0" w:color="000000"/>
-                    </w:tcBorders>
                   </w:tcPr>
                   <w:p>
                     <w:pPr>
@@ -1376,10 +1239,6 @@
             <w:tc>
               <w:tcPr>
                 <w:tcW w:w="448" w:type="pct"/>
-                <w:tcBorders>
-                  <w:top w:val="single" w:sz="4" w:space="0" w:color="000000"/>
-                  <w:bottom w:val="single" w:sz="8" w:space="0" w:color="000000"/>
-                </w:tcBorders>
               </w:tcPr>
               <w:p>
                 <w:pPr>
@@ -1391,10 +1250,6 @@
             <w:tc>
               <w:tcPr>
                 <w:tcW w:w="503" w:type="pct"/>
-                <w:tcBorders>
-                  <w:top w:val="single" w:sz="4" w:space="0" w:color="000000"/>
-                  <w:bottom w:val="single" w:sz="8" w:space="0" w:color="000000"/>
-                </w:tcBorders>
               </w:tcPr>
               <w:p>
                 <w:pPr>
@@ -1406,10 +1261,6 @@
             <w:tc>
               <w:tcPr>
                 <w:tcW w:w="559" w:type="pct"/>
-                <w:tcBorders>
-                  <w:top w:val="single" w:sz="4" w:space="0" w:color="000000"/>
-                  <w:bottom w:val="single" w:sz="8" w:space="0" w:color="000000"/>
-                </w:tcBorders>
               </w:tcPr>
               <w:p>
                 <w:pPr>
@@ -1434,10 +1285,6 @@
                 <w:tc>
                   <w:tcPr>
                     <w:tcW w:w="581" w:type="pct"/>
-                    <w:tcBorders>
-                      <w:top w:val="single" w:sz="4" w:space="0" w:color="000000"/>
-                      <w:bottom w:val="single" w:sz="8" w:space="0" w:color="000000"/>
-                    </w:tcBorders>
                   </w:tcPr>
                   <w:p>
                     <w:pPr>
@@ -1459,29 +1306,18 @@
     <w:p>
       <w:pPr>
         <w:spacing w:after="0"/>
-        <w:rPr>
-          <w:lang w:val="da-DK"/>
-        </w:rPr>
       </w:pPr>
     </w:p>
     <w:p>
       <w:pPr>
         <w:spacing w:after="0"/>
-        <w:rPr>
-          <w:lang w:val="da-DK"/>
-        </w:rPr>
       </w:pPr>
     </w:p>
     <w:tbl>
       <w:tblPr>
         <w:tblStyle w:val="BCTotalsTable"/>
         <w:tblpPr w:leftFromText="180" w:rightFromText="180" w:vertAnchor="text" w:tblpY="1"/>
-        <w:tblOverlap w:val="never"/>
         <w:tblW w:w="5000" w:type="pct"/>
-        <w:tblBorders>
-          <w:top w:val="single" w:sz="4" w:space="0" w:color="000000"/>
-          <w:bottom w:val="single" w:sz="8" w:space="0" w:color="000000"/>
-        </w:tblBorders>
         <w:tblLook w:val="0640" w:firstRow="0" w:lastRow="1" w:firstColumn="0" w:lastColumn="0" w:noHBand="1" w:noVBand="1"/>
         <w:tblCaption w:val="Table 3"/>
         <w:tblDescription w:val="Document totals."/>
@@ -1493,7 +1329,6 @@
       <w:tr>
         <w:trPr>
           <w:cnfStyle w:val="010000000000" w:firstRow="0" w:lastRow="1" w:firstColumn="0" w:lastColumn="0" w:oddVBand="0" w:evenVBand="0" w:oddHBand="0" w:evenHBand="0" w:firstRowFirstColumn="0" w:firstRowLastColumn="0" w:lastRowFirstColumn="0" w:lastRowLastColumn="0"/>
-          <w:cantSplit/>
           <w:trHeight w:val="490"/>
         </w:trPr>
         <w:tc>
@@ -1541,12 +1376,12 @@
     </w:tbl>
     <w:p/>
     <w:sectPr>
-      <w:headerReference w:type="even" r:id="rId9"/>
-      <w:headerReference w:type="default" r:id="rId10"/>
-      <w:footerReference w:type="even" r:id="rId11"/>
-      <w:footerReference w:type="default" r:id="rId12"/>
-      <w:headerReference w:type="first" r:id="rId13"/>
-      <w:footerReference w:type="first" r:id="rId14"/>
+      <w:headerReference w:type="even" r:id="rId8"/>
+      <w:headerReference w:type="default" r:id="rId9"/>
+      <w:footerReference w:type="even" r:id="rId10"/>
+      <w:footerReference w:type="default" r:id="rId11"/>
+      <w:headerReference w:type="first" r:id="rId12"/>
+      <w:footerReference w:type="first" r:id="rId13"/>
       <w:pgSz w:w="16838" w:h="11906" w:orient="landscape"/>
       <w:pgMar w:top="706" w:right="576" w:bottom="706" w:left="576" w:header="708" w:footer="708" w:gutter="0"/>
       <w:cols w:space="708"/>
@@ -1666,10 +1501,6 @@
 </w:hdr>
 </file>
 
-<file path=word/numbering.xml><?xml version="1.0" encoding="utf-8"?>
-<w:numbering xmlns:wpc="http://schemas.microsoft.com/office/word/2010/wordprocessingCanvas" xmlns:cx="http://schemas.microsoft.com/office/drawing/2014/chartex" xmlns:cx1="http://schemas.microsoft.com/office/drawing/2015/9/8/chartex" xmlns:cx2="http://schemas.microsoft.com/office/drawing/2015/10/21/chartex" xmlns:cx3="http://schemas.microsoft.com/office/drawing/2016/5/9/chartex" xmlns:cx4="http://schemas.microsoft.com/office/drawing/2016/5/10/chartex" xmlns:cx5="http://schemas.microsoft.com/office/drawing/2016/5/11/chartex" xmlns:cx6="http://schemas.microsoft.com/office/drawing/2016/5/12/chartex" xmlns:cx7="http://schemas.microsoft.com/office/drawing/2016/5/13/chartex" xmlns:cx8="http://schemas.microsoft.com/office/drawing/2016/5/14/chartex" xmlns:mc="http://schemas.openxmlformats.org/markup-compatibility/2006" xmlns:aink="http://schemas.microsoft.com/office/drawing/2016/ink" xmlns:am3d="http://schemas.microsoft.com/office/drawing/2017/model3d" xmlns:o="urn:schemas-microsoft-com:office:office" xmlns:oel="http://schemas.microsoft.com/office/2019/extlst" xmlns:r="http://schemas.openxmlformats.org/officeDocument/2006/relationships" xmlns:m="http://schemas.openxmlformats.org/officeDocument/2006/math" xmlns:v="urn:schemas-microsoft-com:vml" xmlns:wp14="http://schemas.microsoft.com/office/word/2010/wordprocessingDrawing" xmlns:wp="http://schemas.openxmlformats.org/drawingml/2006/wordprocessingDrawing" xmlns:w10="urn:schemas-microsoft-com:office:word" xmlns:w="http://schemas.openxmlformats.org/wordprocessingml/2006/main" xmlns:w14="http://schemas.microsoft.com/office/word/2010/wordml" xmlns:w15="http://schemas.microsoft.com/office/word/2012/wordml" xmlns:w16cei="http://schemas.microsoft.com/office/word/2026/wordml/cei" xmlns:w16cex="http://schemas.microsoft.com/office/word/2018/wordml/cex" xmlns:w16cid="http://schemas.microsoft.com/office/word/2016/wordml/cid" xmlns:w16="http://schemas.microsoft.com/office/word/2018/wordml" xmlns:w16du="http://schemas.microsoft.com/office/word/2023/wordml/word16du" xmlns:w16sdtdh="http://schemas.microsoft.com/office/word/2020/wordml/sdtdatahash" xmlns:w16sdtfl="http://schemas.microsoft.com/office/word/2024/wordml/sdtformatlock" xmlns:w16se="http://schemas.microsoft.com/office/word/2015/wordml/symex" xmlns:wpg="http://schemas.microsoft.com/office/word/2010/wordprocessingGroup" xmlns:wpi="http://schemas.microsoft.com/office/word/2010/wordprocessingInk" xmlns:wne="http://schemas.microsoft.com/office/word/2006/wordml" xmlns:wps="http://schemas.microsoft.com/office/word/2010/wordprocessingShape" mc:Ignorable="w14 w15 w16se w16cid w16 w16cex w16sdtdh w16sdtfl w16du wp14"/>
-</file>
-
 <file path=word/styles.xml><?xml version="1.0" encoding="utf-8"?>
 <w:styles xmlns:mc="http://schemas.openxmlformats.org/markup-compatibility/2006" xmlns:r="http://schemas.openxmlformats.org/officeDocument/2006/relationships" xmlns:w="http://schemas.openxmlformats.org/wordprocessingml/2006/main" xmlns:w14="http://schemas.microsoft.com/office/word/2010/wordml" xmlns:w15="http://schemas.microsoft.com/office/word/2012/wordml" xmlns:w16cex="http://schemas.microsoft.com/office/word/2018/wordml/cex" xmlns:w16cid="http://schemas.microsoft.com/office/word/2016/wordml/cid" xmlns:w16="http://schemas.microsoft.com/office/word/2018/wordml" xmlns:w16du="http://schemas.microsoft.com/office/word/2023/wordml/word16du" xmlns:w16sdtdh="http://schemas.microsoft.com/office/word/2020/wordml/sdtdatahash" xmlns:w16sdtfl="http://schemas.microsoft.com/office/word/2024/wordml/sdtformatlock" xmlns:w16se="http://schemas.microsoft.com/office/word/2015/wordml/symex" mc:Ignorable="w14 w15 w16se w16cid w16 w16cex w16sdtdh w16sdtfl w16du">
   <w:docDefaults>
@@ -1679,7 +1510,7 @@
         <w:kern w:val="2"/>
         <w:sz w:val="24"/>
         <w:szCs w:val="24"/>
-        <w:lang w:bidi="ar-SA"/>
+        <w:lang w:val="da-DK" w:eastAsia="da-DK" w:bidi="ar-SA"/>
         <w14:ligatures w14:val="standardContextual"/>
       </w:rPr>
     </w:rPrDefault>
@@ -2698,12 +2529,20 @@
   <w:rsids>
     <w:rsidRoot w:val="004E11C2"/>
     <w:rsid w:val="00101535"/>
+    <w:rsid w:val="001D151F"/>
     <w:rsid w:val="004C1BFD"/>
     <w:rsid w:val="004E11C2"/>
     <w:rsid w:val="00610123"/>
     <w:rsid w:val="00672674"/>
     <w:rsid w:val="007A75D3"/>
+    <w:rsid w:val="008858E8"/>
     <w:rsid w:val="008D4682"/>
+    <w:rsid w:val="00AB1DFB"/>
+    <w:rsid w:val="00BB42A8"/>
+    <w:rsid w:val="00BF7D5D"/>
+    <w:rsid w:val="00CD290F"/>
+    <w:rsid w:val="00D0724C"/>
+    <w:rsid w:val="00D3764F"/>
     <w:rsid w:val="00D96F3B"/>
     <w:rsid w:val="00E5711F"/>
     <w:rsid w:val="00F10443"/>
@@ -2722,9 +2561,9 @@
     <m:intLim m:val="subSup"/>
     <m:naryLim m:val="undOvr"/>
   </m:mathPr>
-  <w:themeFontLang/>
+  <w:themeFontLang w:val="da-DK"/>
   <w:clrSchemeMapping w:bg1="light1" w:t1="dark1" w:bg2="light2" w:t2="dark2" w:accent1="accent1" w:accent2="accent2" w:accent3="accent3" w:accent4="accent4" w:accent5="accent5" w:accent6="accent6" w:hyperlink="hyperlink" w:followedHyperlink="followedHyperlink"/>
-  <w:decimalSymbol w:val="."/>
+  <w:decimalSymbol w:val=","/>
   <w:listSeparator w:val=","/>
   <w15:chartTrackingRefBased/>
 </w:settings>
@@ -2739,7 +2578,7 @@
         <w:kern w:val="2"/>
         <w:sz w:val="24"/>
         <w:szCs w:val="24"/>
-        <w:lang w:bidi="ar-SA"/>
+        <w:lang w:val="da-DK" w:eastAsia="da-DK" w:bidi="ar-SA"/>
         <w14:ligatures w14:val="standardContextual"/>
       </w:rPr>
     </w:rPrDefault>
@@ -3168,10 +3007,6 @@
       <w:color w:val="666666"/>
     </w:rPr>
   </w:style>
-  <w:style w:type="paragraph" w:customStyle="1" w:styleId="3624CEEC5788440B9D8EED4C97018A02">
-    <w:name w:val="3624CEEC5788440B9D8EED4C97018A02"/>
-    <w:rsid w:val="004E11C2"/>
-  </w:style>
   <w:style w:type="paragraph" w:customStyle="1" w:styleId="287F6670946D4995A8975B157FC01101">
     <w:name w:val="287F6670946D4995A8975B157FC01101"/>
     <w:rsid w:val="004E11C2"/>
@@ -3183,23 +3018,6 @@
   <w:style w:type="paragraph" w:customStyle="1" w:styleId="A57CCF5BBDAF47E4B8ADE0E52AEFF2A6">
     <w:name w:val="A57CCF5BBDAF47E4B8ADE0E52AEFF2A6"/>
     <w:rsid w:val="004E11C2"/>
-  </w:style>
-  <w:style w:type="paragraph" w:customStyle="1" w:styleId="F5A78DDF517A466D96478EAE31650DDB">
-    <w:name w:val="F5A78DDF517A466D96478EAE31650DDB"/>
-    <w:rsid w:val="004E11C2"/>
-  </w:style>
-  <w:style w:type="paragraph" w:customStyle="1" w:styleId="8D3E8A232F47496AB62AD3C53EFDA670">
-    <w:name w:val="8D3E8A232F47496AB62AD3C53EFDA670"/>
-    <w:rPr>
-      <w:lang w:val="en-US" w:eastAsia="en-US"/>
-    </w:rPr>
-  </w:style>
-  <w:style w:type="paragraph" w:customStyle="1" w:styleId="21E31D8D662D45A3B6CE87B30BD71DB2">
-    <w:name w:val="21E31D8D662D45A3B6CE87B30BD71DB2"/>
-    <w:rsid w:val="00101535"/>
-    <w:rPr>
-      <w:lang w:val="en-US" w:eastAsia="en-US"/>
-    </w:rPr>
   </w:style>
   <w:style w:type="paragraph" w:customStyle="1" w:styleId="56C597263A6F42D7B2F05A0F37B705CA">
     <w:name w:val="56C597263A6F42D7B2F05A0F37B705CA"/>

--- a/src/Layers/W1/BaseApp/Inventory/Reports/InventoryOrderDetailsBody.docx
+++ b/src/Layers/W1/BaseApp/Inventory/Reports/InventoryOrderDetailsBody.docx
@@ -27,7 +27,7 @@
             <w:placeholder>
               <w:docPart w:val="DefaultPlaceholder_-1854013440"/>
             </w:placeholder>
-            <w:dataBinding w:prefixMappings="&lt;xmlns:ns0='urn:microsoft-dynamics-nav/reports/Inventory_Order_Details/708/' " w:xpath="/ns0:NavWordReportXmlPart[1]/ns0:Item[1]/ns0:ItemTableCaptItemFilter[1]" w:storeItemID="{00000000-0000-0000-0000-000000000000}"/>
+            <w:dataBinding w:prefixMappings="xmlns:ns0='urn:microsoft-dynamics-nav/reports/Inventory_Order_Details/708/'" w:xpath="/ns0:NavWordReportXmlPart[1]/ns0:Item[1]/ns0:ItemTableCaptItemFilter[1]" w:storeItemID="{00000000-0000-0000-0000-000000000000}"/>
             <w15:color w:val="808080"/>
             <w:text/>
           </w:sdtPr>
@@ -62,7 +62,7 @@
             <w:placeholder>
               <w:docPart w:val="DefaultPlaceholder_-1854013440"/>
             </w:placeholder>
-            <w:dataBinding w:prefixMappings="&lt;xmlns:ns0='urn:microsoft-dynamics-nav/reports/Inventory_Order_Details/708/' " w:xpath="/ns0:NavWordReportXmlPart[1]/ns0:Item[1]/ns0:StrSbStNoSalOdrLnSalLnFlt[1]" w:storeItemID="{00000000-0000-0000-0000-000000000000}"/>
+            <w:dataBinding w:prefixMappings="xmlns:ns0='urn:microsoft-dynamics-nav/reports/Inventory_Order_Details/708/'" w:xpath="/ns0:NavWordReportXmlPart[1]/ns0:Item[1]/ns0:StrSbStNoSalOdrLnSalLnFlt[1]" w:storeItemID="{00000000-0000-0000-0000-000000000000}"/>
             <w15:color w:val="808080"/>
             <w:text/>
           </w:sdtPr>
@@ -120,7 +120,7 @@
             <w:placeholder>
               <w:docPart w:val="287F6670946D4995A8975B157FC01101"/>
             </w:placeholder>
-            <w:dataBinding w:prefixMappings="&lt;xmlns:ns0='urn:microsoft-dynamics-nav/reports/Inventory_Order_Details/708/' " w:xpath="/ns0:NavWordReportXmlPart[1]/ns0:Labels[1]/ns0:SalesLineDocumentNoCaption[1]" w:storeItemID="{BD0AD12E-8658-489D-9919-DB6A9B0BB85F}"/>
+            <w:dataBinding w:prefixMappings="xmlns:ns0='urn:microsoft-dynamics-nav/reports/Inventory_Order_Details/708/'" w:xpath="/ns0:NavWordReportXmlPart[1]/ns0:Labels[1]/ns0:SalesLineDocumentNoCaption[1]" w:storeItemID="{BD0AD12E-8658-489D-9919-DB6A9B0BB85F}"/>
             <w:text/>
           </w:sdtPr>
           <w:sdtContent>
@@ -148,7 +148,7 @@
             <w:placeholder>
               <w:docPart w:val="287F6670946D4995A8975B157FC01101"/>
             </w:placeholder>
-            <w:dataBinding w:prefixMappings="&lt;xmlns:ns0='urn:microsoft-dynamics-nav/reports/Inventory_Order_Details/708/' " w:xpath="/ns0:NavWordReportXmlPart[1]/ns0:Labels[1]/ns0:SalesHeaderBilltoNameCaption[1]" w:storeItemID="{BD0AD12E-8658-489D-9919-DB6A9B0BB85F}"/>
+            <w:dataBinding w:prefixMappings="xmlns:ns0='urn:microsoft-dynamics-nav/reports/Inventory_Order_Details/708/'" w:xpath="/ns0:NavWordReportXmlPart[1]/ns0:Labels[1]/ns0:SalesHeaderBilltoNameCaption[1]" w:storeItemID="{BD0AD12E-8658-489D-9919-DB6A9B0BB85F}"/>
             <w:text/>
           </w:sdtPr>
           <w:sdtContent>
@@ -176,7 +176,7 @@
             <w:placeholder>
               <w:docPart w:val="287F6670946D4995A8975B157FC01101"/>
             </w:placeholder>
-            <w:dataBinding w:prefixMappings="&lt;xmlns:ns0='urn:microsoft-dynamics-nav/reports/Inventory_Order_Details/708/' " w:xpath="/ns0:NavWordReportXmlPart[1]/ns0:Labels[1]/ns0:ShipmentDateLabel[1]" w:storeItemID="{BD0AD12E-8658-489D-9919-DB6A9B0BB85F}"/>
+            <w:dataBinding w:prefixMappings="xmlns:ns0='urn:microsoft-dynamics-nav/reports/Inventory_Order_Details/708/'" w:xpath="/ns0:NavWordReportXmlPart[1]/ns0:Labels[1]/ns0:ShipmentDateLabel[1]" w:storeItemID="{BD0AD12E-8658-489D-9919-DB6A9B0BB85F}"/>
             <w:text/>
           </w:sdtPr>
           <w:sdtContent>
@@ -204,7 +204,7 @@
             <w:placeholder>
               <w:docPart w:val="287F6670946D4995A8975B157FC01101"/>
             </w:placeholder>
-            <w:dataBinding w:prefixMappings="&lt;xmlns:ns0='urn:microsoft-dynamics-nav/reports/Inventory_Order_Details/708/' " w:xpath="/ns0:NavWordReportXmlPart[1]/ns0:Labels[1]/ns0:Quantity_SalesLineCaption[1]" w:storeItemID="{BD0AD12E-8658-489D-9919-DB6A9B0BB85F}"/>
+            <w:dataBinding w:prefixMappings="xmlns:ns0='urn:microsoft-dynamics-nav/reports/Inventory_Order_Details/708/'" w:xpath="/ns0:NavWordReportXmlPart[1]/ns0:Labels[1]/ns0:Quantity_SalesLineCaption[1]" w:storeItemID="{BD0AD12E-8658-489D-9919-DB6A9B0BB85F}"/>
             <w:text/>
           </w:sdtPr>
           <w:sdtContent>
@@ -233,7 +233,7 @@
             <w:placeholder>
               <w:docPart w:val="287F6670946D4995A8975B157FC01101"/>
             </w:placeholder>
-            <w:dataBinding w:prefixMappings="&lt;xmlns:ns0='urn:microsoft-dynamics-nav/reports/Inventory_Order_Details/708/' " w:xpath="/ns0:NavWordReportXmlPart[1]/ns0:Labels[1]/ns0:OutstandingQty_SalesLineCaption[1]" w:storeItemID="{BD0AD12E-8658-489D-9919-DB6A9B0BB85F}"/>
+            <w:dataBinding w:prefixMappings="xmlns:ns0='urn:microsoft-dynamics-nav/reports/Inventory_Order_Details/708/'" w:xpath="/ns0:NavWordReportXmlPart[1]/ns0:Labels[1]/ns0:OutstandingQty_SalesLineCaption[1]" w:storeItemID="{BD0AD12E-8658-489D-9919-DB6A9B0BB85F}"/>
             <w:text/>
           </w:sdtPr>
           <w:sdtContent>
@@ -262,7 +262,7 @@
             <w:placeholder>
               <w:docPart w:val="287F6670946D4995A8975B157FC01101"/>
             </w:placeholder>
-            <w:dataBinding w:prefixMappings="&lt;xmlns:ns0='urn:microsoft-dynamics-nav/reports/Inventory_Order_Details/708/' " w:xpath="/ns0:NavWordReportXmlPart[1]/ns0:Labels[1]/ns0:BackOrderQtyLabel[1]" w:storeItemID="{BD0AD12E-8658-489D-9919-DB6A9B0BB85F}"/>
+            <w:dataBinding w:prefixMappings="xmlns:ns0='urn:microsoft-dynamics-nav/reports/Inventory_Order_Details/708/'" w:xpath="/ns0:NavWordReportXmlPart[1]/ns0:Labels[1]/ns0:BackOrderQtyLabel[1]" w:storeItemID="{BD0AD12E-8658-489D-9919-DB6A9B0BB85F}"/>
             <w:text/>
           </w:sdtPr>
           <w:sdtContent>
@@ -291,7 +291,7 @@
             <w:placeholder>
               <w:docPart w:val="287F6670946D4995A8975B157FC01101"/>
             </w:placeholder>
-            <w:dataBinding w:prefixMappings="&lt;xmlns:ns0='urn:microsoft-dynamics-nav/reports/Inventory_Order_Details/708/' " w:xpath="/ns0:NavWordReportXmlPart[1]/ns0:Labels[1]/ns0:SalesLineUnitPriceCaption[1]" w:storeItemID="{BD0AD12E-8658-489D-9919-DB6A9B0BB85F}"/>
+            <w:dataBinding w:prefixMappings="xmlns:ns0='urn:microsoft-dynamics-nav/reports/Inventory_Order_Details/708/'" w:xpath="/ns0:NavWordReportXmlPart[1]/ns0:Labels[1]/ns0:SalesLineUnitPriceCaption[1]" w:storeItemID="{BD0AD12E-8658-489D-9919-DB6A9B0BB85F}"/>
             <w:text/>
           </w:sdtPr>
           <w:sdtContent>
@@ -320,7 +320,7 @@
             <w:placeholder>
               <w:docPart w:val="287F6670946D4995A8975B157FC01101"/>
             </w:placeholder>
-            <w:dataBinding w:prefixMappings="&lt;xmlns:ns0='urn:microsoft-dynamics-nav/reports/Inventory_Order_Details/708/' " w:xpath="/ns0:NavWordReportXmlPart[1]/ns0:Labels[1]/ns0:SalesLineLineDiscountCaption[1]" w:storeItemID="{BD0AD12E-8658-489D-9919-DB6A9B0BB85F}"/>
+            <w:dataBinding w:prefixMappings="xmlns:ns0='urn:microsoft-dynamics-nav/reports/Inventory_Order_Details/708/'" w:xpath="/ns0:NavWordReportXmlPart[1]/ns0:Labels[1]/ns0:SalesLineLineDiscountCaption[1]" w:storeItemID="{BD0AD12E-8658-489D-9919-DB6A9B0BB85F}"/>
             <w:text/>
           </w:sdtPr>
           <w:sdtContent>
@@ -349,7 +349,7 @@
             <w:placeholder>
               <w:docPart w:val="287F6670946D4995A8975B157FC01101"/>
             </w:placeholder>
-            <w:dataBinding w:prefixMappings="&lt;xmlns:ns0='urn:microsoft-dynamics-nav/reports/Inventory_Order_Details/708/' " w:xpath="/ns0:NavWordReportXmlPart[1]/ns0:Labels[1]/ns0:InvDiscountAmt_SalesLineCaption[1]" w:storeItemID="{BD0AD12E-8658-489D-9919-DB6A9B0BB85F}"/>
+            <w:dataBinding w:prefixMappings="xmlns:ns0='urn:microsoft-dynamics-nav/reports/Inventory_Order_Details/708/'" w:xpath="/ns0:NavWordReportXmlPart[1]/ns0:Labels[1]/ns0:InvDiscountAmt_SalesLineCaption[1]" w:storeItemID="{BD0AD12E-8658-489D-9919-DB6A9B0BB85F}"/>
             <w:text/>
           </w:sdtPr>
           <w:sdtContent>
@@ -378,7 +378,7 @@
             <w:placeholder>
               <w:docPart w:val="287F6670946D4995A8975B157FC01101"/>
             </w:placeholder>
-            <w:dataBinding w:prefixMappings="&lt;xmlns:ns0='urn:microsoft-dynamics-nav/reports/Inventory_Order_Details/708/' " w:xpath="/ns0:NavWordReportXmlPart[1]/ns0:Labels[1]/ns0:OutstandingAmt1_SalesLineCaption[1]" w:storeItemID="{BD0AD12E-8658-489D-9919-DB6A9B0BB85F}"/>
+            <w:dataBinding w:prefixMappings="xmlns:ns0='urn:microsoft-dynamics-nav/reports/Inventory_Order_Details/708/'" w:xpath="/ns0:NavWordReportXmlPart[1]/ns0:Labels[1]/ns0:OutstandingAmt1_SalesLineCaption[1]" w:storeItemID="{BD0AD12E-8658-489D-9919-DB6A9B0BB85F}"/>
             <w:text/>
           </w:sdtPr>
           <w:sdtContent>
@@ -403,14 +403,14 @@
       <w:sdt>
         <w:sdtPr>
           <w:rPr>
-            <w:rFonts w:asciiTheme="majorHAnsi" w:eastAsiaTheme="majorEastAsia" w:hAnsiTheme="majorHAnsi" w:cstheme="majorBidi"/>
+            <w:rFonts w:asciiTheme="majorHAnsi" w:hAnsiTheme="majorHAnsi" w:eastAsiaTheme="majorEastAsia" w:cstheme="majorBidi"/>
             <w:lang w:eastAsia="zh-CN"/>
             <w14:numSpacing w14:val="tabular"/>
           </w:rPr>
           <w:alias w:val="#Nav: /Item"/>
           <w:tag w:val="#Nav: Inventory_Order_Details/708"/>
           <w:id w:val="1709525787"/>
-          <w15:dataBinding w:prefixMappings="&lt;xmlns:ns0='urn:microsoft-dynamics-nav/reports/Inventory_Order_Details/708/' " w:xpath="/ns0:NavWordReportXmlPart[1]/ns0:Item" w:storeItemID="{BD0AD12E-8658-489D-9919-DB6A9B0BB85F}"/>
+          <w15:dataBinding w:prefixMappings="xmlns:ns0='urn:microsoft-dynamics-nav/reports/Inventory_Order_Details/708/'" w:xpath="/ns0:NavWordReportXmlPart[1]/ns0:Item" w:storeItemID="{BD0AD12E-8658-489D-9919-DB6A9B0BB85F}"/>
           <w15:repeatingSection/>
         </w:sdtPr>
         <w:sdtContent>
@@ -542,7 +542,7 @@
                   <w:placeholder>
                     <w:docPart w:val="A57CCF5BBDAF47E4B8ADE0E52AEFF2A6"/>
                   </w:placeholder>
-                  <w:dataBinding w:prefixMappings="&lt;xmlns:ns0='urn:microsoft-dynamics-nav/reports/Inventory_Order_Details/708/' " w:xpath="/ns0:NavWordReportXmlPart[1]/ns0:Item[1]/ns0:No_Item[1]" w:storeItemID="{00000000-0000-0000-0000-000000000000}"/>
+                  <w:dataBinding w:prefixMappings="xmlns:ns0='urn:microsoft-dynamics-nav/reports/Inventory_Order_Details/708/'" w:xpath="/ns0:NavWordReportXmlPart[1]/ns0:Item[1]/ns0:No_Item[1]" w:storeItemID="{00000000-0000-0000-0000-000000000000}"/>
                   <w15:color w:val="808080"/>
                   <w:text/>
                 </w:sdtPr>
@@ -575,7 +575,7 @@
                   <w:placeholder>
                     <w:docPart w:val="A57CCF5BBDAF47E4B8ADE0E52AEFF2A6"/>
                   </w:placeholder>
-                  <w:dataBinding w:prefixMappings="&lt;xmlns:ns0='urn:microsoft-dynamics-nav/reports/Inventory_Order_Details/708/' " w:xpath="/ns0:NavWordReportXmlPart[1]/ns0:Item[1]/ns0:Description_Item[1]" w:storeItemID="{00000000-0000-0000-0000-000000000000}"/>
+                  <w:dataBinding w:prefixMappings="xmlns:ns0='urn:microsoft-dynamics-nav/reports/Inventory_Order_Details/708/'" w:xpath="/ns0:NavWordReportXmlPart[1]/ns0:Item[1]/ns0:Description_Item[1]" w:storeItemID="{00000000-0000-0000-0000-000000000000}"/>
                   <w15:color w:val="808080"/>
                   <w:text/>
                 </w:sdtPr>
@@ -818,7 +818,7 @@
                     <w:placeholder>
                       <w:docPart w:val="A57CCF5BBDAF47E4B8ADE0E52AEFF2A6"/>
                     </w:placeholder>
-                    <w:dataBinding w:prefixMappings="&lt;xmlns:ns0='urn:microsoft-dynamics-nav/reports/Inventory_Order_Details/708/' " w:xpath="/ns0:NavWordReportXmlPart[1]/ns0:Item[1]/ns0:Sales_Line[1]/ns0:SalesLineDocumentNo[1]" w:storeItemID="{00000000-0000-0000-0000-000000000000}"/>
+                    <w:dataBinding w:prefixMappings="xmlns:ns0='urn:microsoft-dynamics-nav/reports/Inventory_Order_Details/708/'" w:xpath="/ns0:NavWordReportXmlPart[1]/ns0:Item[1]/ns0:Sales_Line[1]/ns0:SalesLineDocumentNo[1]" w:storeItemID="{00000000-0000-0000-0000-000000000000}"/>
                     <w15:color w:val="808080"/>
                     <w:text/>
                   </w:sdtPr>
@@ -855,7 +855,7 @@
                     <w:placeholder>
                       <w:docPart w:val="A57CCF5BBDAF47E4B8ADE0E52AEFF2A6"/>
                     </w:placeholder>
-                    <w:dataBinding w:prefixMappings="&lt;xmlns:ns0='urn:microsoft-dynamics-nav/reports/Inventory_Order_Details/708/' " w:xpath="/ns0:NavWordReportXmlPart[1]/ns0:Item[1]/ns0:Sales_Line[1]/ns0:SalesHeaderBilltoName[1]" w:storeItemID="{00000000-0000-0000-0000-000000000000}"/>
+                    <w:dataBinding w:prefixMappings="xmlns:ns0='urn:microsoft-dynamics-nav/reports/Inventory_Order_Details/708/'" w:xpath="/ns0:NavWordReportXmlPart[1]/ns0:Item[1]/ns0:Sales_Line[1]/ns0:SalesHeaderBilltoName[1]" w:storeItemID="{00000000-0000-0000-0000-000000000000}"/>
                     <w15:color w:val="808080"/>
                     <w:text/>
                   </w:sdtPr>
@@ -883,7 +883,7 @@
                     <w:placeholder>
                       <w:docPart w:val="A57CCF5BBDAF47E4B8ADE0E52AEFF2A6"/>
                     </w:placeholder>
-                    <w:dataBinding w:prefixMappings="&lt;xmlns:ns0='urn:microsoft-dynamics-nav/reports/Inventory_Order_Details/708/' " w:xpath="/ns0:NavWordReportXmlPart[1]/ns0:Item[1]/ns0:Sales_Line[1]/ns0:ShipmentDate_SalesLine[1]" w:storeItemID="{00000000-0000-0000-0000-000000000000}"/>
+                    <w:dataBinding w:prefixMappings="xmlns:ns0='urn:microsoft-dynamics-nav/reports/Inventory_Order_Details/708/'" w:xpath="/ns0:NavWordReportXmlPart[1]/ns0:Item[1]/ns0:Sales_Line[1]/ns0:ShipmentDate_SalesLine[1]" w:storeItemID="{00000000-0000-0000-0000-000000000000}"/>
                     <w15:color w:val="808080"/>
                     <w:text/>
                   </w:sdtPr>
@@ -911,7 +911,7 @@
                     <w:placeholder>
                       <w:docPart w:val="A57CCF5BBDAF47E4B8ADE0E52AEFF2A6"/>
                     </w:placeholder>
-                    <w:dataBinding w:prefixMappings="&lt;xmlns:ns0='urn:microsoft-dynamics-nav/reports/Inventory_Order_Details/708/' " w:xpath="/ns0:NavWordReportXmlPart[1]/ns0:Item[1]/ns0:Sales_Line[1]/ns0:Quantity_SalesLine[1]" w:storeItemID="{00000000-0000-0000-0000-000000000000}"/>
+                    <w:dataBinding w:prefixMappings="xmlns:ns0='urn:microsoft-dynamics-nav/reports/Inventory_Order_Details/708/'" w:xpath="/ns0:NavWordReportXmlPart[1]/ns0:Item[1]/ns0:Sales_Line[1]/ns0:Quantity_SalesLine[1]" w:storeItemID="{00000000-0000-0000-0000-000000000000}"/>
                     <w15:color w:val="808080"/>
                     <w:text/>
                   </w:sdtPr>
@@ -940,7 +940,7 @@
                     <w:placeholder>
                       <w:docPart w:val="A57CCF5BBDAF47E4B8ADE0E52AEFF2A6"/>
                     </w:placeholder>
-                    <w:dataBinding w:prefixMappings="&lt;xmlns:ns0='urn:microsoft-dynamics-nav/reports/Inventory_Order_Details/708/' " w:xpath="/ns0:NavWordReportXmlPart[1]/ns0:Item[1]/ns0:Sales_Line[1]/ns0:OutstandingQty_SalesLine[1]" w:storeItemID="{00000000-0000-0000-0000-000000000000}"/>
+                    <w:dataBinding w:prefixMappings="xmlns:ns0='urn:microsoft-dynamics-nav/reports/Inventory_Order_Details/708/'" w:xpath="/ns0:NavWordReportXmlPart[1]/ns0:Item[1]/ns0:Sales_Line[1]/ns0:OutstandingQty_SalesLine[1]" w:storeItemID="{00000000-0000-0000-0000-000000000000}"/>
                     <w15:color w:val="808080"/>
                     <w:text/>
                   </w:sdtPr>
@@ -969,7 +969,7 @@
                     <w:placeholder>
                       <w:docPart w:val="A57CCF5BBDAF47E4B8ADE0E52AEFF2A6"/>
                     </w:placeholder>
-                    <w:dataBinding w:prefixMappings="&lt;xmlns:ns0='urn:microsoft-dynamics-nav/reports/Inventory_Order_Details/708/' " w:xpath="/ns0:NavWordReportXmlPart[1]/ns0:Item[1]/ns0:Sales_Line[1]/ns0:BackOrderQty[1]" w:storeItemID="{00000000-0000-0000-0000-000000000000}"/>
+                    <w:dataBinding w:prefixMappings="xmlns:ns0='urn:microsoft-dynamics-nav/reports/Inventory_Order_Details/708/'" w:xpath="/ns0:NavWordReportXmlPart[1]/ns0:Item[1]/ns0:Sales_Line[1]/ns0:BackOrderQty[1]" w:storeItemID="{00000000-0000-0000-0000-000000000000}"/>
                     <w15:color w:val="808080"/>
                     <w:text/>
                   </w:sdtPr>
@@ -998,7 +998,7 @@
                     <w:placeholder>
                       <w:docPart w:val="A57CCF5BBDAF47E4B8ADE0E52AEFF2A6"/>
                     </w:placeholder>
-                    <w:dataBinding w:prefixMappings="&lt;xmlns:ns0='urn:microsoft-dynamics-nav/reports/Inventory_Order_Details/708/' " w:xpath="/ns0:NavWordReportXmlPart[1]/ns0:Item[1]/ns0:Sales_Line[1]/ns0:SalesLineUnitPrice[1]" w:storeItemID="{00000000-0000-0000-0000-000000000000}"/>
+                    <w:dataBinding w:prefixMappings="xmlns:ns0='urn:microsoft-dynamics-nav/reports/Inventory_Order_Details/708/'" w:xpath="/ns0:NavWordReportXmlPart[1]/ns0:Item[1]/ns0:Sales_Line[1]/ns0:SalesLineUnitPrice[1]" w:storeItemID="{00000000-0000-0000-0000-000000000000}"/>
                     <w15:color w:val="808080"/>
                     <w:text/>
                   </w:sdtPr>
@@ -1027,7 +1027,7 @@
                     <w:placeholder>
                       <w:docPart w:val="A57CCF5BBDAF47E4B8ADE0E52AEFF2A6"/>
                     </w:placeholder>
-                    <w:dataBinding w:prefixMappings="&lt;xmlns:ns0='urn:microsoft-dynamics-nav/reports/Inventory_Order_Details/708/' " w:xpath="/ns0:NavWordReportXmlPart[1]/ns0:Item[1]/ns0:Sales_Line[1]/ns0:SalesLineLineDiscount[1]" w:storeItemID="{00000000-0000-0000-0000-000000000000}"/>
+                    <w:dataBinding w:prefixMappings="xmlns:ns0='urn:microsoft-dynamics-nav/reports/Inventory_Order_Details/708/'" w:xpath="/ns0:NavWordReportXmlPart[1]/ns0:Item[1]/ns0:Sales_Line[1]/ns0:SalesLineLineDiscount[1]" w:storeItemID="{00000000-0000-0000-0000-000000000000}"/>
                     <w15:color w:val="808080"/>
                     <w:text/>
                   </w:sdtPr>
@@ -1056,7 +1056,7 @@
                     <w:placeholder>
                       <w:docPart w:val="A57CCF5BBDAF47E4B8ADE0E52AEFF2A6"/>
                     </w:placeholder>
-                    <w:dataBinding w:prefixMappings="&lt;xmlns:ns0='urn:microsoft-dynamics-nav/reports/Inventory_Order_Details/708/' " w:xpath="/ns0:NavWordReportXmlPart[1]/ns0:Item[1]/ns0:Sales_Line[1]/ns0:InvDiscountAmt_SalesLine[1]" w:storeItemID="{00000000-0000-0000-0000-000000000000}"/>
+                    <w:dataBinding w:prefixMappings="xmlns:ns0='urn:microsoft-dynamics-nav/reports/Inventory_Order_Details/708/'" w:xpath="/ns0:NavWordReportXmlPart[1]/ns0:Item[1]/ns0:Sales_Line[1]/ns0:InvDiscountAmt_SalesLine[1]" w:storeItemID="{00000000-0000-0000-0000-000000000000}"/>
                     <w15:color w:val="808080"/>
                     <w:text/>
                   </w:sdtPr>
@@ -1085,7 +1085,7 @@
                     <w:placeholder>
                       <w:docPart w:val="A57CCF5BBDAF47E4B8ADE0E52AEFF2A6"/>
                     </w:placeholder>
-                    <w:dataBinding w:prefixMappings="&lt;xmlns:ns0='urn:microsoft-dynamics-nav/reports/Inventory_Order_Details/708/' " w:xpath="/ns0:NavWordReportXmlPart[1]/ns0:Item[1]/ns0:Sales_Line[1]/ns0:OutstandingAmt1_SalesLine[1]" w:storeItemID="{00000000-0000-0000-0000-000000000000}"/>
+                    <w:dataBinding w:prefixMappings="xmlns:ns0='urn:microsoft-dynamics-nav/reports/Inventory_Order_Details/708/'" w:xpath="/ns0:NavWordReportXmlPart[1]/ns0:Item[1]/ns0:Sales_Line[1]/ns0:OutstandingAmt1_SalesLine[1]" w:storeItemID="{00000000-0000-0000-0000-000000000000}"/>
                     <w15:color w:val="808080"/>
                     <w:text/>
                   </w:sdtPr>
@@ -1133,7 +1133,7 @@
                 <w:placeholder>
                   <w:docPart w:val="A57CCF5BBDAF47E4B8ADE0E52AEFF2A6"/>
                 </w:placeholder>
-                <w:dataBinding w:prefixMappings="&lt;xmlns:ns0='urn:microsoft-dynamics-nav/reports/Inventory_Order_Details/708/' " w:xpath="/ns0:NavWordReportXmlPart[1]/ns0:Item[1]/ns0:Description_Item[1]" w:storeItemID="{00000000-0000-0000-0000-000000000000}"/>
+                <w:dataBinding w:prefixMappings="xmlns:ns0='urn:microsoft-dynamics-nav/reports/Inventory_Order_Details/708/'" w:xpath="/ns0:NavWordReportXmlPart[1]/ns0:Item[1]/ns0:Description_Item[1]" w:storeItemID="{00000000-0000-0000-0000-000000000000}"/>
                 <w15:color w:val="808080"/>
                 <w:text/>
               </w:sdtPr>
@@ -1184,7 +1184,7 @@
                 <w:placeholder>
                   <w:docPart w:val="A57CCF5BBDAF47E4B8ADE0E52AEFF2A6"/>
                 </w:placeholder>
-                <w:dataBinding w:prefixMappings="&lt;xmlns:ns0='urn:microsoft-dynamics-nav/reports/Inventory_Order_Details/708/' " w:xpath="/ns0:NavWordReportXmlPart[1]/ns0:Item[1]/ns0:SubTotals[1]/ns0:SubTotals_OutstandingQty[1]" w:storeItemID="{00000000-0000-0000-0000-000000000000}"/>
+                <w:dataBinding w:prefixMappings="xmlns:ns0='urn:microsoft-dynamics-nav/reports/Inventory_Order_Details/708/'" w:xpath="/ns0:NavWordReportXmlPart[1]/ns0:Item[1]/ns0:SubTotals[1]/ns0:SubTotals_OutstandingQty[1]" w:storeItemID="{00000000-0000-0000-0000-000000000000}"/>
                 <w15:color w:val="808080"/>
                 <w:text/>
               </w:sdtPr>
@@ -1214,7 +1214,7 @@
                 <w:placeholder>
                   <w:docPart w:val="A57CCF5BBDAF47E4B8ADE0E52AEFF2A6"/>
                 </w:placeholder>
-                <w:dataBinding w:prefixMappings="&lt;xmlns:ns0='urn:microsoft-dynamics-nav/reports/Inventory_Order_Details/708/' " w:xpath="/ns0:NavWordReportXmlPart[1]/ns0:Item[1]/ns0:SubTotals[1]/ns0:SubTotals_BackOrderQty[1]" w:storeItemID="{00000000-0000-0000-0000-000000000000}"/>
+                <w:dataBinding w:prefixMappings="xmlns:ns0='urn:microsoft-dynamics-nav/reports/Inventory_Order_Details/708/'" w:xpath="/ns0:NavWordReportXmlPart[1]/ns0:Item[1]/ns0:SubTotals[1]/ns0:SubTotals_BackOrderQty[1]" w:storeItemID="{00000000-0000-0000-0000-000000000000}"/>
                 <w15:color w:val="808080"/>
                 <w:text/>
               </w:sdtPr>
@@ -1277,7 +1277,7 @@
                 <w:placeholder>
                   <w:docPart w:val="A57CCF5BBDAF47E4B8ADE0E52AEFF2A6"/>
                 </w:placeholder>
-                <w:dataBinding w:prefixMappings="&lt;xmlns:ns0='urn:microsoft-dynamics-nav/reports/Inventory_Order_Details/708/' " w:xpath="/ns0:NavWordReportXmlPart[1]/ns0:Item[1]/ns0:SubTotals[1]/ns0:SubTotals_OutstandingAmt[1]" w:storeItemID="{00000000-0000-0000-0000-000000000000}"/>
+                <w:dataBinding w:prefixMappings="xmlns:ns0='urn:microsoft-dynamics-nav/reports/Inventory_Order_Details/708/'" w:xpath="/ns0:NavWordReportXmlPart[1]/ns0:Item[1]/ns0:SubTotals[1]/ns0:SubTotals_OutstandingAmt[1]" w:storeItemID="{00000000-0000-0000-0000-000000000000}"/>
                 <w15:color w:val="808080"/>
                 <w:text/>
               </w:sdtPr>
@@ -1352,7 +1352,7 @@
             <w:placeholder>
               <w:docPart w:val="56C597263A6F42D7B2F05A0F37B705CA"/>
             </w:placeholder>
-            <w:dataBinding w:prefixMappings="&lt;xmlns:ns0='urn:microsoft-dynamics-nav/reports/Inventory_Order_Details/708/' " w:xpath="/ns0:NavWordReportXmlPart[1]/ns0:Totals[1]/ns0:Totals_OutstandingAmt[1]" w:storeItemID="{BD0AD12E-8658-489D-9919-DB6A9B0BB85F}"/>
+            <w:dataBinding w:prefixMappings="xmlns:ns0='urn:microsoft-dynamics-nav/reports/Inventory_Order_Details/708/'" w:xpath="/ns0:NavWordReportXmlPart[1]/ns0:Totals[1]/ns0:Totals_OutstandingAmt[1]" w:storeItemID="{BD0AD12E-8658-489D-9919-DB6A9B0BB85F}"/>
             <w:text/>
           </w:sdtPr>
           <w:sdtContent>
@@ -3388,7 +3388,9 @@
 </we:webextension>
 </file>
 
-<file path=customXml/item1.xml>��< ? x m l   v e r s i o n = " 1 . 0 "   e n c o d i n g = " u t f - 1 6 " ? > < N a v W o r d R e p o r t X m l P a r t   x m l n s = " u r n : m i c r o s o f t - d y n a m i c s - n a v / r e p o r t s / I n v e n t o r y _ O r d e r _ D e t a i l s / 7 0 8 / " > +<file path=customXml/item1.xml>��< ? x m l   v e r s i o n = " 1 . 0 "   e n c o d i n g = " u t f - 1 6 " ? > + 
+ < N a v W o r d R e p o r t X m l P a r t   x m l n s = " u r n : m i c r o s o f t - d y n a m i c s - n a v / r e p o r t s / I n v e n t o r y _ O r d e r _ D e t a i l s / 7 0 8 / " >   
      < B C R e p o r t I n f o r m a t i o n >   
@@ -3451,6 +3453,84 @@
              < / D a t e T i m e V a l u e s >   
          < / R e p o r t R e q u e s t > + 
+         < C o m p a n y M e t a d a t a > + 
+             < C o m p a n y N a m e > C o m p a n y   N a m e < / C o m p a n y N a m e > + 
+             < C o m p a n y D i s p l a y N a m e > C o m p a n y   D i s p l a y   N a m e < / C o m p a n y D i s p l a y N a m e > + 
+             < C o m p a n y A d d r e s s L i n e s > + 
+                 < C o m p a n y A d d r e s s L i n e > C o m p a n y   A d d r e s s   L i n e   1 < / C o m p a n y A d d r e s s L i n e > + 
+                 < C o m p a n y A d d r e s s L i n e > C o m p a n y   A d d r e s s   L i n e   2 < / C o m p a n y A d d r e s s L i n e > + 
+                 < C o m p a n y A d d r e s s L i n e > C o m p a n y   A d d r e s s   L i n e   3 < / C o m p a n y A d d r e s s L i n e > + 
+                 < C o m p a n y A d d r e s s L i n e > C o m p a n y   A d d r e s s   L i n e   4 < / C o m p a n y A d d r e s s L i n e > + 
+                 < C o m p a n y A d d r e s s L i n e > C o m p a n y   A d d r e s s   L i n e   5 < / C o m p a n y A d d r e s s L i n e > + 
+                 < C o m p a n y A d d r e s s L i n e > C o m p a n y   A d d r e s s   L i n e   6 < / C o m p a n y A d d r e s s L i n e > + 
+                 < C o m p a n y A d d r e s s L i n e > C o m p a n y   A d d r e s s   L i n e   7 < / C o m p a n y A d d r e s s L i n e > + 
+                 < C o m p a n y A d d r e s s L i n e > C o m p a n y   A d d r e s s   L i n e   8 < / C o m p a n y A d d r e s s L i n e > + 
+             < / C o m p a n y A d d r e s s L i n e s > + 
+             < C o m p a n y P h o n e > C o m p a n y   P h o n e < / C o m p a n y P h o n e > + 
+             < C o m p a n y P h o n e C a p t i o n > C o m p a n y   P h o n e   C a p t i o n < / C o m p a n y P h o n e C a p t i o n > + 
+             < C o m p a n y F a x N o > C o m p a n y   F a x   N o . < / C o m p a n y F a x N o > + 
+             < C o m p a n y F a x N o C a p t i o n > C o m p a n y   F a x   N o .   C a p t i o n < / C o m p a n y F a x N o C a p t i o n > + 
+             < C o m p a n y E m a i l > C o m p a n y   E m a i l < / C o m p a n y E m a i l > + 
+             < C o m p a n y E m a i l C a p t i o n > C o m p a n y   E m a i l   C a p t i o n < / C o m p a n y E m a i l C a p t i o n > + 
+             < C o m p a n y H o m e P a g e > C o m p a n y   H o m e   P a g e < / C o m p a n y H o m e P a g e > + 
+             < C o m p a n y H o m e P a g e C a p t i o n > C o m p a n y   H o m e   P a g e   C a p t i o n < / C o m p a n y H o m e P a g e C a p t i o n > + 
+             < C o m p a n y L o g o > C o m p a n y   L o g o < / C o m p a n y L o g o > + 
+             < C o m p a n y V A T R e g i s t r a t i o n N o > C o m p a n y   V A T   R e g i s t r a t i o n   N o . < / C o m p a n y V A T R e g i s t r a t i o n N o > + 
+             < C o m p a n y V A T R e g i s t r a t i o n N o C a p t i o n > C o m p a n y   V A T   R e g i s t r a t i o n   N o .   C a p t i o n < / C o m p a n y V A T R e g i s t r a t i o n N o C a p t i o n > + 
+             < C o m p a n y R e g i s t r a t i o n N o > C o m p a n y   R e g i s t r a t i o n   N o . < / C o m p a n y R e g i s t r a t i o n N o > + 
+             < C o m p a n y R e g i s t r a t i o n N o C a p t i o n > C o m p a n y   R e g i s t r a t i o n   N o .   C a p t i o n < / C o m p a n y R e g i s t r a t i o n N o C a p t i o n > + 
+             < C o m p a n y B a n k N a m e > C o m p a n y   B a n k   N a m e < / C o m p a n y B a n k N a m e > + 
+             < C o m p a n y B a n k N a m e C a p t i o n > C o m p a n y   B a n k   N a m e   C a p t i o n < / C o m p a n y B a n k N a m e C a p t i o n > + 
+             < C o m p a n y B a n k A c c o u n t N o > C o m p a n y   B a n k   A c c o u n t   N o . < / C o m p a n y B a n k A c c o u n t N o > + 
+             < C o m p a n y B a n k A c c o u n t N o C a p t i o n > C o m p a n y   B a n k   A c c o u n t   N o .   C a p t i o n < / C o m p a n y B a n k A c c o u n t N o C a p t i o n > + 
+             < C o m p a n y B a n k B r a n c h N o > C o m p a n y   B a n k   B r a n c h   N o . < / C o m p a n y B a n k B r a n c h N o > + 
+             < C o m p a n y B a n k B r a n c h N o C a p t i o n > C o m p a n y   B a n k   B r a n c h   N o .   C a p t i o n < / C o m p a n y B a n k B r a n c h N o C a p t i o n > + 
+             < C o m p a n y I B A N > C o m p a n y   I B A N < / C o m p a n y I B A N > + 
+             < C o m p a n y I B A N C a p t i o n > C o m p a n y   I B A N   C a p t i o n < / C o m p a n y I B A N C a p t i o n > + 
+             < C o m p a n y B a n k S W I F T > C o m p a n y   B a n k   S W I F T < / C o m p a n y B a n k S W I F T > + 
+             < C o m p a n y B a n k S W I F T C a p t i o n > C o m p a n y   B a n k   S W I F T   C a p t i o n < / C o m p a n y B a n k S W I F T C a p t i o n > + 
+             < C o m p a n y G i r o N o > C o m p a n y   G i r o   N o . < / C o m p a n y G i r o N o > + 
+             < C o m p a n y G i r o N o C a p t i o n > C o m p a n y   G i r o   N o .   C a p t i o n < / C o m p a n y G i r o N o C a p t i o n > + 
+         < / C o m p a n y M e t a d a t a >   
      < / B C R e p o r t I n f o r m a t i o n >   
@@ -3611,7 +3691,9 @@
  < / N a v W o r d R e p o r t X m l P a r t > 
 </file>
 
-<file path=customXml/item2.xml>��< ? x m l   v e r s i o n = " 1 . 0 "   e n c o d i n g = " u t f - 1 6 " ? > < N a v W o r d R e p o r t X m l P a r t   x m l n s = " u r n : m i c r o s o f t - d y n a m i c s - b u s i n e s s c e n t r a l / i n t e r n a l / e x t e n d e d / r e p o r t s / I n v e n t o r y _ O r d e r _ D e t a i l s / 7 0 8 / " > +<file path=customXml/item2.xml>��< ? x m l   v e r s i o n = " 1 . 0 "   e n c o d i n g = " u t f - 1 6 " ? > + 
+ < N a v W o r d R e p o r t X m l P a r t   x m l n s = " u r n : m i c r o s o f t - d y n a m i c s - b u s i n e s s c e n t r a l / i n t e r n a l / e x t e n d e d / r e p o r t s / I n v e n t o r y _ O r d e r _ D e t a i l s / 7 0 8 / " >   
      < B C R e p o r t I n f o r m a t i o n >   
@@ -3675,6 +3757,84 @@
  
          < / R e p o r t R e q u e s t >   
+         < C o m p a n y M e t a d a t a > + 
+             < C o m p a n y N a m e > C o m p a n y   N a m e < / C o m p a n y N a m e > + 
+             < C o m p a n y D i s p l a y N a m e > C o m p a n y   D i s p l a y   N a m e < / C o m p a n y D i s p l a y N a m e > + 
+             < C o m p a n y A d d r e s s L i n e s > + 
+                 < C o m p a n y A d d r e s s L i n e > C o m p a n y   A d d r e s s   L i n e   1 < / C o m p a n y A d d r e s s L i n e > + 
+                 < C o m p a n y A d d r e s s L i n e > C o m p a n y   A d d r e s s   L i n e   2 < / C o m p a n y A d d r e s s L i n e > + 
+                 < C o m p a n y A d d r e s s L i n e > C o m p a n y   A d d r e s s   L i n e   3 < / C o m p a n y A d d r e s s L i n e > + 
+                 < C o m p a n y A d d r e s s L i n e > C o m p a n y   A d d r e s s   L i n e   4 < / C o m p a n y A d d r e s s L i n e > + 
+                 < C o m p a n y A d d r e s s L i n e > C o m p a n y   A d d r e s s   L i n e   5 < / C o m p a n y A d d r e s s L i n e > + 
+                 < C o m p a n y A d d r e s s L i n e > C o m p a n y   A d d r e s s   L i n e   6 < / C o m p a n y A d d r e s s L i n e > + 
+                 < C o m p a n y A d d r e s s L i n e > C o m p a n y   A d d r e s s   L i n e   7 < / C o m p a n y A d d r e s s L i n e > + 
+                 < C o m p a n y A d d r e s s L i n e > C o m p a n y   A d d r e s s   L i n e   8 < / C o m p a n y A d d r e s s L i n e > + 
+             < / C o m p a n y A d d r e s s L i n e s > + 
+             < C o m p a n y P h o n e > C o m p a n y   P h o n e < / C o m p a n y P h o n e > + 
+             < C o m p a n y P h o n e C a p t i o n > C o m p a n y   P h o n e   C a p t i o n < / C o m p a n y P h o n e C a p t i o n > + 
+             < C o m p a n y F a x N o > C o m p a n y   F a x   N o . < / C o m p a n y F a x N o > + 
+             < C o m p a n y F a x N o C a p t i o n > C o m p a n y   F a x   N o .   C a p t i o n < / C o m p a n y F a x N o C a p t i o n > + 
+             < C o m p a n y E m a i l > C o m p a n y   E m a i l < / C o m p a n y E m a i l > + 
+             < C o m p a n y E m a i l C a p t i o n > C o m p a n y   E m a i l   C a p t i o n < / C o m p a n y E m a i l C a p t i o n > + 
+             < C o m p a n y H o m e P a g e > C o m p a n y   H o m e   P a g e < / C o m p a n y H o m e P a g e > + 
+             < C o m p a n y H o m e P a g e C a p t i o n > C o m p a n y   H o m e   P a g e   C a p t i o n < / C o m p a n y H o m e P a g e C a p t i o n > + 
+             < C o m p a n y L o g o > C o m p a n y   L o g o < / C o m p a n y L o g o > + 
+             < C o m p a n y V A T R e g i s t r a t i o n N o > C o m p a n y   V A T   R e g i s t r a t i o n   N o . < / C o m p a n y V A T R e g i s t r a t i o n N o > + 
+             < C o m p a n y V A T R e g i s t r a t i o n N o C a p t i o n > C o m p a n y   V A T   R e g i s t r a t i o n   N o .   C a p t i o n < / C o m p a n y V A T R e g i s t r a t i o n N o C a p t i o n > + 
+             < C o m p a n y R e g i s t r a t i o n N o > C o m p a n y   R e g i s t r a t i o n   N o . < / C o m p a n y R e g i s t r a t i o n N o > + 
+             < C o m p a n y R e g i s t r a t i o n N o C a p t i o n > C o m p a n y   R e g i s t r a t i o n   N o .   C a p t i o n < / C o m p a n y R e g i s t r a t i o n N o C a p t i o n > + 
+             < C o m p a n y B a n k N a m e > C o m p a n y   B a n k   N a m e < / C o m p a n y B a n k N a m e > + 
+             < C o m p a n y B a n k N a m e C a p t i o n > C o m p a n y   B a n k   N a m e   C a p t i o n < / C o m p a n y B a n k N a m e C a p t i o n > + 
+             < C o m p a n y B a n k A c c o u n t N o > C o m p a n y   B a n k   A c c o u n t   N o . < / C o m p a n y B a n k A c c o u n t N o > + 
+             < C o m p a n y B a n k A c c o u n t N o C a p t i o n > C o m p a n y   B a n k   A c c o u n t   N o .   C a p t i o n < / C o m p a n y B a n k A c c o u n t N o C a p t i o n > + 
+             < C o m p a n y B a n k B r a n c h N o > C o m p a n y   B a n k   B r a n c h   N o . < / C o m p a n y B a n k B r a n c h N o > + 
+             < C o m p a n y B a n k B r a n c h N o C a p t i o n > C o m p a n y   B a n k   B r a n c h   N o .   C a p t i o n < / C o m p a n y B a n k B r a n c h N o C a p t i o n > + 
+             < C o m p a n y I B A N > C o m p a n y   I B A N < / C o m p a n y I B A N > + 
+             < C o m p a n y I B A N C a p t i o n > C o m p a n y   I B A N   C a p t i o n < / C o m p a n y I B A N C a p t i o n > + 
+             < C o m p a n y B a n k S W I F T > C o m p a n y   B a n k   S W I F T < / C o m p a n y B a n k S W I F T > + 
+             < C o m p a n y B a n k S W I F T C a p t i o n > C o m p a n y   B a n k   S W I F T   C a p t i o n < / C o m p a n y B a n k S W I F T C a p t i o n > + 
+             < C o m p a n y G i r o N o > C o m p a n y   G i r o   N o . < / C o m p a n y G i r o N o > + 
+             < C o m p a n y G i r o N o C a p t i o n > C o m p a n y   G i r o   N o .   C a p t i o n < / C o m p a n y G i r o N o C a p t i o n > + 
+         < / C o m p a n y M e t a d a t a > + 
      < / B C R e p o r t I n f o r m a t i o n >   
      < L a b e l s > @@ -3735,59 +3895,133 @@
  
      < / L a b e l s >   
-     < T o o l t i p s / > +     < T o o l t i p s > + 
+         < T o o l t i p   c o l u m n = " N o _ I t e m "   E l e m e n t I d = " 1 5 4 7 7 6 9 6 5 4 " > + 
+             < T o o l t i p T e x t   l a n g = " e n - U S " > S p e c i f i e s   t h e   n u m b e r   o f   t h e   i t e m . < / T o o l t i p T e x t > + 
+         < / T o o l t i p > + 
+         < T o o l t i p   c o l u m n = " D e s c r i p t i o n _ I t e m "   E l e m e n t I d = " 1 5 2 9 8 3 2 4 7 3 " > + 
+             < T o o l t i p T e x t   l a n g = " e n - U S " > S p e c i f i e s   a   d e s c r i p t i o n   o f   t h e   i t e m . < / T o o l t i p T e x t > + 
+         < / T o o l t i p > + 
+         < T o o l t i p   c o l u m n = " I n v e n t o r y P o s t i n g G r o u p _ I t e m "   E l e m e n t I d = " 1 5 4 2 7 8 2 7 4 6 " > + 
+             < T o o l t i p T e x t   l a n g = " e n - U S " > S p e c i f i e s   l i n k s   b e t w e e n   b u s i n e s s   t r a n s a c t i o n s   m a d e   f o r   t h e   i t e m   a n d   a n   i n v e n t o r y   a c c o u n t   i n   t h e   g e n e r a l   l e d g e r ,   t o   g r o u p   a m o u n t s   f o r   t h a t   i t e m   t y p e . < / T o o l t i p T e x t > + 
+         < / T o o l t i p > + 
+         < T o o l t i p   c o l u m n = " A s s e m b l y B O M _ I t e m "   E l e m e n t I d = " 1 5 8 1 6 0 3 2 1 " > + 
+             < T o o l t i p T e x t   l a n g = " e n - U S " > S p e c i f i e s   i f   t h e   i t e m   i s   a n   a s s e m b l y   B O M . < / T o o l t i p T e x t > + 
+         < / T o o l t i p > + 
+         < T o o l t i p   c o l u m n = " S a l e s L i n e D o c u m e n t N o "   E l e m e n t I d = " 9 6 0 1 9 2 7 4 1 " > + 
+             < T o o l t i p T e x t   l a n g = " e n - U S " > S p e c i f i e s   t h e   d o c u m e n t   n u m b e r . < / T o o l t i p T e x t > + 
+         < / T o o l t i p > + 
+         < T o o l t i p   c o l u m n = " S a l e s H e a d e r B i l l t o N a m e "   E l e m e n t I d = " 1 8 0 9 8 4 3 8 0 3 " > + 
+             < T o o l t i p T e x t   l a n g = " e n - U S " > S p e c i f i e s   t h e   n a m e   o f   t h e   c u s t o m e r   t h a t   y o u   s e n d   o r   s e n t   t h e   i n v o i c e   o r   c r e d i t   m e m o   t o . < / T o o l t i p T e x t > + 
+         < / T o o l t i p > + 
+         < T o o l t i p   c o l u m n = " Q u a n t i t y _ S a l e s L i n e "   E l e m e n t I d = " 1 8 3 2 0 3 6 8 9 5 " > + 
+             < T o o l t i p T e x t   l a n g = " e n - U S " > S p e c i f i e s   h o w   m a n y   u n i t s   a r e   b e i n g   s o l d . < / T o o l t i p T e x t > + 
+         < / T o o l t i p > + 
+         < T o o l t i p   c o l u m n = " O u t s t a n d i n g Q t y _ S a l e s L i n e "   E l e m e n t I d = " 2 8 1 5 9 1 0 4 6 " > + 
+             < T o o l t i p T e x t   l a n g = " e n - U S " > S p e c i f i e s   h o w   m a n y   u n i t s   o n   t h e   o r d e r   l i n e   h a v e   n o t   y e t   b e e n   s h i p p e d . < / T o o l t i p T e x t > + 
+         < / T o o l t i p > + 
+         < T o o l t i p   c o l u m n = " S a l e s L i n e U n i t P r i c e "   E l e m e n t I d = " 6 6 0 6 7 3 6 2 4 " > + 
+             < T o o l t i p T e x t   l a n g = " e n - U S " > S p e c i f i e s   t h e   p r i c e   f o r   o n e   u n i t   o n   t h e   s a l e s   l i n e . < / T o o l t i p T e x t > + 
+         < / T o o l t i p > + 
+         < T o o l t i p   c o l u m n = " S a l e s L i n e L i n e D i s c o u n t "   E l e m e n t I d = " 6 9 9 3 2 0 0 8 0 " > + 
+             < T o o l t i p T e x t   l a n g = " e n - U S " > S p e c i f i e s   t h e   d i s c o u n t   p e r c e n t a g e   t h a t   i s   g r a n t e d   f o r   t h e   i t e m   o n   t h e   l i n e . < / T o o l t i p T e x t > + 
+         < / T o o l t i p > + 
+         < T o o l t i p   c o l u m n = " I n v D i s c o u n t A m t _ S a l e s L i n e "   E l e m e n t I d = " 1 0 8 4 5 3 8 1 6 0 " > + 
+             < T o o l t i p T e x t   l a n g = " e n - U S " > S p e c i f i e s   t h e   i n v o i c e   d i s c o u n t   a m o u n t   f o r   t h e   l i n e . < / T o o l t i p T e x t > + 
+         < / T o o l t i p > + 
+         < T o o l t i p   c o l u m n = " S a l e s L i n e D e s c r i p t i o n "   E l e m e n t I d = " 7 8 7 3 4 2 2 0 3 " > + 
+             < T o o l t i p T e x t   l a n g = " e n - U S " > S p e c i f i e s   a   d e s c r i p t i o n   o f   t h e   e n t r y   o f   t h e   p r o d u c t   t o   b e   s o l d .   T o   a d d   a   n o n - t r a n s a c t i o n a l   t e x t   l i n e ,   f i l l   i n   t h e   D e s c r i p t i o n   f i e l d   o n l y . < / T o o l t i p T e x t > + 
+         < / T o o l t i p > + 
+     < / T o o l t i p s >   
      < I t e m   E l e m e n t T y p e = " D a t a I t e m "   E l e m e n t I d = " 1 1 2 8 8 3 0 2 4 8 " >   
          < A s s e m b l y B O M _ I t e m   E l e m e n t T y p e = " C o l u m n "   E l e m e n t I d = " 1 5 8 1 6 0 3 2 1 "   D a t a T y p e = " B o o l e a n " > A s s e m b l y B O M _ I t e m < / A s s e m b l y B O M _ I t e m >   
-         < B a c k O r d e r Q t y C a p t i o n   E l e m e n t T y p e = " C o l u m n "   E l e m e n t I d = " 7 6 5 1 5 4 2 3 0 "   D a t a T y p e = " T e x t C o n s t " > B a c k O r d e r Q t y C a p t i o n < / B a c k O r d e r Q t y C a p t i o n > - 
-         < B i n F i l t e r _ I t e m   E l e m e n t T y p e = " C o l u m n "   E l e m e n t I d = " 1 3 0 7 8 3 3 3 3 8 "   D a t a T y p e = " C o d e " > B i n F i l t e r _ I t e m < / B i n F i l t e r _ I t e m > - 
-         < C o m p a n y N a m e   E l e m e n t T y p e = " C o l u m n "   E l e m e n t I d = " 1 5 9 5 4 7 7 3 9 5 "   D a t a T y p e = " S t r i n g " > C o m p a n y N a m e < / C o m p a n y N a m e > - 
-         < C u r r R e p o r t P a g e N o C a p t i o n   E l e m e n t T y p e = " C o l u m n "   E l e m e n t I d = " 2 0 2 2 2 2 5 3 5 1 "   D a t a T y p e = " T e x t C o n s t " > C u r r R e p o r t P a g e N o C a p t i o n < / C u r r R e p o r t P a g e N o C a p t i o n > +         < B a c k O r d e r Q t y C a p t i o n   E l e m e n t T y p e = " C o l u m n "   E l e m e n t I d = " 7 6 5 1 5 4 2 3 0 "   D a t a T y p e = " L a b e l "   O b s o l e t e S t a t e = " P e n d i n g " > B a c k O r d e r Q t y C a p t i o n < / B a c k O r d e r Q t y C a p t i o n > + 
+         < B i n F i l t e r _ I t e m   E l e m e n t T y p e = " C o l u m n "   E l e m e n t I d = " 1 3 0 7 8 3 3 3 3 8 "   D a t a T y p e = " C o d e "   O b s o l e t e S t a t e = " P e n d i n g " > B i n F i l t e r _ I t e m < / B i n F i l t e r _ I t e m > + 
+         < C o m p a n y N a m e   E l e m e n t T y p e = " C o l u m n "   E l e m e n t I d = " 1 5 9 5 4 7 7 3 9 5 "   D a t a T y p e = " S t r i n g "   O b s o l e t e S t a t e = " P e n d i n g " > C o m p a n y N a m e < / C o m p a n y N a m e > + 
+         < C u r r R e p o r t P a g e N o C a p t i o n   E l e m e n t T y p e = " C o l u m n "   E l e m e n t I d = " 2 0 2 2 2 2 5 3 5 1 "   D a t a T y p e = " L a b e l "   O b s o l e t e S t a t e = " P e n d i n g " > C u r r R e p o r t P a g e N o C a p t i o n < / C u r r R e p o r t P a g e N o C a p t i o n >   
          < D e s c r i p t i o n _ I t e m   E l e m e n t T y p e = " C o l u m n "   E l e m e n t I d = " 1 5 2 9 8 3 2 4 7 3 "   D a t a T y p e = " T e x t " > D e s c r i p t i o n _ I t e m < / D e s c r i p t i o n _ I t e m >   
-         < G l o b a l D i m 1 F i l t e r _ I t e m   E l e m e n t T y p e = " C o l u m n "   E l e m e n t I d = " 8 2 6 3 5 2 8 3 7 "   D a t a T y p e = " C o d e " > G l o b a l D i m 1 F i l t e r _ I t e m < / G l o b a l D i m 1 F i l t e r _ I t e m > - 
-         < G l o b a l D i m 2 F i l t e r _ I t e m   E l e m e n t T y p e = " C o l u m n "   E l e m e n t I d = " 1 4 9 2 3 7 1 7 5 0 "   D a t a T y p e = " C o d e " > G l o b a l D i m 2 F i l t e r _ I t e m < / G l o b a l D i m 2 F i l t e r _ I t e m > +         < G l o b a l D i m 1 F i l t e r _ I t e m   E l e m e n t T y p e = " C o l u m n "   E l e m e n t I d = " 8 2 6 3 5 2 8 3 7 "   D a t a T y p e = " C o d e "   O b s o l e t e S t a t e = " P e n d i n g " > G l o b a l D i m 1 F i l t e r _ I t e m < / G l o b a l D i m 1 F i l t e r _ I t e m > + 
+         < G l o b a l D i m 2 F i l t e r _ I t e m   E l e m e n t T y p e = " C o l u m n "   E l e m e n t I d = " 1 4 9 2 3 7 1 7 5 0 "   D a t a T y p e = " C o d e "   O b s o l e t e S t a t e = " P e n d i n g " > G l o b a l D i m 2 F i l t e r _ I t e m < / G l o b a l D i m 2 F i l t e r _ I t e m >   
          < I n v e n t o r y P o s t i n g G r o u p _ I t e m   E l e m e n t T y p e = " C o l u m n "   E l e m e n t I d = " 1 5 4 2 7 8 2 7 4 6 "   D a t a T y p e = " C o d e " > I n v e n t o r y P o s t i n g G r o u p _ I t e m < / I n v e n t o r y P o s t i n g G r o u p _ I t e m >   
-         < I n v n t r y O r d e r D e t a i l C a p t   E l e m e n t T y p e = " C o l u m n "   E l e m e n t I d = " 9 0 9 4 5 4 5 7 2 "   D a t a T y p e = " T e x t C o n s t " > I n v n t r y O r d e r D e t a i l C a p t < / I n v n t r y O r d e r D e t a i l C a p t > +         < I n v n t r y O r d e r D e t a i l C a p t   E l e m e n t T y p e = " C o l u m n "   E l e m e n t I d = " 9 0 9 4 5 4 5 7 2 "   D a t a T y p e = " L a b e l "   O b s o l e t e S t a t e = " P e n d i n g " > I n v n t r y O r d e r D e t a i l C a p t < / I n v n t r y O r d e r D e t a i l C a p t >   
          < I t e m F i l t e r   E l e m e n t T y p e = " C o l u m n "   E l e m e n t I d = " 5 9 3 7 9 7 3 7 6 "   D a t a T y p e = " T e x t " > I t e m F i l t e r < / I t e m F i l t e r >   
          < I t e m T a b l e C a p t I t e m F i l t e r   E l e m e n t T y p e = " C o l u m n "   E l e m e n t I d = " 2 1 6 8 8 1 9 4 1 "   D a t a T y p e = " T e x t " > I t e m T a b l e C a p t I t e m F i l t e r < / I t e m T a b l e C a p t I t e m F i l t e r >   
-         < L o c a t i o n F i l t e r _ I t e m   E l e m e n t T y p e = " C o l u m n "   E l e m e n t I d = " 5 8 9 4 7 3 7 5 8 "   D a t a T y p e = " C o d e " > L o c a t i o n F i l t e r _ I t e m < / L o c a t i o n F i l t e r _ I t e m > +         < L o c a t i o n F i l t e r _ I t e m   E l e m e n t T y p e = " C o l u m n "   E l e m e n t I d = " 5 8 9 4 7 3 7 5 8 "   D a t a T y p e = " C o d e "   O b s o l e t e S t a t e = " P e n d i n g " > L o c a t i o n F i l t e r _ I t e m < / L o c a t i o n F i l t e r _ I t e m >   
          < N o _ I t e m   E l e m e n t T y p e = " C o l u m n "   E l e m e n t I d = " 1 5 4 7 7 6 9 6 5 4 "   D a t a T y p e = " C o d e " > N o _ I t e m < / N o _ I t e m >   
          < O u t s t a n d i n g A m t _ S a l e s L i n e   E l e m e n t T y p e = " C o l u m n "   E l e m e n t I d = " 1 7 0 1 0 1 2 6 1 8 "   D a t a T y p e = " D e c i m a l " > O u t s t a n d i n g A m t _ S a l e s L i n e < / O u t s t a n d i n g A m t _ S a l e s L i n e >   
-         < S a l e s H e a d e r B i l l t o N a m e C a p t   E l e m e n t T y p e = " C o l u m n "   E l e m e n t I d = " 2 8 3 4 2 2 9 9 "   D a t a T y p e = " T e x t C o n s t " > S a l e s H e a d e r B i l l t o N a m e C a p t < / S a l e s H e a d e r B i l l t o N a m e C a p t > +         < S a l e s H e a d e r B i l l t o N a m e C a p t   E l e m e n t T y p e = " C o l u m n "   E l e m e n t I d = " 2 8 3 4 2 2 9 9 "   D a t a T y p e = " L a b e l "   O b s o l e t e S t a t e = " P e n d i n g " > S a l e s H e a d e r B i l l t o N a m e C a p t < / S a l e s H e a d e r B i l l t o N a m e C a p t >   
          < S a l e s L i n e F i l t e r   E l e m e n t T y p e = " C o l u m n "   E l e m e n t I d = " 1 0 6 5 6 4 1 2 6 7 "   D a t a T y p e = " T e x t " > S a l e s L i n e F i l t e r < / S a l e s L i n e F i l t e r >   
-         < S a l e s L i n e I n v D i s c A m t C a p t   E l e m e n t T y p e = " C o l u m n "   E l e m e n t I d = " 9 1 6 7 7 3 1 0 3 "   D a t a T y p e = " T e x t C o n s t " > S a l e s L i n e I n v D i s c A m t C a p t < / S a l e s L i n e I n v D i s c A m t C a p t > - 
-         < S a l e s L i n e L i n e D i s c C a p t i o n   E l e m e n t T y p e = " C o l u m n "   E l e m e n t I d = " 1 7 0 1 2 3 1 8 8 2 "   D a t a T y p e = " T e x t C o n s t " > S a l e s L i n e L i n e D i s c C a p t i o n < / S a l e s L i n e L i n e D i s c C a p t i o n > - 
-         < S a l e s L i n e O u t s t n g A m t C a p t   E l e m e n t T y p e = " C o l u m n "   E l e m e n t I d = " 1 3 1 5 7 1 8 6 9 3 "   D a t a T y p e = " T e x t C o n s t " > S a l e s L i n e O u t s t n g A m t C a p t < / S a l e s L i n e O u t s t n g A m t C a p t > - 
-         < S a l e s L i n e S h i p D a t e C a p t i o n   E l e m e n t T y p e = " C o l u m n "   E l e m e n t I d = " 1 1 1 6 8 3 5 7 4 9 "   D a t a T y p e = " T e x t C o n s t " > S a l e s L i n e S h i p D a t e C a p t i o n < / S a l e s L i n e S h i p D a t e C a p t i o n > +         < S a l e s L i n e I n v D i s c A m t C a p t   E l e m e n t T y p e = " C o l u m n "   E l e m e n t I d = " 9 1 6 7 7 3 1 0 3 "   D a t a T y p e = " L a b e l "   O b s o l e t e S t a t e = " P e n d i n g " > S a l e s L i n e I n v D i s c A m t C a p t < / S a l e s L i n e I n v D i s c A m t C a p t > + 
+         < S a l e s L i n e L i n e D i s c C a p t i o n   E l e m e n t T y p e = " C o l u m n "   E l e m e n t I d = " 1 7 0 1 2 3 1 8 8 2 "   D a t a T y p e = " L a b e l "   O b s o l e t e S t a t e = " P e n d i n g " > S a l e s L i n e L i n e D i s c C a p t i o n < / S a l e s L i n e L i n e D i s c C a p t i o n > + 
+         < S a l e s L i n e O u t s t n g A m t C a p t   E l e m e n t T y p e = " C o l u m n "   E l e m e n t I d = " 1 3 1 5 7 1 8 6 9 3 "   D a t a T y p e = " L a b e l "   O b s o l e t e S t a t e = " P e n d i n g " > S a l e s L i n e O u t s t n g A m t C a p t < / S a l e s L i n e O u t s t n g A m t C a p t > + 
+         < S a l e s L i n e S h i p D a t e C a p t i o n   E l e m e n t T y p e = " C o l u m n "   E l e m e n t I d = " 1 1 1 6 8 3 5 7 4 9 "   D a t a T y p e = " L a b e l "   O b s o l e t e S t a t e = " P e n d i n g " > S a l e s L i n e S h i p D a t e C a p t i o n < / S a l e s L i n e S h i p D a t e C a p t i o n >   
          < S t r S b S t N o S a l O d r L n S a l L n F l t   E l e m e n t T y p e = " C o l u m n "   E l e m e n t I d = " 2 0 2 7 5 5 7 1 8 4 "   D a t a T y p e = " T e x t " > S t r S b S t N o S a l O d r L n S a l L n F l t < / S t r S b S t N o S a l O d r L n S a l L n F l t >   
-         < T o t a l C a p t i o n   E l e m e n t T y p e = " C o l u m n "   E l e m e n t I d = " 7 0 7 1 0 2 6 9 5 "   D a t a T y p e = " T e x t C o n s t " > T o t a l C a p t i o n < / T o t a l C a p t i o n > - 
-         < V a r i a n t F i l t e r _ I t e m   E l e m e n t T y p e = " C o l u m n "   E l e m e n t I d = " 9 4 9 9 4 3 6 4 8 "   D a t a T y p e = " C o d e " > V a r i a n t F i l t e r _ I t e m < / V a r i a n t F i l t e r _ I t e m > - 
-         < S a l e s _ L i n e   E l e m e n t T y p e = " D a t a I t e m "   E l e m e n t I d = " 4 2 6 9 4 3 3 6 3 " > +         < T o t a l C a p t i o n   E l e m e n t T y p e = " C o l u m n "   E l e m e n t I d = " 7 0 7 1 0 2 6 9 5 "   D a t a T y p e = " L a b e l "   O b s o l e t e S t a t e = " P e n d i n g " > T o t a l C a p t i o n < / T o t a l C a p t i o n > + 
+         < V a r i a n t F i l t e r _ I t e m   E l e m e n t T y p e = " C o l u m n "   E l e m e n t I d = " 9 4 9 9 4 3 6 4 8 "   D a t a T y p e = " C o d e "   O b s o l e t e S t a t e = " P e n d i n g " > V a r i a n t F i l t e r _ I t e m < / V a r i a n t F i l t e r _ I t e m > + 
+         < S a l e s _ L i n e   E l e m e n t T y p e = " D a t a I t e m "   E l e m e n t I d = " 1 8 9 4 4 4 2 7 6 4 " >   
              < B a c k O r d e r Q t y   E l e m e n t T y p e = " C o l u m n "   E l e m e n t I d = " 7 1 9 7 4 8 8 0 4 "   D a t a T y p e = " D e c i m a l " > B a c k O r d e r Q t y < / B a c k O r d e r Q t y >   

--- a/src/Layers/W1/BaseApp/Inventory/Reports/InventoryOrderDetailsBody.docx
+++ b/src/Layers/W1/BaseApp/Inventory/Reports/InventoryOrderDetailsBody.docx
@@ -3408,6 +3408,8 @@
  
              < R e p o r t N a m e > R e p o r t   N a m e < / R e p o r t N a m e >   
+             < R e p o r t C a p t i o n > R e p o r t   C a p t i o n < / R e p o r t C a p t i o n > + 
              < A b o u t T h i s R e p o r t T i t l e > A b o u t   T h i s   R e p o r t   T i t l e < / A b o u t T h i s R e p o r t T i t l e >   
              < A b o u t T h i s R e p o r t T e x t > A b o u t   T h i s   R e p o r t   T e x t < / A b o u t T h i s R e p o r t T e x t > @@ -3462,21 +3464,21 @@
  
              < C o m p a n y A d d r e s s L i n e s >   
-                 < C o m p a n y A d d r e s s L i n e > C o m p a n y   A d d r e s s   L i n e   1 < / C o m p a n y A d d r e s s L i n e > - 
-                 < C o m p a n y A d d r e s s L i n e > C o m p a n y   A d d r e s s   L i n e   2 < / C o m p a n y A d d r e s s L i n e > - 
-                 < C o m p a n y A d d r e s s L i n e > C o m p a n y   A d d r e s s   L i n e   3 < / C o m p a n y A d d r e s s L i n e > - 
-                 < C o m p a n y A d d r e s s L i n e > C o m p a n y   A d d r e s s   L i n e   4 < / C o m p a n y A d d r e s s L i n e > - 
-                 < C o m p a n y A d d r e s s L i n e > C o m p a n y   A d d r e s s   L i n e   5 < / C o m p a n y A d d r e s s L i n e > - 
-                 < C o m p a n y A d d r e s s L i n e > C o m p a n y   A d d r e s s   L i n e   6 < / C o m p a n y A d d r e s s L i n e > - 
-                 < C o m p a n y A d d r e s s L i n e > C o m p a n y   A d d r e s s   L i n e   7 < / C o m p a n y A d d r e s s L i n e > - 
-                 < C o m p a n y A d d r e s s L i n e > C o m p a n y   A d d r e s s   L i n e   8 < / C o m p a n y A d d r e s s L i n e > +                 < C o m p a n y A d d r e s s L i n e 1 > C o m p a n y   A d d r e s s   L i n e   1 < / C o m p a n y A d d r e s s L i n e 1 > + 
+                 < C o m p a n y A d d r e s s L i n e 2 > C o m p a n y   A d d r e s s   L i n e   2 < / C o m p a n y A d d r e s s L i n e 2 > + 
+                 < C o m p a n y A d d r e s s L i n e 3 > C o m p a n y   A d d r e s s   L i n e   3 < / C o m p a n y A d d r e s s L i n e 3 > + 
+                 < C o m p a n y A d d r e s s L i n e 4 > C o m p a n y   A d d r e s s   L i n e   4 < / C o m p a n y A d d r e s s L i n e 4 > + 
+                 < C o m p a n y A d d r e s s L i n e 5 > C o m p a n y   A d d r e s s   L i n e   5 < / C o m p a n y A d d r e s s L i n e 5 > + 
+                 < C o m p a n y A d d r e s s L i n e 6 > C o m p a n y   A d d r e s s   L i n e   6 < / C o m p a n y A d d r e s s L i n e 6 > + 
+                 < C o m p a n y A d d r e s s L i n e 7 > C o m p a n y   A d d r e s s   L i n e   7 < / C o m p a n y A d d r e s s L i n e 7 > + 
+                 < C o m p a n y A d d r e s s L i n e 8 > C o m p a n y   A d d r e s s   L i n e   8 < / C o m p a n y A d d r e s s L i n e 8 >   
              < / C o m p a n y A d d r e s s L i n e s >   
@@ -3711,6 +3713,8 @@
  
              < R e p o r t N a m e > R e p o r t   N a m e < / R e p o r t N a m e >   
+             < R e p o r t C a p t i o n > R e p o r t   C a p t i o n < / R e p o r t C a p t i o n > + 
              < A b o u t T h i s R e p o r t T i t l e > A b o u t   T h i s   R e p o r t   T i t l e < / A b o u t T h i s R e p o r t T i t l e >   
              < A b o u t T h i s R e p o r t T e x t > A b o u t   T h i s   R e p o r t   T e x t < / A b o u t T h i s R e p o r t T e x t > @@ -3765,21 +3769,21 @@
  
              < C o m p a n y A d d r e s s L i n e s >   
-                 < C o m p a n y A d d r e s s L i n e > C o m p a n y   A d d r e s s   L i n e   1 < / C o m p a n y A d d r e s s L i n e > - 
-                 < C o m p a n y A d d r e s s L i n e > C o m p a n y   A d d r e s s   L i n e   2 < / C o m p a n y A d d r e s s L i n e > - 
-                 < C o m p a n y A d d r e s s L i n e > C o m p a n y   A d d r e s s   L i n e   3 < / C o m p a n y A d d r e s s L i n e > - 
-                 < C o m p a n y A d d r e s s L i n e > C o m p a n y   A d d r e s s   L i n e   4 < / C o m p a n y A d d r e s s L i n e > - 
-                 < C o m p a n y A d d r e s s L i n e > C o m p a n y   A d d r e s s   L i n e   5 < / C o m p a n y A d d r e s s L i n e > - 
-                 < C o m p a n y A d d r e s s L i n e > C o m p a n y   A d d r e s s   L i n e   6 < / C o m p a n y A d d r e s s L i n e > - 
-                 < C o m p a n y A d d r e s s L i n e > C o m p a n y   A d d r e s s   L i n e   7 < / C o m p a n y A d d r e s s L i n e > - 
-                 < C o m p a n y A d d r e s s L i n e > C o m p a n y   A d d r e s s   L i n e   8 < / C o m p a n y A d d r e s s L i n e > +                 < C o m p a n y A d d r e s s L i n e 1 > C o m p a n y   A d d r e s s   L i n e   1 < / C o m p a n y A d d r e s s L i n e 1 > + 
+                 < C o m p a n y A d d r e s s L i n e 2 > C o m p a n y   A d d r e s s   L i n e   2 < / C o m p a n y A d d r e s s L i n e 2 > + 
+                 < C o m p a n y A d d r e s s L i n e 3 > C o m p a n y   A d d r e s s   L i n e   3 < / C o m p a n y A d d r e s s L i n e 3 > + 
+                 < C o m p a n y A d d r e s s L i n e 4 > C o m p a n y   A d d r e s s   L i n e   4 < / C o m p a n y A d d r e s s L i n e 4 > + 
+                 < C o m p a n y A d d r e s s L i n e 5 > C o m p a n y   A d d r e s s   L i n e   5 < / C o m p a n y A d d r e s s L i n e 5 > + 
+                 < C o m p a n y A d d r e s s L i n e 6 > C o m p a n y   A d d r e s s   L i n e   6 < / C o m p a n y A d d r e s s L i n e 6 > + 
+                 < C o m p a n y A d d r e s s L i n e 7 > C o m p a n y   A d d r e s s   L i n e   7 < / C o m p a n y A d d r e s s L i n e 7 > + 
+                 < C o m p a n y A d d r e s s L i n e 8 > C o m p a n y   A d d r e s s   L i n e   8 < / C o m p a n y A d d r e s s L i n e 8 >   
              < / C o m p a n y A d d r e s s L i n e s >   

--- a/src/Layers/W1/BaseApp/Inventory/Reports/InventoryOrderDetailsBody.docx
+++ b/src/Layers/W1/BaseApp/Inventory/Reports/InventoryOrderDetailsBody.docx
@@ -4,19 +4,23 @@
   <w:body>
     <w:tbl>
       <w:tblPr>
-        <w:tblStyle w:val="BCBlockTable"/>
-        <w:tblW w:w="5000" w:type="pct"/>
-        <w:tblLook w:val="0620" w:firstRow="1" w:lastRow="0" w:firstColumn="0" w:lastColumn="0" w:noHBand="1" w:noVBand="1"/>
-        <w:tblCaption w:val="Table 1"/>
-        <w:tblDescription w:val="Layout table. Used for positioning, not for tabular data."/>
+        <w:tblStyle w:val="TableGridLight"/>
+        <w:tblW w:w="0" w:type="auto"/>
+        <w:tblBorders>
+          <w:top w:val="none" w:sz="0" w:space="0" w:color="auto"/>
+          <w:left w:val="none" w:sz="0" w:space="0" w:color="auto"/>
+          <w:bottom w:val="none" w:sz="0" w:space="0" w:color="auto"/>
+          <w:right w:val="none" w:sz="0" w:space="0" w:color="auto"/>
+          <w:insideH w:val="none" w:sz="0" w:space="0" w:color="auto"/>
+          <w:insideV w:val="none" w:sz="0" w:space="0" w:color="auto"/>
+        </w:tblBorders>
+        <w:tblLook w:val="04A0" w:firstRow="1" w:lastRow="0" w:firstColumn="1" w:lastColumn="0" w:noHBand="0" w:noVBand="1"/>
       </w:tblPr>
       <w:tblGrid>
         <w:gridCol w:w="15686"/>
       </w:tblGrid>
       <w:tr>
         <w:trPr>
-          <w:cnfStyle w:val="100000000000" w:firstRow="1" w:lastRow="0" w:firstColumn="0" w:lastColumn="0" w:oddVBand="0" w:evenVBand="0" w:oddHBand="0" w:evenHBand="0" w:firstRowFirstColumn="0" w:firstRowLastColumn="0" w:lastRowFirstColumn="0" w:lastRowLastColumn="0"/>
-          <w:cantSplit/>
           <w:trHeight w:val="389"/>
         </w:trPr>
         <w:sdt>
@@ -27,23 +31,25 @@
             <w:placeholder>
               <w:docPart w:val="DefaultPlaceholder_-1854013440"/>
             </w:placeholder>
-            <w:dataBinding w:prefixMappings="xmlns:ns0='urn:microsoft-dynamics-nav/reports/Inventory_Order_Details/708/'" w:xpath="/ns0:NavWordReportXmlPart[1]/ns0:Item[1]/ns0:ItemTableCaptItemFilter[1]" w:storeItemID="{00000000-0000-0000-0000-000000000000}"/>
+            <w:dataBinding w:prefixMappings="&lt;xmlns:ns0='urn:microsoft-dynamics-nav/reports/Inventory_Order_Details/708/' " w:xpath="/ns0:NavWordReportXmlPart[1]/ns0:Item[1]/ns0:ItemTableCaptItemFilter[1]" w:storeItemID="{00000000-0000-0000-0000-000000000000}"/>
             <w15:color w:val="808080"/>
             <w:text/>
           </w:sdtPr>
+          <w:sdtEndPr/>
           <w:sdtContent>
             <w:tc>
               <w:tcPr>
-                <w:tcW w:w="5000" w:type="pct"/>
+                <w:tcW w:w="15686" w:type="dxa"/>
               </w:tcPr>
               <w:p>
                 <w:pPr>
-                  <w:pStyle w:val="NoSpacing"/>
                   <w:spacing w:line="276" w:lineRule="auto"/>
                 </w:pPr>
+                <w:proofErr w:type="spellStart"/>
                 <w:r>
                   <w:t>ItemTableCaptItemFilter</w:t>
                 </w:r>
+                <w:proofErr w:type="spellEnd"/>
               </w:p>
             </w:tc>
           </w:sdtContent>
@@ -51,7 +57,6 @@
       </w:tr>
       <w:tr>
         <w:trPr>
-          <w:cantSplit/>
           <w:trHeight w:val="389"/>
         </w:trPr>
         <w:sdt>
@@ -62,50 +67,67 @@
             <w:placeholder>
               <w:docPart w:val="DefaultPlaceholder_-1854013440"/>
             </w:placeholder>
-            <w:dataBinding w:prefixMappings="xmlns:ns0='urn:microsoft-dynamics-nav/reports/Inventory_Order_Details/708/'" w:xpath="/ns0:NavWordReportXmlPart[1]/ns0:Item[1]/ns0:StrSbStNoSalOdrLnSalLnFlt[1]" w:storeItemID="{00000000-0000-0000-0000-000000000000}"/>
+            <w:dataBinding w:prefixMappings="&lt;xmlns:ns0='urn:microsoft-dynamics-nav/reports/Inventory_Order_Details/708/' " w:xpath="/ns0:NavWordReportXmlPart[1]/ns0:Item[1]/ns0:StrSbStNoSalOdrLnSalLnFlt[1]" w:storeItemID="{00000000-0000-0000-0000-000000000000}"/>
             <w15:color w:val="808080"/>
             <w:text/>
           </w:sdtPr>
+          <w:sdtEndPr/>
           <w:sdtContent>
             <w:tc>
               <w:tcPr>
-                <w:tcW w:w="5000" w:type="pct"/>
+                <w:tcW w:w="15686" w:type="dxa"/>
               </w:tcPr>
               <w:p>
                 <w:pPr>
-                  <w:pStyle w:val="NoSpacing"/>
                   <w:spacing w:line="276" w:lineRule="auto"/>
                 </w:pPr>
+                <w:proofErr w:type="spellStart"/>
                 <w:r>
                   <w:t>StrSbStNoSalOdrLnSalLnFlt</w:t>
                 </w:r>
+                <w:proofErr w:type="spellEnd"/>
               </w:p>
             </w:tc>
           </w:sdtContent>
         </w:sdt>
       </w:tr>
     </w:tbl>
-    <w:p/>
+    <w:p>
+      <w:pPr>
+        <w:rPr>
+          <w:sz w:val="22"/>
+          <w:szCs w:val="22"/>
+        </w:rPr>
+      </w:pPr>
+    </w:p>
     <w:tbl>
       <w:tblPr>
-        <w:tblStyle w:val="BCDataTable"/>
+        <w:tblStyle w:val="PlainTable1"/>
         <w:tblpPr w:leftFromText="180" w:rightFromText="180" w:vertAnchor="text" w:tblpY="1"/>
-        <w:tblW w:w="5000" w:type="pct"/>
-        <w:tblLook w:val="0420" w:firstRow="1" w:lastRow="0" w:firstColumn="0" w:lastColumn="0" w:noHBand="0" w:noVBand="1"/>
-        <w:tblCaption w:val="Table 2"/>
-        <w:tblDescription w:val="Document lines. Column headers in the first row."/>
+        <w:tblOverlap w:val="never"/>
+        <w:tblW w:w="15598" w:type="dxa"/>
+        <w:tblBorders>
+          <w:top w:val="none" w:sz="0" w:space="0" w:color="auto"/>
+          <w:left w:val="none" w:sz="0" w:space="0" w:color="auto"/>
+          <w:bottom w:val="none" w:sz="0" w:space="0" w:color="auto"/>
+          <w:right w:val="none" w:sz="0" w:space="0" w:color="auto"/>
+          <w:insideH w:val="none" w:sz="0" w:space="0" w:color="auto"/>
+          <w:insideV w:val="none" w:sz="0" w:space="0" w:color="auto"/>
+        </w:tblBorders>
+        <w:tblLayout w:type="fixed"/>
+        <w:tblLook w:val="04A0" w:firstRow="1" w:lastRow="0" w:firstColumn="1" w:lastColumn="0" w:noHBand="0" w:noVBand="1"/>
       </w:tblPr>
       <w:tblGrid>
-        <w:gridCol w:w="1593"/>
-        <w:gridCol w:w="1631"/>
-        <w:gridCol w:w="1407"/>
-        <w:gridCol w:w="1424"/>
-        <w:gridCol w:w="1740"/>
-        <w:gridCol w:w="1328"/>
-        <w:gridCol w:w="1405"/>
-        <w:gridCol w:w="1579"/>
-        <w:gridCol w:w="1755"/>
-        <w:gridCol w:w="1824"/>
+        <w:gridCol w:w="1299"/>
+        <w:gridCol w:w="2381"/>
+        <w:gridCol w:w="1534"/>
+        <w:gridCol w:w="1242"/>
+        <w:gridCol w:w="1534"/>
+        <w:gridCol w:w="1358"/>
+        <w:gridCol w:w="2015"/>
+        <w:gridCol w:w="1183"/>
+        <w:gridCol w:w="1285"/>
+        <w:gridCol w:w="1767"/>
       </w:tblGrid>
       <w:tr>
         <w:trPr>
@@ -114,285 +136,543 @@
         </w:trPr>
         <w:sdt>
           <w:sdtPr>
+            <w:rPr>
+              <w:rFonts w:ascii="Segoe UI Semibold" w:hAnsi="Segoe UI Semibold" w:cs="Segoe UI Semibold"/>
+              <w:sz w:val="22"/>
+              <w:szCs w:val="22"/>
+            </w:rPr>
             <w:alias w:val="#Nav: /Labels/SalesLineDocumentNoCaption"/>
             <w:tag w:val="#Nav: Inventory_Order_Details/708"/>
             <w:id w:val="-990016041"/>
             <w:placeholder>
               <w:docPart w:val="287F6670946D4995A8975B157FC01101"/>
             </w:placeholder>
-            <w:dataBinding w:prefixMappings="xmlns:ns0='urn:microsoft-dynamics-nav/reports/Inventory_Order_Details/708/'" w:xpath="/ns0:NavWordReportXmlPart[1]/ns0:Labels[1]/ns0:SalesLineDocumentNoCaption[1]" w:storeItemID="{BD0AD12E-8658-489D-9919-DB6A9B0BB85F}"/>
+            <w:dataBinding w:prefixMappings="&lt;xmlns:ns0='urn:microsoft-dynamics-nav/reports/Inventory_Order_Details/708/' " w:xpath="/ns0:NavWordReportXmlPart[1]/ns0:Labels[1]/ns0:SalesLineDocumentNoCaption[1]" w:storeItemID="{BD0AD12E-8658-489D-9919-DB6A9B0BB85F}"/>
             <w:text/>
           </w:sdtPr>
+          <w:sdtEndPr/>
           <w:sdtContent>
             <w:tc>
               <w:tcPr>
-                <w:tcW w:w="508" w:type="pct"/>
+                <w:cnfStyle w:val="001000000000" w:firstRow="0" w:lastRow="0" w:firstColumn="1" w:lastColumn="0" w:oddVBand="0" w:evenVBand="0" w:oddHBand="0" w:evenHBand="0" w:firstRowFirstColumn="0" w:firstRowLastColumn="0" w:lastRowFirstColumn="0" w:lastRowLastColumn="0"/>
+                <w:tcW w:w="1299" w:type="dxa"/>
+                <w:tcBorders>
+                  <w:bottom w:val="single" w:sz="4" w:space="0" w:color="000000"/>
+                </w:tcBorders>
               </w:tcPr>
               <w:p>
                 <w:pPr>
-                  <w:pStyle w:val="BCLabel"/>
-                  <w:spacing w:after="80"/>
+                  <w:pStyle w:val="Heading2"/>
+                  <w:spacing w:before="160" w:after="80"/>
+                  <w:rPr>
+                    <w:rFonts w:ascii="Segoe UI Semibold" w:hAnsi="Segoe UI Semibold" w:cs="Segoe UI Semibold"/>
+                    <w:b w:val="0"/>
+                    <w:bCs w:val="0"/>
+                    <w:sz w:val="22"/>
+                    <w:szCs w:val="22"/>
+                  </w:rPr>
                 </w:pPr>
+                <w:proofErr w:type="spellStart"/>
                 <w:r>
+                  <w:rPr>
+                    <w:rFonts w:ascii="Segoe UI Semibold" w:hAnsi="Segoe UI Semibold" w:cs="Segoe UI Semibold"/>
+                    <w:b w:val="0"/>
+                    <w:bCs w:val="0"/>
+                    <w:sz w:val="22"/>
+                    <w:szCs w:val="22"/>
+                  </w:rPr>
                   <w:t>SalesLineDocumentNoCaption</w:t>
                 </w:r>
+                <w:proofErr w:type="spellEnd"/>
               </w:p>
             </w:tc>
           </w:sdtContent>
         </w:sdt>
         <w:sdt>
           <w:sdtPr>
+            <w:rPr>
+              <w:rFonts w:ascii="Segoe UI Semibold" w:hAnsi="Segoe UI Semibold" w:cs="Segoe UI Semibold"/>
+              <w:sz w:val="22"/>
+              <w:szCs w:val="22"/>
+            </w:rPr>
             <w:alias w:val="#Nav: /Labels/SalesHeaderBilltoNameCaption"/>
             <w:tag w:val="#Nav: Inventory_Order_Details/708"/>
             <w:id w:val="-548448623"/>
             <w:placeholder>
               <w:docPart w:val="287F6670946D4995A8975B157FC01101"/>
             </w:placeholder>
-            <w:dataBinding w:prefixMappings="xmlns:ns0='urn:microsoft-dynamics-nav/reports/Inventory_Order_Details/708/'" w:xpath="/ns0:NavWordReportXmlPart[1]/ns0:Labels[1]/ns0:SalesHeaderBilltoNameCaption[1]" w:storeItemID="{BD0AD12E-8658-489D-9919-DB6A9B0BB85F}"/>
+            <w:dataBinding w:prefixMappings="&lt;xmlns:ns0='urn:microsoft-dynamics-nav/reports/Inventory_Order_Details/708/' " w:xpath="/ns0:NavWordReportXmlPart[1]/ns0:Labels[1]/ns0:SalesHeaderBilltoNameCaption[1]" w:storeItemID="{BD0AD12E-8658-489D-9919-DB6A9B0BB85F}"/>
             <w:text/>
           </w:sdtPr>
+          <w:sdtEndPr/>
           <w:sdtContent>
             <w:tc>
               <w:tcPr>
-                <w:tcW w:w="520" w:type="pct"/>
+                <w:tcW w:w="2381" w:type="dxa"/>
+                <w:tcBorders>
+                  <w:bottom w:val="single" w:sz="4" w:space="0" w:color="000000"/>
+                </w:tcBorders>
               </w:tcPr>
               <w:p>
                 <w:pPr>
-                  <w:pStyle w:val="BCLabel"/>
-                  <w:spacing w:after="80"/>
+                  <w:pStyle w:val="Heading2"/>
+                  <w:spacing w:before="160" w:after="80"/>
+                  <w:cnfStyle w:val="100000000000" w:firstRow="1" w:lastRow="0" w:firstColumn="0" w:lastColumn="0" w:oddVBand="0" w:evenVBand="0" w:oddHBand="0" w:evenHBand="0" w:firstRowFirstColumn="0" w:firstRowLastColumn="0" w:lastRowFirstColumn="0" w:lastRowLastColumn="0"/>
+                  <w:rPr>
+                    <w:rFonts w:ascii="Segoe UI Semibold" w:hAnsi="Segoe UI Semibold" w:cs="Segoe UI Semibold"/>
+                    <w:b w:val="0"/>
+                    <w:bCs w:val="0"/>
+                    <w:sz w:val="22"/>
+                    <w:szCs w:val="22"/>
+                  </w:rPr>
                 </w:pPr>
+                <w:proofErr w:type="spellStart"/>
                 <w:r>
+                  <w:rPr>
+                    <w:rFonts w:ascii="Segoe UI Semibold" w:hAnsi="Segoe UI Semibold" w:cs="Segoe UI Semibold"/>
+                    <w:b w:val="0"/>
+                    <w:bCs w:val="0"/>
+                    <w:sz w:val="22"/>
+                    <w:szCs w:val="22"/>
+                  </w:rPr>
                   <w:t>SalesHeaderBilltoNameCaption</w:t>
                 </w:r>
+                <w:proofErr w:type="spellEnd"/>
               </w:p>
             </w:tc>
           </w:sdtContent>
         </w:sdt>
         <w:sdt>
           <w:sdtPr>
+            <w:rPr>
+              <w:rFonts w:ascii="Segoe UI Semibold" w:hAnsi="Segoe UI Semibold" w:cs="Segoe UI Semibold"/>
+              <w:sz w:val="22"/>
+              <w:szCs w:val="22"/>
+            </w:rPr>
             <w:alias w:val="#Nav: /Labels/ShipmentDateLabel"/>
             <w:tag w:val="#Nav: Inventory_Order_Details/708"/>
             <w:id w:val="-380327045"/>
             <w:placeholder>
               <w:docPart w:val="287F6670946D4995A8975B157FC01101"/>
             </w:placeholder>
-            <w:dataBinding w:prefixMappings="xmlns:ns0='urn:microsoft-dynamics-nav/reports/Inventory_Order_Details/708/'" w:xpath="/ns0:NavWordReportXmlPart[1]/ns0:Labels[1]/ns0:ShipmentDateLabel[1]" w:storeItemID="{BD0AD12E-8658-489D-9919-DB6A9B0BB85F}"/>
+            <w:dataBinding w:prefixMappings="&lt;xmlns:ns0='urn:microsoft-dynamics-nav/reports/Inventory_Order_Details/708/' " w:xpath="/ns0:NavWordReportXmlPart[1]/ns0:Labels[1]/ns0:ShipmentDateLabel[1]" w:storeItemID="{BD0AD12E-8658-489D-9919-DB6A9B0BB85F}"/>
             <w:text/>
           </w:sdtPr>
+          <w:sdtEndPr/>
           <w:sdtContent>
             <w:tc>
               <w:tcPr>
-                <w:tcW w:w="448" w:type="pct"/>
+                <w:tcW w:w="1534" w:type="dxa"/>
+                <w:tcBorders>
+                  <w:bottom w:val="single" w:sz="4" w:space="0" w:color="000000"/>
+                </w:tcBorders>
               </w:tcPr>
               <w:p>
                 <w:pPr>
-                  <w:pStyle w:val="BCLabel"/>
-                  <w:spacing w:after="80"/>
+                  <w:pStyle w:val="Heading2"/>
+                  <w:spacing w:before="160" w:after="80"/>
+                  <w:cnfStyle w:val="100000000000" w:firstRow="1" w:lastRow="0" w:firstColumn="0" w:lastColumn="0" w:oddVBand="0" w:evenVBand="0" w:oddHBand="0" w:evenHBand="0" w:firstRowFirstColumn="0" w:firstRowLastColumn="0" w:lastRowFirstColumn="0" w:lastRowLastColumn="0"/>
+                  <w:rPr>
+                    <w:rFonts w:ascii="Segoe UI Semibold" w:hAnsi="Segoe UI Semibold" w:cs="Segoe UI Semibold"/>
+                    <w:b w:val="0"/>
+                    <w:bCs w:val="0"/>
+                    <w:sz w:val="22"/>
+                    <w:szCs w:val="22"/>
+                  </w:rPr>
                 </w:pPr>
+                <w:proofErr w:type="spellStart"/>
                 <w:r>
+                  <w:rPr>
+                    <w:rFonts w:ascii="Segoe UI Semibold" w:hAnsi="Segoe UI Semibold" w:cs="Segoe UI Semibold"/>
+                    <w:b w:val="0"/>
+                    <w:bCs w:val="0"/>
+                    <w:sz w:val="22"/>
+                    <w:szCs w:val="22"/>
+                  </w:rPr>
                   <w:t>ShipmentDateLabel</w:t>
                 </w:r>
+                <w:proofErr w:type="spellEnd"/>
               </w:p>
             </w:tc>
           </w:sdtContent>
         </w:sdt>
         <w:sdt>
           <w:sdtPr>
+            <w:rPr>
+              <w:rFonts w:ascii="Segoe UI Semibold" w:hAnsi="Segoe UI Semibold" w:cs="Segoe UI Semibold"/>
+              <w:sz w:val="22"/>
+              <w:szCs w:val="22"/>
+            </w:rPr>
             <w:alias w:val="#Nav: /Labels/Quantity_SalesLineCaption"/>
             <w:tag w:val="#Nav: Inventory_Order_Details/708"/>
             <w:id w:val="-1991468977"/>
             <w:placeholder>
               <w:docPart w:val="287F6670946D4995A8975B157FC01101"/>
             </w:placeholder>
-            <w:dataBinding w:prefixMappings="xmlns:ns0='urn:microsoft-dynamics-nav/reports/Inventory_Order_Details/708/'" w:xpath="/ns0:NavWordReportXmlPart[1]/ns0:Labels[1]/ns0:Quantity_SalesLineCaption[1]" w:storeItemID="{BD0AD12E-8658-489D-9919-DB6A9B0BB85F}"/>
+            <w:dataBinding w:prefixMappings="&lt;xmlns:ns0='urn:microsoft-dynamics-nav/reports/Inventory_Order_Details/708/' " w:xpath="/ns0:NavWordReportXmlPart[1]/ns0:Labels[1]/ns0:Quantity_SalesLineCaption[1]" w:storeItemID="{BD0AD12E-8658-489D-9919-DB6A9B0BB85F}"/>
             <w:text/>
           </w:sdtPr>
+          <w:sdtEndPr/>
           <w:sdtContent>
             <w:tc>
               <w:tcPr>
-                <w:tcW w:w="454" w:type="pct"/>
+                <w:tcW w:w="1242" w:type="dxa"/>
+                <w:tcBorders>
+                  <w:bottom w:val="single" w:sz="4" w:space="0" w:color="000000"/>
+                </w:tcBorders>
               </w:tcPr>
               <w:p>
                 <w:pPr>
-                  <w:pStyle w:val="BCLabelNumber"/>
-                  <w:spacing w:after="80"/>
+                  <w:pStyle w:val="Heading2"/>
+                  <w:spacing w:before="160" w:after="80"/>
                   <w:jc w:val="right"/>
+                  <w:cnfStyle w:val="100000000000" w:firstRow="1" w:lastRow="0" w:firstColumn="0" w:lastColumn="0" w:oddVBand="0" w:evenVBand="0" w:oddHBand="0" w:evenHBand="0" w:firstRowFirstColumn="0" w:firstRowLastColumn="0" w:lastRowFirstColumn="0" w:lastRowLastColumn="0"/>
+                  <w:rPr>
+                    <w:rFonts w:ascii="Segoe UI Semibold" w:hAnsi="Segoe UI Semibold" w:cs="Segoe UI Semibold"/>
+                    <w:b w:val="0"/>
+                    <w:bCs w:val="0"/>
+                    <w:sz w:val="22"/>
+                    <w:szCs w:val="22"/>
+                  </w:rPr>
                 </w:pPr>
+                <w:proofErr w:type="spellStart"/>
                 <w:r>
+                  <w:rPr>
+                    <w:rFonts w:ascii="Segoe UI Semibold" w:hAnsi="Segoe UI Semibold" w:cs="Segoe UI Semibold"/>
+                    <w:b w:val="0"/>
+                    <w:bCs w:val="0"/>
+                    <w:sz w:val="22"/>
+                    <w:szCs w:val="22"/>
+                  </w:rPr>
                   <w:t>Quantity_SalesLineCaption</w:t>
                 </w:r>
+                <w:proofErr w:type="spellEnd"/>
               </w:p>
             </w:tc>
           </w:sdtContent>
         </w:sdt>
         <w:sdt>
           <w:sdtPr>
+            <w:rPr>
+              <w:rFonts w:ascii="Segoe UI Semibold" w:hAnsi="Segoe UI Semibold" w:cs="Segoe UI Semibold"/>
+              <w:sz w:val="22"/>
+              <w:szCs w:val="22"/>
+            </w:rPr>
             <w:alias w:val="#Nav: /Labels/OutstandingQty_SalesLineCaption"/>
             <w:tag w:val="#Nav: Inventory_Order_Details/708"/>
             <w:id w:val="-1259203376"/>
             <w:placeholder>
               <w:docPart w:val="287F6670946D4995A8975B157FC01101"/>
             </w:placeholder>
-            <w:dataBinding w:prefixMappings="xmlns:ns0='urn:microsoft-dynamics-nav/reports/Inventory_Order_Details/708/'" w:xpath="/ns0:NavWordReportXmlPart[1]/ns0:Labels[1]/ns0:OutstandingQty_SalesLineCaption[1]" w:storeItemID="{BD0AD12E-8658-489D-9919-DB6A9B0BB85F}"/>
+            <w:dataBinding w:prefixMappings="&lt;xmlns:ns0='urn:microsoft-dynamics-nav/reports/Inventory_Order_Details/708/' " w:xpath="/ns0:NavWordReportXmlPart[1]/ns0:Labels[1]/ns0:OutstandingQty_SalesLineCaption[1]" w:storeItemID="{BD0AD12E-8658-489D-9919-DB6A9B0BB85F}"/>
             <w:text/>
           </w:sdtPr>
+          <w:sdtEndPr/>
           <w:sdtContent>
             <w:tc>
               <w:tcPr>
-                <w:tcW w:w="555" w:type="pct"/>
+                <w:tcW w:w="1534" w:type="dxa"/>
+                <w:tcBorders>
+                  <w:bottom w:val="single" w:sz="4" w:space="0" w:color="000000"/>
+                </w:tcBorders>
               </w:tcPr>
               <w:p>
                 <w:pPr>
-                  <w:pStyle w:val="BCLabelNumber"/>
-                  <w:spacing w:after="80"/>
+                  <w:pStyle w:val="Heading2"/>
+                  <w:spacing w:before="160" w:after="80"/>
                   <w:jc w:val="right"/>
+                  <w:cnfStyle w:val="100000000000" w:firstRow="1" w:lastRow="0" w:firstColumn="0" w:lastColumn="0" w:oddVBand="0" w:evenVBand="0" w:oddHBand="0" w:evenHBand="0" w:firstRowFirstColumn="0" w:firstRowLastColumn="0" w:lastRowFirstColumn="0" w:lastRowLastColumn="0"/>
+                  <w:rPr>
+                    <w:rFonts w:ascii="Segoe UI Semibold" w:hAnsi="Segoe UI Semibold" w:cs="Segoe UI Semibold"/>
+                    <w:b w:val="0"/>
+                    <w:bCs w:val="0"/>
+                    <w:sz w:val="22"/>
+                    <w:szCs w:val="22"/>
+                  </w:rPr>
                 </w:pPr>
+                <w:proofErr w:type="spellStart"/>
                 <w:r>
+                  <w:rPr>
+                    <w:rFonts w:ascii="Segoe UI Semibold" w:hAnsi="Segoe UI Semibold" w:cs="Segoe UI Semibold"/>
+                    <w:b w:val="0"/>
+                    <w:bCs w:val="0"/>
+                    <w:sz w:val="22"/>
+                    <w:szCs w:val="22"/>
+                  </w:rPr>
                   <w:t>OutstandingQty_SalesLineCaption</w:t>
                 </w:r>
+                <w:proofErr w:type="spellEnd"/>
               </w:p>
             </w:tc>
           </w:sdtContent>
         </w:sdt>
         <w:sdt>
           <w:sdtPr>
+            <w:rPr>
+              <w:rFonts w:ascii="Segoe UI Semibold" w:hAnsi="Segoe UI Semibold" w:cs="Segoe UI Semibold"/>
+              <w:sz w:val="22"/>
+              <w:szCs w:val="22"/>
+            </w:rPr>
             <w:alias w:val="#Nav: /Labels/BackOrderQtyLabel"/>
             <w:tag w:val="#Nav: Inventory_Order_Details/708"/>
             <w:id w:val="746544071"/>
             <w:placeholder>
               <w:docPart w:val="287F6670946D4995A8975B157FC01101"/>
             </w:placeholder>
-            <w:dataBinding w:prefixMappings="xmlns:ns0='urn:microsoft-dynamics-nav/reports/Inventory_Order_Details/708/'" w:xpath="/ns0:NavWordReportXmlPart[1]/ns0:Labels[1]/ns0:BackOrderQtyLabel[1]" w:storeItemID="{BD0AD12E-8658-489D-9919-DB6A9B0BB85F}"/>
+            <w:dataBinding w:prefixMappings="&lt;xmlns:ns0='urn:microsoft-dynamics-nav/reports/Inventory_Order_Details/708/' " w:xpath="/ns0:NavWordReportXmlPart[1]/ns0:Labels[1]/ns0:BackOrderQtyLabel[1]" w:storeItemID="{BD0AD12E-8658-489D-9919-DB6A9B0BB85F}"/>
             <w:text/>
           </w:sdtPr>
+          <w:sdtEndPr/>
           <w:sdtContent>
             <w:tc>
               <w:tcPr>
-                <w:tcW w:w="423" w:type="pct"/>
+                <w:tcW w:w="1358" w:type="dxa"/>
+                <w:tcBorders>
+                  <w:bottom w:val="single" w:sz="4" w:space="0" w:color="000000"/>
+                </w:tcBorders>
               </w:tcPr>
               <w:p>
                 <w:pPr>
-                  <w:pStyle w:val="BCLabelNumber"/>
-                  <w:spacing w:after="80"/>
+                  <w:pStyle w:val="Heading2"/>
+                  <w:spacing w:before="160" w:after="80"/>
                   <w:jc w:val="right"/>
+                  <w:cnfStyle w:val="100000000000" w:firstRow="1" w:lastRow="0" w:firstColumn="0" w:lastColumn="0" w:oddVBand="0" w:evenVBand="0" w:oddHBand="0" w:evenHBand="0" w:firstRowFirstColumn="0" w:firstRowLastColumn="0" w:lastRowFirstColumn="0" w:lastRowLastColumn="0"/>
+                  <w:rPr>
+                    <w:rFonts w:ascii="Segoe UI Semibold" w:hAnsi="Segoe UI Semibold" w:cs="Segoe UI Semibold"/>
+                    <w:b w:val="0"/>
+                    <w:bCs w:val="0"/>
+                    <w:sz w:val="22"/>
+                    <w:szCs w:val="22"/>
+                  </w:rPr>
                 </w:pPr>
+                <w:proofErr w:type="spellStart"/>
                 <w:r>
+                  <w:rPr>
+                    <w:rFonts w:ascii="Segoe UI Semibold" w:hAnsi="Segoe UI Semibold" w:cs="Segoe UI Semibold"/>
+                    <w:b w:val="0"/>
+                    <w:bCs w:val="0"/>
+                    <w:sz w:val="22"/>
+                    <w:szCs w:val="22"/>
+                  </w:rPr>
                   <w:t>BackOrderQtyLabel</w:t>
                 </w:r>
+                <w:proofErr w:type="spellEnd"/>
               </w:p>
             </w:tc>
           </w:sdtContent>
         </w:sdt>
         <w:sdt>
           <w:sdtPr>
+            <w:rPr>
+              <w:rFonts w:ascii="Segoe UI Semibold" w:hAnsi="Segoe UI Semibold" w:cs="Segoe UI Semibold"/>
+              <w:sz w:val="22"/>
+              <w:szCs w:val="22"/>
+            </w:rPr>
             <w:alias w:val="#Nav: /Labels/SalesLineUnitPriceCaption"/>
             <w:tag w:val="#Nav: Inventory_Order_Details/708"/>
             <w:id w:val="-802001918"/>
             <w:placeholder>
               <w:docPart w:val="287F6670946D4995A8975B157FC01101"/>
             </w:placeholder>
-            <w:dataBinding w:prefixMappings="xmlns:ns0='urn:microsoft-dynamics-nav/reports/Inventory_Order_Details/708/'" w:xpath="/ns0:NavWordReportXmlPart[1]/ns0:Labels[1]/ns0:SalesLineUnitPriceCaption[1]" w:storeItemID="{BD0AD12E-8658-489D-9919-DB6A9B0BB85F}"/>
+            <w:dataBinding w:prefixMappings="&lt;xmlns:ns0='urn:microsoft-dynamics-nav/reports/Inventory_Order_Details/708/' " w:xpath="/ns0:NavWordReportXmlPart[1]/ns0:Labels[1]/ns0:SalesLineUnitPriceCaption[1]" w:storeItemID="{BD0AD12E-8658-489D-9919-DB6A9B0BB85F}"/>
             <w:text/>
           </w:sdtPr>
+          <w:sdtEndPr/>
           <w:sdtContent>
             <w:tc>
               <w:tcPr>
-                <w:tcW w:w="448" w:type="pct"/>
+                <w:tcW w:w="2015" w:type="dxa"/>
+                <w:tcBorders>
+                  <w:bottom w:val="single" w:sz="4" w:space="0" w:color="000000"/>
+                </w:tcBorders>
               </w:tcPr>
               <w:p>
                 <w:pPr>
-                  <w:pStyle w:val="BCLabelNumber"/>
-                  <w:spacing w:after="80"/>
+                  <w:pStyle w:val="Heading2"/>
+                  <w:spacing w:before="160" w:after="80"/>
                   <w:jc w:val="right"/>
+                  <w:cnfStyle w:val="100000000000" w:firstRow="1" w:lastRow="0" w:firstColumn="0" w:lastColumn="0" w:oddVBand="0" w:evenVBand="0" w:oddHBand="0" w:evenHBand="0" w:firstRowFirstColumn="0" w:firstRowLastColumn="0" w:lastRowFirstColumn="0" w:lastRowLastColumn="0"/>
+                  <w:rPr>
+                    <w:rFonts w:ascii="Segoe UI Semibold" w:hAnsi="Segoe UI Semibold" w:cs="Segoe UI Semibold"/>
+                    <w:b w:val="0"/>
+                    <w:bCs w:val="0"/>
+                    <w:sz w:val="22"/>
+                    <w:szCs w:val="22"/>
+                  </w:rPr>
                 </w:pPr>
+                <w:proofErr w:type="spellStart"/>
                 <w:r>
+                  <w:rPr>
+                    <w:rFonts w:ascii="Segoe UI Semibold" w:hAnsi="Segoe UI Semibold" w:cs="Segoe UI Semibold"/>
+                    <w:b w:val="0"/>
+                    <w:bCs w:val="0"/>
+                    <w:sz w:val="22"/>
+                    <w:szCs w:val="22"/>
+                  </w:rPr>
                   <w:t>SalesLineUnitPriceCaption</w:t>
                 </w:r>
+                <w:proofErr w:type="spellEnd"/>
               </w:p>
             </w:tc>
           </w:sdtContent>
         </w:sdt>
         <w:sdt>
           <w:sdtPr>
+            <w:rPr>
+              <w:rFonts w:ascii="Segoe UI Semibold" w:hAnsi="Segoe UI Semibold" w:cs="Segoe UI Semibold"/>
+              <w:sz w:val="22"/>
+              <w:szCs w:val="22"/>
+            </w:rPr>
             <w:alias w:val="#Nav: /Labels/SalesLineLineDiscountCaption"/>
             <w:tag w:val="#Nav: Inventory_Order_Details/708"/>
             <w:id w:val="1808657449"/>
             <w:placeholder>
               <w:docPart w:val="287F6670946D4995A8975B157FC01101"/>
             </w:placeholder>
-            <w:dataBinding w:prefixMappings="xmlns:ns0='urn:microsoft-dynamics-nav/reports/Inventory_Order_Details/708/'" w:xpath="/ns0:NavWordReportXmlPart[1]/ns0:Labels[1]/ns0:SalesLineLineDiscountCaption[1]" w:storeItemID="{BD0AD12E-8658-489D-9919-DB6A9B0BB85F}"/>
+            <w:dataBinding w:prefixMappings="&lt;xmlns:ns0='urn:microsoft-dynamics-nav/reports/Inventory_Order_Details/708/' " w:xpath="/ns0:NavWordReportXmlPart[1]/ns0:Labels[1]/ns0:SalesLineLineDiscountCaption[1]" w:storeItemID="{BD0AD12E-8658-489D-9919-DB6A9B0BB85F}"/>
             <w:text/>
           </w:sdtPr>
+          <w:sdtEndPr/>
           <w:sdtContent>
             <w:tc>
               <w:tcPr>
-                <w:tcW w:w="503" w:type="pct"/>
+                <w:tcW w:w="1183" w:type="dxa"/>
+                <w:tcBorders>
+                  <w:bottom w:val="single" w:sz="4" w:space="0" w:color="000000"/>
+                </w:tcBorders>
               </w:tcPr>
               <w:p>
                 <w:pPr>
-                  <w:pStyle w:val="BCLabelNumber"/>
-                  <w:spacing w:after="80"/>
+                  <w:pStyle w:val="Heading2"/>
+                  <w:spacing w:before="160" w:after="80"/>
                   <w:jc w:val="right"/>
+                  <w:cnfStyle w:val="100000000000" w:firstRow="1" w:lastRow="0" w:firstColumn="0" w:lastColumn="0" w:oddVBand="0" w:evenVBand="0" w:oddHBand="0" w:evenHBand="0" w:firstRowFirstColumn="0" w:firstRowLastColumn="0" w:lastRowFirstColumn="0" w:lastRowLastColumn="0"/>
+                  <w:rPr>
+                    <w:rFonts w:ascii="Segoe UI Semibold" w:hAnsi="Segoe UI Semibold" w:cs="Segoe UI Semibold"/>
+                    <w:b w:val="0"/>
+                    <w:bCs w:val="0"/>
+                    <w:sz w:val="22"/>
+                    <w:szCs w:val="22"/>
+                  </w:rPr>
                 </w:pPr>
+                <w:proofErr w:type="spellStart"/>
                 <w:r>
+                  <w:rPr>
+                    <w:rFonts w:ascii="Segoe UI Semibold" w:hAnsi="Segoe UI Semibold" w:cs="Segoe UI Semibold"/>
+                    <w:b w:val="0"/>
+                    <w:bCs w:val="0"/>
+                    <w:sz w:val="22"/>
+                    <w:szCs w:val="22"/>
+                  </w:rPr>
                   <w:t>SalesLineLineDiscountCaption</w:t>
                 </w:r>
+                <w:proofErr w:type="spellEnd"/>
               </w:p>
             </w:tc>
           </w:sdtContent>
         </w:sdt>
         <w:sdt>
           <w:sdtPr>
+            <w:rPr>
+              <w:rFonts w:ascii="Segoe UI Semibold" w:hAnsi="Segoe UI Semibold" w:cs="Segoe UI Semibold"/>
+              <w:sz w:val="22"/>
+              <w:szCs w:val="22"/>
+            </w:rPr>
             <w:alias w:val="#Nav: /Labels/InvDiscountAmt_SalesLineCaption"/>
             <w:tag w:val="#Nav: Inventory_Order_Details/708"/>
             <w:id w:val="2127272587"/>
             <w:placeholder>
               <w:docPart w:val="287F6670946D4995A8975B157FC01101"/>
             </w:placeholder>
-            <w:dataBinding w:prefixMappings="xmlns:ns0='urn:microsoft-dynamics-nav/reports/Inventory_Order_Details/708/'" w:xpath="/ns0:NavWordReportXmlPart[1]/ns0:Labels[1]/ns0:InvDiscountAmt_SalesLineCaption[1]" w:storeItemID="{BD0AD12E-8658-489D-9919-DB6A9B0BB85F}"/>
+            <w:dataBinding w:prefixMappings="&lt;xmlns:ns0='urn:microsoft-dynamics-nav/reports/Inventory_Order_Details/708/' " w:xpath="/ns0:NavWordReportXmlPart[1]/ns0:Labels[1]/ns0:InvDiscountAmt_SalesLineCaption[1]" w:storeItemID="{BD0AD12E-8658-489D-9919-DB6A9B0BB85F}"/>
             <w:text/>
           </w:sdtPr>
+          <w:sdtEndPr/>
           <w:sdtContent>
             <w:tc>
               <w:tcPr>
-                <w:tcW w:w="559" w:type="pct"/>
+                <w:tcW w:w="1285" w:type="dxa"/>
+                <w:tcBorders>
+                  <w:bottom w:val="single" w:sz="4" w:space="0" w:color="000000"/>
+                </w:tcBorders>
               </w:tcPr>
               <w:p>
                 <w:pPr>
-                  <w:pStyle w:val="BCLabelNumber"/>
-                  <w:spacing w:after="80"/>
+                  <w:pStyle w:val="Heading2"/>
+                  <w:spacing w:before="160" w:after="80"/>
                   <w:jc w:val="right"/>
+                  <w:cnfStyle w:val="100000000000" w:firstRow="1" w:lastRow="0" w:firstColumn="0" w:lastColumn="0" w:oddVBand="0" w:evenVBand="0" w:oddHBand="0" w:evenHBand="0" w:firstRowFirstColumn="0" w:firstRowLastColumn="0" w:lastRowFirstColumn="0" w:lastRowLastColumn="0"/>
+                  <w:rPr>
+                    <w:rFonts w:ascii="Segoe UI Semibold" w:hAnsi="Segoe UI Semibold" w:cs="Segoe UI Semibold"/>
+                    <w:b w:val="0"/>
+                    <w:bCs w:val="0"/>
+                    <w:sz w:val="22"/>
+                    <w:szCs w:val="22"/>
+                  </w:rPr>
                 </w:pPr>
+                <w:proofErr w:type="spellStart"/>
                 <w:r>
+                  <w:rPr>
+                    <w:rFonts w:ascii="Segoe UI Semibold" w:hAnsi="Segoe UI Semibold" w:cs="Segoe UI Semibold"/>
+                    <w:b w:val="0"/>
+                    <w:bCs w:val="0"/>
+                    <w:sz w:val="22"/>
+                    <w:szCs w:val="22"/>
+                  </w:rPr>
                   <w:t>InvDiscountAmt_SalesLineCaption</w:t>
                 </w:r>
+                <w:proofErr w:type="spellEnd"/>
               </w:p>
             </w:tc>
           </w:sdtContent>
         </w:sdt>
         <w:sdt>
           <w:sdtPr>
+            <w:rPr>
+              <w:rFonts w:ascii="Segoe UI Semibold" w:hAnsi="Segoe UI Semibold" w:cs="Segoe UI Semibold"/>
+              <w:sz w:val="22"/>
+              <w:szCs w:val="22"/>
+            </w:rPr>
             <w:alias w:val="#Nav: /Labels/OutstandingAmt1_SalesLineCaption"/>
             <w:tag w:val="#Nav: Inventory_Order_Details/708"/>
             <w:id w:val="-1870219064"/>
             <w:placeholder>
               <w:docPart w:val="287F6670946D4995A8975B157FC01101"/>
             </w:placeholder>
-            <w:dataBinding w:prefixMappings="xmlns:ns0='urn:microsoft-dynamics-nav/reports/Inventory_Order_Details/708/'" w:xpath="/ns0:NavWordReportXmlPart[1]/ns0:Labels[1]/ns0:OutstandingAmt1_SalesLineCaption[1]" w:storeItemID="{BD0AD12E-8658-489D-9919-DB6A9B0BB85F}"/>
+            <w:dataBinding w:prefixMappings="&lt;xmlns:ns0='urn:microsoft-dynamics-nav/reports/Inventory_Order_Details/708/' " w:xpath="/ns0:NavWordReportXmlPart[1]/ns0:Labels[1]/ns0:OutstandingAmt1_SalesLineCaption[1]" w:storeItemID="{BD0AD12E-8658-489D-9919-DB6A9B0BB85F}"/>
             <w:text/>
           </w:sdtPr>
+          <w:sdtEndPr/>
           <w:sdtContent>
             <w:tc>
               <w:tcPr>
-                <w:tcW w:w="581" w:type="pct"/>
+                <w:tcW w:w="1767" w:type="dxa"/>
+                <w:tcBorders>
+                  <w:bottom w:val="single" w:sz="4" w:space="0" w:color="000000"/>
+                </w:tcBorders>
               </w:tcPr>
               <w:p>
                 <w:pPr>
-                  <w:pStyle w:val="BCLabelNumber"/>
-                  <w:spacing w:after="80"/>
+                  <w:pStyle w:val="Heading2"/>
+                  <w:spacing w:before="160" w:after="80"/>
                   <w:jc w:val="right"/>
+                  <w:cnfStyle w:val="100000000000" w:firstRow="1" w:lastRow="0" w:firstColumn="0" w:lastColumn="0" w:oddVBand="0" w:evenVBand="0" w:oddHBand="0" w:evenHBand="0" w:firstRowFirstColumn="0" w:firstRowLastColumn="0" w:lastRowFirstColumn="0" w:lastRowLastColumn="0"/>
+                  <w:rPr>
+                    <w:rFonts w:ascii="Segoe UI Semibold" w:hAnsi="Segoe UI Semibold" w:cs="Segoe UI Semibold"/>
+                    <w:b w:val="0"/>
+                    <w:bCs w:val="0"/>
+                    <w:sz w:val="22"/>
+                    <w:szCs w:val="22"/>
+                  </w:rPr>
                 </w:pPr>
                 <w:r>
+                  <w:rPr>
+                    <w:rFonts w:ascii="Segoe UI Semibold" w:hAnsi="Segoe UI Semibold" w:cs="Segoe UI Semibold"/>
+                    <w:b w:val="0"/>
+                    <w:bCs w:val="0"/>
+                    <w:sz w:val="22"/>
+                    <w:szCs w:val="22"/>
+                  </w:rPr>
                   <w:t>OutstandingAmt1_SalesLineCaption</w:t>
                 </w:r>
               </w:p>
@@ -403,705 +683,1624 @@
       <w:sdt>
         <w:sdtPr>
           <w:rPr>
-            <w:rFonts w:asciiTheme="majorHAnsi" w:hAnsiTheme="majorHAnsi" w:eastAsiaTheme="majorEastAsia" w:cstheme="majorBidi"/>
-            <w:lang w:eastAsia="zh-CN"/>
-            <w14:numSpacing w14:val="tabular"/>
+            <w:rFonts w:ascii="Segoe UI Semibold" w:eastAsiaTheme="majorEastAsia" w:hAnsi="Segoe UI Semibold" w:cs="Segoe UI Semibold"/>
+            <w:b w:val="0"/>
+            <w:bCs w:val="0"/>
+            <w:color w:val="0F4761" w:themeColor="accent1" w:themeShade="BF"/>
+            <w:sz w:val="22"/>
+            <w:szCs w:val="22"/>
+            <w:lang w:val="en-DK" w:eastAsia="zh-CN"/>
           </w:rPr>
           <w:alias w:val="#Nav: /Item"/>
           <w:tag w:val="#Nav: Inventory_Order_Details/708"/>
           <w:id w:val="1709525787"/>
-          <w15:dataBinding w:prefixMappings="xmlns:ns0='urn:microsoft-dynamics-nav/reports/Inventory_Order_Details/708/'" w:xpath="/ns0:NavWordReportXmlPart[1]/ns0:Item" w:storeItemID="{BD0AD12E-8658-489D-9919-DB6A9B0BB85F}"/>
+          <w15:dataBinding w:prefixMappings="&lt;xmlns:ns0='urn:microsoft-dynamics-nav/reports/Inventory_Order_Details/708/' " w:xpath="/ns0:NavWordReportXmlPart[1]/ns0:Item" w:storeItemID="{BD0AD12E-8658-489D-9919-DB6A9B0BB85F}"/>
           <w15:repeatingSection/>
         </w:sdtPr>
+        <w:sdtEndPr>
+          <w:rPr>
+            <w:rFonts w:eastAsiaTheme="minorEastAsia"/>
+            <w:color w:val="auto"/>
+            <w:lang w:val="en-AU" w:eastAsia="ja-JP"/>
+          </w:rPr>
+        </w:sdtEndPr>
         <w:sdtContent>
-          <w:tr>
-            <w:trPr>
-              <w:cnfStyle w:val="000000100000" w:firstRow="0" w:lastRow="0" w:firstColumn="0" w:lastColumn="0" w:oddVBand="0" w:evenVBand="0" w:oddHBand="1" w:evenHBand="0" w:firstRowFirstColumn="0" w:firstRowLastColumn="0" w:lastRowFirstColumn="0" w:lastRowLastColumn="0"/>
-              <w:trHeight w:val="20"/>
-            </w:trPr>
-            <w:tc>
-              <w:tcPr>
-                <w:tcW w:w="508" w:type="pct"/>
-              </w:tcPr>
-              <w:p>
-                <w:pPr>
-                  <w:pStyle w:val="NoSpacing"/>
-                </w:pPr>
-              </w:p>
-            </w:tc>
-            <w:tc>
-              <w:tcPr>
-                <w:tcW w:w="520" w:type="pct"/>
-              </w:tcPr>
-              <w:p>
-                <w:pPr>
-                  <w:pStyle w:val="NoSpacing"/>
-                </w:pPr>
-              </w:p>
-            </w:tc>
-            <w:tc>
-              <w:tcPr>
-                <w:tcW w:w="448" w:type="pct"/>
-              </w:tcPr>
-              <w:p>
-                <w:pPr>
-                  <w:pStyle w:val="NoSpacing"/>
-                </w:pPr>
-              </w:p>
-            </w:tc>
-            <w:tc>
-              <w:tcPr>
-                <w:tcW w:w="454" w:type="pct"/>
-              </w:tcPr>
-              <w:p>
-                <w:pPr>
-                  <w:pStyle w:val="NoSpacing"/>
-                </w:pPr>
-              </w:p>
-            </w:tc>
-            <w:tc>
-              <w:tcPr>
-                <w:tcW w:w="555" w:type="pct"/>
-              </w:tcPr>
-              <w:p>
-                <w:pPr>
-                  <w:pStyle w:val="NoSpacing"/>
-                </w:pPr>
-              </w:p>
-            </w:tc>
-            <w:tc>
-              <w:tcPr>
-                <w:tcW w:w="423" w:type="pct"/>
-              </w:tcPr>
-              <w:p>
-                <w:pPr>
-                  <w:pStyle w:val="NoSpacing"/>
-                </w:pPr>
-              </w:p>
-            </w:tc>
-            <w:tc>
-              <w:tcPr>
-                <w:tcW w:w="448" w:type="pct"/>
-              </w:tcPr>
-              <w:p>
-                <w:pPr>
-                  <w:pStyle w:val="NoSpacing"/>
-                </w:pPr>
-              </w:p>
-            </w:tc>
-            <w:tc>
-              <w:tcPr>
-                <w:tcW w:w="503" w:type="pct"/>
-              </w:tcPr>
-              <w:p>
-                <w:pPr>
-                  <w:pStyle w:val="NoSpacing"/>
-                </w:pPr>
-              </w:p>
-            </w:tc>
-            <w:tc>
-              <w:tcPr>
-                <w:tcW w:w="559" w:type="pct"/>
-              </w:tcPr>
-              <w:p>
-                <w:pPr>
-                  <w:pStyle w:val="NoSpacing"/>
-                </w:pPr>
-              </w:p>
-            </w:tc>
-            <w:tc>
-              <w:tcPr>
-                <w:tcW w:w="581" w:type="pct"/>
-              </w:tcPr>
-              <w:p>
-                <w:pPr>
-                  <w:pStyle w:val="NoSpacing"/>
-                </w:pPr>
-              </w:p>
-            </w:tc>
-          </w:tr>
-          <w:tr>
-            <w:trPr>
-              <w:cnfStyle w:val="000000010000" w:firstRow="0" w:lastRow="0" w:firstColumn="0" w:lastColumn="0" w:oddVBand="0" w:evenVBand="0" w:oddHBand="0" w:evenHBand="1" w:firstRowFirstColumn="0" w:firstRowLastColumn="0" w:lastRowFirstColumn="0" w:lastRowLastColumn="0"/>
-              <w:trHeight w:val="490"/>
-            </w:trPr>
-            <w:tc>
-              <w:tcPr>
-                <w:tcW w:w="508" w:type="pct"/>
-              </w:tcPr>
-              <w:p>
-                <w:pPr>
-                  <w:pStyle w:val="BCLabel"/>
-                </w:pPr>
-              </w:p>
-              <w:sdt>
-                <w:sdtPr>
-                  <w:alias w:val="No_Item"/>
-                  <w:tag w:val="#BC:InsertDataItem,DataItems/Item/No_Item"/>
-                  <w:id w:val="-111205605"/>
-                  <w:placeholder>
-                    <w:docPart w:val="A57CCF5BBDAF47E4B8ADE0E52AEFF2A6"/>
-                  </w:placeholder>
-                  <w:dataBinding w:prefixMappings="xmlns:ns0='urn:microsoft-dynamics-nav/reports/Inventory_Order_Details/708/'" w:xpath="/ns0:NavWordReportXmlPart[1]/ns0:Item[1]/ns0:No_Item[1]" w:storeItemID="{00000000-0000-0000-0000-000000000000}"/>
-                  <w15:color w:val="808080"/>
-                  <w:text/>
-                </w:sdtPr>
-                <w:sdtContent>
-                  <w:p>
-                    <w:pPr>
-                      <w:pStyle w:val="BCLabel"/>
-                    </w:pPr>
-                    <w:r>
-                      <w:t>No_Item</w:t>
-                    </w:r>
-                  </w:p>
-                </w:sdtContent>
-              </w:sdt>
-            </w:tc>
-            <w:tc>
-              <w:tcPr>
-                <w:tcW w:w="520" w:type="pct"/>
-              </w:tcPr>
-              <w:p>
-                <w:pPr>
-                  <w:pStyle w:val="BCLabel"/>
-                </w:pPr>
-              </w:p>
-              <w:sdt>
-                <w:sdtPr>
-                  <w:alias w:val="Description_Item"/>
-                  <w:tag w:val="#BC:InsertDataItem,DataItems/Item/Description_Item"/>
-                  <w:id w:val="-849719540"/>
-                  <w:placeholder>
-                    <w:docPart w:val="A57CCF5BBDAF47E4B8ADE0E52AEFF2A6"/>
-                  </w:placeholder>
-                  <w:dataBinding w:prefixMappings="xmlns:ns0='urn:microsoft-dynamics-nav/reports/Inventory_Order_Details/708/'" w:xpath="/ns0:NavWordReportXmlPart[1]/ns0:Item[1]/ns0:Description_Item[1]" w:storeItemID="{00000000-0000-0000-0000-000000000000}"/>
-                  <w15:color w:val="808080"/>
-                  <w:text/>
-                </w:sdtPr>
-                <w:sdtContent>
-                  <w:p>
-                    <w:pPr>
-                      <w:pStyle w:val="BCLabel"/>
-                    </w:pPr>
-                    <w:r>
-                      <w:t>Description_Item</w:t>
-                    </w:r>
-                  </w:p>
-                </w:sdtContent>
-              </w:sdt>
-            </w:tc>
-            <w:tc>
-              <w:tcPr>
-                <w:tcW w:w="448" w:type="pct"/>
-              </w:tcPr>
-              <w:p>
-                <w:pPr>
-                  <w:pStyle w:val="NoSpacing"/>
-                  <w:spacing w:before="160" w:after="80"/>
-                </w:pPr>
-              </w:p>
-            </w:tc>
-            <w:tc>
-              <w:tcPr>
-                <w:tcW w:w="454" w:type="pct"/>
-              </w:tcPr>
-              <w:p>
-                <w:pPr>
-                  <w:pStyle w:val="NoSpacing"/>
-                  <w:spacing w:before="160" w:after="80"/>
-                </w:pPr>
-              </w:p>
-            </w:tc>
-            <w:tc>
-              <w:tcPr>
-                <w:tcW w:w="555" w:type="pct"/>
-              </w:tcPr>
-              <w:p>
-                <w:pPr>
-                  <w:pStyle w:val="NoSpacing"/>
-                  <w:spacing w:before="160" w:after="80"/>
-                </w:pPr>
-              </w:p>
-            </w:tc>
-            <w:tc>
-              <w:tcPr>
-                <w:tcW w:w="423" w:type="pct"/>
-              </w:tcPr>
-              <w:p>
-                <w:pPr>
-                  <w:pStyle w:val="NoSpacing"/>
-                  <w:spacing w:before="160" w:after="80"/>
-                </w:pPr>
-              </w:p>
-            </w:tc>
-            <w:tc>
-              <w:tcPr>
-                <w:tcW w:w="448" w:type="pct"/>
-              </w:tcPr>
-              <w:p>
-                <w:pPr>
-                  <w:pStyle w:val="NoSpacing"/>
-                  <w:spacing w:before="160" w:after="80"/>
-                </w:pPr>
-              </w:p>
-            </w:tc>
-            <w:tc>
-              <w:tcPr>
-                <w:tcW w:w="503" w:type="pct"/>
-              </w:tcPr>
-              <w:p>
-                <w:pPr>
-                  <w:pStyle w:val="NoSpacing"/>
-                  <w:spacing w:before="160" w:after="80"/>
-                </w:pPr>
-              </w:p>
-            </w:tc>
-            <w:tc>
-              <w:tcPr>
-                <w:tcW w:w="559" w:type="pct"/>
-              </w:tcPr>
-              <w:p>
-                <w:pPr>
-                  <w:pStyle w:val="NoSpacing"/>
-                  <w:spacing w:before="160" w:after="80"/>
-                </w:pPr>
-              </w:p>
-            </w:tc>
-            <w:tc>
-              <w:tcPr>
-                <w:tcW w:w="581" w:type="pct"/>
-              </w:tcPr>
-              <w:p>
-                <w:pPr>
-                  <w:pStyle w:val="NoSpacing"/>
-                  <w:spacing w:before="160" w:after="80"/>
-                </w:pPr>
-              </w:p>
-            </w:tc>
-          </w:tr>
-          <w:tr>
-            <w:trPr>
-              <w:cnfStyle w:val="000000100000" w:firstRow="0" w:lastRow="0" w:firstColumn="0" w:lastColumn="0" w:oddVBand="0" w:evenVBand="0" w:oddHBand="1" w:evenHBand="0" w:firstRowFirstColumn="0" w:firstRowLastColumn="0" w:lastRowFirstColumn="0" w:lastRowLastColumn="0"/>
-              <w:trHeight w:val="245"/>
-            </w:trPr>
-            <w:tc>
-              <w:tcPr>
-                <w:tcW w:w="508" w:type="pct"/>
-              </w:tcPr>
-              <w:p>
-                <w:pPr>
-                  <w:pStyle w:val="BCLabel"/>
-                  <w:spacing w:line="276" w:lineRule="auto"/>
-                </w:pPr>
-              </w:p>
-            </w:tc>
-            <w:tc>
-              <w:tcPr>
-                <w:tcW w:w="520" w:type="pct"/>
-              </w:tcPr>
-              <w:p>
-                <w:pPr>
-                  <w:pStyle w:val="BCLabel"/>
-                  <w:spacing w:line="276" w:lineRule="auto"/>
-                </w:pPr>
-              </w:p>
-            </w:tc>
-            <w:tc>
-              <w:tcPr>
-                <w:tcW w:w="448" w:type="pct"/>
-              </w:tcPr>
-              <w:p>
-                <w:pPr>
-                  <w:pStyle w:val="NoSpacing"/>
-                </w:pPr>
-              </w:p>
-            </w:tc>
-            <w:tc>
-              <w:tcPr>
-                <w:tcW w:w="454" w:type="pct"/>
-              </w:tcPr>
-              <w:p>
-                <w:pPr>
-                  <w:pStyle w:val="NoSpacing"/>
-                </w:pPr>
-              </w:p>
-            </w:tc>
-            <w:tc>
-              <w:tcPr>
-                <w:tcW w:w="555" w:type="pct"/>
-              </w:tcPr>
-              <w:p>
-                <w:pPr>
-                  <w:pStyle w:val="NoSpacing"/>
-                </w:pPr>
-              </w:p>
-            </w:tc>
-            <w:tc>
-              <w:tcPr>
-                <w:tcW w:w="423" w:type="pct"/>
-              </w:tcPr>
-              <w:p>
-                <w:pPr>
-                  <w:pStyle w:val="NoSpacing"/>
-                </w:pPr>
-              </w:p>
-            </w:tc>
-            <w:tc>
-              <w:tcPr>
-                <w:tcW w:w="448" w:type="pct"/>
-              </w:tcPr>
-              <w:p>
-                <w:pPr>
-                  <w:pStyle w:val="NoSpacing"/>
-                </w:pPr>
-              </w:p>
-            </w:tc>
-            <w:tc>
-              <w:tcPr>
-                <w:tcW w:w="503" w:type="pct"/>
-              </w:tcPr>
-              <w:p>
-                <w:pPr>
-                  <w:pStyle w:val="NoSpacing"/>
-                </w:pPr>
-              </w:p>
-            </w:tc>
-            <w:tc>
-              <w:tcPr>
-                <w:tcW w:w="559" w:type="pct"/>
-              </w:tcPr>
-              <w:p>
-                <w:pPr>
-                  <w:pStyle w:val="NoSpacing"/>
-                </w:pPr>
-              </w:p>
-            </w:tc>
-            <w:tc>
-              <w:tcPr>
-                <w:tcW w:w="581" w:type="pct"/>
-              </w:tcPr>
-              <w:p>
-                <w:pPr>
-                  <w:pStyle w:val="NoSpacing"/>
-                </w:pPr>
-              </w:p>
-            </w:tc>
-          </w:tr>
           <w:sdt>
             <w:sdtPr>
               <w:rPr>
-                <w:lang w:eastAsia="zh-CN"/>
-                <w14:numSpacing w14:val="tabular"/>
+                <w:rFonts w:ascii="Segoe UI Semibold" w:eastAsiaTheme="majorEastAsia" w:hAnsi="Segoe UI Semibold" w:cs="Segoe UI Semibold"/>
+                <w:b w:val="0"/>
+                <w:bCs w:val="0"/>
+                <w:color w:val="0F4761" w:themeColor="accent1" w:themeShade="BF"/>
+                <w:sz w:val="22"/>
+                <w:szCs w:val="22"/>
+                <w:lang w:val="en-DK" w:eastAsia="zh-CN"/>
               </w:rPr>
-              <w:id w:val="1248918833"/>
+              <w:id w:val="-1844079213"/>
               <w:placeholder>
                 <w:docPart w:val="A4F223FDED2F4E4B8FF075B7D5128156"/>
               </w:placeholder>
               <w15:repeatingSectionItem/>
             </w:sdtPr>
+            <w:sdtEndPr>
+              <w:rPr>
+                <w:lang w:eastAsia="ja-JP"/>
+              </w:rPr>
+            </w:sdtEndPr>
             <w:sdtContent>
               <w:tr>
                 <w:trPr>
-                  <w:cnfStyle w:val="000000010000" w:firstRow="0" w:lastRow="0" w:firstColumn="0" w:lastColumn="0" w:oddVBand="0" w:evenVBand="0" w:oddHBand="0" w:evenHBand="1" w:firstRowFirstColumn="0" w:firstRowLastColumn="0" w:lastRowFirstColumn="0" w:lastRowLastColumn="0"/>
+                  <w:cnfStyle w:val="000000100000" w:firstRow="0" w:lastRow="0" w:firstColumn="0" w:lastColumn="0" w:oddVBand="0" w:evenVBand="0" w:oddHBand="1" w:evenHBand="0" w:firstRowFirstColumn="0" w:firstRowLastColumn="0" w:lastRowFirstColumn="0" w:lastRowLastColumn="0"/>
+                  <w:trHeight w:hRule="exact" w:val="20"/>
+                </w:trPr>
+                <w:tc>
+                  <w:tcPr>
+                    <w:cnfStyle w:val="001000000000" w:firstRow="0" w:lastRow="0" w:firstColumn="1" w:lastColumn="0" w:oddVBand="0" w:evenVBand="0" w:oddHBand="0" w:evenHBand="0" w:firstRowFirstColumn="0" w:firstRowLastColumn="0" w:lastRowFirstColumn="0" w:lastRowLastColumn="0"/>
+                    <w:tcW w:w="1299" w:type="dxa"/>
+                    <w:tcBorders>
+                      <w:top w:val="single" w:sz="4" w:space="0" w:color="000000"/>
+                    </w:tcBorders>
+                    <w:shd w:val="clear" w:color="auto" w:fill="auto"/>
+                  </w:tcPr>
+                  <w:p>
+                    <w:pPr>
+                      <w:rPr>
+                        <w:rFonts w:ascii="Segoe UI Semibold" w:hAnsi="Segoe UI Semibold" w:cs="Segoe UI Semibold"/>
+                        <w:sz w:val="22"/>
+                        <w:szCs w:val="22"/>
+                      </w:rPr>
+                    </w:pPr>
+                  </w:p>
+                </w:tc>
+                <w:tc>
+                  <w:tcPr>
+                    <w:tcW w:w="2381" w:type="dxa"/>
+                    <w:tcBorders>
+                      <w:top w:val="single" w:sz="4" w:space="0" w:color="000000"/>
+                    </w:tcBorders>
+                    <w:shd w:val="clear" w:color="auto" w:fill="auto"/>
+                  </w:tcPr>
+                  <w:p>
+                    <w:pPr>
+                      <w:cnfStyle w:val="000000100000" w:firstRow="0" w:lastRow="0" w:firstColumn="0" w:lastColumn="0" w:oddVBand="0" w:evenVBand="0" w:oddHBand="1" w:evenHBand="0" w:firstRowFirstColumn="0" w:firstRowLastColumn="0" w:lastRowFirstColumn="0" w:lastRowLastColumn="0"/>
+                      <w:rPr>
+                        <w:rFonts w:ascii="Segoe UI Semibold" w:hAnsi="Segoe UI Semibold" w:cs="Segoe UI Semibold"/>
+                        <w:sz w:val="22"/>
+                        <w:szCs w:val="22"/>
+                      </w:rPr>
+                    </w:pPr>
+                  </w:p>
+                </w:tc>
+                <w:tc>
+                  <w:tcPr>
+                    <w:tcW w:w="1534" w:type="dxa"/>
+                    <w:tcBorders>
+                      <w:top w:val="single" w:sz="4" w:space="0" w:color="000000"/>
+                    </w:tcBorders>
+                    <w:shd w:val="clear" w:color="auto" w:fill="auto"/>
+                  </w:tcPr>
+                  <w:p>
+                    <w:pPr>
+                      <w:cnfStyle w:val="000000100000" w:firstRow="0" w:lastRow="0" w:firstColumn="0" w:lastColumn="0" w:oddVBand="0" w:evenVBand="0" w:oddHBand="1" w:evenHBand="0" w:firstRowFirstColumn="0" w:firstRowLastColumn="0" w:lastRowFirstColumn="0" w:lastRowLastColumn="0"/>
+                      <w:rPr>
+                        <w:rFonts w:ascii="Segoe UI Semibold" w:hAnsi="Segoe UI Semibold" w:cs="Segoe UI Semibold"/>
+                        <w:sz w:val="22"/>
+                        <w:szCs w:val="22"/>
+                      </w:rPr>
+                    </w:pPr>
+                  </w:p>
+                </w:tc>
+                <w:tc>
+                  <w:tcPr>
+                    <w:tcW w:w="1242" w:type="dxa"/>
+                    <w:tcBorders>
+                      <w:top w:val="single" w:sz="4" w:space="0" w:color="000000"/>
+                    </w:tcBorders>
+                    <w:shd w:val="clear" w:color="auto" w:fill="auto"/>
+                  </w:tcPr>
+                  <w:p>
+                    <w:pPr>
+                      <w:cnfStyle w:val="000000100000" w:firstRow="0" w:lastRow="0" w:firstColumn="0" w:lastColumn="0" w:oddVBand="0" w:evenVBand="0" w:oddHBand="1" w:evenHBand="0" w:firstRowFirstColumn="0" w:firstRowLastColumn="0" w:lastRowFirstColumn="0" w:lastRowLastColumn="0"/>
+                      <w:rPr>
+                        <w:rFonts w:ascii="Segoe UI Semibold" w:hAnsi="Segoe UI Semibold" w:cs="Segoe UI Semibold"/>
+                        <w:sz w:val="22"/>
+                        <w:szCs w:val="22"/>
+                      </w:rPr>
+                    </w:pPr>
+                  </w:p>
+                </w:tc>
+                <w:tc>
+                  <w:tcPr>
+                    <w:tcW w:w="1534" w:type="dxa"/>
+                    <w:tcBorders>
+                      <w:top w:val="single" w:sz="4" w:space="0" w:color="000000"/>
+                    </w:tcBorders>
+                    <w:shd w:val="clear" w:color="auto" w:fill="auto"/>
+                  </w:tcPr>
+                  <w:p>
+                    <w:pPr>
+                      <w:cnfStyle w:val="000000100000" w:firstRow="0" w:lastRow="0" w:firstColumn="0" w:lastColumn="0" w:oddVBand="0" w:evenVBand="0" w:oddHBand="1" w:evenHBand="0" w:firstRowFirstColumn="0" w:firstRowLastColumn="0" w:lastRowFirstColumn="0" w:lastRowLastColumn="0"/>
+                      <w:rPr>
+                        <w:rFonts w:ascii="Segoe UI Semibold" w:hAnsi="Segoe UI Semibold" w:cs="Segoe UI Semibold"/>
+                        <w:sz w:val="22"/>
+                        <w:szCs w:val="22"/>
+                      </w:rPr>
+                    </w:pPr>
+                  </w:p>
+                </w:tc>
+                <w:tc>
+                  <w:tcPr>
+                    <w:tcW w:w="1358" w:type="dxa"/>
+                    <w:tcBorders>
+                      <w:top w:val="single" w:sz="4" w:space="0" w:color="000000"/>
+                    </w:tcBorders>
+                    <w:shd w:val="clear" w:color="auto" w:fill="auto"/>
+                  </w:tcPr>
+                  <w:p>
+                    <w:pPr>
+                      <w:cnfStyle w:val="000000100000" w:firstRow="0" w:lastRow="0" w:firstColumn="0" w:lastColumn="0" w:oddVBand="0" w:evenVBand="0" w:oddHBand="1" w:evenHBand="0" w:firstRowFirstColumn="0" w:firstRowLastColumn="0" w:lastRowFirstColumn="0" w:lastRowLastColumn="0"/>
+                      <w:rPr>
+                        <w:rFonts w:ascii="Segoe UI Semibold" w:hAnsi="Segoe UI Semibold" w:cs="Segoe UI Semibold"/>
+                        <w:sz w:val="22"/>
+                        <w:szCs w:val="22"/>
+                      </w:rPr>
+                    </w:pPr>
+                  </w:p>
+                </w:tc>
+                <w:tc>
+                  <w:tcPr>
+                    <w:tcW w:w="2015" w:type="dxa"/>
+                    <w:tcBorders>
+                      <w:top w:val="single" w:sz="4" w:space="0" w:color="000000"/>
+                    </w:tcBorders>
+                    <w:shd w:val="clear" w:color="auto" w:fill="auto"/>
+                  </w:tcPr>
+                  <w:p>
+                    <w:pPr>
+                      <w:cnfStyle w:val="000000100000" w:firstRow="0" w:lastRow="0" w:firstColumn="0" w:lastColumn="0" w:oddVBand="0" w:evenVBand="0" w:oddHBand="1" w:evenHBand="0" w:firstRowFirstColumn="0" w:firstRowLastColumn="0" w:lastRowFirstColumn="0" w:lastRowLastColumn="0"/>
+                      <w:rPr>
+                        <w:rFonts w:ascii="Segoe UI Semibold" w:hAnsi="Segoe UI Semibold" w:cs="Segoe UI Semibold"/>
+                        <w:sz w:val="22"/>
+                        <w:szCs w:val="22"/>
+                      </w:rPr>
+                    </w:pPr>
+                  </w:p>
+                </w:tc>
+                <w:tc>
+                  <w:tcPr>
+                    <w:tcW w:w="1183" w:type="dxa"/>
+                    <w:tcBorders>
+                      <w:top w:val="single" w:sz="4" w:space="0" w:color="000000"/>
+                    </w:tcBorders>
+                    <w:shd w:val="clear" w:color="auto" w:fill="auto"/>
+                  </w:tcPr>
+                  <w:p>
+                    <w:pPr>
+                      <w:cnfStyle w:val="000000100000" w:firstRow="0" w:lastRow="0" w:firstColumn="0" w:lastColumn="0" w:oddVBand="0" w:evenVBand="0" w:oddHBand="1" w:evenHBand="0" w:firstRowFirstColumn="0" w:firstRowLastColumn="0" w:lastRowFirstColumn="0" w:lastRowLastColumn="0"/>
+                      <w:rPr>
+                        <w:rFonts w:ascii="Segoe UI Semibold" w:hAnsi="Segoe UI Semibold" w:cs="Segoe UI Semibold"/>
+                        <w:sz w:val="22"/>
+                        <w:szCs w:val="22"/>
+                      </w:rPr>
+                    </w:pPr>
+                  </w:p>
+                </w:tc>
+                <w:tc>
+                  <w:tcPr>
+                    <w:tcW w:w="1285" w:type="dxa"/>
+                    <w:tcBorders>
+                      <w:top w:val="single" w:sz="4" w:space="0" w:color="000000"/>
+                    </w:tcBorders>
+                    <w:shd w:val="clear" w:color="auto" w:fill="auto"/>
+                  </w:tcPr>
+                  <w:p>
+                    <w:pPr>
+                      <w:cnfStyle w:val="000000100000" w:firstRow="0" w:lastRow="0" w:firstColumn="0" w:lastColumn="0" w:oddVBand="0" w:evenVBand="0" w:oddHBand="1" w:evenHBand="0" w:firstRowFirstColumn="0" w:firstRowLastColumn="0" w:lastRowFirstColumn="0" w:lastRowLastColumn="0"/>
+                      <w:rPr>
+                        <w:rFonts w:ascii="Segoe UI Semibold" w:hAnsi="Segoe UI Semibold" w:cs="Segoe UI Semibold"/>
+                        <w:sz w:val="22"/>
+                        <w:szCs w:val="22"/>
+                      </w:rPr>
+                    </w:pPr>
+                  </w:p>
+                </w:tc>
+                <w:tc>
+                  <w:tcPr>
+                    <w:tcW w:w="1767" w:type="dxa"/>
+                    <w:tcBorders>
+                      <w:top w:val="single" w:sz="4" w:space="0" w:color="000000"/>
+                    </w:tcBorders>
+                    <w:shd w:val="clear" w:color="auto" w:fill="auto"/>
+                  </w:tcPr>
+                  <w:p>
+                    <w:pPr>
+                      <w:cnfStyle w:val="000000100000" w:firstRow="0" w:lastRow="0" w:firstColumn="0" w:lastColumn="0" w:oddVBand="0" w:evenVBand="0" w:oddHBand="1" w:evenHBand="0" w:firstRowFirstColumn="0" w:firstRowLastColumn="0" w:lastRowFirstColumn="0" w:lastRowLastColumn="0"/>
+                      <w:rPr>
+                        <w:rFonts w:ascii="Segoe UI Semibold" w:hAnsi="Segoe UI Semibold" w:cs="Segoe UI Semibold"/>
+                        <w:sz w:val="22"/>
+                        <w:szCs w:val="22"/>
+                      </w:rPr>
+                    </w:pPr>
+                  </w:p>
+                </w:tc>
+              </w:tr>
+              <w:tr>
+                <w:trPr>
                   <w:trHeight w:val="490"/>
                 </w:trPr>
+                <w:tc>
+                  <w:tcPr>
+                    <w:cnfStyle w:val="001000000000" w:firstRow="0" w:lastRow="0" w:firstColumn="1" w:lastColumn="0" w:oddVBand="0" w:evenVBand="0" w:oddHBand="0" w:evenHBand="0" w:firstRowFirstColumn="0" w:firstRowLastColumn="0" w:lastRowFirstColumn="0" w:lastRowLastColumn="0"/>
+                    <w:tcW w:w="1299" w:type="dxa"/>
+                    <w:shd w:val="clear" w:color="auto" w:fill="FFFFFF" w:themeFill="background1"/>
+                  </w:tcPr>
+                  <w:p>
+                    <w:pPr>
+                      <w:pStyle w:val="Heading2"/>
+                      <w:rPr>
+                        <w:rFonts w:ascii="Segoe UI Semibold" w:hAnsi="Segoe UI Semibold" w:cs="Segoe UI Semibold"/>
+                        <w:b w:val="0"/>
+                        <w:bCs w:val="0"/>
+                        <w:sz w:val="22"/>
+                        <w:szCs w:val="22"/>
+                      </w:rPr>
+                    </w:pPr>
+                  </w:p>
+                  <w:sdt>
+                    <w:sdtPr>
+                      <w:rPr>
+                        <w:rFonts w:ascii="Segoe UI Semibold" w:hAnsi="Segoe UI Semibold" w:cs="Segoe UI Semibold"/>
+                        <w:sz w:val="22"/>
+                        <w:szCs w:val="22"/>
+                      </w:rPr>
+                      <w:alias w:val="No_Item"/>
+                      <w:tag w:val="#BC:InsertDataItem,DataItems/Item/No_Item"/>
+                      <w:id w:val="-111205605"/>
+                      <w:placeholder>
+                        <w:docPart w:val="A57CCF5BBDAF47E4B8ADE0E52AEFF2A6"/>
+                      </w:placeholder>
+                      <w:dataBinding w:prefixMappings="&lt;xmlns:ns0='urn:microsoft-dynamics-nav/reports/Inventory_Order_Details/708/' " w:xpath="/ns0:NavWordReportXmlPart[1]/ns0:Item[1]/ns0:No_Item[1]" w:storeItemID="{00000000-0000-0000-0000-000000000000}"/>
+                      <w15:color w:val="808080"/>
+                      <w:text/>
+                    </w:sdtPr>
+                    <w:sdtEndPr/>
+                    <w:sdtContent>
+                      <w:p>
+                        <w:pPr>
+                          <w:pStyle w:val="Heading2"/>
+                          <w:rPr>
+                            <w:rFonts w:ascii="Segoe UI Semibold" w:hAnsi="Segoe UI Semibold" w:cs="Segoe UI Semibold"/>
+                            <w:b w:val="0"/>
+                            <w:bCs w:val="0"/>
+                            <w:sz w:val="22"/>
+                            <w:szCs w:val="22"/>
+                          </w:rPr>
+                        </w:pPr>
+                        <w:proofErr w:type="spellStart"/>
+                        <w:r>
+                          <w:rPr>
+                            <w:rFonts w:ascii="Segoe UI Semibold" w:hAnsi="Segoe UI Semibold" w:cs="Segoe UI Semibold"/>
+                            <w:b w:val="0"/>
+                            <w:bCs w:val="0"/>
+                            <w:sz w:val="22"/>
+                            <w:szCs w:val="22"/>
+                          </w:rPr>
+                          <w:t>No_Item</w:t>
+                        </w:r>
+                        <w:proofErr w:type="spellEnd"/>
+                      </w:p>
+                    </w:sdtContent>
+                  </w:sdt>
+                </w:tc>
+                <w:tc>
+                  <w:tcPr>
+                    <w:tcW w:w="2381" w:type="dxa"/>
+                    <w:shd w:val="clear" w:color="auto" w:fill="FFFFFF" w:themeFill="background1"/>
+                  </w:tcPr>
+                  <w:p>
+                    <w:pPr>
+                      <w:pStyle w:val="Heading2"/>
+                      <w:cnfStyle w:val="000000000000" w:firstRow="0" w:lastRow="0" w:firstColumn="0" w:lastColumn="0" w:oddVBand="0" w:evenVBand="0" w:oddHBand="0" w:evenHBand="0" w:firstRowFirstColumn="0" w:firstRowLastColumn="0" w:lastRowFirstColumn="0" w:lastRowLastColumn="0"/>
+                      <w:rPr>
+                        <w:rFonts w:ascii="Segoe UI Semibold" w:hAnsi="Segoe UI Semibold" w:cs="Segoe UI Semibold"/>
+                        <w:sz w:val="22"/>
+                        <w:szCs w:val="22"/>
+                      </w:rPr>
+                    </w:pPr>
+                  </w:p>
+                  <w:sdt>
+                    <w:sdtPr>
+                      <w:rPr>
+                        <w:rFonts w:ascii="Segoe UI Semibold" w:hAnsi="Segoe UI Semibold" w:cs="Segoe UI Semibold"/>
+                        <w:sz w:val="22"/>
+                        <w:szCs w:val="22"/>
+                      </w:rPr>
+                      <w:alias w:val="Description_Item"/>
+                      <w:tag w:val="#BC:InsertDataItem,DataItems/Item/Description_Item"/>
+                      <w:id w:val="-849719540"/>
+                      <w:placeholder>
+                        <w:docPart w:val="A57CCF5BBDAF47E4B8ADE0E52AEFF2A6"/>
+                      </w:placeholder>
+                      <w:dataBinding w:prefixMappings="&lt;xmlns:ns0='urn:microsoft-dynamics-nav/reports/Inventory_Order_Details/708/' " w:xpath="/ns0:NavWordReportXmlPart[1]/ns0:Item[1]/ns0:Description_Item[1]" w:storeItemID="{00000000-0000-0000-0000-000000000000}"/>
+                      <w15:color w:val="808080"/>
+                      <w:text/>
+                    </w:sdtPr>
+                    <w:sdtEndPr/>
+                    <w:sdtContent>
+                      <w:p>
+                        <w:pPr>
+                          <w:pStyle w:val="Heading2"/>
+                          <w:cnfStyle w:val="000000000000" w:firstRow="0" w:lastRow="0" w:firstColumn="0" w:lastColumn="0" w:oddVBand="0" w:evenVBand="0" w:oddHBand="0" w:evenHBand="0" w:firstRowFirstColumn="0" w:firstRowLastColumn="0" w:lastRowFirstColumn="0" w:lastRowLastColumn="0"/>
+                          <w:rPr>
+                            <w:rFonts w:ascii="Segoe UI Semibold" w:hAnsi="Segoe UI Semibold" w:cs="Segoe UI Semibold"/>
+                            <w:sz w:val="22"/>
+                            <w:szCs w:val="22"/>
+                          </w:rPr>
+                        </w:pPr>
+                        <w:proofErr w:type="spellStart"/>
+                        <w:r>
+                          <w:rPr>
+                            <w:rFonts w:ascii="Segoe UI Semibold" w:hAnsi="Segoe UI Semibold" w:cs="Segoe UI Semibold"/>
+                            <w:sz w:val="22"/>
+                            <w:szCs w:val="22"/>
+                          </w:rPr>
+                          <w:t>Description_Item</w:t>
+                        </w:r>
+                        <w:proofErr w:type="spellEnd"/>
+                      </w:p>
+                    </w:sdtContent>
+                  </w:sdt>
+                </w:tc>
+                <w:tc>
+                  <w:tcPr>
+                    <w:tcW w:w="1534" w:type="dxa"/>
+                    <w:shd w:val="clear" w:color="auto" w:fill="FFFFFF" w:themeFill="background1"/>
+                  </w:tcPr>
+                  <w:p>
+                    <w:pPr>
+                      <w:spacing w:before="160" w:after="80"/>
+                      <w:cnfStyle w:val="000000000000" w:firstRow="0" w:lastRow="0" w:firstColumn="0" w:lastColumn="0" w:oddVBand="0" w:evenVBand="0" w:oddHBand="0" w:evenHBand="0" w:firstRowFirstColumn="0" w:firstRowLastColumn="0" w:lastRowFirstColumn="0" w:lastRowLastColumn="0"/>
+                      <w:rPr>
+                        <w:rFonts w:ascii="Segoe UI Semibold" w:hAnsi="Segoe UI Semibold" w:cs="Segoe UI Semibold"/>
+                        <w:b/>
+                        <w:bCs/>
+                        <w:sz w:val="22"/>
+                        <w:szCs w:val="22"/>
+                      </w:rPr>
+                    </w:pPr>
+                  </w:p>
+                </w:tc>
+                <w:tc>
+                  <w:tcPr>
+                    <w:tcW w:w="1242" w:type="dxa"/>
+                    <w:shd w:val="clear" w:color="auto" w:fill="FFFFFF" w:themeFill="background1"/>
+                  </w:tcPr>
+                  <w:p>
+                    <w:pPr>
+                      <w:spacing w:before="160" w:after="80"/>
+                      <w:cnfStyle w:val="000000000000" w:firstRow="0" w:lastRow="0" w:firstColumn="0" w:lastColumn="0" w:oddVBand="0" w:evenVBand="0" w:oddHBand="0" w:evenHBand="0" w:firstRowFirstColumn="0" w:firstRowLastColumn="0" w:lastRowFirstColumn="0" w:lastRowLastColumn="0"/>
+                      <w:rPr>
+                        <w:rFonts w:ascii="Segoe UI Semibold" w:hAnsi="Segoe UI Semibold" w:cs="Segoe UI Semibold"/>
+                        <w:b/>
+                        <w:bCs/>
+                        <w:sz w:val="22"/>
+                        <w:szCs w:val="22"/>
+                      </w:rPr>
+                    </w:pPr>
+                  </w:p>
+                </w:tc>
+                <w:tc>
+                  <w:tcPr>
+                    <w:tcW w:w="1534" w:type="dxa"/>
+                    <w:shd w:val="clear" w:color="auto" w:fill="FFFFFF" w:themeFill="background1"/>
+                  </w:tcPr>
+                  <w:p>
+                    <w:pPr>
+                      <w:spacing w:before="160" w:after="80"/>
+                      <w:cnfStyle w:val="000000000000" w:firstRow="0" w:lastRow="0" w:firstColumn="0" w:lastColumn="0" w:oddVBand="0" w:evenVBand="0" w:oddHBand="0" w:evenHBand="0" w:firstRowFirstColumn="0" w:firstRowLastColumn="0" w:lastRowFirstColumn="0" w:lastRowLastColumn="0"/>
+                      <w:rPr>
+                        <w:rFonts w:ascii="Segoe UI Semibold" w:hAnsi="Segoe UI Semibold" w:cs="Segoe UI Semibold"/>
+                        <w:b/>
+                        <w:bCs/>
+                        <w:sz w:val="22"/>
+                        <w:szCs w:val="22"/>
+                      </w:rPr>
+                    </w:pPr>
+                  </w:p>
+                </w:tc>
+                <w:tc>
+                  <w:tcPr>
+                    <w:tcW w:w="1358" w:type="dxa"/>
+                    <w:shd w:val="clear" w:color="auto" w:fill="FFFFFF" w:themeFill="background1"/>
+                  </w:tcPr>
+                  <w:p>
+                    <w:pPr>
+                      <w:spacing w:before="160" w:after="80"/>
+                      <w:cnfStyle w:val="000000000000" w:firstRow="0" w:lastRow="0" w:firstColumn="0" w:lastColumn="0" w:oddVBand="0" w:evenVBand="0" w:oddHBand="0" w:evenHBand="0" w:firstRowFirstColumn="0" w:firstRowLastColumn="0" w:lastRowFirstColumn="0" w:lastRowLastColumn="0"/>
+                      <w:rPr>
+                        <w:rFonts w:ascii="Segoe UI Semibold" w:hAnsi="Segoe UI Semibold" w:cs="Segoe UI Semibold"/>
+                        <w:b/>
+                        <w:bCs/>
+                        <w:sz w:val="22"/>
+                        <w:szCs w:val="22"/>
+                      </w:rPr>
+                    </w:pPr>
+                  </w:p>
+                </w:tc>
+                <w:tc>
+                  <w:tcPr>
+                    <w:tcW w:w="2015" w:type="dxa"/>
+                    <w:shd w:val="clear" w:color="auto" w:fill="FFFFFF" w:themeFill="background1"/>
+                  </w:tcPr>
+                  <w:p>
+                    <w:pPr>
+                      <w:spacing w:before="160" w:after="80"/>
+                      <w:cnfStyle w:val="000000000000" w:firstRow="0" w:lastRow="0" w:firstColumn="0" w:lastColumn="0" w:oddVBand="0" w:evenVBand="0" w:oddHBand="0" w:evenHBand="0" w:firstRowFirstColumn="0" w:firstRowLastColumn="0" w:lastRowFirstColumn="0" w:lastRowLastColumn="0"/>
+                      <w:rPr>
+                        <w:rFonts w:ascii="Segoe UI Semibold" w:hAnsi="Segoe UI Semibold" w:cs="Segoe UI Semibold"/>
+                        <w:b/>
+                        <w:bCs/>
+                        <w:sz w:val="22"/>
+                        <w:szCs w:val="22"/>
+                      </w:rPr>
+                    </w:pPr>
+                  </w:p>
+                </w:tc>
+                <w:tc>
+                  <w:tcPr>
+                    <w:tcW w:w="1183" w:type="dxa"/>
+                    <w:shd w:val="clear" w:color="auto" w:fill="FFFFFF" w:themeFill="background1"/>
+                  </w:tcPr>
+                  <w:p>
+                    <w:pPr>
+                      <w:spacing w:before="160" w:after="80"/>
+                      <w:cnfStyle w:val="000000000000" w:firstRow="0" w:lastRow="0" w:firstColumn="0" w:lastColumn="0" w:oddVBand="0" w:evenVBand="0" w:oddHBand="0" w:evenHBand="0" w:firstRowFirstColumn="0" w:firstRowLastColumn="0" w:lastRowFirstColumn="0" w:lastRowLastColumn="0"/>
+                      <w:rPr>
+                        <w:rFonts w:ascii="Segoe UI Semibold" w:hAnsi="Segoe UI Semibold" w:cs="Segoe UI Semibold"/>
+                        <w:b/>
+                        <w:bCs/>
+                        <w:sz w:val="22"/>
+                        <w:szCs w:val="22"/>
+                      </w:rPr>
+                    </w:pPr>
+                  </w:p>
+                </w:tc>
+                <w:tc>
+                  <w:tcPr>
+                    <w:tcW w:w="1285" w:type="dxa"/>
+                    <w:shd w:val="clear" w:color="auto" w:fill="FFFFFF" w:themeFill="background1"/>
+                  </w:tcPr>
+                  <w:p>
+                    <w:pPr>
+                      <w:spacing w:before="160" w:after="80"/>
+                      <w:cnfStyle w:val="000000000000" w:firstRow="0" w:lastRow="0" w:firstColumn="0" w:lastColumn="0" w:oddVBand="0" w:evenVBand="0" w:oddHBand="0" w:evenHBand="0" w:firstRowFirstColumn="0" w:firstRowLastColumn="0" w:lastRowFirstColumn="0" w:lastRowLastColumn="0"/>
+                      <w:rPr>
+                        <w:rFonts w:ascii="Segoe UI Semibold" w:hAnsi="Segoe UI Semibold" w:cs="Segoe UI Semibold"/>
+                        <w:b/>
+                        <w:bCs/>
+                        <w:sz w:val="22"/>
+                        <w:szCs w:val="22"/>
+                      </w:rPr>
+                    </w:pPr>
+                  </w:p>
+                </w:tc>
+                <w:tc>
+                  <w:tcPr>
+                    <w:tcW w:w="1767" w:type="dxa"/>
+                    <w:shd w:val="clear" w:color="auto" w:fill="FFFFFF" w:themeFill="background1"/>
+                  </w:tcPr>
+                  <w:p>
+                    <w:pPr>
+                      <w:spacing w:before="160" w:after="80"/>
+                      <w:cnfStyle w:val="000000000000" w:firstRow="0" w:lastRow="0" w:firstColumn="0" w:lastColumn="0" w:oddVBand="0" w:evenVBand="0" w:oddHBand="0" w:evenHBand="0" w:firstRowFirstColumn="0" w:firstRowLastColumn="0" w:lastRowFirstColumn="0" w:lastRowLastColumn="0"/>
+                      <w:rPr>
+                        <w:rFonts w:ascii="Segoe UI Semibold" w:hAnsi="Segoe UI Semibold" w:cs="Segoe UI Semibold"/>
+                        <w:b/>
+                        <w:bCs/>
+                        <w:sz w:val="22"/>
+                        <w:szCs w:val="22"/>
+                      </w:rPr>
+                    </w:pPr>
+                  </w:p>
+                </w:tc>
+              </w:tr>
+              <w:tr>
+                <w:trPr>
+                  <w:cnfStyle w:val="000000100000" w:firstRow="0" w:lastRow="0" w:firstColumn="0" w:lastColumn="0" w:oddVBand="0" w:evenVBand="0" w:oddHBand="1" w:evenHBand="0" w:firstRowFirstColumn="0" w:firstRowLastColumn="0" w:lastRowFirstColumn="0" w:lastRowLastColumn="0"/>
+                  <w:trHeight w:val="245"/>
+                </w:trPr>
+                <w:tc>
+                  <w:tcPr>
+                    <w:cnfStyle w:val="001000000000" w:firstRow="0" w:lastRow="0" w:firstColumn="1" w:lastColumn="0" w:oddVBand="0" w:evenVBand="0" w:oddHBand="0" w:evenHBand="0" w:firstRowFirstColumn="0" w:firstRowLastColumn="0" w:lastRowFirstColumn="0" w:lastRowLastColumn="0"/>
+                    <w:tcW w:w="1299" w:type="dxa"/>
+                    <w:shd w:val="clear" w:color="auto" w:fill="auto"/>
+                  </w:tcPr>
+                  <w:p>
+                    <w:pPr>
+                      <w:pStyle w:val="Heading2"/>
+                      <w:spacing w:before="0" w:line="276" w:lineRule="auto"/>
+                      <w:rPr>
+                        <w:rFonts w:ascii="Segoe UI Semibold" w:hAnsi="Segoe UI Semibold" w:cs="Segoe UI Semibold"/>
+                        <w:sz w:val="22"/>
+                        <w:szCs w:val="22"/>
+                      </w:rPr>
+                    </w:pPr>
+                  </w:p>
+                </w:tc>
+                <w:tc>
+                  <w:tcPr>
+                    <w:tcW w:w="2381" w:type="dxa"/>
+                    <w:shd w:val="clear" w:color="auto" w:fill="auto"/>
+                  </w:tcPr>
+                  <w:p>
+                    <w:pPr>
+                      <w:pStyle w:val="Heading2"/>
+                      <w:spacing w:before="0" w:line="276" w:lineRule="auto"/>
+                      <w:cnfStyle w:val="000000100000" w:firstRow="0" w:lastRow="0" w:firstColumn="0" w:lastColumn="0" w:oddVBand="0" w:evenVBand="0" w:oddHBand="1" w:evenHBand="0" w:firstRowFirstColumn="0" w:firstRowLastColumn="0" w:lastRowFirstColumn="0" w:lastRowLastColumn="0"/>
+                      <w:rPr>
+                        <w:rFonts w:ascii="Segoe UI Semibold" w:hAnsi="Segoe UI Semibold" w:cs="Segoe UI Semibold"/>
+                        <w:sz w:val="22"/>
+                        <w:szCs w:val="22"/>
+                      </w:rPr>
+                    </w:pPr>
+                  </w:p>
+                </w:tc>
+                <w:tc>
+                  <w:tcPr>
+                    <w:tcW w:w="1534" w:type="dxa"/>
+                    <w:shd w:val="clear" w:color="auto" w:fill="auto"/>
+                  </w:tcPr>
+                  <w:p>
+                    <w:pPr>
+                      <w:cnfStyle w:val="000000100000" w:firstRow="0" w:lastRow="0" w:firstColumn="0" w:lastColumn="0" w:oddVBand="0" w:evenVBand="0" w:oddHBand="1" w:evenHBand="0" w:firstRowFirstColumn="0" w:firstRowLastColumn="0" w:lastRowFirstColumn="0" w:lastRowLastColumn="0"/>
+                      <w:rPr>
+                        <w:rFonts w:ascii="Segoe UI Semibold" w:hAnsi="Segoe UI Semibold" w:cs="Segoe UI Semibold"/>
+                        <w:b/>
+                        <w:bCs/>
+                        <w:sz w:val="22"/>
+                        <w:szCs w:val="22"/>
+                      </w:rPr>
+                    </w:pPr>
+                  </w:p>
+                </w:tc>
+                <w:tc>
+                  <w:tcPr>
+                    <w:tcW w:w="1242" w:type="dxa"/>
+                    <w:shd w:val="clear" w:color="auto" w:fill="auto"/>
+                  </w:tcPr>
+                  <w:p>
+                    <w:pPr>
+                      <w:cnfStyle w:val="000000100000" w:firstRow="0" w:lastRow="0" w:firstColumn="0" w:lastColumn="0" w:oddVBand="0" w:evenVBand="0" w:oddHBand="1" w:evenHBand="0" w:firstRowFirstColumn="0" w:firstRowLastColumn="0" w:lastRowFirstColumn="0" w:lastRowLastColumn="0"/>
+                      <w:rPr>
+                        <w:rFonts w:ascii="Segoe UI Semibold" w:hAnsi="Segoe UI Semibold" w:cs="Segoe UI Semibold"/>
+                        <w:b/>
+                        <w:bCs/>
+                        <w:sz w:val="22"/>
+                        <w:szCs w:val="22"/>
+                      </w:rPr>
+                    </w:pPr>
+                  </w:p>
+                </w:tc>
+                <w:tc>
+                  <w:tcPr>
+                    <w:tcW w:w="1534" w:type="dxa"/>
+                    <w:shd w:val="clear" w:color="auto" w:fill="auto"/>
+                  </w:tcPr>
+                  <w:p>
+                    <w:pPr>
+                      <w:cnfStyle w:val="000000100000" w:firstRow="0" w:lastRow="0" w:firstColumn="0" w:lastColumn="0" w:oddVBand="0" w:evenVBand="0" w:oddHBand="1" w:evenHBand="0" w:firstRowFirstColumn="0" w:firstRowLastColumn="0" w:lastRowFirstColumn="0" w:lastRowLastColumn="0"/>
+                      <w:rPr>
+                        <w:rFonts w:ascii="Segoe UI Semibold" w:hAnsi="Segoe UI Semibold" w:cs="Segoe UI Semibold"/>
+                        <w:b/>
+                        <w:bCs/>
+                        <w:sz w:val="22"/>
+                        <w:szCs w:val="22"/>
+                      </w:rPr>
+                    </w:pPr>
+                  </w:p>
+                </w:tc>
+                <w:tc>
+                  <w:tcPr>
+                    <w:tcW w:w="1358" w:type="dxa"/>
+                    <w:shd w:val="clear" w:color="auto" w:fill="auto"/>
+                  </w:tcPr>
+                  <w:p>
+                    <w:pPr>
+                      <w:cnfStyle w:val="000000100000" w:firstRow="0" w:lastRow="0" w:firstColumn="0" w:lastColumn="0" w:oddVBand="0" w:evenVBand="0" w:oddHBand="1" w:evenHBand="0" w:firstRowFirstColumn="0" w:firstRowLastColumn="0" w:lastRowFirstColumn="0" w:lastRowLastColumn="0"/>
+                      <w:rPr>
+                        <w:rFonts w:ascii="Segoe UI Semibold" w:hAnsi="Segoe UI Semibold" w:cs="Segoe UI Semibold"/>
+                        <w:b/>
+                        <w:bCs/>
+                        <w:sz w:val="22"/>
+                        <w:szCs w:val="22"/>
+                      </w:rPr>
+                    </w:pPr>
+                  </w:p>
+                </w:tc>
+                <w:tc>
+                  <w:tcPr>
+                    <w:tcW w:w="2015" w:type="dxa"/>
+                    <w:shd w:val="clear" w:color="auto" w:fill="auto"/>
+                  </w:tcPr>
+                  <w:p>
+                    <w:pPr>
+                      <w:cnfStyle w:val="000000100000" w:firstRow="0" w:lastRow="0" w:firstColumn="0" w:lastColumn="0" w:oddVBand="0" w:evenVBand="0" w:oddHBand="1" w:evenHBand="0" w:firstRowFirstColumn="0" w:firstRowLastColumn="0" w:lastRowFirstColumn="0" w:lastRowLastColumn="0"/>
+                      <w:rPr>
+                        <w:rFonts w:ascii="Segoe UI Semibold" w:hAnsi="Segoe UI Semibold" w:cs="Segoe UI Semibold"/>
+                        <w:b/>
+                        <w:bCs/>
+                        <w:sz w:val="22"/>
+                        <w:szCs w:val="22"/>
+                      </w:rPr>
+                    </w:pPr>
+                  </w:p>
+                </w:tc>
+                <w:tc>
+                  <w:tcPr>
+                    <w:tcW w:w="1183" w:type="dxa"/>
+                    <w:shd w:val="clear" w:color="auto" w:fill="auto"/>
+                  </w:tcPr>
+                  <w:p>
+                    <w:pPr>
+                      <w:cnfStyle w:val="000000100000" w:firstRow="0" w:lastRow="0" w:firstColumn="0" w:lastColumn="0" w:oddVBand="0" w:evenVBand="0" w:oddHBand="1" w:evenHBand="0" w:firstRowFirstColumn="0" w:firstRowLastColumn="0" w:lastRowFirstColumn="0" w:lastRowLastColumn="0"/>
+                      <w:rPr>
+                        <w:rFonts w:ascii="Segoe UI Semibold" w:hAnsi="Segoe UI Semibold" w:cs="Segoe UI Semibold"/>
+                        <w:b/>
+                        <w:bCs/>
+                        <w:sz w:val="22"/>
+                        <w:szCs w:val="22"/>
+                      </w:rPr>
+                    </w:pPr>
+                  </w:p>
+                </w:tc>
+                <w:tc>
+                  <w:tcPr>
+                    <w:tcW w:w="1285" w:type="dxa"/>
+                    <w:shd w:val="clear" w:color="auto" w:fill="auto"/>
+                  </w:tcPr>
+                  <w:p>
+                    <w:pPr>
+                      <w:cnfStyle w:val="000000100000" w:firstRow="0" w:lastRow="0" w:firstColumn="0" w:lastColumn="0" w:oddVBand="0" w:evenVBand="0" w:oddHBand="1" w:evenHBand="0" w:firstRowFirstColumn="0" w:firstRowLastColumn="0" w:lastRowFirstColumn="0" w:lastRowLastColumn="0"/>
+                      <w:rPr>
+                        <w:rFonts w:ascii="Segoe UI Semibold" w:hAnsi="Segoe UI Semibold" w:cs="Segoe UI Semibold"/>
+                        <w:b/>
+                        <w:bCs/>
+                        <w:sz w:val="22"/>
+                        <w:szCs w:val="22"/>
+                      </w:rPr>
+                    </w:pPr>
+                  </w:p>
+                </w:tc>
+                <w:tc>
+                  <w:tcPr>
+                    <w:tcW w:w="1767" w:type="dxa"/>
+                    <w:shd w:val="clear" w:color="auto" w:fill="auto"/>
+                  </w:tcPr>
+                  <w:p>
+                    <w:pPr>
+                      <w:cnfStyle w:val="000000100000" w:firstRow="0" w:lastRow="0" w:firstColumn="0" w:lastColumn="0" w:oddVBand="0" w:evenVBand="0" w:oddHBand="1" w:evenHBand="0" w:firstRowFirstColumn="0" w:firstRowLastColumn="0" w:lastRowFirstColumn="0" w:lastRowLastColumn="0"/>
+                      <w:rPr>
+                        <w:rFonts w:ascii="Segoe UI Semibold" w:hAnsi="Segoe UI Semibold" w:cs="Segoe UI Semibold"/>
+                        <w:b/>
+                        <w:bCs/>
+                        <w:sz w:val="22"/>
+                        <w:szCs w:val="22"/>
+                      </w:rPr>
+                    </w:pPr>
+                  </w:p>
+                </w:tc>
+              </w:tr>
+              <w:sdt>
+                <w:sdtPr>
+                  <w:rPr>
+                    <w:rFonts w:ascii="Segoe UI" w:hAnsi="Segoe UI" w:cs="Segoe UI"/>
+                    <w:b w:val="0"/>
+                    <w:bCs w:val="0"/>
+                    <w:sz w:val="22"/>
+                    <w:szCs w:val="22"/>
+                    <w:lang w:val="en-DK" w:eastAsia="zh-CN"/>
+                  </w:rPr>
+                  <w:alias w:val="#Nav: /Item/Sales_Line"/>
+                  <w:tag w:val="#Nav: Inventory_Order_Details/708"/>
+                  <w:id w:val="1689722507"/>
+                  <w15:dataBinding w:prefixMappings="&lt;xmlns:ns0='urn:microsoft-dynamics-nav/reports/Inventory_Order_Details/708/' " w:xpath="/ns0:NavWordReportXmlPart[1]/ns0:Item[1]/ns0:Sales_Line" w:storeItemID="{BD0AD12E-8658-489D-9919-DB6A9B0BB85F}"/>
+                  <w15:repeatingSection/>
+                </w:sdtPr>
+                <w:sdtEndPr/>
+                <w:sdtContent>
+                  <w:sdt>
+                    <w:sdtPr>
+                      <w:rPr>
+                        <w:rFonts w:ascii="Segoe UI" w:hAnsi="Segoe UI" w:cs="Segoe UI"/>
+                        <w:b w:val="0"/>
+                        <w:bCs w:val="0"/>
+                        <w:sz w:val="22"/>
+                        <w:szCs w:val="22"/>
+                        <w:lang w:val="en-DK" w:eastAsia="zh-CN"/>
+                      </w:rPr>
+                      <w:id w:val="1248918833"/>
+                      <w:placeholder>
+                        <w:docPart w:val="A4F223FDED2F4E4B8FF075B7D5128156"/>
+                      </w:placeholder>
+                      <w15:repeatingSectionItem/>
+                    </w:sdtPr>
+                    <w:sdtEndPr/>
+                    <w:sdtContent>
+                      <w:tr>
+                        <w:trPr>
+                          <w:trHeight w:val="490"/>
+                        </w:trPr>
+                        <w:sdt>
+                          <w:sdtPr>
+                            <w:rPr>
+                              <w:rFonts w:ascii="Segoe UI" w:hAnsi="Segoe UI" w:cs="Segoe UI"/>
+                              <w:b w:val="0"/>
+                              <w:bCs w:val="0"/>
+                              <w:sz w:val="22"/>
+                              <w:szCs w:val="22"/>
+                              <w:lang w:val="en-DK" w:eastAsia="zh-CN"/>
+                            </w:rPr>
+                            <w:alias w:val="SalesLineDocumentNo"/>
+                            <w:tag w:val="#BC:InsertDataItem,DataItems/Item/Sales_Line/SalesLineDocumentNo"/>
+                            <w:id w:val="158200424"/>
+                            <w:placeholder>
+                              <w:docPart w:val="A57CCF5BBDAF47E4B8ADE0E52AEFF2A6"/>
+                            </w:placeholder>
+                            <w:dataBinding w:prefixMappings="&lt;xmlns:ns0='urn:microsoft-dynamics-nav/reports/Inventory_Order_Details/708/' " w:xpath="/ns0:NavWordReportXmlPart[1]/ns0:Item[1]/ns0:Sales_Line[1]/ns0:SalesLineDocumentNo[1]" w:storeItemID="{00000000-0000-0000-0000-000000000000}"/>
+                            <w15:color w:val="808080"/>
+                            <w:text/>
+                          </w:sdtPr>
+                          <w:sdtEndPr>
+                            <w:rPr>
+                              <w:b/>
+                              <w:bCs/>
+                              <w:lang w:val="en-AU"/>
+                            </w:rPr>
+                          </w:sdtEndPr>
+                          <w:sdtContent>
+                            <w:tc>
+                              <w:tcPr>
+                                <w:cnfStyle w:val="001000000000" w:firstRow="0" w:lastRow="0" w:firstColumn="1" w:lastColumn="0" w:oddVBand="0" w:evenVBand="0" w:oddHBand="0" w:evenHBand="0" w:firstRowFirstColumn="0" w:firstRowLastColumn="0" w:lastRowFirstColumn="0" w:lastRowLastColumn="0"/>
+                                <w:tcW w:w="1299" w:type="dxa"/>
+                                <w:tcBorders>
+                                  <w:bottom w:val="single" w:sz="4" w:space="0" w:color="F5F7F8"/>
+                                </w:tcBorders>
+                                <w:vAlign w:val="center"/>
+                              </w:tcPr>
+                              <w:p>
+                                <w:pPr>
+                                  <w:rPr>
+                                    <w:rFonts w:ascii="Segoe UI" w:hAnsi="Segoe UI" w:cs="Segoe UI"/>
+                                    <w:b w:val="0"/>
+                                    <w:bCs w:val="0"/>
+                                    <w:sz w:val="22"/>
+                                    <w:szCs w:val="22"/>
+                                  </w:rPr>
+                                </w:pPr>
+                                <w:proofErr w:type="spellStart"/>
+                                <w:r>
+                                  <w:rPr>
+                                    <w:rFonts w:ascii="Segoe UI" w:hAnsi="Segoe UI" w:cs="Segoe UI"/>
+                                    <w:b w:val="0"/>
+                                    <w:bCs w:val="0"/>
+                                    <w:sz w:val="22"/>
+                                    <w:szCs w:val="22"/>
+                                    <w:lang w:eastAsia="zh-CN"/>
+                                  </w:rPr>
+                                  <w:t>SalesLineDocumentNo</w:t>
+                                </w:r>
+                                <w:proofErr w:type="spellEnd"/>
+                              </w:p>
+                            </w:tc>
+                          </w:sdtContent>
+                        </w:sdt>
+                        <w:sdt>
+                          <w:sdtPr>
+                            <w:rPr>
+                              <w:rFonts w:ascii="Segoe UI" w:hAnsi="Segoe UI" w:cs="Segoe UI"/>
+                              <w:sz w:val="22"/>
+                              <w:szCs w:val="22"/>
+                            </w:rPr>
+                            <w:alias w:val="SalesHeaderBilltoName"/>
+                            <w:tag w:val="#BC:InsertDataItem,DataItems/Item/Sales_Line/SalesHeaderBilltoName"/>
+                            <w:id w:val="627896571"/>
+                            <w:placeholder>
+                              <w:docPart w:val="A57CCF5BBDAF47E4B8ADE0E52AEFF2A6"/>
+                            </w:placeholder>
+                            <w:dataBinding w:prefixMappings="&lt;xmlns:ns0='urn:microsoft-dynamics-nav/reports/Inventory_Order_Details/708/' " w:xpath="/ns0:NavWordReportXmlPart[1]/ns0:Item[1]/ns0:Sales_Line[1]/ns0:SalesHeaderBilltoName[1]" w:storeItemID="{00000000-0000-0000-0000-000000000000}"/>
+                            <w15:color w:val="808080"/>
+                            <w:text/>
+                          </w:sdtPr>
+                          <w:sdtEndPr/>
+                          <w:sdtContent>
+                            <w:tc>
+                              <w:tcPr>
+                                <w:tcW w:w="2381" w:type="dxa"/>
+                                <w:tcBorders>
+                                  <w:bottom w:val="single" w:sz="4" w:space="0" w:color="F5F7F8"/>
+                                </w:tcBorders>
+                                <w:vAlign w:val="center"/>
+                              </w:tcPr>
+                              <w:p>
+                                <w:pPr>
+                                  <w:cnfStyle w:val="000000000000" w:firstRow="0" w:lastRow="0" w:firstColumn="0" w:lastColumn="0" w:oddVBand="0" w:evenVBand="0" w:oddHBand="0" w:evenHBand="0" w:firstRowFirstColumn="0" w:firstRowLastColumn="0" w:lastRowFirstColumn="0" w:lastRowLastColumn="0"/>
+                                  <w:rPr>
+                                    <w:rFonts w:ascii="Segoe UI" w:hAnsi="Segoe UI" w:cs="Segoe UI"/>
+                                    <w:sz w:val="22"/>
+                                    <w:szCs w:val="22"/>
+                                  </w:rPr>
+                                </w:pPr>
+                                <w:proofErr w:type="spellStart"/>
+                                <w:r>
+                                  <w:rPr>
+                                    <w:rFonts w:ascii="Segoe UI" w:hAnsi="Segoe UI" w:cs="Segoe UI"/>
+                                    <w:sz w:val="22"/>
+                                    <w:szCs w:val="22"/>
+                                  </w:rPr>
+                                  <w:t>SalesHeaderBilltoName</w:t>
+                                </w:r>
+                                <w:proofErr w:type="spellEnd"/>
+                              </w:p>
+                            </w:tc>
+                          </w:sdtContent>
+                        </w:sdt>
+                        <w:sdt>
+                          <w:sdtPr>
+                            <w:rPr>
+                              <w:rFonts w:ascii="Segoe UI" w:hAnsi="Segoe UI" w:cs="Segoe UI"/>
+                              <w:sz w:val="22"/>
+                              <w:szCs w:val="22"/>
+                            </w:rPr>
+                            <w:alias w:val="ShipmentDate_SalesLine"/>
+                            <w:tag w:val="#BC:InsertDataItem,DataItems/Item/Sales_Line/ShipmentDate_SalesLine"/>
+                            <w:id w:val="1378973235"/>
+                            <w:placeholder>
+                              <w:docPart w:val="A57CCF5BBDAF47E4B8ADE0E52AEFF2A6"/>
+                            </w:placeholder>
+                            <w:dataBinding w:prefixMappings="&lt;xmlns:ns0='urn:microsoft-dynamics-nav/reports/Inventory_Order_Details/708/' " w:xpath="/ns0:NavWordReportXmlPart[1]/ns0:Item[1]/ns0:Sales_Line[1]/ns0:ShipmentDate_SalesLine[1]" w:storeItemID="{00000000-0000-0000-0000-000000000000}"/>
+                            <w15:color w:val="808080"/>
+                            <w:text/>
+                          </w:sdtPr>
+                          <w:sdtEndPr/>
+                          <w:sdtContent>
+                            <w:tc>
+                              <w:tcPr>
+                                <w:tcW w:w="1534" w:type="dxa"/>
+                                <w:tcBorders>
+                                  <w:bottom w:val="single" w:sz="4" w:space="0" w:color="F5F7F8"/>
+                                </w:tcBorders>
+                                <w:vAlign w:val="center"/>
+                              </w:tcPr>
+                              <w:p>
+                                <w:pPr>
+                                  <w:cnfStyle w:val="000000000000" w:firstRow="0" w:lastRow="0" w:firstColumn="0" w:lastColumn="0" w:oddVBand="0" w:evenVBand="0" w:oddHBand="0" w:evenHBand="0" w:firstRowFirstColumn="0" w:firstRowLastColumn="0" w:lastRowFirstColumn="0" w:lastRowLastColumn="0"/>
+                                  <w:rPr>
+                                    <w:rFonts w:ascii="Segoe UI" w:hAnsi="Segoe UI" w:cs="Segoe UI"/>
+                                    <w:sz w:val="22"/>
+                                    <w:szCs w:val="22"/>
+                                  </w:rPr>
+                                </w:pPr>
+                                <w:proofErr w:type="spellStart"/>
+                                <w:r>
+                                  <w:rPr>
+                                    <w:rFonts w:ascii="Segoe UI" w:hAnsi="Segoe UI" w:cs="Segoe UI"/>
+                                    <w:sz w:val="22"/>
+                                    <w:szCs w:val="22"/>
+                                  </w:rPr>
+                                  <w:t>ShipmentDate_SalesLine</w:t>
+                                </w:r>
+                                <w:proofErr w:type="spellEnd"/>
+                              </w:p>
+                            </w:tc>
+                          </w:sdtContent>
+                        </w:sdt>
+                        <w:sdt>
+                          <w:sdtPr>
+                            <w:rPr>
+                              <w:rFonts w:ascii="Segoe UI" w:hAnsi="Segoe UI" w:cs="Segoe UI"/>
+                              <w:sz w:val="22"/>
+                              <w:szCs w:val="22"/>
+                            </w:rPr>
+                            <w:alias w:val="Quantity_SalesLine"/>
+                            <w:tag w:val="#BC:InsertDataItem,DataItems/Item/Sales_Line/Quantity_SalesLine"/>
+                            <w:id w:val="-168557375"/>
+                            <w:placeholder>
+                              <w:docPart w:val="A57CCF5BBDAF47E4B8ADE0E52AEFF2A6"/>
+                            </w:placeholder>
+                            <w:dataBinding w:prefixMappings="&lt;xmlns:ns0='urn:microsoft-dynamics-nav/reports/Inventory_Order_Details/708/' " w:xpath="/ns0:NavWordReportXmlPart[1]/ns0:Item[1]/ns0:Sales_Line[1]/ns0:Quantity_SalesLine[1]" w:storeItemID="{00000000-0000-0000-0000-000000000000}"/>
+                            <w15:color w:val="808080"/>
+                            <w:text/>
+                          </w:sdtPr>
+                          <w:sdtEndPr/>
+                          <w:sdtContent>
+                            <w:tc>
+                              <w:tcPr>
+                                <w:tcW w:w="1242" w:type="dxa"/>
+                                <w:tcBorders>
+                                  <w:bottom w:val="single" w:sz="4" w:space="0" w:color="F5F7F8"/>
+                                </w:tcBorders>
+                                <w:vAlign w:val="center"/>
+                              </w:tcPr>
+                              <w:p>
+                                <w:pPr>
+                                  <w:jc w:val="right"/>
+                                  <w:cnfStyle w:val="000000000000" w:firstRow="0" w:lastRow="0" w:firstColumn="0" w:lastColumn="0" w:oddVBand="0" w:evenVBand="0" w:oddHBand="0" w:evenHBand="0" w:firstRowFirstColumn="0" w:firstRowLastColumn="0" w:lastRowFirstColumn="0" w:lastRowLastColumn="0"/>
+                                  <w:rPr>
+                                    <w:rFonts w:ascii="Segoe UI" w:hAnsi="Segoe UI" w:cs="Segoe UI"/>
+                                    <w:sz w:val="22"/>
+                                    <w:szCs w:val="22"/>
+                                  </w:rPr>
+                                </w:pPr>
+                                <w:proofErr w:type="spellStart"/>
+                                <w:r>
+                                  <w:rPr>
+                                    <w:rFonts w:ascii="Segoe UI" w:hAnsi="Segoe UI" w:cs="Segoe UI"/>
+                                    <w:sz w:val="22"/>
+                                    <w:szCs w:val="22"/>
+                                  </w:rPr>
+                                  <w:t>Quantity_SalesLine</w:t>
+                                </w:r>
+                                <w:proofErr w:type="spellEnd"/>
+                              </w:p>
+                            </w:tc>
+                          </w:sdtContent>
+                        </w:sdt>
+                        <w:sdt>
+                          <w:sdtPr>
+                            <w:rPr>
+                              <w:rFonts w:ascii="Segoe UI" w:hAnsi="Segoe UI" w:cs="Segoe UI"/>
+                              <w:sz w:val="22"/>
+                              <w:szCs w:val="22"/>
+                            </w:rPr>
+                            <w:alias w:val="OutstandingQty_SalesLine"/>
+                            <w:tag w:val="#BC:InsertDataItem,DataItems/Item/Sales_Line/OutstandingQty_SalesLine"/>
+                            <w:id w:val="-1075037928"/>
+                            <w:placeholder>
+                              <w:docPart w:val="A57CCF5BBDAF47E4B8ADE0E52AEFF2A6"/>
+                            </w:placeholder>
+                            <w:dataBinding w:prefixMappings="&lt;xmlns:ns0='urn:microsoft-dynamics-nav/reports/Inventory_Order_Details/708/' " w:xpath="/ns0:NavWordReportXmlPart[1]/ns0:Item[1]/ns0:Sales_Line[1]/ns0:OutstandingQty_SalesLine[1]" w:storeItemID="{00000000-0000-0000-0000-000000000000}"/>
+                            <w15:color w:val="808080"/>
+                            <w:text/>
+                          </w:sdtPr>
+                          <w:sdtEndPr/>
+                          <w:sdtContent>
+                            <w:tc>
+                              <w:tcPr>
+                                <w:tcW w:w="1534" w:type="dxa"/>
+                                <w:tcBorders>
+                                  <w:bottom w:val="single" w:sz="4" w:space="0" w:color="F5F7F8"/>
+                                </w:tcBorders>
+                                <w:vAlign w:val="center"/>
+                              </w:tcPr>
+                              <w:p>
+                                <w:pPr>
+                                  <w:jc w:val="right"/>
+                                  <w:cnfStyle w:val="000000000000" w:firstRow="0" w:lastRow="0" w:firstColumn="0" w:lastColumn="0" w:oddVBand="0" w:evenVBand="0" w:oddHBand="0" w:evenHBand="0" w:firstRowFirstColumn="0" w:firstRowLastColumn="0" w:lastRowFirstColumn="0" w:lastRowLastColumn="0"/>
+                                  <w:rPr>
+                                    <w:rFonts w:ascii="Segoe UI" w:hAnsi="Segoe UI" w:cs="Segoe UI"/>
+                                    <w:sz w:val="22"/>
+                                    <w:szCs w:val="22"/>
+                                  </w:rPr>
+                                </w:pPr>
+                                <w:proofErr w:type="spellStart"/>
+                                <w:r>
+                                  <w:rPr>
+                                    <w:rFonts w:ascii="Segoe UI" w:hAnsi="Segoe UI" w:cs="Segoe UI"/>
+                                    <w:sz w:val="22"/>
+                                    <w:szCs w:val="22"/>
+                                  </w:rPr>
+                                  <w:t>OutstandingQty_SalesLine</w:t>
+                                </w:r>
+                                <w:proofErr w:type="spellEnd"/>
+                              </w:p>
+                            </w:tc>
+                          </w:sdtContent>
+                        </w:sdt>
+                        <w:sdt>
+                          <w:sdtPr>
+                            <w:rPr>
+                              <w:rFonts w:ascii="Segoe UI" w:hAnsi="Segoe UI" w:cs="Segoe UI"/>
+                              <w:sz w:val="22"/>
+                              <w:szCs w:val="22"/>
+                            </w:rPr>
+                            <w:alias w:val="BackOrderQty"/>
+                            <w:tag w:val="#BC:InsertDataItem,DataItems/Item/Sales_Line/BackOrderQty"/>
+                            <w:id w:val="1000854179"/>
+                            <w:placeholder>
+                              <w:docPart w:val="A57CCF5BBDAF47E4B8ADE0E52AEFF2A6"/>
+                            </w:placeholder>
+                            <w:dataBinding w:prefixMappings="&lt;xmlns:ns0='urn:microsoft-dynamics-nav/reports/Inventory_Order_Details/708/' " w:xpath="/ns0:NavWordReportXmlPart[1]/ns0:Item[1]/ns0:Sales_Line[1]/ns0:BackOrderQty[1]" w:storeItemID="{00000000-0000-0000-0000-000000000000}"/>
+                            <w15:color w:val="808080"/>
+                            <w:text/>
+                          </w:sdtPr>
+                          <w:sdtEndPr/>
+                          <w:sdtContent>
+                            <w:tc>
+                              <w:tcPr>
+                                <w:tcW w:w="1358" w:type="dxa"/>
+                                <w:tcBorders>
+                                  <w:bottom w:val="single" w:sz="4" w:space="0" w:color="F5F7F8"/>
+                                </w:tcBorders>
+                                <w:vAlign w:val="center"/>
+                              </w:tcPr>
+                              <w:p>
+                                <w:pPr>
+                                  <w:jc w:val="right"/>
+                                  <w:cnfStyle w:val="000000000000" w:firstRow="0" w:lastRow="0" w:firstColumn="0" w:lastColumn="0" w:oddVBand="0" w:evenVBand="0" w:oddHBand="0" w:evenHBand="0" w:firstRowFirstColumn="0" w:firstRowLastColumn="0" w:lastRowFirstColumn="0" w:lastRowLastColumn="0"/>
+                                  <w:rPr>
+                                    <w:rFonts w:ascii="Segoe UI" w:hAnsi="Segoe UI" w:cs="Segoe UI"/>
+                                    <w:sz w:val="22"/>
+                                    <w:szCs w:val="22"/>
+                                  </w:rPr>
+                                </w:pPr>
+                                <w:proofErr w:type="spellStart"/>
+                                <w:r>
+                                  <w:rPr>
+                                    <w:rFonts w:ascii="Segoe UI" w:hAnsi="Segoe UI" w:cs="Segoe UI"/>
+                                    <w:sz w:val="22"/>
+                                    <w:szCs w:val="22"/>
+                                  </w:rPr>
+                                  <w:t>BackOrderQty</w:t>
+                                </w:r>
+                                <w:proofErr w:type="spellEnd"/>
+                              </w:p>
+                            </w:tc>
+                          </w:sdtContent>
+                        </w:sdt>
+                        <w:sdt>
+                          <w:sdtPr>
+                            <w:rPr>
+                              <w:rFonts w:ascii="Segoe UI" w:hAnsi="Segoe UI" w:cs="Segoe UI"/>
+                              <w:sz w:val="22"/>
+                              <w:szCs w:val="22"/>
+                            </w:rPr>
+                            <w:alias w:val="SalesLineUnitPrice"/>
+                            <w:tag w:val="#BC:InsertDataItem,DataItems/Item/Sales_Line/SalesLineUnitPrice"/>
+                            <w:id w:val="-2136702158"/>
+                            <w:placeholder>
+                              <w:docPart w:val="A57CCF5BBDAF47E4B8ADE0E52AEFF2A6"/>
+                            </w:placeholder>
+                            <w:dataBinding w:prefixMappings="&lt;xmlns:ns0='urn:microsoft-dynamics-nav/reports/Inventory_Order_Details/708/' " w:xpath="/ns0:NavWordReportXmlPart[1]/ns0:Item[1]/ns0:Sales_Line[1]/ns0:SalesLineUnitPrice[1]" w:storeItemID="{00000000-0000-0000-0000-000000000000}"/>
+                            <w15:color w:val="808080"/>
+                            <w:text/>
+                          </w:sdtPr>
+                          <w:sdtEndPr/>
+                          <w:sdtContent>
+                            <w:tc>
+                              <w:tcPr>
+                                <w:tcW w:w="2015" w:type="dxa"/>
+                                <w:tcBorders>
+                                  <w:bottom w:val="single" w:sz="4" w:space="0" w:color="F5F7F8"/>
+                                </w:tcBorders>
+                                <w:vAlign w:val="center"/>
+                              </w:tcPr>
+                              <w:p>
+                                <w:pPr>
+                                  <w:jc w:val="right"/>
+                                  <w:cnfStyle w:val="000000000000" w:firstRow="0" w:lastRow="0" w:firstColumn="0" w:lastColumn="0" w:oddVBand="0" w:evenVBand="0" w:oddHBand="0" w:evenHBand="0" w:firstRowFirstColumn="0" w:firstRowLastColumn="0" w:lastRowFirstColumn="0" w:lastRowLastColumn="0"/>
+                                  <w:rPr>
+                                    <w:rFonts w:ascii="Segoe UI" w:hAnsi="Segoe UI" w:cs="Segoe UI"/>
+                                    <w:sz w:val="22"/>
+                                    <w:szCs w:val="22"/>
+                                  </w:rPr>
+                                </w:pPr>
+                                <w:proofErr w:type="spellStart"/>
+                                <w:r>
+                                  <w:rPr>
+                                    <w:rFonts w:ascii="Segoe UI" w:hAnsi="Segoe UI" w:cs="Segoe UI"/>
+                                    <w:sz w:val="22"/>
+                                    <w:szCs w:val="22"/>
+                                  </w:rPr>
+                                  <w:t>SalesLineUnitPrice</w:t>
+                                </w:r>
+                                <w:proofErr w:type="spellEnd"/>
+                              </w:p>
+                            </w:tc>
+                          </w:sdtContent>
+                        </w:sdt>
+                        <w:sdt>
+                          <w:sdtPr>
+                            <w:rPr>
+                              <w:rFonts w:ascii="Segoe UI" w:hAnsi="Segoe UI" w:cs="Segoe UI"/>
+                              <w:sz w:val="22"/>
+                              <w:szCs w:val="22"/>
+                            </w:rPr>
+                            <w:alias w:val="SalesLineLineDiscount"/>
+                            <w:tag w:val="#BC:InsertDataItem,DataItems/Item/Sales_Line/SalesLineLineDiscount"/>
+                            <w:id w:val="1651556968"/>
+                            <w:placeholder>
+                              <w:docPart w:val="A57CCF5BBDAF47E4B8ADE0E52AEFF2A6"/>
+                            </w:placeholder>
+                            <w:dataBinding w:prefixMappings="&lt;xmlns:ns0='urn:microsoft-dynamics-nav/reports/Inventory_Order_Details/708/' " w:xpath="/ns0:NavWordReportXmlPart[1]/ns0:Item[1]/ns0:Sales_Line[1]/ns0:SalesLineLineDiscount[1]" w:storeItemID="{00000000-0000-0000-0000-000000000000}"/>
+                            <w15:color w:val="808080"/>
+                            <w:text/>
+                          </w:sdtPr>
+                          <w:sdtEndPr/>
+                          <w:sdtContent>
+                            <w:tc>
+                              <w:tcPr>
+                                <w:tcW w:w="1183" w:type="dxa"/>
+                                <w:tcBorders>
+                                  <w:bottom w:val="single" w:sz="4" w:space="0" w:color="F5F7F8"/>
+                                </w:tcBorders>
+                                <w:vAlign w:val="center"/>
+                              </w:tcPr>
+                              <w:p>
+                                <w:pPr>
+                                  <w:jc w:val="right"/>
+                                  <w:cnfStyle w:val="000000000000" w:firstRow="0" w:lastRow="0" w:firstColumn="0" w:lastColumn="0" w:oddVBand="0" w:evenVBand="0" w:oddHBand="0" w:evenHBand="0" w:firstRowFirstColumn="0" w:firstRowLastColumn="0" w:lastRowFirstColumn="0" w:lastRowLastColumn="0"/>
+                                  <w:rPr>
+                                    <w:rFonts w:ascii="Segoe UI" w:hAnsi="Segoe UI" w:cs="Segoe UI"/>
+                                    <w:sz w:val="22"/>
+                                    <w:szCs w:val="22"/>
+                                  </w:rPr>
+                                </w:pPr>
+                                <w:proofErr w:type="spellStart"/>
+                                <w:r>
+                                  <w:rPr>
+                                    <w:rFonts w:ascii="Segoe UI" w:hAnsi="Segoe UI" w:cs="Segoe UI"/>
+                                    <w:sz w:val="22"/>
+                                    <w:szCs w:val="22"/>
+                                  </w:rPr>
+                                  <w:t>SalesLineLineDiscount</w:t>
+                                </w:r>
+                                <w:proofErr w:type="spellEnd"/>
+                              </w:p>
+                            </w:tc>
+                          </w:sdtContent>
+                        </w:sdt>
+                        <w:sdt>
+                          <w:sdtPr>
+                            <w:rPr>
+                              <w:rFonts w:ascii="Segoe UI" w:hAnsi="Segoe UI" w:cs="Segoe UI"/>
+                              <w:sz w:val="22"/>
+                              <w:szCs w:val="22"/>
+                            </w:rPr>
+                            <w:alias w:val="InvDiscountAmt_SalesLine"/>
+                            <w:tag w:val="#BC:InsertDataItem,DataItems/Item/Sales_Line/InvDiscountAmt_SalesLine"/>
+                            <w:id w:val="-188145245"/>
+                            <w:placeholder>
+                              <w:docPart w:val="A57CCF5BBDAF47E4B8ADE0E52AEFF2A6"/>
+                            </w:placeholder>
+                            <w:dataBinding w:prefixMappings="&lt;xmlns:ns0='urn:microsoft-dynamics-nav/reports/Inventory_Order_Details/708/' " w:xpath="/ns0:NavWordReportXmlPart[1]/ns0:Item[1]/ns0:Sales_Line[1]/ns0:InvDiscountAmt_SalesLine[1]" w:storeItemID="{00000000-0000-0000-0000-000000000000}"/>
+                            <w15:color w:val="808080"/>
+                            <w:text/>
+                          </w:sdtPr>
+                          <w:sdtEndPr/>
+                          <w:sdtContent>
+                            <w:tc>
+                              <w:tcPr>
+                                <w:tcW w:w="1285" w:type="dxa"/>
+                                <w:tcBorders>
+                                  <w:bottom w:val="single" w:sz="4" w:space="0" w:color="F5F7F8"/>
+                                </w:tcBorders>
+                                <w:vAlign w:val="center"/>
+                              </w:tcPr>
+                              <w:p>
+                                <w:pPr>
+                                  <w:jc w:val="right"/>
+                                  <w:cnfStyle w:val="000000000000" w:firstRow="0" w:lastRow="0" w:firstColumn="0" w:lastColumn="0" w:oddVBand="0" w:evenVBand="0" w:oddHBand="0" w:evenHBand="0" w:firstRowFirstColumn="0" w:firstRowLastColumn="0" w:lastRowFirstColumn="0" w:lastRowLastColumn="0"/>
+                                  <w:rPr>
+                                    <w:rFonts w:ascii="Segoe UI" w:hAnsi="Segoe UI" w:cs="Segoe UI"/>
+                                    <w:sz w:val="22"/>
+                                    <w:szCs w:val="22"/>
+                                  </w:rPr>
+                                </w:pPr>
+                                <w:proofErr w:type="spellStart"/>
+                                <w:r>
+                                  <w:rPr>
+                                    <w:rFonts w:ascii="Segoe UI" w:hAnsi="Segoe UI" w:cs="Segoe UI"/>
+                                    <w:sz w:val="22"/>
+                                    <w:szCs w:val="22"/>
+                                  </w:rPr>
+                                  <w:t>InvDiscountAmt_SalesLine</w:t>
+                                </w:r>
+                                <w:proofErr w:type="spellEnd"/>
+                              </w:p>
+                            </w:tc>
+                          </w:sdtContent>
+                        </w:sdt>
+                        <w:sdt>
+                          <w:sdtPr>
+                            <w:rPr>
+                              <w:rFonts w:ascii="Segoe UI" w:hAnsi="Segoe UI" w:cs="Segoe UI"/>
+                              <w:sz w:val="22"/>
+                              <w:szCs w:val="22"/>
+                            </w:rPr>
+                            <w:alias w:val="OutstandingAmt1_SalesLine"/>
+                            <w:tag w:val="#BC:InsertDataItem,DataItems/Item/Sales_Line/OutstandingAmt1_SalesLine"/>
+                            <w:id w:val="-1428259877"/>
+                            <w:placeholder>
+                              <w:docPart w:val="A57CCF5BBDAF47E4B8ADE0E52AEFF2A6"/>
+                            </w:placeholder>
+                            <w:dataBinding w:prefixMappings="&lt;xmlns:ns0='urn:microsoft-dynamics-nav/reports/Inventory_Order_Details/708/' " w:xpath="/ns0:NavWordReportXmlPart[1]/ns0:Item[1]/ns0:Sales_Line[1]/ns0:OutstandingAmt1_SalesLine[1]" w:storeItemID="{00000000-0000-0000-0000-000000000000}"/>
+                            <w15:color w:val="808080"/>
+                            <w:text/>
+                          </w:sdtPr>
+                          <w:sdtEndPr/>
+                          <w:sdtContent>
+                            <w:tc>
+                              <w:tcPr>
+                                <w:tcW w:w="1767" w:type="dxa"/>
+                                <w:tcBorders>
+                                  <w:bottom w:val="single" w:sz="4" w:space="0" w:color="F5F7F8"/>
+                                </w:tcBorders>
+                                <w:vAlign w:val="center"/>
+                              </w:tcPr>
+                              <w:p>
+                                <w:pPr>
+                                  <w:jc w:val="right"/>
+                                  <w:cnfStyle w:val="000000000000" w:firstRow="0" w:lastRow="0" w:firstColumn="0" w:lastColumn="0" w:oddVBand="0" w:evenVBand="0" w:oddHBand="0" w:evenHBand="0" w:firstRowFirstColumn="0" w:firstRowLastColumn="0" w:lastRowFirstColumn="0" w:lastRowLastColumn="0"/>
+                                  <w:rPr>
+                                    <w:rFonts w:ascii="Segoe UI" w:hAnsi="Segoe UI" w:cs="Segoe UI"/>
+                                    <w:sz w:val="22"/>
+                                    <w:szCs w:val="22"/>
+                                  </w:rPr>
+                                </w:pPr>
+                                <w:r>
+                                  <w:rPr>
+                                    <w:rFonts w:ascii="Segoe UI" w:hAnsi="Segoe UI" w:cs="Segoe UI"/>
+                                    <w:sz w:val="22"/>
+                                    <w:szCs w:val="22"/>
+                                  </w:rPr>
+                                  <w:t>OutstandingAmt1_SalesLine</w:t>
+                                </w:r>
+                              </w:p>
+                            </w:tc>
+                          </w:sdtContent>
+                        </w:sdt>
+                      </w:tr>
+                    </w:sdtContent>
+                  </w:sdt>
+                </w:sdtContent>
+              </w:sdt>
+              <w:tr>
+                <w:trPr>
+                  <w:cnfStyle w:val="000000100000" w:firstRow="0" w:lastRow="0" w:firstColumn="0" w:lastColumn="0" w:oddVBand="0" w:evenVBand="0" w:oddHBand="1" w:evenHBand="0" w:firstRowFirstColumn="0" w:firstRowLastColumn="0" w:lastRowFirstColumn="0" w:lastRowLastColumn="0"/>
+                  <w:trHeight w:val="490"/>
+                </w:trPr>
+                <w:tc>
+                  <w:tcPr>
+                    <w:cnfStyle w:val="001000000000" w:firstRow="0" w:lastRow="0" w:firstColumn="1" w:lastColumn="0" w:oddVBand="0" w:evenVBand="0" w:oddHBand="0" w:evenHBand="0" w:firstRowFirstColumn="0" w:firstRowLastColumn="0" w:lastRowFirstColumn="0" w:lastRowLastColumn="0"/>
+                    <w:tcW w:w="1299" w:type="dxa"/>
+                    <w:tcBorders>
+                      <w:top w:val="single" w:sz="4" w:space="0" w:color="000000"/>
+                      <w:bottom w:val="single" w:sz="8" w:space="0" w:color="000000"/>
+                    </w:tcBorders>
+                  </w:tcPr>
+                  <w:p>
+                    <w:pPr>
+                      <w:pStyle w:val="Heading2"/>
+                      <w:spacing w:before="120" w:after="120"/>
+                      <w:rPr>
+                        <w:rFonts w:ascii="Segoe UI Semibold" w:hAnsi="Segoe UI Semibold" w:cs="Segoe UI Semibold"/>
+                        <w:b w:val="0"/>
+                        <w:bCs w:val="0"/>
+                        <w:sz w:val="22"/>
+                        <w:szCs w:val="22"/>
+                      </w:rPr>
+                    </w:pPr>
+                  </w:p>
+                </w:tc>
                 <w:sdt>
                   <w:sdtPr>
                     <w:rPr>
-                      <w:lang w:eastAsia="zh-CN"/>
-                      <w14:numSpacing w14:val="tabular"/>
+                      <w:rFonts w:ascii="Segoe UI Semibold" w:hAnsi="Segoe UI Semibold" w:cs="Segoe UI Semibold"/>
+                      <w:sz w:val="22"/>
+                      <w:szCs w:val="22"/>
                     </w:rPr>
-                    <w:alias w:val="SalesLineDocumentNo"/>
-                    <w:tag w:val="#BC:InsertDataItem,DataItems/Item/Sales_Line/SalesLineDocumentNo"/>
-                    <w:id w:val="158200424"/>
+                    <w:alias w:val="Description_Item"/>
+                    <w:tag w:val="#BC:InsertDataItem,DataItems/Item/Description_Item"/>
+                    <w:id w:val="1913187051"/>
                     <w:placeholder>
                       <w:docPart w:val="A57CCF5BBDAF47E4B8ADE0E52AEFF2A6"/>
                     </w:placeholder>
-                    <w:dataBinding w:prefixMappings="xmlns:ns0='urn:microsoft-dynamics-nav/reports/Inventory_Order_Details/708/'" w:xpath="/ns0:NavWordReportXmlPart[1]/ns0:Item[1]/ns0:Sales_Line[1]/ns0:SalesLineDocumentNo[1]" w:storeItemID="{00000000-0000-0000-0000-000000000000}"/>
+                    <w:dataBinding w:prefixMappings="&lt;xmlns:ns0='urn:microsoft-dynamics-nav/reports/Inventory_Order_Details/708/' " w:xpath="/ns0:NavWordReportXmlPart[1]/ns0:Item[1]/ns0:Description_Item[1]" w:storeItemID="{00000000-0000-0000-0000-000000000000}"/>
                     <w15:color w:val="808080"/>
                     <w:text/>
                   </w:sdtPr>
-                  <w:sdtEndPr>
-                    <w:rPr>
-                      <w:lang w:val="en-AU"/>
-                      <w14:numSpacing w14:val="default"/>
-                    </w:rPr>
-                  </w:sdtEndPr>
+                  <w:sdtEndPr/>
                   <w:sdtContent>
                     <w:tc>
                       <w:tcPr>
-                        <w:tcW w:w="508" w:type="pct"/>
+                        <w:tcW w:w="2381" w:type="dxa"/>
+                        <w:tcBorders>
+                          <w:top w:val="single" w:sz="4" w:space="0" w:color="000000"/>
+                          <w:bottom w:val="single" w:sz="8" w:space="0" w:color="000000"/>
+                        </w:tcBorders>
+                        <w:vAlign w:val="center"/>
                       </w:tcPr>
                       <w:p>
                         <w:pPr>
-                          <w:pStyle w:val="NoSpacing"/>
+                          <w:pStyle w:val="Heading2"/>
+                          <w:spacing w:before="120" w:after="120"/>
+                          <w:cnfStyle w:val="000000100000" w:firstRow="0" w:lastRow="0" w:firstColumn="0" w:lastColumn="0" w:oddVBand="0" w:evenVBand="0" w:oddHBand="1" w:evenHBand="0" w:firstRowFirstColumn="0" w:firstRowLastColumn="0" w:lastRowFirstColumn="0" w:lastRowLastColumn="0"/>
+                          <w:rPr>
+                            <w:rFonts w:ascii="Segoe UI Semibold" w:hAnsi="Segoe UI Semibold" w:cs="Segoe UI Semibold"/>
+                            <w:sz w:val="22"/>
+                            <w:szCs w:val="22"/>
+                          </w:rPr>
                         </w:pPr>
+                        <w:proofErr w:type="spellStart"/>
                         <w:r>
                           <w:rPr>
-                            <w:lang w:eastAsia="zh-CN"/>
+                            <w:rFonts w:ascii="Segoe UI Semibold" w:hAnsi="Segoe UI Semibold" w:cs="Segoe UI Semibold"/>
+                            <w:sz w:val="22"/>
+                            <w:szCs w:val="22"/>
                           </w:rPr>
-                          <w:t>SalesLineDocumentNo</w:t>
+                          <w:t>Description_Item</w:t>
                         </w:r>
+                        <w:proofErr w:type="spellEnd"/>
+                      </w:p>
+                    </w:tc>
+                  </w:sdtContent>
+                </w:sdt>
+                <w:tc>
+                  <w:tcPr>
+                    <w:tcW w:w="1534" w:type="dxa"/>
+                    <w:tcBorders>
+                      <w:top w:val="single" w:sz="4" w:space="0" w:color="000000"/>
+                      <w:bottom w:val="single" w:sz="8" w:space="0" w:color="000000"/>
+                    </w:tcBorders>
+                  </w:tcPr>
+                  <w:p>
+                    <w:pPr>
+                      <w:pStyle w:val="Heading2"/>
+                      <w:spacing w:before="120" w:after="120"/>
+                      <w:cnfStyle w:val="000000100000" w:firstRow="0" w:lastRow="0" w:firstColumn="0" w:lastColumn="0" w:oddVBand="0" w:evenVBand="0" w:oddHBand="1" w:evenHBand="0" w:firstRowFirstColumn="0" w:firstRowLastColumn="0" w:lastRowFirstColumn="0" w:lastRowLastColumn="0"/>
+                      <w:rPr>
+                        <w:rFonts w:ascii="Segoe UI Semibold" w:hAnsi="Segoe UI Semibold" w:cs="Segoe UI Semibold"/>
+                        <w:sz w:val="22"/>
+                        <w:szCs w:val="22"/>
+                      </w:rPr>
+                    </w:pPr>
+                  </w:p>
+                </w:tc>
+                <w:tc>
+                  <w:tcPr>
+                    <w:tcW w:w="1242" w:type="dxa"/>
+                    <w:tcBorders>
+                      <w:top w:val="single" w:sz="4" w:space="0" w:color="000000"/>
+                      <w:bottom w:val="single" w:sz="8" w:space="0" w:color="000000"/>
+                    </w:tcBorders>
+                  </w:tcPr>
+                  <w:p>
+                    <w:pPr>
+                      <w:pStyle w:val="Heading2"/>
+                      <w:spacing w:before="120" w:after="120"/>
+                      <w:cnfStyle w:val="000000100000" w:firstRow="0" w:lastRow="0" w:firstColumn="0" w:lastColumn="0" w:oddVBand="0" w:evenVBand="0" w:oddHBand="1" w:evenHBand="0" w:firstRowFirstColumn="0" w:firstRowLastColumn="0" w:lastRowFirstColumn="0" w:lastRowLastColumn="0"/>
+                      <w:rPr>
+                        <w:rFonts w:ascii="Segoe UI Semibold" w:hAnsi="Segoe UI Semibold" w:cs="Segoe UI Semibold"/>
+                        <w:sz w:val="22"/>
+                        <w:szCs w:val="22"/>
+                      </w:rPr>
+                    </w:pPr>
+                  </w:p>
+                </w:tc>
+                <w:sdt>
+                  <w:sdtPr>
+                    <w:rPr>
+                      <w:rFonts w:ascii="Segoe UI Semibold" w:hAnsi="Segoe UI Semibold" w:cs="Segoe UI Semibold"/>
+                      <w:sz w:val="22"/>
+                      <w:szCs w:val="22"/>
+                    </w:rPr>
+                    <w:alias w:val="SubTotals_OutstandingQty"/>
+                    <w:tag w:val="#BC:InsertDataItem,DataItems/Item/SubTotals/SubTotals_OutstandingQty"/>
+                    <w:id w:val="644860161"/>
+                    <w:placeholder>
+                      <w:docPart w:val="A57CCF5BBDAF47E4B8ADE0E52AEFF2A6"/>
+                    </w:placeholder>
+                    <w:dataBinding w:prefixMappings="&lt;xmlns:ns0='urn:microsoft-dynamics-nav/reports/Inventory_Order_Details/708/' " w:xpath="/ns0:NavWordReportXmlPart[1]/ns0:Item[1]/ns0:SubTotals[1]/ns0:SubTotals_OutstandingQty[1]" w:storeItemID="{00000000-0000-0000-0000-000000000000}"/>
+                    <w15:color w:val="808080"/>
+                    <w:text/>
+                  </w:sdtPr>
+                  <w:sdtEndPr/>
+                  <w:sdtContent>
+                    <w:tc>
+                      <w:tcPr>
+                        <w:tcW w:w="1534" w:type="dxa"/>
+                        <w:tcBorders>
+                          <w:top w:val="single" w:sz="4" w:space="0" w:color="000000"/>
+                          <w:bottom w:val="single" w:sz="8" w:space="0" w:color="000000"/>
+                        </w:tcBorders>
+                        <w:vAlign w:val="center"/>
+                      </w:tcPr>
+                      <w:p>
+                        <w:pPr>
+                          <w:pStyle w:val="Heading2"/>
+                          <w:spacing w:before="120" w:after="120"/>
+                          <w:jc w:val="right"/>
+                          <w:cnfStyle w:val="000000100000" w:firstRow="0" w:lastRow="0" w:firstColumn="0" w:lastColumn="0" w:oddVBand="0" w:evenVBand="0" w:oddHBand="1" w:evenHBand="0" w:firstRowFirstColumn="0" w:firstRowLastColumn="0" w:lastRowFirstColumn="0" w:lastRowLastColumn="0"/>
+                          <w:rPr>
+                            <w:rFonts w:ascii="Segoe UI Semibold" w:hAnsi="Segoe UI Semibold" w:cs="Segoe UI Semibold"/>
+                            <w:sz w:val="22"/>
+                            <w:szCs w:val="22"/>
+                          </w:rPr>
+                        </w:pPr>
+                        <w:proofErr w:type="spellStart"/>
+                        <w:r>
+                          <w:rPr>
+                            <w:rFonts w:ascii="Segoe UI Semibold" w:hAnsi="Segoe UI Semibold" w:cs="Segoe UI Semibold"/>
+                            <w:sz w:val="22"/>
+                            <w:szCs w:val="22"/>
+                          </w:rPr>
+                          <w:t>SubTotals_OutstandingQty</w:t>
+                        </w:r>
+                        <w:proofErr w:type="spellEnd"/>
                       </w:p>
                     </w:tc>
                   </w:sdtContent>
                 </w:sdt>
                 <w:sdt>
                   <w:sdtPr>
-                    <w:alias w:val="SalesHeaderBilltoName"/>
-                    <w:tag w:val="#BC:InsertDataItem,DataItems/Item/Sales_Line/SalesHeaderBilltoName"/>
-                    <w:id w:val="627896571"/>
+                    <w:rPr>
+                      <w:rFonts w:ascii="Segoe UI Semibold" w:hAnsi="Segoe UI Semibold" w:cs="Segoe UI Semibold"/>
+                      <w:sz w:val="22"/>
+                      <w:szCs w:val="22"/>
+                    </w:rPr>
+                    <w:alias w:val="SubTotals_BackOrderQty"/>
+                    <w:tag w:val="#BC:InsertDataItem,DataItems/Item/SubTotals/SubTotals_BackOrderQty"/>
+                    <w:id w:val="1436949718"/>
                     <w:placeholder>
                       <w:docPart w:val="A57CCF5BBDAF47E4B8ADE0E52AEFF2A6"/>
                     </w:placeholder>
-                    <w:dataBinding w:prefixMappings="xmlns:ns0='urn:microsoft-dynamics-nav/reports/Inventory_Order_Details/708/'" w:xpath="/ns0:NavWordReportXmlPart[1]/ns0:Item[1]/ns0:Sales_Line[1]/ns0:SalesHeaderBilltoName[1]" w:storeItemID="{00000000-0000-0000-0000-000000000000}"/>
+                    <w:dataBinding w:prefixMappings="&lt;xmlns:ns0='urn:microsoft-dynamics-nav/reports/Inventory_Order_Details/708/' " w:xpath="/ns0:NavWordReportXmlPart[1]/ns0:Item[1]/ns0:SubTotals[1]/ns0:SubTotals_BackOrderQty[1]" w:storeItemID="{00000000-0000-0000-0000-000000000000}"/>
                     <w15:color w:val="808080"/>
                     <w:text/>
                   </w:sdtPr>
+                  <w:sdtEndPr/>
                   <w:sdtContent>
                     <w:tc>
                       <w:tcPr>
-                        <w:tcW w:w="520" w:type="pct"/>
+                        <w:tcW w:w="1358" w:type="dxa"/>
+                        <w:tcBorders>
+                          <w:top w:val="single" w:sz="4" w:space="0" w:color="000000"/>
+                          <w:bottom w:val="single" w:sz="8" w:space="0" w:color="000000"/>
+                        </w:tcBorders>
+                        <w:vAlign w:val="center"/>
                       </w:tcPr>
                       <w:p>
                         <w:pPr>
-                          <w:pStyle w:val="NoSpacing"/>
+                          <w:pStyle w:val="Heading2"/>
+                          <w:spacing w:before="120" w:after="120"/>
+                          <w:jc w:val="right"/>
+                          <w:cnfStyle w:val="000000100000" w:firstRow="0" w:lastRow="0" w:firstColumn="0" w:lastColumn="0" w:oddVBand="0" w:evenVBand="0" w:oddHBand="1" w:evenHBand="0" w:firstRowFirstColumn="0" w:firstRowLastColumn="0" w:lastRowFirstColumn="0" w:lastRowLastColumn="0"/>
+                          <w:rPr>
+                            <w:rFonts w:ascii="Segoe UI Semibold" w:hAnsi="Segoe UI Semibold" w:cs="Segoe UI Semibold"/>
+                            <w:sz w:val="22"/>
+                            <w:szCs w:val="22"/>
+                          </w:rPr>
                         </w:pPr>
+                        <w:proofErr w:type="spellStart"/>
                         <w:r>
-                          <w:t>SalesHeaderBilltoName</w:t>
+                          <w:rPr>
+                            <w:rFonts w:ascii="Segoe UI Semibold" w:hAnsi="Segoe UI Semibold" w:cs="Segoe UI Semibold"/>
+                            <w:sz w:val="22"/>
+                            <w:szCs w:val="22"/>
+                          </w:rPr>
+                          <w:t>SubTotals_BackOrderQty</w:t>
                         </w:r>
+                        <w:proofErr w:type="spellEnd"/>
                       </w:p>
                     </w:tc>
                   </w:sdtContent>
                 </w:sdt>
+                <w:tc>
+                  <w:tcPr>
+                    <w:tcW w:w="2015" w:type="dxa"/>
+                    <w:tcBorders>
+                      <w:top w:val="single" w:sz="4" w:space="0" w:color="000000"/>
+                      <w:bottom w:val="single" w:sz="8" w:space="0" w:color="000000"/>
+                    </w:tcBorders>
+                    <w:vAlign w:val="center"/>
+                  </w:tcPr>
+                  <w:p>
+                    <w:pPr>
+                      <w:pStyle w:val="Heading2"/>
+                      <w:spacing w:before="120" w:after="120"/>
+                      <w:cnfStyle w:val="000000100000" w:firstRow="0" w:lastRow="0" w:firstColumn="0" w:lastColumn="0" w:oddVBand="0" w:evenVBand="0" w:oddHBand="1" w:evenHBand="0" w:firstRowFirstColumn="0" w:firstRowLastColumn="0" w:lastRowFirstColumn="0" w:lastRowLastColumn="0"/>
+                      <w:rPr>
+                        <w:rFonts w:ascii="Segoe UI Semibold" w:hAnsi="Segoe UI Semibold" w:cs="Segoe UI Semibold"/>
+                        <w:sz w:val="22"/>
+                        <w:szCs w:val="22"/>
+                      </w:rPr>
+                    </w:pPr>
+                  </w:p>
+                </w:tc>
+                <w:tc>
+                  <w:tcPr>
+                    <w:tcW w:w="1183" w:type="dxa"/>
+                    <w:tcBorders>
+                      <w:top w:val="single" w:sz="4" w:space="0" w:color="000000"/>
+                      <w:bottom w:val="single" w:sz="8" w:space="0" w:color="000000"/>
+                    </w:tcBorders>
+                    <w:vAlign w:val="center"/>
+                  </w:tcPr>
+                  <w:p>
+                    <w:pPr>
+                      <w:pStyle w:val="Heading2"/>
+                      <w:spacing w:before="120" w:after="120"/>
+                      <w:cnfStyle w:val="000000100000" w:firstRow="0" w:lastRow="0" w:firstColumn="0" w:lastColumn="0" w:oddVBand="0" w:evenVBand="0" w:oddHBand="1" w:evenHBand="0" w:firstRowFirstColumn="0" w:firstRowLastColumn="0" w:lastRowFirstColumn="0" w:lastRowLastColumn="0"/>
+                      <w:rPr>
+                        <w:rFonts w:ascii="Segoe UI Semibold" w:hAnsi="Segoe UI Semibold" w:cs="Segoe UI Semibold"/>
+                        <w:sz w:val="22"/>
+                        <w:szCs w:val="22"/>
+                      </w:rPr>
+                    </w:pPr>
+                  </w:p>
+                </w:tc>
+                <w:tc>
+                  <w:tcPr>
+                    <w:tcW w:w="1285" w:type="dxa"/>
+                    <w:tcBorders>
+                      <w:top w:val="single" w:sz="4" w:space="0" w:color="000000"/>
+                      <w:bottom w:val="single" w:sz="8" w:space="0" w:color="000000"/>
+                    </w:tcBorders>
+                    <w:vAlign w:val="center"/>
+                  </w:tcPr>
+                  <w:p>
+                    <w:pPr>
+                      <w:pStyle w:val="Heading2"/>
+                      <w:spacing w:before="120" w:after="120"/>
+                      <w:cnfStyle w:val="000000100000" w:firstRow="0" w:lastRow="0" w:firstColumn="0" w:lastColumn="0" w:oddVBand="0" w:evenVBand="0" w:oddHBand="1" w:evenHBand="0" w:firstRowFirstColumn="0" w:firstRowLastColumn="0" w:lastRowFirstColumn="0" w:lastRowLastColumn="0"/>
+                      <w:rPr>
+                        <w:rFonts w:ascii="Segoe UI Semibold" w:hAnsi="Segoe UI Semibold" w:cs="Segoe UI Semibold"/>
+                        <w:sz w:val="22"/>
+                        <w:szCs w:val="22"/>
+                      </w:rPr>
+                    </w:pPr>
+                  </w:p>
+                </w:tc>
                 <w:sdt>
                   <w:sdtPr>
-                    <w:alias w:val="ShipmentDate_SalesLine"/>
-                    <w:tag w:val="#BC:InsertDataItem,DataItems/Item/Sales_Line/ShipmentDate_SalesLine"/>
-                    <w:id w:val="1378973235"/>
+                    <w:rPr>
+                      <w:rFonts w:ascii="Segoe UI Semibold" w:hAnsi="Segoe UI Semibold" w:cs="Segoe UI Semibold"/>
+                      <w:sz w:val="22"/>
+                      <w:szCs w:val="22"/>
+                    </w:rPr>
+                    <w:alias w:val="SubTotals_OutstandingAmt"/>
+                    <w:tag w:val="#BC:InsertDataItem,DataItems/Item/SubTotals/SubTotals_OutstandingAmt"/>
+                    <w:id w:val="2007783838"/>
                     <w:placeholder>
                       <w:docPart w:val="A57CCF5BBDAF47E4B8ADE0E52AEFF2A6"/>
                     </w:placeholder>
-                    <w:dataBinding w:prefixMappings="xmlns:ns0='urn:microsoft-dynamics-nav/reports/Inventory_Order_Details/708/'" w:xpath="/ns0:NavWordReportXmlPart[1]/ns0:Item[1]/ns0:Sales_Line[1]/ns0:ShipmentDate_SalesLine[1]" w:storeItemID="{00000000-0000-0000-0000-000000000000}"/>
+                    <w:dataBinding w:prefixMappings="&lt;xmlns:ns0='urn:microsoft-dynamics-nav/reports/Inventory_Order_Details/708/' " w:xpath="/ns0:NavWordReportXmlPart[1]/ns0:Item[1]/ns0:SubTotals[1]/ns0:SubTotals_OutstandingAmt[1]" w:storeItemID="{00000000-0000-0000-0000-000000000000}"/>
                     <w15:color w:val="808080"/>
                     <w:text/>
                   </w:sdtPr>
+                  <w:sdtEndPr/>
                   <w:sdtContent>
                     <w:tc>
                       <w:tcPr>
-                        <w:tcW w:w="448" w:type="pct"/>
+                        <w:tcW w:w="1767" w:type="dxa"/>
+                        <w:tcBorders>
+                          <w:top w:val="single" w:sz="4" w:space="0" w:color="000000"/>
+                          <w:bottom w:val="single" w:sz="8" w:space="0" w:color="000000"/>
+                        </w:tcBorders>
+                        <w:vAlign w:val="center"/>
                       </w:tcPr>
                       <w:p>
                         <w:pPr>
-                          <w:pStyle w:val="NoSpacing"/>
+                          <w:pStyle w:val="Heading2"/>
+                          <w:spacing w:before="120" w:after="120"/>
+                          <w:jc w:val="right"/>
+                          <w:cnfStyle w:val="000000100000" w:firstRow="0" w:lastRow="0" w:firstColumn="0" w:lastColumn="0" w:oddVBand="0" w:evenVBand="0" w:oddHBand="1" w:evenHBand="0" w:firstRowFirstColumn="0" w:firstRowLastColumn="0" w:lastRowFirstColumn="0" w:lastRowLastColumn="0"/>
+                          <w:rPr>
+                            <w:rFonts w:ascii="Segoe UI Semibold" w:hAnsi="Segoe UI Semibold" w:cs="Segoe UI Semibold"/>
+                            <w:sz w:val="22"/>
+                            <w:szCs w:val="22"/>
+                          </w:rPr>
                         </w:pPr>
+                        <w:proofErr w:type="spellStart"/>
                         <w:r>
-                          <w:t>ShipmentDate_SalesLine</w:t>
+                          <w:rPr>
+                            <w:rFonts w:ascii="Segoe UI Semibold" w:hAnsi="Segoe UI Semibold" w:cs="Segoe UI Semibold"/>
+                            <w:sz w:val="22"/>
+                            <w:szCs w:val="22"/>
+                          </w:rPr>
+                          <w:t>SubTotals_OutstandingAmt</w:t>
                         </w:r>
-                      </w:p>
-                    </w:tc>
-                  </w:sdtContent>
-                </w:sdt>
-                <w:sdt>
-                  <w:sdtPr>
-                    <w:alias w:val="Quantity_SalesLine"/>
-                    <w:tag w:val="#BC:InsertDataItem,DataItems/Item/Sales_Line/Quantity_SalesLine"/>
-                    <w:id w:val="-168557375"/>
-                    <w:placeholder>
-                      <w:docPart w:val="A57CCF5BBDAF47E4B8ADE0E52AEFF2A6"/>
-                    </w:placeholder>
-                    <w:dataBinding w:prefixMappings="xmlns:ns0='urn:microsoft-dynamics-nav/reports/Inventory_Order_Details/708/'" w:xpath="/ns0:NavWordReportXmlPart[1]/ns0:Item[1]/ns0:Sales_Line[1]/ns0:Quantity_SalesLine[1]" w:storeItemID="{00000000-0000-0000-0000-000000000000}"/>
-                    <w15:color w:val="808080"/>
-                    <w:text/>
-                  </w:sdtPr>
-                  <w:sdtContent>
-                    <w:tc>
-                      <w:tcPr>
-                        <w:tcW w:w="454" w:type="pct"/>
-                      </w:tcPr>
-                      <w:p>
-                        <w:pPr>
-                          <w:pStyle w:val="BCNumber"/>
-                          <w:jc w:val="right"/>
-                        </w:pPr>
-                        <w:r>
-                          <w:t>Quantity_SalesLine</w:t>
-                        </w:r>
-                      </w:p>
-                    </w:tc>
-                  </w:sdtContent>
-                </w:sdt>
-                <w:sdt>
-                  <w:sdtPr>
-                    <w:alias w:val="OutstandingQty_SalesLine"/>
-                    <w:tag w:val="#BC:InsertDataItem,DataItems/Item/Sales_Line/OutstandingQty_SalesLine"/>
-                    <w:id w:val="-1075037928"/>
-                    <w:placeholder>
-                      <w:docPart w:val="A57CCF5BBDAF47E4B8ADE0E52AEFF2A6"/>
-                    </w:placeholder>
-                    <w:dataBinding w:prefixMappings="xmlns:ns0='urn:microsoft-dynamics-nav/reports/Inventory_Order_Details/708/'" w:xpath="/ns0:NavWordReportXmlPart[1]/ns0:Item[1]/ns0:Sales_Line[1]/ns0:OutstandingQty_SalesLine[1]" w:storeItemID="{00000000-0000-0000-0000-000000000000}"/>
-                    <w15:color w:val="808080"/>
-                    <w:text/>
-                  </w:sdtPr>
-                  <w:sdtContent>
-                    <w:tc>
-                      <w:tcPr>
-                        <w:tcW w:w="555" w:type="pct"/>
-                      </w:tcPr>
-                      <w:p>
-                        <w:pPr>
-                          <w:pStyle w:val="BCNumber"/>
-                          <w:jc w:val="right"/>
-                        </w:pPr>
-                        <w:r>
-                          <w:t>OutstandingQty_SalesLine</w:t>
-                        </w:r>
-                      </w:p>
-                    </w:tc>
-                  </w:sdtContent>
-                </w:sdt>
-                <w:sdt>
-                  <w:sdtPr>
-                    <w:alias w:val="BackOrderQty"/>
-                    <w:tag w:val="#BC:InsertDataItem,DataItems/Item/Sales_Line/BackOrderQty"/>
-                    <w:id w:val="1000854179"/>
-                    <w:placeholder>
-                      <w:docPart w:val="A57CCF5BBDAF47E4B8ADE0E52AEFF2A6"/>
-                    </w:placeholder>
-                    <w:dataBinding w:prefixMappings="xmlns:ns0='urn:microsoft-dynamics-nav/reports/Inventory_Order_Details/708/'" w:xpath="/ns0:NavWordReportXmlPart[1]/ns0:Item[1]/ns0:Sales_Line[1]/ns0:BackOrderQty[1]" w:storeItemID="{00000000-0000-0000-0000-000000000000}"/>
-                    <w15:color w:val="808080"/>
-                    <w:text/>
-                  </w:sdtPr>
-                  <w:sdtContent>
-                    <w:tc>
-                      <w:tcPr>
-                        <w:tcW w:w="423" w:type="pct"/>
-                      </w:tcPr>
-                      <w:p>
-                        <w:pPr>
-                          <w:pStyle w:val="BCNumber"/>
-                          <w:jc w:val="right"/>
-                        </w:pPr>
-                        <w:r>
-                          <w:t>BackOrderQty</w:t>
-                        </w:r>
-                      </w:p>
-                    </w:tc>
-                  </w:sdtContent>
-                </w:sdt>
-                <w:sdt>
-                  <w:sdtPr>
-                    <w:alias w:val="SalesLineUnitPrice"/>
-                    <w:tag w:val="#BC:InsertDataItem,DataItems/Item/Sales_Line/SalesLineUnitPrice"/>
-                    <w:id w:val="-2136702158"/>
-                    <w:placeholder>
-                      <w:docPart w:val="A57CCF5BBDAF47E4B8ADE0E52AEFF2A6"/>
-                    </w:placeholder>
-                    <w:dataBinding w:prefixMappings="xmlns:ns0='urn:microsoft-dynamics-nav/reports/Inventory_Order_Details/708/'" w:xpath="/ns0:NavWordReportXmlPart[1]/ns0:Item[1]/ns0:Sales_Line[1]/ns0:SalesLineUnitPrice[1]" w:storeItemID="{00000000-0000-0000-0000-000000000000}"/>
-                    <w15:color w:val="808080"/>
-                    <w:text/>
-                  </w:sdtPr>
-                  <w:sdtContent>
-                    <w:tc>
-                      <w:tcPr>
-                        <w:tcW w:w="448" w:type="pct"/>
-                      </w:tcPr>
-                      <w:p>
-                        <w:pPr>
-                          <w:pStyle w:val="BCNumber"/>
-                          <w:jc w:val="right"/>
-                        </w:pPr>
-                        <w:r>
-                          <w:t>SalesLineUnitPrice</w:t>
-                        </w:r>
-                      </w:p>
-                    </w:tc>
-                  </w:sdtContent>
-                </w:sdt>
-                <w:sdt>
-                  <w:sdtPr>
-                    <w:alias w:val="SalesLineLineDiscount"/>
-                    <w:tag w:val="#BC:InsertDataItem,DataItems/Item/Sales_Line/SalesLineLineDiscount"/>
-                    <w:id w:val="1651556968"/>
-                    <w:placeholder>
-                      <w:docPart w:val="A57CCF5BBDAF47E4B8ADE0E52AEFF2A6"/>
-                    </w:placeholder>
-                    <w:dataBinding w:prefixMappings="xmlns:ns0='urn:microsoft-dynamics-nav/reports/Inventory_Order_Details/708/'" w:xpath="/ns0:NavWordReportXmlPart[1]/ns0:Item[1]/ns0:Sales_Line[1]/ns0:SalesLineLineDiscount[1]" w:storeItemID="{00000000-0000-0000-0000-000000000000}"/>
-                    <w15:color w:val="808080"/>
-                    <w:text/>
-                  </w:sdtPr>
-                  <w:sdtContent>
-                    <w:tc>
-                      <w:tcPr>
-                        <w:tcW w:w="503" w:type="pct"/>
-                      </w:tcPr>
-                      <w:p>
-                        <w:pPr>
-                          <w:pStyle w:val="BCNumber"/>
-                          <w:jc w:val="right"/>
-                        </w:pPr>
-                        <w:r>
-                          <w:t>SalesLineLineDiscount</w:t>
-                        </w:r>
-                      </w:p>
-                    </w:tc>
-                  </w:sdtContent>
-                </w:sdt>
-                <w:sdt>
-                  <w:sdtPr>
-                    <w:alias w:val="InvDiscountAmt_SalesLine"/>
-                    <w:tag w:val="#BC:InsertDataItem,DataItems/Item/Sales_Line/InvDiscountAmt_SalesLine"/>
-                    <w:id w:val="-188145245"/>
-                    <w:placeholder>
-                      <w:docPart w:val="A57CCF5BBDAF47E4B8ADE0E52AEFF2A6"/>
-                    </w:placeholder>
-                    <w:dataBinding w:prefixMappings="xmlns:ns0='urn:microsoft-dynamics-nav/reports/Inventory_Order_Details/708/'" w:xpath="/ns0:NavWordReportXmlPart[1]/ns0:Item[1]/ns0:Sales_Line[1]/ns0:InvDiscountAmt_SalesLine[1]" w:storeItemID="{00000000-0000-0000-0000-000000000000}"/>
-                    <w15:color w:val="808080"/>
-                    <w:text/>
-                  </w:sdtPr>
-                  <w:sdtContent>
-                    <w:tc>
-                      <w:tcPr>
-                        <w:tcW w:w="559" w:type="pct"/>
-                      </w:tcPr>
-                      <w:p>
-                        <w:pPr>
-                          <w:pStyle w:val="BCNumber"/>
-                          <w:jc w:val="right"/>
-                        </w:pPr>
-                        <w:r>
-                          <w:t>InvDiscountAmt_SalesLine</w:t>
-                        </w:r>
-                      </w:p>
-                    </w:tc>
-                  </w:sdtContent>
-                </w:sdt>
-                <w:sdt>
-                  <w:sdtPr>
-                    <w:alias w:val="OutstandingAmt1_SalesLine"/>
-                    <w:tag w:val="#BC:InsertDataItem,DataItems/Item/Sales_Line/OutstandingAmt1_SalesLine"/>
-                    <w:id w:val="-1428259877"/>
-                    <w:placeholder>
-                      <w:docPart w:val="A57CCF5BBDAF47E4B8ADE0E52AEFF2A6"/>
-                    </w:placeholder>
-                    <w:dataBinding w:prefixMappings="xmlns:ns0='urn:microsoft-dynamics-nav/reports/Inventory_Order_Details/708/'" w:xpath="/ns0:NavWordReportXmlPart[1]/ns0:Item[1]/ns0:Sales_Line[1]/ns0:OutstandingAmt1_SalesLine[1]" w:storeItemID="{00000000-0000-0000-0000-000000000000}"/>
-                    <w15:color w:val="808080"/>
-                    <w:text/>
-                  </w:sdtPr>
-                  <w:sdtContent>
-                    <w:tc>
-                      <w:tcPr>
-                        <w:tcW w:w="581" w:type="pct"/>
-                      </w:tcPr>
-                      <w:p>
-                        <w:pPr>
-                          <w:pStyle w:val="BCNumber"/>
-                          <w:jc w:val="right"/>
-                        </w:pPr>
-                        <w:r>
-                          <w:t>OutstandingAmt1_SalesLine</w:t>
-                        </w:r>
+                        <w:proofErr w:type="spellEnd"/>
                       </w:p>
                     </w:tc>
                   </w:sdtContent>
@@ -1109,263 +2308,458 @@
               </w:tr>
             </w:sdtContent>
           </w:sdt>
-          <w:tr>
-            <w:trPr>
-              <w:cnfStyle w:val="000000100000" w:firstRow="0" w:lastRow="0" w:firstColumn="0" w:lastColumn="0" w:oddVBand="0" w:evenVBand="0" w:oddHBand="1" w:evenHBand="0" w:firstRowFirstColumn="0" w:firstRowLastColumn="0" w:lastRowFirstColumn="0" w:lastRowLastColumn="0"/>
-              <w:trHeight w:val="490"/>
-            </w:trPr>
-            <w:tc>
-              <w:tcPr>
-                <w:tcW w:w="508" w:type="pct"/>
-              </w:tcPr>
-              <w:p>
-                <w:pPr>
-                  <w:pStyle w:val="BCLabel"/>
-                  <w:spacing w:before="120" w:after="120"/>
-                </w:pPr>
-              </w:p>
-            </w:tc>
-            <w:sdt>
-              <w:sdtPr>
-                <w:alias w:val="Description_Item"/>
-                <w:tag w:val="#BC:InsertDataItem,DataItems/Item/Description_Item"/>
-                <w:id w:val="1913187051"/>
-                <w:placeholder>
-                  <w:docPart w:val="A57CCF5BBDAF47E4B8ADE0E52AEFF2A6"/>
-                </w:placeholder>
-                <w:dataBinding w:prefixMappings="xmlns:ns0='urn:microsoft-dynamics-nav/reports/Inventory_Order_Details/708/'" w:xpath="/ns0:NavWordReportXmlPart[1]/ns0:Item[1]/ns0:Description_Item[1]" w:storeItemID="{00000000-0000-0000-0000-000000000000}"/>
-                <w15:color w:val="808080"/>
-                <w:text/>
-              </w:sdtPr>
-              <w:sdtContent>
+          <w:sdt>
+            <w:sdtPr>
+              <w:rPr>
+                <w:rFonts w:ascii="Segoe UI Semibold" w:eastAsiaTheme="majorEastAsia" w:hAnsi="Segoe UI Semibold" w:cs="Segoe UI Semibold"/>
+                <w:b w:val="0"/>
+                <w:bCs w:val="0"/>
+                <w:color w:val="0F4761" w:themeColor="accent1" w:themeShade="BF"/>
+                <w:sz w:val="22"/>
+                <w:szCs w:val="22"/>
+                <w:lang w:val="en-DK" w:eastAsia="zh-CN"/>
+              </w:rPr>
+              <w:id w:val="1860695440"/>
+              <w:placeholder>
+                <w:docPart w:val="F5A78DDF517A466D96478EAE31650DDB"/>
+              </w:placeholder>
+              <w15:repeatingSectionItem/>
+            </w:sdtPr>
+            <w:sdtEndPr>
+              <w:rPr>
+                <w:rFonts w:eastAsiaTheme="minorEastAsia"/>
+                <w:color w:val="auto"/>
+                <w:lang w:val="en-AU" w:eastAsia="ja-JP"/>
+              </w:rPr>
+            </w:sdtEndPr>
+            <w:sdtContent>
+              <w:tr>
+                <w:trPr>
+                  <w:trHeight w:hRule="exact" w:val="20"/>
+                </w:trPr>
                 <w:tc>
                   <w:tcPr>
-                    <w:tcW w:w="520" w:type="pct"/>
+                    <w:cnfStyle w:val="001000000000" w:firstRow="0" w:lastRow="0" w:firstColumn="1" w:lastColumn="0" w:oddVBand="0" w:evenVBand="0" w:oddHBand="0" w:evenHBand="0" w:firstRowFirstColumn="0" w:firstRowLastColumn="0" w:lastRowFirstColumn="0" w:lastRowLastColumn="0"/>
+                    <w:tcW w:w="1299" w:type="dxa"/>
+                    <w:tcBorders>
+                      <w:top w:val="single" w:sz="4" w:space="0" w:color="000000"/>
+                    </w:tcBorders>
                   </w:tcPr>
                   <w:p>
                     <w:pPr>
-                      <w:pStyle w:val="BCLabel"/>
-                      <w:spacing w:before="120" w:after="120"/>
+                      <w:rPr>
+                        <w:rFonts w:ascii="Segoe UI Semibold" w:hAnsi="Segoe UI Semibold" w:cs="Segoe UI Semibold"/>
+                        <w:sz w:val="22"/>
+                        <w:szCs w:val="22"/>
+                      </w:rPr>
                     </w:pPr>
-                    <w:r>
-                      <w:t>Description_Item</w:t>
-                    </w:r>
                   </w:p>
                 </w:tc>
-              </w:sdtContent>
-            </w:sdt>
-            <w:tc>
-              <w:tcPr>
-                <w:tcW w:w="448" w:type="pct"/>
-              </w:tcPr>
-              <w:p>
-                <w:pPr>
-                  <w:pStyle w:val="BCLabel"/>
-                  <w:spacing w:before="120" w:after="120"/>
-                </w:pPr>
-              </w:p>
-            </w:tc>
-            <w:tc>
-              <w:tcPr>
-                <w:tcW w:w="454" w:type="pct"/>
-              </w:tcPr>
-              <w:p>
-                <w:pPr>
-                  <w:pStyle w:val="BCLabel"/>
-                  <w:spacing w:before="120" w:after="120"/>
-                </w:pPr>
-              </w:p>
-            </w:tc>
-            <w:sdt>
-              <w:sdtPr>
-                <w:alias w:val="SubTotals_OutstandingQty"/>
-                <w:tag w:val="#BC:InsertDataItem,DataItems/Item/SubTotals/SubTotals_OutstandingQty"/>
-                <w:id w:val="644860161"/>
-                <w:placeholder>
-                  <w:docPart w:val="A57CCF5BBDAF47E4B8ADE0E52AEFF2A6"/>
-                </w:placeholder>
-                <w:dataBinding w:prefixMappings="xmlns:ns0='urn:microsoft-dynamics-nav/reports/Inventory_Order_Details/708/'" w:xpath="/ns0:NavWordReportXmlPart[1]/ns0:Item[1]/ns0:SubTotals[1]/ns0:SubTotals_OutstandingQty[1]" w:storeItemID="{00000000-0000-0000-0000-000000000000}"/>
-                <w15:color w:val="808080"/>
-                <w:text/>
-              </w:sdtPr>
-              <w:sdtContent>
                 <w:tc>
                   <w:tcPr>
-                    <w:tcW w:w="555" w:type="pct"/>
+                    <w:tcW w:w="2381" w:type="dxa"/>
+                    <w:tcBorders>
+                      <w:top w:val="single" w:sz="4" w:space="0" w:color="000000"/>
+                    </w:tcBorders>
                   </w:tcPr>
                   <w:p>
                     <w:pPr>
-                      <w:pStyle w:val="BCLabelNumber"/>
-                      <w:spacing w:before="120" w:after="120"/>
-                      <w:jc w:val="right"/>
+                      <w:cnfStyle w:val="000000000000" w:firstRow="0" w:lastRow="0" w:firstColumn="0" w:lastColumn="0" w:oddVBand="0" w:evenVBand="0" w:oddHBand="0" w:evenHBand="0" w:firstRowFirstColumn="0" w:firstRowLastColumn="0" w:lastRowFirstColumn="0" w:lastRowLastColumn="0"/>
+                      <w:rPr>
+                        <w:rFonts w:ascii="Segoe UI Semibold" w:hAnsi="Segoe UI Semibold" w:cs="Segoe UI Semibold"/>
+                        <w:sz w:val="22"/>
+                        <w:szCs w:val="22"/>
+                      </w:rPr>
                     </w:pPr>
-                    <w:r>
-                      <w:t>SubTotals_OutstandingQty</w:t>
-                    </w:r>
                   </w:p>
                 </w:tc>
-              </w:sdtContent>
-            </w:sdt>
-            <w:sdt>
-              <w:sdtPr>
-                <w:alias w:val="SubTotals_BackOrderQty"/>
-                <w:tag w:val="#BC:InsertDataItem,DataItems/Item/SubTotals/SubTotals_BackOrderQty"/>
-                <w:id w:val="1436949718"/>
-                <w:placeholder>
-                  <w:docPart w:val="A57CCF5BBDAF47E4B8ADE0E52AEFF2A6"/>
-                </w:placeholder>
-                <w:dataBinding w:prefixMappings="xmlns:ns0='urn:microsoft-dynamics-nav/reports/Inventory_Order_Details/708/'" w:xpath="/ns0:NavWordReportXmlPart[1]/ns0:Item[1]/ns0:SubTotals[1]/ns0:SubTotals_BackOrderQty[1]" w:storeItemID="{00000000-0000-0000-0000-000000000000}"/>
-                <w15:color w:val="808080"/>
-                <w:text/>
-              </w:sdtPr>
-              <w:sdtContent>
                 <w:tc>
                   <w:tcPr>
-                    <w:tcW w:w="423" w:type="pct"/>
+                    <w:tcW w:w="1534" w:type="dxa"/>
+                    <w:tcBorders>
+                      <w:top w:val="single" w:sz="4" w:space="0" w:color="000000"/>
+                    </w:tcBorders>
                   </w:tcPr>
                   <w:p>
                     <w:pPr>
-                      <w:pStyle w:val="BCLabelNumber"/>
-                      <w:spacing w:before="120" w:after="120"/>
-                      <w:jc w:val="right"/>
+                      <w:cnfStyle w:val="000000000000" w:firstRow="0" w:lastRow="0" w:firstColumn="0" w:lastColumn="0" w:oddVBand="0" w:evenVBand="0" w:oddHBand="0" w:evenHBand="0" w:firstRowFirstColumn="0" w:firstRowLastColumn="0" w:lastRowFirstColumn="0" w:lastRowLastColumn="0"/>
+                      <w:rPr>
+                        <w:rFonts w:ascii="Segoe UI Semibold" w:hAnsi="Segoe UI Semibold" w:cs="Segoe UI Semibold"/>
+                        <w:sz w:val="22"/>
+                        <w:szCs w:val="22"/>
+                      </w:rPr>
                     </w:pPr>
-                    <w:r>
-                      <w:t>SubTotals_BackOrderQty</w:t>
-                    </w:r>
                   </w:p>
                 </w:tc>
-              </w:sdtContent>
-            </w:sdt>
-            <w:tc>
-              <w:tcPr>
-                <w:tcW w:w="448" w:type="pct"/>
-              </w:tcPr>
-              <w:p>
-                <w:pPr>
-                  <w:pStyle w:val="BCLabel"/>
-                  <w:spacing w:before="120" w:after="120"/>
-                </w:pPr>
-              </w:p>
-            </w:tc>
-            <w:tc>
-              <w:tcPr>
-                <w:tcW w:w="503" w:type="pct"/>
-              </w:tcPr>
-              <w:p>
-                <w:pPr>
-                  <w:pStyle w:val="BCLabel"/>
-                  <w:spacing w:before="120" w:after="120"/>
-                </w:pPr>
-              </w:p>
-            </w:tc>
-            <w:tc>
-              <w:tcPr>
-                <w:tcW w:w="559" w:type="pct"/>
-              </w:tcPr>
-              <w:p>
-                <w:pPr>
-                  <w:pStyle w:val="BCLabel"/>
-                  <w:spacing w:before="120" w:after="120"/>
-                </w:pPr>
-              </w:p>
-            </w:tc>
-            <w:sdt>
-              <w:sdtPr>
-                <w:alias w:val="SubTotals_OutstandingAmt"/>
-                <w:tag w:val="#BC:InsertDataItem,DataItems/Item/SubTotals/SubTotals_OutstandingAmt"/>
-                <w:id w:val="2007783838"/>
-                <w:placeholder>
-                  <w:docPart w:val="A57CCF5BBDAF47E4B8ADE0E52AEFF2A6"/>
-                </w:placeholder>
-                <w:dataBinding w:prefixMappings="xmlns:ns0='urn:microsoft-dynamics-nav/reports/Inventory_Order_Details/708/'" w:xpath="/ns0:NavWordReportXmlPart[1]/ns0:Item[1]/ns0:SubTotals[1]/ns0:SubTotals_OutstandingAmt[1]" w:storeItemID="{00000000-0000-0000-0000-000000000000}"/>
-                <w15:color w:val="808080"/>
-                <w:text/>
-              </w:sdtPr>
-              <w:sdtContent>
                 <w:tc>
                   <w:tcPr>
-                    <w:tcW w:w="581" w:type="pct"/>
+                    <w:tcW w:w="1242" w:type="dxa"/>
+                    <w:tcBorders>
+                      <w:top w:val="single" w:sz="4" w:space="0" w:color="000000"/>
+                    </w:tcBorders>
                   </w:tcPr>
                   <w:p>
                     <w:pPr>
-                      <w:pStyle w:val="BCLabelNumber"/>
-                      <w:spacing w:before="120" w:after="120"/>
-                      <w:jc w:val="right"/>
+                      <w:cnfStyle w:val="000000000000" w:firstRow="0" w:lastRow="0" w:firstColumn="0" w:lastColumn="0" w:oddVBand="0" w:evenVBand="0" w:oddHBand="0" w:evenHBand="0" w:firstRowFirstColumn="0" w:firstRowLastColumn="0" w:lastRowFirstColumn="0" w:lastRowLastColumn="0"/>
+                      <w:rPr>
+                        <w:rFonts w:ascii="Segoe UI Semibold" w:hAnsi="Segoe UI Semibold" w:cs="Segoe UI Semibold"/>
+                        <w:sz w:val="22"/>
+                        <w:szCs w:val="22"/>
+                      </w:rPr>
                     </w:pPr>
-                    <w:r>
-                      <w:t>SubTotals_OutstandingAmt</w:t>
-                    </w:r>
                   </w:p>
                 </w:tc>
-              </w:sdtContent>
-            </w:sdt>
-          </w:tr>
+                <w:tc>
+                  <w:tcPr>
+                    <w:tcW w:w="1534" w:type="dxa"/>
+                    <w:tcBorders>
+                      <w:top w:val="single" w:sz="4" w:space="0" w:color="000000"/>
+                    </w:tcBorders>
+                  </w:tcPr>
+                  <w:p>
+                    <w:pPr>
+                      <w:cnfStyle w:val="000000000000" w:firstRow="0" w:lastRow="0" w:firstColumn="0" w:lastColumn="0" w:oddVBand="0" w:evenVBand="0" w:oddHBand="0" w:evenHBand="0" w:firstRowFirstColumn="0" w:firstRowLastColumn="0" w:lastRowFirstColumn="0" w:lastRowLastColumn="0"/>
+                      <w:rPr>
+                        <w:rFonts w:ascii="Segoe UI Semibold" w:hAnsi="Segoe UI Semibold" w:cs="Segoe UI Semibold"/>
+                        <w:sz w:val="22"/>
+                        <w:szCs w:val="22"/>
+                      </w:rPr>
+                    </w:pPr>
+                  </w:p>
+                </w:tc>
+                <w:tc>
+                  <w:tcPr>
+                    <w:tcW w:w="1358" w:type="dxa"/>
+                    <w:tcBorders>
+                      <w:top w:val="single" w:sz="4" w:space="0" w:color="000000"/>
+                    </w:tcBorders>
+                  </w:tcPr>
+                  <w:p>
+                    <w:pPr>
+                      <w:cnfStyle w:val="000000000000" w:firstRow="0" w:lastRow="0" w:firstColumn="0" w:lastColumn="0" w:oddVBand="0" w:evenVBand="0" w:oddHBand="0" w:evenHBand="0" w:firstRowFirstColumn="0" w:firstRowLastColumn="0" w:lastRowFirstColumn="0" w:lastRowLastColumn="0"/>
+                      <w:rPr>
+                        <w:rFonts w:ascii="Segoe UI Semibold" w:hAnsi="Segoe UI Semibold" w:cs="Segoe UI Semibold"/>
+                        <w:sz w:val="22"/>
+                        <w:szCs w:val="22"/>
+                      </w:rPr>
+                    </w:pPr>
+                  </w:p>
+                </w:tc>
+                <w:tc>
+                  <w:tcPr>
+                    <w:tcW w:w="2015" w:type="dxa"/>
+                    <w:tcBorders>
+                      <w:top w:val="single" w:sz="4" w:space="0" w:color="000000"/>
+                    </w:tcBorders>
+                  </w:tcPr>
+                  <w:p>
+                    <w:pPr>
+                      <w:cnfStyle w:val="000000000000" w:firstRow="0" w:lastRow="0" w:firstColumn="0" w:lastColumn="0" w:oddVBand="0" w:evenVBand="0" w:oddHBand="0" w:evenHBand="0" w:firstRowFirstColumn="0" w:firstRowLastColumn="0" w:lastRowFirstColumn="0" w:lastRowLastColumn="0"/>
+                      <w:rPr>
+                        <w:rFonts w:ascii="Segoe UI Semibold" w:hAnsi="Segoe UI Semibold" w:cs="Segoe UI Semibold"/>
+                        <w:sz w:val="22"/>
+                        <w:szCs w:val="22"/>
+                      </w:rPr>
+                    </w:pPr>
+                  </w:p>
+                </w:tc>
+                <w:tc>
+                  <w:tcPr>
+                    <w:tcW w:w="1183" w:type="dxa"/>
+                    <w:tcBorders>
+                      <w:top w:val="single" w:sz="4" w:space="0" w:color="000000"/>
+                    </w:tcBorders>
+                  </w:tcPr>
+                  <w:p>
+                    <w:pPr>
+                      <w:cnfStyle w:val="000000000000" w:firstRow="0" w:lastRow="0" w:firstColumn="0" w:lastColumn="0" w:oddVBand="0" w:evenVBand="0" w:oddHBand="0" w:evenHBand="0" w:firstRowFirstColumn="0" w:firstRowLastColumn="0" w:lastRowFirstColumn="0" w:lastRowLastColumn="0"/>
+                      <w:rPr>
+                        <w:rFonts w:ascii="Segoe UI Semibold" w:hAnsi="Segoe UI Semibold" w:cs="Segoe UI Semibold"/>
+                        <w:sz w:val="22"/>
+                        <w:szCs w:val="22"/>
+                      </w:rPr>
+                    </w:pPr>
+                  </w:p>
+                </w:tc>
+                <w:tc>
+                  <w:tcPr>
+                    <w:tcW w:w="1285" w:type="dxa"/>
+                    <w:tcBorders>
+                      <w:top w:val="single" w:sz="4" w:space="0" w:color="000000"/>
+                    </w:tcBorders>
+                  </w:tcPr>
+                  <w:p>
+                    <w:pPr>
+                      <w:cnfStyle w:val="000000000000" w:firstRow="0" w:lastRow="0" w:firstColumn="0" w:lastColumn="0" w:oddVBand="0" w:evenVBand="0" w:oddHBand="0" w:evenHBand="0" w:firstRowFirstColumn="0" w:firstRowLastColumn="0" w:lastRowFirstColumn="0" w:lastRowLastColumn="0"/>
+                      <w:rPr>
+                        <w:rFonts w:ascii="Segoe UI Semibold" w:hAnsi="Segoe UI Semibold" w:cs="Segoe UI Semibold"/>
+                        <w:sz w:val="22"/>
+                        <w:szCs w:val="22"/>
+                      </w:rPr>
+                    </w:pPr>
+                  </w:p>
+                </w:tc>
+                <w:tc>
+                  <w:tcPr>
+                    <w:tcW w:w="1767" w:type="dxa"/>
+                    <w:tcBorders>
+                      <w:top w:val="single" w:sz="4" w:space="0" w:color="000000"/>
+                    </w:tcBorders>
+                  </w:tcPr>
+                  <w:p>
+                    <w:pPr>
+                      <w:cnfStyle w:val="000000000000" w:firstRow="0" w:lastRow="0" w:firstColumn="0" w:lastColumn="0" w:oddVBand="0" w:evenVBand="0" w:oddHBand="0" w:evenHBand="0" w:firstRowFirstColumn="0" w:firstRowLastColumn="0" w:lastRowFirstColumn="0" w:lastRowLastColumn="0"/>
+                      <w:rPr>
+                        <w:rFonts w:ascii="Segoe UI Semibold" w:hAnsi="Segoe UI Semibold" w:cs="Segoe UI Semibold"/>
+                        <w:sz w:val="22"/>
+                        <w:szCs w:val="22"/>
+                      </w:rPr>
+                    </w:pPr>
+                  </w:p>
+                </w:tc>
+              </w:tr>
+            </w:sdtContent>
+          </w:sdt>
         </w:sdtContent>
       </w:sdt>
     </w:tbl>
     <w:p>
       <w:pPr>
         <w:spacing w:after="0"/>
+        <w:rPr>
+          <w:sz w:val="22"/>
+          <w:szCs w:val="22"/>
+        </w:rPr>
       </w:pPr>
     </w:p>
     <w:p>
       <w:pPr>
         <w:spacing w:after="0"/>
+        <w:rPr>
+          <w:sz w:val="22"/>
+          <w:szCs w:val="22"/>
+        </w:rPr>
       </w:pPr>
     </w:p>
     <w:tbl>
       <w:tblPr>
-        <w:tblStyle w:val="BCTotalsTable"/>
+        <w:tblStyle w:val="PlainTable1"/>
         <w:tblpPr w:leftFromText="180" w:rightFromText="180" w:vertAnchor="text" w:tblpY="1"/>
-        <w:tblW w:w="5000" w:type="pct"/>
-        <w:tblLook w:val="0640" w:firstRow="0" w:lastRow="1" w:firstColumn="0" w:lastColumn="0" w:noHBand="1" w:noVBand="1"/>
-        <w:tblCaption w:val="Table 3"/>
-        <w:tblDescription w:val="Document totals."/>
+        <w:tblOverlap w:val="never"/>
+        <w:tblW w:w="15595" w:type="dxa"/>
+        <w:tblBorders>
+          <w:top w:val="single" w:sz="4" w:space="0" w:color="000000"/>
+          <w:left w:val="none" w:sz="0" w:space="0" w:color="auto"/>
+          <w:bottom w:val="single" w:sz="8" w:space="0" w:color="000000"/>
+          <w:right w:val="none" w:sz="0" w:space="0" w:color="auto"/>
+          <w:insideH w:val="none" w:sz="0" w:space="0" w:color="auto"/>
+          <w:insideV w:val="none" w:sz="0" w:space="0" w:color="auto"/>
+        </w:tblBorders>
+        <w:tblLayout w:type="fixed"/>
+        <w:tblLook w:val="04A0" w:firstRow="1" w:lastRow="0" w:firstColumn="1" w:lastColumn="0" w:noHBand="0" w:noVBand="1"/>
       </w:tblPr>
       <w:tblGrid>
-        <w:gridCol w:w="3329"/>
-        <w:gridCol w:w="12357"/>
+        <w:gridCol w:w="1750"/>
+        <w:gridCol w:w="1749"/>
+        <w:gridCol w:w="2491"/>
+        <w:gridCol w:w="979"/>
+        <w:gridCol w:w="921"/>
+        <w:gridCol w:w="1520"/>
+        <w:gridCol w:w="1324"/>
+        <w:gridCol w:w="1553"/>
+        <w:gridCol w:w="1246"/>
+        <w:gridCol w:w="2062"/>
       </w:tblGrid>
       <w:tr>
         <w:trPr>
-          <w:cnfStyle w:val="010000000000" w:firstRow="0" w:lastRow="1" w:firstColumn="0" w:lastColumn="0" w:oddVBand="0" w:evenVBand="0" w:oddHBand="0" w:evenHBand="0" w:firstRowFirstColumn="0" w:firstRowLastColumn="0" w:lastRowFirstColumn="0" w:lastRowLastColumn="0"/>
-          <w:trHeight w:val="490"/>
+          <w:cnfStyle w:val="100000000000" w:firstRow="1" w:lastRow="0" w:firstColumn="0" w:lastColumn="0" w:oddVBand="0" w:evenVBand="0" w:oddHBand="0" w:evenHBand="0" w:firstRowFirstColumn="0" w:firstRowLastColumn="0" w:lastRowFirstColumn="0" w:lastRowLastColumn="0"/>
+          <w:trHeight w:val="567"/>
         </w:trPr>
         <w:tc>
           <w:tcPr>
-            <w:tcW w:w="1061" w:type="pct"/>
+            <w:cnfStyle w:val="001000000000" w:firstRow="0" w:lastRow="0" w:firstColumn="1" w:lastColumn="0" w:oddVBand="0" w:evenVBand="0" w:oddHBand="0" w:evenHBand="0" w:firstRowFirstColumn="0" w:firstRowLastColumn="0" w:lastRowFirstColumn="0" w:lastRowLastColumn="0"/>
+            <w:tcW w:w="1701" w:type="dxa"/>
+            <w:vAlign w:val="center"/>
           </w:tcPr>
           <w:p>
             <w:pPr>
-              <w:pStyle w:val="BCLabel"/>
+              <w:rPr>
+                <w:rFonts w:ascii="Segoe UI" w:hAnsi="Segoe UI" w:cs="Segoe UI"/>
+                <w:sz w:val="22"/>
+                <w:szCs w:val="22"/>
+              </w:rPr>
             </w:pPr>
             <w:r>
+              <w:rPr>
+                <w:rFonts w:ascii="Segoe UI" w:hAnsi="Segoe UI" w:cs="Segoe UI"/>
+                <w:sz w:val="22"/>
+                <w:szCs w:val="22"/>
+              </w:rPr>
               <w:t>Total</w:t>
             </w:r>
           </w:p>
         </w:tc>
+        <w:tc>
+          <w:tcPr>
+            <w:tcW w:w="1701" w:type="dxa"/>
+          </w:tcPr>
+          <w:p>
+            <w:pPr>
+              <w:cnfStyle w:val="100000000000" w:firstRow="1" w:lastRow="0" w:firstColumn="0" w:lastColumn="0" w:oddVBand="0" w:evenVBand="0" w:oddHBand="0" w:evenHBand="0" w:firstRowFirstColumn="0" w:firstRowLastColumn="0" w:lastRowFirstColumn="0" w:lastRowLastColumn="0"/>
+              <w:rPr>
+                <w:rFonts w:ascii="Segoe UI" w:hAnsi="Segoe UI" w:cs="Segoe UI"/>
+                <w:sz w:val="22"/>
+                <w:szCs w:val="22"/>
+              </w:rPr>
+            </w:pPr>
+          </w:p>
+        </w:tc>
+        <w:tc>
+          <w:tcPr>
+            <w:tcW w:w="2422" w:type="dxa"/>
+          </w:tcPr>
+          <w:p>
+            <w:pPr>
+              <w:cnfStyle w:val="100000000000" w:firstRow="1" w:lastRow="0" w:firstColumn="0" w:lastColumn="0" w:oddVBand="0" w:evenVBand="0" w:oddHBand="0" w:evenHBand="0" w:firstRowFirstColumn="0" w:firstRowLastColumn="0" w:lastRowFirstColumn="0" w:lastRowLastColumn="0"/>
+              <w:rPr>
+                <w:rFonts w:ascii="Segoe UI" w:hAnsi="Segoe UI" w:cs="Segoe UI"/>
+                <w:sz w:val="22"/>
+                <w:szCs w:val="22"/>
+              </w:rPr>
+            </w:pPr>
+          </w:p>
+        </w:tc>
+        <w:tc>
+          <w:tcPr>
+            <w:tcW w:w="952" w:type="dxa"/>
+          </w:tcPr>
+          <w:p>
+            <w:pPr>
+              <w:cnfStyle w:val="100000000000" w:firstRow="1" w:lastRow="0" w:firstColumn="0" w:lastColumn="0" w:oddVBand="0" w:evenVBand="0" w:oddHBand="0" w:evenHBand="0" w:firstRowFirstColumn="0" w:firstRowLastColumn="0" w:lastRowFirstColumn="0" w:lastRowLastColumn="0"/>
+              <w:rPr>
+                <w:rFonts w:ascii="Segoe UI" w:hAnsi="Segoe UI" w:cs="Segoe UI"/>
+                <w:sz w:val="22"/>
+                <w:szCs w:val="22"/>
+              </w:rPr>
+            </w:pPr>
+          </w:p>
+        </w:tc>
+        <w:tc>
+          <w:tcPr>
+            <w:tcW w:w="896" w:type="dxa"/>
+          </w:tcPr>
+          <w:p>
+            <w:pPr>
+              <w:cnfStyle w:val="100000000000" w:firstRow="1" w:lastRow="0" w:firstColumn="0" w:lastColumn="0" w:oddVBand="0" w:evenVBand="0" w:oddHBand="0" w:evenHBand="0" w:firstRowFirstColumn="0" w:firstRowLastColumn="0" w:lastRowFirstColumn="0" w:lastRowLastColumn="0"/>
+              <w:rPr>
+                <w:rFonts w:ascii="Segoe UI" w:hAnsi="Segoe UI" w:cs="Segoe UI"/>
+                <w:sz w:val="22"/>
+                <w:szCs w:val="22"/>
+              </w:rPr>
+            </w:pPr>
+          </w:p>
+        </w:tc>
+        <w:tc>
+          <w:tcPr>
+            <w:tcW w:w="1478" w:type="dxa"/>
+          </w:tcPr>
+          <w:p>
+            <w:pPr>
+              <w:cnfStyle w:val="100000000000" w:firstRow="1" w:lastRow="0" w:firstColumn="0" w:lastColumn="0" w:oddVBand="0" w:evenVBand="0" w:oddHBand="0" w:evenHBand="0" w:firstRowFirstColumn="0" w:firstRowLastColumn="0" w:lastRowFirstColumn="0" w:lastRowLastColumn="0"/>
+              <w:rPr>
+                <w:rFonts w:ascii="Segoe UI" w:hAnsi="Segoe UI" w:cs="Segoe UI"/>
+                <w:sz w:val="22"/>
+                <w:szCs w:val="22"/>
+              </w:rPr>
+            </w:pPr>
+          </w:p>
+        </w:tc>
+        <w:tc>
+          <w:tcPr>
+            <w:tcW w:w="1287" w:type="dxa"/>
+          </w:tcPr>
+          <w:p>
+            <w:pPr>
+              <w:cnfStyle w:val="100000000000" w:firstRow="1" w:lastRow="0" w:firstColumn="0" w:lastColumn="0" w:oddVBand="0" w:evenVBand="0" w:oddHBand="0" w:evenHBand="0" w:firstRowFirstColumn="0" w:firstRowLastColumn="0" w:lastRowFirstColumn="0" w:lastRowLastColumn="0"/>
+              <w:rPr>
+                <w:rFonts w:ascii="Segoe UI" w:hAnsi="Segoe UI" w:cs="Segoe UI"/>
+                <w:sz w:val="22"/>
+                <w:szCs w:val="22"/>
+              </w:rPr>
+            </w:pPr>
+          </w:p>
+        </w:tc>
+        <w:tc>
+          <w:tcPr>
+            <w:tcW w:w="1510" w:type="dxa"/>
+          </w:tcPr>
+          <w:p>
+            <w:pPr>
+              <w:cnfStyle w:val="100000000000" w:firstRow="1" w:lastRow="0" w:firstColumn="0" w:lastColumn="0" w:oddVBand="0" w:evenVBand="0" w:oddHBand="0" w:evenHBand="0" w:firstRowFirstColumn="0" w:firstRowLastColumn="0" w:lastRowFirstColumn="0" w:lastRowLastColumn="0"/>
+              <w:rPr>
+                <w:rFonts w:ascii="Segoe UI" w:hAnsi="Segoe UI" w:cs="Segoe UI"/>
+                <w:sz w:val="22"/>
+                <w:szCs w:val="22"/>
+              </w:rPr>
+            </w:pPr>
+          </w:p>
+        </w:tc>
+        <w:tc>
+          <w:tcPr>
+            <w:tcW w:w="1212" w:type="dxa"/>
+          </w:tcPr>
+          <w:p>
+            <w:pPr>
+              <w:cnfStyle w:val="100000000000" w:firstRow="1" w:lastRow="0" w:firstColumn="0" w:lastColumn="0" w:oddVBand="0" w:evenVBand="0" w:oddHBand="0" w:evenHBand="0" w:firstRowFirstColumn="0" w:firstRowLastColumn="0" w:lastRowFirstColumn="0" w:lastRowLastColumn="0"/>
+              <w:rPr>
+                <w:rFonts w:ascii="Segoe UI" w:hAnsi="Segoe UI" w:cs="Segoe UI"/>
+                <w:sz w:val="22"/>
+                <w:szCs w:val="22"/>
+              </w:rPr>
+            </w:pPr>
+          </w:p>
+        </w:tc>
         <w:sdt>
           <w:sdtPr>
+            <w:rPr>
+              <w:rFonts w:ascii="Segoe UI" w:hAnsi="Segoe UI" w:cs="Segoe UI"/>
+              <w:sz w:val="22"/>
+              <w:szCs w:val="22"/>
+            </w:rPr>
             <w:alias w:val="#Nav: /Totals/Totals_OutstandingAmt"/>
             <w:tag w:val="#Nav: Inventory_Order_Details/708"/>
             <w:id w:val="1833335830"/>
             <w:placeholder>
-              <w:docPart w:val="56C597263A6F42D7B2F05A0F37B705CA"/>
+              <w:docPart w:val="3624CEEC5788440B9D8EED4C97018A02"/>
             </w:placeholder>
-            <w:dataBinding w:prefixMappings="xmlns:ns0='urn:microsoft-dynamics-nav/reports/Inventory_Order_Details/708/'" w:xpath="/ns0:NavWordReportXmlPart[1]/ns0:Totals[1]/ns0:Totals_OutstandingAmt[1]" w:storeItemID="{BD0AD12E-8658-489D-9919-DB6A9B0BB85F}"/>
+            <w:dataBinding w:prefixMappings="&lt;xmlns:ns0='urn:microsoft-dynamics-nav/reports/Inventory_Order_Details/708/' " w:xpath="/ns0:NavWordReportXmlPart[1]/ns0:Totals[1]/ns0:Totals_OutstandingAmt[1]" w:storeItemID="{BD0AD12E-8658-489D-9919-DB6A9B0BB85F}"/>
             <w:text/>
           </w:sdtPr>
+          <w:sdtEndPr/>
           <w:sdtContent>
             <w:tc>
               <w:tcPr>
-                <w:tcW w:w="3939" w:type="pct"/>
+                <w:tcW w:w="2005" w:type="dxa"/>
+                <w:vAlign w:val="center"/>
               </w:tcPr>
               <w:p>
                 <w:pPr>
-                  <w:pStyle w:val="BCLabelNumber"/>
                   <w:jc w:val="right"/>
+                  <w:cnfStyle w:val="100000000000" w:firstRow="1" w:lastRow="0" w:firstColumn="0" w:lastColumn="0" w:oddVBand="0" w:evenVBand="0" w:oddHBand="0" w:evenHBand="0" w:firstRowFirstColumn="0" w:firstRowLastColumn="0" w:lastRowFirstColumn="0" w:lastRowLastColumn="0"/>
+                  <w:rPr>
+                    <w:rFonts w:ascii="Segoe UI" w:hAnsi="Segoe UI" w:cs="Segoe UI"/>
+                    <w:b w:val="0"/>
+                    <w:bCs w:val="0"/>
+                    <w:sz w:val="22"/>
+                    <w:szCs w:val="22"/>
+                  </w:rPr>
                 </w:pPr>
                 <w:r>
+                  <w:rPr>
+                    <w:rFonts w:ascii="Segoe UI" w:hAnsi="Segoe UI" w:cs="Segoe UI"/>
+                    <w:sz w:val="22"/>
+                    <w:szCs w:val="22"/>
+                  </w:rPr>
                   <w:t>Totals_OutstandingAmt</w:t>
                 </w:r>
               </w:p>
@@ -1374,7 +2768,14 @@
         </w:sdt>
       </w:tr>
     </w:tbl>
-    <w:p/>
+    <w:p>
+      <w:pPr>
+        <w:rPr>
+          <w:sz w:val="22"/>
+          <w:szCs w:val="22"/>
+        </w:rPr>
+      </w:pPr>
+    </w:p>
     <w:sectPr>
       <w:headerReference w:type="even" r:id="rId8"/>
       <w:headerReference w:type="default" r:id="rId9"/>
@@ -1510,7 +2911,7 @@
         <w:kern w:val="2"/>
         <w:sz w:val="24"/>
         <w:szCs w:val="24"/>
-        <w:lang w:val="da-DK" w:eastAsia="da-DK" w:bidi="ar-SA"/>
+        <w:lang w:val="en-DK" w:eastAsia="en-DK" w:bidi="ar-SA"/>
         <w14:ligatures w14:val="standardContextual"/>
       </w:rPr>
     </w:rPrDefault>
@@ -2109,238 +3510,41 @@
     <w:uiPriority w:val="99"/>
     <w:rsid w:val="00776A28"/>
   </w:style>
-  <w:style w:type="paragraph" w:styleId="NoSpacing">
-    <w:name w:val="No Spacing"/>
-    <w:uiPriority w:val="1"/>
-    <w:qFormat/>
-    <w:rsid w:val="00416FC2"/>
-    <w:pPr>
-      <w:spacing w:after="0" w:line="240" w:lineRule="auto"/>
-    </w:pPr>
-    <w:rPr>
-      <w:rFonts w:eastAsiaTheme="minorHAnsi"/>
-      <w:color w:val="000000" w:themeColor="text1"/>
-    </w:rPr>
-  </w:style>
-  <w:style w:type="paragraph" w:customStyle="1" w:styleId="BCNumber">
-    <w:name w:val="BC Number"/>
-    <w:basedOn w:val="NoSpacing"/>
-    <w:next w:val="Normal"/>
-    <w:uiPriority w:val="2"/>
-    <w:qFormat/>
-    <w:rPr>
-      <w14:numSpacing w14:val="tabular"/>
-    </w:rPr>
-  </w:style>
-  <w:style w:type="paragraph" w:customStyle="1" w:styleId="BCLabel">
-    <w:name w:val="BC Label"/>
-    <w:basedOn w:val="NoSpacing"/>
-    <w:next w:val="Normal"/>
-    <w:uiPriority w:val="2"/>
-    <w:qFormat/>
-    <w:pPr>
-      <w:keepNext/>
-    </w:pPr>
-    <w:rPr>
-      <w:rFonts w:asciiTheme="majorHAnsi" w:eastAsiaTheme="majorEastAsia" w:hAnsiTheme="majorHAnsi" w:cstheme="majorBidi"/>
-    </w:rPr>
-  </w:style>
-  <w:style w:type="paragraph" w:customStyle="1" w:styleId="BCLabelNumber">
-    <w:name w:val="BC Label Number"/>
-    <w:basedOn w:val="BCLabel"/>
-    <w:next w:val="Normal"/>
-    <w:uiPriority w:val="2"/>
-    <w:qFormat/>
-    <w:rPr>
-      <w14:numSpacing w14:val="tabular"/>
-    </w:rPr>
-  </w:style>
-  <w:style w:type="table" w:customStyle="1" w:styleId="BCBlockTable">
-    <w:name w:val="BC Block Table"/>
-    <w:basedOn w:val="TableNormal"/>
-    <w:uiPriority w:val="99"/>
-    <w:qFormat/>
-    <w:pPr>
-      <w:spacing w:after="0" w:line="240" w:lineRule="auto"/>
-    </w:pPr>
-    <w:tblPr>
-      <w:tblStyleRowBandSize w:val="1"/>
-      <w:tblStyleColBandSize w:val="1"/>
-      <w:tblCellMar>
-        <w:left w:w="0" w:type="dxa"/>
-        <w:right w:w="0" w:type="dxa"/>
-      </w:tblCellMar>
-    </w:tblPr>
-    <w:tblStylePr w:type="firstRow">
-      <w:rPr>
-        <w:rFonts w:asciiTheme="majorHAnsi" w:hAnsiTheme="majorHAnsi" w:cstheme="majorBidi"/>
-      </w:rPr>
-      <w:tblPr/>
-      <w:tcPr>
-        <w:vAlign w:val="top"/>
-      </w:tcPr>
-    </w:tblStylePr>
-  </w:style>
-  <w:style w:type="table" w:customStyle="1" w:styleId="BCDataTable">
-    <w:name w:val="BC Data Table"/>
-    <w:basedOn w:val="TableNormal"/>
-    <w:uiPriority w:val="99"/>
-    <w:qFormat/>
-    <w:pPr>
-      <w:spacing w:after="0" w:line="240" w:lineRule="auto"/>
-    </w:pPr>
-    <w:tblPr>
-      <w:tblStyleRowBandSize w:val="1"/>
-      <w:tblStyleColBandSize w:val="1"/>
-      <w:tblCellMar>
-        <w:left w:w="115" w:type="dxa"/>
-        <w:right w:w="115" w:type="dxa"/>
-      </w:tblCellMar>
-    </w:tblPr>
-    <w:tcPr>
-      <w:vAlign w:val="center"/>
-    </w:tcPr>
-    <w:tblStylePr w:type="firstRow">
-      <w:pPr>
-        <w:spacing w:before="160" w:after="80"/>
-      </w:pPr>
-      <w:rPr>
-        <w:rFonts w:asciiTheme="majorHAnsi" w:hAnsiTheme="majorHAnsi" w:cstheme="majorBidi"/>
-      </w:rPr>
-      <w:tblPr/>
-      <w:tcPr>
-        <w:tcBorders>
-          <w:bottom w:val="single" w:sz="4" w:space="0" w:color="000000" w:themeColor="text1"/>
-        </w:tcBorders>
-        <w:vAlign w:val="top"/>
-      </w:tcPr>
-    </w:tblStylePr>
-    <w:tblStylePr w:type="lastRow">
-      <w:tblPr/>
-      <w:tcPr>
-        <w:tcBorders>
-          <w:bottom w:val="single" w:sz="4" w:space="0" w:color="E8E8E8" w:themeColor="background2"/>
-        </w:tcBorders>
-      </w:tcPr>
-    </w:tblStylePr>
-    <w:tblStylePr w:type="band1Horz">
-      <w:tblPr/>
-      <w:tcPr>
-        <w:shd w:val="clear" w:color="auto" w:fill="auto"/>
-      </w:tcPr>
-    </w:tblStylePr>
-    <w:tblStylePr w:type="band2Horz">
-      <w:tblPr/>
-      <w:tcPr>
-        <w:shd w:val="clear" w:color="auto" w:fill="FAE2D5" w:themeFill="accent2" w:themeFillTint="33"/>
-      </w:tcPr>
-    </w:tblStylePr>
-  </w:style>
-  <w:style w:type="table" w:customStyle="1" w:styleId="BCTotalsTable">
-    <w:name w:val="BC Totals Table"/>
-    <w:basedOn w:val="TableNormal"/>
-    <w:uiPriority w:val="99"/>
-    <w:qFormat/>
-    <w:pPr>
-      <w:spacing w:after="0" w:line="240" w:lineRule="auto"/>
-    </w:pPr>
-    <w:tblPr>
-      <w:tblStyleRowBandSize w:val="1"/>
-      <w:tblStyleColBandSize w:val="1"/>
-      <w:tblCellMar>
-        <w:left w:w="115" w:type="dxa"/>
-        <w:right w:w="115" w:type="dxa"/>
-      </w:tblCellMar>
-    </w:tblPr>
-    <w:tcPr>
-      <w:vAlign w:val="center"/>
-    </w:tcPr>
-    <w:tblStylePr w:type="lastRow">
-      <w:rPr>
-        <w:rFonts w:asciiTheme="majorHAnsi" w:hAnsiTheme="majorHAnsi" w:cstheme="majorBidi"/>
-      </w:rPr>
-      <w:tblPr/>
-      <w:tcPr>
-        <w:tcBorders>
-          <w:top w:val="single" w:sz="4" w:space="0" w:color="000000" w:themeColor="text1"/>
-          <w:bottom w:val="single" w:sz="8" w:space="0" w:color="000000" w:themeColor="text1"/>
-        </w:tcBorders>
-      </w:tcPr>
-    </w:tblStylePr>
-  </w:style>
-  <w:style w:type="table" w:customStyle="1" w:styleId="BCCalculationTable">
-    <w:name w:val="BC Calculation Table"/>
-    <w:basedOn w:val="TableNormal"/>
-    <w:uiPriority w:val="99"/>
-    <w:qFormat/>
-    <w:pPr>
-      <w:spacing w:after="0" w:line="240" w:lineRule="auto"/>
-    </w:pPr>
-    <w:tblPr>
-      <w:tblStyleRowBandSize w:val="1"/>
-      <w:tblStyleColBandSize w:val="1"/>
-      <w:tblCellMar>
-        <w:top w:w="58" w:type="dxa"/>
-        <w:left w:w="0" w:type="dxa"/>
-        <w:bottom w:w="58" w:type="dxa"/>
-        <w:right w:w="0" w:type="dxa"/>
-      </w:tblCellMar>
-    </w:tblPr>
-    <w:tcPr>
-      <w:vAlign w:val="center"/>
-    </w:tcPr>
-    <w:tblStylePr w:type="firstRow">
-      <w:rPr>
-        <w:rFonts w:asciiTheme="majorHAnsi" w:hAnsiTheme="majorHAnsi" w:cstheme="majorBidi"/>
-      </w:rPr>
-      <w:tblPr/>
-      <w:tcPr>
-        <w:vAlign w:val="bottom"/>
-      </w:tcPr>
-    </w:tblStylePr>
-    <w:tblStylePr w:type="lastRow">
-      <w:rPr>
-        <w:rFonts w:asciiTheme="majorHAnsi" w:hAnsiTheme="majorHAnsi" w:cstheme="majorBidi"/>
-      </w:rPr>
-      <w:tblPr/>
-      <w:tcPr>
-        <w:tcBorders>
-          <w:top w:val="single" w:sz="4" w:space="0" w:color="000000" w:themeColor="text1"/>
-        </w:tcBorders>
-      </w:tcPr>
-    </w:tblStylePr>
-  </w:style>
-  <w:style w:type="table" w:customStyle="1" w:styleId="BCSignatureTable">
-    <w:name w:val="BC Signature Table"/>
-    <w:basedOn w:val="TableNormal"/>
-    <w:uiPriority w:val="99"/>
-    <w:qFormat/>
-    <w:pPr>
-      <w:spacing w:after="0" w:line="240" w:lineRule="auto"/>
-    </w:pPr>
-    <w:tblPr>
-      <w:tblStyleRowBandSize w:val="1"/>
-      <w:tblStyleColBandSize w:val="1"/>
-      <w:tblCellMar>
-        <w:left w:w="0" w:type="dxa"/>
-        <w:right w:w="0" w:type="dxa"/>
-      </w:tblCellMar>
-    </w:tblPr>
-    <w:tblStylePr w:type="lastRow">
-      <w:tblPr/>
-      <w:tcPr>
-        <w:tcBorders>
-          <w:bottom w:val="single" w:sz="4" w:space="0" w:color="000000" w:themeColor="text1"/>
-        </w:tcBorders>
-      </w:tcPr>
-    </w:tblStylePr>
-  </w:style>
 </w:styles>
 </file>
 
 <file path=word/glossary/document.xml><?xml version="1.0" encoding="utf-8"?>
 <w:glossaryDocument xmlns:wpc="http://schemas.microsoft.com/office/word/2010/wordprocessingCanvas" xmlns:cx="http://schemas.microsoft.com/office/drawing/2014/chartex" xmlns:cx1="http://schemas.microsoft.com/office/drawing/2015/9/8/chartex" xmlns:cx2="http://schemas.microsoft.com/office/drawing/2015/10/21/chartex" xmlns:cx3="http://schemas.microsoft.com/office/drawing/2016/5/9/chartex" xmlns:cx4="http://schemas.microsoft.com/office/drawing/2016/5/10/chartex" xmlns:cx5="http://schemas.microsoft.com/office/drawing/2016/5/11/chartex" xmlns:cx6="http://schemas.microsoft.com/office/drawing/2016/5/12/chartex" xmlns:cx7="http://schemas.microsoft.com/office/drawing/2016/5/13/chartex" xmlns:cx8="http://schemas.microsoft.com/office/drawing/2016/5/14/chartex" xmlns:mc="http://schemas.openxmlformats.org/markup-compatibility/2006" xmlns:aink="http://schemas.microsoft.com/office/drawing/2016/ink" xmlns:am3d="http://schemas.microsoft.com/office/drawing/2017/model3d" xmlns:o="urn:schemas-microsoft-com:office:office" xmlns:oel="http://schemas.microsoft.com/office/2019/extlst" xmlns:r="http://schemas.openxmlformats.org/officeDocument/2006/relationships" xmlns:m="http://schemas.openxmlformats.org/officeDocument/2006/math" xmlns:v="urn:schemas-microsoft-com:vml" xmlns:wp14="http://schemas.microsoft.com/office/word/2010/wordprocessingDrawing" xmlns:wp="http://schemas.openxmlformats.org/drawingml/2006/wordprocessingDrawing" xmlns:w10="urn:schemas-microsoft-com:office:word" xmlns:w="http://schemas.openxmlformats.org/wordprocessingml/2006/main" xmlns:w14="http://schemas.microsoft.com/office/word/2010/wordml" xmlns:w15="http://schemas.microsoft.com/office/word/2012/wordml" xmlns:w16cei="http://schemas.microsoft.com/office/word/2026/wordml/cei" xmlns:w16cex="http://schemas.microsoft.com/office/word/2018/wordml/cex" xmlns:w16cid="http://schemas.microsoft.com/office/word/2016/wordml/cid" xmlns:w16="http://schemas.microsoft.com/office/word/2018/wordml" xmlns:w16du="http://schemas.microsoft.com/office/word/2023/wordml/word16du" xmlns:w16sdtdh="http://schemas.microsoft.com/office/word/2020/wordml/sdtdatahash" xmlns:w16sdtfl="http://schemas.microsoft.com/office/word/2024/wordml/sdtformatlock" xmlns:w16se="http://schemas.microsoft.com/office/word/2015/wordml/symex" xmlns:wpg="http://schemas.microsoft.com/office/word/2010/wordprocessingGroup" xmlns:wpi="http://schemas.microsoft.com/office/word/2010/wordprocessingInk" xmlns:wne="http://schemas.microsoft.com/office/word/2006/wordml" xmlns:wps="http://schemas.microsoft.com/office/word/2010/wordprocessingShape" mc:Ignorable="w14 w15 w16se w16cid w16 w16cex w16sdtdh w16sdtfl w16du wp14">
   <w:docParts>
+    <w:docPart>
+      <w:docPartPr>
+        <w:name w:val="3624CEEC5788440B9D8EED4C97018A02"/>
+        <w:category>
+          <w:name w:val="General"/>
+          <w:gallery w:val="placeholder"/>
+        </w:category>
+        <w:types>
+          <w:type w:val="bbPlcHdr"/>
+        </w:types>
+        <w:behaviors>
+          <w:behavior w:val="content"/>
+        </w:behaviors>
+        <w:guid w:val="{46AD7B98-7368-40BF-875E-FB0E874DA8FD}"/>
+      </w:docPartPr>
+      <w:docPartBody>
+        <w:p>
+          <w:pPr>
+            <w:pStyle w:val="3624CEEC5788440B9D8EED4C97018A02"/>
+          </w:pPr>
+          <w:r>
+            <w:rPr>
+              <w:rStyle w:val="PlaceholderText"/>
+            </w:rPr>
+            <w:t>Click or tap here to enter text.</w:t>
+          </w:r>
+        </w:p>
+      </w:docPartBody>
+    </w:docPart>
     <w:docPart>
       <w:docPartPr>
         <w:name w:val="DefaultPlaceholder_-1854013440"/>
@@ -2456,7 +3660,7 @@
     </w:docPart>
     <w:docPart>
       <w:docPartPr>
-        <w:name w:val="56C597263A6F42D7B2F05A0F37B705CA"/>
+        <w:name w:val="F5A78DDF517A466D96478EAE31650DDB"/>
         <w:category>
           <w:name w:val="General"/>
           <w:gallery w:val="placeholder"/>
@@ -2467,18 +3671,18 @@
         <w:behaviors>
           <w:behavior w:val="content"/>
         </w:behaviors>
-        <w:guid w:val="{4086DED5-8F92-4EA7-99DA-8061D70F7B79}"/>
+        <w:guid w:val="{AE04DE8E-D3E2-403F-89B0-E92696EDD4FA}"/>
       </w:docPartPr>
       <w:docPartBody>
         <w:p>
           <w:pPr>
-            <w:pStyle w:val="56C597263A6F42D7B2F05A0F37B705CA"/>
+            <w:pStyle w:val="F5A78DDF517A466D96478EAE31650DDB"/>
           </w:pPr>
           <w:r>
             <w:rPr>
               <w:rStyle w:val="PlaceholderText"/>
             </w:rPr>
-            <w:t>Click or tap here to enter text.</w:t>
+            <w:t>Enter any content that you want to repeat, including other content controls. You can also insert this control around table rows in order to repeat parts of a table.</w:t>
           </w:r>
         </w:p>
       </w:docPartBody>
@@ -2508,6 +3712,20 @@
     <w:pitch w:val="variable"/>
     <w:sig w:usb0="20000287" w:usb1="00000003" w:usb2="00000000" w:usb3="00000000" w:csb0="0000019F" w:csb1="00000000"/>
   </w:font>
+  <w:font w:name="Segoe UI Semibold">
+    <w:panose1 w:val="020B0702040204020203"/>
+    <w:charset w:val="00"/>
+    <w:family w:val="swiss"/>
+    <w:pitch w:val="variable"/>
+    <w:sig w:usb0="E4002EFF" w:usb1="C000E47F" w:usb2="00000009" w:usb3="00000000" w:csb0="000001FF" w:csb1="00000000"/>
+  </w:font>
+  <w:font w:name="Segoe UI">
+    <w:panose1 w:val="020B0502040204020203"/>
+    <w:charset w:val="00"/>
+    <w:family w:val="swiss"/>
+    <w:pitch w:val="variable"/>
+    <w:sig w:usb0="E4002EFF" w:usb1="C000E47F" w:usb2="00000009" w:usb3="00000000" w:csb0="000001FF" w:csb1="00000000"/>
+  </w:font>
 </w:fonts>
 </file>
 
@@ -2528,24 +3746,12 @@
   </w:compat>
   <w:rsids>
     <w:rsidRoot w:val="004E11C2"/>
-    <w:rsid w:val="00101535"/>
-    <w:rsid w:val="001D151F"/>
-    <w:rsid w:val="004C1BFD"/>
     <w:rsid w:val="004E11C2"/>
-    <w:rsid w:val="00610123"/>
-    <w:rsid w:val="00672674"/>
+    <w:rsid w:val="00620087"/>
     <w:rsid w:val="007A75D3"/>
-    <w:rsid w:val="008858E8"/>
+    <w:rsid w:val="008B341C"/>
     <w:rsid w:val="008D4682"/>
-    <w:rsid w:val="00AB1DFB"/>
-    <w:rsid w:val="00BB42A8"/>
-    <w:rsid w:val="00BF7D5D"/>
-    <w:rsid w:val="00CD290F"/>
-    <w:rsid w:val="00D0724C"/>
-    <w:rsid w:val="00D3764F"/>
     <w:rsid w:val="00D96F3B"/>
-    <w:rsid w:val="00E5711F"/>
-    <w:rsid w:val="00F10443"/>
     <w:rsid w:val="00F93E5E"/>
   </w:rsids>
   <m:mathPr>
@@ -2561,7 +3767,7 @@
     <m:intLim m:val="subSup"/>
     <m:naryLim m:val="undOvr"/>
   </m:mathPr>
-  <w:themeFontLang w:val="da-DK"/>
+  <w:themeFontLang w:val="en-DK"/>
   <w:clrSchemeMapping w:bg1="light1" w:t1="dark1" w:bg2="light2" w:t2="dark2" w:accent1="accent1" w:accent2="accent2" w:accent3="accent3" w:accent4="accent4" w:accent5="accent5" w:accent6="accent6" w:hyperlink="hyperlink" w:followedHyperlink="followedHyperlink"/>
   <w:decimalSymbol w:val=","/>
   <w:listSeparator w:val=","/>
@@ -2578,7 +3784,7 @@
         <w:kern w:val="2"/>
         <w:sz w:val="24"/>
         <w:szCs w:val="24"/>
-        <w:lang w:val="da-DK" w:eastAsia="da-DK" w:bidi="ar-SA"/>
+        <w:lang w:val="en-DK" w:eastAsia="en-DK" w:bidi="ar-SA"/>
         <w14:ligatures w14:val="standardContextual"/>
       </w:rPr>
     </w:rPrDefault>
@@ -3002,10 +4208,14 @@
     <w:basedOn w:val="DefaultParagraphFont"/>
     <w:uiPriority w:val="99"/>
     <w:semiHidden/>
-    <w:rsid w:val="00101535"/>
+    <w:rsid w:val="004E11C2"/>
     <w:rPr>
       <w:color w:val="666666"/>
     </w:rPr>
+  </w:style>
+  <w:style w:type="paragraph" w:customStyle="1" w:styleId="3624CEEC5788440B9D8EED4C97018A02">
+    <w:name w:val="3624CEEC5788440B9D8EED4C97018A02"/>
+    <w:rsid w:val="004E11C2"/>
   </w:style>
   <w:style w:type="paragraph" w:customStyle="1" w:styleId="287F6670946D4995A8975B157FC01101">
     <w:name w:val="287F6670946D4995A8975B157FC01101"/>
@@ -3019,12 +4229,9 @@
     <w:name w:val="A57CCF5BBDAF47E4B8ADE0E52AEFF2A6"/>
     <w:rsid w:val="004E11C2"/>
   </w:style>
-  <w:style w:type="paragraph" w:customStyle="1" w:styleId="56C597263A6F42D7B2F05A0F37B705CA">
-    <w:name w:val="56C597263A6F42D7B2F05A0F37B705CA"/>
-    <w:rsid w:val="00101535"/>
-    <w:rPr>
-      <w:lang w:val="en-US" w:eastAsia="en-US"/>
-    </w:rPr>
+  <w:style w:type="paragraph" w:customStyle="1" w:styleId="F5A78DDF517A466D96478EAE31650DDB">
+    <w:name w:val="F5A78DDF517A466D96478EAE31650DDB"/>
+    <w:rsid w:val="004E11C2"/>
   </w:style>
 </w:styles>
 </file>
@@ -3388,9 +4595,7 @@
 </we:webextension>
 </file>
 
-<file path=customXml/item1.xml>��< ? x m l   v e r s i o n = " 1 . 0 "   e n c o d i n g = " u t f - 1 6 " ? > - 
- < N a v W o r d R e p o r t X m l P a r t   x m l n s = " u r n : m i c r o s o f t - d y n a m i c s - n a v / r e p o r t s / I n v e n t o r y _ O r d e r _ D e t a i l s / 7 0 8 / " > +<file path=customXml/item1.xml>��< ? x m l   v e r s i o n = " 1 . 0 "   e n c o d i n g = " u t f - 1 6 " ? > < N a v W o r d R e p o r t X m l P a r t   x m l n s = " u r n : m i c r o s o f t - d y n a m i c s - b u s i n e s s c e n t r a l / i n t e r n a l / e x t e n d e d / r e p o r t s / I n v e n t o r y _ O r d e r _ D e t a i l s / 7 0 8 / " >   
      < B C R e p o r t I n f o r m a t i o n >   
@@ -3408,8 +4613,6 @@
  
              < R e p o r t N a m e > R e p o r t   N a m e < / R e p o r t N a m e >   
-             < R e p o r t C a p t i o n > R e p o r t   C a p t i o n < / R e p o r t C a p t i o n > - 
              < A b o u t T h i s R e p o r t T i t l e > A b o u t   T h i s   R e p o r t   T i t l e < / A b o u t T h i s R e p o r t T i t l e >   
              < A b o u t T h i s R e p o r t T e x t > A b o u t   T h i s   R e p o r t   T e x t < / A b o u t T h i s R e p o r t T e x t > @@ -3456,246 +4659,168 @@
  
          < / R e p o r t R e q u e s t >   
-         < C o m p a n y M e t a d a t a > - 
-             < C o m p a n y N a m e > C o m p a n y   N a m e < / C o m p a n y N a m e > - 
-             < C o m p a n y D i s p l a y N a m e > C o m p a n y   D i s p l a y   N a m e < / C o m p a n y D i s p l a y N a m e > - 
-             < C o m p a n y A d d r e s s L i n e s > - 
-                 < C o m p a n y A d d r e s s L i n e 1 > C o m p a n y   A d d r e s s   L i n e   1 < / C o m p a n y A d d r e s s L i n e 1 > - 
-                 < C o m p a n y A d d r e s s L i n e 2 > C o m p a n y   A d d r e s s   L i n e   2 < / C o m p a n y A d d r e s s L i n e 2 > - 
-                 < C o m p a n y A d d r e s s L i n e 3 > C o m p a n y   A d d r e s s   L i n e   3 < / C o m p a n y A d d r e s s L i n e 3 > - 
-                 < C o m p a n y A d d r e s s L i n e 4 > C o m p a n y   A d d r e s s   L i n e   4 < / C o m p a n y A d d r e s s L i n e 4 > - 
-                 < C o m p a n y A d d r e s s L i n e 5 > C o m p a n y   A d d r e s s   L i n e   5 < / C o m p a n y A d d r e s s L i n e 5 > - 
-                 < C o m p a n y A d d r e s s L i n e 6 > C o m p a n y   A d d r e s s   L i n e   6 < / C o m p a n y A d d r e s s L i n e 6 > - 
-                 < C o m p a n y A d d r e s s L i n e 7 > C o m p a n y   A d d r e s s   L i n e   7 < / C o m p a n y A d d r e s s L i n e 7 > - 
-                 < C o m p a n y A d d r e s s L i n e 8 > C o m p a n y   A d d r e s s   L i n e   8 < / C o m p a n y A d d r e s s L i n e 8 > - 
-             < / C o m p a n y A d d r e s s L i n e s > - 
-             < C o m p a n y P h o n e > C o m p a n y   P h o n e < / C o m p a n y P h o n e > - 
-             < C o m p a n y P h o n e C a p t i o n > C o m p a n y   P h o n e   C a p t i o n < / C o m p a n y P h o n e C a p t i o n > - 
-             < C o m p a n y F a x N o > C o m p a n y   F a x   N o . < / C o m p a n y F a x N o > - 
-             < C o m p a n y F a x N o C a p t i o n > C o m p a n y   F a x   N o .   C a p t i o n < / C o m p a n y F a x N o C a p t i o n > - 
-             < C o m p a n y E m a i l > C o m p a n y   E m a i l < / C o m p a n y E m a i l > - 
-             < C o m p a n y E m a i l C a p t i o n > C o m p a n y   E m a i l   C a p t i o n < / C o m p a n y E m a i l C a p t i o n > - 
-             < C o m p a n y H o m e P a g e > C o m p a n y   H o m e   P a g e < / C o m p a n y H o m e P a g e > - 
-             < C o m p a n y H o m e P a g e C a p t i o n > C o m p a n y   H o m e   P a g e   C a p t i o n < / C o m p a n y H o m e P a g e C a p t i o n > - 
-             < C o m p a n y L o g o > C o m p a n y   L o g o < / C o m p a n y L o g o > - 
-             < C o m p a n y V A T R e g i s t r a t i o n N o > C o m p a n y   V A T   R e g i s t r a t i o n   N o . < / C o m p a n y V A T R e g i s t r a t i o n N o > - 
-             < C o m p a n y V A T R e g i s t r a t i o n N o C a p t i o n > C o m p a n y   V A T   R e g i s t r a t i o n   N o .   C a p t i o n < / C o m p a n y V A T R e g i s t r a t i o n N o C a p t i o n > - 
-             < C o m p a n y R e g i s t r a t i o n N o > C o m p a n y   R e g i s t r a t i o n   N o . < / C o m p a n y R e g i s t r a t i o n N o > - 
-             < C o m p a n y R e g i s t r a t i o n N o C a p t i o n > C o m p a n y   R e g i s t r a t i o n   N o .   C a p t i o n < / C o m p a n y R e g i s t r a t i o n N o C a p t i o n > - 
-             < C o m p a n y B a n k N a m e > C o m p a n y   B a n k   N a m e < / C o m p a n y B a n k N a m e > - 
-             < C o m p a n y B a n k N a m e C a p t i o n > C o m p a n y   B a n k   N a m e   C a p t i o n < / C o m p a n y B a n k N a m e C a p t i o n > - 
-             < C o m p a n y B a n k A c c o u n t N o > C o m p a n y   B a n k   A c c o u n t   N o . < / C o m p a n y B a n k A c c o u n t N o > - 
-             < C o m p a n y B a n k A c c o u n t N o C a p t i o n > C o m p a n y   B a n k   A c c o u n t   N o .   C a p t i o n < / C o m p a n y B a n k A c c o u n t N o C a p t i o n > - 
-             < C o m p a n y B a n k B r a n c h N o > C o m p a n y   B a n k   B r a n c h   N o . < / C o m p a n y B a n k B r a n c h N o > - 
-             < C o m p a n y B a n k B r a n c h N o C a p t i o n > C o m p a n y   B a n k   B r a n c h   N o .   C a p t i o n < / C o m p a n y B a n k B r a n c h N o C a p t i o n > - 
-             < C o m p a n y I B A N > C o m p a n y   I B A N < / C o m p a n y I B A N > - 
-             < C o m p a n y I B A N C a p t i o n > C o m p a n y   I B A N   C a p t i o n < / C o m p a n y I B A N C a p t i o n > - 
-             < C o m p a n y B a n k S W I F T > C o m p a n y   B a n k   S W I F T < / C o m p a n y B a n k S W I F T > - 
-             < C o m p a n y B a n k S W I F T C a p t i o n > C o m p a n y   B a n k   S W I F T   C a p t i o n < / C o m p a n y B a n k S W I F T C a p t i o n > - 
-             < C o m p a n y G i r o N o > C o m p a n y   G i r o   N o . < / C o m p a n y G i r o N o > - 
-             < C o m p a n y G i r o N o C a p t i o n > C o m p a n y   G i r o   N o .   C a p t i o n < / C o m p a n y G i r o N o C a p t i o n > - 
-         < / C o m p a n y M e t a d a t a > - 
      < / B C R e p o r t I n f o r m a t i o n >   
      < L a b e l s >   
-         < A b o u t T h e R e p o r t L a b e l > A b o u t T h e R e p o r t L a b e l < / A b o u t T h e R e p o r t L a b e l > - 
-         < A s s e m b l y B O M _ I t e m C a p t i o n > A s s e m b l y B O M _ I t e m C a p t i o n < / A s s e m b l y B O M _ I t e m C a p t i o n > - 
-         < B a c k O r d e r Q t y L a b e l > B a c k O r d e r Q t y L a b e l < / B a c k O r d e r Q t y L a b e l > - 
-         < C o m p a n y L a b e l > C o m p a n y L a b e l < / C o m p a n y L a b e l > - 
-         < D a t a R e t r i e v e d > D a t a R e t r i e v e d < / D a t a R e t r i e v e d > - 
-         < D e s c r i p t i o n _ I t e m C a p t i o n > D e s c r i p t i o n _ I t e m C a p t i o n < / D e s c r i p t i o n _ I t e m C a p t i o n > - 
-         < D o c u m e n t a t i o n L a b e l > D o c u m e n t a t i o n L a b e l < / D o c u m e n t a t i o n L a b e l > - 
-         < E n v i r o n m e n t L a b e l > E n v i r o n m e n t L a b e l < / E n v i r o n m e n t L a b e l > - 
-         < I n v D i s c o u n t A m t _ S a l e s L i n e C a p t i o n > I n v D i s c o u n t A m t _ S a l e s L i n e C a p t i o n < / I n v D i s c o u n t A m t _ S a l e s L i n e C a p t i o n > - 
-         < I n v e n t o r y O r d e r D e t a i l s > I n v e n t o r y O r d e r D e t a i l s < / I n v e n t o r y O r d e r D e t a i l s > - 
-         < I n v e n t o r y O r d e r D e t a i l s P r i n t > I n v e n t o r y O r d e r D e t a i l s P r i n t < / I n v e n t o r y O r d e r D e t a i l s P r i n t > - 
-         < I n v e n t o r y P o s t i n g G r o u p _ I t e m C a p t i o n > I n v e n t o r y P o s t i n g G r o u p _ I t e m C a p t i o n < / I n v e n t o r y P o s t i n g G r o u p _ I t e m C a p t i o n > - 
-         < I n v O r d e r D e t a i l s A n a l y s i s > I n v O r d e r D e t a i l s A n a l y s i s < / I n v O r d e r D e t a i l s A n a l y s i s > - 
-         < N o _ I t e m C a p t i o n > N o _ I t e m C a p t i o n < / N o _ I t e m C a p t i o n > - 
-         < O u t s t a n d i n g A m t _ S a l e s L i n e C a p t i o n > O u t s t a n d i n g A m t _ S a l e s L i n e C a p t i o n < / O u t s t a n d i n g A m t _ S a l e s L i n e C a p t i o n > - 
-         < O u t s t a n d i n g A m t 1 _ S a l e s L i n e C a p t i o n > O u t s t a n d i n g A m t 1 _ S a l e s L i n e C a p t i o n < / O u t s t a n d i n g A m t 1 _ S a l e s L i n e C a p t i o n > - 
-         < O u t s t a n d i n g Q t y _ S a l e s L i n e C a p t i o n > O u t s t a n d i n g Q t y _ S a l e s L i n e C a p t i o n < / O u t s t a n d i n g Q t y _ S a l e s L i n e C a p t i o n > - 
-         < P o s t i n g D a t e F i l t e r L a b e l > P o s t i n g D a t e F i l t e r L a b e l < / P o s t i n g D a t e F i l t e r L a b e l > - 
-         < Q u a n t i t y _ S a l e s L i n e C a p t i o n > Q u a n t i t y _ S a l e s L i n e C a p t i o n < / Q u a n t i t y _ S a l e s L i n e C a p t i o n > - 
-         < R e p o r t N a m e L a b e l > R e p o r t N a m e L a b e l < / R e p o r t N a m e L a b e l > - 
-         < R u n O n L a b e l > R u n O n L a b e l < / R u n O n L a b e l > - 
-         < S a l e s H e a d e r B i l l t o N a m e C a p t i o n > S a l e s H e a d e r B i l l t o N a m e C a p t i o n < / S a l e s H e a d e r B i l l t o N a m e C a p t i o n > - 
-         < S a l e s L i n e D o c u m e n t N o C a p t i o n > S a l e s L i n e D o c u m e n t N o C a p t i o n < / S a l e s L i n e D o c u m e n t N o C a p t i o n > - 
-         < S a l e s L i n e L i n e D i s c o u n t C a p t i o n > S a l e s L i n e L i n e D i s c o u n t C a p t i o n < / S a l e s L i n e L i n e D i s c o u n t C a p t i o n > - 
-         < S a l e s L i n e U n i t P r i c e C a p t i o n > S a l e s L i n e U n i t P r i c e C a p t i o n < / S a l e s L i n e U n i t P r i c e C a p t i o n > - 
-         < S h i p m e n t D a t e L a b e l > S h i p m e n t D a t e L a b e l < / S h i p m e n t D a t e L a b e l > - 
-         < U s e r L a b e l > U s e r L a b e l < / U s e r L a b e l > +         < A b o u t T h e R e p o r t L a b e l   E l e m e n t T y p e = " P a r a m e t e r "   E l e m e n t I d = " 1 6 7 7 9 2 0 0 1 "   D a t a T y p e = " S t r i n g " > A b o u t T h e R e p o r t L a b e l < / A b o u t T h e R e p o r t L a b e l > + 
+         < A s s e m b l y B O M _ I t e m C a p t i o n   E l e m e n t T y p e = " P a r a m e t e r "   E l e m e n t I d = " 1 5 8 1 6 0 3 2 1 "   D a t a T y p e = " S t r i n g " > A s s e m b l y B O M _ I t e m C a p t i o n < / A s s e m b l y B O M _ I t e m C a p t i o n > + 
+         < B a c k O r d e r Q t y L a b e l   E l e m e n t T y p e = " P a r a m e t e r "   E l e m e n t I d = " 2 0 1 7 1 8 0 0 6 6 "   D a t a T y p e = " S t r i n g " > B a c k O r d e r Q t y L a b e l < / B a c k O r d e r Q t y L a b e l > + 
+         < C o m p a n y L a b e l   E l e m e n t T y p e = " P a r a m e t e r "   E l e m e n t I d = " 3 4 6 7 6 0 3 4 8 "   D a t a T y p e = " S t r i n g " > C o m p a n y L a b e l < / C o m p a n y L a b e l > + 
+         < D a t a R e t r i e v e d   E l e m e n t T y p e = " P a r a m e t e r "   E l e m e n t I d = " 2 9 1 9 1 1 8 0 7 "   D a t a T y p e = " S t r i n g " > D a t a R e t r i e v e d < / D a t a R e t r i e v e d > + 
+         < D e s c r i p t i o n _ I t e m C a p t i o n   E l e m e n t T y p e = " P a r a m e t e r "   E l e m e n t I d = " 1 5 2 9 8 3 2 4 7 3 "   D a t a T y p e = " S t r i n g " > D e s c r i p t i o n _ I t e m C a p t i o n < / D e s c r i p t i o n _ I t e m C a p t i o n > + 
+         < D o c u m e n t a t i o n L a b e l   E l e m e n t T y p e = " P a r a m e t e r "   E l e m e n t I d = " 1 7 3 8 9 2 4 8 1 5 "   D a t a T y p e = " S t r i n g " > D o c u m e n t a t i o n L a b e l < / D o c u m e n t a t i o n L a b e l > + 
+         < E n v i r o n m e n t L a b e l   E l e m e n t T y p e = " P a r a m e t e r "   E l e m e n t I d = " 8 1 8 8 1 6 5 9 0 "   D a t a T y p e = " S t r i n g " > E n v i r o n m e n t L a b e l < / E n v i r o n m e n t L a b e l > + 
+         < I n v D i s c o u n t A m t _ S a l e s L i n e C a p t i o n   E l e m e n t T y p e = " P a r a m e t e r "   E l e m e n t I d = " 1 0 8 4 5 3 8 1 6 0 "   D a t a T y p e = " S t r i n g " > I n v D i s c o u n t A m t _ S a l e s L i n e C a p t i o n < / I n v D i s c o u n t A m t _ S a l e s L i n e C a p t i o n > + 
+         < I n v e n t o r y O r d e r D e t a i l s   E l e m e n t T y p e = " P a r a m e t e r "   E l e m e n t I d = " 2 1 4 5 8 3 4 8 9 1 "   D a t a T y p e = " S t r i n g " > I n v e n t o r y O r d e r D e t a i l s < / I n v e n t o r y O r d e r D e t a i l s > + 
+         < I n v e n t o r y O r d e r D e t a i l s P r i n t   E l e m e n t T y p e = " P a r a m e t e r "   E l e m e n t I d = " 2 1 2 4 4 6 1 8 6 2 "   D a t a T y p e = " S t r i n g " > I n v e n t o r y O r d e r D e t a i l s P r i n t < / I n v e n t o r y O r d e r D e t a i l s P r i n t > + 
+         < I n v e n t o r y P o s t i n g G r o u p _ I t e m C a p t i o n   E l e m e n t T y p e = " P a r a m e t e r "   E l e m e n t I d = " 1 5 4 2 7 8 2 7 4 6 "   D a t a T y p e = " S t r i n g " > I n v e n t o r y P o s t i n g G r o u p _ I t e m C a p t i o n < / I n v e n t o r y P o s t i n g G r o u p _ I t e m C a p t i o n > + 
+         < I n v O r d e r D e t a i l s A n a l y s i s   E l e m e n t T y p e = " P a r a m e t e r "   E l e m e n t I d = " 1 9 9 5 3 4 0 1 7 8 "   D a t a T y p e = " S t r i n g " > I n v O r d e r D e t a i l s A n a l y s i s < / I n v O r d e r D e t a i l s A n a l y s i s > + 
+         < N o _ I t e m C a p t i o n   E l e m e n t T y p e = " P a r a m e t e r "   E l e m e n t I d = " 1 5 4 7 7 6 9 6 5 4 "   D a t a T y p e = " S t r i n g " > N o _ I t e m C a p t i o n < / N o _ I t e m C a p t i o n > + 
+         < O u t s t a n d i n g A m t _ S a l e s L i n e C a p t i o n   E l e m e n t T y p e = " P a r a m e t e r "   E l e m e n t I d = " 1 7 0 1 0 1 2 6 1 8 "   D a t a T y p e = " S t r i n g " > O u t s t a n d i n g A m t _ S a l e s L i n e C a p t i o n < / O u t s t a n d i n g A m t _ S a l e s L i n e C a p t i o n > + 
+         < O u t s t a n d i n g A m t 1 _ S a l e s L i n e C a p t i o n   E l e m e n t T y p e = " P a r a m e t e r "   E l e m e n t I d = " 1 0 2 1 4 7 4 5 3 5 "   D a t a T y p e = " S t r i n g " > O u t s t a n d i n g A m t 1 _ S a l e s L i n e C a p t i o n < / O u t s t a n d i n g A m t 1 _ S a l e s L i n e C a p t i o n > + 
+         < O u t s t a n d i n g Q t y _ S a l e s L i n e C a p t i o n   E l e m e n t T y p e = " P a r a m e t e r "   E l e m e n t I d = " 2 8 1 5 9 1 0 4 6 "   D a t a T y p e = " S t r i n g " > O u t s t a n d i n g Q t y _ S a l e s L i n e C a p t i o n < / O u t s t a n d i n g Q t y _ S a l e s L i n e C a p t i o n > + 
+         < P o s t i n g D a t e F i l t e r L a b e l   E l e m e n t T y p e = " P a r a m e t e r "   E l e m e n t I d = " 1 4 3 3 4 5 4 0 1 7 "   D a t a T y p e = " S t r i n g " > P o s t i n g D a t e F i l t e r L a b e l < / P o s t i n g D a t e F i l t e r L a b e l > + 
+         < Q u a n t i t y _ S a l e s L i n e C a p t i o n   E l e m e n t T y p e = " P a r a m e t e r "   E l e m e n t I d = " 1 8 3 2 0 3 6 8 9 5 "   D a t a T y p e = " S t r i n g " > Q u a n t i t y _ S a l e s L i n e C a p t i o n < / Q u a n t i t y _ S a l e s L i n e C a p t i o n > + 
+         < R e p o r t N a m e L a b e l   E l e m e n t T y p e = " P a r a m e t e r "   E l e m e n t I d = " 1 0 2 2 2 9 2 9 8 2 "   D a t a T y p e = " S t r i n g " > R e p o r t N a m e L a b e l < / R e p o r t N a m e L a b e l > + 
+         < R u n O n L a b e l   E l e m e n t T y p e = " P a r a m e t e r "   E l e m e n t I d = " 1 1 1 9 0 3 7 5 9 5 "   D a t a T y p e = " S t r i n g " > R u n O n L a b e l < / R u n O n L a b e l > + 
+         < S a l e s H e a d e r B i l l t o N a m e C a p t i o n   E l e m e n t T y p e = " P a r a m e t e r "   E l e m e n t I d = " 1 8 0 9 8 4 3 8 0 3 "   D a t a T y p e = " S t r i n g " > S a l e s H e a d e r B i l l t o N a m e C a p t i o n < / S a l e s H e a d e r B i l l t o N a m e C a p t i o n > + 
+         < S a l e s L i n e D o c u m e n t N o C a p t i o n   E l e m e n t T y p e = " P a r a m e t e r "   E l e m e n t I d = " 9 6 0 1 9 2 7 4 1 "   D a t a T y p e = " S t r i n g " > S a l e s L i n e D o c u m e n t N o C a p t i o n < / S a l e s L i n e D o c u m e n t N o C a p t i o n > + 
+         < S a l e s L i n e L i n e D i s c o u n t C a p t i o n   E l e m e n t T y p e = " P a r a m e t e r "   E l e m e n t I d = " 6 9 9 3 2 0 0 8 0 "   D a t a T y p e = " S t r i n g " > S a l e s L i n e L i n e D i s c o u n t C a p t i o n < / S a l e s L i n e L i n e D i s c o u n t C a p t i o n > + 
+         < S a l e s L i n e U n i t P r i c e C a p t i o n   E l e m e n t T y p e = " P a r a m e t e r "   E l e m e n t I d = " 6 6 0 6 7 3 6 2 4 "   D a t a T y p e = " S t r i n g " > S a l e s L i n e U n i t P r i c e C a p t i o n < / S a l e s L i n e U n i t P r i c e C a p t i o n > + 
+         < S h i p m e n t D a t e L a b e l   E l e m e n t T y p e = " P a r a m e t e r "   E l e m e n t I d = " 5 9 6 4 2 0 1 3 7 "   D a t a T y p e = " S t r i n g " > S h i p m e n t D a t e L a b e l < / S h i p m e n t D a t e L a b e l > + 
+         < U s e r L a b e l   E l e m e n t T y p e = " P a r a m e t e r "   E l e m e n t I d = " 8 4 8 8 1 6 7 9 4 "   D a t a T y p e = " S t r i n g " > U s e r L a b e l < / U s e r L a b e l >   
      < / L a b e l s >   
-     < I t e m > - 
-         < A s s e m b l y B O M _ I t e m > A s s e m b l y B O M _ I t e m < / A s s e m b l y B O M _ I t e m > - 
-         < B a c k O r d e r Q t y C a p t i o n > B a c k O r d e r Q t y C a p t i o n < / B a c k O r d e r Q t y C a p t i o n > - 
-         < B i n F i l t e r _ I t e m > B i n F i l t e r _ I t e m < / B i n F i l t e r _ I t e m > - 
-         < C o m p a n y N a m e > C o m p a n y N a m e < / C o m p a n y N a m e > - 
-         < C u r r R e p o r t P a g e N o C a p t i o n > C u r r R e p o r t P a g e N o C a p t i o n < / C u r r R e p o r t P a g e N o C a p t i o n > - 
-         < D e s c r i p t i o n _ I t e m > D e s c r i p t i o n _ I t e m < / D e s c r i p t i o n _ I t e m > - 
-         < G l o b a l D i m 1 F i l t e r _ I t e m > G l o b a l D i m 1 F i l t e r _ I t e m < / G l o b a l D i m 1 F i l t e r _ I t e m > - 
-         < G l o b a l D i m 2 F i l t e r _ I t e m > G l o b a l D i m 2 F i l t e r _ I t e m < / G l o b a l D i m 2 F i l t e r _ I t e m > - 
-         < I n v e n t o r y P o s t i n g G r o u p _ I t e m > I n v e n t o r y P o s t i n g G r o u p _ I t e m < / I n v e n t o r y P o s t i n g G r o u p _ I t e m > - 
-         < I n v n t r y O r d e r D e t a i l C a p t > I n v n t r y O r d e r D e t a i l C a p t < / I n v n t r y O r d e r D e t a i l C a p t > - 
-         < I t e m F i l t e r > I t e m F i l t e r < / I t e m F i l t e r > - 
-         < I t e m T a b l e C a p t I t e m F i l t e r > I t e m T a b l e C a p t I t e m F i l t e r < / I t e m T a b l e C a p t I t e m F i l t e r > - 
-         < L o c a t i o n F i l t e r _ I t e m > L o c a t i o n F i l t e r _ I t e m < / L o c a t i o n F i l t e r _ I t e m > - 
-         < N o _ I t e m > N o _ I t e m < / N o _ I t e m > - 
-         < O u t s t a n d i n g A m t _ S a l e s L i n e > O u t s t a n d i n g A m t _ S a l e s L i n e < / O u t s t a n d i n g A m t _ S a l e s L i n e > - 
-         < S a l e s H e a d e r B i l l t o N a m e C a p t > S a l e s H e a d e r B i l l t o N a m e C a p t < / S a l e s H e a d e r B i l l t o N a m e C a p t > - 
-         < S a l e s L i n e F i l t e r > S a l e s L i n e F i l t e r < / S a l e s L i n e F i l t e r > - 
-         < S a l e s L i n e I n v D i s c A m t C a p t > S a l e s L i n e I n v D i s c A m t C a p t < / S a l e s L i n e I n v D i s c A m t C a p t > - 
-         < S a l e s L i n e L i n e D i s c C a p t i o n > S a l e s L i n e L i n e D i s c C a p t i o n < / S a l e s L i n e L i n e D i s c C a p t i o n > - 
-         < S a l e s L i n e O u t s t n g A m t C a p t > S a l e s L i n e O u t s t n g A m t C a p t < / S a l e s L i n e O u t s t n g A m t C a p t > - 
-         < S a l e s L i n e S h i p D a t e C a p t i o n > S a l e s L i n e S h i p D a t e C a p t i o n < / S a l e s L i n e S h i p D a t e C a p t i o n > - 
-         < S t r S b S t N o S a l O d r L n S a l L n F l t > S t r S b S t N o S a l O d r L n S a l L n F l t < / S t r S b S t N o S a l O d r L n S a l L n F l t > - 
-         < T o t a l C a p t i o n > T o t a l C a p t i o n < / T o t a l C a p t i o n > - 
-         < V a r i a n t F i l t e r _ I t e m > V a r i a n t F i l t e r _ I t e m < / V a r i a n t F i l t e r _ I t e m > - 
-         < S a l e s _ L i n e > - 
-             < B a c k O r d e r Q t y > B a c k O r d e r Q t y < / B a c k O r d e r Q t y > - 
-             < I n v D i s c o u n t A m t _ S a l e s L i n e > I n v D i s c o u n t A m t _ S a l e s L i n e < / I n v D i s c o u n t A m t _ S a l e s L i n e > - 
-             < O u t s t a n d i n g A m t 1 _ S a l e s L i n e > O u t s t a n d i n g A m t 1 _ S a l e s L i n e < / O u t s t a n d i n g A m t 1 _ S a l e s L i n e > - 
-             < O u t s t a n d i n g Q t y _ S a l e s L i n e > O u t s t a n d i n g Q t y _ S a l e s L i n e < / O u t s t a n d i n g Q t y _ S a l e s L i n e > - 
-             < Q u a n t i t y _ S a l e s L i n e > Q u a n t i t y _ S a l e s L i n e < / Q u a n t i t y _ S a l e s L i n e > - 
-             < S a l e s H e a d e r B i l l t o N a m e > S a l e s H e a d e r B i l l t o N a m e < / S a l e s H e a d e r B i l l t o N a m e > - 
-             < S a l e s L i n e D e s c r i p t i o n > S a l e s L i n e D e s c r i p t i o n < / S a l e s L i n e D e s c r i p t i o n > - 
-             < S a l e s L i n e D o c u m e n t N o > S a l e s L i n e D o c u m e n t N o < / S a l e s L i n e D o c u m e n t N o > - 
-             < S a l e s L i n e L i n e D i s c o u n t > S a l e s L i n e L i n e D i s c o u n t < / S a l e s L i n e L i n e D i s c o u n t > - 
-             < S a l e s L i n e U n i t P r i c e > S a l e s L i n e U n i t P r i c e < / S a l e s L i n e U n i t P r i c e > - 
-             < S h i p m e n t D a t e _ S a l e s L i n e > S h i p m e n t D a t e _ S a l e s L i n e < / S h i p m e n t D a t e _ S a l e s L i n e > +     < T o o l t i p s / > + 
+     < I t e m   E l e m e n t T y p e = " D a t a I t e m "   E l e m e n t I d = " 1 1 2 8 8 3 0 2 4 8 " > + 
+         < A s s e m b l y B O M _ I t e m   E l e m e n t T y p e = " C o l u m n "   E l e m e n t I d = " 1 5 8 1 6 0 3 2 1 "   D a t a T y p e = " B o o l e a n " > A s s e m b l y B O M _ I t e m < / A s s e m b l y B O M _ I t e m > + 
+         < B a c k O r d e r Q t y C a p t i o n   E l e m e n t T y p e = " C o l u m n "   E l e m e n t I d = " 7 6 5 1 5 4 2 3 0 "   D a t a T y p e = " T e x t C o n s t " > B a c k O r d e r Q t y C a p t i o n < / B a c k O r d e r Q t y C a p t i o n > + 
+         < B i n F i l t e r _ I t e m   E l e m e n t T y p e = " C o l u m n "   E l e m e n t I d = " 1 3 0 7 8 3 3 3 3 8 "   D a t a T y p e = " C o d e " > B i n F i l t e r _ I t e m < / B i n F i l t e r _ I t e m > + 
+         < C o m p a n y N a m e   E l e m e n t T y p e = " C o l u m n "   E l e m e n t I d = " 1 5 9 5 4 7 7 3 9 5 "   D a t a T y p e = " S t r i n g " > C o m p a n y N a m e < / C o m p a n y N a m e > + 
+         < C u r r R e p o r t P a g e N o C a p t i o n   E l e m e n t T y p e = " C o l u m n "   E l e m e n t I d = " 2 0 2 2 2 2 5 3 5 1 "   D a t a T y p e = " T e x t C o n s t " > C u r r R e p o r t P a g e N o C a p t i o n < / C u r r R e p o r t P a g e N o C a p t i o n > + 
+         < D e s c r i p t i o n _ I t e m   E l e m e n t T y p e = " C o l u m n "   E l e m e n t I d = " 1 5 2 9 8 3 2 4 7 3 "   D a t a T y p e = " T e x t " > D e s c r i p t i o n _ I t e m < / D e s c r i p t i o n _ I t e m > + 
+         < G l o b a l D i m 1 F i l t e r _ I t e m   E l e m e n t T y p e = " C o l u m n "   E l e m e n t I d = " 8 2 6 3 5 2 8 3 7 "   D a t a T y p e = " C o d e " > G l o b a l D i m 1 F i l t e r _ I t e m < / G l o b a l D i m 1 F i l t e r _ I t e m > + 
+         < G l o b a l D i m 2 F i l t e r _ I t e m   E l e m e n t T y p e = " C o l u m n "   E l e m e n t I d = " 1 4 9 2 3 7 1 7 5 0 "   D a t a T y p e = " C o d e " > G l o b a l D i m 2 F i l t e r _ I t e m < / G l o b a l D i m 2 F i l t e r _ I t e m > + 
+         < I n v e n t o r y P o s t i n g G r o u p _ I t e m   E l e m e n t T y p e = " C o l u m n "   E l e m e n t I d = " 1 5 4 2 7 8 2 7 4 6 "   D a t a T y p e = " C o d e " > I n v e n t o r y P o s t i n g G r o u p _ I t e m < / I n v e n t o r y P o s t i n g G r o u p _ I t e m > + 
+         < I n v n t r y O r d e r D e t a i l C a p t   E l e m e n t T y p e = " C o l u m n "   E l e m e n t I d = " 9 0 9 4 5 4 5 7 2 "   D a t a T y p e = " T e x t C o n s t " > I n v n t r y O r d e r D e t a i l C a p t < / I n v n t r y O r d e r D e t a i l C a p t > + 
+         < I t e m F i l t e r   E l e m e n t T y p e = " C o l u m n "   E l e m e n t I d = " 5 9 3 7 9 7 3 7 6 "   D a t a T y p e = " T e x t " > I t e m F i l t e r < / I t e m F i l t e r > + 
+         < I t e m T a b l e C a p t I t e m F i l t e r   E l e m e n t T y p e = " C o l u m n "   E l e m e n t I d = " 2 1 6 8 8 1 9 4 1 "   D a t a T y p e = " T e x t " > I t e m T a b l e C a p t I t e m F i l t e r < / I t e m T a b l e C a p t I t e m F i l t e r > + 
+         < L o c a t i o n F i l t e r _ I t e m   E l e m e n t T y p e = " C o l u m n "   E l e m e n t I d = " 5 8 9 4 7 3 7 5 8 "   D a t a T y p e = " C o d e " > L o c a t i o n F i l t e r _ I t e m < / L o c a t i o n F i l t e r _ I t e m > + 
+         < N o _ I t e m   E l e m e n t T y p e = " C o l u m n "   E l e m e n t I d = " 1 5 4 7 7 6 9 6 5 4 "   D a t a T y p e = " C o d e " > N o _ I t e m < / N o _ I t e m > + 
+         < O u t s t a n d i n g A m t _ S a l e s L i n e   E l e m e n t T y p e = " C o l u m n "   E l e m e n t I d = " 1 7 0 1 0 1 2 6 1 8 "   D a t a T y p e = " D e c i m a l " > O u t s t a n d i n g A m t _ S a l e s L i n e < / O u t s t a n d i n g A m t _ S a l e s L i n e > + 
+         < S a l e s H e a d e r B i l l t o N a m e C a p t   E l e m e n t T y p e = " C o l u m n "   E l e m e n t I d = " 2 8 3 4 2 2 9 9 "   D a t a T y p e = " T e x t C o n s t " > S a l e s H e a d e r B i l l t o N a m e C a p t < / S a l e s H e a d e r B i l l t o N a m e C a p t > + 
+         < S a l e s L i n e F i l t e r   E l e m e n t T y p e = " C o l u m n "   E l e m e n t I d = " 1 0 6 5 6 4 1 2 6 7 "   D a t a T y p e = " T e x t " > S a l e s L i n e F i l t e r < / S a l e s L i n e F i l t e r > + 
+         < S a l e s L i n e I n v D i s c A m t C a p t   E l e m e n t T y p e = " C o l u m n "   E l e m e n t I d = " 9 1 6 7 7 3 1 0 3 "   D a t a T y p e = " T e x t C o n s t " > S a l e s L i n e I n v D i s c A m t C a p t < / S a l e s L i n e I n v D i s c A m t C a p t > + 
+         < S a l e s L i n e L i n e D i s c C a p t i o n   E l e m e n t T y p e = " C o l u m n "   E l e m e n t I d = " 1 7 0 1 2 3 1 8 8 2 "   D a t a T y p e = " T e x t C o n s t " > S a l e s L i n e L i n e D i s c C a p t i o n < / S a l e s L i n e L i n e D i s c C a p t i o n > + 
+         < S a l e s L i n e O u t s t n g A m t C a p t   E l e m e n t T y p e = " C o l u m n "   E l e m e n t I d = " 1 3 1 5 7 1 8 6 9 3 "   D a t a T y p e = " T e x t C o n s t " > S a l e s L i n e O u t s t n g A m t C a p t < / S a l e s L i n e O u t s t n g A m t C a p t > + 
+         < S a l e s L i n e S h i p D a t e C a p t i o n   E l e m e n t T y p e = " C o l u m n "   E l e m e n t I d = " 1 1 1 6 8 3 5 7 4 9 "   D a t a T y p e = " T e x t C o n s t " > S a l e s L i n e S h i p D a t e C a p t i o n < / S a l e s L i n e S h i p D a t e C a p t i o n > + 
+         < S t r S b S t N o S a l O d r L n S a l L n F l t   E l e m e n t T y p e = " C o l u m n "   E l e m e n t I d = " 2 0 2 7 5 5 7 1 8 4 "   D a t a T y p e = " T e x t " > S t r S b S t N o S a l O d r L n S a l L n F l t < / S t r S b S t N o S a l O d r L n S a l L n F l t > + 
+         < T o t a l C a p t i o n   E l e m e n t T y p e = " C o l u m n "   E l e m e n t I d = " 7 0 7 1 0 2 6 9 5 "   D a t a T y p e = " T e x t C o n s t " > T o t a l C a p t i o n < / T o t a l C a p t i o n > + 
+         < V a r i a n t F i l t e r _ I t e m   E l e m e n t T y p e = " C o l u m n "   E l e m e n t I d = " 9 4 9 9 4 3 6 4 8 "   D a t a T y p e = " C o d e " > V a r i a n t F i l t e r _ I t e m < / V a r i a n t F i l t e r _ I t e m > + 
+         < S a l e s _ L i n e   E l e m e n t T y p e = " D a t a I t e m "   E l e m e n t I d = " 4 2 6 9 4 3 3 6 3 " > + 
+             < B a c k O r d e r Q t y   E l e m e n t T y p e = " C o l u m n "   E l e m e n t I d = " 7 1 9 7 4 8 8 0 4 "   D a t a T y p e = " D e c i m a l " > B a c k O r d e r Q t y < / B a c k O r d e r Q t y > + 
+             < I n v D i s c o u n t A m t _ S a l e s L i n e   E l e m e n t T y p e = " C o l u m n "   E l e m e n t I d = " 1 0 8 4 5 3 8 1 6 0 "   D a t a T y p e = " D e c i m a l " > I n v D i s c o u n t A m t _ S a l e s L i n e < / I n v D i s c o u n t A m t _ S a l e s L i n e > + 
+             < O u t s t a n d i n g A m t 1 _ S a l e s L i n e   E l e m e n t T y p e = " C o l u m n "   E l e m e n t I d = " 1 0 2 1 4 7 4 5 3 5 "   D a t a T y p e = " D e c i m a l " > O u t s t a n d i n g A m t 1 _ S a l e s L i n e < / O u t s t a n d i n g A m t 1 _ S a l e s L i n e > + 
+             < O u t s t a n d i n g Q t y _ S a l e s L i n e   E l e m e n t T y p e = " C o l u m n "   E l e m e n t I d = " 2 8 1 5 9 1 0 4 6 "   D a t a T y p e = " D e c i m a l " > O u t s t a n d i n g Q t y _ S a l e s L i n e < / O u t s t a n d i n g Q t y _ S a l e s L i n e > + 
+             < Q u a n t i t y _ S a l e s L i n e   E l e m e n t T y p e = " C o l u m n "   E l e m e n t I d = " 1 8 3 2 0 3 6 8 9 5 "   D a t a T y p e = " D e c i m a l " > Q u a n t i t y _ S a l e s L i n e < / Q u a n t i t y _ S a l e s L i n e > + 
+             < S a l e s H e a d e r B i l l t o N a m e   E l e m e n t T y p e = " C o l u m n "   E l e m e n t I d = " 1 8 0 9 8 4 3 8 0 3 "   D a t a T y p e = " T e x t " > S a l e s H e a d e r B i l l t o N a m e < / S a l e s H e a d e r B i l l t o N a m e > + 
+             < S a l e s L i n e D e s c r i p t i o n   E l e m e n t T y p e = " C o l u m n "   E l e m e n t I d = " 7 8 7 3 4 2 2 0 3 "   D a t a T y p e = " T e x t " > S a l e s L i n e D e s c r i p t i o n < / S a l e s L i n e D e s c r i p t i o n > + 
+             < S a l e s L i n e D o c u m e n t N o   E l e m e n t T y p e = " C o l u m n "   E l e m e n t I d = " 9 6 0 1 9 2 7 4 1 "   D a t a T y p e = " C o d e " > S a l e s L i n e D o c u m e n t N o < / S a l e s L i n e D o c u m e n t N o > + 
+             < S a l e s L i n e L i n e D i s c o u n t   E l e m e n t T y p e = " C o l u m n "   E l e m e n t I d = " 6 9 9 3 2 0 0 8 0 "   D a t a T y p e = " D e c i m a l " > S a l e s L i n e L i n e D i s c o u n t < / S a l e s L i n e L i n e D i s c o u n t > + 
+             < S a l e s L i n e U n i t P r i c e   E l e m e n t T y p e = " C o l u m n "   E l e m e n t I d = " 6 6 0 6 7 3 6 2 4 "   D a t a T y p e = " D e c i m a l " > S a l e s L i n e U n i t P r i c e < / S a l e s L i n e U n i t P r i c e > + 
+             < S h i p m e n t D a t e _ S a l e s L i n e   E l e m e n t T y p e = " C o l u m n "   E l e m e n t I d = " 5 6 0 1 5 8 5 1 2 "   D a t a T y p e = " S t r i n g " > S h i p m e n t D a t e _ S a l e s L i n e < / S h i p m e n t D a t e _ S a l e s L i n e >   
          < / S a l e s _ L i n e >   
-         < S u b T o t a l s > - 
-             < S u b T o t a l s _ B a c k O r d e r Q t y > S u b T o t a l s _ B a c k O r d e r Q t y < / S u b T o t a l s _ B a c k O r d e r Q t y > - 
-             < S u b T o t a l s _ O u t s t a n d i n g A m t > S u b T o t a l s _ O u t s t a n d i n g A m t < / S u b T o t a l s _ O u t s t a n d i n g A m t > - 
-             < S u b T o t a l s _ O u t s t a n d i n g Q t y > S u b T o t a l s _ O u t s t a n d i n g Q t y < / S u b T o t a l s _ O u t s t a n d i n g Q t y > +         < S u b T o t a l s   E l e m e n t T y p e = " D a t a I t e m "   E l e m e n t I d = " 3 1 2 0 6 2 4 2 4 " > + 
+             < S u b T o t a l s _ B a c k O r d e r Q t y   E l e m e n t T y p e = " C o l u m n "   E l e m e n t I d = " 2 5 9 4 1 0 7 5 0 "   D a t a T y p e = " D e c i m a l " > S u b T o t a l s _ B a c k O r d e r Q t y < / S u b T o t a l s _ B a c k O r d e r Q t y > + 
+             < S u b T o t a l s _ O u t s t a n d i n g A m t   E l e m e n t T y p e = " C o l u m n "   E l e m e n t I d = " 6 2 8 0 4 1 8 1 9 "   D a t a T y p e = " D e c i m a l " > S u b T o t a l s _ O u t s t a n d i n g A m t < / S u b T o t a l s _ O u t s t a n d i n g A m t > + 
+             < S u b T o t a l s _ O u t s t a n d i n g Q t y   E l e m e n t T y p e = " C o l u m n "   E l e m e n t I d = " 1 3 9 4 2 4 7 8 4 7 "   D a t a T y p e = " D e c i m a l " > S u b T o t a l s _ O u t s t a n d i n g Q t y < / S u b T o t a l s _ O u t s t a n d i n g Q t y >   
          < / S u b T o t a l s >   
      < / I t e m >   
-     < T o t a l s > - 
-         < T o t a l s _ N u m b e r > T o t a l s _ N u m b e r < / T o t a l s _ N u m b e r > - 
-         < T o t a l s _ O u t s t a n d i n g A m t > T o t a l s _ O u t s t a n d i n g A m t < / T o t a l s _ O u t s t a n d i n g A m t > +     < T o t a l s   E l e m e n t T y p e = " D a t a I t e m "   E l e m e n t I d = " 1 8 2 3 9 5 0 0 4 4 " > + 
+         < T o t a l s _ N u m b e r   E l e m e n t T y p e = " C o l u m n "   E l e m e n t I d = " 1 6 2 4 7 8 6 0 8 0 "   D a t a T y p e = " I n t e g e r " > T o t a l s _ N u m b e r < / T o t a l s _ N u m b e r > + 
+         < T o t a l s _ O u t s t a n d i n g A m t   E l e m e n t T y p e = " C o l u m n "   E l e m e n t I d = " 1 2 7 8 0 1 4 5 "   D a t a T y p e = " D e c i m a l " > T o t a l s _ O u t s t a n d i n g A m t < / T o t a l s _ O u t s t a n d i n g A m t >   
      < / T o t a l s >   
  < / N a v W o r d R e p o r t X m l P a r t > 
 </file>
 
-<file path=customXml/item2.xml>��< ? x m l   v e r s i o n = " 1 . 0 "   e n c o d i n g = " u t f - 1 6 " ? > - 
- < N a v W o r d R e p o r t X m l P a r t   x m l n s = " u r n : m i c r o s o f t - d y n a m i c s - b u s i n e s s c e n t r a l / i n t e r n a l / e x t e n d e d / r e p o r t s / I n v e n t o r y _ O r d e r _ D e t a i l s / 7 0 8 / " > +<file path=customXml/item2.xml>��< ? x m l   v e r s i o n = " 1 . 0 "   e n c o d i n g = " u t f - 1 6 " ? > < N a v W o r d R e p o r t X m l P a r t   x m l n s = " u r n : m i c r o s o f t - d y n a m i c s - n a v / r e p o r t s / I n v e n t o r y _ O r d e r _ D e t a i l s / 7 0 8 / " >   
      < B C R e p o r t I n f o r m a t i o n >   
@@ -3713,8 +4838,6 @@
  
              < R e p o r t N a m e > R e p o r t   N a m e < / R e p o r t N a m e >   
-             < R e p o r t C a p t i o n > R e p o r t   C a p t i o n < / R e p o r t C a p t i o n > - 
              < A b o u t T h i s R e p o r t T i t l e > A b o u t   T h i s   R e p o r t   T i t l e < / A b o u t T h i s R e p o r t T i t l e >   
              < A b o u t T h i s R e p o r t T e x t > A b o u t   T h i s   R e p o r t   T e x t < / A b o u t T h i s R e p o r t T e x t > @@ -3761,313 +4884,159 @@
  
          < / R e p o r t R e q u e s t >   
-         < C o m p a n y M e t a d a t a > - 
-             < C o m p a n y N a m e > C o m p a n y   N a m e < / C o m p a n y N a m e > - 
-             < C o m p a n y D i s p l a y N a m e > C o m p a n y   D i s p l a y   N a m e < / C o m p a n y D i s p l a y N a m e > - 
-             < C o m p a n y A d d r e s s L i n e s > - 
-                 < C o m p a n y A d d r e s s L i n e 1 > C o m p a n y   A d d r e s s   L i n e   1 < / C o m p a n y A d d r e s s L i n e 1 > - 
-                 < C o m p a n y A d d r e s s L i n e 2 > C o m p a n y   A d d r e s s   L i n e   2 < / C o m p a n y A d d r e s s L i n e 2 > - 
-                 < C o m p a n y A d d r e s s L i n e 3 > C o m p a n y   A d d r e s s   L i n e   3 < / C o m p a n y A d d r e s s L i n e 3 > - 
-                 < C o m p a n y A d d r e s s L i n e 4 > C o m p a n y   A d d r e s s   L i n e   4 < / C o m p a n y A d d r e s s L i n e 4 > - 
-                 < C o m p a n y A d d r e s s L i n e 5 > C o m p a n y   A d d r e s s   L i n e   5 < / C o m p a n y A d d r e s s L i n e 5 > - 
-                 < C o m p a n y A d d r e s s L i n e 6 > C o m p a n y   A d d r e s s   L i n e   6 < / C o m p a n y A d d r e s s L i n e 6 > - 
-                 < C o m p a n y A d d r e s s L i n e 7 > C o m p a n y   A d d r e s s   L i n e   7 < / C o m p a n y A d d r e s s L i n e 7 > - 
-                 < C o m p a n y A d d r e s s L i n e 8 > C o m p a n y   A d d r e s s   L i n e   8 < / C o m p a n y A d d r e s s L i n e 8 > - 
-             < / C o m p a n y A d d r e s s L i n e s > - 
-             < C o m p a n y P h o n e > C o m p a n y   P h o n e < / C o m p a n y P h o n e > - 
-             < C o m p a n y P h o n e C a p t i o n > C o m p a n y   P h o n e   C a p t i o n < / C o m p a n y P h o n e C a p t i o n > - 
-             < C o m p a n y F a x N o > C o m p a n y   F a x   N o . < / C o m p a n y F a x N o > - 
-             < C o m p a n y F a x N o C a p t i o n > C o m p a n y   F a x   N o .   C a p t i o n < / C o m p a n y F a x N o C a p t i o n > - 
-             < C o m p a n y E m a i l > C o m p a n y   E m a i l < / C o m p a n y E m a i l > - 
-             < C o m p a n y E m a i l C a p t i o n > C o m p a n y   E m a i l   C a p t i o n < / C o m p a n y E m a i l C a p t i o n > - 
-             < C o m p a n y H o m e P a g e > C o m p a n y   H o m e   P a g e < / C o m p a n y H o m e P a g e > - 
-             < C o m p a n y H o m e P a g e C a p t i o n > C o m p a n y   H o m e   P a g e   C a p t i o n < / C o m p a n y H o m e P a g e C a p t i o n > - 
-             < C o m p a n y L o g o > C o m p a n y   L o g o < / C o m p a n y L o g o > - 
-             < C o m p a n y V A T R e g i s t r a t i o n N o > C o m p a n y   V A T   R e g i s t r a t i o n   N o . < / C o m p a n y V A T R e g i s t r a t i o n N o > - 
-             < C o m p a n y V A T R e g i s t r a t i o n N o C a p t i o n > C o m p a n y   V A T   R e g i s t r a t i o n   N o .   C a p t i o n < / C o m p a n y V A T R e g i s t r a t i o n N o C a p t i o n > - 
-             < C o m p a n y R e g i s t r a t i o n N o > C o m p a n y   R e g i s t r a t i o n   N o . < / C o m p a n y R e g i s t r a t i o n N o > - 
-             < C o m p a n y R e g i s t r a t i o n N o C a p t i o n > C o m p a n y   R e g i s t r a t i o n   N o .   C a p t i o n < / C o m p a n y R e g i s t r a t i o n N o C a p t i o n > - 
-             < C o m p a n y B a n k N a m e > C o m p a n y   B a n k   N a m e < / C o m p a n y B a n k N a m e > - 
-             < C o m p a n y B a n k N a m e C a p t i o n > C o m p a n y   B a n k   N a m e   C a p t i o n < / C o m p a n y B a n k N a m e C a p t i o n > - 
-             < C o m p a n y B a n k A c c o u n t N o > C o m p a n y   B a n k   A c c o u n t   N o . < / C o m p a n y B a n k A c c o u n t N o > - 
-             < C o m p a n y B a n k A c c o u n t N o C a p t i o n > C o m p a n y   B a n k   A c c o u n t   N o .   C a p t i o n < / C o m p a n y B a n k A c c o u n t N o C a p t i o n > - 
-             < C o m p a n y B a n k B r a n c h N o > C o m p a n y   B a n k   B r a n c h   N o . < / C o m p a n y B a n k B r a n c h N o > - 
-             < C o m p a n y B a n k B r a n c h N o C a p t i o n > C o m p a n y   B a n k   B r a n c h   N o .   C a p t i o n < / C o m p a n y B a n k B r a n c h N o C a p t i o n > - 
-             < C o m p a n y I B A N > C o m p a n y   I B A N < / C o m p a n y I B A N > - 
-             < C o m p a n y I B A N C a p t i o n > C o m p a n y   I B A N   C a p t i o n < / C o m p a n y I B A N C a p t i o n > - 
-             < C o m p a n y B a n k S W I F T > C o m p a n y   B a n k   S W I F T < / C o m p a n y B a n k S W I F T > - 
-             < C o m p a n y B a n k S W I F T C a p t i o n > C o m p a n y   B a n k   S W I F T   C a p t i o n < / C o m p a n y B a n k S W I F T C a p t i o n > - 
-             < C o m p a n y G i r o N o > C o m p a n y   G i r o   N o . < / C o m p a n y G i r o N o > - 
-             < C o m p a n y G i r o N o C a p t i o n > C o m p a n y   G i r o   N o .   C a p t i o n < / C o m p a n y G i r o N o C a p t i o n > - 
-         < / C o m p a n y M e t a d a t a > - 
      < / B C R e p o r t I n f o r m a t i o n >   
      < L a b e l s >   
-         < A b o u t T h e R e p o r t L a b e l   E l e m e n t T y p e = " P a r a m e t e r "   E l e m e n t I d = " 1 6 7 7 9 2 0 0 1 "   D a t a T y p e = " S t r i n g " > A b o u t T h e R e p o r t L a b e l < / A b o u t T h e R e p o r t L a b e l > - 
-         < A s s e m b l y B O M _ I t e m C a p t i o n   E l e m e n t T y p e = " P a r a m e t e r "   E l e m e n t I d = " 1 5 8 1 6 0 3 2 1 "   D a t a T y p e = " S t r i n g " > A s s e m b l y B O M _ I t e m C a p t i o n < / A s s e m b l y B O M _ I t e m C a p t i o n > - 
-         < B a c k O r d e r Q t y L a b e l   E l e m e n t T y p e = " P a r a m e t e r "   E l e m e n t I d = " 2 0 1 7 1 8 0 0 6 6 "   D a t a T y p e = " S t r i n g " > B a c k O r d e r Q t y L a b e l < / B a c k O r d e r Q t y L a b e l > - 
-         < C o m p a n y L a b e l   E l e m e n t T y p e = " P a r a m e t e r "   E l e m e n t I d = " 3 4 6 7 6 0 3 4 8 "   D a t a T y p e = " S t r i n g " > C o m p a n y L a b e l < / C o m p a n y L a b e l > - 
-         < D a t a R e t r i e v e d   E l e m e n t T y p e = " P a r a m e t e r "   E l e m e n t I d = " 2 9 1 9 1 1 8 0 7 "   D a t a T y p e = " S t r i n g " > D a t a R e t r i e v e d < / D a t a R e t r i e v e d > - 
-         < D e s c r i p t i o n _ I t e m C a p t i o n   E l e m e n t T y p e = " P a r a m e t e r "   E l e m e n t I d = " 1 5 2 9 8 3 2 4 7 3 "   D a t a T y p e = " S t r i n g " > D e s c r i p t i o n _ I t e m C a p t i o n < / D e s c r i p t i o n _ I t e m C a p t i o n > - 
-         < D o c u m e n t a t i o n L a b e l   E l e m e n t T y p e = " P a r a m e t e r "   E l e m e n t I d = " 1 7 3 8 9 2 4 8 1 5 "   D a t a T y p e = " S t r i n g " > D o c u m e n t a t i o n L a b e l < / D o c u m e n t a t i o n L a b e l > - 
-         < E n v i r o n m e n t L a b e l   E l e m e n t T y p e = " P a r a m e t e r "   E l e m e n t I d = " 8 1 8 8 1 6 5 9 0 "   D a t a T y p e = " S t r i n g " > E n v i r o n m e n t L a b e l < / E n v i r o n m e n t L a b e l > - 
-         < I n v D i s c o u n t A m t _ S a l e s L i n e C a p t i o n   E l e m e n t T y p e = " P a r a m e t e r "   E l e m e n t I d = " 1 0 8 4 5 3 8 1 6 0 "   D a t a T y p e = " S t r i n g " > I n v D i s c o u n t A m t _ S a l e s L i n e C a p t i o n < / I n v D i s c o u n t A m t _ S a l e s L i n e C a p t i o n > - 
-         < I n v e n t o r y O r d e r D e t a i l s   E l e m e n t T y p e = " P a r a m e t e r "   E l e m e n t I d = " 2 1 4 5 8 3 4 8 9 1 "   D a t a T y p e = " S t r i n g " > I n v e n t o r y O r d e r D e t a i l s < / I n v e n t o r y O r d e r D e t a i l s > - 
-         < I n v e n t o r y O r d e r D e t a i l s P r i n t   E l e m e n t T y p e = " P a r a m e t e r "   E l e m e n t I d = " 2 1 2 4 4 6 1 8 6 2 "   D a t a T y p e = " S t r i n g " > I n v e n t o r y O r d e r D e t a i l s P r i n t < / I n v e n t o r y O r d e r D e t a i l s P r i n t > - 
-         < I n v e n t o r y P o s t i n g G r o u p _ I t e m C a p t i o n   E l e m e n t T y p e = " P a r a m e t e r "   E l e m e n t I d = " 1 5 4 2 7 8 2 7 4 6 "   D a t a T y p e = " S t r i n g " > I n v e n t o r y P o s t i n g G r o u p _ I t e m C a p t i o n < / I n v e n t o r y P o s t i n g G r o u p _ I t e m C a p t i o n > - 
-         < I n v O r d e r D e t a i l s A n a l y s i s   E l e m e n t T y p e = " P a r a m e t e r "   E l e m e n t I d = " 1 9 9 5 3 4 0 1 7 8 "   D a t a T y p e = " S t r i n g " > I n v O r d e r D e t a i l s A n a l y s i s < / I n v O r d e r D e t a i l s A n a l y s i s > - 
-         < N o _ I t e m C a p t i o n   E l e m e n t T y p e = " P a r a m e t e r "   E l e m e n t I d = " 1 5 4 7 7 6 9 6 5 4 "   D a t a T y p e = " S t r i n g " > N o _ I t e m C a p t i o n < / N o _ I t e m C a p t i o n > - 
-         < O u t s t a n d i n g A m t _ S a l e s L i n e C a p t i o n   E l e m e n t T y p e = " P a r a m e t e r "   E l e m e n t I d = " 1 7 0 1 0 1 2 6 1 8 "   D a t a T y p e = " S t r i n g " > O u t s t a n d i n g A m t _ S a l e s L i n e C a p t i o n < / O u t s t a n d i n g A m t _ S a l e s L i n e C a p t i o n > - 
-         < O u t s t a n d i n g A m t 1 _ S a l e s L i n e C a p t i o n   E l e m e n t T y p e = " P a r a m e t e r "   E l e m e n t I d = " 1 0 2 1 4 7 4 5 3 5 "   D a t a T y p e = " S t r i n g " > O u t s t a n d i n g A m t 1 _ S a l e s L i n e C a p t i o n < / O u t s t a n d i n g A m t 1 _ S a l e s L i n e C a p t i o n > - 
-         < O u t s t a n d i n g Q t y _ S a l e s L i n e C a p t i o n   E l e m e n t T y p e = " P a r a m e t e r "   E l e m e n t I d = " 2 8 1 5 9 1 0 4 6 "   D a t a T y p e = " S t r i n g " > O u t s t a n d i n g Q t y _ S a l e s L i n e C a p t i o n < / O u t s t a n d i n g Q t y _ S a l e s L i n e C a p t i o n > - 
-         < P o s t i n g D a t e F i l t e r L a b e l   E l e m e n t T y p e = " P a r a m e t e r "   E l e m e n t I d = " 1 4 3 3 4 5 4 0 1 7 "   D a t a T y p e = " S t r i n g " > P o s t i n g D a t e F i l t e r L a b e l < / P o s t i n g D a t e F i l t e r L a b e l > - 
-         < Q u a n t i t y _ S a l e s L i n e C a p t i o n   E l e m e n t T y p e = " P a r a m e t e r "   E l e m e n t I d = " 1 8 3 2 0 3 6 8 9 5 "   D a t a T y p e = " S t r i n g " > Q u a n t i t y _ S a l e s L i n e C a p t i o n < / Q u a n t i t y _ S a l e s L i n e C a p t i o n > - 
-         < R e p o r t N a m e L a b e l   E l e m e n t T y p e = " P a r a m e t e r "   E l e m e n t I d = " 1 0 2 2 2 9 2 9 8 2 "   D a t a T y p e = " S t r i n g " > R e p o r t N a m e L a b e l < / R e p o r t N a m e L a b e l > - 
-         < R u n O n L a b e l   E l e m e n t T y p e = " P a r a m e t e r "   E l e m e n t I d = " 1 1 1 9 0 3 7 5 9 5 "   D a t a T y p e = " S t r i n g " > R u n O n L a b e l < / R u n O n L a b e l > - 
-         < S a l e s H e a d e r B i l l t o N a m e C a p t i o n   E l e m e n t T y p e = " P a r a m e t e r "   E l e m e n t I d = " 1 8 0 9 8 4 3 8 0 3 "   D a t a T y p e = " S t r i n g " > S a l e s H e a d e r B i l l t o N a m e C a p t i o n < / S a l e s H e a d e r B i l l t o N a m e C a p t i o n > - 
-         < S a l e s L i n e D o c u m e n t N o C a p t i o n   E l e m e n t T y p e = " P a r a m e t e r "   E l e m e n t I d = " 9 6 0 1 9 2 7 4 1 "   D a t a T y p e = " S t r i n g " > S a l e s L i n e D o c u m e n t N o C a p t i o n < / S a l e s L i n e D o c u m e n t N o C a p t i o n > - 
-         < S a l e s L i n e L i n e D i s c o u n t C a p t i o n   E l e m e n t T y p e = " P a r a m e t e r "   E l e m e n t I d = " 6 9 9 3 2 0 0 8 0 "   D a t a T y p e = " S t r i n g " > S a l e s L i n e L i n e D i s c o u n t C a p t i o n < / S a l e s L i n e L i n e D i s c o u n t C a p t i o n > - 
-         < S a l e s L i n e U n i t P r i c e C a p t i o n   E l e m e n t T y p e = " P a r a m e t e r "   E l e m e n t I d = " 6 6 0 6 7 3 6 2 4 "   D a t a T y p e = " S t r i n g " > S a l e s L i n e U n i t P r i c e C a p t i o n < / S a l e s L i n e U n i t P r i c e C a p t i o n > - 
-         < S h i p m e n t D a t e L a b e l   E l e m e n t T y p e = " P a r a m e t e r "   E l e m e n t I d = " 5 9 6 4 2 0 1 3 7 "   D a t a T y p e = " S t r i n g " > S h i p m e n t D a t e L a b e l < / S h i p m e n t D a t e L a b e l > - 
-         < U s e r L a b e l   E l e m e n t T y p e = " P a r a m e t e r "   E l e m e n t I d = " 8 4 8 8 1 6 7 9 4 "   D a t a T y p e = " S t r i n g " > U s e r L a b e l < / U s e r L a b e l > +         < A b o u t T h e R e p o r t L a b e l > A b o u t T h e R e p o r t L a b e l < / A b o u t T h e R e p o r t L a b e l > + 
+         < A s s e m b l y B O M _ I t e m C a p t i o n > A s s e m b l y B O M _ I t e m C a p t i o n < / A s s e m b l y B O M _ I t e m C a p t i o n > + 
+         < B a c k O r d e r Q t y L a b e l > B a c k O r d e r Q t y L a b e l < / B a c k O r d e r Q t y L a b e l > + 
+         < C o m p a n y L a b e l > C o m p a n y L a b e l < / C o m p a n y L a b e l > + 
+         < D a t a R e t r i e v e d > D a t a R e t r i e v e d < / D a t a R e t r i e v e d > + 
+         < D e s c r i p t i o n _ I t e m C a p t i o n > D e s c r i p t i o n _ I t e m C a p t i o n < / D e s c r i p t i o n _ I t e m C a p t i o n > + 
+         < D o c u m e n t a t i o n L a b e l > D o c u m e n t a t i o n L a b e l < / D o c u m e n t a t i o n L a b e l > + 
+         < E n v i r o n m e n t L a b e l > E n v i r o n m e n t L a b e l < / E n v i r o n m e n t L a b e l > + 
+         < I n v D i s c o u n t A m t _ S a l e s L i n e C a p t i o n > I n v D i s c o u n t A m t _ S a l e s L i n e C a p t i o n < / I n v D i s c o u n t A m t _ S a l e s L i n e C a p t i o n > + 
+         < I n v e n t o r y O r d e r D e t a i l s > I n v e n t o r y O r d e r D e t a i l s < / I n v e n t o r y O r d e r D e t a i l s > + 
+         < I n v e n t o r y O r d e r D e t a i l s P r i n t > I n v e n t o r y O r d e r D e t a i l s P r i n t < / I n v e n t o r y O r d e r D e t a i l s P r i n t > + 
+         < I n v e n t o r y P o s t i n g G r o u p _ I t e m C a p t i o n > I n v e n t o r y P o s t i n g G r o u p _ I t e m C a p t i o n < / I n v e n t o r y P o s t i n g G r o u p _ I t e m C a p t i o n > + 
+         < I n v O r d e r D e t a i l s A n a l y s i s > I n v O r d e r D e t a i l s A n a l y s i s < / I n v O r d e r D e t a i l s A n a l y s i s > + 
+         < N o _ I t e m C a p t i o n > N o _ I t e m C a p t i o n < / N o _ I t e m C a p t i o n > + 
+         < O u t s t a n d i n g A m t _ S a l e s L i n e C a p t i o n > O u t s t a n d i n g A m t _ S a l e s L i n e C a p t i o n < / O u t s t a n d i n g A m t _ S a l e s L i n e C a p t i o n > + 
+         < O u t s t a n d i n g A m t 1 _ S a l e s L i n e C a p t i o n > O u t s t a n d i n g A m t 1 _ S a l e s L i n e C a p t i o n < / O u t s t a n d i n g A m t 1 _ S a l e s L i n e C a p t i o n > + 
+         < O u t s t a n d i n g Q t y _ S a l e s L i n e C a p t i o n > O u t s t a n d i n g Q t y _ S a l e s L i n e C a p t i o n < / O u t s t a n d i n g Q t y _ S a l e s L i n e C a p t i o n > + 
+         < P o s t i n g D a t e F i l t e r L a b e l > P o s t i n g D a t e F i l t e r L a b e l < / P o s t i n g D a t e F i l t e r L a b e l > + 
+         < Q u a n t i t y _ S a l e s L i n e C a p t i o n > Q u a n t i t y _ S a l e s L i n e C a p t i o n < / Q u a n t i t y _ S a l e s L i n e C a p t i o n > + 
+         < R e p o r t N a m e L a b e l > R e p o r t N a m e L a b e l < / R e p o r t N a m e L a b e l > + 
+         < R u n O n L a b e l > R u n O n L a b e l < / R u n O n L a b e l > + 
+         < S a l e s H e a d e r B i l l t o N a m e C a p t i o n > S a l e s H e a d e r B i l l t o N a m e C a p t i o n < / S a l e s H e a d e r B i l l t o N a m e C a p t i o n > + 
+         < S a l e s L i n e D o c u m e n t N o C a p t i o n > S a l e s L i n e D o c u m e n t N o C a p t i o n < / S a l e s L i n e D o c u m e n t N o C a p t i o n > + 
+         < S a l e s L i n e L i n e D i s c o u n t C a p t i o n > S a l e s L i n e L i n e D i s c o u n t C a p t i o n < / S a l e s L i n e L i n e D i s c o u n t C a p t i o n > + 
+         < S a l e s L i n e U n i t P r i c e C a p t i o n > S a l e s L i n e U n i t P r i c e C a p t i o n < / S a l e s L i n e U n i t P r i c e C a p t i o n > + 
+         < S h i p m e n t D a t e L a b e l > S h i p m e n t D a t e L a b e l < / S h i p m e n t D a t e L a b e l > + 
+         < U s e r L a b e l > U s e r L a b e l < / U s e r L a b e l >   
      < / L a b e l s >   
-     < T o o l t i p s > - 
-         < T o o l t i p   c o l u m n = " N o _ I t e m "   E l e m e n t I d = " 1 5 4 7 7 6 9 6 5 4 " > - 
-             < T o o l t i p T e x t   l a n g = " e n - U S " > S p e c i f i e s   t h e   n u m b e r   o f   t h e   i t e m . < / T o o l t i p T e x t > - 
-         < / T o o l t i p > - 
-         < T o o l t i p   c o l u m n = " D e s c r i p t i o n _ I t e m "   E l e m e n t I d = " 1 5 2 9 8 3 2 4 7 3 " > - 
-             < T o o l t i p T e x t   l a n g = " e n - U S " > S p e c i f i e s   a   d e s c r i p t i o n   o f   t h e   i t e m . < / T o o l t i p T e x t > - 
-         < / T o o l t i p > - 
-         < T o o l t i p   c o l u m n = " I n v e n t o r y P o s t i n g G r o u p _ I t e m "   E l e m e n t I d = " 1 5 4 2 7 8 2 7 4 6 " > - 
-             < T o o l t i p T e x t   l a n g = " e n - U S " > S p e c i f i e s   l i n k s   b e t w e e n   b u s i n e s s   t r a n s a c t i o n s   m a d e   f o r   t h e   i t e m   a n d   a n   i n v e n t o r y   a c c o u n t   i n   t h e   g e n e r a l   l e d g e r ,   t o   g r o u p   a m o u n t s   f o r   t h a t   i t e m   t y p e . < / T o o l t i p T e x t > - 
-         < / T o o l t i p > - 
-         < T o o l t i p   c o l u m n = " A s s e m b l y B O M _ I t e m "   E l e m e n t I d = " 1 5 8 1 6 0 3 2 1 " > - 
-             < T o o l t i p T e x t   l a n g = " e n - U S " > S p e c i f i e s   i f   t h e   i t e m   i s   a n   a s s e m b l y   B O M . < / T o o l t i p T e x t > - 
-         < / T o o l t i p > - 
-         < T o o l t i p   c o l u m n = " S a l e s L i n e D o c u m e n t N o "   E l e m e n t I d = " 9 6 0 1 9 2 7 4 1 " > - 
-             < T o o l t i p T e x t   l a n g = " e n - U S " > S p e c i f i e s   t h e   d o c u m e n t   n u m b e r . < / T o o l t i p T e x t > - 
-         < / T o o l t i p > - 
-         < T o o l t i p   c o l u m n = " S a l e s H e a d e r B i l l t o N a m e "   E l e m e n t I d = " 1 8 0 9 8 4 3 8 0 3 " > - 
-             < T o o l t i p T e x t   l a n g = " e n - U S " > S p e c i f i e s   t h e   n a m e   o f   t h e   c u s t o m e r   t h a t   y o u   s e n d   o r   s e n t   t h e   i n v o i c e   o r   c r e d i t   m e m o   t o . < / T o o l t i p T e x t > - 
-         < / T o o l t i p > - 
-         < T o o l t i p   c o l u m n = " Q u a n t i t y _ S a l e s L i n e "   E l e m e n t I d = " 1 8 3 2 0 3 6 8 9 5 " > - 
-             < T o o l t i p T e x t   l a n g = " e n - U S " > S p e c i f i e s   h o w   m a n y   u n i t s   a r e   b e i n g   s o l d . < / T o o l t i p T e x t > - 
-         < / T o o l t i p > - 
-         < T o o l t i p   c o l u m n = " O u t s t a n d i n g Q t y _ S a l e s L i n e "   E l e m e n t I d = " 2 8 1 5 9 1 0 4 6 " > - 
-             < T o o l t i p T e x t   l a n g = " e n - U S " > S p e c i f i e s   h o w   m a n y   u n i t s   o n   t h e   o r d e r   l i n e   h a v e   n o t   y e t   b e e n   s h i p p e d . < / T o o l t i p T e x t > - 
-         < / T o o l t i p > - 
-         < T o o l t i p   c o l u m n = " S a l e s L i n e U n i t P r i c e "   E l e m e n t I d = " 6 6 0 6 7 3 6 2 4 " > - 
-             < T o o l t i p T e x t   l a n g = " e n - U S " > S p e c i f i e s   t h e   p r i c e   f o r   o n e   u n i t   o n   t h e   s a l e s   l i n e . < / T o o l t i p T e x t > - 
-         < / T o o l t i p > - 
-         < T o o l t i p   c o l u m n = " S a l e s L i n e L i n e D i s c o u n t "   E l e m e n t I d = " 6 9 9 3 2 0 0 8 0 " > - 
-             < T o o l t i p T e x t   l a n g = " e n - U S " > S p e c i f i e s   t h e   d i s c o u n t   p e r c e n t a g e   t h a t   i s   g r a n t e d   f o r   t h e   i t e m   o n   t h e   l i n e . < / T o o l t i p T e x t > - 
-         < / T o o l t i p > - 
-         < T o o l t i p   c o l u m n = " I n v D i s c o u n t A m t _ S a l e s L i n e "   E l e m e n t I d = " 1 0 8 4 5 3 8 1 6 0 " > - 
-             < T o o l t i p T e x t   l a n g = " e n - U S " > S p e c i f i e s   t h e   i n v o i c e   d i s c o u n t   a m o u n t   f o r   t h e   l i n e . < / T o o l t i p T e x t > - 
-         < / T o o l t i p > - 
-         < T o o l t i p   c o l u m n = " S a l e s L i n e D e s c r i p t i o n "   E l e m e n t I d = " 7 8 7 3 4 2 2 0 3 " > - 
-             < T o o l t i p T e x t   l a n g = " e n - U S " > S p e c i f i e s   a   d e s c r i p t i o n   o f   t h e   e n t r y   o f   t h e   p r o d u c t   t o   b e   s o l d .   T o   a d d   a   n o n - t r a n s a c t i o n a l   t e x t   l i n e ,   f i l l   i n   t h e   D e s c r i p t i o n   f i e l d   o n l y . < / T o o l t i p T e x t > - 
-         < / T o o l t i p > - 
-     < / T o o l t i p s > - 
-     < I t e m   E l e m e n t T y p e = " D a t a I t e m "   E l e m e n t I d = " 1 1 2 8 8 3 0 2 4 8 " > - 
-         < A s s e m b l y B O M _ I t e m   E l e m e n t T y p e = " C o l u m n "   E l e m e n t I d = " 1 5 8 1 6 0 3 2 1 "   D a t a T y p e = " B o o l e a n " > A s s e m b l y B O M _ I t e m < / A s s e m b l y B O M _ I t e m > - 
-         < B a c k O r d e r Q t y C a p t i o n   E l e m e n t T y p e = " C o l u m n "   E l e m e n t I d = " 7 6 5 1 5 4 2 3 0 "   D a t a T y p e = " L a b e l "   O b s o l e t e S t a t e = " P e n d i n g " > B a c k O r d e r Q t y C a p t i o n < / B a c k O r d e r Q t y C a p t i o n > - 
-         < B i n F i l t e r _ I t e m   E l e m e n t T y p e = " C o l u m n "   E l e m e n t I d = " 1 3 0 7 8 3 3 3 3 8 "   D a t a T y p e = " C o d e "   O b s o l e t e S t a t e = " P e n d i n g " > B i n F i l t e r _ I t e m < / B i n F i l t e r _ I t e m > - 
-         < C o m p a n y N a m e   E l e m e n t T y p e = " C o l u m n "   E l e m e n t I d = " 1 5 9 5 4 7 7 3 9 5 "   D a t a T y p e = " S t r i n g "   O b s o l e t e S t a t e = " P e n d i n g " > C o m p a n y N a m e < / C o m p a n y N a m e > - 
-         < C u r r R e p o r t P a g e N o C a p t i o n   E l e m e n t T y p e = " C o l u m n "   E l e m e n t I d = " 2 0 2 2 2 2 5 3 5 1 "   D a t a T y p e = " L a b e l "   O b s o l e t e S t a t e = " P e n d i n g " > C u r r R e p o r t P a g e N o C a p t i o n < / C u r r R e p o r t P a g e N o C a p t i o n > - 
-         < D e s c r i p t i o n _ I t e m   E l e m e n t T y p e = " C o l u m n "   E l e m e n t I d = " 1 5 2 9 8 3 2 4 7 3 "   D a t a T y p e = " T e x t " > D e s c r i p t i o n _ I t e m < / D e s c r i p t i o n _ I t e m > - 
-         < G l o b a l D i m 1 F i l t e r _ I t e m   E l e m e n t T y p e = " C o l u m n "   E l e m e n t I d = " 8 2 6 3 5 2 8 3 7 "   D a t a T y p e = " C o d e "   O b s o l e t e S t a t e = " P e n d i n g " > G l o b a l D i m 1 F i l t e r _ I t e m < / G l o b a l D i m 1 F i l t e r _ I t e m > - 
-         < G l o b a l D i m 2 F i l t e r _ I t e m   E l e m e n t T y p e = " C o l u m n "   E l e m e n t I d = " 1 4 9 2 3 7 1 7 5 0 "   D a t a T y p e = " C o d e "   O b s o l e t e S t a t e = " P e n d i n g " > G l o b a l D i m 2 F i l t e r _ I t e m < / G l o b a l D i m 2 F i l t e r _ I t e m > - 
-         < I n v e n t o r y P o s t i n g G r o u p _ I t e m   E l e m e n t T y p e = " C o l u m n "   E l e m e n t I d = " 1 5 4 2 7 8 2 7 4 6 "   D a t a T y p e = " C o d e " > I n v e n t o r y P o s t i n g G r o u p _ I t e m < / I n v e n t o r y P o s t i n g G r o u p _ I t e m > - 
-         < I n v n t r y O r d e r D e t a i l C a p t   E l e m e n t T y p e = " C o l u m n "   E l e m e n t I d = " 9 0 9 4 5 4 5 7 2 "   D a t a T y p e = " L a b e l "   O b s o l e t e S t a t e = " P e n d i n g " > I n v n t r y O r d e r D e t a i l C a p t < / I n v n t r y O r d e r D e t a i l C a p t > - 
-         < I t e m F i l t e r   E l e m e n t T y p e = " C o l u m n "   E l e m e n t I d = " 5 9 3 7 9 7 3 7 6 "   D a t a T y p e = " T e x t " > I t e m F i l t e r < / I t e m F i l t e r > - 
-         < I t e m T a b l e C a p t I t e m F i l t e r   E l e m e n t T y p e = " C o l u m n "   E l e m e n t I d = " 2 1 6 8 8 1 9 4 1 "   D a t a T y p e = " T e x t " > I t e m T a b l e C a p t I t e m F i l t e r < / I t e m T a b l e C a p t I t e m F i l t e r > - 
-         < L o c a t i o n F i l t e r _ I t e m   E l e m e n t T y p e = " C o l u m n "   E l e m e n t I d = " 5 8 9 4 7 3 7 5 8 "   D a t a T y p e = " C o d e "   O b s o l e t e S t a t e = " P e n d i n g " > L o c a t i o n F i l t e r _ I t e m < / L o c a t i o n F i l t e r _ I t e m > - 
-         < N o _ I t e m   E l e m e n t T y p e = " C o l u m n "   E l e m e n t I d = " 1 5 4 7 7 6 9 6 5 4 "   D a t a T y p e = " C o d e " > N o _ I t e m < / N o _ I t e m > - 
-         < O u t s t a n d i n g A m t _ S a l e s L i n e   E l e m e n t T y p e = " C o l u m n "   E l e m e n t I d = " 1 7 0 1 0 1 2 6 1 8 "   D a t a T y p e = " D e c i m a l " > O u t s t a n d i n g A m t _ S a l e s L i n e < / O u t s t a n d i n g A m t _ S a l e s L i n e > - 
-         < S a l e s H e a d e r B i l l t o N a m e C a p t   E l e m e n t T y p e = " C o l u m n "   E l e m e n t I d = " 2 8 3 4 2 2 9 9 "   D a t a T y p e = " L a b e l "   O b s o l e t e S t a t e = " P e n d i n g " > S a l e s H e a d e r B i l l t o N a m e C a p t < / S a l e s H e a d e r B i l l t o N a m e C a p t > - 
-         < S a l e s L i n e F i l t e r   E l e m e n t T y p e = " C o l u m n "   E l e m e n t I d = " 1 0 6 5 6 4 1 2 6 7 "   D a t a T y p e = " T e x t " > S a l e s L i n e F i l t e r < / S a l e s L i n e F i l t e r > - 
-         < S a l e s L i n e I n v D i s c A m t C a p t   E l e m e n t T y p e = " C o l u m n "   E l e m e n t I d = " 9 1 6 7 7 3 1 0 3 "   D a t a T y p e = " L a b e l "   O b s o l e t e S t a t e = " P e n d i n g " > S a l e s L i n e I n v D i s c A m t C a p t < / S a l e s L i n e I n v D i s c A m t C a p t > - 
-         < S a l e s L i n e L i n e D i s c C a p t i o n   E l e m e n t T y p e = " C o l u m n "   E l e m e n t I d = " 1 7 0 1 2 3 1 8 8 2 "   D a t a T y p e = " L a b e l "   O b s o l e t e S t a t e = " P e n d i n g " > S a l e s L i n e L i n e D i s c C a p t i o n < / S a l e s L i n e L i n e D i s c C a p t i o n > - 
-         < S a l e s L i n e O u t s t n g A m t C a p t   E l e m e n t T y p e = " C o l u m n "   E l e m e n t I d = " 1 3 1 5 7 1 8 6 9 3 "   D a t a T y p e = " L a b e l "   O b s o l e t e S t a t e = " P e n d i n g " > S a l e s L i n e O u t s t n g A m t C a p t < / S a l e s L i n e O u t s t n g A m t C a p t > - 
-         < S a l e s L i n e S h i p D a t e C a p t i o n   E l e m e n t T y p e = " C o l u m n "   E l e m e n t I d = " 1 1 1 6 8 3 5 7 4 9 "   D a t a T y p e = " L a b e l "   O b s o l e t e S t a t e = " P e n d i n g " > S a l e s L i n e S h i p D a t e C a p t i o n < / S a l e s L i n e S h i p D a t e C a p t i o n > - 
-         < S t r S b S t N o S a l O d r L n S a l L n F l t   E l e m e n t T y p e = " C o l u m n "   E l e m e n t I d = " 2 0 2 7 5 5 7 1 8 4 "   D a t a T y p e = " T e x t " > S t r S b S t N o S a l O d r L n S a l L n F l t < / S t r S b S t N o S a l O d r L n S a l L n F l t > - 
-         < T o t a l C a p t i o n   E l e m e n t T y p e = " C o l u m n "   E l e m e n t I d = " 7 0 7 1 0 2 6 9 5 "   D a t a T y p e = " L a b e l "   O b s o l e t e S t a t e = " P e n d i n g " > T o t a l C a p t i o n < / T o t a l C a p t i o n > - 
-         < V a r i a n t F i l t e r _ I t e m   E l e m e n t T y p e = " C o l u m n "   E l e m e n t I d = " 9 4 9 9 4 3 6 4 8 "   D a t a T y p e = " C o d e "   O b s o l e t e S t a t e = " P e n d i n g " > V a r i a n t F i l t e r _ I t e m < / V a r i a n t F i l t e r _ I t e m > - 
-         < S a l e s _ L i n e   E l e m e n t T y p e = " D a t a I t e m "   E l e m e n t I d = " 1 8 9 4 4 4 2 7 6 4 " > - 
-             < B a c k O r d e r Q t y   E l e m e n t T y p e = " C o l u m n "   E l e m e n t I d = " 7 1 9 7 4 8 8 0 4 "   D a t a T y p e = " D e c i m a l " > B a c k O r d e r Q t y < / B a c k O r d e r Q t y > - 
-             < I n v D i s c o u n t A m t _ S a l e s L i n e   E l e m e n t T y p e = " C o l u m n "   E l e m e n t I d = " 1 0 8 4 5 3 8 1 6 0 "   D a t a T y p e = " D e c i m a l " > I n v D i s c o u n t A m t _ S a l e s L i n e < / I n v D i s c o u n t A m t _ S a l e s L i n e > - 
-             < O u t s t a n d i n g A m t 1 _ S a l e s L i n e   E l e m e n t T y p e = " C o l u m n "   E l e m e n t I d = " 1 0 2 1 4 7 4 5 3 5 "   D a t a T y p e = " D e c i m a l " > O u t s t a n d i n g A m t 1 _ S a l e s L i n e < / O u t s t a n d i n g A m t 1 _ S a l e s L i n e > - 
-             < O u t s t a n d i n g Q t y _ S a l e s L i n e   E l e m e n t T y p e = " C o l u m n "   E l e m e n t I d = " 2 8 1 5 9 1 0 4 6 "   D a t a T y p e = " D e c i m a l " > O u t s t a n d i n g Q t y _ S a l e s L i n e < / O u t s t a n d i n g Q t y _ S a l e s L i n e > - 
-             < Q u a n t i t y _ S a l e s L i n e   E l e m e n t T y p e = " C o l u m n "   E l e m e n t I d = " 1 8 3 2 0 3 6 8 9 5 "   D a t a T y p e = " D e c i m a l " > Q u a n t i t y _ S a l e s L i n e < / Q u a n t i t y _ S a l e s L i n e > - 
-             < S a l e s H e a d e r B i l l t o N a m e   E l e m e n t T y p e = " C o l u m n "   E l e m e n t I d = " 1 8 0 9 8 4 3 8 0 3 "   D a t a T y p e = " T e x t " > S a l e s H e a d e r B i l l t o N a m e < / S a l e s H e a d e r B i l l t o N a m e > - 
-             < S a l e s L i n e D e s c r i p t i o n   E l e m e n t T y p e = " C o l u m n "   E l e m e n t I d = " 7 8 7 3 4 2 2 0 3 "   D a t a T y p e = " T e x t " > S a l e s L i n e D e s c r i p t i o n < / S a l e s L i n e D e s c r i p t i o n > - 
-             < S a l e s L i n e D o c u m e n t N o   E l e m e n t T y p e = " C o l u m n "   E l e m e n t I d = " 9 6 0 1 9 2 7 4 1 "   D a t a T y p e = " C o d e " > S a l e s L i n e D o c u m e n t N o < / S a l e s L i n e D o c u m e n t N o > - 
-             < S a l e s L i n e L i n e D i s c o u n t   E l e m e n t T y p e = " C o l u m n "   E l e m e n t I d = " 6 9 9 3 2 0 0 8 0 "   D a t a T y p e = " D e c i m a l " > S a l e s L i n e L i n e D i s c o u n t < / S a l e s L i n e L i n e D i s c o u n t > - 
-             < S a l e s L i n e U n i t P r i c e   E l e m e n t T y p e = " C o l u m n "   E l e m e n t I d = " 6 6 0 6 7 3 6 2 4 "   D a t a T y p e = " D e c i m a l " > S a l e s L i n e U n i t P r i c e < / S a l e s L i n e U n i t P r i c e > - 
-             < S h i p m e n t D a t e _ S a l e s L i n e   E l e m e n t T y p e = " C o l u m n "   E l e m e n t I d = " 5 6 0 1 5 8 5 1 2 "   D a t a T y p e = " S t r i n g " > S h i p m e n t D a t e _ S a l e s L i n e < / S h i p m e n t D a t e _ S a l e s L i n e > +     < I t e m > + 
+         < A s s e m b l y B O M _ I t e m > A s s e m b l y B O M _ I t e m < / A s s e m b l y B O M _ I t e m > + 
+         < B a c k O r d e r Q t y C a p t i o n > B a c k O r d e r Q t y C a p t i o n < / B a c k O r d e r Q t y C a p t i o n > + 
+         < B i n F i l t e r _ I t e m > B i n F i l t e r _ I t e m < / B i n F i l t e r _ I t e m > + 
+         < C o m p a n y N a m e > C o m p a n y N a m e < / C o m p a n y N a m e > + 
+         < C u r r R e p o r t P a g e N o C a p t i o n > C u r r R e p o r t P a g e N o C a p t i o n < / C u r r R e p o r t P a g e N o C a p t i o n > + 
+         < D e s c r i p t i o n _ I t e m > D e s c r i p t i o n _ I t e m < / D e s c r i p t i o n _ I t e m > + 
+         < G l o b a l D i m 1 F i l t e r _ I t e m > G l o b a l D i m 1 F i l t e r _ I t e m < / G l o b a l D i m 1 F i l t e r _ I t e m > + 
+         < G l o b a l D i m 2 F i l t e r _ I t e m > G l o b a l D i m 2 F i l t e r _ I t e m < / G l o b a l D i m 2 F i l t e r _ I t e m > + 
+         < I n v e n t o r y P o s t i n g G r o u p _ I t e m > I n v e n t o r y P o s t i n g G r o u p _ I t e m < / I n v e n t o r y P o s t i n g G r o u p _ I t e m > + 
+         < I n v n t r y O r d e r D e t a i l C a p t > I n v n t r y O r d e r D e t a i l C a p t < / I n v n t r y O r d e r D e t a i l C a p t > + 
+         < I t e m F i l t e r > I t e m F i l t e r < / I t e m F i l t e r > + 
+         < I t e m T a b l e C a p t I t e m F i l t e r > I t e m T a b l e C a p t I t e m F i l t e r < / I t e m T a b l e C a p t I t e m F i l t e r > + 
+         < L o c a t i o n F i l t e r _ I t e m > L o c a t i o n F i l t e r _ I t e m < / L o c a t i o n F i l t e r _ I t e m > + 
+         < N o _ I t e m > N o _ I t e m < / N o _ I t e m > + 
+         < O u t s t a n d i n g A m t _ S a l e s L i n e > O u t s t a n d i n g A m t _ S a l e s L i n e < / O u t s t a n d i n g A m t _ S a l e s L i n e > + 
+         < S a l e s H e a d e r B i l l t o N a m e C a p t > S a l e s H e a d e r B i l l t o N a m e C a p t < / S a l e s H e a d e r B i l l t o N a m e C a p t > + 
+         < S a l e s L i n e F i l t e r > S a l e s L i n e F i l t e r < / S a l e s L i n e F i l t e r > + 
+         < S a l e s L i n e I n v D i s c A m t C a p t > S a l e s L i n e I n v D i s c A m t C a p t < / S a l e s L i n e I n v D i s c A m t C a p t > + 
+         < S a l e s L i n e L i n e D i s c C a p t i o n > S a l e s L i n e L i n e D i s c C a p t i o n < / S a l e s L i n e L i n e D i s c C a p t i o n > + 
+         < S a l e s L i n e O u t s t n g A m t C a p t > S a l e s L i n e O u t s t n g A m t C a p t < / S a l e s L i n e O u t s t n g A m t C a p t > + 
+         < S a l e s L i n e S h i p D a t e C a p t i o n > S a l e s L i n e S h i p D a t e C a p t i o n < / S a l e s L i n e S h i p D a t e C a p t i o n > + 
+         < S t r S b S t N o S a l O d r L n S a l L n F l t > S t r S b S t N o S a l O d r L n S a l L n F l t < / S t r S b S t N o S a l O d r L n S a l L n F l t > + 
+         < T o t a l C a p t i o n > T o t a l C a p t i o n < / T o t a l C a p t i o n > + 
+         < V a r i a n t F i l t e r _ I t e m > V a r i a n t F i l t e r _ I t e m < / V a r i a n t F i l t e r _ I t e m > + 
+         < S a l e s _ L i n e > + 
+             < B a c k O r d e r Q t y > B a c k O r d e r Q t y < / B a c k O r d e r Q t y > + 
+             < I n v D i s c o u n t A m t _ S a l e s L i n e > I n v D i s c o u n t A m t _ S a l e s L i n e < / I n v D i s c o u n t A m t _ S a l e s L i n e > + 
+             < O u t s t a n d i n g A m t 1 _ S a l e s L i n e > O u t s t a n d i n g A m t 1 _ S a l e s L i n e < / O u t s t a n d i n g A m t 1 _ S a l e s L i n e > + 
+             < O u t s t a n d i n g Q t y _ S a l e s L i n e > O u t s t a n d i n g Q t y _ S a l e s L i n e < / O u t s t a n d i n g Q t y _ S a l e s L i n e > + 
+             < Q u a n t i t y _ S a l e s L i n e > Q u a n t i t y _ S a l e s L i n e < / Q u a n t i t y _ S a l e s L i n e > + 
+             < S a l e s H e a d e r B i l l t o N a m e > S a l e s H e a d e r B i l l t o N a m e < / S a l e s H e a d e r B i l l t o N a m e > + 
+             < S a l e s L i n e D e s c r i p t i o n > S a l e s L i n e D e s c r i p t i o n < / S a l e s L i n e D e s c r i p t i o n > + 
+             < S a l e s L i n e D o c u m e n t N o > S a l e s L i n e D o c u m e n t N o < / S a l e s L i n e D o c u m e n t N o > + 
+             < S a l e s L i n e L i n e D i s c o u n t > S a l e s L i n e L i n e D i s c o u n t < / S a l e s L i n e L i n e D i s c o u n t > + 
+             < S a l e s L i n e U n i t P r i c e > S a l e s L i n e U n i t P r i c e < / S a l e s L i n e U n i t P r i c e > + 
+             < S h i p m e n t D a t e _ S a l e s L i n e > S h i p m e n t D a t e _ S a l e s L i n e < / S h i p m e n t D a t e _ S a l e s L i n e >   
          < / S a l e s _ L i n e >   
-         < S u b T o t a l s   E l e m e n t T y p e = " D a t a I t e m "   E l e m e n t I d = " 3 1 2 0 6 2 4 2 4 " > - 
-             < S u b T o t a l s _ B a c k O r d e r Q t y   E l e m e n t T y p e = " C o l u m n "   E l e m e n t I d = " 2 5 9 4 1 0 7 5 0 "   D a t a T y p e = " D e c i m a l " > S u b T o t a l s _ B a c k O r d e r Q t y < / S u b T o t a l s _ B a c k O r d e r Q t y > - 
-             < S u b T o t a l s _ O u t s t a n d i n g A m t   E l e m e n t T y p e = " C o l u m n "   E l e m e n t I d = " 6 2 8 0 4 1 8 1 9 "   D a t a T y p e = " D e c i m a l " > S u b T o t a l s _ O u t s t a n d i n g A m t < / S u b T o t a l s _ O u t s t a n d i n g A m t > - 
-             < S u b T o t a l s _ O u t s t a n d i n g Q t y   E l e m e n t T y p e = " C o l u m n "   E l e m e n t I d = " 1 3 9 4 2 4 7 8 4 7 "   D a t a T y p e = " D e c i m a l " > S u b T o t a l s _ O u t s t a n d i n g Q t y < / S u b T o t a l s _ O u t s t a n d i n g Q t y > +         < S u b T o t a l s > + 
+             < S u b T o t a l s _ B a c k O r d e r Q t y > S u b T o t a l s _ B a c k O r d e r Q t y < / S u b T o t a l s _ B a c k O r d e r Q t y > + 
+             < S u b T o t a l s _ O u t s t a n d i n g A m t > S u b T o t a l s _ O u t s t a n d i n g A m t < / S u b T o t a l s _ O u t s t a n d i n g A m t > + 
+             < S u b T o t a l s _ O u t s t a n d i n g Q t y > S u b T o t a l s _ O u t s t a n d i n g Q t y < / S u b T o t a l s _ O u t s t a n d i n g Q t y >   
          < / S u b T o t a l s >   
      < / I t e m >   
-     < T o t a l s   E l e m e n t T y p e = " D a t a I t e m "   E l e m e n t I d = " 1 8 2 3 9 5 0 0 4 4 " > - 
-         < T o t a l s _ N u m b e r   E l e m e n t T y p e = " C o l u m n "   E l e m e n t I d = " 1 6 2 4 7 8 6 0 8 0 "   D a t a T y p e = " I n t e g e r " > T o t a l s _ N u m b e r < / T o t a l s _ N u m b e r > - 
-         < T o t a l s _ O u t s t a n d i n g A m t   E l e m e n t T y p e = " C o l u m n "   E l e m e n t I d = " 1 2 7 8 0 1 4 5 "   D a t a T y p e = " D e c i m a l " > T o t a l s _ O u t s t a n d i n g A m t < / T o t a l s _ O u t s t a n d i n g A m t > +     < T o t a l s > + 
+         < T o t a l s _ N u m b e r > T o t a l s _ N u m b e r < / T o t a l s _ N u m b e r > + 
+         < T o t a l s _ O u t s t a n d i n g A m t > T o t a l s _ O u t s t a n d i n g A m t < / T o t a l s _ O u t s t a n d i n g A m t >   
      < / T o t a l s >   
@@ -4075,14 +5044,6 @@
 </file>
 
 <file path=customXml/itemProps1.xml><?xml version="1.0" encoding="utf-8"?>
-<ds:datastoreItem xmlns:ds="http://schemas.openxmlformats.org/officeDocument/2006/customXml" ds:itemID="{BD0AD12E-8658-489D-9919-DB6A9B0BB85F}">
-  <ds:schemaRefs>
-    <ds:schemaRef ds:uri="urn:microsoft-dynamics-nav/reports/Inventory_Order_Details/708/"/>
-  </ds:schemaRefs>
-</ds:datastoreItem>
-</file>
-
-<file path=customXml/itemProps2.xml><?xml version="1.0" encoding="utf-8"?>
 <ds:datastoreItem xmlns:ds="http://schemas.openxmlformats.org/officeDocument/2006/customXml" ds:itemID="{05ED5A9D-0F9B-4ECE-BAEE-B8ABFE6E142E}">
   <ds:schemaRefs>
     <ds:schemaRef ds:uri="urn:microsoft-dynamics-businesscentral/internal/extended/reports/Inventory_Order_Details/708/"/>
@@ -4090,8 +5051,10 @@
 </ds:datastoreItem>
 </file>
 
-<file path=docMetadata/LabelInfo.xml><?xml version="1.0" encoding="utf-8"?>
-<clbl:labelList xmlns:clbl="http://schemas.microsoft.com/office/2020/mipLabelMetadata">
-  <clbl:label id="{f42aa342-8706-4288-bd11-ebb85995028c}" enabled="1" method="Standard" siteId="{72f988bf-86f1-41af-91ab-2d7cd011db47}" removed="0"/>
-</clbl:labelList>
+<file path=customXml/itemProps2.xml><?xml version="1.0" encoding="utf-8"?>
+<ds:datastoreItem xmlns:ds="http://schemas.openxmlformats.org/officeDocument/2006/customXml" ds:itemID="{BD0AD12E-8658-489D-9919-DB6A9B0BB85F}">
+  <ds:schemaRefs>
+    <ds:schemaRef ds:uri="urn:microsoft-dynamics-nav/reports/Inventory_Order_Details/708/"/>
+  </ds:schemaRefs>
+</ds:datastoreItem>
 </file>
--- a/src/Layers/W1/BaseApp/Inventory/Reports/InventoryOrderDetailsBody.docx
+++ b/src/Layers/W1/BaseApp/Inventory/Reports/InventoryOrderDetailsBody.docx
@@ -7,12 +7,12 @@
         <w:tblStyle w:val="TableGridLight"/>
         <w:tblW w:w="0" w:type="auto"/>
         <w:tblBorders>
-          <w:top w:val="none" w:sz="0" w:space="0" w:color="auto"/>
-          <w:left w:val="none" w:sz="0" w:space="0" w:color="auto"/>
-          <w:bottom w:val="none" w:sz="0" w:space="0" w:color="auto"/>
-          <w:right w:val="none" w:sz="0" w:space="0" w:color="auto"/>
-          <w:insideH w:val="none" w:sz="0" w:space="0" w:color="auto"/>
-          <w:insideV w:val="none" w:sz="0" w:space="0" w:color="auto"/>
+          <w:top w:val="none" w:color="auto" w:sz="0" w:space="0"/>
+          <w:left w:val="none" w:color="auto" w:sz="0" w:space="0"/>
+          <w:bottom w:val="none" w:color="auto" w:sz="0" w:space="0"/>
+          <w:right w:val="none" w:color="auto" w:sz="0" w:space="0"/>
+          <w:insideH w:val="none" w:color="auto" w:sz="0" w:space="0"/>
+          <w:insideV w:val="none" w:color="auto" w:sz="0" w:space="0"/>
         </w:tblBorders>
         <w:tblLook w:val="04A0" w:firstRow="1" w:lastRow="0" w:firstColumn="1" w:lastColumn="0" w:noHBand="0" w:noVBand="1"/>
       </w:tblPr>
@@ -31,7 +31,7 @@
             <w:placeholder>
               <w:docPart w:val="DefaultPlaceholder_-1854013440"/>
             </w:placeholder>
-            <w:dataBinding w:prefixMappings="&lt;xmlns:ns0='urn:microsoft-dynamics-nav/reports/Inventory_Order_Details/708/' " w:xpath="/ns0:NavWordReportXmlPart[1]/ns0:Item[1]/ns0:ItemTableCaptItemFilter[1]" w:storeItemID="{00000000-0000-0000-0000-000000000000}"/>
+            <w:dataBinding w:prefixMappings="xmlns:ns0='urn:microsoft-dynamics-nav/reports/Inventory_Order_Details/708/'" w:xpath="/ns0:NavWordReportXmlPart[1]/ns0:Item[1]/ns0:ItemTableCaptItemFilter[1]" w:storeItemID="{00000000-0000-0000-0000-000000000000}"/>
             <w15:color w:val="808080"/>
             <w:text/>
           </w:sdtPr>
@@ -67,7 +67,7 @@
             <w:placeholder>
               <w:docPart w:val="DefaultPlaceholder_-1854013440"/>
             </w:placeholder>
-            <w:dataBinding w:prefixMappings="&lt;xmlns:ns0='urn:microsoft-dynamics-nav/reports/Inventory_Order_Details/708/' " w:xpath="/ns0:NavWordReportXmlPart[1]/ns0:Item[1]/ns0:StrSbStNoSalOdrLnSalLnFlt[1]" w:storeItemID="{00000000-0000-0000-0000-000000000000}"/>
+            <w:dataBinding w:prefixMappings="xmlns:ns0='urn:microsoft-dynamics-nav/reports/Inventory_Order_Details/708/'" w:xpath="/ns0:NavWordReportXmlPart[1]/ns0:Item[1]/ns0:StrSbStNoSalOdrLnSalLnFlt[1]" w:storeItemID="{00000000-0000-0000-0000-000000000000}"/>
             <w15:color w:val="808080"/>
             <w:text/>
           </w:sdtPr>
@@ -107,12 +107,12 @@
         <w:tblOverlap w:val="never"/>
         <w:tblW w:w="15598" w:type="dxa"/>
         <w:tblBorders>
-          <w:top w:val="none" w:sz="0" w:space="0" w:color="auto"/>
-          <w:left w:val="none" w:sz="0" w:space="0" w:color="auto"/>
-          <w:bottom w:val="none" w:sz="0" w:space="0" w:color="auto"/>
-          <w:right w:val="none" w:sz="0" w:space="0" w:color="auto"/>
-          <w:insideH w:val="none" w:sz="0" w:space="0" w:color="auto"/>
-          <w:insideV w:val="none" w:sz="0" w:space="0" w:color="auto"/>
+          <w:top w:val="none" w:color="auto" w:sz="0" w:space="0"/>
+          <w:left w:val="none" w:color="auto" w:sz="0" w:space="0"/>
+          <w:bottom w:val="none" w:color="auto" w:sz="0" w:space="0"/>
+          <w:right w:val="none" w:color="auto" w:sz="0" w:space="0"/>
+          <w:insideH w:val="none" w:color="auto" w:sz="0" w:space="0"/>
+          <w:insideV w:val="none" w:color="auto" w:sz="0" w:space="0"/>
         </w:tblBorders>
         <w:tblLayout w:type="fixed"/>
         <w:tblLook w:val="04A0" w:firstRow="1" w:lastRow="0" w:firstColumn="1" w:lastColumn="0" w:noHBand="0" w:noVBand="1"/>
@@ -147,7 +147,7 @@
             <w:placeholder>
               <w:docPart w:val="287F6670946D4995A8975B157FC01101"/>
             </w:placeholder>
-            <w:dataBinding w:prefixMappings="&lt;xmlns:ns0='urn:microsoft-dynamics-nav/reports/Inventory_Order_Details/708/' " w:xpath="/ns0:NavWordReportXmlPart[1]/ns0:Labels[1]/ns0:SalesLineDocumentNoCaption[1]" w:storeItemID="{BD0AD12E-8658-489D-9919-DB6A9B0BB85F}"/>
+            <w:dataBinding w:prefixMappings="xmlns:ns0='urn:microsoft-dynamics-nav/reports/Inventory_Order_Details/708/'" w:xpath="/ns0:NavWordReportXmlPart[1]/ns0:Labels[1]/ns0:SalesLineDocumentNoCaption[1]" w:storeItemID="{BD0AD12E-8658-489D-9919-DB6A9B0BB85F}"/>
             <w:text/>
           </w:sdtPr>
           <w:sdtEndPr/>
@@ -157,7 +157,7 @@
                 <w:cnfStyle w:val="001000000000" w:firstRow="0" w:lastRow="0" w:firstColumn="1" w:lastColumn="0" w:oddVBand="0" w:evenVBand="0" w:oddHBand="0" w:evenHBand="0" w:firstRowFirstColumn="0" w:firstRowLastColumn="0" w:lastRowFirstColumn="0" w:lastRowLastColumn="0"/>
                 <w:tcW w:w="1299" w:type="dxa"/>
                 <w:tcBorders>
-                  <w:bottom w:val="single" w:sz="4" w:space="0" w:color="000000"/>
+                  <w:bottom w:val="single" w:color="000000" w:sz="4" w:space="0"/>
                 </w:tcBorders>
               </w:tcPr>
               <w:p>
@@ -201,7 +201,7 @@
             <w:placeholder>
               <w:docPart w:val="287F6670946D4995A8975B157FC01101"/>
             </w:placeholder>
-            <w:dataBinding w:prefixMappings="&lt;xmlns:ns0='urn:microsoft-dynamics-nav/reports/Inventory_Order_Details/708/' " w:xpath="/ns0:NavWordReportXmlPart[1]/ns0:Labels[1]/ns0:SalesHeaderBilltoNameCaption[1]" w:storeItemID="{BD0AD12E-8658-489D-9919-DB6A9B0BB85F}"/>
+            <w:dataBinding w:prefixMappings="xmlns:ns0='urn:microsoft-dynamics-nav/reports/Inventory_Order_Details/708/'" w:xpath="/ns0:NavWordReportXmlPart[1]/ns0:Labels[1]/ns0:SalesHeaderBilltoNameCaption[1]" w:storeItemID="{BD0AD12E-8658-489D-9919-DB6A9B0BB85F}"/>
             <w:text/>
           </w:sdtPr>
           <w:sdtEndPr/>
@@ -210,7 +210,7 @@
               <w:tcPr>
                 <w:tcW w:w="2381" w:type="dxa"/>
                 <w:tcBorders>
-                  <w:bottom w:val="single" w:sz="4" w:space="0" w:color="000000"/>
+                  <w:bottom w:val="single" w:color="000000" w:sz="4" w:space="0"/>
                 </w:tcBorders>
               </w:tcPr>
               <w:p>
@@ -255,7 +255,7 @@
             <w:placeholder>
               <w:docPart w:val="287F6670946D4995A8975B157FC01101"/>
             </w:placeholder>
-            <w:dataBinding w:prefixMappings="&lt;xmlns:ns0='urn:microsoft-dynamics-nav/reports/Inventory_Order_Details/708/' " w:xpath="/ns0:NavWordReportXmlPart[1]/ns0:Labels[1]/ns0:ShipmentDateLabel[1]" w:storeItemID="{BD0AD12E-8658-489D-9919-DB6A9B0BB85F}"/>
+            <w:dataBinding w:prefixMappings="xmlns:ns0='urn:microsoft-dynamics-nav/reports/Inventory_Order_Details/708/'" w:xpath="/ns0:NavWordReportXmlPart[1]/ns0:Labels[1]/ns0:ShipmentDateLabel[1]" w:storeItemID="{BD0AD12E-8658-489D-9919-DB6A9B0BB85F}"/>
             <w:text/>
           </w:sdtPr>
           <w:sdtEndPr/>
@@ -264,7 +264,7 @@
               <w:tcPr>
                 <w:tcW w:w="1534" w:type="dxa"/>
                 <w:tcBorders>
-                  <w:bottom w:val="single" w:sz="4" w:space="0" w:color="000000"/>
+                  <w:bottom w:val="single" w:color="000000" w:sz="4" w:space="0"/>
                 </w:tcBorders>
               </w:tcPr>
               <w:p>
@@ -309,7 +309,7 @@
             <w:placeholder>
               <w:docPart w:val="287F6670946D4995A8975B157FC01101"/>
             </w:placeholder>
-            <w:dataBinding w:prefixMappings="&lt;xmlns:ns0='urn:microsoft-dynamics-nav/reports/Inventory_Order_Details/708/' " w:xpath="/ns0:NavWordReportXmlPart[1]/ns0:Labels[1]/ns0:Quantity_SalesLineCaption[1]" w:storeItemID="{BD0AD12E-8658-489D-9919-DB6A9B0BB85F}"/>
+            <w:dataBinding w:prefixMappings="xmlns:ns0='urn:microsoft-dynamics-nav/reports/Inventory_Order_Details/708/'" w:xpath="/ns0:NavWordReportXmlPart[1]/ns0:Labels[1]/ns0:Quantity_SalesLineCaption[1]" w:storeItemID="{BD0AD12E-8658-489D-9919-DB6A9B0BB85F}"/>
             <w:text/>
           </w:sdtPr>
           <w:sdtEndPr/>
@@ -318,7 +318,7 @@
               <w:tcPr>
                 <w:tcW w:w="1242" w:type="dxa"/>
                 <w:tcBorders>
-                  <w:bottom w:val="single" w:sz="4" w:space="0" w:color="000000"/>
+                  <w:bottom w:val="single" w:color="000000" w:sz="4" w:space="0"/>
                 </w:tcBorders>
               </w:tcPr>
               <w:p>
@@ -364,7 +364,7 @@
             <w:placeholder>
               <w:docPart w:val="287F6670946D4995A8975B157FC01101"/>
             </w:placeholder>
-            <w:dataBinding w:prefixMappings="&lt;xmlns:ns0='urn:microsoft-dynamics-nav/reports/Inventory_Order_Details/708/' " w:xpath="/ns0:NavWordReportXmlPart[1]/ns0:Labels[1]/ns0:OutstandingQty_SalesLineCaption[1]" w:storeItemID="{BD0AD12E-8658-489D-9919-DB6A9B0BB85F}"/>
+            <w:dataBinding w:prefixMappings="xmlns:ns0='urn:microsoft-dynamics-nav/reports/Inventory_Order_Details/708/'" w:xpath="/ns0:NavWordReportXmlPart[1]/ns0:Labels[1]/ns0:OutstandingQty_SalesLineCaption[1]" w:storeItemID="{BD0AD12E-8658-489D-9919-DB6A9B0BB85F}"/>
             <w:text/>
           </w:sdtPr>
           <w:sdtEndPr/>
@@ -373,7 +373,7 @@
               <w:tcPr>
                 <w:tcW w:w="1534" w:type="dxa"/>
                 <w:tcBorders>
-                  <w:bottom w:val="single" w:sz="4" w:space="0" w:color="000000"/>
+                  <w:bottom w:val="single" w:color="000000" w:sz="4" w:space="0"/>
                 </w:tcBorders>
               </w:tcPr>
               <w:p>
@@ -419,7 +419,7 @@
             <w:placeholder>
               <w:docPart w:val="287F6670946D4995A8975B157FC01101"/>
             </w:placeholder>
-            <w:dataBinding w:prefixMappings="&lt;xmlns:ns0='urn:microsoft-dynamics-nav/reports/Inventory_Order_Details/708/' " w:xpath="/ns0:NavWordReportXmlPart[1]/ns0:Labels[1]/ns0:BackOrderQtyLabel[1]" w:storeItemID="{BD0AD12E-8658-489D-9919-DB6A9B0BB85F}"/>
+            <w:dataBinding w:prefixMappings="xmlns:ns0='urn:microsoft-dynamics-nav/reports/Inventory_Order_Details/708/'" w:xpath="/ns0:NavWordReportXmlPart[1]/ns0:Labels[1]/ns0:BackOrderQtyLabel[1]" w:storeItemID="{BD0AD12E-8658-489D-9919-DB6A9B0BB85F}"/>
             <w:text/>
           </w:sdtPr>
           <w:sdtEndPr/>
@@ -428,7 +428,7 @@
               <w:tcPr>
                 <w:tcW w:w="1358" w:type="dxa"/>
                 <w:tcBorders>
-                  <w:bottom w:val="single" w:sz="4" w:space="0" w:color="000000"/>
+                  <w:bottom w:val="single" w:color="000000" w:sz="4" w:space="0"/>
                 </w:tcBorders>
               </w:tcPr>
               <w:p>
@@ -474,7 +474,7 @@
             <w:placeholder>
               <w:docPart w:val="287F6670946D4995A8975B157FC01101"/>
             </w:placeholder>
-            <w:dataBinding w:prefixMappings="&lt;xmlns:ns0='urn:microsoft-dynamics-nav/reports/Inventory_Order_Details/708/' " w:xpath="/ns0:NavWordReportXmlPart[1]/ns0:Labels[1]/ns0:SalesLineUnitPriceCaption[1]" w:storeItemID="{BD0AD12E-8658-489D-9919-DB6A9B0BB85F}"/>
+            <w:dataBinding w:prefixMappings="xmlns:ns0='urn:microsoft-dynamics-nav/reports/Inventory_Order_Details/708/'" w:xpath="/ns0:NavWordReportXmlPart[1]/ns0:Labels[1]/ns0:SalesLineUnitPriceCaption[1]" w:storeItemID="{BD0AD12E-8658-489D-9919-DB6A9B0BB85F}"/>
             <w:text/>
           </w:sdtPr>
           <w:sdtEndPr/>
@@ -483,7 +483,7 @@
               <w:tcPr>
                 <w:tcW w:w="2015" w:type="dxa"/>
                 <w:tcBorders>
-                  <w:bottom w:val="single" w:sz="4" w:space="0" w:color="000000"/>
+                  <w:bottom w:val="single" w:color="000000" w:sz="4" w:space="0"/>
                 </w:tcBorders>
               </w:tcPr>
               <w:p>
@@ -529,7 +529,7 @@
             <w:placeholder>
               <w:docPart w:val="287F6670946D4995A8975B157FC01101"/>
             </w:placeholder>
-            <w:dataBinding w:prefixMappings="&lt;xmlns:ns0='urn:microsoft-dynamics-nav/reports/Inventory_Order_Details/708/' " w:xpath="/ns0:NavWordReportXmlPart[1]/ns0:Labels[1]/ns0:SalesLineLineDiscountCaption[1]" w:storeItemID="{BD0AD12E-8658-489D-9919-DB6A9B0BB85F}"/>
+            <w:dataBinding w:prefixMappings="xmlns:ns0='urn:microsoft-dynamics-nav/reports/Inventory_Order_Details/708/'" w:xpath="/ns0:NavWordReportXmlPart[1]/ns0:Labels[1]/ns0:SalesLineLineDiscountCaption[1]" w:storeItemID="{BD0AD12E-8658-489D-9919-DB6A9B0BB85F}"/>
             <w:text/>
           </w:sdtPr>
           <w:sdtEndPr/>
@@ -538,7 +538,7 @@
               <w:tcPr>
                 <w:tcW w:w="1183" w:type="dxa"/>
                 <w:tcBorders>
-                  <w:bottom w:val="single" w:sz="4" w:space="0" w:color="000000"/>
+                  <w:bottom w:val="single" w:color="000000" w:sz="4" w:space="0"/>
                 </w:tcBorders>
               </w:tcPr>
               <w:p>
@@ -584,7 +584,7 @@
             <w:placeholder>
               <w:docPart w:val="287F6670946D4995A8975B157FC01101"/>
             </w:placeholder>
-            <w:dataBinding w:prefixMappings="&lt;xmlns:ns0='urn:microsoft-dynamics-nav/reports/Inventory_Order_Details/708/' " w:xpath="/ns0:NavWordReportXmlPart[1]/ns0:Labels[1]/ns0:InvDiscountAmt_SalesLineCaption[1]" w:storeItemID="{BD0AD12E-8658-489D-9919-DB6A9B0BB85F}"/>
+            <w:dataBinding w:prefixMappings="xmlns:ns0='urn:microsoft-dynamics-nav/reports/Inventory_Order_Details/708/'" w:xpath="/ns0:NavWordReportXmlPart[1]/ns0:Labels[1]/ns0:InvDiscountAmt_SalesLineCaption[1]" w:storeItemID="{BD0AD12E-8658-489D-9919-DB6A9B0BB85F}"/>
             <w:text/>
           </w:sdtPr>
           <w:sdtEndPr/>
@@ -593,7 +593,7 @@
               <w:tcPr>
                 <w:tcW w:w="1285" w:type="dxa"/>
                 <w:tcBorders>
-                  <w:bottom w:val="single" w:sz="4" w:space="0" w:color="000000"/>
+                  <w:bottom w:val="single" w:color="000000" w:sz="4" w:space="0"/>
                 </w:tcBorders>
               </w:tcPr>
               <w:p>
@@ -639,7 +639,7 @@
             <w:placeholder>
               <w:docPart w:val="287F6670946D4995A8975B157FC01101"/>
             </w:placeholder>
-            <w:dataBinding w:prefixMappings="&lt;xmlns:ns0='urn:microsoft-dynamics-nav/reports/Inventory_Order_Details/708/' " w:xpath="/ns0:NavWordReportXmlPart[1]/ns0:Labels[1]/ns0:OutstandingAmt1_SalesLineCaption[1]" w:storeItemID="{BD0AD12E-8658-489D-9919-DB6A9B0BB85F}"/>
+            <w:dataBinding w:prefixMappings="xmlns:ns0='urn:microsoft-dynamics-nav/reports/Inventory_Order_Details/708/'" w:xpath="/ns0:NavWordReportXmlPart[1]/ns0:Labels[1]/ns0:OutstandingAmt1_SalesLineCaption[1]" w:storeItemID="{BD0AD12E-8658-489D-9919-DB6A9B0BB85F}"/>
             <w:text/>
           </w:sdtPr>
           <w:sdtEndPr/>
@@ -648,7 +648,7 @@
               <w:tcPr>
                 <w:tcW w:w="1767" w:type="dxa"/>
                 <w:tcBorders>
-                  <w:bottom w:val="single" w:sz="4" w:space="0" w:color="000000"/>
+                  <w:bottom w:val="single" w:color="000000" w:sz="4" w:space="0"/>
                 </w:tcBorders>
               </w:tcPr>
               <w:p>
@@ -683,7 +683,7 @@
       <w:sdt>
         <w:sdtPr>
           <w:rPr>
-            <w:rFonts w:ascii="Segoe UI Semibold" w:eastAsiaTheme="majorEastAsia" w:hAnsi="Segoe UI Semibold" w:cs="Segoe UI Semibold"/>
+            <w:rFonts w:ascii="Segoe UI Semibold" w:hAnsi="Segoe UI Semibold" w:cs="Segoe UI Semibold" w:eastAsiaTheme="majorEastAsia"/>
             <w:b w:val="0"/>
             <w:bCs w:val="0"/>
             <w:color w:val="0F4761" w:themeColor="accent1" w:themeShade="BF"/>
@@ -694,7 +694,7 @@
           <w:alias w:val="#Nav: /Item"/>
           <w:tag w:val="#Nav: Inventory_Order_Details/708"/>
           <w:id w:val="1709525787"/>
-          <w15:dataBinding w:prefixMappings="&lt;xmlns:ns0='urn:microsoft-dynamics-nav/reports/Inventory_Order_Details/708/' " w:xpath="/ns0:NavWordReportXmlPart[1]/ns0:Item" w:storeItemID="{BD0AD12E-8658-489D-9919-DB6A9B0BB85F}"/>
+          <w15:dataBinding w:prefixMappings="xmlns:ns0='urn:microsoft-dynamics-nav/reports/Inventory_Order_Details/708/'" w:xpath="/ns0:NavWordReportXmlPart[1]/ns0:Item" w:storeItemID="{BD0AD12E-8658-489D-9919-DB6A9B0BB85F}"/>
           <w15:repeatingSection/>
         </w:sdtPr>
         <w:sdtEndPr>
@@ -708,7 +708,7 @@
           <w:sdt>
             <w:sdtPr>
               <w:rPr>
-                <w:rFonts w:ascii="Segoe UI Semibold" w:eastAsiaTheme="majorEastAsia" w:hAnsi="Segoe UI Semibold" w:cs="Segoe UI Semibold"/>
+                <w:rFonts w:ascii="Segoe UI Semibold" w:hAnsi="Segoe UI Semibold" w:cs="Segoe UI Semibold" w:eastAsiaTheme="majorEastAsia"/>
                 <w:b w:val="0"/>
                 <w:bCs w:val="0"/>
                 <w:color w:val="0F4761" w:themeColor="accent1" w:themeShade="BF"/>
@@ -731,14 +731,14 @@
               <w:tr>
                 <w:trPr>
                   <w:cnfStyle w:val="000000100000" w:firstRow="0" w:lastRow="0" w:firstColumn="0" w:lastColumn="0" w:oddVBand="0" w:evenVBand="0" w:oddHBand="1" w:evenHBand="0" w:firstRowFirstColumn="0" w:firstRowLastColumn="0" w:lastRowFirstColumn="0" w:lastRowLastColumn="0"/>
-                  <w:trHeight w:hRule="exact" w:val="20"/>
+                  <w:trHeight w:val="20" w:hRule="exact"/>
                 </w:trPr>
                 <w:tc>
                   <w:tcPr>
                     <w:cnfStyle w:val="001000000000" w:firstRow="0" w:lastRow="0" w:firstColumn="1" w:lastColumn="0" w:oddVBand="0" w:evenVBand="0" w:oddHBand="0" w:evenHBand="0" w:firstRowFirstColumn="0" w:firstRowLastColumn="0" w:lastRowFirstColumn="0" w:lastRowLastColumn="0"/>
                     <w:tcW w:w="1299" w:type="dxa"/>
                     <w:tcBorders>
-                      <w:top w:val="single" w:sz="4" w:space="0" w:color="000000"/>
+                      <w:top w:val="single" w:color="000000" w:sz="4" w:space="0"/>
                     </w:tcBorders>
                     <w:shd w:val="clear" w:color="auto" w:fill="auto"/>
                   </w:tcPr>
@@ -756,7 +756,7 @@
                   <w:tcPr>
                     <w:tcW w:w="2381" w:type="dxa"/>
                     <w:tcBorders>
-                      <w:top w:val="single" w:sz="4" w:space="0" w:color="000000"/>
+                      <w:top w:val="single" w:color="000000" w:sz="4" w:space="0"/>
                     </w:tcBorders>
                     <w:shd w:val="clear" w:color="auto" w:fill="auto"/>
                   </w:tcPr>
@@ -775,7 +775,7 @@
                   <w:tcPr>
                     <w:tcW w:w="1534" w:type="dxa"/>
                     <w:tcBorders>
-                      <w:top w:val="single" w:sz="4" w:space="0" w:color="000000"/>
+                      <w:top w:val="single" w:color="000000" w:sz="4" w:space="0"/>
                     </w:tcBorders>
                     <w:shd w:val="clear" w:color="auto" w:fill="auto"/>
                   </w:tcPr>
@@ -794,7 +794,7 @@
                   <w:tcPr>
                     <w:tcW w:w="1242" w:type="dxa"/>
                     <w:tcBorders>
-                      <w:top w:val="single" w:sz="4" w:space="0" w:color="000000"/>
+                      <w:top w:val="single" w:color="000000" w:sz="4" w:space="0"/>
                     </w:tcBorders>
                     <w:shd w:val="clear" w:color="auto" w:fill="auto"/>
                   </w:tcPr>
@@ -813,7 +813,7 @@
                   <w:tcPr>
                     <w:tcW w:w="1534" w:type="dxa"/>
                     <w:tcBorders>
-                      <w:top w:val="single" w:sz="4" w:space="0" w:color="000000"/>
+                      <w:top w:val="single" w:color="000000" w:sz="4" w:space="0"/>
                     </w:tcBorders>
                     <w:shd w:val="clear" w:color="auto" w:fill="auto"/>
                   </w:tcPr>
@@ -832,7 +832,7 @@
                   <w:tcPr>
                     <w:tcW w:w="1358" w:type="dxa"/>
                     <w:tcBorders>
-                      <w:top w:val="single" w:sz="4" w:space="0" w:color="000000"/>
+                      <w:top w:val="single" w:color="000000" w:sz="4" w:space="0"/>
                     </w:tcBorders>
                     <w:shd w:val="clear" w:color="auto" w:fill="auto"/>
                   </w:tcPr>
@@ -851,7 +851,7 @@
                   <w:tcPr>
                     <w:tcW w:w="2015" w:type="dxa"/>
                     <w:tcBorders>
-                      <w:top w:val="single" w:sz="4" w:space="0" w:color="000000"/>
+                      <w:top w:val="single" w:color="000000" w:sz="4" w:space="0"/>
                     </w:tcBorders>
                     <w:shd w:val="clear" w:color="auto" w:fill="auto"/>
                   </w:tcPr>
@@ -870,7 +870,7 @@
                   <w:tcPr>
                     <w:tcW w:w="1183" w:type="dxa"/>
                     <w:tcBorders>
-                      <w:top w:val="single" w:sz="4" w:space="0" w:color="000000"/>
+                      <w:top w:val="single" w:color="000000" w:sz="4" w:space="0"/>
                     </w:tcBorders>
                     <w:shd w:val="clear" w:color="auto" w:fill="auto"/>
                   </w:tcPr>
@@ -889,7 +889,7 @@
                   <w:tcPr>
                     <w:tcW w:w="1285" w:type="dxa"/>
                     <w:tcBorders>
-                      <w:top w:val="single" w:sz="4" w:space="0" w:color="000000"/>
+                      <w:top w:val="single" w:color="000000" w:sz="4" w:space="0"/>
                     </w:tcBorders>
                     <w:shd w:val="clear" w:color="auto" w:fill="auto"/>
                   </w:tcPr>
@@ -908,7 +908,7 @@
                   <w:tcPr>
                     <w:tcW w:w="1767" w:type="dxa"/>
                     <w:tcBorders>
-                      <w:top w:val="single" w:sz="4" w:space="0" w:color="000000"/>
+                      <w:top w:val="single" w:color="000000" w:sz="4" w:space="0"/>
                     </w:tcBorders>
                     <w:shd w:val="clear" w:color="auto" w:fill="auto"/>
                   </w:tcPr>
@@ -959,7 +959,7 @@
                       <w:placeholder>
                         <w:docPart w:val="A57CCF5BBDAF47E4B8ADE0E52AEFF2A6"/>
                       </w:placeholder>
-                      <w:dataBinding w:prefixMappings="&lt;xmlns:ns0='urn:microsoft-dynamics-nav/reports/Inventory_Order_Details/708/' " w:xpath="/ns0:NavWordReportXmlPart[1]/ns0:Item[1]/ns0:No_Item[1]" w:storeItemID="{00000000-0000-0000-0000-000000000000}"/>
+                      <w:dataBinding w:prefixMappings="xmlns:ns0='urn:microsoft-dynamics-nav/reports/Inventory_Order_Details/708/'" w:xpath="/ns0:NavWordReportXmlPart[1]/ns0:Item[1]/ns0:No_Item[1]" w:storeItemID="{00000000-0000-0000-0000-000000000000}"/>
                       <w15:color w:val="808080"/>
                       <w:text/>
                     </w:sdtPr>
@@ -1021,7 +1021,7 @@
                       <w:placeholder>
                         <w:docPart w:val="A57CCF5BBDAF47E4B8ADE0E52AEFF2A6"/>
                       </w:placeholder>
-                      <w:dataBinding w:prefixMappings="&lt;xmlns:ns0='urn:microsoft-dynamics-nav/reports/Inventory_Order_Details/708/' " w:xpath="/ns0:NavWordReportXmlPart[1]/ns0:Item[1]/ns0:Description_Item[1]" w:storeItemID="{00000000-0000-0000-0000-000000000000}"/>
+                      <w:dataBinding w:prefixMappings="xmlns:ns0='urn:microsoft-dynamics-nav/reports/Inventory_Order_Details/708/'" w:xpath="/ns0:NavWordReportXmlPart[1]/ns0:Item[1]/ns0:Description_Item[1]" w:storeItemID="{00000000-0000-0000-0000-000000000000}"/>
                       <w15:color w:val="808080"/>
                       <w:text/>
                     </w:sdtPr>
@@ -1403,7 +1403,7 @@
                   <w:alias w:val="#Nav: /Item/Sales_Line"/>
                   <w:tag w:val="#Nav: Inventory_Order_Details/708"/>
                   <w:id w:val="1689722507"/>
-                  <w15:dataBinding w:prefixMappings="&lt;xmlns:ns0='urn:microsoft-dynamics-nav/reports/Inventory_Order_Details/708/' " w:xpath="/ns0:NavWordReportXmlPart[1]/ns0:Item[1]/ns0:Sales_Line" w:storeItemID="{BD0AD12E-8658-489D-9919-DB6A9B0BB85F}"/>
+                  <w15:dataBinding w:prefixMappings="xmlns:ns0='urn:microsoft-dynamics-nav/reports/Inventory_Order_Details/708/'" w:xpath="/ns0:NavWordReportXmlPart[1]/ns0:Item[1]/ns0:Sales_Line" w:storeItemID="{BD0AD12E-8658-489D-9919-DB6A9B0BB85F}"/>
                   <w15:repeatingSection/>
                 </w:sdtPr>
                 <w:sdtEndPr/>
@@ -1446,7 +1446,7 @@
                             <w:placeholder>
                               <w:docPart w:val="A57CCF5BBDAF47E4B8ADE0E52AEFF2A6"/>
                             </w:placeholder>
-                            <w:dataBinding w:prefixMappings="&lt;xmlns:ns0='urn:microsoft-dynamics-nav/reports/Inventory_Order_Details/708/' " w:xpath="/ns0:NavWordReportXmlPart[1]/ns0:Item[1]/ns0:Sales_Line[1]/ns0:SalesLineDocumentNo[1]" w:storeItemID="{00000000-0000-0000-0000-000000000000}"/>
+                            <w:dataBinding w:prefixMappings="xmlns:ns0='urn:microsoft-dynamics-nav/reports/Inventory_Order_Details/708/'" w:xpath="/ns0:NavWordReportXmlPart[1]/ns0:Item[1]/ns0:Sales_Line[1]/ns0:SalesLineDocumentNo[1]" w:storeItemID="{00000000-0000-0000-0000-000000000000}"/>
                             <w15:color w:val="808080"/>
                             <w:text/>
                           </w:sdtPr>
@@ -1463,7 +1463,7 @@
                                 <w:cnfStyle w:val="001000000000" w:firstRow="0" w:lastRow="0" w:firstColumn="1" w:lastColumn="0" w:oddVBand="0" w:evenVBand="0" w:oddHBand="0" w:evenHBand="0" w:firstRowFirstColumn="0" w:firstRowLastColumn="0" w:lastRowFirstColumn="0" w:lastRowLastColumn="0"/>
                                 <w:tcW w:w="1299" w:type="dxa"/>
                                 <w:tcBorders>
-                                  <w:bottom w:val="single" w:sz="4" w:space="0" w:color="F5F7F8"/>
+                                  <w:bottom w:val="single" w:color="F5F7F8" w:sz="4" w:space="0"/>
                                 </w:tcBorders>
                                 <w:vAlign w:val="center"/>
                               </w:tcPr>
@@ -1507,7 +1507,7 @@
                             <w:placeholder>
                               <w:docPart w:val="A57CCF5BBDAF47E4B8ADE0E52AEFF2A6"/>
                             </w:placeholder>
-                            <w:dataBinding w:prefixMappings="&lt;xmlns:ns0='urn:microsoft-dynamics-nav/reports/Inventory_Order_Details/708/' " w:xpath="/ns0:NavWordReportXmlPart[1]/ns0:Item[1]/ns0:Sales_Line[1]/ns0:SalesHeaderBilltoName[1]" w:storeItemID="{00000000-0000-0000-0000-000000000000}"/>
+                            <w:dataBinding w:prefixMappings="xmlns:ns0='urn:microsoft-dynamics-nav/reports/Inventory_Order_Details/708/'" w:xpath="/ns0:NavWordReportXmlPart[1]/ns0:Item[1]/ns0:Sales_Line[1]/ns0:SalesHeaderBilltoName[1]" w:storeItemID="{00000000-0000-0000-0000-000000000000}"/>
                             <w15:color w:val="808080"/>
                             <w:text/>
                           </w:sdtPr>
@@ -1517,7 +1517,7 @@
                               <w:tcPr>
                                 <w:tcW w:w="2381" w:type="dxa"/>
                                 <w:tcBorders>
-                                  <w:bottom w:val="single" w:sz="4" w:space="0" w:color="F5F7F8"/>
+                                  <w:bottom w:val="single" w:color="F5F7F8" w:sz="4" w:space="0"/>
                                 </w:tcBorders>
                                 <w:vAlign w:val="center"/>
                               </w:tcPr>
@@ -1557,7 +1557,7 @@
                             <w:placeholder>
                               <w:docPart w:val="A57CCF5BBDAF47E4B8ADE0E52AEFF2A6"/>
                             </w:placeholder>
-                            <w:dataBinding w:prefixMappings="&lt;xmlns:ns0='urn:microsoft-dynamics-nav/reports/Inventory_Order_Details/708/' " w:xpath="/ns0:NavWordReportXmlPart[1]/ns0:Item[1]/ns0:Sales_Line[1]/ns0:ShipmentDate_SalesLine[1]" w:storeItemID="{00000000-0000-0000-0000-000000000000}"/>
+                            <w:dataBinding w:prefixMappings="xmlns:ns0='urn:microsoft-dynamics-nav/reports/Inventory_Order_Details/708/'" w:xpath="/ns0:NavWordReportXmlPart[1]/ns0:Item[1]/ns0:Sales_Line[1]/ns0:ShipmentDate_SalesLine[1]" w:storeItemID="{00000000-0000-0000-0000-000000000000}"/>
                             <w15:color w:val="808080"/>
                             <w:text/>
                           </w:sdtPr>
@@ -1567,7 +1567,7 @@
                               <w:tcPr>
                                 <w:tcW w:w="1534" w:type="dxa"/>
                                 <w:tcBorders>
-                                  <w:bottom w:val="single" w:sz="4" w:space="0" w:color="F5F7F8"/>
+                                  <w:bottom w:val="single" w:color="F5F7F8" w:sz="4" w:space="0"/>
                                 </w:tcBorders>
                                 <w:vAlign w:val="center"/>
                               </w:tcPr>
@@ -1607,7 +1607,7 @@
                             <w:placeholder>
                               <w:docPart w:val="A57CCF5BBDAF47E4B8ADE0E52AEFF2A6"/>
                             </w:placeholder>
-                            <w:dataBinding w:prefixMappings="&lt;xmlns:ns0='urn:microsoft-dynamics-nav/reports/Inventory_Order_Details/708/' " w:xpath="/ns0:NavWordReportXmlPart[1]/ns0:Item[1]/ns0:Sales_Line[1]/ns0:Quantity_SalesLine[1]" w:storeItemID="{00000000-0000-0000-0000-000000000000}"/>
+                            <w:dataBinding w:prefixMappings="xmlns:ns0='urn:microsoft-dynamics-nav/reports/Inventory_Order_Details/708/'" w:xpath="/ns0:NavWordReportXmlPart[1]/ns0:Item[1]/ns0:Sales_Line[1]/ns0:Quantity_SalesLine[1]" w:storeItemID="{00000000-0000-0000-0000-000000000000}"/>
                             <w15:color w:val="808080"/>
                             <w:text/>
                           </w:sdtPr>
@@ -1617,7 +1617,7 @@
                               <w:tcPr>
                                 <w:tcW w:w="1242" w:type="dxa"/>
                                 <w:tcBorders>
-                                  <w:bottom w:val="single" w:sz="4" w:space="0" w:color="F5F7F8"/>
+                                  <w:bottom w:val="single" w:color="F5F7F8" w:sz="4" w:space="0"/>
                                 </w:tcBorders>
                                 <w:vAlign w:val="center"/>
                               </w:tcPr>
@@ -1658,7 +1658,7 @@
                             <w:placeholder>
                               <w:docPart w:val="A57CCF5BBDAF47E4B8ADE0E52AEFF2A6"/>
                             </w:placeholder>
-                            <w:dataBinding w:prefixMappings="&lt;xmlns:ns0='urn:microsoft-dynamics-nav/reports/Inventory_Order_Details/708/' " w:xpath="/ns0:NavWordReportXmlPart[1]/ns0:Item[1]/ns0:Sales_Line[1]/ns0:OutstandingQty_SalesLine[1]" w:storeItemID="{00000000-0000-0000-0000-000000000000}"/>
+                            <w:dataBinding w:prefixMappings="xmlns:ns0='urn:microsoft-dynamics-nav/reports/Inventory_Order_Details/708/'" w:xpath="/ns0:NavWordReportXmlPart[1]/ns0:Item[1]/ns0:Sales_Line[1]/ns0:OutstandingQty_SalesLine[1]" w:storeItemID="{00000000-0000-0000-0000-000000000000}"/>
                             <w15:color w:val="808080"/>
                             <w:text/>
                           </w:sdtPr>
@@ -1668,7 +1668,7 @@
                               <w:tcPr>
                                 <w:tcW w:w="1534" w:type="dxa"/>
                                 <w:tcBorders>
-                                  <w:bottom w:val="single" w:sz="4" w:space="0" w:color="F5F7F8"/>
+                                  <w:bottom w:val="single" w:color="F5F7F8" w:sz="4" w:space="0"/>
                                 </w:tcBorders>
                                 <w:vAlign w:val="center"/>
                               </w:tcPr>
@@ -1709,7 +1709,7 @@
                             <w:placeholder>
                               <w:docPart w:val="A57CCF5BBDAF47E4B8ADE0E52AEFF2A6"/>
                             </w:placeholder>
-                            <w:dataBinding w:prefixMappings="&lt;xmlns:ns0='urn:microsoft-dynamics-nav/reports/Inventory_Order_Details/708/' " w:xpath="/ns0:NavWordReportXmlPart[1]/ns0:Item[1]/ns0:Sales_Line[1]/ns0:BackOrderQty[1]" w:storeItemID="{00000000-0000-0000-0000-000000000000}"/>
+                            <w:dataBinding w:prefixMappings="xmlns:ns0='urn:microsoft-dynamics-nav/reports/Inventory_Order_Details/708/'" w:xpath="/ns0:NavWordReportXmlPart[1]/ns0:Item[1]/ns0:Sales_Line[1]/ns0:BackOrderQty[1]" w:storeItemID="{00000000-0000-0000-0000-000000000000}"/>
                             <w15:color w:val="808080"/>
                             <w:text/>
                           </w:sdtPr>
@@ -1719,7 +1719,7 @@
                               <w:tcPr>
                                 <w:tcW w:w="1358" w:type="dxa"/>
                                 <w:tcBorders>
-                                  <w:bottom w:val="single" w:sz="4" w:space="0" w:color="F5F7F8"/>
+                                  <w:bottom w:val="single" w:color="F5F7F8" w:sz="4" w:space="0"/>
                                 </w:tcBorders>
                                 <w:vAlign w:val="center"/>
                               </w:tcPr>
@@ -1760,7 +1760,7 @@
                             <w:placeholder>
                               <w:docPart w:val="A57CCF5BBDAF47E4B8ADE0E52AEFF2A6"/>
                             </w:placeholder>
-                            <w:dataBinding w:prefixMappings="&lt;xmlns:ns0='urn:microsoft-dynamics-nav/reports/Inventory_Order_Details/708/' " w:xpath="/ns0:NavWordReportXmlPart[1]/ns0:Item[1]/ns0:Sales_Line[1]/ns0:SalesLineUnitPrice[1]" w:storeItemID="{00000000-0000-0000-0000-000000000000}"/>
+                            <w:dataBinding w:prefixMappings="xmlns:ns0='urn:microsoft-dynamics-nav/reports/Inventory_Order_Details/708/'" w:xpath="/ns0:NavWordReportXmlPart[1]/ns0:Item[1]/ns0:Sales_Line[1]/ns0:SalesLineUnitPrice[1]" w:storeItemID="{00000000-0000-0000-0000-000000000000}"/>
                             <w15:color w:val="808080"/>
                             <w:text/>
                           </w:sdtPr>
@@ -1770,7 +1770,7 @@
                               <w:tcPr>
                                 <w:tcW w:w="2015" w:type="dxa"/>
                                 <w:tcBorders>
-                                  <w:bottom w:val="single" w:sz="4" w:space="0" w:color="F5F7F8"/>
+                                  <w:bottom w:val="single" w:color="F5F7F8" w:sz="4" w:space="0"/>
                                 </w:tcBorders>
                                 <w:vAlign w:val="center"/>
                               </w:tcPr>
@@ -1811,7 +1811,7 @@
                             <w:placeholder>
                               <w:docPart w:val="A57CCF5BBDAF47E4B8ADE0E52AEFF2A6"/>
                             </w:placeholder>
-                            <w:dataBinding w:prefixMappings="&lt;xmlns:ns0='urn:microsoft-dynamics-nav/reports/Inventory_Order_Details/708/' " w:xpath="/ns0:NavWordReportXmlPart[1]/ns0:Item[1]/ns0:Sales_Line[1]/ns0:SalesLineLineDiscount[1]" w:storeItemID="{00000000-0000-0000-0000-000000000000}"/>
+                            <w:dataBinding w:prefixMappings="xmlns:ns0='urn:microsoft-dynamics-nav/reports/Inventory_Order_Details/708/'" w:xpath="/ns0:NavWordReportXmlPart[1]/ns0:Item[1]/ns0:Sales_Line[1]/ns0:SalesLineLineDiscount[1]" w:storeItemID="{00000000-0000-0000-0000-000000000000}"/>
                             <w15:color w:val="808080"/>
                             <w:text/>
                           </w:sdtPr>
@@ -1821,7 +1821,7 @@
                               <w:tcPr>
                                 <w:tcW w:w="1183" w:type="dxa"/>
                                 <w:tcBorders>
-                                  <w:bottom w:val="single" w:sz="4" w:space="0" w:color="F5F7F8"/>
+                                  <w:bottom w:val="single" w:color="F5F7F8" w:sz="4" w:space="0"/>
                                 </w:tcBorders>
                                 <w:vAlign w:val="center"/>
                               </w:tcPr>
@@ -1862,7 +1862,7 @@
                             <w:placeholder>
                               <w:docPart w:val="A57CCF5BBDAF47E4B8ADE0E52AEFF2A6"/>
                             </w:placeholder>
-                            <w:dataBinding w:prefixMappings="&lt;xmlns:ns0='urn:microsoft-dynamics-nav/reports/Inventory_Order_Details/708/' " w:xpath="/ns0:NavWordReportXmlPart[1]/ns0:Item[1]/ns0:Sales_Line[1]/ns0:InvDiscountAmt_SalesLine[1]" w:storeItemID="{00000000-0000-0000-0000-000000000000}"/>
+                            <w:dataBinding w:prefixMappings="xmlns:ns0='urn:microsoft-dynamics-nav/reports/Inventory_Order_Details/708/'" w:xpath="/ns0:NavWordReportXmlPart[1]/ns0:Item[1]/ns0:Sales_Line[1]/ns0:InvDiscountAmt_SalesLine[1]" w:storeItemID="{00000000-0000-0000-0000-000000000000}"/>
                             <w15:color w:val="808080"/>
                             <w:text/>
                           </w:sdtPr>
@@ -1872,7 +1872,7 @@
                               <w:tcPr>
                                 <w:tcW w:w="1285" w:type="dxa"/>
                                 <w:tcBorders>
-                                  <w:bottom w:val="single" w:sz="4" w:space="0" w:color="F5F7F8"/>
+                                  <w:bottom w:val="single" w:color="F5F7F8" w:sz="4" w:space="0"/>
                                 </w:tcBorders>
                                 <w:vAlign w:val="center"/>
                               </w:tcPr>
@@ -1913,7 +1913,7 @@
                             <w:placeholder>
                               <w:docPart w:val="A57CCF5BBDAF47E4B8ADE0E52AEFF2A6"/>
                             </w:placeholder>
-                            <w:dataBinding w:prefixMappings="&lt;xmlns:ns0='urn:microsoft-dynamics-nav/reports/Inventory_Order_Details/708/' " w:xpath="/ns0:NavWordReportXmlPart[1]/ns0:Item[1]/ns0:Sales_Line[1]/ns0:OutstandingAmt1_SalesLine[1]" w:storeItemID="{00000000-0000-0000-0000-000000000000}"/>
+                            <w:dataBinding w:prefixMappings="xmlns:ns0='urn:microsoft-dynamics-nav/reports/Inventory_Order_Details/708/'" w:xpath="/ns0:NavWordReportXmlPart[1]/ns0:Item[1]/ns0:Sales_Line[1]/ns0:OutstandingAmt1_SalesLine[1]" w:storeItemID="{00000000-0000-0000-0000-000000000000}"/>
                             <w15:color w:val="808080"/>
                             <w:text/>
                           </w:sdtPr>
@@ -1923,7 +1923,7 @@
                               <w:tcPr>
                                 <w:tcW w:w="1767" w:type="dxa"/>
                                 <w:tcBorders>
-                                  <w:bottom w:val="single" w:sz="4" w:space="0" w:color="F5F7F8"/>
+                                  <w:bottom w:val="single" w:color="F5F7F8" w:sz="4" w:space="0"/>
                                 </w:tcBorders>
                                 <w:vAlign w:val="center"/>
                               </w:tcPr>
@@ -1964,8 +1964,8 @@
                     <w:cnfStyle w:val="001000000000" w:firstRow="0" w:lastRow="0" w:firstColumn="1" w:lastColumn="0" w:oddVBand="0" w:evenVBand="0" w:oddHBand="0" w:evenHBand="0" w:firstRowFirstColumn="0" w:firstRowLastColumn="0" w:lastRowFirstColumn="0" w:lastRowLastColumn="0"/>
                     <w:tcW w:w="1299" w:type="dxa"/>
                     <w:tcBorders>
-                      <w:top w:val="single" w:sz="4" w:space="0" w:color="000000"/>
-                      <w:bottom w:val="single" w:sz="8" w:space="0" w:color="000000"/>
+                      <w:top w:val="single" w:color="000000" w:sz="4" w:space="0"/>
+                      <w:bottom w:val="single" w:color="000000" w:sz="8" w:space="0"/>
                     </w:tcBorders>
                   </w:tcPr>
                   <w:p>
@@ -1995,7 +1995,7 @@
                     <w:placeholder>
                       <w:docPart w:val="A57CCF5BBDAF47E4B8ADE0E52AEFF2A6"/>
                     </w:placeholder>
-                    <w:dataBinding w:prefixMappings="&lt;xmlns:ns0='urn:microsoft-dynamics-nav/reports/Inventory_Order_Details/708/' " w:xpath="/ns0:NavWordReportXmlPart[1]/ns0:Item[1]/ns0:Description_Item[1]" w:storeItemID="{00000000-0000-0000-0000-000000000000}"/>
+                    <w:dataBinding w:prefixMappings="xmlns:ns0='urn:microsoft-dynamics-nav/reports/Inventory_Order_Details/708/'" w:xpath="/ns0:NavWordReportXmlPart[1]/ns0:Item[1]/ns0:Description_Item[1]" w:storeItemID="{00000000-0000-0000-0000-000000000000}"/>
                     <w15:color w:val="808080"/>
                     <w:text/>
                   </w:sdtPr>
@@ -2005,8 +2005,8 @@
                       <w:tcPr>
                         <w:tcW w:w="2381" w:type="dxa"/>
                         <w:tcBorders>
-                          <w:top w:val="single" w:sz="4" w:space="0" w:color="000000"/>
-                          <w:bottom w:val="single" w:sz="8" w:space="0" w:color="000000"/>
+                          <w:top w:val="single" w:color="000000" w:sz="4" w:space="0"/>
+                          <w:bottom w:val="single" w:color="000000" w:sz="8" w:space="0"/>
                         </w:tcBorders>
                         <w:vAlign w:val="center"/>
                       </w:tcPr>
@@ -2039,8 +2039,8 @@
                   <w:tcPr>
                     <w:tcW w:w="1534" w:type="dxa"/>
                     <w:tcBorders>
-                      <w:top w:val="single" w:sz="4" w:space="0" w:color="000000"/>
-                      <w:bottom w:val="single" w:sz="8" w:space="0" w:color="000000"/>
+                      <w:top w:val="single" w:color="000000" w:sz="4" w:space="0"/>
+                      <w:bottom w:val="single" w:color="000000" w:sz="8" w:space="0"/>
                     </w:tcBorders>
                   </w:tcPr>
                   <w:p>
@@ -2060,8 +2060,8 @@
                   <w:tcPr>
                     <w:tcW w:w="1242" w:type="dxa"/>
                     <w:tcBorders>
-                      <w:top w:val="single" w:sz="4" w:space="0" w:color="000000"/>
-                      <w:bottom w:val="single" w:sz="8" w:space="0" w:color="000000"/>
+                      <w:top w:val="single" w:color="000000" w:sz="4" w:space="0"/>
+                      <w:bottom w:val="single" w:color="000000" w:sz="8" w:space="0"/>
                     </w:tcBorders>
                   </w:tcPr>
                   <w:p>
@@ -2090,7 +2090,7 @@
                     <w:placeholder>
                       <w:docPart w:val="A57CCF5BBDAF47E4B8ADE0E52AEFF2A6"/>
                     </w:placeholder>
-                    <w:dataBinding w:prefixMappings="&lt;xmlns:ns0='urn:microsoft-dynamics-nav/reports/Inventory_Order_Details/708/' " w:xpath="/ns0:NavWordReportXmlPart[1]/ns0:Item[1]/ns0:SubTotals[1]/ns0:SubTotals_OutstandingQty[1]" w:storeItemID="{00000000-0000-0000-0000-000000000000}"/>
+                    <w:dataBinding w:prefixMappings="xmlns:ns0='urn:microsoft-dynamics-nav/reports/Inventory_Order_Details/708/'" w:xpath="/ns0:NavWordReportXmlPart[1]/ns0:Item[1]/ns0:SubTotals[1]/ns0:SubTotals_OutstandingQty[1]" w:storeItemID="{00000000-0000-0000-0000-000000000000}"/>
                     <w15:color w:val="808080"/>
                     <w:text/>
                   </w:sdtPr>
@@ -2100,8 +2100,8 @@
                       <w:tcPr>
                         <w:tcW w:w="1534" w:type="dxa"/>
                         <w:tcBorders>
-                          <w:top w:val="single" w:sz="4" w:space="0" w:color="000000"/>
-                          <w:bottom w:val="single" w:sz="8" w:space="0" w:color="000000"/>
+                          <w:top w:val="single" w:color="000000" w:sz="4" w:space="0"/>
+                          <w:bottom w:val="single" w:color="000000" w:sz="8" w:space="0"/>
                         </w:tcBorders>
                         <w:vAlign w:val="center"/>
                       </w:tcPr>
@@ -2144,7 +2144,7 @@
                     <w:placeholder>
                       <w:docPart w:val="A57CCF5BBDAF47E4B8ADE0E52AEFF2A6"/>
                     </w:placeholder>
-                    <w:dataBinding w:prefixMappings="&lt;xmlns:ns0='urn:microsoft-dynamics-nav/reports/Inventory_Order_Details/708/' " w:xpath="/ns0:NavWordReportXmlPart[1]/ns0:Item[1]/ns0:SubTotals[1]/ns0:SubTotals_BackOrderQty[1]" w:storeItemID="{00000000-0000-0000-0000-000000000000}"/>
+                    <w:dataBinding w:prefixMappings="xmlns:ns0='urn:microsoft-dynamics-nav/reports/Inventory_Order_Details/708/'" w:xpath="/ns0:NavWordReportXmlPart[1]/ns0:Item[1]/ns0:SubTotals[1]/ns0:SubTotals_BackOrderQty[1]" w:storeItemID="{00000000-0000-0000-0000-000000000000}"/>
                     <w15:color w:val="808080"/>
                     <w:text/>
                   </w:sdtPr>
@@ -2154,8 +2154,8 @@
                       <w:tcPr>
                         <w:tcW w:w="1358" w:type="dxa"/>
                         <w:tcBorders>
-                          <w:top w:val="single" w:sz="4" w:space="0" w:color="000000"/>
-                          <w:bottom w:val="single" w:sz="8" w:space="0" w:color="000000"/>
+                          <w:top w:val="single" w:color="000000" w:sz="4" w:space="0"/>
+                          <w:bottom w:val="single" w:color="000000" w:sz="8" w:space="0"/>
                         </w:tcBorders>
                         <w:vAlign w:val="center"/>
                       </w:tcPr>
@@ -2189,8 +2189,8 @@
                   <w:tcPr>
                     <w:tcW w:w="2015" w:type="dxa"/>
                     <w:tcBorders>
-                      <w:top w:val="single" w:sz="4" w:space="0" w:color="000000"/>
-                      <w:bottom w:val="single" w:sz="8" w:space="0" w:color="000000"/>
+                      <w:top w:val="single" w:color="000000" w:sz="4" w:space="0"/>
+                      <w:bottom w:val="single" w:color="000000" w:sz="8" w:space="0"/>
                     </w:tcBorders>
                     <w:vAlign w:val="center"/>
                   </w:tcPr>
@@ -2211,8 +2211,8 @@
                   <w:tcPr>
                     <w:tcW w:w="1183" w:type="dxa"/>
                     <w:tcBorders>
-                      <w:top w:val="single" w:sz="4" w:space="0" w:color="000000"/>
-                      <w:bottom w:val="single" w:sz="8" w:space="0" w:color="000000"/>
+                      <w:top w:val="single" w:color="000000" w:sz="4" w:space="0"/>
+                      <w:bottom w:val="single" w:color="000000" w:sz="8" w:space="0"/>
                     </w:tcBorders>
                     <w:vAlign w:val="center"/>
                   </w:tcPr>
@@ -2233,8 +2233,8 @@
                   <w:tcPr>
                     <w:tcW w:w="1285" w:type="dxa"/>
                     <w:tcBorders>
-                      <w:top w:val="single" w:sz="4" w:space="0" w:color="000000"/>
-                      <w:bottom w:val="single" w:sz="8" w:space="0" w:color="000000"/>
+                      <w:top w:val="single" w:color="000000" w:sz="4" w:space="0"/>
+                      <w:bottom w:val="single" w:color="000000" w:sz="8" w:space="0"/>
                     </w:tcBorders>
                     <w:vAlign w:val="center"/>
                   </w:tcPr>
@@ -2264,7 +2264,7 @@
                     <w:placeholder>
                       <w:docPart w:val="A57CCF5BBDAF47E4B8ADE0E52AEFF2A6"/>
                     </w:placeholder>
-                    <w:dataBinding w:prefixMappings="&lt;xmlns:ns0='urn:microsoft-dynamics-nav/reports/Inventory_Order_Details/708/' " w:xpath="/ns0:NavWordReportXmlPart[1]/ns0:Item[1]/ns0:SubTotals[1]/ns0:SubTotals_OutstandingAmt[1]" w:storeItemID="{00000000-0000-0000-0000-000000000000}"/>
+                    <w:dataBinding w:prefixMappings="xmlns:ns0='urn:microsoft-dynamics-nav/reports/Inventory_Order_Details/708/'" w:xpath="/ns0:NavWordReportXmlPart[1]/ns0:Item[1]/ns0:SubTotals[1]/ns0:SubTotals_OutstandingAmt[1]" w:storeItemID="{00000000-0000-0000-0000-000000000000}"/>
                     <w15:color w:val="808080"/>
                     <w:text/>
                   </w:sdtPr>
@@ -2274,8 +2274,8 @@
                       <w:tcPr>
                         <w:tcW w:w="1767" w:type="dxa"/>
                         <w:tcBorders>
-                          <w:top w:val="single" w:sz="4" w:space="0" w:color="000000"/>
-                          <w:bottom w:val="single" w:sz="8" w:space="0" w:color="000000"/>
+                          <w:top w:val="single" w:color="000000" w:sz="4" w:space="0"/>
+                          <w:bottom w:val="single" w:color="000000" w:sz="8" w:space="0"/>
                         </w:tcBorders>
                         <w:vAlign w:val="center"/>
                       </w:tcPr>
@@ -2311,7 +2311,7 @@
           <w:sdt>
             <w:sdtPr>
               <w:rPr>
-                <w:rFonts w:ascii="Segoe UI Semibold" w:eastAsiaTheme="majorEastAsia" w:hAnsi="Segoe UI Semibold" w:cs="Segoe UI Semibold"/>
+                <w:rFonts w:ascii="Segoe UI Semibold" w:hAnsi="Segoe UI Semibold" w:cs="Segoe UI Semibold" w:eastAsiaTheme="majorEastAsia"/>
                 <w:b w:val="0"/>
                 <w:bCs w:val="0"/>
                 <w:color w:val="0F4761" w:themeColor="accent1" w:themeShade="BF"/>
@@ -2335,14 +2335,14 @@
             <w:sdtContent>
               <w:tr>
                 <w:trPr>
-                  <w:trHeight w:hRule="exact" w:val="20"/>
+                  <w:trHeight w:val="20" w:hRule="exact"/>
                 </w:trPr>
                 <w:tc>
                   <w:tcPr>
                     <w:cnfStyle w:val="001000000000" w:firstRow="0" w:lastRow="0" w:firstColumn="1" w:lastColumn="0" w:oddVBand="0" w:evenVBand="0" w:oddHBand="0" w:evenHBand="0" w:firstRowFirstColumn="0" w:firstRowLastColumn="0" w:lastRowFirstColumn="0" w:lastRowLastColumn="0"/>
                     <w:tcW w:w="1299" w:type="dxa"/>
                     <w:tcBorders>
-                      <w:top w:val="single" w:sz="4" w:space="0" w:color="000000"/>
+                      <w:top w:val="single" w:color="000000" w:sz="4" w:space="0"/>
                     </w:tcBorders>
                   </w:tcPr>
                   <w:p>
@@ -2359,7 +2359,7 @@
                   <w:tcPr>
                     <w:tcW w:w="2381" w:type="dxa"/>
                     <w:tcBorders>
-                      <w:top w:val="single" w:sz="4" w:space="0" w:color="000000"/>
+                      <w:top w:val="single" w:color="000000" w:sz="4" w:space="0"/>
                     </w:tcBorders>
                   </w:tcPr>
                   <w:p>
@@ -2377,7 +2377,7 @@
                   <w:tcPr>
                     <w:tcW w:w="1534" w:type="dxa"/>
                     <w:tcBorders>
-                      <w:top w:val="single" w:sz="4" w:space="0" w:color="000000"/>
+                      <w:top w:val="single" w:color="000000" w:sz="4" w:space="0"/>
                     </w:tcBorders>
                   </w:tcPr>
                   <w:p>
@@ -2395,7 +2395,7 @@
                   <w:tcPr>
                     <w:tcW w:w="1242" w:type="dxa"/>
                     <w:tcBorders>
-                      <w:top w:val="single" w:sz="4" w:space="0" w:color="000000"/>
+                      <w:top w:val="single" w:color="000000" w:sz="4" w:space="0"/>
                     </w:tcBorders>
                   </w:tcPr>
                   <w:p>
@@ -2413,7 +2413,7 @@
                   <w:tcPr>
                     <w:tcW w:w="1534" w:type="dxa"/>
                     <w:tcBorders>
-                      <w:top w:val="single" w:sz="4" w:space="0" w:color="000000"/>
+                      <w:top w:val="single" w:color="000000" w:sz="4" w:space="0"/>
                     </w:tcBorders>
                   </w:tcPr>
                   <w:p>
@@ -2431,7 +2431,7 @@
                   <w:tcPr>
                     <w:tcW w:w="1358" w:type="dxa"/>
                     <w:tcBorders>
-                      <w:top w:val="single" w:sz="4" w:space="0" w:color="000000"/>
+                      <w:top w:val="single" w:color="000000" w:sz="4" w:space="0"/>
                     </w:tcBorders>
                   </w:tcPr>
                   <w:p>
@@ -2449,7 +2449,7 @@
                   <w:tcPr>
                     <w:tcW w:w="2015" w:type="dxa"/>
                     <w:tcBorders>
-                      <w:top w:val="single" w:sz="4" w:space="0" w:color="000000"/>
+                      <w:top w:val="single" w:color="000000" w:sz="4" w:space="0"/>
                     </w:tcBorders>
                   </w:tcPr>
                   <w:p>
@@ -2467,7 +2467,7 @@
                   <w:tcPr>
                     <w:tcW w:w="1183" w:type="dxa"/>
                     <w:tcBorders>
-                      <w:top w:val="single" w:sz="4" w:space="0" w:color="000000"/>
+                      <w:top w:val="single" w:color="000000" w:sz="4" w:space="0"/>
                     </w:tcBorders>
                   </w:tcPr>
                   <w:p>
@@ -2485,7 +2485,7 @@
                   <w:tcPr>
                     <w:tcW w:w="1285" w:type="dxa"/>
                     <w:tcBorders>
-                      <w:top w:val="single" w:sz="4" w:space="0" w:color="000000"/>
+                      <w:top w:val="single" w:color="000000" w:sz="4" w:space="0"/>
                     </w:tcBorders>
                   </w:tcPr>
                   <w:p>
@@ -2503,7 +2503,7 @@
                   <w:tcPr>
                     <w:tcW w:w="1767" w:type="dxa"/>
                     <w:tcBorders>
-                      <w:top w:val="single" w:sz="4" w:space="0" w:color="000000"/>
+                      <w:top w:val="single" w:color="000000" w:sz="4" w:space="0"/>
                     </w:tcBorders>
                   </w:tcPr>
                   <w:p>
@@ -2548,12 +2548,12 @@
         <w:tblOverlap w:val="never"/>
         <w:tblW w:w="15595" w:type="dxa"/>
         <w:tblBorders>
-          <w:top w:val="single" w:sz="4" w:space="0" w:color="000000"/>
-          <w:left w:val="none" w:sz="0" w:space="0" w:color="auto"/>
-          <w:bottom w:val="single" w:sz="8" w:space="0" w:color="000000"/>
-          <w:right w:val="none" w:sz="0" w:space="0" w:color="auto"/>
-          <w:insideH w:val="none" w:sz="0" w:space="0" w:color="auto"/>
-          <w:insideV w:val="none" w:sz="0" w:space="0" w:color="auto"/>
+          <w:top w:val="single" w:color="000000" w:sz="4" w:space="0"/>
+          <w:left w:val="none" w:color="auto" w:sz="0" w:space="0"/>
+          <w:bottom w:val="single" w:color="000000" w:sz="8" w:space="0"/>
+          <w:right w:val="none" w:color="auto" w:sz="0" w:space="0"/>
+          <w:insideH w:val="none" w:color="auto" w:sz="0" w:space="0"/>
+          <w:insideV w:val="none" w:color="auto" w:sz="0" w:space="0"/>
         </w:tblBorders>
         <w:tblLayout w:type="fixed"/>
         <w:tblLook w:val="04A0" w:firstRow="1" w:lastRow="0" w:firstColumn="1" w:lastColumn="0" w:noHBand="0" w:noVBand="1"/>
@@ -2732,7 +2732,7 @@
             <w:placeholder>
               <w:docPart w:val="3624CEEC5788440B9D8EED4C97018A02"/>
             </w:placeholder>
-            <w:dataBinding w:prefixMappings="&lt;xmlns:ns0='urn:microsoft-dynamics-nav/reports/Inventory_Order_Details/708/' " w:xpath="/ns0:NavWordReportXmlPart[1]/ns0:Totals[1]/ns0:Totals_OutstandingAmt[1]" w:storeItemID="{BD0AD12E-8658-489D-9919-DB6A9B0BB85F}"/>
+            <w:dataBinding w:prefixMappings="xmlns:ns0='urn:microsoft-dynamics-nav/reports/Inventory_Order_Details/708/'" w:xpath="/ns0:NavWordReportXmlPart[1]/ns0:Totals[1]/ns0:Totals_OutstandingAmt[1]" w:storeItemID="{BD0AD12E-8658-489D-9919-DB6A9B0BB85F}"/>
             <w:text/>
           </w:sdtPr>
           <w:sdtEndPr/>
@@ -4595,7 +4595,9 @@
 </we:webextension>
 </file>
 
-<file path=customXml/item1.xml>��< ? x m l   v e r s i o n = " 1 . 0 "   e n c o d i n g = " u t f - 1 6 " ? > < N a v W o r d R e p o r t X m l P a r t   x m l n s = " u r n : m i c r o s o f t - d y n a m i c s - b u s i n e s s c e n t r a l / i n t e r n a l / e x t e n d e d / r e p o r t s / I n v e n t o r y _ O r d e r _ D e t a i l s / 7 0 8 / " > +<file path=customXml/item1.xml>��< ? x m l   v e r s i o n = " 1 . 0 "   e n c o d i n g = " u t f - 1 6 " ? > + 
+ < N a v W o r d R e p o r t X m l P a r t   x m l n s = " u r n : m i c r o s o f t - d y n a m i c s - b u s i n e s s c e n t r a l / i n t e r n a l / e x t e n d e d / r e p o r t s / I n v e n t o r y _ O r d e r _ D e t a i l s / 7 0 8 / " >   
      < B C R e p o r t I n f o r m a t i o n >   
@@ -4613,6 +4615,8 @@
  
              < R e p o r t N a m e > R e p o r t   N a m e < / R e p o r t N a m e >   
+             < R e p o r t C a p t i o n > R e p o r t   C a p t i o n < / R e p o r t C a p t i o n > + 
              < A b o u t T h i s R e p o r t T i t l e > A b o u t   T h i s   R e p o r t   T i t l e < / A b o u t T h i s R e p o r t T i t l e >   
              < A b o u t T h i s R e p o r t T e x t > A b o u t   T h i s   R e p o r t   T e x t < / A b o u t T h i s R e p o r t T e x t > @@ -4659,6 +4663,84 @@
  
          < / R e p o r t R e q u e s t >   
+         < C o m p a n y M e t a d a t a > + 
+             < C o m p a n y N a m e > C o m p a n y   N a m e < / C o m p a n y N a m e > + 
+             < C o m p a n y D i s p l a y N a m e > C o m p a n y   D i s p l a y   N a m e < / C o m p a n y D i s p l a y N a m e > + 
+             < C o m p a n y A d d r e s s L i n e s > + 
+                 < C o m p a n y A d d r e s s L i n e 1 > C o m p a n y   A d d r e s s   L i n e   1 < / C o m p a n y A d d r e s s L i n e 1 > + 
+                 < C o m p a n y A d d r e s s L i n e 2 > C o m p a n y   A d d r e s s   L i n e   2 < / C o m p a n y A d d r e s s L i n e 2 > + 
+                 < C o m p a n y A d d r e s s L i n e 3 > C o m p a n y   A d d r e s s   L i n e   3 < / C o m p a n y A d d r e s s L i n e 3 > + 
+                 < C o m p a n y A d d r e s s L i n e 4 > C o m p a n y   A d d r e s s   L i n e   4 < / C o m p a n y A d d r e s s L i n e 4 > + 
+                 < C o m p a n y A d d r e s s L i n e 5 > C o m p a n y   A d d r e s s   L i n e   5 < / C o m p a n y A d d r e s s L i n e 5 > + 
+                 < C o m p a n y A d d r e s s L i n e 6 > C o m p a n y   A d d r e s s   L i n e   6 < / C o m p a n y A d d r e s s L i n e 6 > + 
+                 < C o m p a n y A d d r e s s L i n e 7 > C o m p a n y   A d d r e s s   L i n e   7 < / C o m p a n y A d d r e s s L i n e 7 > + 
+                 < C o m p a n y A d d r e s s L i n e 8 > C o m p a n y   A d d r e s s   L i n e   8 < / C o m p a n y A d d r e s s L i n e 8 > + 
+             < / C o m p a n y A d d r e s s L i n e s > + 
+             < C o m p a n y P h o n e > C o m p a n y   P h o n e < / C o m p a n y P h o n e > + 
+             < C o m p a n y P h o n e C a p t i o n > C o m p a n y   P h o n e   C a p t i o n < / C o m p a n y P h o n e C a p t i o n > + 
+             < C o m p a n y F a x N o > C o m p a n y   F a x   N o . < / C o m p a n y F a x N o > + 
+             < C o m p a n y F a x N o C a p t i o n > C o m p a n y   F a x   N o .   C a p t i o n < / C o m p a n y F a x N o C a p t i o n > + 
+             < C o m p a n y E m a i l > C o m p a n y   E m a i l < / C o m p a n y E m a i l > + 
+             < C o m p a n y E m a i l C a p t i o n > C o m p a n y   E m a i l   C a p t i o n < / C o m p a n y E m a i l C a p t i o n > + 
+             < C o m p a n y H o m e P a g e > C o m p a n y   H o m e   P a g e < / C o m p a n y H o m e P a g e > + 
+             < C o m p a n y H o m e P a g e C a p t i o n > C o m p a n y   H o m e   P a g e   C a p t i o n < / C o m p a n y H o m e P a g e C a p t i o n > + 
+             < C o m p a n y L o g o > C o m p a n y   L o g o < / C o m p a n y L o g o > + 
+             < C o m p a n y V A T R e g i s t r a t i o n N o > C o m p a n y   V A T   R e g i s t r a t i o n   N o . < / C o m p a n y V A T R e g i s t r a t i o n N o > + 
+             < C o m p a n y V A T R e g i s t r a t i o n N o C a p t i o n > C o m p a n y   V A T   R e g i s t r a t i o n   N o .   C a p t i o n < / C o m p a n y V A T R e g i s t r a t i o n N o C a p t i o n > + 
+             < C o m p a n y R e g i s t r a t i o n N o > C o m p a n y   R e g i s t r a t i o n   N o . < / C o m p a n y R e g i s t r a t i o n N o > + 
+             < C o m p a n y R e g i s t r a t i o n N o C a p t i o n > C o m p a n y   R e g i s t r a t i o n   N o .   C a p t i o n < / C o m p a n y R e g i s t r a t i o n N o C a p t i o n > + 
+             < C o m p a n y B a n k N a m e > C o m p a n y   B a n k   N a m e < / C o m p a n y B a n k N a m e > + 
+             < C o m p a n y B a n k N a m e C a p t i o n > C o m p a n y   B a n k   N a m e   C a p t i o n < / C o m p a n y B a n k N a m e C a p t i o n > + 
+             < C o m p a n y B a n k A c c o u n t N o > C o m p a n y   B a n k   A c c o u n t   N o . < / C o m p a n y B a n k A c c o u n t N o > + 
+             < C o m p a n y B a n k A c c o u n t N o C a p t i o n > C o m p a n y   B a n k   A c c o u n t   N o .   C a p t i o n < / C o m p a n y B a n k A c c o u n t N o C a p t i o n > + 
+             < C o m p a n y B a n k B r a n c h N o > C o m p a n y   B a n k   B r a n c h   N o . < / C o m p a n y B a n k B r a n c h N o > + 
+             < C o m p a n y B a n k B r a n c h N o C a p t i o n > C o m p a n y   B a n k   B r a n c h   N o .   C a p t i o n < / C o m p a n y B a n k B r a n c h N o C a p t i o n > + 
+             < C o m p a n y I B A N > C o m p a n y   I B A N < / C o m p a n y I B A N > + 
+             < C o m p a n y I B A N C a p t i o n > C o m p a n y   I B A N   C a p t i o n < / C o m p a n y I B A N C a p t i o n > + 
+             < C o m p a n y B a n k S W I F T > C o m p a n y   B a n k   S W I F T < / C o m p a n y B a n k S W I F T > + 
+             < C o m p a n y B a n k S W I F T C a p t i o n > C o m p a n y   B a n k   S W I F T   C a p t i o n < / C o m p a n y B a n k S W I F T C a p t i o n > + 
+             < C o m p a n y G i r o N o > C o m p a n y   G i r o   N o . < / C o m p a n y G i r o N o > + 
+             < C o m p a n y G i r o N o C a p t i o n > C o m p a n y   G i r o   N o .   C a p t i o n < / C o m p a n y G i r o N o C a p t i o n > + 
+         < / C o m p a n y M e t a d a t a > + 
      < / B C R e p o r t I n f o r m a t i o n >   
      < L a b e l s > @@ -4719,59 +4801,133 @@
  
      < / L a b e l s >   
-     < T o o l t i p s / > +     < T o o l t i p s > + 
+         < T o o l t i p   c o l u m n = " N o _ I t e m "   E l e m e n t I d = " 1 5 4 7 7 6 9 6 5 4 " > + 
+             < T o o l t i p T e x t   l a n g = " e n - U S " > S p e c i f i e s   t h e   n u m b e r   o f   t h e   i t e m . < / T o o l t i p T e x t > + 
+         < / T o o l t i p > + 
+         < T o o l t i p   c o l u m n = " D e s c r i p t i o n _ I t e m "   E l e m e n t I d = " 1 5 2 9 8 3 2 4 7 3 " > + 
+             < T o o l t i p T e x t   l a n g = " e n - U S " > S p e c i f i e s   a   d e s c r i p t i o n   o f   t h e   i t e m . < / T o o l t i p T e x t > + 
+         < / T o o l t i p > + 
+         < T o o l t i p   c o l u m n = " I n v e n t o r y P o s t i n g G r o u p _ I t e m "   E l e m e n t I d = " 1 5 4 2 7 8 2 7 4 6 " > + 
+             < T o o l t i p T e x t   l a n g = " e n - U S " > S p e c i f i e s   l i n k s   b e t w e e n   b u s i n e s s   t r a n s a c t i o n s   m a d e   f o r   t h e   i t e m   a n d   a n   i n v e n t o r y   a c c o u n t   i n   t h e   g e n e r a l   l e d g e r ,   t o   g r o u p   a m o u n t s   f o r   t h a t   i t e m   t y p e . < / T o o l t i p T e x t > + 
+         < / T o o l t i p > + 
+         < T o o l t i p   c o l u m n = " A s s e m b l y B O M _ I t e m "   E l e m e n t I d = " 1 5 8 1 6 0 3 2 1 " > + 
+             < T o o l t i p T e x t   l a n g = " e n - U S " > S p e c i f i e s   i f   t h e   i t e m   i s   a n   a s s e m b l y   B O M . < / T o o l t i p T e x t > + 
+         < / T o o l t i p > + 
+         < T o o l t i p   c o l u m n = " S a l e s L i n e D o c u m e n t N o "   E l e m e n t I d = " 9 6 0 1 9 2 7 4 1 " > + 
+             < T o o l t i p T e x t   l a n g = " e n - U S " > S p e c i f i e s   t h e   d o c u m e n t   n u m b e r . < / T o o l t i p T e x t > + 
+         < / T o o l t i p > + 
+         < T o o l t i p   c o l u m n = " S a l e s H e a d e r B i l l t o N a m e "   E l e m e n t I d = " 1 8 0 9 8 4 3 8 0 3 " > + 
+             < T o o l t i p T e x t   l a n g = " e n - U S " > S p e c i f i e s   t h e   n a m e   o f   t h e   c u s t o m e r   t h a t   y o u   s e n d   o r   s e n t   t h e   i n v o i c e   o r   c r e d i t   m e m o   t o . < / T o o l t i p T e x t > + 
+         < / T o o l t i p > + 
+         < T o o l t i p   c o l u m n = " Q u a n t i t y _ S a l e s L i n e "   E l e m e n t I d = " 1 8 3 2 0 3 6 8 9 5 " > + 
+             < T o o l t i p T e x t   l a n g = " e n - U S " > S p e c i f i e s   h o w   m a n y   u n i t s   a r e   b e i n g   s o l d . < / T o o l t i p T e x t > + 
+         < / T o o l t i p > + 
+         < T o o l t i p   c o l u m n = " O u t s t a n d i n g Q t y _ S a l e s L i n e "   E l e m e n t I d = " 2 8 1 5 9 1 0 4 6 " > + 
+             < T o o l t i p T e x t   l a n g = " e n - U S " > S p e c i f i e s   h o w   m a n y   u n i t s   o n   t h e   o r d e r   l i n e   h a v e   n o t   y e t   b e e n   s h i p p e d . < / T o o l t i p T e x t > + 
+         < / T o o l t i p > + 
+         < T o o l t i p   c o l u m n = " S a l e s L i n e U n i t P r i c e "   E l e m e n t I d = " 6 6 0 6 7 3 6 2 4 " > + 
+             < T o o l t i p T e x t   l a n g = " e n - U S " > S p e c i f i e s   t h e   p r i c e   f o r   o n e   u n i t   o n   t h e   s a l e s   l i n e . < / T o o l t i p T e x t > + 
+         < / T o o l t i p > + 
+         < T o o l t i p   c o l u m n = " S a l e s L i n e L i n e D i s c o u n t "   E l e m e n t I d = " 6 9 9 3 2 0 0 8 0 " > + 
+             < T o o l t i p T e x t   l a n g = " e n - U S " > S p e c i f i e s   t h e   d i s c o u n t   p e r c e n t a g e   t h a t   i s   g r a n t e d   f o r   t h e   i t e m   o n   t h e   l i n e . < / T o o l t i p T e x t > + 
+         < / T o o l t i p > + 
+         < T o o l t i p   c o l u m n = " I n v D i s c o u n t A m t _ S a l e s L i n e "   E l e m e n t I d = " 1 0 8 4 5 3 8 1 6 0 " > + 
+             < T o o l t i p T e x t   l a n g = " e n - U S " > S p e c i f i e s   t h e   i n v o i c e   d i s c o u n t   a m o u n t   f o r   t h e   l i n e . < / T o o l t i p T e x t > + 
+         < / T o o l t i p > + 
+         < T o o l t i p   c o l u m n = " S a l e s L i n e D e s c r i p t i o n "   E l e m e n t I d = " 7 8 7 3 4 2 2 0 3 " > + 
+             < T o o l t i p T e x t   l a n g = " e n - U S " > S p e c i f i e s   a   d e s c r i p t i o n   o f   t h e   e n t r y   o f   t h e   p r o d u c t   t o   b e   s o l d .   T o   a d d   a   n o n - t r a n s a c t i o n a l   t e x t   l i n e ,   f i l l   i n   t h e   D e s c r i p t i o n   f i e l d   o n l y . < / T o o l t i p T e x t > + 
+         < / T o o l t i p > + 
+     < / T o o l t i p s >   
      < I t e m   E l e m e n t T y p e = " D a t a I t e m "   E l e m e n t I d = " 1 1 2 8 8 3 0 2 4 8 " >   
          < A s s e m b l y B O M _ I t e m   E l e m e n t T y p e = " C o l u m n "   E l e m e n t I d = " 1 5 8 1 6 0 3 2 1 "   D a t a T y p e = " B o o l e a n " > A s s e m b l y B O M _ I t e m < / A s s e m b l y B O M _ I t e m >   
-         < B a c k O r d e r Q t y C a p t i o n   E l e m e n t T y p e = " C o l u m n "   E l e m e n t I d = " 7 6 5 1 5 4 2 3 0 "   D a t a T y p e = " T e x t C o n s t " > B a c k O r d e r Q t y C a p t i o n < / B a c k O r d e r Q t y C a p t i o n > - 
-         < B i n F i l t e r _ I t e m   E l e m e n t T y p e = " C o l u m n "   E l e m e n t I d = " 1 3 0 7 8 3 3 3 3 8 "   D a t a T y p e = " C o d e " > B i n F i l t e r _ I t e m < / B i n F i l t e r _ I t e m > - 
-         < C o m p a n y N a m e   E l e m e n t T y p e = " C o l u m n "   E l e m e n t I d = " 1 5 9 5 4 7 7 3 9 5 "   D a t a T y p e = " S t r i n g " > C o m p a n y N a m e < / C o m p a n y N a m e > - 
-         < C u r r R e p o r t P a g e N o C a p t i o n   E l e m e n t T y p e = " C o l u m n "   E l e m e n t I d = " 2 0 2 2 2 2 5 3 5 1 "   D a t a T y p e = " T e x t C o n s t " > C u r r R e p o r t P a g e N o C a p t i o n < / C u r r R e p o r t P a g e N o C a p t i o n > +         < B a c k O r d e r Q t y C a p t i o n   E l e m e n t T y p e = " C o l u m n "   E l e m e n t I d = " 7 6 5 1 5 4 2 3 0 "   D a t a T y p e = " L a b e l "   O b s o l e t e S t a t e = " P e n d i n g " > B a c k O r d e r Q t y C a p t i o n < / B a c k O r d e r Q t y C a p t i o n > + 
+         < B i n F i l t e r _ I t e m   E l e m e n t T y p e = " C o l u m n "   E l e m e n t I d = " 1 3 0 7 8 3 3 3 3 8 "   D a t a T y p e = " C o d e "   O b s o l e t e S t a t e = " P e n d i n g " > B i n F i l t e r _ I t e m < / B i n F i l t e r _ I t e m > + 
+         < C o m p a n y N a m e   E l e m e n t T y p e = " C o l u m n "   E l e m e n t I d = " 1 5 9 5 4 7 7 3 9 5 "   D a t a T y p e = " S t r i n g "   O b s o l e t e S t a t e = " P e n d i n g " > C o m p a n y N a m e < / C o m p a n y N a m e > + 
+         < C u r r R e p o r t P a g e N o C a p t i o n   E l e m e n t T y p e = " C o l u m n "   E l e m e n t I d = " 2 0 2 2 2 2 5 3 5 1 "   D a t a T y p e = " L a b e l "   O b s o l e t e S t a t e = " P e n d i n g " > C u r r R e p o r t P a g e N o C a p t i o n < / C u r r R e p o r t P a g e N o C a p t i o n >   
          < D e s c r i p t i o n _ I t e m   E l e m e n t T y p e = " C o l u m n "   E l e m e n t I d = " 1 5 2 9 8 3 2 4 7 3 "   D a t a T y p e = " T e x t " > D e s c r i p t i o n _ I t e m < / D e s c r i p t i o n _ I t e m >   
-         < G l o b a l D i m 1 F i l t e r _ I t e m   E l e m e n t T y p e = " C o l u m n "   E l e m e n t I d = " 8 2 6 3 5 2 8 3 7 "   D a t a T y p e = " C o d e " > G l o b a l D i m 1 F i l t e r _ I t e m < / G l o b a l D i m 1 F i l t e r _ I t e m > - 
-         < G l o b a l D i m 2 F i l t e r _ I t e m   E l e m e n t T y p e = " C o l u m n "   E l e m e n t I d = " 1 4 9 2 3 7 1 7 5 0 "   D a t a T y p e = " C o d e " > G l o b a l D i m 2 F i l t e r _ I t e m < / G l o b a l D i m 2 F i l t e r _ I t e m > +         < G l o b a l D i m 1 F i l t e r _ I t e m   E l e m e n t T y p e = " C o l u m n "   E l e m e n t I d = " 8 2 6 3 5 2 8 3 7 "   D a t a T y p e = " C o d e "   O b s o l e t e S t a t e = " P e n d i n g " > G l o b a l D i m 1 F i l t e r _ I t e m < / G l o b a l D i m 1 F i l t e r _ I t e m > + 
+         < G l o b a l D i m 2 F i l t e r _ I t e m   E l e m e n t T y p e = " C o l u m n "   E l e m e n t I d = " 1 4 9 2 3 7 1 7 5 0 "   D a t a T y p e = " C o d e "   O b s o l e t e S t a t e = " P e n d i n g " > G l o b a l D i m 2 F i l t e r _ I t e m < / G l o b a l D i m 2 F i l t e r _ I t e m >   
          < I n v e n t o r y P o s t i n g G r o u p _ I t e m   E l e m e n t T y p e = " C o l u m n "   E l e m e n t I d = " 1 5 4 2 7 8 2 7 4 6 "   D a t a T y p e = " C o d e " > I n v e n t o r y P o s t i n g G r o u p _ I t e m < / I n v e n t o r y P o s t i n g G r o u p _ I t e m >   
-         < I n v n t r y O r d e r D e t a i l C a p t   E l e m e n t T y p e = " C o l u m n "   E l e m e n t I d = " 9 0 9 4 5 4 5 7 2 "   D a t a T y p e = " T e x t C o n s t " > I n v n t r y O r d e r D e t a i l C a p t < / I n v n t r y O r d e r D e t a i l C a p t > +         < I n v n t r y O r d e r D e t a i l C a p t   E l e m e n t T y p e = " C o l u m n "   E l e m e n t I d = " 9 0 9 4 5 4 5 7 2 "   D a t a T y p e = " L a b e l "   O b s o l e t e S t a t e = " P e n d i n g " > I n v n t r y O r d e r D e t a i l C a p t < / I n v n t r y O r d e r D e t a i l C a p t >   
          < I t e m F i l t e r   E l e m e n t T y p e = " C o l u m n "   E l e m e n t I d = " 5 9 3 7 9 7 3 7 6 "   D a t a T y p e = " T e x t " > I t e m F i l t e r < / I t e m F i l t e r >   
          < I t e m T a b l e C a p t I t e m F i l t e r   E l e m e n t T y p e = " C o l u m n "   E l e m e n t I d = " 2 1 6 8 8 1 9 4 1 "   D a t a T y p e = " T e x t " > I t e m T a b l e C a p t I t e m F i l t e r < / I t e m T a b l e C a p t I t e m F i l t e r >   
-         < L o c a t i o n F i l t e r _ I t e m   E l e m e n t T y p e = " C o l u m n "   E l e m e n t I d = " 5 8 9 4 7 3 7 5 8 "   D a t a T y p e = " C o d e " > L o c a t i o n F i l t e r _ I t e m < / L o c a t i o n F i l t e r _ I t e m > +         < L o c a t i o n F i l t e r _ I t e m   E l e m e n t T y p e = " C o l u m n "   E l e m e n t I d = " 5 8 9 4 7 3 7 5 8 "   D a t a T y p e = " C o d e "   O b s o l e t e S t a t e = " P e n d i n g " > L o c a t i o n F i l t e r _ I t e m < / L o c a t i o n F i l t e r _ I t e m >   
          < N o _ I t e m   E l e m e n t T y p e = " C o l u m n "   E l e m e n t I d = " 1 5 4 7 7 6 9 6 5 4 "   D a t a T y p e = " C o d e " > N o _ I t e m < / N o _ I t e m >   
          < O u t s t a n d i n g A m t _ S a l e s L i n e   E l e m e n t T y p e = " C o l u m n "   E l e m e n t I d = " 1 7 0 1 0 1 2 6 1 8 "   D a t a T y p e = " D e c i m a l " > O u t s t a n d i n g A m t _ S a l e s L i n e < / O u t s t a n d i n g A m t _ S a l e s L i n e >   
-         < S a l e s H e a d e r B i l l t o N a m e C a p t   E l e m e n t T y p e = " C o l u m n "   E l e m e n t I d = " 2 8 3 4 2 2 9 9 "   D a t a T y p e = " T e x t C o n s t " > S a l e s H e a d e r B i l l t o N a m e C a p t < / S a l e s H e a d e r B i l l t o N a m e C a p t > +         < S a l e s H e a d e r B i l l t o N a m e C a p t   E l e m e n t T y p e = " C o l u m n "   E l e m e n t I d = " 2 8 3 4 2 2 9 9 "   D a t a T y p e = " L a b e l "   O b s o l e t e S t a t e = " P e n d i n g " > S a l e s H e a d e r B i l l t o N a m e C a p t < / S a l e s H e a d e r B i l l t o N a m e C a p t >   
          < S a l e s L i n e F i l t e r   E l e m e n t T y p e = " C o l u m n "   E l e m e n t I d = " 1 0 6 5 6 4 1 2 6 7 "   D a t a T y p e = " T e x t " > S a l e s L i n e F i l t e r < / S a l e s L i n e F i l t e r >   
-         < S a l e s L i n e I n v D i s c A m t C a p t   E l e m e n t T y p e = " C o l u m n "   E l e m e n t I d = " 9 1 6 7 7 3 1 0 3 "   D a t a T y p e = " T e x t C o n s t " > S a l e s L i n e I n v D i s c A m t C a p t < / S a l e s L i n e I n v D i s c A m t C a p t > - 
-         < S a l e s L i n e L i n e D i s c C a p t i o n   E l e m e n t T y p e = " C o l u m n "   E l e m e n t I d = " 1 7 0 1 2 3 1 8 8 2 "   D a t a T y p e = " T e x t C o n s t " > S a l e s L i n e L i n e D i s c C a p t i o n < / S a l e s L i n e L i n e D i s c C a p t i o n > - 
-         < S a l e s L i n e O u t s t n g A m t C a p t   E l e m e n t T y p e = " C o l u m n "   E l e m e n t I d = " 1 3 1 5 7 1 8 6 9 3 "   D a t a T y p e = " T e x t C o n s t " > S a l e s L i n e O u t s t n g A m t C a p t < / S a l e s L i n e O u t s t n g A m t C a p t > - 
-         < S a l e s L i n e S h i p D a t e C a p t i o n   E l e m e n t T y p e = " C o l u m n "   E l e m e n t I d = " 1 1 1 6 8 3 5 7 4 9 "   D a t a T y p e = " T e x t C o n s t " > S a l e s L i n e S h i p D a t e C a p t i o n < / S a l e s L i n e S h i p D a t e C a p t i o n > +         < S a l e s L i n e I n v D i s c A m t C a p t   E l e m e n t T y p e = " C o l u m n "   E l e m e n t I d = " 9 1 6 7 7 3 1 0 3 "   D a t a T y p e = " L a b e l "   O b s o l e t e S t a t e = " P e n d i n g " > S a l e s L i n e I n v D i s c A m t C a p t < / S a l e s L i n e I n v D i s c A m t C a p t > + 
+         < S a l e s L i n e L i n e D i s c C a p t i o n   E l e m e n t T y p e = " C o l u m n "   E l e m e n t I d = " 1 7 0 1 2 3 1 8 8 2 "   D a t a T y p e = " L a b e l "   O b s o l e t e S t a t e = " P e n d i n g " > S a l e s L i n e L i n e D i s c C a p t i o n < / S a l e s L i n e L i n e D i s c C a p t i o n > + 
+         < S a l e s L i n e O u t s t n g A m t C a p t   E l e m e n t T y p e = " C o l u m n "   E l e m e n t I d = " 1 3 1 5 7 1 8 6 9 3 "   D a t a T y p e = " L a b e l "   O b s o l e t e S t a t e = " P e n d i n g " > S a l e s L i n e O u t s t n g A m t C a p t < / S a l e s L i n e O u t s t n g A m t C a p t > + 
+         < S a l e s L i n e S h i p D a t e C a p t i o n   E l e m e n t T y p e = " C o l u m n "   E l e m e n t I d = " 1 1 1 6 8 3 5 7 4 9 "   D a t a T y p e = " L a b e l "   O b s o l e t e S t a t e = " P e n d i n g " > S a l e s L i n e S h i p D a t e C a p t i o n < / S a l e s L i n e S h i p D a t e C a p t i o n >   
          < S t r S b S t N o S a l O d r L n S a l L n F l t   E l e m e n t T y p e = " C o l u m n "   E l e m e n t I d = " 2 0 2 7 5 5 7 1 8 4 "   D a t a T y p e = " T e x t " > S t r S b S t N o S a l O d r L n S a l L n F l t < / S t r S b S t N o S a l O d r L n S a l L n F l t >   
-         < T o t a l C a p t i o n   E l e m e n t T y p e = " C o l u m n "   E l e m e n t I d = " 7 0 7 1 0 2 6 9 5 "   D a t a T y p e = " T e x t C o n s t " > T o t a l C a p t i o n < / T o t a l C a p t i o n > - 
-         < V a r i a n t F i l t e r _ I t e m   E l e m e n t T y p e = " C o l u m n "   E l e m e n t I d = " 9 4 9 9 4 3 6 4 8 "   D a t a T y p e = " C o d e " > V a r i a n t F i l t e r _ I t e m < / V a r i a n t F i l t e r _ I t e m > - 
-         < S a l e s _ L i n e   E l e m e n t T y p e = " D a t a I t e m "   E l e m e n t I d = " 4 2 6 9 4 3 3 6 3 " > +         < T o t a l C a p t i o n   E l e m e n t T y p e = " C o l u m n "   E l e m e n t I d = " 7 0 7 1 0 2 6 9 5 "   D a t a T y p e = " L a b e l "   O b s o l e t e S t a t e = " P e n d i n g " > T o t a l C a p t i o n < / T o t a l C a p t i o n > + 
+         < V a r i a n t F i l t e r _ I t e m   E l e m e n t T y p e = " C o l u m n "   E l e m e n t I d = " 9 4 9 9 4 3 6 4 8 "   D a t a T y p e = " C o d e "   O b s o l e t e S t a t e = " P e n d i n g " > V a r i a n t F i l t e r _ I t e m < / V a r i a n t F i l t e r _ I t e m > + 
+         < S a l e s _ L i n e   E l e m e n t T y p e = " D a t a I t e m "   E l e m e n t I d = " 1 8 9 4 4 4 2 7 6 4 " >   
              < B a c k O r d e r Q t y   E l e m e n t T y p e = " C o l u m n "   E l e m e n t I d = " 7 1 9 7 4 8 8 0 4 "   D a t a T y p e = " D e c i m a l " > B a c k O r d e r Q t y < / B a c k O r d e r Q t y >   
@@ -4820,7 +4976,9 @@
  < / N a v W o r d R e p o r t X m l P a r t > 
 </file>
 
-<file path=customXml/item2.xml>��< ? x m l   v e r s i o n = " 1 . 0 "   e n c o d i n g = " u t f - 1 6 " ? > < N a v W o r d R e p o r t X m l P a r t   x m l n s = " u r n : m i c r o s o f t - d y n a m i c s - n a v / r e p o r t s / I n v e n t o r y _ O r d e r _ D e t a i l s / 7 0 8 / " > +<file path=customXml/item2.xml>��< ? x m l   v e r s i o n = " 1 . 0 "   e n c o d i n g = " u t f - 1 6 " ? > + 
+ < N a v W o r d R e p o r t X m l P a r t   x m l n s = " u r n : m i c r o s o f t - d y n a m i c s - n a v / r e p o r t s / I n v e n t o r y _ O r d e r _ D e t a i l s / 7 0 8 / " >   
      < B C R e p o r t I n f o r m a t i o n >   
@@ -4838,6 +4996,8 @@
  
              < R e p o r t N a m e > R e p o r t   N a m e < / R e p o r t N a m e >   
+             < R e p o r t C a p t i o n > R e p o r t   C a p t i o n < / R e p o r t C a p t i o n > + 
              < A b o u t T h i s R e p o r t T i t l e > A b o u t   T h i s   R e p o r t   T i t l e < / A b o u t T h i s R e p o r t T i t l e >   
              < A b o u t T h i s R e p o r t T e x t > A b o u t   T h i s   R e p o r t   T e x t < / A b o u t T h i s R e p o r t T e x t > @@ -4883,6 +5043,84 @@
              < / D a t e T i m e V a l u e s >   
          < / R e p o r t R e q u e s t > + 
+         < C o m p a n y M e t a d a t a > + 
+             < C o m p a n y N a m e > C o m p a n y   N a m e < / C o m p a n y N a m e > + 
+             < C o m p a n y D i s p l a y N a m e > C o m p a n y   D i s p l a y   N a m e < / C o m p a n y D i s p l a y N a m e > + 
+             < C o m p a n y A d d r e s s L i n e s > + 
+                 < C o m p a n y A d d r e s s L i n e 1 > C o m p a n y   A d d r e s s   L i n e   1 < / C o m p a n y A d d r e s s L i n e 1 > + 
+                 < C o m p a n y A d d r e s s L i n e 2 > C o m p a n y   A d d r e s s   L i n e   2 < / C o m p a n y A d d r e s s L i n e 2 > + 
+                 < C o m p a n y A d d r e s s L i n e 3 > C o m p a n y   A d d r e s s   L i n e   3 < / C o m p a n y A d d r e s s L i n e 3 > + 
+                 < C o m p a n y A d d r e s s L i n e 4 > C o m p a n y   A d d r e s s   L i n e   4 < / C o m p a n y A d d r e s s L i n e 4 > + 
+                 < C o m p a n y A d d r e s s L i n e 5 > C o m p a n y   A d d r e s s   L i n e   5 < / C o m p a n y A d d r e s s L i n e 5 > + 
+                 < C o m p a n y A d d r e s s L i n e 6 > C o m p a n y   A d d r e s s   L i n e   6 < / C o m p a n y A d d r e s s L i n e 6 > + 
+                 < C o m p a n y A d d r e s s L i n e 7 > C o m p a n y   A d d r e s s   L i n e   7 < / C o m p a n y A d d r e s s L i n e 7 > + 
+                 < C o m p a n y A d d r e s s L i n e 8 > C o m p a n y   A d d r e s s   L i n e   8 < / C o m p a n y A d d r e s s L i n e 8 > + 
+             < / C o m p a n y A d d r e s s L i n e s > + 
+             < C o m p a n y P h o n e > C o m p a n y   P h o n e < / C o m p a n y P h o n e > + 
+             < C o m p a n y P h o n e C a p t i o n > C o m p a n y   P h o n e   C a p t i o n < / C o m p a n y P h o n e C a p t i o n > + 
+             < C o m p a n y F a x N o > C o m p a n y   F a x   N o . < / C o m p a n y F a x N o > + 
+             < C o m p a n y F a x N o C a p t i o n > C o m p a n y   F a x   N o .   C a p t i o n < / C o m p a n y F a x N o C a p t i o n > + 
+             < C o m p a n y E m a i l > C o m p a n y   E m a i l < / C o m p a n y E m a i l > + 
+             < C o m p a n y E m a i l C a p t i o n > C o m p a n y   E m a i l   C a p t i o n < / C o m p a n y E m a i l C a p t i o n > + 
+             < C o m p a n y H o m e P a g e > C o m p a n y   H o m e   P a g e < / C o m p a n y H o m e P a g e > + 
+             < C o m p a n y H o m e P a g e C a p t i o n > C o m p a n y   H o m e   P a g e   C a p t i o n < / C o m p a n y H o m e P a g e C a p t i o n > + 
+             < C o m p a n y L o g o > C o m p a n y   L o g o < / C o m p a n y L o g o > + 
+             < C o m p a n y V A T R e g i s t r a t i o n N o > C o m p a n y   V A T   R e g i s t r a t i o n   N o . < / C o m p a n y V A T R e g i s t r a t i o n N o > + 
+             < C o m p a n y V A T R e g i s t r a t i o n N o C a p t i o n > C o m p a n y   V A T   R e g i s t r a t i o n   N o .   C a p t i o n < / C o m p a n y V A T R e g i s t r a t i o n N o C a p t i o n > + 
+             < C o m p a n y R e g i s t r a t i o n N o > C o m p a n y   R e g i s t r a t i o n   N o . < / C o m p a n y R e g i s t r a t i o n N o > + 
+             < C o m p a n y R e g i s t r a t i o n N o C a p t i o n > C o m p a n y   R e g i s t r a t i o n   N o .   C a p t i o n < / C o m p a n y R e g i s t r a t i o n N o C a p t i o n > + 
+             < C o m p a n y B a n k N a m e > C o m p a n y   B a n k   N a m e < / C o m p a n y B a n k N a m e > + 
+             < C o m p a n y B a n k N a m e C a p t i o n > C o m p a n y   B a n k   N a m e   C a p t i o n < / C o m p a n y B a n k N a m e C a p t i o n > + 
+             < C o m p a n y B a n k A c c o u n t N o > C o m p a n y   B a n k   A c c o u n t   N o . < / C o m p a n y B a n k A c c o u n t N o > + 
+             < C o m p a n y B a n k A c c o u n t N o C a p t i o n > C o m p a n y   B a n k   A c c o u n t   N o .   C a p t i o n < / C o m p a n y B a n k A c c o u n t N o C a p t i o n > + 
+             < C o m p a n y B a n k B r a n c h N o > C o m p a n y   B a n k   B r a n c h   N o . < / C o m p a n y B a n k B r a n c h N o > + 
+             < C o m p a n y B a n k B r a n c h N o C a p t i o n > C o m p a n y   B a n k   B r a n c h   N o .   C a p t i o n < / C o m p a n y B a n k B r a n c h N o C a p t i o n > + 
+             < C o m p a n y I B A N > C o m p a n y   I B A N < / C o m p a n y I B A N > + 
+             < C o m p a n y I B A N C a p t i o n > C o m p a n y   I B A N   C a p t i o n < / C o m p a n y I B A N C a p t i o n > + 
+             < C o m p a n y B a n k S W I F T > C o m p a n y   B a n k   S W I F T < / C o m p a n y B a n k S W I F T > + 
+             < C o m p a n y B a n k S W I F T C a p t i o n > C o m p a n y   B a n k   S W I F T   C a p t i o n < / C o m p a n y B a n k S W I F T C a p t i o n > + 
+             < C o m p a n y G i r o N o > C o m p a n y   G i r o   N o . < / C o m p a n y G i r o N o > + 
+             < C o m p a n y G i r o N o C a p t i o n > C o m p a n y   G i r o   N o .   C a p t i o n < / C o m p a n y G i r o N o C a p t i o n > + 
+         < / C o m p a n y M e t a d a t a >   
      < / B C R e p o r t I n f o r m a t i o n >   
